--- a/plantillas_maestras/02_seguro_vida/negativa_cobertura/2_o_mas_ddos_varios/mujer/TPL_1586_2025_SEGURO_VIDA_NEGATIVA_COBERTURA_ASEGURADORA_MUJER_R2.docx
+++ b/plantillas_maestras/02_seguro_vida/negativa_cobertura/2_o_mas_ddos_varios/mujer/TPL_1586_2025_SEGURO_VIDA_NEGATIVA_COBERTURA_ASEGURADORA_MUJER_R2.docx
@@ -291,7 +291,7 @@
           <w14:ligatures w14:val="none"/>
         </w:rPr>
         <w:tab/>
-        <w:t xml:space="preserve">:       </w:t>
+        <w:t xml:space="preserve">: </w:t>
       </w:r>
       <w:r>
         <w:rPr>
@@ -687,7 +687,7 @@
           <w:lang w:val="es-ES" w:eastAsia="es-ES"/>
           <w14:ligatures w14:val="none"/>
         </w:rPr>
-        <w:t>infracciones a la Ley N°29571, Código de Protección y Defensa del Consumidor (en adelante, Código)</w:t>
+        <w:t>infracciones a la Ley 29571, Código de Protección y Defensa del Consumidor (en adelante, Código)</w:t>
       </w:r>
       <w:r>
         <w:rPr>
@@ -1147,7 +1147,7 @@
           <w:lang w:eastAsia="es-PE"/>
           <w14:ligatures w14:val="none"/>
         </w:rPr>
-        <w:t>Secretaría Técnica de la Comisión de Protección al Consumidor N°1 (en adelante, la Secretaría Técnica), en ejercicio de sus facultades</w:t>
+        <w:t>Secretaría Técnica de la Comisión de Protección al Consumidor 1 (en adelante, la Secretaría Técnica), en ejercicio de sus facultades</w:t>
       </w:r>
       <w:r>
         <w:rPr>
@@ -1217,7 +1217,7 @@
           <w:lang w:eastAsia="es-PE"/>
           <w14:ligatures w14:val="none"/>
         </w:rPr>
-        <w:t>°</w:t>
+        <w:t/>
       </w:r>
       <w:r>
         <w:rPr>
@@ -1235,7 +1235,7 @@
           <w:lang w:eastAsia="es-PE"/>
           <w14:ligatures w14:val="none"/>
         </w:rPr>
-        <w:t>°</w:t>
+        <w:t/>
       </w:r>
       <w:r>
         <w:rPr>
@@ -1340,7 +1340,7 @@
           <w:lang w:eastAsia="es-PE"/>
           <w14:ligatures w14:val="none"/>
         </w:rPr>
-        <w:t>°</w:t>
+        <w:t/>
       </w:r>
       <w:r>
         <w:rPr>
@@ -1358,7 +1358,7 @@
           <w:lang w:eastAsia="es-PE"/>
           <w14:ligatures w14:val="none"/>
         </w:rPr>
-        <w:t>°</w:t>
+        <w:t/>
       </w:r>
       <w:r>
         <w:rPr>
@@ -1771,7 +1771,7 @@
           <w:lang w:eastAsia="es-PE"/>
           <w14:ligatures w14:val="none"/>
         </w:rPr>
-        <w:t xml:space="preserve">RESOLUCIÓN DE LA SECRETARÍA TÉCNICA  </w:t>
+        <w:t xml:space="preserve">RESOLUCIÓN DE LA SECRETARÍA TÉCNICA </w:t>
       </w:r>
     </w:p>
     <w:p>
@@ -2024,7 +2024,7 @@
           <w:lang w:eastAsia="es-PE"/>
           <w14:ligatures w14:val="none"/>
         </w:rPr>
-        <w:t xml:space="preserve"> infracción a los artículos 18° y 19°</w:t>
+        <w:t xml:space="preserve"> infracción a los artículos 18 y 19</w:t>
       </w:r>
       <w:r>
         <w:rPr>
@@ -2205,7 +2205,7 @@
           <w:lang w:eastAsia="es-PE"/>
           <w14:ligatures w14:val="none"/>
         </w:rPr>
-        <w:t xml:space="preserve"> infracción a los artículos 18° y 19°</w:t>
+        <w:t xml:space="preserve"> infracción a los artículos 18 y 19</w:t>
       </w:r>
       <w:r>
         <w:rPr>
@@ -2619,7 +2619,7 @@
           <w:lang w:eastAsia="es-PE"/>
           <w14:ligatures w14:val="none"/>
         </w:rPr>
-        <w:t>°</w:t>
+        <w:t/>
       </w:r>
       <w:r>
         <w:rPr>
@@ -2715,7 +2715,7 @@
           <w:lang w:eastAsia="es-PE"/>
           <w14:ligatures w14:val="none"/>
         </w:rPr>
-        <w:t>°</w:t>
+        <w:t/>
       </w:r>
       <w:r>
         <w:rPr>
@@ -2921,7 +2921,7 @@
           <w:lang w:eastAsia="es-PE"/>
           <w14:ligatures w14:val="none"/>
         </w:rPr>
-        <w:t>°</w:t>
+        <w:t/>
       </w:r>
       <w:r>
         <w:rPr>
@@ -3236,7 +3236,7 @@
           <w:lang w:eastAsia="es-PE"/>
           <w14:ligatures w14:val="none"/>
         </w:rPr>
-        <w:t>°</w:t>
+        <w:t/>
       </w:r>
       <w:r>
         <w:rPr>
@@ -3277,7 +3277,7 @@
           <w:lang w:eastAsia="es-PE"/>
           <w14:ligatures w14:val="none"/>
         </w:rPr>
-        <w:t>°</w:t>
+        <w:t/>
       </w:r>
       <w:r>
         <w:rPr>
@@ -3297,7 +3297,7 @@
           <w:lang w:eastAsia="es-PE"/>
           <w14:ligatures w14:val="none"/>
         </w:rPr>
-        <w:t>°</w:t>
+        <w:t/>
       </w:r>
       <w:r>
         <w:rPr>
@@ -3317,7 +3317,7 @@
           <w:lang w:eastAsia="es-PE"/>
           <w14:ligatures w14:val="none"/>
         </w:rPr>
-        <w:t>°</w:t>
+        <w:t/>
       </w:r>
       <w:r>
         <w:rPr>
@@ -3370,7 +3370,7 @@
           <w:lang w:eastAsia="es-PE"/>
           <w14:ligatures w14:val="none"/>
         </w:rPr>
-        <w:t>°</w:t>
+        <w:t/>
       </w:r>
       <w:r>
         <w:rPr>
@@ -3461,7 +3461,7 @@
           <w:lang w:eastAsia="es-PE"/>
           <w14:ligatures w14:val="none"/>
         </w:rPr>
-        <w:t>°</w:t>
+        <w:t/>
       </w:r>
       <w:r>
         <w:rPr>
@@ -3553,7 +3553,7 @@
           <w:lang w:eastAsia="es-PE"/>
           <w14:ligatures w14:val="none"/>
         </w:rPr>
-        <w:t>°</w:t>
+        <w:t/>
       </w:r>
       <w:r>
         <w:rPr>
@@ -3561,7 +3561,7 @@
           <w:kern w:val="0"/>
           <w14:ligatures w14:val="none"/>
         </w:rPr>
-        <w:t xml:space="preserve"> del Decreto Legislativo N° 807</w:t>
+        <w:t xml:space="preserve"> del Decreto Legislativo 807</w:t>
       </w:r>
       <w:r>
         <w:rPr>
@@ -3865,7 +3865,7 @@
           <w:lang w:eastAsia="es-PE"/>
           <w14:ligatures w14:val="none"/>
         </w:rPr>
-        <w:t>°</w:t>
+        <w:t/>
       </w:r>
       <w:r>
         <w:rPr>
@@ -3889,7 +3889,7 @@
           <w:lang w:eastAsia="es-PE"/>
           <w14:ligatures w14:val="none"/>
         </w:rPr>
-        <w:t>°</w:t>
+        <w:t/>
       </w:r>
       <w:r>
         <w:rPr>
@@ -4058,7 +4058,7 @@
           <w:kern w:val="0"/>
           <w14:ligatures w14:val="none"/>
         </w:rPr>
-        <w:t> Protección al Consumidor N° 1</w:t>
+        <w:t> Protección al Consumidor 1</w:t>
       </w:r>
     </w:p>
     <w:bookmarkEnd w:id="8"/>
@@ -4302,7 +4302,7 @@
           <w:szCs w:val="16"/>
         </w:rPr>
         <w:tab/>
-        <w:t xml:space="preserve">Denuncia remitida a esta Comisión mediante MEMORANDUM N° </w:t>
+        <w:t xml:space="preserve">Denuncia remitida a esta Comisión mediante MEMORANDUM </w:t>
       </w:r>
       <w:r>
         <w:rPr>
@@ -4517,7 +4517,7 @@
           <w:sz w:val="16"/>
           <w:szCs w:val="16"/>
         </w:rPr>
-        <w:t xml:space="preserve">  </w:t>
+        <w:t xml:space="preserve"> </w:t>
       </w:r>
       <w:r>
         <w:rPr>
@@ -4535,7 +4535,7 @@
           <w:sz w:val="16"/>
           <w:szCs w:val="16"/>
         </w:rPr>
-        <w:t xml:space="preserve">LEY N° 29571, CÓDIGO DE PROTECCIÓN Y DEFENSA DEL CONSUMIDOR, publicado el 2 de setiembre de 2010 y modificado por Decreto Legislativo N° 1308 </w:t>
+        <w:t xml:space="preserve">LEY 29571, CÓDIGO DE PROTECCIÓN Y DEFENSA DEL CONSUMIDOR, publicado el 2 de setiembre de 2010 y modificado por Decreto Legislativo 1308 </w:t>
       </w:r>
     </w:p>
     <w:p>
@@ -4587,7 +4587,7 @@
           <w:szCs w:val="16"/>
         </w:rPr>
         <w:tab/>
-        <w:t xml:space="preserve">El Instituto Nacional de Defensa de la Competencia y de la Protección de la Propiedad Intelectual (Indecopi) es la autoridad con competencia primaria y de alcance nacional para conocer las presuntas infracciones a las disposiciones contenidas en el presente Código, así como para imponer las sanciones y medidas correctivas establecidas en el presente capítulo, conforme al Decreto Legislativo N° 1033, Ley de Organización y Funciones del Indecopi. Dicha competencia solo puede ser negada cuando ella haya sido asignada o se asigne a favor de otro organismo por norma expresa con rango de ley. </w:t>
+        <w:t xml:space="preserve">El Instituto Nacional de Defensa de la Competencia y de la Protección de la Propiedad Intelectual (Indecopi) es la autoridad con competencia primaria y de alcance nacional para conocer las presuntas infracciones a las disposiciones contenidas en el presente Código, así como para imponer las sanciones y medidas correctivas establecidas en el presente capítulo, conforme al Decreto Legislativo 1033, Ley de Organización y Funciones del Indecopi. Dicha competencia solo puede ser negada cuando ella haya sido asignada o se asigne a favor de otro organismo por norma expresa con rango de ley. </w:t>
       </w:r>
     </w:p>
     <w:p>
@@ -4661,7 +4661,7 @@
           <w:sz w:val="16"/>
           <w:szCs w:val="16"/>
         </w:rPr>
-        <w:t xml:space="preserve">LEY DE ORGANIZACIÓN Y FUNCIONES DEL INDECOPI, APROBADA POR DECRETO LEGISLATIVO N° 1033 </w:t>
+        <w:t xml:space="preserve">LEY DE ORGANIZACIÓN Y FUNCIONES DEL INDECOPI, APROBADA POR DECRETO LEGISLATIVO 1033 </w:t>
       </w:r>
     </w:p>
     <w:p>
@@ -4788,7 +4788,7 @@
           <w:sz w:val="16"/>
           <w:szCs w:val="16"/>
         </w:rPr>
-        <w:t xml:space="preserve">           </w:t>
+        <w:t xml:space="preserve"> </w:t>
       </w:r>
       <w:r>
         <w:rPr>
@@ -4806,7 +4806,7 @@
           <w:sz w:val="16"/>
           <w:szCs w:val="16"/>
         </w:rPr>
-        <w:t xml:space="preserve">LEY N° 29571, CÓDIGO DE PROTECCIÓN Y DEFENSA DEL CONSUMIDOR, publicado el 2 de setiembre de 2010 y modificado por Decreto Legislativo N° 1308   </w:t>
+        <w:t xml:space="preserve">LEY 29571, CÓDIGO DE PROTECCIÓN Y DEFENSA DEL CONSUMIDOR, publicado el 2 de setiembre de 2010 y modificado por Decreto Legislativo 1308 </w:t>
       </w:r>
     </w:p>
     <w:p>
@@ -4830,7 +4830,7 @@
           <w:sz w:val="16"/>
           <w:szCs w:val="16"/>
         </w:rPr>
-        <w:t xml:space="preserve">Artículo 18.- Idoneidad   </w:t>
+        <w:t xml:space="preserve">Artículo 18.- Idoneidad </w:t>
       </w:r>
     </w:p>
     <w:p>
@@ -4850,7 +4850,7 @@
           <w:sz w:val="16"/>
           <w:szCs w:val="16"/>
         </w:rPr>
-        <w:t xml:space="preserve">Se entiende por idoneidad la correspondencia entre lo que un consumidor espera y lo que efectivamente recibe, en función a lo que se le hubiera ofrecido, la publicidad e información transmitida, las condiciones y circunstancias de la transacción, las características y naturaleza del producto o servicio, el precio, entre otros factores, atendiendo a las circunstancias del caso.    </w:t>
+        <w:t xml:space="preserve">Se entiende por idoneidad la correspondencia entre lo que un consumidor espera y lo que efectivamente recibe, en función a lo que se le hubiera ofrecido, la publicidad e información transmitida, las condiciones y circunstancias de la transacción, las características y naturaleza del producto o servicio, el precio, entre otros factores, atendiendo a las circunstancias del caso. </w:t>
       </w:r>
     </w:p>
     <w:p>
@@ -4969,7 +4969,7 @@
           <w:sz w:val="16"/>
           <w:szCs w:val="16"/>
         </w:rPr>
-        <w:t xml:space="preserve">  </w:t>
+        <w:t xml:space="preserve"> </w:t>
       </w:r>
       <w:r>
         <w:rPr>
@@ -4987,7 +4987,7 @@
           <w:sz w:val="16"/>
           <w:szCs w:val="16"/>
         </w:rPr>
-        <w:t>LEY SOBRE FACULTADES, NORMAS Y ORGANIZACIÓN DEL INDECOPI, APROBADA POR DECRETO LEGISLATIVO N° 807 Artículo 24.-</w:t>
+        <w:t>LEY SOBRE FACULTADES, NORMAS Y ORGANIZACIÓN DEL INDECOPI, APROBADA POR DECRETO LEGISLATIVO 807 Artículo 24.-</w:t>
       </w:r>
       <w:r>
         <w:rPr>
@@ -5172,7 +5172,7 @@
           <w:sz w:val="16"/>
           <w:szCs w:val="16"/>
         </w:rPr>
-        <w:t>Nº</w:t>
+        <w:t/>
       </w:r>
       <w:proofErr w:type="spellEnd"/>
       <w:r>
@@ -5278,7 +5278,7 @@
           <w:sz w:val="16"/>
           <w:szCs w:val="16"/>
         </w:rPr>
-        <w:t>publicado el 2 de setiembre de 2010 y modificado por Decreto Legislativo N° 1308</w:t>
+        <w:t>publicado el 2 de setiembre de 2010 y modificado por Decreto Legislativo 1308</w:t>
       </w:r>
     </w:p>
     <w:p>
@@ -5435,15 +5435,15 @@
           <w:szCs w:val="16"/>
           <w:vertAlign w:val="superscript"/>
         </w:rPr>
-        <w:t xml:space="preserve">  </w:t>
-      </w:r>
-      <w:r>
-        <w:rPr>
-          <w:rFonts w:ascii="Arial Narrow" w:hAnsi="Arial Narrow" w:cs="Arial"/>
-          <w:sz w:val="16"/>
-          <w:szCs w:val="16"/>
-        </w:rPr>
-        <w:t xml:space="preserve">     </w:t>
+        <w:t xml:space="preserve"> </w:t>
+      </w:r>
+      <w:r>
+        <w:rPr>
+          <w:rFonts w:ascii="Arial Narrow" w:hAnsi="Arial Narrow" w:cs="Arial"/>
+          <w:sz w:val="16"/>
+          <w:szCs w:val="16"/>
+        </w:rPr>
+        <w:t xml:space="preserve"> </w:t>
       </w:r>
       <w:r>
         <w:rPr>
@@ -5479,7 +5479,7 @@
           <w:sz w:val="16"/>
           <w:szCs w:val="16"/>
         </w:rPr>
-        <w:t>publicado el 2 de setiembre de 2010 y modificado por Decreto Legislativo N° 1308</w:t>
+        <w:t>publicado el 2 de setiembre de 2010 y modificado por Decreto Legislativo 1308</w:t>
       </w:r>
     </w:p>
     <w:p>
@@ -5522,7 +5522,7 @@
           <w:sz w:val="16"/>
           <w:szCs w:val="16"/>
         </w:rPr>
-        <w:t>El órgano resolutivo puede sancionar las infracciones administrativas a que se refiere el artículo 108º con amonestación y multas de hasta cuatrocientos cincuenta (450) Unidades Impositivas Tributarias (UIT), las cuales son calificadas de la siguiente manera:</w:t>
+        <w:t>El órgano resolutivo puede sancionar las infracciones administrativas a que se refiere el artículo 108 con amonestación y multas de hasta cuatrocientos cincuenta (450) Unidades Impositivas Tributarias (UIT), las cuales son calificadas de la siguiente manera:</w:t>
       </w:r>
     </w:p>
     <w:p>
@@ -5645,7 +5645,7 @@
           <w:sz w:val="16"/>
           <w:szCs w:val="16"/>
         </w:rPr>
-        <w:t xml:space="preserve">        </w:t>
+        <w:t xml:space="preserve"> </w:t>
       </w:r>
       <w:r>
         <w:rPr>
@@ -6462,7 +6462,7 @@
           <w:sz w:val="16"/>
           <w:szCs w:val="16"/>
         </w:rPr>
-        <w:t xml:space="preserve">         </w:t>
+        <w:t xml:space="preserve"> </w:t>
       </w:r>
       <w:r>
         <w:rPr>
@@ -6498,7 +6498,7 @@
           <w:sz w:val="16"/>
           <w:szCs w:val="16"/>
         </w:rPr>
-        <w:t>publicado el 2 de setiembre de 2010 y modificado por Decreto Legislativo N° 1308</w:t>
+        <w:t>publicado el 2 de setiembre de 2010 y modificado por Decreto Legislativo 1308</w:t>
       </w:r>
     </w:p>
     <w:p>
@@ -6706,7 +6706,7 @@
           <w:sz w:val="16"/>
           <w:szCs w:val="16"/>
         </w:rPr>
-        <w:t>Nº</w:t>
+        <w:t/>
       </w:r>
       <w:proofErr w:type="spellEnd"/>
       <w:r>
@@ -7158,7 +7158,7 @@
               <w:sz w:val="16"/>
               <w:szCs w:val="16"/>
             </w:rPr>
-            <w:t xml:space="preserve">CNICA DE LA    </w:t>
+            <w:t xml:space="preserve">CNICA DE LA </w:t>
           </w:r>
         </w:p>
         <w:p>

--- a/plantillas_maestras/02_seguro_vida/negativa_cobertura/2_o_mas_ddos_varios/mujer/TPL_1586_2025_SEGURO_VIDA_NEGATIVA_COBERTURA_ASEGURADORA_MUJER_R2.docx
+++ b/plantillas_maestras/02_seguro_vida/negativa_cobertura/2_o_mas_ddos_varios/mujer/TPL_1586_2025_SEGURO_VIDA_NEGATIVA_COBERTURA_ASEGURADORA_MUJER_R2.docx
@@ -106,7 +106,7 @@
           <w:lang w:eastAsia="es-PE"/>
           <w14:ligatures w14:val="none"/>
         </w:rPr>
-        <w:t>DENUNCIANTE</w:t>
+        <w:t xml:space="preserve">DENUNCIANTE:[DENUNCIANTE] (SEÑORA [APELLIDO])</w:t>
       </w:r>
       <w:r>
         <w:rPr>
@@ -118,7 +118,7 @@
           <w14:ligatures w14:val="none"/>
         </w:rPr>
         <w:tab/>
-        <w:t>:</w:t>
+        <w:t/>
       </w:r>
       <w:r>
         <w:rPr>
@@ -140,62 +140,62 @@
           <w:lang w:eastAsia="es-PE"/>
           <w14:ligatures w14:val="none"/>
         </w:rPr>
-        <w:t>ROC</w:t>
-      </w:r>
-      <w:r>
-        <w:rPr>
-          <w:rFonts w:ascii="Arial Narrow" w:eastAsia="Arial Narrow" w:hAnsi="Arial Narrow" w:cs="Arial Narrow"/>
-          <w:b/>
-          <w:color w:val="000000"/>
-          <w:kern w:val="0"/>
-          <w:lang w:eastAsia="es-PE"/>
-          <w14:ligatures w14:val="none"/>
-        </w:rPr>
-        <w:t>Í</w:t>
-      </w:r>
-      <w:r>
-        <w:rPr>
-          <w:rFonts w:ascii="Arial Narrow" w:eastAsia="Arial Narrow" w:hAnsi="Arial Narrow" w:cs="Arial Narrow"/>
-          <w:b/>
-          <w:color w:val="000000"/>
-          <w:kern w:val="0"/>
-          <w:lang w:eastAsia="es-PE"/>
-          <w14:ligatures w14:val="none"/>
-        </w:rPr>
-        <w:t xml:space="preserve">O MARGOT CONDEZO SÁNCHEZ </w:t>
-      </w:r>
-      <w:r>
-        <w:rPr>
-          <w:rFonts w:ascii="Arial Narrow" w:eastAsia="Arial Narrow" w:hAnsi="Arial Narrow" w:cs="Arial Narrow"/>
-          <w:b/>
-          <w:color w:val="000000"/>
-          <w:kern w:val="0"/>
-          <w:lang w:eastAsia="es-PE"/>
-          <w14:ligatures w14:val="none"/>
-        </w:rPr>
-        <w:t xml:space="preserve">(SEÑORA </w:t>
-      </w:r>
-      <w:r>
-        <w:rPr>
-          <w:rFonts w:ascii="Arial Narrow" w:eastAsia="Arial Narrow" w:hAnsi="Arial Narrow" w:cs="Arial Narrow"/>
-          <w:b/>
-          <w:color w:val="000000"/>
-          <w:kern w:val="0"/>
-          <w:lang w:eastAsia="es-PE"/>
-          <w14:ligatures w14:val="none"/>
-        </w:rPr>
-        <w:t>CONDEZO</w:t>
-      </w:r>
-      <w:r>
-        <w:rPr>
-          <w:rFonts w:ascii="Arial Narrow" w:eastAsia="Arial Narrow" w:hAnsi="Arial Narrow" w:cs="Arial Narrow"/>
-          <w:b/>
-          <w:color w:val="000000"/>
-          <w:kern w:val="0"/>
-          <w:lang w:eastAsia="es-PE"/>
-          <w14:ligatures w14:val="none"/>
-        </w:rPr>
-        <w:t>)</w:t>
+        <w:t/>
+      </w:r>
+      <w:r>
+        <w:rPr>
+          <w:rFonts w:ascii="Arial Narrow" w:eastAsia="Arial Narrow" w:hAnsi="Arial Narrow" w:cs="Arial Narrow"/>
+          <w:b/>
+          <w:color w:val="000000"/>
+          <w:kern w:val="0"/>
+          <w:lang w:eastAsia="es-PE"/>
+          <w14:ligatures w14:val="none"/>
+        </w:rPr>
+        <w:t/>
+      </w:r>
+      <w:r>
+        <w:rPr>
+          <w:rFonts w:ascii="Arial Narrow" w:eastAsia="Arial Narrow" w:hAnsi="Arial Narrow" w:cs="Arial Narrow"/>
+          <w:b/>
+          <w:color w:val="000000"/>
+          <w:kern w:val="0"/>
+          <w:lang w:eastAsia="es-PE"/>
+          <w14:ligatures w14:val="none"/>
+        </w:rPr>
+        <w:t xml:space="preserve"/>
+      </w:r>
+      <w:r>
+        <w:rPr>
+          <w:rFonts w:ascii="Arial Narrow" w:eastAsia="Arial Narrow" w:hAnsi="Arial Narrow" w:cs="Arial Narrow"/>
+          <w:b/>
+          <w:color w:val="000000"/>
+          <w:kern w:val="0"/>
+          <w:lang w:eastAsia="es-PE"/>
+          <w14:ligatures w14:val="none"/>
+        </w:rPr>
+        <w:t xml:space="preserve"/>
+      </w:r>
+      <w:r>
+        <w:rPr>
+          <w:rFonts w:ascii="Arial Narrow" w:eastAsia="Arial Narrow" w:hAnsi="Arial Narrow" w:cs="Arial Narrow"/>
+          <w:b/>
+          <w:color w:val="000000"/>
+          <w:kern w:val="0"/>
+          <w:lang w:eastAsia="es-PE"/>
+          <w14:ligatures w14:val="none"/>
+        </w:rPr>
+        <w:t/>
+      </w:r>
+      <w:r>
+        <w:rPr>
+          <w:rFonts w:ascii="Arial Narrow" w:eastAsia="Arial Narrow" w:hAnsi="Arial Narrow" w:cs="Arial Narrow"/>
+          <w:b/>
+          <w:color w:val="000000"/>
+          <w:kern w:val="0"/>
+          <w:lang w:eastAsia="es-PE"/>
+          <w14:ligatures w14:val="none"/>
+        </w:rPr>
+        <w:t/>
       </w:r>
     </w:p>
     <w:p>
@@ -582,7 +582,7 @@
           <w:lang w:val="es-ES" w:eastAsia="es-ES"/>
           <w14:ligatures w14:val="none"/>
         </w:rPr>
-        <w:t xml:space="preserve">Mediante el escrito del </w:t>
+        <w:t xml:space="preserve">Mediante el escrito del 20 de mayo de 2025 la señora [APELLIDO] denunció a Rímac por presuntas infracciones a la Ley 29571, Código de Protección y Defensa del Consumidor (en adelante, Código), señalando lo siguiente:</w:t>
       </w:r>
       <w:r>
         <w:rPr>
@@ -592,7 +592,7 @@
           <w:lang w:val="es-ES" w:eastAsia="es-ES"/>
           <w14:ligatures w14:val="none"/>
         </w:rPr>
-        <w:t>20</w:t>
+        <w:t/>
       </w:r>
       <w:r>
         <w:rPr>
@@ -602,7 +602,7 @@
           <w:lang w:val="es-ES" w:eastAsia="es-ES"/>
           <w14:ligatures w14:val="none"/>
         </w:rPr>
-        <w:t xml:space="preserve"> de </w:t>
+        <w:t xml:space="preserve"/>
       </w:r>
       <w:r>
         <w:rPr>
@@ -612,7 +612,7 @@
           <w:lang w:val="es-ES" w:eastAsia="es-ES"/>
           <w14:ligatures w14:val="none"/>
         </w:rPr>
-        <w:t>mayo</w:t>
+        <w:t/>
       </w:r>
       <w:r>
         <w:rPr>
@@ -622,7 +622,7 @@
           <w:lang w:val="es-ES" w:eastAsia="es-ES"/>
           <w14:ligatures w14:val="none"/>
         </w:rPr>
-        <w:t xml:space="preserve"> de 2025</w:t>
+        <w:t xml:space="preserve"/>
       </w:r>
       <w:r>
         <w:rPr>
@@ -641,7 +641,7 @@
           <w:kern w:val="0"/>
           <w14:ligatures w14:val="none"/>
         </w:rPr>
-        <w:t xml:space="preserve"> la señora </w:t>
+        <w:t xml:space="preserve"/>
       </w:r>
       <w:r>
         <w:rPr>
@@ -649,7 +649,7 @@
           <w:kern w:val="0"/>
           <w14:ligatures w14:val="none"/>
         </w:rPr>
-        <w:t xml:space="preserve">Condezo </w:t>
+        <w:t xml:space="preserve"/>
       </w:r>
       <w:r>
         <w:rPr>
@@ -657,7 +657,7 @@
           <w:kern w:val="0"/>
           <w14:ligatures w14:val="none"/>
         </w:rPr>
-        <w:t>d</w:t>
+        <w:t/>
       </w:r>
       <w:r>
         <w:rPr>
@@ -667,7 +667,7 @@
           <w:lang w:val="es-ES" w:eastAsia="es-ES"/>
           <w14:ligatures w14:val="none"/>
         </w:rPr>
-        <w:t>enunció a Rímac por presuntas</w:t>
+        <w:t/>
       </w:r>
       <w:r>
         <w:rPr>
@@ -677,7 +677,7 @@
           <w:lang w:val="es-ES" w:eastAsia="es-ES"/>
           <w14:ligatures w14:val="none"/>
         </w:rPr>
-        <w:t xml:space="preserve"> </w:t>
+        <w:t xml:space="preserve"/>
       </w:r>
       <w:r>
         <w:rPr>
@@ -687,7 +687,7 @@
           <w:lang w:val="es-ES" w:eastAsia="es-ES"/>
           <w14:ligatures w14:val="none"/>
         </w:rPr>
-        <w:t>infracciones a la Ley 29571, Código de Protección y Defensa del Consumidor (en adelante, Código)</w:t>
+        <w:t/>
       </w:r>
       <w:r>
         <w:rPr>
@@ -708,7 +708,7 @@
           <w:lang w:val="es-ES" w:eastAsia="es-ES"/>
           <w14:ligatures w14:val="none"/>
         </w:rPr>
-        <w:t xml:space="preserve">, señalando </w:t>
+        <w:t xml:space="preserve"/>
       </w:r>
       <w:r>
         <w:rPr>
@@ -719,7 +719,7 @@
           <w:lang w:val="es-ES" w:eastAsia="es-ES"/>
           <w14:ligatures w14:val="none"/>
         </w:rPr>
-        <w:t>lo siguiente:</w:t>
+        <w:t/>
       </w:r>
     </w:p>
     <w:p>
@@ -768,7 +768,7 @@
           <w:lang w:eastAsia="es-ES"/>
           <w14:ligatures w14:val="none"/>
         </w:rPr>
-        <w:t>Era beneficiaria de las pólizas “Protección Ahorro” y “Protección Familiar”</w:t>
+        <w:t xml:space="preserve">Era beneficiaria de las pólizas “Protección Ahorro” y “Protección Familiar” emitidas por Rímac, contratadas por su hijo, quien en vida fue el señor [APELLIDO] Eduardo Castro [APELLIDO]. Pese a haber remitido toda la documentación requerida dentro de los plazos establecidos, la compañía aseguradora se negaba a realizar el pago.</w:t>
       </w:r>
       <w:r>
         <w:rPr>
@@ -778,7 +778,7 @@
           <w:lang w:eastAsia="es-ES"/>
           <w14:ligatures w14:val="none"/>
         </w:rPr>
-        <w:t xml:space="preserve"> emitidas por </w:t>
+        <w:t xml:space="preserve"/>
       </w:r>
       <w:r>
         <w:rPr>
@@ -788,7 +788,7 @@
           <w:lang w:eastAsia="es-ES"/>
           <w14:ligatures w14:val="none"/>
         </w:rPr>
-        <w:t>Rímac</w:t>
+        <w:t/>
       </w:r>
       <w:r>
         <w:rPr>
@@ -798,7 +798,7 @@
           <w:lang w:eastAsia="es-ES"/>
           <w14:ligatures w14:val="none"/>
         </w:rPr>
-        <w:t xml:space="preserve">, contratadas por su hijo, quien en vida fue el señor Jimmy Eduardo Castro Condezo. Pese a haber remitido toda la documentación requerida dentro de los plazos establecidos, </w:t>
+        <w:t xml:space="preserve"/>
       </w:r>
       <w:r>
         <w:rPr>
@@ -808,7 +808,7 @@
           <w:lang w:eastAsia="es-ES"/>
           <w14:ligatures w14:val="none"/>
         </w:rPr>
-        <w:t>la compañía aseguradora</w:t>
+        <w:t/>
       </w:r>
       <w:r>
         <w:rPr>
@@ -818,7 +818,7 @@
           <w:lang w:eastAsia="es-ES"/>
           <w14:ligatures w14:val="none"/>
         </w:rPr>
-        <w:t xml:space="preserve"> se negaba a realizar el pago.</w:t>
+        <w:t xml:space="preserve"/>
       </w:r>
     </w:p>
     <w:p>
@@ -970,7 +970,7 @@
           <w:lang w:val="es-ES" w:eastAsia="es-ES"/>
           <w14:ligatures w14:val="none"/>
         </w:rPr>
-        <w:t xml:space="preserve">La señora </w:t>
+        <w:t xml:space="preserve">La señora [APELLIDO] solicitó, en calidad de medida correctiva, que Rímac cumpla con pagar la cobertura de las pólizas contratadas.</w:t>
       </w:r>
       <w:r>
         <w:rPr>
@@ -978,7 +978,7 @@
           <w:kern w:val="0"/>
           <w14:ligatures w14:val="none"/>
         </w:rPr>
-        <w:t xml:space="preserve">Condezo </w:t>
+        <w:t xml:space="preserve"/>
       </w:r>
       <w:r>
         <w:rPr>
@@ -988,7 +988,7 @@
           <w:lang w:val="es-ES" w:eastAsia="es-ES"/>
           <w14:ligatures w14:val="none"/>
         </w:rPr>
-        <w:t xml:space="preserve">solicitó, en calidad de medida correctiva, que Rímac cumpla con </w:t>
+        <w:t xml:space="preserve"/>
       </w:r>
       <w:r>
         <w:rPr>
@@ -998,7 +998,7 @@
           <w:lang w:val="es-ES" w:eastAsia="es-ES"/>
           <w14:ligatures w14:val="none"/>
         </w:rPr>
-        <w:t>pagar</w:t>
+        <w:t/>
       </w:r>
       <w:r>
         <w:rPr>
@@ -1008,7 +1008,7 @@
           <w:lang w:val="es-ES" w:eastAsia="es-ES"/>
           <w14:ligatures w14:val="none"/>
         </w:rPr>
-        <w:t xml:space="preserve"> la cobertura de</w:t>
+        <w:t xml:space="preserve"/>
       </w:r>
       <w:r>
         <w:rPr>
@@ -1018,7 +1018,7 @@
           <w:lang w:val="es-ES" w:eastAsia="es-ES"/>
           <w14:ligatures w14:val="none"/>
         </w:rPr>
-        <w:t xml:space="preserve"> </w:t>
+        <w:t xml:space="preserve"/>
       </w:r>
       <w:r>
         <w:rPr>
@@ -1028,7 +1028,7 @@
           <w:lang w:val="es-ES" w:eastAsia="es-ES"/>
           <w14:ligatures w14:val="none"/>
         </w:rPr>
-        <w:t>las pólizas contratadas</w:t>
+        <w:t/>
       </w:r>
       <w:r>
         <w:rPr>
@@ -1038,7 +1038,7 @@
           <w:lang w:val="es-ES" w:eastAsia="es-ES"/>
           <w14:ligatures w14:val="none"/>
         </w:rPr>
-        <w:t>.</w:t>
+        <w:t/>
       </w:r>
     </w:p>
     <w:p>
@@ -1134,7 +1134,7 @@
           <w:lang w:eastAsia="es-PE"/>
           <w14:ligatures w14:val="none"/>
         </w:rPr>
-        <w:t xml:space="preserve">La </w:t>
+        <w:t xml:space="preserve">La Secretaría Técnica de la Comisión de Protección al Consumidor 1 (en adelante, la Secretaría Técnica), en ejercicio de sus facultades, considera que el hecho denunciado, consistente en que la compañía aseguradora no habría cumplido con otorgar dentro del plazo legal la cobertura solicitada por la denunciante de la Póliza del Seguro Protección Ahorro por el fallecimiento de su hijo Jimmy Eduardo Castro [APELLIDO], pese haberle remitido toda la documentación requerida; involucraría una presunta afectación a sus expectativas, quien no habría encontrado una correspondencia entre lo que esperaba recibir de parte del proveedor y lo que realmente recibió. Por consiguiente, corresponde calificar el hecho materia de denuncia como una presunta infracción al deber de idoneidad, tipificado en los artículos 18 y 19 del Código.</w:t>
       </w:r>
       <w:bookmarkEnd w:id="1"/>
       <w:bookmarkEnd w:id="2"/>
@@ -1147,7 +1147,7 @@
           <w:lang w:eastAsia="es-PE"/>
           <w14:ligatures w14:val="none"/>
         </w:rPr>
-        <w:t>Secretaría Técnica de la Comisión de Protección al Consumidor 1 (en adelante, la Secretaría Técnica), en ejercicio de sus facultades</w:t>
+        <w:t/>
       </w:r>
       <w:r>
         <w:rPr>
@@ -1166,31 +1166,31 @@
           <w:lang w:eastAsia="es-PE"/>
           <w14:ligatures w14:val="none"/>
         </w:rPr>
-        <w:t xml:space="preserve">, considera </w:t>
-      </w:r>
-      <w:r>
-        <w:rPr>
-          <w:rFonts w:ascii="Arial Narrow" w:eastAsia="Arial Narrow" w:hAnsi="Arial Narrow" w:cs="Arial Narrow"/>
-          <w:kern w:val="0"/>
-          <w14:ligatures w14:val="none"/>
-        </w:rPr>
-        <w:t xml:space="preserve">que el hecho denunciado, consistente </w:t>
-      </w:r>
-      <w:r>
-        <w:rPr>
-          <w:rFonts w:ascii="Arial Narrow" w:eastAsia="Arial Narrow" w:hAnsi="Arial Narrow" w:cs="Arial Narrow"/>
-          <w:kern w:val="0"/>
-          <w14:ligatures w14:val="none"/>
-        </w:rPr>
-        <w:t xml:space="preserve">en que </w:t>
-      </w:r>
-      <w:r>
-        <w:rPr>
-          <w:rFonts w:ascii="Arial Narrow" w:eastAsia="Arial Narrow" w:hAnsi="Arial Narrow" w:cs="Arial Narrow"/>
-          <w:kern w:val="0"/>
-          <w14:ligatures w14:val="none"/>
-        </w:rPr>
-        <w:t xml:space="preserve">la </w:t>
+        <w:t xml:space="preserve"/>
+      </w:r>
+      <w:r>
+        <w:rPr>
+          <w:rFonts w:ascii="Arial Narrow" w:eastAsia="Arial Narrow" w:hAnsi="Arial Narrow" w:cs="Arial Narrow"/>
+          <w:kern w:val="0"/>
+          <w14:ligatures w14:val="none"/>
+        </w:rPr>
+        <w:t xml:space="preserve"/>
+      </w:r>
+      <w:r>
+        <w:rPr>
+          <w:rFonts w:ascii="Arial Narrow" w:eastAsia="Arial Narrow" w:hAnsi="Arial Narrow" w:cs="Arial Narrow"/>
+          <w:kern w:val="0"/>
+          <w14:ligatures w14:val="none"/>
+        </w:rPr>
+        <w:t xml:space="preserve"/>
+      </w:r>
+      <w:r>
+        <w:rPr>
+          <w:rFonts w:ascii="Arial Narrow" w:eastAsia="Arial Narrow" w:hAnsi="Arial Narrow" w:cs="Arial Narrow"/>
+          <w:kern w:val="0"/>
+          <w14:ligatures w14:val="none"/>
+        </w:rPr>
+        <w:t xml:space="preserve"/>
       </w:r>
       <w:r>
         <w:rPr>
@@ -1199,15 +1199,15 @@
           <w14:ligatures w14:val="none"/>
         </w:rPr>
         <w:lastRenderedPageBreak/>
-        <w:t>compañía aseguradora no habría cumplido con otorgar dentro del plazo legal la cobertura solicitada por la denunciante de la Póliza del Seguro Protección Ahorro por el fallecimiento de su hijo Jimmy Eduardo Castro Condezo, pese haberle remitido toda la documentación requerida</w:t>
-      </w:r>
-      <w:r>
-        <w:rPr>
-          <w:rFonts w:ascii="Arial Narrow" w:eastAsia="Arial Narrow" w:hAnsi="Arial Narrow" w:cs="Arial Narrow"/>
-          <w:kern w:val="0"/>
-          <w14:ligatures w14:val="none"/>
-        </w:rPr>
-        <w:t>; involucraría una presunta afectación a sus expectativas, quien no habría encontrado una correspondencia entre lo que esperaba recibir de parte del proveedor y lo que realmente recibió. Por consiguiente, corresponde calificar el hecho materia de denuncia como una presunta infracción al deber de idoneidad, tipificado en los artículos 18</w:t>
+        <w:t/>
+      </w:r>
+      <w:r>
+        <w:rPr>
+          <w:rFonts w:ascii="Arial Narrow" w:eastAsia="Arial Narrow" w:hAnsi="Arial Narrow" w:cs="Arial Narrow"/>
+          <w:kern w:val="0"/>
+          <w14:ligatures w14:val="none"/>
+        </w:rPr>
+        <w:t/>
       </w:r>
       <w:r>
         <w:rPr>
@@ -1225,7 +1225,7 @@
           <w:kern w:val="0"/>
           <w14:ligatures w14:val="none"/>
         </w:rPr>
-        <w:t xml:space="preserve"> y 19</w:t>
+        <w:t xml:space="preserve"/>
       </w:r>
       <w:r>
         <w:rPr>
@@ -1243,7 +1243,7 @@
           <w:kern w:val="0"/>
           <w14:ligatures w14:val="none"/>
         </w:rPr>
-        <w:t xml:space="preserve"> del Código</w:t>
+        <w:t xml:space="preserve"/>
       </w:r>
       <w:r>
         <w:rPr>
@@ -1260,7 +1260,7 @@
           <w:kern w:val="0"/>
           <w14:ligatures w14:val="none"/>
         </w:rPr>
-        <w:t>.</w:t>
+        <w:t/>
       </w:r>
     </w:p>
     <w:p>
@@ -1296,7 +1296,7 @@
           <w:kern w:val="0"/>
           <w14:ligatures w14:val="none"/>
         </w:rPr>
-        <w:t xml:space="preserve">Así también, la Secretaría Técnica, en ejercicio de sus facultades, </w:t>
+        <w:t xml:space="preserve">Así también, la Secretaría Técnica, en ejercicio de sus facultades, considera que el hecho denunciado, consistente en que la compañía aseguradora habría rechazado injustificadamente a la denunciante la cobertura de la Póliza del Seguro Protección Familiar por el fallecimiento de su hijo Jimmy Eduardo Castro [APELLIDO]; involucraría una presunta afectación a sus expectativas, quien no habría encontrado una correspondencia entre lo que esperaba recibir de parte del proveedor y lo que realmente recibió. Por consiguiente, corresponde calificar el hecho materia de denuncia como una presunta infracción al deber de idoneidad, tipificado en los artículos 18 y 19 del Código.</w:t>
       </w:r>
       <w:r>
         <w:rPr>
@@ -1306,31 +1306,31 @@
           <w:lang w:eastAsia="es-PE"/>
           <w14:ligatures w14:val="none"/>
         </w:rPr>
-        <w:t xml:space="preserve">considera </w:t>
-      </w:r>
-      <w:r>
-        <w:rPr>
-          <w:rFonts w:ascii="Arial Narrow" w:eastAsia="Arial Narrow" w:hAnsi="Arial Narrow" w:cs="Arial Narrow"/>
-          <w:kern w:val="0"/>
-          <w14:ligatures w14:val="none"/>
-        </w:rPr>
-        <w:t xml:space="preserve">que el hecho denunciado, consistente en que </w:t>
-      </w:r>
-      <w:r>
-        <w:rPr>
-          <w:rFonts w:ascii="Arial Narrow" w:eastAsia="Arial Narrow" w:hAnsi="Arial Narrow" w:cs="Arial Narrow"/>
-          <w:kern w:val="0"/>
-          <w14:ligatures w14:val="none"/>
-        </w:rPr>
-        <w:t>la compañía aseguradora habría rechazado injustificadamente a la denunciante la cobertura de la Póliza del Seguro Protección Familiar por el fallecimiento de su hijo Jimmy Eduardo Castro Condezo</w:t>
-      </w:r>
-      <w:r>
-        <w:rPr>
-          <w:rFonts w:ascii="Arial Narrow" w:eastAsia="Arial Narrow" w:hAnsi="Arial Narrow" w:cs="Arial Narrow"/>
-          <w:kern w:val="0"/>
-          <w14:ligatures w14:val="none"/>
-        </w:rPr>
-        <w:t>; involucraría una presunta afectación a sus expectativas, quien no habría encontrado una correspondencia entre lo que esperaba recibir de parte del proveedor y lo que realmente recibió. Por consiguiente, corresponde calificar el hecho materia de denuncia como una presunta infracción al deber de idoneidad, tipificado en los artículos 18</w:t>
+        <w:t xml:space="preserve"/>
+      </w:r>
+      <w:r>
+        <w:rPr>
+          <w:rFonts w:ascii="Arial Narrow" w:eastAsia="Arial Narrow" w:hAnsi="Arial Narrow" w:cs="Arial Narrow"/>
+          <w:kern w:val="0"/>
+          <w14:ligatures w14:val="none"/>
+        </w:rPr>
+        <w:t xml:space="preserve"/>
+      </w:r>
+      <w:r>
+        <w:rPr>
+          <w:rFonts w:ascii="Arial Narrow" w:eastAsia="Arial Narrow" w:hAnsi="Arial Narrow" w:cs="Arial Narrow"/>
+          <w:kern w:val="0"/>
+          <w14:ligatures w14:val="none"/>
+        </w:rPr>
+        <w:t/>
+      </w:r>
+      <w:r>
+        <w:rPr>
+          <w:rFonts w:ascii="Arial Narrow" w:eastAsia="Arial Narrow" w:hAnsi="Arial Narrow" w:cs="Arial Narrow"/>
+          <w:kern w:val="0"/>
+          <w14:ligatures w14:val="none"/>
+        </w:rPr>
+        <w:t/>
       </w:r>
       <w:r>
         <w:rPr>
@@ -1348,7 +1348,7 @@
           <w:kern w:val="0"/>
           <w14:ligatures w14:val="none"/>
         </w:rPr>
-        <w:t xml:space="preserve"> y 19</w:t>
+        <w:t xml:space="preserve"/>
       </w:r>
       <w:r>
         <w:rPr>
@@ -1366,7 +1366,7 @@
           <w:kern w:val="0"/>
           <w14:ligatures w14:val="none"/>
         </w:rPr>
-        <w:t xml:space="preserve"> del Código.</w:t>
+        <w:t xml:space="preserve"/>
       </w:r>
     </w:p>
     <w:p>
@@ -1809,7 +1809,7 @@
           <w:lang w:eastAsia="es-PE"/>
           <w14:ligatures w14:val="none"/>
         </w:rPr>
-        <w:t xml:space="preserve">PRIMERO: </w:t>
+        <w:t xml:space="preserve">PRIMERO: admitir a trámite la denuncia del 20 de mayo de 2025 interpuesta por la señora [DENUNCIANTE] contra Rímac Seguros y Reaseguros S.A., por lo siguiente:</w:t>
       </w:r>
       <w:r>
         <w:rPr>
@@ -1820,7 +1820,7 @@
           <w:lang w:eastAsia="es-PE"/>
           <w14:ligatures w14:val="none"/>
         </w:rPr>
-        <w:t xml:space="preserve">admitir a trámite la denuncia del </w:t>
+        <w:t xml:space="preserve"/>
       </w:r>
       <w:r>
         <w:rPr>
@@ -1830,7 +1830,7 @@
           <w:lang w:val="es-ES" w:eastAsia="es-ES"/>
           <w14:ligatures w14:val="none"/>
         </w:rPr>
-        <w:t xml:space="preserve">20 de mayo de </w:t>
+        <w:t xml:space="preserve"/>
       </w:r>
       <w:r>
         <w:rPr>
@@ -1840,7 +1840,7 @@
           <w:lang w:val="es-ES" w:eastAsia="es-ES"/>
           <w14:ligatures w14:val="none"/>
         </w:rPr>
-        <w:t>2025</w:t>
+        <w:t/>
       </w:r>
       <w:r>
         <w:rPr>
@@ -1850,7 +1850,7 @@
           <w:lang w:val="es-ES" w:eastAsia="es-ES"/>
           <w14:ligatures w14:val="none"/>
         </w:rPr>
-        <w:t xml:space="preserve"> </w:t>
+        <w:t xml:space="preserve"/>
       </w:r>
       <w:r>
         <w:rPr>
@@ -1861,7 +1861,7 @@
           <w:lang w:eastAsia="es-PE"/>
           <w14:ligatures w14:val="none"/>
         </w:rPr>
-        <w:t xml:space="preserve">interpuesta por </w:t>
+        <w:t xml:space="preserve"/>
       </w:r>
       <w:r>
         <w:rPr>
@@ -1872,7 +1872,7 @@
           <w:lang w:eastAsia="es-PE"/>
           <w14:ligatures w14:val="none"/>
         </w:rPr>
-        <w:t>la</w:t>
+        <w:t/>
       </w:r>
       <w:r>
         <w:rPr>
@@ -1883,7 +1883,7 @@
           <w:lang w:eastAsia="es-PE"/>
           <w14:ligatures w14:val="none"/>
         </w:rPr>
-        <w:t xml:space="preserve"> </w:t>
+        <w:t xml:space="preserve"/>
       </w:r>
       <w:r>
         <w:rPr>
@@ -1893,7 +1893,7 @@
           <w:kern w:val="0"/>
           <w14:ligatures w14:val="none"/>
         </w:rPr>
-        <w:t>señora</w:t>
+        <w:t/>
       </w:r>
       <w:r>
         <w:rPr>
@@ -1903,7 +1903,7 @@
           <w:kern w:val="0"/>
           <w14:ligatures w14:val="none"/>
         </w:rPr>
-        <w:t xml:space="preserve"> </w:t>
+        <w:t xml:space="preserve"/>
       </w:r>
       <w:r>
         <w:rPr>
@@ -1914,7 +1914,7 @@
           <w:lang w:eastAsia="es-PE"/>
           <w14:ligatures w14:val="none"/>
         </w:rPr>
-        <w:t xml:space="preserve">Rocío Margot Condezo </w:t>
+        <w:t xml:space="preserve"/>
       </w:r>
       <w:r>
         <w:rPr>
@@ -1925,7 +1925,7 @@
           <w:lang w:eastAsia="es-PE"/>
           <w14:ligatures w14:val="none"/>
         </w:rPr>
-        <w:t>Sánchez</w:t>
+        <w:t/>
       </w:r>
       <w:r>
         <w:rPr>
@@ -1936,7 +1936,7 @@
           <w:lang w:eastAsia="es-PE"/>
           <w14:ligatures w14:val="none"/>
         </w:rPr>
-        <w:t xml:space="preserve"> contra </w:t>
+        <w:t xml:space="preserve"/>
       </w:r>
       <w:r>
         <w:rPr>
@@ -1947,7 +1947,7 @@
           <w:lang w:eastAsia="es-PE"/>
           <w14:ligatures w14:val="none"/>
         </w:rPr>
-        <w:t>Rímac Seguros y Reaseguros S.A.</w:t>
+        <w:t/>
       </w:r>
       <w:r>
         <w:rPr>
@@ -1958,7 +1958,7 @@
           <w:lang w:eastAsia="es-PE"/>
           <w14:ligatures w14:val="none"/>
         </w:rPr>
-        <w:t xml:space="preserve">, </w:t>
+        <w:t xml:space="preserve"/>
       </w:r>
       <w:r>
         <w:rPr>
@@ -1969,7 +1969,7 @@
           <w:lang w:eastAsia="es-PE"/>
           <w14:ligatures w14:val="none"/>
         </w:rPr>
-        <w:t>por lo siguiente:</w:t>
+        <w:t/>
       </w:r>
     </w:p>
     <w:p>
@@ -2014,7 +2014,7 @@
           <w:lang w:eastAsia="es-PE"/>
           <w14:ligatures w14:val="none"/>
         </w:rPr>
-        <w:t>Presunta</w:t>
+        <w:t xml:space="preserve">Presunta infracción a los artículos 18 y 19 de la Ley 29571, Código de Protección y Defensa del Consumidor, en tanto la compañía aseguradora no habría cumplido con otorgar dentro del plazo legal la cobertura solicitada por la denunciante de la Póliza del Seguro Protección Ahorro por el fallecimiento de su hijo Jimmy Eduardo Castro [APELLIDO], pese haberle remitido toda la documentación requerida. </w:t>
       </w:r>
       <w:r>
         <w:rPr>
@@ -2024,7 +2024,7 @@
           <w:lang w:eastAsia="es-PE"/>
           <w14:ligatures w14:val="none"/>
         </w:rPr>
-        <w:t xml:space="preserve"> infracción a los artículos 18 y 19</w:t>
+        <w:t xml:space="preserve"/>
       </w:r>
       <w:r>
         <w:rPr>
@@ -2033,7 +2033,7 @@
           <w:lang w:eastAsia="es-PE"/>
           <w14:ligatures w14:val="none"/>
         </w:rPr>
-        <w:t xml:space="preserve"> de </w:t>
+        <w:t xml:space="preserve"/>
       </w:r>
       <w:r>
         <w:rPr>
@@ -2043,31 +2043,31 @@
           <w:lang w:eastAsia="es-PE"/>
           <w14:ligatures w14:val="none"/>
         </w:rPr>
-        <w:t xml:space="preserve">la Ley 29571, Código de Protección y Defensa del Consumidor, en tanto </w:t>
-      </w:r>
-      <w:r>
-        <w:rPr>
-          <w:rFonts w:ascii="Arial Narrow" w:eastAsia="Arial Narrow" w:hAnsi="Arial Narrow" w:cs="Arial Narrow"/>
-          <w:kern w:val="0"/>
-          <w14:ligatures w14:val="none"/>
-        </w:rPr>
-        <w:t>la compañía aseguradora no habría cumplido con otorgar</w:t>
-      </w:r>
-      <w:r>
-        <w:rPr>
-          <w:rFonts w:ascii="Arial Narrow" w:eastAsia="Arial Narrow" w:hAnsi="Arial Narrow" w:cs="Arial Narrow"/>
-          <w:kern w:val="0"/>
-          <w14:ligatures w14:val="none"/>
-        </w:rPr>
-        <w:t xml:space="preserve"> dentro del plazo legal</w:t>
-      </w:r>
-      <w:r>
-        <w:rPr>
-          <w:rFonts w:ascii="Arial Narrow" w:eastAsia="Arial Narrow" w:hAnsi="Arial Narrow" w:cs="Arial Narrow"/>
-          <w:kern w:val="0"/>
-          <w14:ligatures w14:val="none"/>
-        </w:rPr>
-        <w:t xml:space="preserve"> la cobertura </w:t>
+        <w:t xml:space="preserve"/>
+      </w:r>
+      <w:r>
+        <w:rPr>
+          <w:rFonts w:ascii="Arial Narrow" w:eastAsia="Arial Narrow" w:hAnsi="Arial Narrow" w:cs="Arial Narrow"/>
+          <w:kern w:val="0"/>
+          <w14:ligatures w14:val="none"/>
+        </w:rPr>
+        <w:t/>
+      </w:r>
+      <w:r>
+        <w:rPr>
+          <w:rFonts w:ascii="Arial Narrow" w:eastAsia="Arial Narrow" w:hAnsi="Arial Narrow" w:cs="Arial Narrow"/>
+          <w:kern w:val="0"/>
+          <w14:ligatures w14:val="none"/>
+        </w:rPr>
+        <w:t xml:space="preserve"/>
+      </w:r>
+      <w:r>
+        <w:rPr>
+          <w:rFonts w:ascii="Arial Narrow" w:eastAsia="Arial Narrow" w:hAnsi="Arial Narrow" w:cs="Arial Narrow"/>
+          <w:kern w:val="0"/>
+          <w14:ligatures w14:val="none"/>
+        </w:rPr>
+        <w:t xml:space="preserve"/>
       </w:r>
       <w:r>
         <w:rPr>
@@ -2077,15 +2077,15 @@
           <w:lang w:eastAsia="es-ES"/>
           <w14:ligatures w14:val="none"/>
         </w:rPr>
-        <w:t xml:space="preserve">solicitada por la denunciante </w:t>
-      </w:r>
-      <w:r>
-        <w:rPr>
-          <w:rFonts w:ascii="Arial Narrow" w:eastAsia="Arial Narrow" w:hAnsi="Arial Narrow" w:cs="Arial Narrow"/>
-          <w:kern w:val="0"/>
-          <w14:ligatures w14:val="none"/>
-        </w:rPr>
-        <w:t xml:space="preserve">de la </w:t>
+        <w:t xml:space="preserve"/>
+      </w:r>
+      <w:r>
+        <w:rPr>
+          <w:rFonts w:ascii="Arial Narrow" w:eastAsia="Arial Narrow" w:hAnsi="Arial Narrow" w:cs="Arial Narrow"/>
+          <w:kern w:val="0"/>
+          <w14:ligatures w14:val="none"/>
+        </w:rPr>
+        <w:t xml:space="preserve"/>
       </w:r>
       <w:r>
         <w:rPr>
@@ -2095,7 +2095,7 @@
           <w:lang w:eastAsia="es-ES"/>
           <w14:ligatures w14:val="none"/>
         </w:rPr>
-        <w:t>Póliza de</w:t>
+        <w:t/>
       </w:r>
       <w:r>
         <w:rPr>
@@ -2105,7 +2105,7 @@
           <w:lang w:eastAsia="es-ES"/>
           <w14:ligatures w14:val="none"/>
         </w:rPr>
-        <w:t>l Seguro</w:t>
+        <w:t/>
       </w:r>
       <w:r>
         <w:rPr>
@@ -2115,7 +2115,7 @@
           <w:lang w:eastAsia="es-ES"/>
           <w14:ligatures w14:val="none"/>
         </w:rPr>
-        <w:t xml:space="preserve"> Protección Ahorro </w:t>
+        <w:t xml:space="preserve"/>
       </w:r>
       <w:r>
         <w:rPr>
@@ -2125,7 +2125,7 @@
           <w:lang w:eastAsia="es-ES"/>
           <w14:ligatures w14:val="none"/>
         </w:rPr>
-        <w:t>por el fallecimiento de su hijo</w:t>
+        <w:t/>
       </w:r>
       <w:r>
         <w:rPr>
@@ -2135,23 +2135,23 @@
           <w:lang w:eastAsia="es-ES"/>
           <w14:ligatures w14:val="none"/>
         </w:rPr>
-        <w:t xml:space="preserve"> Jimmy Eduardo Castro Condezo</w:t>
-      </w:r>
-      <w:r>
-        <w:rPr>
-          <w:rFonts w:ascii="Arial Narrow" w:eastAsia="Arial Narrow" w:hAnsi="Arial Narrow" w:cs="Arial Narrow"/>
-          <w:kern w:val="0"/>
-          <w14:ligatures w14:val="none"/>
-        </w:rPr>
-        <w:t>, pese haberle remitido toda la documentación requerida</w:t>
-      </w:r>
-      <w:r>
-        <w:rPr>
-          <w:rFonts w:ascii="Arial Narrow" w:eastAsia="Arial Narrow" w:hAnsi="Arial Narrow" w:cs="Arial Narrow"/>
-          <w:kern w:val="0"/>
-          <w14:ligatures w14:val="none"/>
-        </w:rPr>
-        <w:t xml:space="preserve">. </w:t>
+        <w:t xml:space="preserve"/>
+      </w:r>
+      <w:r>
+        <w:rPr>
+          <w:rFonts w:ascii="Arial Narrow" w:eastAsia="Arial Narrow" w:hAnsi="Arial Narrow" w:cs="Arial Narrow"/>
+          <w:kern w:val="0"/>
+          <w14:ligatures w14:val="none"/>
+        </w:rPr>
+        <w:t/>
+      </w:r>
+      <w:r>
+        <w:rPr>
+          <w:rFonts w:ascii="Arial Narrow" w:eastAsia="Arial Narrow" w:hAnsi="Arial Narrow" w:cs="Arial Narrow"/>
+          <w:kern w:val="0"/>
+          <w14:ligatures w14:val="none"/>
+        </w:rPr>
+        <w:t xml:space="preserve"/>
       </w:r>
     </w:p>
     <w:p>
@@ -2195,7 +2195,7 @@
           <w:lang w:eastAsia="es-PE"/>
           <w14:ligatures w14:val="none"/>
         </w:rPr>
-        <w:t>Presunta</w:t>
+        <w:t xml:space="preserve">Presunta infracción a los artículos 18 y 19 de la Ley 29571, Código de Protección y Defensa del Consumidor, en tanto la compañía aseguradora habría rechazado injustificadamente a la denunciante la cobertura de la Póliza del Seguro Protección Familiar por el fallecimiento de su hijo Jimmy Eduardo Castro [APELLIDO]. </w:t>
       </w:r>
       <w:r>
         <w:rPr>
@@ -2205,7 +2205,7 @@
           <w:lang w:eastAsia="es-PE"/>
           <w14:ligatures w14:val="none"/>
         </w:rPr>
-        <w:t xml:space="preserve"> infracción a los artículos 18 y 19</w:t>
+        <w:t xml:space="preserve"/>
       </w:r>
       <w:r>
         <w:rPr>
@@ -2214,7 +2214,7 @@
           <w:lang w:eastAsia="es-PE"/>
           <w14:ligatures w14:val="none"/>
         </w:rPr>
-        <w:t xml:space="preserve"> de </w:t>
+        <w:t xml:space="preserve"/>
       </w:r>
       <w:r>
         <w:rPr>
@@ -2224,47 +2224,47 @@
           <w:lang w:eastAsia="es-PE"/>
           <w14:ligatures w14:val="none"/>
         </w:rPr>
-        <w:t>la Ley 29571, Código de Protección y Defensa del Consumidor, en tanto</w:t>
-      </w:r>
-      <w:r>
-        <w:rPr>
-          <w:rFonts w:ascii="Arial Narrow" w:eastAsia="Arial Narrow" w:hAnsi="Arial Narrow" w:cs="Arial Narrow"/>
-          <w:kern w:val="0"/>
-          <w14:ligatures w14:val="none"/>
-        </w:rPr>
-        <w:t xml:space="preserve"> </w:t>
-      </w:r>
-      <w:r>
-        <w:rPr>
-          <w:rFonts w:ascii="Arial Narrow" w:eastAsia="Arial Narrow" w:hAnsi="Arial Narrow" w:cs="Arial Narrow"/>
-          <w:kern w:val="0"/>
-          <w14:ligatures w14:val="none"/>
-        </w:rPr>
-        <w:t xml:space="preserve">la compañía aseguradora </w:t>
-      </w:r>
-      <w:r>
-        <w:rPr>
-          <w:rFonts w:ascii="Arial Narrow" w:eastAsia="Arial Narrow" w:hAnsi="Arial Narrow" w:cs="Arial Narrow"/>
-          <w:kern w:val="0"/>
-          <w14:ligatures w14:val="none"/>
-        </w:rPr>
-        <w:t>h</w:t>
-      </w:r>
-      <w:r>
-        <w:rPr>
-          <w:rFonts w:ascii="Arial Narrow" w:eastAsia="Arial Narrow" w:hAnsi="Arial Narrow" w:cs="Arial Narrow"/>
-          <w:kern w:val="0"/>
-          <w14:ligatures w14:val="none"/>
-        </w:rPr>
-        <w:t>abría rechazado injustificadamente a la denunciante la cobertura de la</w:t>
-      </w:r>
-      <w:r>
-        <w:rPr>
-          <w:rFonts w:ascii="Arial Narrow" w:eastAsia="Arial Narrow" w:hAnsi="Arial Narrow" w:cs="Arial Narrow"/>
-          <w:kern w:val="0"/>
-          <w14:ligatures w14:val="none"/>
-        </w:rPr>
-        <w:t xml:space="preserve"> </w:t>
+        <w:t/>
+      </w:r>
+      <w:r>
+        <w:rPr>
+          <w:rFonts w:ascii="Arial Narrow" w:eastAsia="Arial Narrow" w:hAnsi="Arial Narrow" w:cs="Arial Narrow"/>
+          <w:kern w:val="0"/>
+          <w14:ligatures w14:val="none"/>
+        </w:rPr>
+        <w:t xml:space="preserve"/>
+      </w:r>
+      <w:r>
+        <w:rPr>
+          <w:rFonts w:ascii="Arial Narrow" w:eastAsia="Arial Narrow" w:hAnsi="Arial Narrow" w:cs="Arial Narrow"/>
+          <w:kern w:val="0"/>
+          <w14:ligatures w14:val="none"/>
+        </w:rPr>
+        <w:t xml:space="preserve"/>
+      </w:r>
+      <w:r>
+        <w:rPr>
+          <w:rFonts w:ascii="Arial Narrow" w:eastAsia="Arial Narrow" w:hAnsi="Arial Narrow" w:cs="Arial Narrow"/>
+          <w:kern w:val="0"/>
+          <w14:ligatures w14:val="none"/>
+        </w:rPr>
+        <w:t/>
+      </w:r>
+      <w:r>
+        <w:rPr>
+          <w:rFonts w:ascii="Arial Narrow" w:eastAsia="Arial Narrow" w:hAnsi="Arial Narrow" w:cs="Arial Narrow"/>
+          <w:kern w:val="0"/>
+          <w14:ligatures w14:val="none"/>
+        </w:rPr>
+        <w:t/>
+      </w:r>
+      <w:r>
+        <w:rPr>
+          <w:rFonts w:ascii="Arial Narrow" w:eastAsia="Arial Narrow" w:hAnsi="Arial Narrow" w:cs="Arial Narrow"/>
+          <w:kern w:val="0"/>
+          <w14:ligatures w14:val="none"/>
+        </w:rPr>
+        <w:t xml:space="preserve"/>
       </w:r>
       <w:r>
         <w:rPr>
@@ -2274,7 +2274,7 @@
           <w:lang w:eastAsia="es-ES"/>
           <w14:ligatures w14:val="none"/>
         </w:rPr>
-        <w:t xml:space="preserve">Póliza </w:t>
+        <w:t xml:space="preserve"/>
       </w:r>
       <w:r>
         <w:rPr>
@@ -2284,7 +2284,7 @@
           <w:lang w:eastAsia="es-ES"/>
           <w14:ligatures w14:val="none"/>
         </w:rPr>
-        <w:t>de</w:t>
+        <w:t/>
       </w:r>
       <w:r>
         <w:rPr>
@@ -2294,7 +2294,7 @@
           <w:lang w:eastAsia="es-ES"/>
           <w14:ligatures w14:val="none"/>
         </w:rPr>
-        <w:t>l Seguro</w:t>
+        <w:t/>
       </w:r>
       <w:r>
         <w:rPr>
@@ -2304,7 +2304,7 @@
           <w:lang w:eastAsia="es-ES"/>
           <w14:ligatures w14:val="none"/>
         </w:rPr>
-        <w:t xml:space="preserve"> Protección Familiar </w:t>
+        <w:t xml:space="preserve"/>
       </w:r>
       <w:r>
         <w:rPr>
@@ -2314,7 +2314,7 @@
           <w:lang w:eastAsia="es-ES"/>
           <w14:ligatures w14:val="none"/>
         </w:rPr>
-        <w:t>por el fallecimiento de su hijo</w:t>
+        <w:t/>
       </w:r>
       <w:r>
         <w:rPr>
@@ -2324,7 +2324,7 @@
           <w:lang w:eastAsia="es-ES"/>
           <w14:ligatures w14:val="none"/>
         </w:rPr>
-        <w:t xml:space="preserve"> Jimmy Eduardo Castro Condezo</w:t>
+        <w:t xml:space="preserve"/>
       </w:r>
       <w:r>
         <w:rPr>
@@ -2334,7 +2334,7 @@
           <w:lang w:eastAsia="es-ES"/>
           <w14:ligatures w14:val="none"/>
         </w:rPr>
-        <w:t xml:space="preserve">. </w:t>
+        <w:t xml:space="preserve"/>
       </w:r>
     </w:p>
     <w:p>
@@ -3698,7 +3698,7 @@
           <w:b/>
           <w:bCs/>
         </w:rPr>
-        <w:t>DÉCIMO</w:t>
+        <w:t xml:space="preserve">DÉCIMO: requerir a la señora [DENUNCIANTE] y Rímac Seguros y Reaseguros S.A. para que, dentro del plazo de dos (2) días hábiles siguientes a la fecha en que reciban la notificación en sus bandejas de correo electrónico, efectúen la confirmación de recepción de la notificación remitida por este despacho a sus correos electrónicos, de conformidad con el segundo párrafo del numeral 4 del artículo 20 del Texto Único Ordenado de la Ley del Procedimiento Administrativo General, aprobado mediante Decreto Supremo 006-2026-JUS, bajo apercibimiento de rehacer el acto de notificación y notificarle conforme al numeral 1 del artículo 20 del citado cuerpo normativo.</w:t>
       </w:r>
       <w:r>
         <w:rPr>
@@ -3708,7 +3708,7 @@
           <w:kern w:val="0"/>
           <w14:ligatures w14:val="none"/>
         </w:rPr>
-        <w:t>:</w:t>
+        <w:t/>
       </w:r>
       <w:r>
         <w:rPr>
@@ -3718,7 +3718,7 @@
           <w:kern w:val="0"/>
           <w14:ligatures w14:val="none"/>
         </w:rPr>
-        <w:t xml:space="preserve"> </w:t>
+        <w:t xml:space="preserve"/>
       </w:r>
       <w:r>
         <w:rPr>
@@ -3728,7 +3728,7 @@
           <w:kern w:val="0"/>
           <w14:ligatures w14:val="none"/>
         </w:rPr>
-        <w:t xml:space="preserve">requerir a la señora </w:t>
+        <w:t xml:space="preserve"/>
       </w:r>
       <w:r>
         <w:rPr>
@@ -3739,7 +3739,7 @@
           <w:lang w:eastAsia="es-PE"/>
           <w14:ligatures w14:val="none"/>
         </w:rPr>
-        <w:t>Rocío Margot Condezo Sánchez y Rímac Seguros y Reaseguros S.A.</w:t>
+        <w:t/>
       </w:r>
       <w:r>
         <w:rPr>
@@ -3750,112 +3750,112 @@
           <w:lang w:eastAsia="es-PE"/>
           <w14:ligatures w14:val="none"/>
         </w:rPr>
-        <w:t xml:space="preserve"> </w:t>
+        <w:t xml:space="preserve"/>
       </w:r>
       <w:r>
         <w:rPr>
           <w:rFonts w:ascii="Arial Narrow" w:hAnsi="Arial Narrow"/>
           <w:color w:val="000000"/>
         </w:rPr>
-        <w:t>para que, dentro del plazo de dos (2) días hábiles siguientes a la fecha en que reciba</w:t>
+        <w:t/>
       </w:r>
       <w:r>
         <w:rPr>
           <w:rFonts w:ascii="Arial Narrow" w:hAnsi="Arial Narrow"/>
           <w:color w:val="000000"/>
         </w:rPr>
-        <w:t>n</w:t>
+        <w:t/>
       </w:r>
       <w:r>
         <w:rPr>
           <w:rFonts w:ascii="Arial Narrow" w:hAnsi="Arial Narrow"/>
           <w:color w:val="000000"/>
         </w:rPr>
-        <w:t xml:space="preserve"> la notificación en su</w:t>
+        <w:t xml:space="preserve"/>
       </w:r>
       <w:r>
         <w:rPr>
           <w:rFonts w:ascii="Arial Narrow" w:hAnsi="Arial Narrow"/>
           <w:color w:val="000000"/>
         </w:rPr>
-        <w:t>s</w:t>
+        <w:t/>
       </w:r>
       <w:r>
         <w:rPr>
           <w:rFonts w:ascii="Arial Narrow" w:hAnsi="Arial Narrow"/>
           <w:color w:val="000000"/>
         </w:rPr>
-        <w:t xml:space="preserve"> bandeja</w:t>
+        <w:t xml:space="preserve"/>
       </w:r>
       <w:r>
         <w:rPr>
           <w:rFonts w:ascii="Arial Narrow" w:hAnsi="Arial Narrow"/>
           <w:color w:val="000000"/>
         </w:rPr>
-        <w:t>s</w:t>
+        <w:t/>
       </w:r>
       <w:r>
         <w:rPr>
           <w:rFonts w:ascii="Arial Narrow" w:hAnsi="Arial Narrow"/>
           <w:color w:val="000000"/>
         </w:rPr>
-        <w:t xml:space="preserve"> de correo electrónico, efectúe</w:t>
+        <w:t xml:space="preserve"/>
       </w:r>
       <w:r>
         <w:rPr>
           <w:rFonts w:ascii="Arial Narrow" w:hAnsi="Arial Narrow"/>
           <w:color w:val="000000"/>
         </w:rPr>
-        <w:t xml:space="preserve">n </w:t>
+        <w:t xml:space="preserve"/>
       </w:r>
       <w:r>
         <w:rPr>
           <w:rFonts w:ascii="Arial Narrow" w:hAnsi="Arial Narrow"/>
           <w:color w:val="000000"/>
         </w:rPr>
-        <w:t>la confirmación de recepción de la notificación remitida por este despacho a su</w:t>
+        <w:t/>
       </w:r>
       <w:r>
         <w:rPr>
           <w:rFonts w:ascii="Arial Narrow" w:hAnsi="Arial Narrow"/>
           <w:color w:val="000000"/>
         </w:rPr>
-        <w:t>s</w:t>
+        <w:t/>
       </w:r>
       <w:r>
         <w:rPr>
           <w:rFonts w:ascii="Arial Narrow" w:hAnsi="Arial Narrow"/>
           <w:color w:val="000000"/>
         </w:rPr>
-        <w:t xml:space="preserve"> correo</w:t>
+        <w:t xml:space="preserve"/>
       </w:r>
       <w:r>
         <w:rPr>
           <w:rFonts w:ascii="Arial Narrow" w:hAnsi="Arial Narrow"/>
           <w:color w:val="000000"/>
         </w:rPr>
-        <w:t>s</w:t>
+        <w:t/>
       </w:r>
       <w:r>
         <w:rPr>
           <w:rFonts w:ascii="Arial Narrow" w:hAnsi="Arial Narrow"/>
           <w:color w:val="000000"/>
         </w:rPr>
-        <w:t xml:space="preserve"> electrónico</w:t>
+        <w:t xml:space="preserve"/>
       </w:r>
       <w:r>
         <w:rPr>
           <w:rFonts w:ascii="Arial Narrow" w:hAnsi="Arial Narrow"/>
           <w:color w:val="000000"/>
         </w:rPr>
-        <w:t>s</w:t>
+        <w:t/>
       </w:r>
       <w:r>
         <w:rPr>
           <w:rFonts w:ascii="Arial Narrow" w:hAnsi="Arial Narrow"/>
           <w:color w:val="000000"/>
         </w:rPr>
-        <w:t>, de conformidad con el segundo párrafo del numeral 4 del artículo 20</w:t>
+        <w:t/>
       </w:r>
       <w:r>
         <w:rPr>
@@ -3872,14 +3872,14 @@
           <w:rFonts w:ascii="Arial Narrow" w:hAnsi="Arial Narrow"/>
           <w:color w:val="000000"/>
         </w:rPr>
-        <w:t xml:space="preserve"> del Texto Único Ordenado de la</w:t>
+        <w:t xml:space="preserve"/>
       </w:r>
       <w:r>
         <w:rPr>
           <w:rFonts w:ascii="Arial Narrow" w:hAnsi="Arial Narrow"/>
           <w:color w:val="000000"/>
         </w:rPr>
-        <w:t xml:space="preserve"> Ley del Procedimiento Administrativo General, aprobado mediante Decreto Supremo 006-2026-JUS, bajo apercibimiento de rehacer el acto de notificación y notificarle conforme al numeral 1 del artículo 20</w:t>
+        <w:t xml:space="preserve"/>
       </w:r>
       <w:r>
         <w:rPr>
@@ -3896,7 +3896,7 @@
           <w:rFonts w:ascii="Arial Narrow" w:hAnsi="Arial Narrow"/>
           <w:color w:val="000000"/>
         </w:rPr>
-        <w:t xml:space="preserve"> del citado cuerpo normativo</w:t>
+        <w:t xml:space="preserve"/>
       </w:r>
       <w:r>
         <w:rPr>
@@ -3909,7 +3909,7 @@
         <w:rPr>
           <w:rFonts w:ascii="Arial Narrow" w:hAnsi="Arial Narrow" w:cs="Arial"/>
         </w:rPr>
-        <w:t>.</w:t>
+        <w:t/>
       </w:r>
     </w:p>
     <w:p>

--- a/plantillas_maestras/02_seguro_vida/negativa_cobertura/2_o_mas_ddos_varios/mujer/TPL_1586_2025_SEGURO_VIDA_NEGATIVA_COBERTURA_ASEGURADORA_MUJER_R2.docx
+++ b/plantillas_maestras/02_seguro_vida/negativa_cobertura/2_o_mas_ddos_varios/mujer/TPL_1586_2025_SEGURO_VIDA_NEGATIVA_COBERTURA_ASEGURADORA_MUJER_R2.docx
@@ -768,7 +768,7 @@
           <w:lang w:eastAsia="es-ES"/>
           <w14:ligatures w14:val="none"/>
         </w:rPr>
-        <w:t xml:space="preserve">Era beneficiaria de las pólizas “Protección Ahorro” y “Protección Familiar” emitidas por Rímac, contratadas por su hijo, quien en vida fue el señor [APELLIDO] Eduardo Castro [APELLIDO]. Pese a haber remitido toda la documentación requerida dentro de los plazos establecidos, la compañía aseguradora se negaba a realizar el pago.</w:t>
+        <w:t xml:space="preserve">Era beneficiaria de las pólizas “Protección Ahorro” y “Protección Familiar” emitidas por Rímac, contratadas por su hijo, quien en vida fue el señor [APELLIDO] [APELLIDO]. Pese a haber remitido toda la documentación requerida dentro de los plazos establecidos, la compañía aseguradora se negaba a realizar el pago.</w:t>
       </w:r>
       <w:r>
         <w:rPr>

--- a/plantillas_maestras/02_seguro_vida/negativa_cobertura/2_o_mas_ddos_varios/mujer/TPL_1586_2025_SEGURO_VIDA_NEGATIVA_COBERTURA_ASEGURADORA_MUJER_R2.docx
+++ b/plantillas_maestras/02_seguro_vida/negativa_cobertura/2_o_mas_ddos_varios/mujer/TPL_1586_2025_SEGURO_VIDA_NEGATIVA_COBERTURA_ASEGURADORA_MUJER_R2.docx
@@ -626,6 +626,7 @@
       </w:r>
       <w:r>
         <w:rPr>
+          <w:rStyle w:val="Refdenotaalpie"/>
           <w:rFonts w:ascii="Arial Narrow" w:eastAsia="Times New Roman" w:hAnsi="Arial Narrow" w:cs="Times New Roman"/>
           <w:color w:val="000000"/>
           <w:kern w:val="0"/>
@@ -691,6 +692,7 @@
       </w:r>
       <w:r>
         <w:rPr>
+          <w:rStyle w:val="Refdenotaalpie"/>
           <w:rFonts w:ascii="Arial Narrow" w:eastAsia="Times New Roman" w:hAnsi="Arial Narrow" w:cs="Times New Roman"/>
           <w:color w:val="000000"/>
           <w:kern w:val="0"/>
@@ -1151,6 +1153,7 @@
       </w:r>
       <w:r>
         <w:rPr>
+          <w:rStyle w:val="Refdenotaalpie"/>
           <w:rFonts w:ascii="Arial Narrow" w:eastAsia="Arial Narrow" w:hAnsi="Arial Narrow" w:cs="Arial Narrow"/>
           <w:kern w:val="0"/>
           <w:vertAlign w:val="superscript"/>
@@ -1247,6 +1250,7 @@
       </w:r>
       <w:r>
         <w:rPr>
+          <w:rStyle w:val="Refdenotaalpie"/>
           <w:rFonts w:ascii="Arial Narrow" w:eastAsia="Arial Narrow" w:hAnsi="Arial Narrow" w:cs="Arial"/>
           <w:kern w:val="0"/>
           <w:vertAlign w:val="superscript"/>
@@ -1410,6 +1414,7 @@
       </w:r>
       <w:r>
         <w:rPr>
+          <w:rStyle w:val="Refdenotaalpie"/>
           <w:rFonts w:eastAsia="Arial Narrow" w:cs="Arial Narrow"/>
           <w:vertAlign w:val="superscript"/>
         </w:rPr>
@@ -2692,6 +2697,7 @@
       </w:r>
       <w:r>
         <w:rPr>
+          <w:rStyle w:val="Refdenotaalpie"/>
           <w:rFonts w:ascii="Arial Narrow" w:eastAsia="Calibri" w:hAnsi="Arial Narrow" w:cs="Arial"/>
           <w:kern w:val="0"/>
           <w:vertAlign w:val="superscript"/>
@@ -2736,6 +2742,7 @@
       </w:r>
       <w:r>
         <w:rPr>
+          <w:rStyle w:val="Refdenotaalpie"/>
           <w:rFonts w:ascii="Arial Narrow" w:eastAsia="Calibri" w:hAnsi="Arial Narrow" w:cs="Arial"/>
           <w:spacing w:val="-2"/>
           <w:kern w:val="0"/>
@@ -3250,6 +3257,7 @@
       </w:r>
       <w:r>
         <w:rPr>
+          <w:rStyle w:val="Refdenotaalpie"/>
           <w:rFonts w:ascii="Arial Narrow" w:eastAsia="Arial Narrow" w:hAnsi="Arial Narrow" w:cs="Times New Roman"/>
           <w:color w:val="000000"/>
           <w:kern w:val="0"/>
@@ -3331,6 +3339,7 @@
       </w:r>
       <w:r>
         <w:rPr>
+          <w:rStyle w:val="Refdenotaalpie"/>
           <w:rFonts w:ascii="Arial Narrow" w:eastAsia="Arial Narrow" w:hAnsi="Arial Narrow" w:cs="Times New Roman"/>
           <w:color w:val="000000"/>
           <w:kern w:val="0"/>
@@ -3384,6 +3393,7 @@
       </w:r>
       <w:r>
         <w:rPr>
+          <w:rStyle w:val="Refdenotaalpie"/>
           <w:rFonts w:ascii="Arial Narrow" w:eastAsia="Arial Narrow" w:hAnsi="Arial Narrow" w:cs="Times New Roman"/>
           <w:color w:val="000000"/>
           <w:kern w:val="0"/>
@@ -3565,6 +3575,7 @@
       </w:r>
       <w:r>
         <w:rPr>
+          <w:rStyle w:val="Refdenotaalpie"/>
           <w:rFonts w:ascii="Arial Narrow" w:eastAsia="Calibri" w:hAnsi="Arial Narrow" w:cs="Arial"/>
           <w:kern w:val="0"/>
           <w:vertAlign w:val="superscript"/>
@@ -3900,6 +3911,7 @@
       </w:r>
       <w:r>
         <w:rPr>
+          <w:rStyle w:val="Refdenotaalpie"/>
           <w:rFonts w:ascii="Arial Narrow" w:hAnsi="Arial Narrow"/>
           <w:vertAlign w:val="superscript"/>
         </w:rPr>
@@ -4181,14 +4193,14 @@
         <w:tab w:val="right" w:pos="8838"/>
       </w:tabs>
       <w:rPr>
-        <w:rFonts w:ascii="Arial" w:eastAsia="Arial" w:hAnsi="Arial" w:cs="Arial"/>
+        <w:rFonts w:ascii="Arial Narrow" w:eastAsia="Arial" w:hAnsi="Arial Narrow" w:cs="Arial"/>
         <w:sz w:val="16"/>
         <w:szCs w:val="16"/>
       </w:rPr>
     </w:pPr>
     <w:r>
       <w:rPr>
-        <w:rFonts w:ascii="Arial" w:eastAsia="Arial" w:hAnsi="Arial" w:cs="Arial"/>
+        <w:rFonts w:ascii="Arial Narrow" w:eastAsia="Arial" w:hAnsi="Arial Narrow" w:cs="Arial"/>
         <w:sz w:val="16"/>
         <w:szCs w:val="16"/>
       </w:rPr>
@@ -4202,7 +4214,7 @@
     </w:pPr>
     <w:r>
       <w:rPr>
-        <w:rFonts w:ascii="Arial" w:eastAsia="Arial" w:hAnsi="Arial" w:cs="Arial"/>
+        <w:rFonts w:ascii="Arial Narrow" w:eastAsia="Arial" w:hAnsi="Arial Narrow" w:cs="Arial"/>
         <w:sz w:val="16"/>
         <w:szCs w:val="16"/>
       </w:rPr>
@@ -4210,7 +4222,7 @@
     </w:r>
     <w:r>
       <w:rPr>
-        <w:rFonts w:ascii="Arial" w:eastAsia="Arial" w:hAnsi="Arial" w:cs="Arial"/>
+        <w:rFonts w:ascii="Arial Narrow" w:eastAsia="Arial" w:hAnsi="Arial Narrow" w:cs="Arial"/>
         <w:sz w:val="16"/>
         <w:szCs w:val="16"/>
       </w:rPr>
@@ -4218,7 +4230,7 @@
     </w:r>
     <w:r>
       <w:rPr>
-        <w:rFonts w:ascii="Arial" w:eastAsia="Arial" w:hAnsi="Arial" w:cs="Arial"/>
+        <w:rFonts w:ascii="Arial Narrow" w:eastAsia="Arial" w:hAnsi="Arial Narrow" w:cs="Arial"/>
         <w:sz w:val="16"/>
         <w:szCs w:val="16"/>
       </w:rPr>
@@ -4226,7 +4238,7 @@
     </w:r>
     <w:r>
       <w:rPr>
-        <w:rFonts w:ascii="Arial" w:eastAsia="Arial" w:hAnsi="Arial" w:cs="Arial"/>
+        <w:rFonts w:ascii="Arial Narrow" w:eastAsia="Arial" w:hAnsi="Arial Narrow" w:cs="Arial"/>
         <w:sz w:val="16"/>
         <w:szCs w:val="16"/>
       </w:rPr>
@@ -4234,7 +4246,7 @@
     </w:r>
     <w:r>
       <w:rPr>
-        <w:rFonts w:ascii="Arial" w:eastAsia="Arial" w:hAnsi="Arial" w:cs="Arial"/>
+        <w:rFonts w:ascii="Arial Narrow" w:eastAsia="Arial" w:hAnsi="Arial Narrow" w:cs="Arial"/>
         <w:sz w:val="16"/>
         <w:szCs w:val="16"/>
       </w:rPr>
@@ -4284,6 +4296,7 @@
           <w:rFonts w:ascii="Arial Narrow" w:hAnsi="Arial Narrow" w:cs="Arial"/>
           <w:sz w:val="16"/>
           <w:szCs w:val="16"/>
+          <w:vertAlign w:val="superscript"/>
         </w:rPr>
         <w:footnoteRef/>
       </w:r>
@@ -4434,6 +4447,7 @@
           <w:rFonts w:ascii="Arial Narrow" w:hAnsi="Arial Narrow" w:cs="Arial"/>
           <w:sz w:val="16"/>
           <w:szCs w:val="16"/>
+          <w:vertAlign w:val="superscript"/>
         </w:rPr>
         <w:footnoteRef/>
       </w:r>
@@ -4508,6 +4522,7 @@
           <w:rFonts w:ascii="Arial Narrow" w:hAnsi="Arial Narrow" w:cs="Arial"/>
           <w:sz w:val="16"/>
           <w:szCs w:val="16"/>
+          <w:vertAlign w:val="superscript"/>
         </w:rPr>
         <w:footnoteRef/>
       </w:r>
@@ -4779,6 +4794,7 @@
           <w:rFonts w:ascii="Arial Narrow" w:hAnsi="Arial Narrow"/>
           <w:sz w:val="16"/>
           <w:szCs w:val="16"/>
+          <w:vertAlign w:val="superscript"/>
         </w:rPr>
         <w:footnoteRef/>
       </w:r>
@@ -4960,6 +4976,7 @@
           <w:rFonts w:ascii="Arial Narrow" w:hAnsi="Arial Narrow" w:cs="Arial"/>
           <w:sz w:val="16"/>
           <w:szCs w:val="16"/>
+          <w:vertAlign w:val="superscript"/>
         </w:rPr>
         <w:footnoteRef/>
       </w:r>
@@ -5145,6 +5162,7 @@
           <w:rFonts w:ascii="Arial Narrow" w:hAnsi="Arial Narrow" w:cs="Arial"/>
           <w:sz w:val="16"/>
           <w:szCs w:val="16"/>
+          <w:vertAlign w:val="superscript"/>
         </w:rPr>
         <w:footnoteRef/>
       </w:r>
@@ -5233,6 +5251,7 @@
           <w:rFonts w:ascii="Arial Narrow" w:hAnsi="Arial Narrow" w:cs="Arial"/>
           <w:sz w:val="16"/>
           <w:szCs w:val="16"/>
+          <w:vertAlign w:val="superscript"/>
         </w:rPr>
         <w:footnoteRef/>
       </w:r>
@@ -5420,7 +5439,7 @@
       </w:pPr>
       <w:r>
         <w:rPr>
-          <w:rStyle w:val="TextonotapieCar"/>
+          <w:rStyle w:val="Refdenotaalpie"/>
           <w:rFonts w:ascii="Arial Narrow" w:hAnsi="Arial Narrow" w:cs="Arial"/>
           <w:sz w:val="16"/>
           <w:szCs w:val="16"/>
@@ -5636,6 +5655,7 @@
           <w:rFonts w:ascii="Arial Narrow" w:hAnsi="Arial Narrow" w:cs="Arial"/>
           <w:sz w:val="16"/>
           <w:szCs w:val="16"/>
+          <w:vertAlign w:val="superscript"/>
         </w:rPr>
         <w:footnoteRef/>
       </w:r>
@@ -6453,6 +6473,7 @@
           <w:rFonts w:ascii="Arial Narrow" w:hAnsi="Arial Narrow" w:cs="Arial"/>
           <w:sz w:val="16"/>
           <w:szCs w:val="16"/>
+          <w:vertAlign w:val="superscript"/>
         </w:rPr>
         <w:footnoteRef/>
       </w:r>
@@ -6673,6 +6694,7 @@
           <w:bCs/>
           <w:sz w:val="16"/>
           <w:szCs w:val="16"/>
+          <w:vertAlign w:val="superscript"/>
         </w:rPr>
         <w:footnoteRef/>
       </w:r>
@@ -6833,6 +6855,7 @@
           <w:rFonts w:ascii="Arial Narrow" w:hAnsi="Arial Narrow" w:cs="Arial"/>
           <w:sz w:val="16"/>
           <w:szCs w:val="16"/>
+          <w:vertAlign w:val="superscript"/>
         </w:rPr>
         <w:footnoteRef/>
       </w:r>
@@ -9239,6 +9262,17 @@
       <w:szCs w:val="20"/>
     </w:rPr>
   </w:style>
+  <w:style w:type="character" w:styleId="FootnoteReference">
+    <w:name w:val="footnote reference"/>
+    <w:basedOn w:val="Fuentedeprrafopredeter"/>
+    <w:uiPriority w:val="99"/>
+    <w:semiHidden/>
+    <w:unhideWhenUsed/>
+    <w:rPr>
+      <w:rFonts w:ascii="Arial Narrow" w:hAnsi="Arial Narrow"/>
+      <w:vertAlign w:val="superscript"/>
+    </w:rPr>
+  </w:style>
 </w:styles>
 </file>
 

--- a/plantillas_maestras/02_seguro_vida/negativa_cobertura/2_o_mas_ddos_varios/mujer/TPL_1586_2025_SEGURO_VIDA_NEGATIVA_COBERTURA_ASEGURADORA_MUJER_R2.docx
+++ b/plantillas_maestras/02_seguro_vida/negativa_cobertura/2_o_mas_ddos_varios/mujer/TPL_1586_2025_SEGURO_VIDA_NEGATIVA_COBERTURA_ASEGURADORA_MUJER_R2.docx
@@ -1,8 +1,8 @@
 
 <file path=word/document.xml><?xml version="1.0" encoding="utf-8"?>
-<w:document xmlns:wpc="http://schemas.microsoft.com/office/word/2010/wordprocessingCanvas" xmlns:cx="http://schemas.microsoft.com/office/drawing/2014/chartex" xmlns:cx1="http://schemas.microsoft.com/office/drawing/2015/9/8/chartex" xmlns:cx2="http://schemas.microsoft.com/office/drawing/2015/10/21/chartex" xmlns:cx3="http://schemas.microsoft.com/office/drawing/2016/5/9/chartex" xmlns:cx4="http://schemas.microsoft.com/office/drawing/2016/5/10/chartex" xmlns:cx5="http://schemas.microsoft.com/office/drawing/2016/5/11/chartex" xmlns:cx6="http://schemas.microsoft.com/office/drawing/2016/5/12/chartex" xmlns:cx7="http://schemas.microsoft.com/office/drawing/2016/5/13/chartex" xmlns:cx8="http://schemas.microsoft.com/office/drawing/2016/5/14/chartex" xmlns:mc="http://schemas.openxmlformats.org/markup-compatibility/2006" xmlns:aink="http://schemas.microsoft.com/office/drawing/2016/ink" xmlns:am3d="http://schemas.microsoft.com/office/drawing/2017/model3d" xmlns:o="urn:schemas-microsoft-com:office:office" xmlns:oel="http://schemas.microsoft.com/office/2019/extlst" xmlns:r="http://schemas.openxmlformats.org/officeDocument/2006/relationships" xmlns:m="http://schemas.openxmlformats.org/officeDocument/2006/math" xmlns:v="urn:schemas-microsoft-com:vml" xmlns:wp14="http://schemas.microsoft.com/office/word/2010/wordprocessingDrawing" xmlns:wp="http://schemas.openxmlformats.org/drawingml/2006/wordprocessingDrawing" xmlns:w10="urn:schemas-microsoft-com:office:word" xmlns:w="http://schemas.openxmlformats.org/wordprocessingml/2006/main" xmlns:w14="http://schemas.microsoft.com/office/word/2010/wordml" xmlns:w15="http://schemas.microsoft.com/office/word/2012/wordml" xmlns:w16cex="http://schemas.microsoft.com/office/word/2018/wordml/cex" xmlns:w16cid="http://schemas.microsoft.com/office/word/2016/wordml/cid" xmlns:w16="http://schemas.microsoft.com/office/word/2018/wordml" xmlns:w16du="http://schemas.microsoft.com/office/word/2023/wordml/word16du" xmlns:w16sdtdh="http://schemas.microsoft.com/office/word/2020/wordml/sdtdatahash" xmlns:w16sdtfl="http://schemas.microsoft.com/office/word/2024/wordml/sdtformatlock" xmlns:w16se="http://schemas.microsoft.com/office/word/2015/wordml/symex" xmlns:wpg="http://schemas.microsoft.com/office/word/2010/wordprocessingGroup" xmlns:wpi="http://schemas.microsoft.com/office/word/2010/wordprocessingInk" xmlns:wne="http://schemas.microsoft.com/office/word/2006/wordml" xmlns:wps="http://schemas.microsoft.com/office/word/2010/wordprocessingShape" mc:Ignorable="w14 w15 w16se w16cid w16 w16cex w16sdtdh w16sdtfl w16du wp14">
+<w:document xmlns:ns1="http://schemas.openxmlformats.org/markup-compatibility/2006" xmlns:ns2="http://schemas.microsoft.com/office/word/2010/wordml" xmlns:ns3="http://schemas.openxmlformats.org/officeDocument/2006/relationships" xmlns:w="http://schemas.openxmlformats.org/wordprocessingml/2006/main" ns1:Ignorable="w14 w15 w16se w16cid w16 w16cex w16sdtdh w16sdtfl w16du wp14">
   <w:body>
-    <w:p>
+    <w:p ns2:paraId="1B509B2D" ns2:textId="36720CAA">
       <w:pPr>
         <w:tabs>
           <w:tab w:val="left" w:pos="1701"/>
@@ -14,7 +14,7 @@
           <w:color w:val="000000"/>
           <w:kern w:val="0"/>
           <w:lang w:eastAsia="es-PE"/>
-          <w14:ligatures w14:val="none"/>
+          <ns2:ligatures ns2:val="none"/>
         </w:rPr>
       </w:pPr>
       <w:bookmarkStart w:id="0" w:name="_Hlk80343540"/>
@@ -25,7 +25,7 @@
           <w:color w:val="000000"/>
           <w:kern w:val="0"/>
           <w:lang w:eastAsia="es-PE"/>
-          <w14:ligatures w14:val="none"/>
+          <ns2:ligatures ns2:val="none"/>
         </w:rPr>
         <w:t xml:space="preserve">EXPEDIENTE </w:t>
       </w:r>
@@ -36,7 +36,7 @@
           <w:color w:val="000000"/>
           <w:kern w:val="0"/>
           <w:lang w:eastAsia="es-PE"/>
-          <w14:ligatures w14:val="none"/>
+          <ns2:ligatures ns2:val="none"/>
         </w:rPr>
         <w:tab/>
         <w:t>:</w:t>
@@ -48,7 +48,7 @@
           <w:color w:val="000000"/>
           <w:kern w:val="0"/>
           <w:lang w:eastAsia="es-PE"/>
-          <w14:ligatures w14:val="none"/>
+          <ns2:ligatures ns2:val="none"/>
         </w:rPr>
         <w:tab/>
       </w:r>
@@ -61,7 +61,7 @@
           <w:kern w:val="0"/>
           <w:shd w:val="clear" w:color="auto" w:fill="FFFFFF"/>
           <w:lang w:eastAsia="es-PE"/>
-          <w14:ligatures w14:val="none"/>
+          <ns2:ligatures ns2:val="none"/>
         </w:rPr>
         <w:t>1586-2025</w:t>
       </w:r>
@@ -74,12 +74,12 @@
           <w:kern w:val="0"/>
           <w:shd w:val="clear" w:color="auto" w:fill="FFFFFF"/>
           <w:lang w:eastAsia="es-PE"/>
-          <w14:ligatures w14:val="none"/>
+          <ns2:ligatures ns2:val="none"/>
         </w:rPr>
         <w:t>/CC1</w:t>
       </w:r>
     </w:p>
-    <w:p>
+    <w:p ns2:paraId="7E5DC22B" ns2:textId="3BF7988B">
       <w:pPr>
         <w:tabs>
           <w:tab w:val="left" w:pos="1701"/>
@@ -94,17 +94,17 @@
           <w:color w:val="000000"/>
           <w:kern w:val="0"/>
           <w:lang w:eastAsia="es-PE"/>
-          <w14:ligatures w14:val="none"/>
-        </w:rPr>
-      </w:pPr>
-      <w:r>
-        <w:rPr>
-          <w:rFonts w:ascii="Arial Narrow" w:eastAsia="Arial Narrow" w:hAnsi="Arial Narrow" w:cs="Arial Narrow"/>
-          <w:b/>
-          <w:color w:val="000000"/>
-          <w:kern w:val="0"/>
-          <w:lang w:eastAsia="es-PE"/>
-          <w14:ligatures w14:val="none"/>
+          <ns2:ligatures ns2:val="none"/>
+        </w:rPr>
+      </w:pPr>
+      <w:r>
+        <w:rPr>
+          <w:rFonts w:ascii="Arial Narrow" w:eastAsia="Arial Narrow" w:hAnsi="Arial Narrow" w:cs="Arial Narrow"/>
+          <w:b/>
+          <w:color w:val="000000"/>
+          <w:kern w:val="0"/>
+          <w:lang w:eastAsia="es-PE"/>
+          <ns2:ligatures ns2:val="none"/>
         </w:rPr>
         <w:t xml:space="preserve">DENUNCIANTE:[DENUNCIANTE] (SEÑORA [APELLIDO])</w:t>
       </w:r>
@@ -115,7 +115,7 @@
           <w:color w:val="000000"/>
           <w:kern w:val="0"/>
           <w:lang w:eastAsia="es-PE"/>
-          <w14:ligatures w14:val="none"/>
+          <ns2:ligatures ns2:val="none"/>
         </w:rPr>
         <w:tab/>
         <w:t/>
@@ -127,7 +127,7 @@
           <w:color w:val="000000"/>
           <w:kern w:val="0"/>
           <w:lang w:eastAsia="es-PE"/>
-          <w14:ligatures w14:val="none"/>
+          <ns2:ligatures ns2:val="none"/>
         </w:rPr>
         <w:tab/>
       </w:r>
@@ -138,7 +138,7 @@
           <w:color w:val="000000"/>
           <w:kern w:val="0"/>
           <w:lang w:eastAsia="es-PE"/>
-          <w14:ligatures w14:val="none"/>
+          <ns2:ligatures ns2:val="none"/>
         </w:rPr>
         <w:t/>
       </w:r>
@@ -149,7 +149,7 @@
           <w:color w:val="000000"/>
           <w:kern w:val="0"/>
           <w:lang w:eastAsia="es-PE"/>
-          <w14:ligatures w14:val="none"/>
+          <ns2:ligatures ns2:val="none"/>
         </w:rPr>
         <w:t/>
       </w:r>
@@ -160,7 +160,7 @@
           <w:color w:val="000000"/>
           <w:kern w:val="0"/>
           <w:lang w:eastAsia="es-PE"/>
-          <w14:ligatures w14:val="none"/>
+          <ns2:ligatures ns2:val="none"/>
         </w:rPr>
         <w:t xml:space="preserve"/>
       </w:r>
@@ -171,7 +171,7 @@
           <w:color w:val="000000"/>
           <w:kern w:val="0"/>
           <w:lang w:eastAsia="es-PE"/>
-          <w14:ligatures w14:val="none"/>
+          <ns2:ligatures ns2:val="none"/>
         </w:rPr>
         <w:t xml:space="preserve"/>
       </w:r>
@@ -182,7 +182,7 @@
           <w:color w:val="000000"/>
           <w:kern w:val="0"/>
           <w:lang w:eastAsia="es-PE"/>
-          <w14:ligatures w14:val="none"/>
+          <ns2:ligatures ns2:val="none"/>
         </w:rPr>
         <w:t/>
       </w:r>
@@ -193,12 +193,12 @@
           <w:color w:val="000000"/>
           <w:kern w:val="0"/>
           <w:lang w:eastAsia="es-PE"/>
-          <w14:ligatures w14:val="none"/>
+          <ns2:ligatures ns2:val="none"/>
         </w:rPr>
         <w:t/>
       </w:r>
     </w:p>
-    <w:p>
+    <w:p ns2:paraId="6DEEEDFE" ns2:textId="77777777">
       <w:pPr>
         <w:tabs>
           <w:tab w:val="left" w:pos="1701"/>
@@ -213,17 +213,17 @@
           <w:color w:val="000000"/>
           <w:kern w:val="0"/>
           <w:lang w:eastAsia="es-PE"/>
-          <w14:ligatures w14:val="none"/>
-        </w:rPr>
-      </w:pPr>
-      <w:r>
-        <w:rPr>
-          <w:rFonts w:ascii="Arial Narrow" w:eastAsia="Arial Narrow" w:hAnsi="Arial Narrow" w:cs="Arial Narrow"/>
-          <w:b/>
-          <w:color w:val="000000"/>
-          <w:kern w:val="0"/>
-          <w:lang w:eastAsia="es-PE"/>
-          <w14:ligatures w14:val="none"/>
+          <ns2:ligatures ns2:val="none"/>
+        </w:rPr>
+      </w:pPr>
+      <w:r>
+        <w:rPr>
+          <w:rFonts w:ascii="Arial Narrow" w:eastAsia="Arial Narrow" w:hAnsi="Arial Narrow" w:cs="Arial Narrow"/>
+          <w:b/>
+          <w:color w:val="000000"/>
+          <w:kern w:val="0"/>
+          <w:lang w:eastAsia="es-PE"/>
+          <ns2:ligatures ns2:val="none"/>
         </w:rPr>
         <w:t>DENUNCIADO</w:t>
       </w:r>
@@ -234,7 +234,7 @@
           <w:color w:val="000000"/>
           <w:kern w:val="0"/>
           <w:lang w:eastAsia="es-PE"/>
-          <w14:ligatures w14:val="none"/>
+          <ns2:ligatures ns2:val="none"/>
         </w:rPr>
         <w:tab/>
         <w:t>:</w:t>
@@ -246,13 +246,13 @@
           <w:color w:val="000000"/>
           <w:kern w:val="0"/>
           <w:lang w:eastAsia="es-PE"/>
-          <w14:ligatures w14:val="none"/>
+          <ns2:ligatures ns2:val="none"/>
         </w:rPr>
         <w:tab/>
         <w:t>RÍMAC SEGUROS Y REASEGUROS S.A. (RÍMAC)</w:t>
       </w:r>
     </w:p>
-    <w:p>
+    <w:p ns2:paraId="022D2B94" ns2:textId="77777777">
       <w:pPr>
         <w:tabs>
           <w:tab w:val="left" w:pos="1701"/>
@@ -267,17 +267,17 @@
           <w:color w:val="000000"/>
           <w:kern w:val="0"/>
           <w:lang w:eastAsia="es-PE"/>
-          <w14:ligatures w14:val="none"/>
-        </w:rPr>
-      </w:pPr>
-      <w:r>
-        <w:rPr>
-          <w:rFonts w:ascii="Arial Narrow" w:eastAsia="Arial Narrow" w:hAnsi="Arial Narrow" w:cs="Arial Narrow"/>
-          <w:b/>
-          <w:color w:val="000000"/>
-          <w:kern w:val="0"/>
-          <w:lang w:eastAsia="es-PE"/>
-          <w14:ligatures w14:val="none"/>
+          <ns2:ligatures ns2:val="none"/>
+        </w:rPr>
+      </w:pPr>
+      <w:r>
+        <w:rPr>
+          <w:rFonts w:ascii="Arial Narrow" w:eastAsia="Arial Narrow" w:hAnsi="Arial Narrow" w:cs="Arial Narrow"/>
+          <w:b/>
+          <w:color w:val="000000"/>
+          <w:kern w:val="0"/>
+          <w:lang w:eastAsia="es-PE"/>
+          <ns2:ligatures ns2:val="none"/>
         </w:rPr>
         <w:t>MATERIAS</w:t>
       </w:r>
@@ -288,7 +288,7 @@
           <w:color w:val="000000"/>
           <w:kern w:val="0"/>
           <w:lang w:eastAsia="es-PE"/>
-          <w14:ligatures w14:val="none"/>
+          <ns2:ligatures ns2:val="none"/>
         </w:rPr>
         <w:tab/>
         <w:t xml:space="preserve">: </w:t>
@@ -300,13 +300,13 @@
           <w:color w:val="000000"/>
           <w:kern w:val="0"/>
           <w:lang w:eastAsia="es-PE"/>
-          <w14:ligatures w14:val="none"/>
+          <ns2:ligatures ns2:val="none"/>
         </w:rPr>
         <w:tab/>
         <w:t>ADMISIÓN A TRÁMITE</w:t>
       </w:r>
     </w:p>
-    <w:p>
+    <w:p ns2:paraId="19ED7B73" ns2:textId="77777777">
       <w:pPr>
         <w:tabs>
           <w:tab w:val="left" w:pos="1701"/>
@@ -321,22 +321,22 @@
           <w:color w:val="000000"/>
           <w:kern w:val="0"/>
           <w:lang w:eastAsia="es-PE"/>
-          <w14:ligatures w14:val="none"/>
-        </w:rPr>
-      </w:pPr>
-      <w:r>
-        <w:rPr>
-          <w:rFonts w:ascii="Arial Narrow" w:eastAsia="Arial Narrow" w:hAnsi="Arial Narrow" w:cs="Arial Narrow"/>
-          <w:b/>
-          <w:color w:val="000000"/>
-          <w:kern w:val="0"/>
-          <w:lang w:eastAsia="es-PE"/>
-          <w14:ligatures w14:val="none"/>
+          <ns2:ligatures ns2:val="none"/>
+        </w:rPr>
+      </w:pPr>
+      <w:r>
+        <w:rPr>
+          <w:rFonts w:ascii="Arial Narrow" w:eastAsia="Arial Narrow" w:hAnsi="Arial Narrow" w:cs="Arial Narrow"/>
+          <w:b/>
+          <w:color w:val="000000"/>
+          <w:kern w:val="0"/>
+          <w:lang w:eastAsia="es-PE"/>
+          <ns2:ligatures ns2:val="none"/>
         </w:rPr>
         <w:t xml:space="preserve">REQUERIMIENTO DE INFORMACIÓN </w:t>
       </w:r>
     </w:p>
-    <w:p>
+    <w:p ns2:paraId="46A5A479" ns2:textId="77777777">
       <w:pPr>
         <w:tabs>
           <w:tab w:val="left" w:pos="1701"/>
@@ -350,17 +350,17 @@
           <w:color w:val="000000"/>
           <w:kern w:val="0"/>
           <w:lang w:eastAsia="es-PE"/>
-          <w14:ligatures w14:val="none"/>
-        </w:rPr>
-      </w:pPr>
-      <w:r>
-        <w:rPr>
-          <w:rFonts w:ascii="Arial Narrow" w:eastAsia="Arial Narrow" w:hAnsi="Arial Narrow" w:cs="Arial Narrow"/>
-          <w:b/>
-          <w:color w:val="000000"/>
-          <w:kern w:val="0"/>
-          <w:lang w:eastAsia="es-PE"/>
-          <w14:ligatures w14:val="none"/>
+          <ns2:ligatures ns2:val="none"/>
+        </w:rPr>
+      </w:pPr>
+      <w:r>
+        <w:rPr>
+          <w:rFonts w:ascii="Arial Narrow" w:eastAsia="Arial Narrow" w:hAnsi="Arial Narrow" w:cs="Arial Narrow"/>
+          <w:b/>
+          <w:color w:val="000000"/>
+          <w:kern w:val="0"/>
+          <w:lang w:eastAsia="es-PE"/>
+          <ns2:ligatures ns2:val="none"/>
         </w:rPr>
         <w:t xml:space="preserve">RESOLUCIÓN </w:t>
       </w:r>
@@ -371,7 +371,7 @@
           <w:color w:val="000000"/>
           <w:kern w:val="0"/>
           <w:lang w:eastAsia="es-PE"/>
-          <w14:ligatures w14:val="none"/>
+          <ns2:ligatures ns2:val="none"/>
         </w:rPr>
         <w:tab/>
         <w:t>:</w:t>
@@ -383,7 +383,7 @@
           <w:color w:val="000000"/>
           <w:kern w:val="0"/>
           <w:lang w:eastAsia="es-PE"/>
-          <w14:ligatures w14:val="none"/>
+          <ns2:ligatures ns2:val="none"/>
         </w:rPr>
         <w:tab/>
       </w:r>
@@ -394,12 +394,12 @@
           <w:color w:val="000000"/>
           <w:kern w:val="0"/>
           <w:lang w:eastAsia="es-PE"/>
-          <w14:ligatures w14:val="none"/>
+          <ns2:ligatures ns2:val="none"/>
         </w:rPr>
         <w:t>2</w:t>
       </w:r>
     </w:p>
-    <w:p>
+    <w:p ns2:paraId="5BA3A18D" ns2:textId="77777777">
       <w:pPr>
         <w:tabs>
           <w:tab w:val="left" w:pos="1014"/>
@@ -412,11 +412,11 @@
           <w:kern w:val="0"/>
           <w:shd w:val="clear" w:color="auto" w:fill="FFFFFF"/>
           <w:lang w:eastAsia="es-PE"/>
-          <w14:ligatures w14:val="none"/>
-        </w:rPr>
-      </w:pPr>
-    </w:p>
-    <w:p>
+          <ns2:ligatures ns2:val="none"/>
+        </w:rPr>
+      </w:pPr>
+    </w:p>
+    <w:p ns2:paraId="2F799822" ns2:textId="1D9E59B1">
       <w:pPr>
         <w:tabs>
           <w:tab w:val="left" w:pos="1014"/>
@@ -429,7 +429,7 @@
           <w:kern w:val="0"/>
           <w:shd w:val="clear" w:color="auto" w:fill="FFFFFF"/>
           <w:lang w:eastAsia="es-PE"/>
-          <w14:ligatures w14:val="none"/>
+          <ns2:ligatures ns2:val="none"/>
         </w:rPr>
       </w:pPr>
       <w:r>
@@ -439,7 +439,7 @@
           <w:kern w:val="0"/>
           <w:shd w:val="clear" w:color="auto" w:fill="FFFFFF"/>
           <w:lang w:eastAsia="es-PE"/>
-          <w14:ligatures w14:val="none"/>
+          <ns2:ligatures ns2:val="none"/>
         </w:rPr>
         <w:t xml:space="preserve">Lima, </w:t>
       </w:r>
@@ -450,7 +450,7 @@
           <w:kern w:val="0"/>
           <w:shd w:val="clear" w:color="auto" w:fill="FFFFFF"/>
           <w:lang w:eastAsia="es-PE"/>
-          <w14:ligatures w14:val="none"/>
+          <ns2:ligatures ns2:val="none"/>
         </w:rPr>
         <w:t>7</w:t>
       </w:r>
@@ -461,7 +461,7 @@
           <w:kern w:val="0"/>
           <w:shd w:val="clear" w:color="auto" w:fill="FFFFFF"/>
           <w:lang w:eastAsia="es-PE"/>
-          <w14:ligatures w14:val="none"/>
+          <ns2:ligatures ns2:val="none"/>
         </w:rPr>
         <w:t xml:space="preserve"> de</w:t>
       </w:r>
@@ -472,7 +472,7 @@
           <w:kern w:val="0"/>
           <w:shd w:val="clear" w:color="auto" w:fill="FFFFFF"/>
           <w:lang w:eastAsia="es-PE"/>
-          <w14:ligatures w14:val="none"/>
+          <ns2:ligatures ns2:val="none"/>
         </w:rPr>
         <w:t xml:space="preserve"> </w:t>
       </w:r>
@@ -483,7 +483,7 @@
           <w:kern w:val="0"/>
           <w:shd w:val="clear" w:color="auto" w:fill="FFFFFF"/>
           <w:lang w:eastAsia="es-PE"/>
-          <w14:ligatures w14:val="none"/>
+          <ns2:ligatures ns2:val="none"/>
         </w:rPr>
         <w:t>agosto</w:t>
       </w:r>
@@ -494,12 +494,12 @@
           <w:kern w:val="0"/>
           <w:shd w:val="clear" w:color="auto" w:fill="FFFFFF"/>
           <w:lang w:eastAsia="es-PE"/>
-          <w14:ligatures w14:val="none"/>
+          <ns2:ligatures ns2:val="none"/>
         </w:rPr>
         <w:t xml:space="preserve"> de 2025</w:t>
       </w:r>
     </w:p>
-    <w:p>
+    <w:p ns2:paraId="66CE1821" ns2:textId="77777777">
       <w:pPr>
         <w:tabs>
           <w:tab w:val="left" w:pos="1014"/>
@@ -511,11 +511,11 @@
           <w:color w:val="000000"/>
           <w:kern w:val="0"/>
           <w:lang w:eastAsia="es-PE"/>
-          <w14:ligatures w14:val="none"/>
-        </w:rPr>
-      </w:pPr>
-    </w:p>
-    <w:p>
+          <ns2:ligatures ns2:val="none"/>
+        </w:rPr>
+      </w:pPr>
+    </w:p>
+    <w:p ns2:paraId="0B80AAA5" ns2:textId="77777777">
       <w:pPr>
         <w:numPr>
           <w:ilvl w:val="0"/>
@@ -529,22 +529,22 @@
           <w:color w:val="000000"/>
           <w:kern w:val="0"/>
           <w:lang w:eastAsia="es-PE"/>
-          <w14:ligatures w14:val="none"/>
-        </w:rPr>
-      </w:pPr>
-      <w:r>
-        <w:rPr>
-          <w:rFonts w:ascii="Arial Narrow" w:eastAsia="Arial Narrow" w:hAnsi="Arial Narrow" w:cs="Arial Narrow"/>
-          <w:b/>
-          <w:color w:val="000000"/>
-          <w:kern w:val="0"/>
-          <w:lang w:eastAsia="es-PE"/>
-          <w14:ligatures w14:val="none"/>
+          <ns2:ligatures ns2:val="none"/>
+        </w:rPr>
+      </w:pPr>
+      <w:r>
+        <w:rPr>
+          <w:rFonts w:ascii="Arial Narrow" w:eastAsia="Arial Narrow" w:hAnsi="Arial Narrow" w:cs="Arial Narrow"/>
+          <w:b/>
+          <w:color w:val="000000"/>
+          <w:kern w:val="0"/>
+          <w:lang w:eastAsia="es-PE"/>
+          <ns2:ligatures ns2:val="none"/>
         </w:rPr>
         <w:t xml:space="preserve">HECHOS </w:t>
       </w:r>
     </w:p>
-    <w:p>
+    <w:p ns2:paraId="621F2AB2" ns2:textId="77777777">
       <w:pPr>
         <w:spacing w:after="0" w:line="240" w:lineRule="auto"/>
         <w:jc w:val="both"/>
@@ -553,11 +553,11 @@
           <w:color w:val="000000"/>
           <w:kern w:val="0"/>
           <w:lang w:eastAsia="es-PE"/>
-          <w14:ligatures w14:val="none"/>
-        </w:rPr>
-      </w:pPr>
-    </w:p>
-    <w:p>
+          <ns2:ligatures ns2:val="none"/>
+        </w:rPr>
+      </w:pPr>
+    </w:p>
+    <w:p ns2:paraId="60B5D5B0" ns2:textId="3DAABCED">
       <w:pPr>
         <w:numPr>
           <w:ilvl w:val="1"/>
@@ -571,7 +571,7 @@
           <w:color w:val="000000"/>
           <w:kern w:val="0"/>
           <w:lang w:val="es-ES" w:eastAsia="es-ES"/>
-          <w14:ligatures w14:val="none"/>
+          <ns2:ligatures ns2:val="none"/>
         </w:rPr>
       </w:pPr>
       <w:r>
@@ -580,7 +580,7 @@
           <w:color w:val="000000"/>
           <w:kern w:val="0"/>
           <w:lang w:val="es-ES" w:eastAsia="es-ES"/>
-          <w14:ligatures w14:val="none"/>
+          <ns2:ligatures ns2:val="none"/>
         </w:rPr>
         <w:t xml:space="preserve">Mediante el escrito del 20 de mayo de 2025 la señora [APELLIDO] denunció a Rímac por presuntas infracciones a la Ley 29571, Código de Protección y Defensa del Consumidor (en adelante, Código), señalando lo siguiente:</w:t>
       </w:r>
@@ -590,7 +590,7 @@
           <w:color w:val="000000"/>
           <w:kern w:val="0"/>
           <w:lang w:val="es-ES" w:eastAsia="es-ES"/>
-          <w14:ligatures w14:val="none"/>
+          <ns2:ligatures ns2:val="none"/>
         </w:rPr>
         <w:t/>
       </w:r>
@@ -600,7 +600,7 @@
           <w:color w:val="000000"/>
           <w:kern w:val="0"/>
           <w:lang w:val="es-ES" w:eastAsia="es-ES"/>
-          <w14:ligatures w14:val="none"/>
+          <ns2:ligatures ns2:val="none"/>
         </w:rPr>
         <w:t xml:space="preserve"/>
       </w:r>
@@ -610,7 +610,7 @@
           <w:color w:val="000000"/>
           <w:kern w:val="0"/>
           <w:lang w:val="es-ES" w:eastAsia="es-ES"/>
-          <w14:ligatures w14:val="none"/>
+          <ns2:ligatures ns2:val="none"/>
         </w:rPr>
         <w:t/>
       </w:r>
@@ -620,7 +620,7 @@
           <w:color w:val="000000"/>
           <w:kern w:val="0"/>
           <w:lang w:val="es-ES" w:eastAsia="es-ES"/>
-          <w14:ligatures w14:val="none"/>
+          <ns2:ligatures ns2:val="none"/>
         </w:rPr>
         <w:t xml:space="preserve"/>
       </w:r>
@@ -632,7 +632,7 @@
           <w:kern w:val="0"/>
           <w:vertAlign w:val="superscript"/>
           <w:lang w:val="es-ES" w:eastAsia="es-ES"/>
-          <w14:ligatures w14:val="none"/>
+          <ns2:ligatures ns2:val="none"/>
         </w:rPr>
         <w:footnoteReference w:id="1"/>
       </w:r>
@@ -640,7 +640,7 @@
         <w:rPr>
           <w:rFonts w:ascii="Arial Narrow" w:eastAsia="Calibri" w:hAnsi="Arial Narrow" w:cs="Arial"/>
           <w:kern w:val="0"/>
-          <w14:ligatures w14:val="none"/>
+          <ns2:ligatures ns2:val="none"/>
         </w:rPr>
         <w:t xml:space="preserve"/>
       </w:r>
@@ -648,7 +648,7 @@
         <w:rPr>
           <w:rFonts w:ascii="Arial Narrow" w:eastAsia="Calibri" w:hAnsi="Arial Narrow" w:cs="Arial"/>
           <w:kern w:val="0"/>
-          <w14:ligatures w14:val="none"/>
+          <ns2:ligatures ns2:val="none"/>
         </w:rPr>
         <w:t xml:space="preserve"/>
       </w:r>
@@ -656,7 +656,7 @@
         <w:rPr>
           <w:rFonts w:ascii="Arial Narrow" w:eastAsia="Calibri" w:hAnsi="Arial Narrow" w:cs="Arial"/>
           <w:kern w:val="0"/>
-          <w14:ligatures w14:val="none"/>
+          <ns2:ligatures ns2:val="none"/>
         </w:rPr>
         <w:t/>
       </w:r>
@@ -666,7 +666,7 @@
           <w:color w:val="000000"/>
           <w:kern w:val="0"/>
           <w:lang w:val="es-ES" w:eastAsia="es-ES"/>
-          <w14:ligatures w14:val="none"/>
+          <ns2:ligatures ns2:val="none"/>
         </w:rPr>
         <w:t/>
       </w:r>
@@ -676,7 +676,7 @@
           <w:color w:val="000000"/>
           <w:kern w:val="0"/>
           <w:lang w:val="es-ES" w:eastAsia="es-ES"/>
-          <w14:ligatures w14:val="none"/>
+          <ns2:ligatures ns2:val="none"/>
         </w:rPr>
         <w:t xml:space="preserve"/>
       </w:r>
@@ -686,7 +686,7 @@
           <w:color w:val="000000"/>
           <w:kern w:val="0"/>
           <w:lang w:val="es-ES" w:eastAsia="es-ES"/>
-          <w14:ligatures w14:val="none"/>
+          <ns2:ligatures ns2:val="none"/>
         </w:rPr>
         <w:t/>
       </w:r>
@@ -698,7 +698,7 @@
           <w:kern w:val="0"/>
           <w:vertAlign w:val="superscript"/>
           <w:lang w:val="es-ES" w:eastAsia="es-ES"/>
-          <w14:ligatures w14:val="none"/>
+          <ns2:ligatures ns2:val="none"/>
         </w:rPr>
         <w:footnoteReference w:id="2"/>
       </w:r>
@@ -708,7 +708,7 @@
           <w:color w:val="000000"/>
           <w:kern w:val="0"/>
           <w:lang w:val="es-ES" w:eastAsia="es-ES"/>
-          <w14:ligatures w14:val="none"/>
+          <ns2:ligatures ns2:val="none"/>
         </w:rPr>
         <w:t xml:space="preserve"/>
       </w:r>
@@ -719,12 +719,12 @@
           <w:color w:val="000000"/>
           <w:kern w:val="0"/>
           <w:lang w:val="es-ES" w:eastAsia="es-ES"/>
-          <w14:ligatures w14:val="none"/>
+          <ns2:ligatures ns2:val="none"/>
         </w:rPr>
         <w:t/>
       </w:r>
     </w:p>
-    <w:p>
+    <w:p ns2:paraId="3AD3B7C6" ns2:textId="77777777">
       <w:pPr>
         <w:tabs>
           <w:tab w:val="left" w:pos="1134"/>
@@ -736,11 +736,11 @@
           <w:color w:val="000000"/>
           <w:kern w:val="0"/>
           <w:lang w:val="es-ES" w:eastAsia="es-ES"/>
-          <w14:ligatures w14:val="none"/>
-        </w:rPr>
-      </w:pPr>
-    </w:p>
-    <w:p>
+          <ns2:ligatures ns2:val="none"/>
+        </w:rPr>
+      </w:pPr>
+    </w:p>
+    <w:p ns2:paraId="283E6195" ns2:textId="41E744DF">
       <w:pPr>
         <w:pStyle w:val="Prrafodelista"/>
         <w:numPr>
@@ -759,7 +759,7 @@
           <w:color w:val="000000"/>
           <w:kern w:val="0"/>
           <w:lang w:eastAsia="es-ES"/>
-          <w14:ligatures w14:val="none"/>
+          <ns2:ligatures ns2:val="none"/>
         </w:rPr>
       </w:pPr>
       <w:r>
@@ -768,7 +768,7 @@
           <w:color w:val="000000"/>
           <w:kern w:val="0"/>
           <w:lang w:eastAsia="es-ES"/>
-          <w14:ligatures w14:val="none"/>
+          <ns2:ligatures ns2:val="none"/>
         </w:rPr>
         <w:t xml:space="preserve">Era beneficiaria de las pólizas “Protección Ahorro” y “Protección Familiar” emitidas por Rímac, contratadas por su hijo, quien en vida fue el señor [APELLIDO] [APELLIDO]. Pese a haber remitido toda la documentación requerida dentro de los plazos establecidos, la compañía aseguradora se negaba a realizar el pago.</w:t>
       </w:r>
@@ -778,7 +778,7 @@
           <w:color w:val="000000"/>
           <w:kern w:val="0"/>
           <w:lang w:eastAsia="es-ES"/>
-          <w14:ligatures w14:val="none"/>
+          <ns2:ligatures ns2:val="none"/>
         </w:rPr>
         <w:t xml:space="preserve"/>
       </w:r>
@@ -788,7 +788,7 @@
           <w:color w:val="000000"/>
           <w:kern w:val="0"/>
           <w:lang w:eastAsia="es-ES"/>
-          <w14:ligatures w14:val="none"/>
+          <ns2:ligatures ns2:val="none"/>
         </w:rPr>
         <w:t/>
       </w:r>
@@ -798,7 +798,7 @@
           <w:color w:val="000000"/>
           <w:kern w:val="0"/>
           <w:lang w:eastAsia="es-ES"/>
-          <w14:ligatures w14:val="none"/>
+          <ns2:ligatures ns2:val="none"/>
         </w:rPr>
         <w:t xml:space="preserve"/>
       </w:r>
@@ -808,7 +808,7 @@
           <w:color w:val="000000"/>
           <w:kern w:val="0"/>
           <w:lang w:eastAsia="es-ES"/>
-          <w14:ligatures w14:val="none"/>
+          <ns2:ligatures ns2:val="none"/>
         </w:rPr>
         <w:t/>
       </w:r>
@@ -818,12 +818,12 @@
           <w:color w:val="000000"/>
           <w:kern w:val="0"/>
           <w:lang w:eastAsia="es-ES"/>
-          <w14:ligatures w14:val="none"/>
+          <ns2:ligatures ns2:val="none"/>
         </w:rPr>
         <w:t xml:space="preserve"/>
       </w:r>
     </w:p>
-    <w:p>
+    <w:p ns2:paraId="3019F900" ns2:textId="77777777">
       <w:pPr>
         <w:pStyle w:val="Prrafodelista"/>
         <w:spacing w:after="0" w:line="240" w:lineRule="auto"/>
@@ -834,11 +834,11 @@
           <w:color w:val="000000"/>
           <w:kern w:val="0"/>
           <w:lang w:eastAsia="es-ES"/>
-          <w14:ligatures w14:val="none"/>
-        </w:rPr>
-      </w:pPr>
-    </w:p>
-    <w:p>
+          <ns2:ligatures ns2:val="none"/>
+        </w:rPr>
+      </w:pPr>
+    </w:p>
+    <w:p ns2:paraId="0D3EA71B" ns2:textId="77777777">
       <w:pPr>
         <w:pStyle w:val="Prrafodelista"/>
         <w:numPr>
@@ -857,7 +857,7 @@
           <w:color w:val="000000"/>
           <w:kern w:val="0"/>
           <w:lang w:eastAsia="es-ES"/>
-          <w14:ligatures w14:val="none"/>
+          <ns2:ligatures ns2:val="none"/>
         </w:rPr>
       </w:pPr>
       <w:r>
@@ -866,12 +866,12 @@
           <w:color w:val="000000"/>
           <w:kern w:val="0"/>
           <w:lang w:eastAsia="es-ES"/>
-          <w14:ligatures w14:val="none"/>
+          <ns2:ligatures ns2:val="none"/>
         </w:rPr>
         <w:t xml:space="preserve">Respecto a la póliza “Protección Ahorro”, Rímac alegaba que la documentación enviada estaba incompleta, lo cual fue desmentido mediante la presentación de un correo electrónico que acreditaba el envío completo de los requisitos solicitados. </w:t>
       </w:r>
     </w:p>
-    <w:p>
+    <w:p ns2:paraId="379D7E71" ns2:textId="77777777">
       <w:pPr>
         <w:pStyle w:val="Prrafodelista"/>
         <w:spacing w:line="240" w:lineRule="auto"/>
@@ -880,11 +880,11 @@
           <w:color w:val="000000"/>
           <w:kern w:val="0"/>
           <w:lang w:eastAsia="es-ES"/>
-          <w14:ligatures w14:val="none"/>
-        </w:rPr>
-      </w:pPr>
-    </w:p>
-    <w:p>
+          <ns2:ligatures ns2:val="none"/>
+        </w:rPr>
+      </w:pPr>
+    </w:p>
+    <w:p ns2:paraId="2F9CF7F5" ns2:textId="3F61CECD">
       <w:pPr>
         <w:pStyle w:val="Prrafodelista"/>
         <w:numPr>
@@ -903,7 +903,7 @@
           <w:color w:val="000000"/>
           <w:kern w:val="0"/>
           <w:lang w:eastAsia="es-ES"/>
-          <w14:ligatures w14:val="none"/>
+          <ns2:ligatures ns2:val="none"/>
         </w:rPr>
       </w:pPr>
       <w:r>
@@ -912,7 +912,7 @@
           <w:color w:val="000000"/>
           <w:kern w:val="0"/>
           <w:lang w:eastAsia="es-ES"/>
-          <w14:ligatures w14:val="none"/>
+          <ns2:ligatures ns2:val="none"/>
         </w:rPr>
         <w:t>En cuanto a la póliza “Protección Familiar”, Rímac rechazó el pago argumentando que la causa del fallecimiento fue un grado etílico elevado. Sin embargo, esta versión fue descartada por el documento de Acusación Directa emitido por el Ministerio Público, en el cual la fiscal del caso determinó que el deceso fue producto de un homicidio, constituyendo un hallazgo oficial que prevalecía sobre cualquier informe preliminar, como el emitido por la Dirección de Investigación Criminal de la Policía Nacional del Perú</w:t>
       </w:r>
@@ -922,12 +922,12 @@
           <w:color w:val="000000"/>
           <w:kern w:val="0"/>
           <w:lang w:eastAsia="es-ES"/>
-          <w14:ligatures w14:val="none"/>
+          <ns2:ligatures ns2:val="none"/>
         </w:rPr>
         <w:t xml:space="preserve">. </w:t>
       </w:r>
     </w:p>
-    <w:p>
+    <w:p ns2:paraId="33E14FF7" ns2:textId="77777777">
       <w:pPr>
         <w:tabs>
           <w:tab w:val="left" w:pos="1134"/>
@@ -939,11 +939,11 @@
           <w:color w:val="000000"/>
           <w:kern w:val="0"/>
           <w:lang w:eastAsia="es-ES"/>
-          <w14:ligatures w14:val="none"/>
-        </w:rPr>
-      </w:pPr>
-    </w:p>
-    <w:p>
+          <ns2:ligatures ns2:val="none"/>
+        </w:rPr>
+      </w:pPr>
+    </w:p>
+    <w:p ns2:paraId="65C58807" ns2:textId="384D2449">
       <w:pPr>
         <w:numPr>
           <w:ilvl w:val="1"/>
@@ -961,7 +961,7 @@
           <w:color w:val="000000"/>
           <w:kern w:val="0"/>
           <w:lang w:val="es-ES" w:eastAsia="es-ES"/>
-          <w14:ligatures w14:val="none"/>
+          <ns2:ligatures ns2:val="none"/>
         </w:rPr>
       </w:pPr>
       <w:r>
@@ -970,7 +970,7 @@
           <w:color w:val="000000"/>
           <w:kern w:val="0"/>
           <w:lang w:val="es-ES" w:eastAsia="es-ES"/>
-          <w14:ligatures w14:val="none"/>
+          <ns2:ligatures ns2:val="none"/>
         </w:rPr>
         <w:t xml:space="preserve">La señora [APELLIDO] solicitó, en calidad de medida correctiva, que Rímac cumpla con pagar la cobertura de las pólizas contratadas.</w:t>
       </w:r>
@@ -978,7 +978,7 @@
         <w:rPr>
           <w:rFonts w:ascii="Arial Narrow" w:eastAsia="Calibri" w:hAnsi="Arial Narrow" w:cs="Arial"/>
           <w:kern w:val="0"/>
-          <w14:ligatures w14:val="none"/>
+          <ns2:ligatures ns2:val="none"/>
         </w:rPr>
         <w:t xml:space="preserve"/>
       </w:r>
@@ -988,7 +988,7 @@
           <w:color w:val="000000"/>
           <w:kern w:val="0"/>
           <w:lang w:val="es-ES" w:eastAsia="es-ES"/>
-          <w14:ligatures w14:val="none"/>
+          <ns2:ligatures ns2:val="none"/>
         </w:rPr>
         <w:t xml:space="preserve"/>
       </w:r>
@@ -998,7 +998,7 @@
           <w:color w:val="000000"/>
           <w:kern w:val="0"/>
           <w:lang w:val="es-ES" w:eastAsia="es-ES"/>
-          <w14:ligatures w14:val="none"/>
+          <ns2:ligatures ns2:val="none"/>
         </w:rPr>
         <w:t/>
       </w:r>
@@ -1008,7 +1008,7 @@
           <w:color w:val="000000"/>
           <w:kern w:val="0"/>
           <w:lang w:val="es-ES" w:eastAsia="es-ES"/>
-          <w14:ligatures w14:val="none"/>
+          <ns2:ligatures ns2:val="none"/>
         </w:rPr>
         <w:t xml:space="preserve"/>
       </w:r>
@@ -1018,7 +1018,7 @@
           <w:color w:val="000000"/>
           <w:kern w:val="0"/>
           <w:lang w:val="es-ES" w:eastAsia="es-ES"/>
-          <w14:ligatures w14:val="none"/>
+          <ns2:ligatures ns2:val="none"/>
         </w:rPr>
         <w:t xml:space="preserve"/>
       </w:r>
@@ -1028,7 +1028,7 @@
           <w:color w:val="000000"/>
           <w:kern w:val="0"/>
           <w:lang w:val="es-ES" w:eastAsia="es-ES"/>
-          <w14:ligatures w14:val="none"/>
+          <ns2:ligatures ns2:val="none"/>
         </w:rPr>
         <w:t/>
       </w:r>
@@ -1038,12 +1038,12 @@
           <w:color w:val="000000"/>
           <w:kern w:val="0"/>
           <w:lang w:val="es-ES" w:eastAsia="es-ES"/>
-          <w14:ligatures w14:val="none"/>
+          <ns2:ligatures ns2:val="none"/>
         </w:rPr>
         <w:t/>
       </w:r>
     </w:p>
-    <w:p>
+    <w:p ns2:paraId="66005174" ns2:textId="77777777">
       <w:pPr>
         <w:spacing w:after="0" w:line="240" w:lineRule="auto"/>
         <w:contextualSpacing/>
@@ -1054,11 +1054,11 @@
           <w:color w:val="000000"/>
           <w:kern w:val="0"/>
           <w:lang w:eastAsia="es-PE"/>
-          <w14:ligatures w14:val="none"/>
-        </w:rPr>
-      </w:pPr>
-    </w:p>
-    <w:p>
+          <ns2:ligatures ns2:val="none"/>
+        </w:rPr>
+      </w:pPr>
+    </w:p>
+    <w:p ns2:paraId="3541B1F9" ns2:textId="77777777">
       <w:pPr>
         <w:pStyle w:val="Prrafodelista"/>
         <w:numPr>
@@ -1078,22 +1078,22 @@
           <w:color w:val="000000"/>
           <w:kern w:val="0"/>
           <w:lang w:eastAsia="es-PE"/>
-          <w14:ligatures w14:val="none"/>
-        </w:rPr>
-      </w:pPr>
-      <w:r>
-        <w:rPr>
-          <w:rFonts w:ascii="Arial Narrow" w:eastAsia="Arial Narrow" w:hAnsi="Arial Narrow" w:cs="Arial Narrow"/>
-          <w:b/>
-          <w:color w:val="000000"/>
-          <w:kern w:val="0"/>
-          <w:lang w:eastAsia="es-PE"/>
-          <w14:ligatures w14:val="none"/>
+          <ns2:ligatures ns2:val="none"/>
+        </w:rPr>
+      </w:pPr>
+      <w:r>
+        <w:rPr>
+          <w:rFonts w:ascii="Arial Narrow" w:eastAsia="Arial Narrow" w:hAnsi="Arial Narrow" w:cs="Arial Narrow"/>
+          <w:b/>
+          <w:color w:val="000000"/>
+          <w:kern w:val="0"/>
+          <w:lang w:eastAsia="es-PE"/>
+          <ns2:ligatures ns2:val="none"/>
         </w:rPr>
         <w:t>DE LA ADMISIÓN A TRÁMITE DE LA DENUNCIA</w:t>
       </w:r>
     </w:p>
-    <w:p>
+    <w:p ns2:paraId="34556756" ns2:textId="77777777">
       <w:pPr>
         <w:spacing w:after="0" w:line="240" w:lineRule="auto"/>
         <w:ind w:left="567"/>
@@ -1105,11 +1105,11 @@
           <w:color w:val="000000"/>
           <w:kern w:val="0"/>
           <w:lang w:eastAsia="es-PE"/>
-          <w14:ligatures w14:val="none"/>
-        </w:rPr>
-      </w:pPr>
-    </w:p>
-    <w:p>
+          <ns2:ligatures ns2:val="none"/>
+        </w:rPr>
+      </w:pPr>
+    </w:p>
+    <w:p ns2:paraId="510CCC3D" ns2:textId="0C84B04B">
       <w:pPr>
         <w:pStyle w:val="Prrafodelista"/>
         <w:numPr>
@@ -1122,7 +1122,7 @@
         <w:rPr>
           <w:rFonts w:ascii="Arial Narrow" w:eastAsia="Arial Narrow" w:hAnsi="Arial Narrow" w:cs="Arial Narrow"/>
           <w:kern w:val="0"/>
-          <w14:ligatures w14:val="none"/>
+          <ns2:ligatures ns2:val="none"/>
         </w:rPr>
       </w:pPr>
       <w:bookmarkStart w:id="1" w:name="_Hlk140755208"/>
@@ -1134,7 +1134,7 @@
           <w:color w:val="000000"/>
           <w:kern w:val="0"/>
           <w:lang w:eastAsia="es-PE"/>
-          <w14:ligatures w14:val="none"/>
+          <ns2:ligatures ns2:val="none"/>
         </w:rPr>
         <w:t xml:space="preserve">La Secretaría Técnica de la Comisión de Protección al Consumidor 1 (en adelante, la Secretaría Técnica), en ejercicio de sus facultades, considera que el hecho denunciado, consistente en que la compañía aseguradora no habría cumplido con otorgar dentro del plazo legal la cobertura solicitada por la denunciante de la Póliza del Seguro Protección Ahorro por el fallecimiento de su hijo Jimmy Eduardo Castro [APELLIDO], pese haberle remitido toda la documentación requerida; involucraría una presunta afectación a sus expectativas, quien no habría encontrado una correspondencia entre lo que esperaba recibir de parte del proveedor y lo que realmente recibió. Por consiguiente, corresponde calificar el hecho materia de denuncia como una presunta infracción al deber de idoneidad, tipificado en los artículos 18 y 19 del Código.</w:t>
       </w:r>
@@ -1147,7 +1147,7 @@
           <w:color w:val="000000"/>
           <w:kern w:val="0"/>
           <w:lang w:eastAsia="es-PE"/>
-          <w14:ligatures w14:val="none"/>
+          <ns2:ligatures ns2:val="none"/>
         </w:rPr>
         <w:t/>
       </w:r>
@@ -1157,7 +1157,7 @@
           <w:rFonts w:ascii="Arial Narrow" w:eastAsia="Arial Narrow" w:hAnsi="Arial Narrow" w:cs="Arial Narrow"/>
           <w:kern w:val="0"/>
           <w:vertAlign w:val="superscript"/>
-          <w14:ligatures w14:val="none"/>
+          <ns2:ligatures ns2:val="none"/>
         </w:rPr>
         <w:footnoteReference w:id="3"/>
       </w:r>
@@ -1167,7 +1167,7 @@
           <w:color w:val="000000"/>
           <w:kern w:val="0"/>
           <w:lang w:eastAsia="es-PE"/>
-          <w14:ligatures w14:val="none"/>
+          <ns2:ligatures ns2:val="none"/>
         </w:rPr>
         <w:t xml:space="preserve"/>
       </w:r>
@@ -1175,7 +1175,7 @@
         <w:rPr>
           <w:rFonts w:ascii="Arial Narrow" w:eastAsia="Arial Narrow" w:hAnsi="Arial Narrow" w:cs="Arial Narrow"/>
           <w:kern w:val="0"/>
-          <w14:ligatures w14:val="none"/>
+          <ns2:ligatures ns2:val="none"/>
         </w:rPr>
         <w:t xml:space="preserve"/>
       </w:r>
@@ -1183,7 +1183,7 @@
         <w:rPr>
           <w:rFonts w:ascii="Arial Narrow" w:eastAsia="Arial Narrow" w:hAnsi="Arial Narrow" w:cs="Arial Narrow"/>
           <w:kern w:val="0"/>
-          <w14:ligatures w14:val="none"/>
+          <ns2:ligatures ns2:val="none"/>
         </w:rPr>
         <w:t xml:space="preserve"/>
       </w:r>
@@ -1191,7 +1191,7 @@
         <w:rPr>
           <w:rFonts w:ascii="Arial Narrow" w:eastAsia="Arial Narrow" w:hAnsi="Arial Narrow" w:cs="Arial Narrow"/>
           <w:kern w:val="0"/>
-          <w14:ligatures w14:val="none"/>
+          <ns2:ligatures ns2:val="none"/>
         </w:rPr>
         <w:t xml:space="preserve"/>
       </w:r>
@@ -1199,7 +1199,7 @@
         <w:rPr>
           <w:rFonts w:ascii="Arial Narrow" w:eastAsia="Arial Narrow" w:hAnsi="Arial Narrow" w:cs="Arial Narrow"/>
           <w:kern w:val="0"/>
-          <w14:ligatures w14:val="none"/>
+          <ns2:ligatures ns2:val="none"/>
         </w:rPr>
         <w:lastRenderedPageBreak/>
         <w:t/>
@@ -1208,7 +1208,7 @@
         <w:rPr>
           <w:rFonts w:ascii="Arial Narrow" w:eastAsia="Arial Narrow" w:hAnsi="Arial Narrow" w:cs="Arial Narrow"/>
           <w:kern w:val="0"/>
-          <w14:ligatures w14:val="none"/>
+          <ns2:ligatures ns2:val="none"/>
         </w:rPr>
         <w:t/>
       </w:r>
@@ -1218,7 +1218,7 @@
           <w:color w:val="000000"/>
           <w:kern w:val="0"/>
           <w:lang w:eastAsia="es-PE"/>
-          <w14:ligatures w14:val="none"/>
+          <ns2:ligatures ns2:val="none"/>
         </w:rPr>
         <w:t/>
       </w:r>
@@ -1226,7 +1226,7 @@
         <w:rPr>
           <w:rFonts w:ascii="Arial Narrow" w:eastAsia="Arial Narrow" w:hAnsi="Arial Narrow" w:cs="Arial Narrow"/>
           <w:kern w:val="0"/>
-          <w14:ligatures w14:val="none"/>
+          <ns2:ligatures ns2:val="none"/>
         </w:rPr>
         <w:t xml:space="preserve"/>
       </w:r>
@@ -1236,7 +1236,7 @@
           <w:color w:val="000000"/>
           <w:kern w:val="0"/>
           <w:lang w:eastAsia="es-PE"/>
-          <w14:ligatures w14:val="none"/>
+          <ns2:ligatures ns2:val="none"/>
         </w:rPr>
         <w:t/>
       </w:r>
@@ -1244,7 +1244,7 @@
         <w:rPr>
           <w:rFonts w:ascii="Arial Narrow" w:eastAsia="Arial Narrow" w:hAnsi="Arial Narrow" w:cs="Arial Narrow"/>
           <w:kern w:val="0"/>
-          <w14:ligatures w14:val="none"/>
+          <ns2:ligatures ns2:val="none"/>
         </w:rPr>
         <w:t xml:space="preserve"/>
       </w:r>
@@ -1254,7 +1254,7 @@
           <w:rFonts w:ascii="Arial Narrow" w:eastAsia="Arial Narrow" w:hAnsi="Arial Narrow" w:cs="Arial"/>
           <w:kern w:val="0"/>
           <w:vertAlign w:val="superscript"/>
-          <w14:ligatures w14:val="none"/>
+          <ns2:ligatures ns2:val="none"/>
         </w:rPr>
         <w:footnoteReference w:id="4"/>
       </w:r>
@@ -1262,23 +1262,23 @@
         <w:rPr>
           <w:rFonts w:ascii="Arial Narrow" w:eastAsia="Arial Narrow" w:hAnsi="Arial Narrow" w:cs="Arial Narrow"/>
           <w:kern w:val="0"/>
-          <w14:ligatures w14:val="none"/>
+          <ns2:ligatures ns2:val="none"/>
         </w:rPr>
         <w:t/>
       </w:r>
     </w:p>
-    <w:p>
-      <w:pPr>
-        <w:spacing w:after="0" w:line="240" w:lineRule="auto"/>
-        <w:jc w:val="both"/>
-        <w:rPr>
-          <w:rFonts w:ascii="Arial Narrow" w:eastAsia="Arial Narrow" w:hAnsi="Arial Narrow" w:cs="Arial Narrow"/>
-          <w:kern w:val="0"/>
-          <w14:ligatures w14:val="none"/>
-        </w:rPr>
-      </w:pPr>
-    </w:p>
-    <w:p>
+    <w:p ns2:paraId="7304198C" ns2:textId="77777777">
+      <w:pPr>
+        <w:spacing w:after="0" w:line="240" w:lineRule="auto"/>
+        <w:jc w:val="both"/>
+        <w:rPr>
+          <w:rFonts w:ascii="Arial Narrow" w:eastAsia="Arial Narrow" w:hAnsi="Arial Narrow" w:cs="Arial Narrow"/>
+          <w:kern w:val="0"/>
+          <ns2:ligatures ns2:val="none"/>
+        </w:rPr>
+      </w:pPr>
+    </w:p>
+    <w:p ns2:paraId="5AD72EA1" ns2:textId="0B63D289">
       <w:pPr>
         <w:pStyle w:val="Prrafodelista"/>
         <w:numPr>
@@ -1291,14 +1291,14 @@
         <w:rPr>
           <w:rFonts w:ascii="Arial Narrow" w:eastAsia="Arial Narrow" w:hAnsi="Arial Narrow" w:cs="Arial Narrow"/>
           <w:kern w:val="0"/>
-          <w14:ligatures w14:val="none"/>
-        </w:rPr>
-      </w:pPr>
-      <w:r>
-        <w:rPr>
-          <w:rFonts w:ascii="Arial Narrow" w:eastAsia="Arial Narrow" w:hAnsi="Arial Narrow" w:cs="Arial Narrow"/>
-          <w:kern w:val="0"/>
-          <w14:ligatures w14:val="none"/>
+          <ns2:ligatures ns2:val="none"/>
+        </w:rPr>
+      </w:pPr>
+      <w:r>
+        <w:rPr>
+          <w:rFonts w:ascii="Arial Narrow" w:eastAsia="Arial Narrow" w:hAnsi="Arial Narrow" w:cs="Arial Narrow"/>
+          <w:kern w:val="0"/>
+          <ns2:ligatures ns2:val="none"/>
         </w:rPr>
         <w:t xml:space="preserve">Así también, la Secretaría Técnica, en ejercicio de sus facultades, considera que el hecho denunciado, consistente en que la compañía aseguradora habría rechazado injustificadamente a la denunciante la cobertura de la Póliza del Seguro Protección Familiar por el fallecimiento de su hijo Jimmy Eduardo Castro [APELLIDO]; involucraría una presunta afectación a sus expectativas, quien no habría encontrado una correspondencia entre lo que esperaba recibir de parte del proveedor y lo que realmente recibió. Por consiguiente, corresponde calificar el hecho materia de denuncia como una presunta infracción al deber de idoneidad, tipificado en los artículos 18 y 19 del Código.</w:t>
       </w:r>
@@ -1308,7 +1308,7 @@
           <w:color w:val="000000"/>
           <w:kern w:val="0"/>
           <w:lang w:eastAsia="es-PE"/>
-          <w14:ligatures w14:val="none"/>
+          <ns2:ligatures ns2:val="none"/>
         </w:rPr>
         <w:t xml:space="preserve"/>
       </w:r>
@@ -1316,7 +1316,7 @@
         <w:rPr>
           <w:rFonts w:ascii="Arial Narrow" w:eastAsia="Arial Narrow" w:hAnsi="Arial Narrow" w:cs="Arial Narrow"/>
           <w:kern w:val="0"/>
-          <w14:ligatures w14:val="none"/>
+          <ns2:ligatures ns2:val="none"/>
         </w:rPr>
         <w:t xml:space="preserve"/>
       </w:r>
@@ -1324,7 +1324,7 @@
         <w:rPr>
           <w:rFonts w:ascii="Arial Narrow" w:eastAsia="Arial Narrow" w:hAnsi="Arial Narrow" w:cs="Arial Narrow"/>
           <w:kern w:val="0"/>
-          <w14:ligatures w14:val="none"/>
+          <ns2:ligatures ns2:val="none"/>
         </w:rPr>
         <w:t/>
       </w:r>
@@ -1332,7 +1332,7 @@
         <w:rPr>
           <w:rFonts w:ascii="Arial Narrow" w:eastAsia="Arial Narrow" w:hAnsi="Arial Narrow" w:cs="Arial Narrow"/>
           <w:kern w:val="0"/>
-          <w14:ligatures w14:val="none"/>
+          <ns2:ligatures ns2:val="none"/>
         </w:rPr>
         <w:t/>
       </w:r>
@@ -1342,7 +1342,7 @@
           <w:color w:val="000000"/>
           <w:kern w:val="0"/>
           <w:lang w:eastAsia="es-PE"/>
-          <w14:ligatures w14:val="none"/>
+          <ns2:ligatures ns2:val="none"/>
         </w:rPr>
         <w:t/>
       </w:r>
@@ -1350,7 +1350,7 @@
         <w:rPr>
           <w:rFonts w:ascii="Arial Narrow" w:eastAsia="Arial Narrow" w:hAnsi="Arial Narrow" w:cs="Arial Narrow"/>
           <w:kern w:val="0"/>
-          <w14:ligatures w14:val="none"/>
+          <ns2:ligatures ns2:val="none"/>
         </w:rPr>
         <w:t xml:space="preserve"/>
       </w:r>
@@ -1360,7 +1360,7 @@
           <w:color w:val="000000"/>
           <w:kern w:val="0"/>
           <w:lang w:eastAsia="es-PE"/>
-          <w14:ligatures w14:val="none"/>
+          <ns2:ligatures ns2:val="none"/>
         </w:rPr>
         <w:t/>
       </w:r>
@@ -1368,12 +1368,12 @@
         <w:rPr>
           <w:rFonts w:ascii="Arial Narrow" w:eastAsia="Arial Narrow" w:hAnsi="Arial Narrow" w:cs="Arial Narrow"/>
           <w:kern w:val="0"/>
-          <w14:ligatures w14:val="none"/>
+          <ns2:ligatures ns2:val="none"/>
         </w:rPr>
         <w:t xml:space="preserve"/>
       </w:r>
     </w:p>
-    <w:p>
+    <w:p ns2:paraId="0C24C8FB" ns2:textId="77777777">
       <w:pPr>
         <w:pStyle w:val="Prrafodelista"/>
         <w:spacing w:line="240" w:lineRule="auto"/>
@@ -1382,11 +1382,11 @@
           <w:color w:val="000000"/>
           <w:kern w:val="0"/>
           <w:lang w:eastAsia="es-PE"/>
-          <w14:ligatures w14:val="none"/>
-        </w:rPr>
-      </w:pPr>
-    </w:p>
-    <w:p>
+          <ns2:ligatures ns2:val="none"/>
+        </w:rPr>
+      </w:pPr>
+    </w:p>
+    <w:p ns2:paraId="463134E5" ns2:textId="6521C032">
       <w:pPr>
         <w:pStyle w:val="Prrafodelista"/>
         <w:numPr>
@@ -1399,7 +1399,7 @@
         <w:rPr>
           <w:rFonts w:ascii="Arial Narrow" w:eastAsia="Arial Narrow" w:hAnsi="Arial Narrow" w:cs="Arial Narrow"/>
           <w:kern w:val="0"/>
-          <w14:ligatures w14:val="none"/>
+          <ns2:ligatures ns2:val="none"/>
         </w:rPr>
       </w:pPr>
       <w:r>
@@ -1408,7 +1408,7 @@
           <w:color w:val="000000"/>
           <w:kern w:val="0"/>
           <w:lang w:eastAsia="es-PE"/>
-          <w14:ligatures w14:val="none"/>
+          <ns2:ligatures ns2:val="none"/>
         </w:rPr>
         <w:t>En tanto la denuncia reúne los requisitos establecidos por la norma citada, corresponde admitirla a trámite</w:t>
       </w:r>
@@ -1426,12 +1426,12 @@
           <w:color w:val="000000"/>
           <w:kern w:val="0"/>
           <w:lang w:eastAsia="es-PE"/>
-          <w14:ligatures w14:val="none"/>
+          <ns2:ligatures ns2:val="none"/>
         </w:rPr>
         <w:t>.</w:t>
       </w:r>
     </w:p>
-    <w:p>
+    <w:p ns2:paraId="68C71625" ns2:textId="77777777">
       <w:pPr>
         <w:spacing w:after="0" w:line="240" w:lineRule="auto"/>
         <w:ind w:left="567"/>
@@ -1442,11 +1442,11 @@
           <w:color w:val="000000"/>
           <w:kern w:val="0"/>
           <w:lang w:eastAsia="es-PE"/>
-          <w14:ligatures w14:val="none"/>
-        </w:rPr>
-      </w:pPr>
-    </w:p>
-    <w:p>
+          <ns2:ligatures ns2:val="none"/>
+        </w:rPr>
+      </w:pPr>
+    </w:p>
+    <w:p ns2:paraId="38A98B4B" ns2:textId="77777777">
       <w:pPr>
         <w:pStyle w:val="Prrafodelista"/>
         <w:numPr>
@@ -1466,17 +1466,17 @@
           <w:color w:val="000000"/>
           <w:kern w:val="0"/>
           <w:lang w:eastAsia="es-PE"/>
-          <w14:ligatures w14:val="none"/>
-        </w:rPr>
-      </w:pPr>
-      <w:r>
-        <w:rPr>
-          <w:rFonts w:ascii="Arial Narrow" w:eastAsia="Arial Narrow" w:hAnsi="Arial Narrow" w:cs="Arial Narrow"/>
-          <w:b/>
-          <w:color w:val="000000"/>
-          <w:kern w:val="0"/>
-          <w:lang w:eastAsia="es-PE"/>
-          <w14:ligatures w14:val="none"/>
+          <ns2:ligatures ns2:val="none"/>
+        </w:rPr>
+      </w:pPr>
+      <w:r>
+        <w:rPr>
+          <w:rFonts w:ascii="Arial Narrow" w:eastAsia="Arial Narrow" w:hAnsi="Arial Narrow" w:cs="Arial Narrow"/>
+          <w:b/>
+          <w:color w:val="000000"/>
+          <w:kern w:val="0"/>
+          <w:lang w:eastAsia="es-PE"/>
+          <ns2:ligatures ns2:val="none"/>
         </w:rPr>
         <w:t>REQUERIMIENTO DE INFORMACI</w:t>
       </w:r>
@@ -1487,7 +1487,7 @@
           <w:color w:val="000000"/>
           <w:kern w:val="0"/>
           <w:lang w:eastAsia="es-PE"/>
-          <w14:ligatures w14:val="none"/>
+          <ns2:ligatures ns2:val="none"/>
         </w:rPr>
         <w:t>Ó</w:t>
       </w:r>
@@ -1498,12 +1498,12 @@
           <w:color w:val="000000"/>
           <w:kern w:val="0"/>
           <w:lang w:eastAsia="es-PE"/>
-          <w14:ligatures w14:val="none"/>
+          <ns2:ligatures ns2:val="none"/>
         </w:rPr>
         <w:t>N</w:t>
       </w:r>
     </w:p>
-    <w:p>
+    <w:p ns2:paraId="5B518DC4" ns2:textId="77777777">
       <w:pPr>
         <w:spacing w:after="0" w:line="240" w:lineRule="auto"/>
         <w:jc w:val="both"/>
@@ -1512,11 +1512,11 @@
           <w:color w:val="000000"/>
           <w:kern w:val="0"/>
           <w:lang w:val="es-ES" w:eastAsia="es-ES"/>
-          <w14:ligatures w14:val="none"/>
-        </w:rPr>
-      </w:pPr>
-    </w:p>
-    <w:p>
+          <ns2:ligatures ns2:val="none"/>
+        </w:rPr>
+      </w:pPr>
+    </w:p>
+    <w:p ns2:paraId="62B88A04" ns2:textId="1698887C">
       <w:pPr>
         <w:pStyle w:val="Prrafodelista"/>
         <w:numPr>
@@ -1531,7 +1531,7 @@
           <w:color w:val="000000"/>
           <w:kern w:val="0"/>
           <w:lang w:val="es-ES" w:eastAsia="es-ES"/>
-          <w14:ligatures w14:val="none"/>
+          <ns2:ligatures ns2:val="none"/>
         </w:rPr>
       </w:pPr>
       <w:r>
@@ -1540,7 +1540,7 @@
           <w:color w:val="000000"/>
           <w:kern w:val="0"/>
           <w:lang w:val="es-ES" w:eastAsia="es-ES"/>
-          <w14:ligatures w14:val="none"/>
+          <ns2:ligatures ns2:val="none"/>
         </w:rPr>
         <w:t xml:space="preserve">A efectos de tener mayores elementos que sirvan para la resolución definitiva del presente caso, la Secretaría Técnica, en ejercicio </w:t>
       </w:r>
@@ -1550,7 +1550,7 @@
           <w:color w:val="000000"/>
           <w:kern w:val="0"/>
           <w:lang w:val="es-ES" w:eastAsia="es-ES"/>
-          <w14:ligatures w14:val="none"/>
+          <ns2:ligatures ns2:val="none"/>
         </w:rPr>
         <w:t xml:space="preserve">de las facultades que la ley le confiere, conviene requerir </w:t>
       </w:r>
@@ -1560,7 +1560,7 @@
           <w:color w:val="000000"/>
           <w:kern w:val="0"/>
           <w:lang w:val="es-ES" w:eastAsia="es-ES"/>
-          <w14:ligatures w14:val="none"/>
+          <ns2:ligatures ns2:val="none"/>
         </w:rPr>
         <w:t xml:space="preserve">a la compañía aseguradora </w:t>
       </w:r>
@@ -1570,7 +1570,7 @@
           <w:color w:val="000000"/>
           <w:kern w:val="0"/>
           <w:lang w:val="es-ES" w:eastAsia="es-ES"/>
-          <w14:ligatures w14:val="none"/>
+          <ns2:ligatures ns2:val="none"/>
         </w:rPr>
         <w:t xml:space="preserve">que, en un plazo no mayor de cinco (5) días hábiles </w:t>
       </w:r>
@@ -1580,7 +1580,7 @@
           <w:color w:val="000000"/>
           <w:kern w:val="0"/>
           <w:lang w:val="es-ES" w:eastAsia="es-ES"/>
-          <w14:ligatures w14:val="none"/>
+          <ns2:ligatures ns2:val="none"/>
         </w:rPr>
         <w:t xml:space="preserve">contado a partir del día siguiente de la notificación de la presente resolución, cumpla con lo siguiente: </w:t>
       </w:r>
@@ -1590,7 +1590,7 @@
           <w:color w:val="000000"/>
           <w:kern w:val="0"/>
           <w:lang w:val="es-ES" w:eastAsia="es-ES"/>
-          <w14:ligatures w14:val="none"/>
+          <ns2:ligatures ns2:val="none"/>
         </w:rPr>
         <w:t xml:space="preserve">(i) presentar una copia completa, legible y debidamente suscrita de la Póliza </w:t>
       </w:r>
@@ -1600,7 +1600,7 @@
           <w:color w:val="000000"/>
           <w:kern w:val="0"/>
           <w:lang w:eastAsia="es-ES"/>
-          <w14:ligatures w14:val="none"/>
+          <ns2:ligatures ns2:val="none"/>
         </w:rPr>
         <w:t>Protección Ahorro</w:t>
       </w:r>
@@ -1610,7 +1610,7 @@
           <w:color w:val="000000"/>
           <w:kern w:val="0"/>
           <w:lang w:val="es-ES" w:eastAsia="es-ES"/>
-          <w14:ligatures w14:val="none"/>
+          <ns2:ligatures ns2:val="none"/>
         </w:rPr>
         <w:t>, así como el cargo de remisión de la póliza; (</w:t>
       </w:r>
@@ -1621,7 +1621,7 @@
           <w:color w:val="000000"/>
           <w:kern w:val="0"/>
           <w:lang w:val="es-ES" w:eastAsia="es-ES"/>
-          <w14:ligatures w14:val="none"/>
+          <ns2:ligatures ns2:val="none"/>
         </w:rPr>
         <w:t>ii</w:t>
       </w:r>
@@ -1632,7 +1632,7 @@
           <w:color w:val="000000"/>
           <w:kern w:val="0"/>
           <w:lang w:val="es-ES" w:eastAsia="es-ES"/>
-          <w14:ligatures w14:val="none"/>
+          <ns2:ligatures ns2:val="none"/>
         </w:rPr>
         <w:t xml:space="preserve">) presentar una copia completa, legible y debidamente suscrita de la Póliza </w:t>
       </w:r>
@@ -1642,7 +1642,7 @@
           <w:color w:val="000000"/>
           <w:kern w:val="0"/>
           <w:lang w:eastAsia="es-ES"/>
-          <w14:ligatures w14:val="none"/>
+          <ns2:ligatures ns2:val="none"/>
         </w:rPr>
         <w:t>Protección Familiar</w:t>
       </w:r>
@@ -1652,7 +1652,7 @@
           <w:color w:val="000000"/>
           <w:kern w:val="0"/>
           <w:lang w:val="es-ES" w:eastAsia="es-ES"/>
-          <w14:ligatures w14:val="none"/>
+          <ns2:ligatures ns2:val="none"/>
         </w:rPr>
         <w:t>, así como el cargo de remisión de la póliza; y, (</w:t>
       </w:r>
@@ -1663,7 +1663,7 @@
           <w:color w:val="000000"/>
           <w:kern w:val="0"/>
           <w:lang w:val="es-ES" w:eastAsia="es-ES"/>
-          <w14:ligatures w14:val="none"/>
+          <ns2:ligatures ns2:val="none"/>
         </w:rPr>
         <w:t>iii</w:t>
       </w:r>
@@ -1674,7 +1674,7 @@
           <w:color w:val="000000"/>
           <w:kern w:val="0"/>
           <w:lang w:val="es-ES" w:eastAsia="es-ES"/>
-          <w14:ligatures w14:val="none"/>
+          <ns2:ligatures ns2:val="none"/>
         </w:rPr>
         <w:t xml:space="preserve">) presentar todas las comunicaciones cursadas con </w:t>
       </w:r>
@@ -1684,7 +1684,7 @@
           <w:color w:val="000000"/>
           <w:kern w:val="0"/>
           <w:lang w:val="es-ES" w:eastAsia="es-ES"/>
-          <w14:ligatures w14:val="none"/>
+          <ns2:ligatures ns2:val="none"/>
         </w:rPr>
         <w:t>la</w:t>
       </w:r>
@@ -1694,7 +1694,7 @@
           <w:color w:val="000000"/>
           <w:kern w:val="0"/>
           <w:lang w:val="es-ES" w:eastAsia="es-ES"/>
-          <w14:ligatures w14:val="none"/>
+          <ns2:ligatures ns2:val="none"/>
         </w:rPr>
         <w:t xml:space="preserve"> denunciante en virtud del hecho materia de denuncia</w:t>
       </w:r>
@@ -1704,7 +1704,7 @@
           <w:color w:val="000000"/>
           <w:kern w:val="0"/>
           <w:lang w:val="es-ES" w:eastAsia="es-ES"/>
-          <w14:ligatures w14:val="none"/>
+          <ns2:ligatures ns2:val="none"/>
         </w:rPr>
         <w:t>.</w:t>
       </w:r>
@@ -1714,7 +1714,7 @@
           <w:color w:val="000000"/>
           <w:kern w:val="0"/>
           <w:lang w:eastAsia="es-ES"/>
-          <w14:ligatures w14:val="none"/>
+          <ns2:ligatures ns2:val="none"/>
         </w:rPr>
         <w:t xml:space="preserve"> </w:t>
       </w:r>
@@ -1724,12 +1724,12 @@
           <w:color w:val="000000"/>
           <w:kern w:val="0"/>
           <w:lang w:eastAsia="es-ES"/>
-          <w14:ligatures w14:val="none"/>
+          <ns2:ligatures ns2:val="none"/>
         </w:rPr>
         <w:t xml:space="preserve"> </w:t>
       </w:r>
     </w:p>
-    <w:p>
+    <w:p ns2:paraId="5C93B848" ns2:textId="77777777">
       <w:pPr>
         <w:pStyle w:val="Prrafodelista"/>
         <w:spacing w:after="0" w:line="240" w:lineRule="auto"/>
@@ -1740,11 +1740,11 @@
           <w:color w:val="000000"/>
           <w:kern w:val="0"/>
           <w:lang w:val="es-ES" w:eastAsia="es-ES"/>
-          <w14:ligatures w14:val="none"/>
-        </w:rPr>
-      </w:pPr>
-    </w:p>
-    <w:p>
+          <ns2:ligatures ns2:val="none"/>
+        </w:rPr>
+      </w:pPr>
+    </w:p>
+    <w:p ns2:paraId="2A119386" ns2:textId="77777777">
       <w:pPr>
         <w:pStyle w:val="Prrafodelista"/>
         <w:numPr>
@@ -1764,36 +1764,36 @@
           <w:color w:val="000000"/>
           <w:kern w:val="0"/>
           <w:lang w:eastAsia="es-PE"/>
-          <w14:ligatures w14:val="none"/>
-        </w:rPr>
-      </w:pPr>
-      <w:r>
-        <w:rPr>
-          <w:rFonts w:ascii="Arial Narrow" w:eastAsia="Arial Narrow" w:hAnsi="Arial Narrow" w:cs="Arial Narrow"/>
-          <w:b/>
-          <w:color w:val="000000"/>
-          <w:kern w:val="0"/>
-          <w:lang w:eastAsia="es-PE"/>
-          <w14:ligatures w14:val="none"/>
+          <ns2:ligatures ns2:val="none"/>
+        </w:rPr>
+      </w:pPr>
+      <w:r>
+        <w:rPr>
+          <w:rFonts w:ascii="Arial Narrow" w:eastAsia="Arial Narrow" w:hAnsi="Arial Narrow" w:cs="Arial Narrow"/>
+          <w:b/>
+          <w:color w:val="000000"/>
+          <w:kern w:val="0"/>
+          <w:lang w:eastAsia="es-PE"/>
+          <ns2:ligatures ns2:val="none"/>
         </w:rPr>
         <w:t xml:space="preserve">RESOLUCIÓN DE LA SECRETARÍA TÉCNICA </w:t>
       </w:r>
     </w:p>
-    <w:p>
-      <w:pPr>
-        <w:spacing w:after="0" w:line="240" w:lineRule="auto"/>
-        <w:jc w:val="both"/>
-        <w:rPr>
-          <w:rFonts w:ascii="Arial Narrow" w:eastAsia="Arial Narrow" w:hAnsi="Arial Narrow" w:cs="Arial Narrow"/>
-          <w:b/>
-          <w:color w:val="000000"/>
-          <w:kern w:val="0"/>
-          <w:lang w:eastAsia="es-PE"/>
-          <w14:ligatures w14:val="none"/>
-        </w:rPr>
-      </w:pPr>
-    </w:p>
-    <w:p>
+    <w:p ns2:paraId="7F554EB2" ns2:textId="77777777">
+      <w:pPr>
+        <w:spacing w:after="0" w:line="240" w:lineRule="auto"/>
+        <w:jc w:val="both"/>
+        <w:rPr>
+          <w:rFonts w:ascii="Arial Narrow" w:eastAsia="Arial Narrow" w:hAnsi="Arial Narrow" w:cs="Arial Narrow"/>
+          <w:b/>
+          <w:color w:val="000000"/>
+          <w:kern w:val="0"/>
+          <w:lang w:eastAsia="es-PE"/>
+          <ns2:ligatures ns2:val="none"/>
+        </w:rPr>
+      </w:pPr>
+    </w:p>
+    <w:p ns2:paraId="0D510C15" ns2:textId="621FAC98">
       <w:pPr>
         <w:spacing w:after="0" w:line="240" w:lineRule="auto"/>
         <w:jc w:val="both"/>
@@ -1802,17 +1802,17 @@
           <w:color w:val="000000"/>
           <w:kern w:val="0"/>
           <w:lang w:eastAsia="es-PE"/>
-          <w14:ligatures w14:val="none"/>
-        </w:rPr>
-      </w:pPr>
-      <w:r>
-        <w:rPr>
-          <w:rFonts w:ascii="Arial Narrow" w:eastAsia="Arial Narrow" w:hAnsi="Arial Narrow" w:cs="Arial Narrow"/>
-          <w:b/>
-          <w:color w:val="000000"/>
-          <w:kern w:val="0"/>
-          <w:lang w:eastAsia="es-PE"/>
-          <w14:ligatures w14:val="none"/>
+          <ns2:ligatures ns2:val="none"/>
+        </w:rPr>
+      </w:pPr>
+      <w:r>
+        <w:rPr>
+          <w:rFonts w:ascii="Arial Narrow" w:eastAsia="Arial Narrow" w:hAnsi="Arial Narrow" w:cs="Arial Narrow"/>
+          <w:b/>
+          <w:color w:val="000000"/>
+          <w:kern w:val="0"/>
+          <w:lang w:eastAsia="es-PE"/>
+          <ns2:ligatures ns2:val="none"/>
         </w:rPr>
         <w:t xml:space="preserve">PRIMERO: admitir a trámite la denuncia del 20 de mayo de 2025 interpuesta por la señora [DENUNCIANTE] contra Rímac Seguros y Reaseguros S.A., por lo siguiente:</w:t>
       </w:r>
@@ -1823,7 +1823,7 @@
           <w:kern w:val="0"/>
           <w:shd w:val="clear" w:color="auto" w:fill="FFFFFF"/>
           <w:lang w:eastAsia="es-PE"/>
-          <w14:ligatures w14:val="none"/>
+          <ns2:ligatures ns2:val="none"/>
         </w:rPr>
         <w:t xml:space="preserve"/>
       </w:r>
@@ -1833,7 +1833,7 @@
           <w:color w:val="000000"/>
           <w:kern w:val="0"/>
           <w:lang w:val="es-ES" w:eastAsia="es-ES"/>
-          <w14:ligatures w14:val="none"/>
+          <ns2:ligatures ns2:val="none"/>
         </w:rPr>
         <w:t xml:space="preserve"/>
       </w:r>
@@ -1843,7 +1843,7 @@
           <w:color w:val="000000"/>
           <w:kern w:val="0"/>
           <w:lang w:val="es-ES" w:eastAsia="es-ES"/>
-          <w14:ligatures w14:val="none"/>
+          <ns2:ligatures ns2:val="none"/>
         </w:rPr>
         <w:t/>
       </w:r>
@@ -1853,7 +1853,7 @@
           <w:color w:val="000000"/>
           <w:kern w:val="0"/>
           <w:lang w:val="es-ES" w:eastAsia="es-ES"/>
-          <w14:ligatures w14:val="none"/>
+          <ns2:ligatures ns2:val="none"/>
         </w:rPr>
         <w:t xml:space="preserve"/>
       </w:r>
@@ -1864,7 +1864,7 @@
           <w:kern w:val="0"/>
           <w:shd w:val="clear" w:color="auto" w:fill="FFFFFF"/>
           <w:lang w:eastAsia="es-PE"/>
-          <w14:ligatures w14:val="none"/>
+          <ns2:ligatures ns2:val="none"/>
         </w:rPr>
         <w:t xml:space="preserve"/>
       </w:r>
@@ -1875,7 +1875,7 @@
           <w:kern w:val="0"/>
           <w:shd w:val="clear" w:color="auto" w:fill="FFFFFF"/>
           <w:lang w:eastAsia="es-PE"/>
-          <w14:ligatures w14:val="none"/>
+          <ns2:ligatures ns2:val="none"/>
         </w:rPr>
         <w:t/>
       </w:r>
@@ -1886,7 +1886,7 @@
           <w:kern w:val="0"/>
           <w:shd w:val="clear" w:color="auto" w:fill="FFFFFF"/>
           <w:lang w:eastAsia="es-PE"/>
-          <w14:ligatures w14:val="none"/>
+          <ns2:ligatures ns2:val="none"/>
         </w:rPr>
         <w:t xml:space="preserve"/>
       </w:r>
@@ -1896,7 +1896,7 @@
           <w:bCs/>
           <w:spacing w:val="-3"/>
           <w:kern w:val="0"/>
-          <w14:ligatures w14:val="none"/>
+          <ns2:ligatures ns2:val="none"/>
         </w:rPr>
         <w:t/>
       </w:r>
@@ -1906,7 +1906,7 @@
           <w:bCs/>
           <w:spacing w:val="-3"/>
           <w:kern w:val="0"/>
-          <w14:ligatures w14:val="none"/>
+          <ns2:ligatures ns2:val="none"/>
         </w:rPr>
         <w:t xml:space="preserve"/>
       </w:r>
@@ -1917,7 +1917,7 @@
           <w:kern w:val="0"/>
           <w:shd w:val="clear" w:color="auto" w:fill="FFFFFF"/>
           <w:lang w:eastAsia="es-PE"/>
-          <w14:ligatures w14:val="none"/>
+          <ns2:ligatures ns2:val="none"/>
         </w:rPr>
         <w:t xml:space="preserve"/>
       </w:r>
@@ -1928,7 +1928,7 @@
           <w:kern w:val="0"/>
           <w:shd w:val="clear" w:color="auto" w:fill="FFFFFF"/>
           <w:lang w:eastAsia="es-PE"/>
-          <w14:ligatures w14:val="none"/>
+          <ns2:ligatures ns2:val="none"/>
         </w:rPr>
         <w:t/>
       </w:r>
@@ -1939,7 +1939,7 @@
           <w:kern w:val="0"/>
           <w:shd w:val="clear" w:color="auto" w:fill="FFFFFF"/>
           <w:lang w:eastAsia="es-PE"/>
-          <w14:ligatures w14:val="none"/>
+          <ns2:ligatures ns2:val="none"/>
         </w:rPr>
         <w:t xml:space="preserve"/>
       </w:r>
@@ -1950,7 +1950,7 @@
           <w:kern w:val="0"/>
           <w:shd w:val="clear" w:color="auto" w:fill="FFFFFF"/>
           <w:lang w:eastAsia="es-PE"/>
-          <w14:ligatures w14:val="none"/>
+          <ns2:ligatures ns2:val="none"/>
         </w:rPr>
         <w:t/>
       </w:r>
@@ -1961,7 +1961,7 @@
           <w:kern w:val="0"/>
           <w:shd w:val="clear" w:color="auto" w:fill="FFFFFF"/>
           <w:lang w:eastAsia="es-PE"/>
-          <w14:ligatures w14:val="none"/>
+          <ns2:ligatures ns2:val="none"/>
         </w:rPr>
         <w:t xml:space="preserve"/>
       </w:r>
@@ -1972,12 +1972,12 @@
           <w:kern w:val="0"/>
           <w:shd w:val="clear" w:color="auto" w:fill="FFFFFF"/>
           <w:lang w:eastAsia="es-PE"/>
-          <w14:ligatures w14:val="none"/>
+          <ns2:ligatures ns2:val="none"/>
         </w:rPr>
         <w:t/>
       </w:r>
     </w:p>
-    <w:p>
+    <w:p ns2:paraId="7949407E" ns2:textId="77777777">
       <w:pPr>
         <w:spacing w:after="0" w:line="240" w:lineRule="auto"/>
         <w:jc w:val="both"/>
@@ -1986,11 +1986,11 @@
           <w:color w:val="000000"/>
           <w:kern w:val="0"/>
           <w:lang w:eastAsia="es-PE"/>
-          <w14:ligatures w14:val="none"/>
-        </w:rPr>
-      </w:pPr>
-    </w:p>
-    <w:p>
+          <ns2:ligatures ns2:val="none"/>
+        </w:rPr>
+      </w:pPr>
+    </w:p>
+    <w:p ns2:paraId="0A3C21D2" ns2:textId="2F7E2C9C">
       <w:pPr>
         <w:pStyle w:val="Prrafodelista"/>
         <w:numPr>
@@ -2008,7 +2008,7 @@
           <w:rFonts w:ascii="Arial Narrow" w:eastAsia="Calibri" w:hAnsi="Arial Narrow" w:cs="Arial Narrow"/>
           <w:kern w:val="0"/>
           <w:lang w:eastAsia="es-PE"/>
-          <w14:ligatures w14:val="none"/>
+          <ns2:ligatures ns2:val="none"/>
         </w:rPr>
       </w:pPr>
       <w:r>
@@ -2017,7 +2017,7 @@
           <w:color w:val="000000"/>
           <w:kern w:val="0"/>
           <w:lang w:eastAsia="es-PE"/>
-          <w14:ligatures w14:val="none"/>
+          <ns2:ligatures ns2:val="none"/>
         </w:rPr>
         <w:t xml:space="preserve">Presunta infracción a los artículos 18 y 19 de la Ley 29571, Código de Protección y Defensa del Consumidor, en tanto la compañía aseguradora no habría cumplido con otorgar dentro del plazo legal la cobertura solicitada por la denunciante de la Póliza del Seguro Protección Ahorro por el fallecimiento de su hijo Jimmy Eduardo Castro [APELLIDO], pese haberle remitido toda la documentación requerida. </w:t>
       </w:r>
@@ -2027,7 +2027,7 @@
           <w:kern w:val="0"/>
           <w:shd w:val="clear" w:color="auto" w:fill="FFFFFF"/>
           <w:lang w:eastAsia="es-PE"/>
-          <w14:ligatures w14:val="none"/>
+          <ns2:ligatures ns2:val="none"/>
         </w:rPr>
         <w:t xml:space="preserve"/>
       </w:r>
@@ -2036,7 +2036,7 @@
           <w:rFonts w:ascii="Arial Narrow" w:eastAsia="Calibri" w:hAnsi="Arial Narrow" w:cs="Arial Narrow"/>
           <w:kern w:val="0"/>
           <w:lang w:eastAsia="es-PE"/>
-          <w14:ligatures w14:val="none"/>
+          <ns2:ligatures ns2:val="none"/>
         </w:rPr>
         <w:t xml:space="preserve"/>
       </w:r>
@@ -2046,7 +2046,7 @@
           <w:kern w:val="0"/>
           <w:shd w:val="clear" w:color="auto" w:fill="FFFFFF"/>
           <w:lang w:eastAsia="es-PE"/>
-          <w14:ligatures w14:val="none"/>
+          <ns2:ligatures ns2:val="none"/>
         </w:rPr>
         <w:t xml:space="preserve"/>
       </w:r>
@@ -2054,7 +2054,7 @@
         <w:rPr>
           <w:rFonts w:ascii="Arial Narrow" w:eastAsia="Arial Narrow" w:hAnsi="Arial Narrow" w:cs="Arial Narrow"/>
           <w:kern w:val="0"/>
-          <w14:ligatures w14:val="none"/>
+          <ns2:ligatures ns2:val="none"/>
         </w:rPr>
         <w:t/>
       </w:r>
@@ -2062,7 +2062,7 @@
         <w:rPr>
           <w:rFonts w:ascii="Arial Narrow" w:eastAsia="Arial Narrow" w:hAnsi="Arial Narrow" w:cs="Arial Narrow"/>
           <w:kern w:val="0"/>
-          <w14:ligatures w14:val="none"/>
+          <ns2:ligatures ns2:val="none"/>
         </w:rPr>
         <w:t xml:space="preserve"/>
       </w:r>
@@ -2070,7 +2070,7 @@
         <w:rPr>
           <w:rFonts w:ascii="Arial Narrow" w:eastAsia="Arial Narrow" w:hAnsi="Arial Narrow" w:cs="Arial Narrow"/>
           <w:kern w:val="0"/>
-          <w14:ligatures w14:val="none"/>
+          <ns2:ligatures ns2:val="none"/>
         </w:rPr>
         <w:t xml:space="preserve"/>
       </w:r>
@@ -2080,7 +2080,7 @@
           <w:color w:val="000000"/>
           <w:kern w:val="0"/>
           <w:lang w:eastAsia="es-ES"/>
-          <w14:ligatures w14:val="none"/>
+          <ns2:ligatures ns2:val="none"/>
         </w:rPr>
         <w:t xml:space="preserve"/>
       </w:r>
@@ -2088,7 +2088,7 @@
         <w:rPr>
           <w:rFonts w:ascii="Arial Narrow" w:eastAsia="Arial Narrow" w:hAnsi="Arial Narrow" w:cs="Arial Narrow"/>
           <w:kern w:val="0"/>
-          <w14:ligatures w14:val="none"/>
+          <ns2:ligatures ns2:val="none"/>
         </w:rPr>
         <w:t xml:space="preserve"/>
       </w:r>
@@ -2098,7 +2098,7 @@
           <w:color w:val="000000"/>
           <w:kern w:val="0"/>
           <w:lang w:eastAsia="es-ES"/>
-          <w14:ligatures w14:val="none"/>
+          <ns2:ligatures ns2:val="none"/>
         </w:rPr>
         <w:t/>
       </w:r>
@@ -2108,7 +2108,7 @@
           <w:color w:val="000000"/>
           <w:kern w:val="0"/>
           <w:lang w:eastAsia="es-ES"/>
-          <w14:ligatures w14:val="none"/>
+          <ns2:ligatures ns2:val="none"/>
         </w:rPr>
         <w:t/>
       </w:r>
@@ -2118,7 +2118,7 @@
           <w:color w:val="000000"/>
           <w:kern w:val="0"/>
           <w:lang w:eastAsia="es-ES"/>
-          <w14:ligatures w14:val="none"/>
+          <ns2:ligatures ns2:val="none"/>
         </w:rPr>
         <w:t xml:space="preserve"/>
       </w:r>
@@ -2128,7 +2128,7 @@
           <w:color w:val="000000"/>
           <w:kern w:val="0"/>
           <w:lang w:eastAsia="es-ES"/>
-          <w14:ligatures w14:val="none"/>
+          <ns2:ligatures ns2:val="none"/>
         </w:rPr>
         <w:t/>
       </w:r>
@@ -2138,7 +2138,7 @@
           <w:color w:val="000000"/>
           <w:kern w:val="0"/>
           <w:lang w:eastAsia="es-ES"/>
-          <w14:ligatures w14:val="none"/>
+          <ns2:ligatures ns2:val="none"/>
         </w:rPr>
         <w:t xml:space="preserve"/>
       </w:r>
@@ -2146,7 +2146,7 @@
         <w:rPr>
           <w:rFonts w:ascii="Arial Narrow" w:eastAsia="Arial Narrow" w:hAnsi="Arial Narrow" w:cs="Arial Narrow"/>
           <w:kern w:val="0"/>
-          <w14:ligatures w14:val="none"/>
+          <ns2:ligatures ns2:val="none"/>
         </w:rPr>
         <w:t/>
       </w:r>
@@ -2154,12 +2154,12 @@
         <w:rPr>
           <w:rFonts w:ascii="Arial Narrow" w:eastAsia="Arial Narrow" w:hAnsi="Arial Narrow" w:cs="Arial Narrow"/>
           <w:kern w:val="0"/>
-          <w14:ligatures w14:val="none"/>
+          <ns2:ligatures ns2:val="none"/>
         </w:rPr>
         <w:t xml:space="preserve"/>
       </w:r>
     </w:p>
-    <w:p>
+    <w:p ns2:paraId="3FEA29D0" ns2:textId="77777777">
       <w:pPr>
         <w:pStyle w:val="Prrafodelista"/>
         <w:spacing w:after="0" w:line="240" w:lineRule="auto"/>
@@ -2168,11 +2168,11 @@
         <w:rPr>
           <w:rFonts w:ascii="Arial Narrow" w:eastAsia="Arial Narrow" w:hAnsi="Arial Narrow" w:cs="Arial Narrow"/>
           <w:kern w:val="0"/>
-          <w14:ligatures w14:val="none"/>
-        </w:rPr>
-      </w:pPr>
-    </w:p>
-    <w:p>
+          <ns2:ligatures ns2:val="none"/>
+        </w:rPr>
+      </w:pPr>
+    </w:p>
+    <w:p ns2:paraId="1552F711" ns2:textId="79C2BDD5">
       <w:pPr>
         <w:pStyle w:val="Prrafodelista"/>
         <w:numPr>
@@ -2189,7 +2189,7 @@
         <w:rPr>
           <w:rFonts w:ascii="Arial Narrow" w:eastAsia="Arial Narrow" w:hAnsi="Arial Narrow" w:cs="Arial Narrow"/>
           <w:kern w:val="0"/>
-          <w14:ligatures w14:val="none"/>
+          <ns2:ligatures ns2:val="none"/>
         </w:rPr>
       </w:pPr>
       <w:r>
@@ -2198,7 +2198,7 @@
           <w:color w:val="000000"/>
           <w:kern w:val="0"/>
           <w:lang w:eastAsia="es-PE"/>
-          <w14:ligatures w14:val="none"/>
+          <ns2:ligatures ns2:val="none"/>
         </w:rPr>
         <w:t xml:space="preserve">Presunta infracción a los artículos 18 y 19 de la Ley 29571, Código de Protección y Defensa del Consumidor, en tanto la compañía aseguradora habría rechazado injustificadamente a la denunciante la cobertura de la Póliza del Seguro Protección Familiar por el fallecimiento de su hijo Jimmy Eduardo Castro [APELLIDO]. </w:t>
       </w:r>
@@ -2208,7 +2208,7 @@
           <w:kern w:val="0"/>
           <w:shd w:val="clear" w:color="auto" w:fill="FFFFFF"/>
           <w:lang w:eastAsia="es-PE"/>
-          <w14:ligatures w14:val="none"/>
+          <ns2:ligatures ns2:val="none"/>
         </w:rPr>
         <w:t xml:space="preserve"/>
       </w:r>
@@ -2217,7 +2217,7 @@
           <w:rFonts w:ascii="Arial Narrow" w:eastAsia="Calibri" w:hAnsi="Arial Narrow" w:cs="Arial Narrow"/>
           <w:kern w:val="0"/>
           <w:lang w:eastAsia="es-PE"/>
-          <w14:ligatures w14:val="none"/>
+          <ns2:ligatures ns2:val="none"/>
         </w:rPr>
         <w:t xml:space="preserve"/>
       </w:r>
@@ -2227,7 +2227,7 @@
           <w:kern w:val="0"/>
           <w:shd w:val="clear" w:color="auto" w:fill="FFFFFF"/>
           <w:lang w:eastAsia="es-PE"/>
-          <w14:ligatures w14:val="none"/>
+          <ns2:ligatures ns2:val="none"/>
         </w:rPr>
         <w:t/>
       </w:r>
@@ -2235,7 +2235,7 @@
         <w:rPr>
           <w:rFonts w:ascii="Arial Narrow" w:eastAsia="Arial Narrow" w:hAnsi="Arial Narrow" w:cs="Arial Narrow"/>
           <w:kern w:val="0"/>
-          <w14:ligatures w14:val="none"/>
+          <ns2:ligatures ns2:val="none"/>
         </w:rPr>
         <w:t xml:space="preserve"/>
       </w:r>
@@ -2243,7 +2243,7 @@
         <w:rPr>
           <w:rFonts w:ascii="Arial Narrow" w:eastAsia="Arial Narrow" w:hAnsi="Arial Narrow" w:cs="Arial Narrow"/>
           <w:kern w:val="0"/>
-          <w14:ligatures w14:val="none"/>
+          <ns2:ligatures ns2:val="none"/>
         </w:rPr>
         <w:t xml:space="preserve"/>
       </w:r>
@@ -2251,7 +2251,7 @@
         <w:rPr>
           <w:rFonts w:ascii="Arial Narrow" w:eastAsia="Arial Narrow" w:hAnsi="Arial Narrow" w:cs="Arial Narrow"/>
           <w:kern w:val="0"/>
-          <w14:ligatures w14:val="none"/>
+          <ns2:ligatures ns2:val="none"/>
         </w:rPr>
         <w:t/>
       </w:r>
@@ -2259,7 +2259,7 @@
         <w:rPr>
           <w:rFonts w:ascii="Arial Narrow" w:eastAsia="Arial Narrow" w:hAnsi="Arial Narrow" w:cs="Arial Narrow"/>
           <w:kern w:val="0"/>
-          <w14:ligatures w14:val="none"/>
+          <ns2:ligatures ns2:val="none"/>
         </w:rPr>
         <w:t/>
       </w:r>
@@ -2267,7 +2267,7 @@
         <w:rPr>
           <w:rFonts w:ascii="Arial Narrow" w:eastAsia="Arial Narrow" w:hAnsi="Arial Narrow" w:cs="Arial Narrow"/>
           <w:kern w:val="0"/>
-          <w14:ligatures w14:val="none"/>
+          <ns2:ligatures ns2:val="none"/>
         </w:rPr>
         <w:t xml:space="preserve"/>
       </w:r>
@@ -2277,7 +2277,7 @@
           <w:color w:val="000000"/>
           <w:kern w:val="0"/>
           <w:lang w:eastAsia="es-ES"/>
-          <w14:ligatures w14:val="none"/>
+          <ns2:ligatures ns2:val="none"/>
         </w:rPr>
         <w:t xml:space="preserve"/>
       </w:r>
@@ -2287,7 +2287,7 @@
           <w:color w:val="000000"/>
           <w:kern w:val="0"/>
           <w:lang w:eastAsia="es-ES"/>
-          <w14:ligatures w14:val="none"/>
+          <ns2:ligatures ns2:val="none"/>
         </w:rPr>
         <w:t/>
       </w:r>
@@ -2297,7 +2297,7 @@
           <w:color w:val="000000"/>
           <w:kern w:val="0"/>
           <w:lang w:eastAsia="es-ES"/>
-          <w14:ligatures w14:val="none"/>
+          <ns2:ligatures ns2:val="none"/>
         </w:rPr>
         <w:t/>
       </w:r>
@@ -2307,7 +2307,7 @@
           <w:color w:val="000000"/>
           <w:kern w:val="0"/>
           <w:lang w:eastAsia="es-ES"/>
-          <w14:ligatures w14:val="none"/>
+          <ns2:ligatures ns2:val="none"/>
         </w:rPr>
         <w:t xml:space="preserve"/>
       </w:r>
@@ -2317,7 +2317,7 @@
           <w:color w:val="000000"/>
           <w:kern w:val="0"/>
           <w:lang w:eastAsia="es-ES"/>
-          <w14:ligatures w14:val="none"/>
+          <ns2:ligatures ns2:val="none"/>
         </w:rPr>
         <w:t/>
       </w:r>
@@ -2327,7 +2327,7 @@
           <w:color w:val="000000"/>
           <w:kern w:val="0"/>
           <w:lang w:eastAsia="es-ES"/>
-          <w14:ligatures w14:val="none"/>
+          <ns2:ligatures ns2:val="none"/>
         </w:rPr>
         <w:t xml:space="preserve"/>
       </w:r>
@@ -2337,23 +2337,23 @@
           <w:color w:val="000000"/>
           <w:kern w:val="0"/>
           <w:lang w:eastAsia="es-ES"/>
-          <w14:ligatures w14:val="none"/>
+          <ns2:ligatures ns2:val="none"/>
         </w:rPr>
         <w:t xml:space="preserve"/>
       </w:r>
     </w:p>
-    <w:p>
-      <w:pPr>
-        <w:spacing w:after="0" w:line="240" w:lineRule="auto"/>
-        <w:jc w:val="both"/>
-        <w:rPr>
-          <w:rFonts w:ascii="Arial Narrow" w:eastAsia="Arial Narrow" w:hAnsi="Arial Narrow" w:cs="Arial Narrow"/>
-          <w:kern w:val="0"/>
-          <w14:ligatures w14:val="none"/>
-        </w:rPr>
-      </w:pPr>
-    </w:p>
-    <w:p>
+    <w:p ns2:paraId="042B3F54" ns2:textId="77777777">
+      <w:pPr>
+        <w:spacing w:after="0" w:line="240" w:lineRule="auto"/>
+        <w:jc w:val="both"/>
+        <w:rPr>
+          <w:rFonts w:ascii="Arial Narrow" w:eastAsia="Arial Narrow" w:hAnsi="Arial Narrow" w:cs="Arial Narrow"/>
+          <w:kern w:val="0"/>
+          <ns2:ligatures ns2:val="none"/>
+        </w:rPr>
+      </w:pPr>
+    </w:p>
+    <w:p ns2:paraId="0A292C9F" ns2:textId="0630070B">
       <w:pPr>
         <w:spacing w:line="240" w:lineRule="auto"/>
         <w:contextualSpacing/>
@@ -2361,17 +2361,17 @@
         <w:rPr>
           <w:rFonts w:ascii="Arial Narrow" w:eastAsia="Calibri" w:hAnsi="Arial Narrow" w:cs="Arial"/>
           <w:kern w:val="0"/>
-          <w14:ligatures w14:val="none"/>
-        </w:rPr>
-      </w:pPr>
-      <w:r>
-        <w:rPr>
-          <w:rFonts w:ascii="Arial Narrow" w:eastAsia="Arial Narrow" w:hAnsi="Arial Narrow" w:cs="Arial Narrow"/>
-          <w:b/>
-          <w:color w:val="000000"/>
-          <w:kern w:val="0"/>
-          <w:lang w:eastAsia="es-PE"/>
-          <w14:ligatures w14:val="none"/>
+          <ns2:ligatures ns2:val="none"/>
+        </w:rPr>
+      </w:pPr>
+      <w:r>
+        <w:rPr>
+          <w:rFonts w:ascii="Arial Narrow" w:eastAsia="Arial Narrow" w:hAnsi="Arial Narrow" w:cs="Arial Narrow"/>
+          <w:b/>
+          <w:color w:val="000000"/>
+          <w:kern w:val="0"/>
+          <w:lang w:eastAsia="es-PE"/>
+          <ns2:ligatures ns2:val="none"/>
         </w:rPr>
         <w:t>SEGUNDO:</w:t>
       </w:r>
@@ -2381,7 +2381,7 @@
           <w:color w:val="000000"/>
           <w:kern w:val="0"/>
           <w:lang w:eastAsia="es-PE"/>
-          <w14:ligatures w14:val="none"/>
+          <ns2:ligatures ns2:val="none"/>
         </w:rPr>
         <w:t xml:space="preserve"> tener por ofrecidos los medios probatorios presentados en el escrito de denuncia </w:t>
       </w:r>
@@ -2391,7 +2391,7 @@
           <w:color w:val="000000"/>
           <w:kern w:val="0"/>
           <w:lang w:val="es-ES" w:eastAsia="es-ES"/>
-          <w14:ligatures w14:val="none"/>
+          <ns2:ligatures ns2:val="none"/>
         </w:rPr>
         <w:t xml:space="preserve">del </w:t>
       </w:r>
@@ -2401,7 +2401,7 @@
           <w:color w:val="000000"/>
           <w:kern w:val="0"/>
           <w:lang w:val="es-ES" w:eastAsia="es-ES"/>
-          <w14:ligatures w14:val="none"/>
+          <ns2:ligatures ns2:val="none"/>
         </w:rPr>
         <w:t>20 de mayo de 2025</w:t>
       </w:r>
@@ -2409,12 +2409,12 @@
         <w:rPr>
           <w:rFonts w:ascii="Arial Narrow" w:eastAsia="Calibri" w:hAnsi="Arial Narrow" w:cs="Arial"/>
           <w:kern w:val="0"/>
-          <w14:ligatures w14:val="none"/>
+          <ns2:ligatures ns2:val="none"/>
         </w:rPr>
         <w:t>.</w:t>
       </w:r>
     </w:p>
-    <w:p>
+    <w:p ns2:paraId="68A17E97" ns2:textId="77777777">
       <w:pPr>
         <w:spacing w:line="240" w:lineRule="auto"/>
         <w:contextualSpacing/>
@@ -2424,30 +2424,30 @@
           <w:color w:val="000000"/>
           <w:kern w:val="0"/>
           <w:lang w:eastAsia="es-PE"/>
-          <w14:ligatures w14:val="none"/>
-        </w:rPr>
-      </w:pPr>
-    </w:p>
-    <w:p>
-      <w:pPr>
-        <w:spacing w:after="0" w:line="240" w:lineRule="auto"/>
-        <w:jc w:val="both"/>
-        <w:rPr>
-          <w:rFonts w:ascii="Arial Narrow" w:eastAsia="Arial Narrow" w:hAnsi="Arial Narrow" w:cs="Arial Narrow"/>
-          <w:color w:val="000000"/>
-          <w:kern w:val="0"/>
-          <w:lang w:eastAsia="es-PE"/>
-          <w14:ligatures w14:val="none"/>
-        </w:rPr>
-      </w:pPr>
-      <w:r>
-        <w:rPr>
-          <w:rFonts w:ascii="Arial Narrow" w:eastAsia="Arial Narrow" w:hAnsi="Arial Narrow" w:cs="Arial Narrow"/>
-          <w:b/>
-          <w:color w:val="000000"/>
-          <w:kern w:val="0"/>
-          <w:lang w:eastAsia="es-PE"/>
-          <w14:ligatures w14:val="none"/>
+          <ns2:ligatures ns2:val="none"/>
+        </w:rPr>
+      </w:pPr>
+    </w:p>
+    <w:p ns2:paraId="168254DA" ns2:textId="5F2D6711">
+      <w:pPr>
+        <w:spacing w:after="0" w:line="240" w:lineRule="auto"/>
+        <w:jc w:val="both"/>
+        <w:rPr>
+          <w:rFonts w:ascii="Arial Narrow" w:eastAsia="Arial Narrow" w:hAnsi="Arial Narrow" w:cs="Arial Narrow"/>
+          <w:color w:val="000000"/>
+          <w:kern w:val="0"/>
+          <w:lang w:eastAsia="es-PE"/>
+          <ns2:ligatures ns2:val="none"/>
+        </w:rPr>
+      </w:pPr>
+      <w:r>
+        <w:rPr>
+          <w:rFonts w:ascii="Arial Narrow" w:eastAsia="Arial Narrow" w:hAnsi="Arial Narrow" w:cs="Arial Narrow"/>
+          <w:b/>
+          <w:color w:val="000000"/>
+          <w:kern w:val="0"/>
+          <w:lang w:eastAsia="es-PE"/>
+          <ns2:ligatures ns2:val="none"/>
         </w:rPr>
         <w:t xml:space="preserve">TERCERO: </w:t>
       </w:r>
@@ -2457,7 +2457,7 @@
           <w:color w:val="000000"/>
           <w:kern w:val="0"/>
           <w:lang w:eastAsia="es-PE"/>
-          <w14:ligatures w14:val="none"/>
+          <ns2:ligatures ns2:val="none"/>
         </w:rPr>
         <w:t xml:space="preserve">requerir a </w:t>
       </w:r>
@@ -2468,7 +2468,7 @@
           <w:kern w:val="0"/>
           <w:shd w:val="clear" w:color="auto" w:fill="FFFFFF"/>
           <w:lang w:eastAsia="es-PE"/>
-          <w14:ligatures w14:val="none"/>
+          <ns2:ligatures ns2:val="none"/>
         </w:rPr>
         <w:t>Rímac Seguros y Reaseguros S.A.</w:t>
       </w:r>
@@ -2479,7 +2479,7 @@
           <w:kern w:val="0"/>
           <w:shd w:val="clear" w:color="auto" w:fill="FFFFFF"/>
           <w:lang w:eastAsia="es-PE"/>
-          <w14:ligatures w14:val="none"/>
+          <ns2:ligatures ns2:val="none"/>
         </w:rPr>
         <w:t xml:space="preserve"> </w:t>
       </w:r>
@@ -2489,12 +2489,12 @@
           <w:color w:val="000000"/>
           <w:kern w:val="0"/>
           <w:lang w:eastAsia="es-PE"/>
-          <w14:ligatures w14:val="none"/>
+          <ns2:ligatures ns2:val="none"/>
         </w:rPr>
         <w:t>que cumpla con lo siguiente:</w:t>
       </w:r>
     </w:p>
-    <w:p>
+    <w:p ns2:paraId="20FDFB8D" ns2:textId="77777777">
       <w:pPr>
         <w:spacing w:after="0" w:line="240" w:lineRule="auto"/>
         <w:jc w:val="both"/>
@@ -2503,11 +2503,11 @@
           <w:color w:val="000000"/>
           <w:kern w:val="0"/>
           <w:lang w:eastAsia="es-PE"/>
-          <w14:ligatures w14:val="none"/>
-        </w:rPr>
-      </w:pPr>
-    </w:p>
-    <w:p>
+          <ns2:ligatures ns2:val="none"/>
+        </w:rPr>
+      </w:pPr>
+    </w:p>
+    <w:p ns2:paraId="4AA80738" ns2:textId="77777777">
       <w:pPr>
         <w:numPr>
           <w:ilvl w:val="0"/>
@@ -2521,21 +2521,21 @@
           <w:color w:val="000000"/>
           <w:kern w:val="0"/>
           <w:lang w:eastAsia="es-PE"/>
-          <w14:ligatures w14:val="none"/>
-        </w:rPr>
-      </w:pPr>
-      <w:r>
-        <w:rPr>
-          <w:rFonts w:ascii="Arial Narrow" w:eastAsia="Arial Narrow" w:hAnsi="Arial Narrow" w:cs="Arial Narrow"/>
-          <w:color w:val="000000"/>
-          <w:kern w:val="0"/>
-          <w:lang w:eastAsia="es-PE"/>
-          <w14:ligatures w14:val="none"/>
+          <ns2:ligatures ns2:val="none"/>
+        </w:rPr>
+      </w:pPr>
+      <w:r>
+        <w:rPr>
+          <w:rFonts w:ascii="Arial Narrow" w:eastAsia="Arial Narrow" w:hAnsi="Arial Narrow" w:cs="Arial Narrow"/>
+          <w:color w:val="000000"/>
+          <w:kern w:val="0"/>
+          <w:lang w:eastAsia="es-PE"/>
+          <ns2:ligatures ns2:val="none"/>
         </w:rPr>
         <w:t>presentar documentos que acrediten su inscripción en los Registros Públicos o una declaración jurada que indique que cuenta con dicha inscripción;</w:t>
       </w:r>
     </w:p>
-    <w:p>
+    <w:p ns2:paraId="2B29D59F" ns2:textId="77777777">
       <w:pPr>
         <w:numPr>
           <w:ilvl w:val="0"/>
@@ -2549,21 +2549,21 @@
           <w:color w:val="000000"/>
           <w:kern w:val="0"/>
           <w:lang w:eastAsia="es-PE"/>
-          <w14:ligatures w14:val="none"/>
-        </w:rPr>
-      </w:pPr>
-      <w:r>
-        <w:rPr>
-          <w:rFonts w:ascii="Arial Narrow" w:eastAsia="Arial Narrow" w:hAnsi="Arial Narrow" w:cs="Arial Narrow"/>
-          <w:color w:val="000000"/>
-          <w:kern w:val="0"/>
-          <w:lang w:eastAsia="es-PE"/>
-          <w14:ligatures w14:val="none"/>
+          <ns2:ligatures ns2:val="none"/>
+        </w:rPr>
+      </w:pPr>
+      <w:r>
+        <w:rPr>
+          <w:rFonts w:ascii="Arial Narrow" w:eastAsia="Arial Narrow" w:hAnsi="Arial Narrow" w:cs="Arial Narrow"/>
+          <w:color w:val="000000"/>
+          <w:kern w:val="0"/>
+          <w:lang w:eastAsia="es-PE"/>
+          <ns2:ligatures ns2:val="none"/>
         </w:rPr>
         <w:t>presentar copia simple de las facultades de representación de su representante legal en el presente procedimiento o la declaración jurada que indique que cuenta con dichas facultades y que estas se encuentran vigentes;</w:t>
       </w:r>
     </w:p>
-    <w:p>
+    <w:p ns2:paraId="7EF50C46" ns2:textId="77777777">
       <w:pPr>
         <w:numPr>
           <w:ilvl w:val="0"/>
@@ -2577,21 +2577,21 @@
           <w:color w:val="000000"/>
           <w:kern w:val="0"/>
           <w:lang w:eastAsia="es-PE"/>
-          <w14:ligatures w14:val="none"/>
-        </w:rPr>
-      </w:pPr>
-      <w:r>
-        <w:rPr>
-          <w:rFonts w:ascii="Arial Narrow" w:eastAsia="Arial Narrow" w:hAnsi="Arial Narrow" w:cs="Arial Narrow"/>
-          <w:color w:val="000000"/>
-          <w:kern w:val="0"/>
-          <w:lang w:eastAsia="es-PE"/>
-          <w14:ligatures w14:val="none"/>
+          <ns2:ligatures ns2:val="none"/>
+        </w:rPr>
+      </w:pPr>
+      <w:r>
+        <w:rPr>
+          <w:rFonts w:ascii="Arial Narrow" w:eastAsia="Arial Narrow" w:hAnsi="Arial Narrow" w:cs="Arial Narrow"/>
+          <w:color w:val="000000"/>
+          <w:kern w:val="0"/>
+          <w:lang w:eastAsia="es-PE"/>
+          <ns2:ligatures ns2:val="none"/>
         </w:rPr>
         <w:t>consignar el Número de Registro Único de Contribuyentes (RUC); y,</w:t>
       </w:r>
     </w:p>
-    <w:p>
+    <w:p ns2:paraId="19E4DFA1" ns2:textId="77777777">
       <w:pPr>
         <w:numPr>
           <w:ilvl w:val="0"/>
@@ -2603,16 +2603,16 @@
         <w:rPr>
           <w:rFonts w:ascii="Arial Narrow" w:eastAsia="Calibri" w:hAnsi="Arial Narrow" w:cs="Arial"/>
           <w:kern w:val="0"/>
-          <w14:ligatures w14:val="none"/>
-        </w:rPr>
-      </w:pPr>
-      <w:r>
-        <w:rPr>
-          <w:rFonts w:ascii="Arial Narrow" w:eastAsia="Arial Narrow" w:hAnsi="Arial Narrow" w:cs="Arial Narrow"/>
-          <w:color w:val="000000"/>
-          <w:kern w:val="0"/>
-          <w:lang w:eastAsia="es-PE"/>
-          <w14:ligatures w14:val="none"/>
+          <ns2:ligatures ns2:val="none"/>
+        </w:rPr>
+      </w:pPr>
+      <w:r>
+        <w:rPr>
+          <w:rFonts w:ascii="Arial Narrow" w:eastAsia="Arial Narrow" w:hAnsi="Arial Narrow" w:cs="Arial Narrow"/>
+          <w:color w:val="000000"/>
+          <w:kern w:val="0"/>
+          <w:lang w:eastAsia="es-PE"/>
+          <ns2:ligatures ns2:val="none"/>
         </w:rPr>
         <w:t>fijar domicilio procesal para el procedimiento, de conformidad con el numeral 1 del artículo 442</w:t>
       </w:r>
@@ -2622,7 +2622,7 @@
           <w:color w:val="000000"/>
           <w:kern w:val="0"/>
           <w:lang w:eastAsia="es-PE"/>
-          <w14:ligatures w14:val="none"/>
+          <ns2:ligatures ns2:val="none"/>
         </w:rPr>
         <w:t/>
       </w:r>
@@ -2632,7 +2632,7 @@
           <w:color w:val="000000"/>
           <w:kern w:val="0"/>
           <w:lang w:eastAsia="es-PE"/>
-          <w14:ligatures w14:val="none"/>
+          <ns2:ligatures ns2:val="none"/>
         </w:rPr>
         <w:t xml:space="preserve"> del Código Procesal Civil. </w:t>
       </w:r>
@@ -2640,7 +2640,7 @@
         <w:rPr>
           <w:rFonts w:ascii="Arial Narrow" w:eastAsia="Calibri" w:hAnsi="Arial Narrow" w:cs="Arial"/>
           <w:kern w:val="0"/>
-          <w14:ligatures w14:val="none"/>
+          <ns2:ligatures ns2:val="none"/>
         </w:rPr>
         <w:t>Para ello podrá señalar domicilio físico o una dirección electrónica a la que pueda remitirse las notificaciones</w:t>
       </w:r>
@@ -2649,12 +2649,12 @@
           <w:rFonts w:ascii="Arial Narrow" w:eastAsia="Arial" w:hAnsi="Arial Narrow" w:cs="Arial"/>
           <w:kern w:val="0"/>
           <w:lang w:val="es"/>
-          <w14:ligatures w14:val="none"/>
+          <ns2:ligatures ns2:val="none"/>
         </w:rPr>
         <w:t>;</w:t>
       </w:r>
     </w:p>
-    <w:p>
+    <w:p ns2:paraId="7C63E340" ns2:textId="77777777">
       <w:pPr>
         <w:numPr>
           <w:ilvl w:val="0"/>
@@ -2666,14 +2666,14 @@
         <w:rPr>
           <w:rFonts w:ascii="Arial Narrow" w:eastAsia="Calibri" w:hAnsi="Arial Narrow" w:cs="Arial"/>
           <w:kern w:val="0"/>
-          <w14:ligatures w14:val="none"/>
+          <ns2:ligatures ns2:val="none"/>
         </w:rPr>
       </w:pPr>
       <w:r>
         <w:rPr>
           <w:rFonts w:ascii="Arial Narrow" w:eastAsia="Calibri" w:hAnsi="Arial Narrow" w:cs="Arial"/>
           <w:kern w:val="0"/>
-          <w14:ligatures w14:val="none"/>
+          <ns2:ligatures ns2:val="none"/>
         </w:rPr>
         <w:t xml:space="preserve">en caso califique como </w:t>
       </w:r>
@@ -2682,7 +2682,7 @@
         <w:rPr>
           <w:rFonts w:ascii="Arial Narrow" w:eastAsia="Calibri" w:hAnsi="Arial Narrow" w:cs="Arial"/>
           <w:kern w:val="0"/>
-          <w14:ligatures w14:val="none"/>
+          <ns2:ligatures ns2:val="none"/>
         </w:rPr>
         <w:t>micro empresa</w:t>
       </w:r>
@@ -2691,7 +2691,7 @@
         <w:rPr>
           <w:rFonts w:ascii="Arial Narrow" w:eastAsia="Calibri" w:hAnsi="Arial Narrow" w:cs="Arial"/>
           <w:kern w:val="0"/>
-          <w14:ligatures w14:val="none"/>
+          <ns2:ligatures ns2:val="none"/>
         </w:rPr>
         <w:t xml:space="preserve"> o pequeña empresa, presentar los documentos que acrediten su volumen de ventas o ingresos brutos percibidos el año anterior relativo a todas sus actividades económicas y el número de trabajadores con el que cuenta</w:t>
       </w:r>
@@ -2701,7 +2701,7 @@
           <w:rFonts w:ascii="Arial Narrow" w:eastAsia="Calibri" w:hAnsi="Arial Narrow" w:cs="Arial"/>
           <w:kern w:val="0"/>
           <w:vertAlign w:val="superscript"/>
-          <w14:ligatures w14:val="none"/>
+          <ns2:ligatures ns2:val="none"/>
         </w:rPr>
         <w:footnoteReference w:id="6"/>
       </w:r>
@@ -2709,7 +2709,7 @@
         <w:rPr>
           <w:rFonts w:ascii="Arial Narrow" w:eastAsia="Calibri" w:hAnsi="Arial Narrow" w:cs="Arial"/>
           <w:kern w:val="0"/>
-          <w14:ligatures w14:val="none"/>
+          <ns2:ligatures ns2:val="none"/>
         </w:rPr>
         <w:t>. Ello, a fin de que la Comisión pueda meritar dicha documentación, conforme lo establece el artículo 110</w:t>
       </w:r>
@@ -2719,7 +2719,7 @@
           <w:color w:val="000000"/>
           <w:kern w:val="0"/>
           <w:lang w:eastAsia="es-PE"/>
-          <w14:ligatures w14:val="none"/>
+          <ns2:ligatures ns2:val="none"/>
         </w:rPr>
         <w:t/>
       </w:r>
@@ -2727,7 +2727,7 @@
         <w:rPr>
           <w:rFonts w:ascii="Arial Narrow" w:eastAsia="Calibri" w:hAnsi="Arial Narrow" w:cs="Arial"/>
           <w:kern w:val="0"/>
-          <w14:ligatures w14:val="none"/>
+          <ns2:ligatures ns2:val="none"/>
         </w:rPr>
         <w:t xml:space="preserve"> del </w:t>
       </w:r>
@@ -2736,7 +2736,7 @@
           <w:rFonts w:ascii="Arial Narrow" w:eastAsia="Calibri" w:hAnsi="Arial Narrow" w:cs="Arial"/>
           <w:spacing w:val="-2"/>
           <w:kern w:val="0"/>
-          <w14:ligatures w14:val="none"/>
+          <ns2:ligatures ns2:val="none"/>
         </w:rPr>
         <w:t>Código</w:t>
       </w:r>
@@ -2747,7 +2747,7 @@
           <w:spacing w:val="-2"/>
           <w:kern w:val="0"/>
           <w:vertAlign w:val="superscript"/>
-          <w14:ligatures w14:val="none"/>
+          <ns2:ligatures ns2:val="none"/>
         </w:rPr>
         <w:footnoteReference w:id="7"/>
       </w:r>
@@ -2756,12 +2756,12 @@
           <w:rFonts w:ascii="Arial Narrow" w:eastAsia="Calibri" w:hAnsi="Arial Narrow" w:cs="Arial"/>
           <w:spacing w:val="-2"/>
           <w:kern w:val="0"/>
-          <w14:ligatures w14:val="none"/>
+          <ns2:ligatures ns2:val="none"/>
         </w:rPr>
         <w:t>.</w:t>
       </w:r>
     </w:p>
-    <w:p>
+    <w:p ns2:paraId="1F11FE32" ns2:textId="77777777">
       <w:pPr>
         <w:spacing w:after="0" w:line="240" w:lineRule="auto"/>
         <w:ind w:left="567"/>
@@ -2771,154 +2771,334 @@
           <w:color w:val="000000"/>
           <w:kern w:val="0"/>
           <w:lang w:eastAsia="es-PE"/>
-          <w14:ligatures w14:val="none"/>
-        </w:rPr>
-      </w:pPr>
-    </w:p>
-    <w:p>
-      <w:pPr>
-        <w:spacing w:after="0" w:line="240" w:lineRule="auto"/>
-        <w:jc w:val="both"/>
-        <w:rPr>
-          <w:rFonts w:ascii="Arial Narrow" w:eastAsia="Arial Narrow" w:hAnsi="Arial Narrow" w:cs="Arial Narrow"/>
-          <w:color w:val="000000"/>
-          <w:kern w:val="0"/>
-          <w:lang w:eastAsia="es-PE"/>
-          <w14:ligatures w14:val="none"/>
-        </w:rPr>
-      </w:pPr>
-      <w:r>
-        <w:rPr>
-          <w:rFonts w:ascii="Arial Narrow" w:eastAsia="Arial Narrow" w:hAnsi="Arial Narrow" w:cs="Arial Narrow"/>
-          <w:b/>
-          <w:color w:val="000000"/>
-          <w:kern w:val="0"/>
-          <w:lang w:eastAsia="es-PE"/>
-          <w14:ligatures w14:val="none"/>
+          <ns2:ligatures ns2:val="none"/>
+        </w:rPr>
+      </w:pPr>
+    </w:p>
+    <w:p>
+      <w:pPr>
+        <w:spacing w:after="0" w:line="240" w:lineRule="auto"/>
+        <w:jc w:val="both"/>
+        <w:rPr>
+          <w:rFonts w:ascii="Arial Narrow" w:eastAsia="Arial Narrow" w:hAnsi="Arial Narrow" w:cs="Arial Narrow"/>
+          <w:color w:val="000000"/>
+          <w:kern w:val="0"/>
+          <w:lang w:eastAsia="es-PE"/>
+          <ns2:ligatures ns2:val="none"/>
+        </w:rPr>
+      </w:pPr>
+      <w:r>
+        <w:rPr>
+          <w:rFonts w:ascii="Arial Narrow" w:hAnsi="Arial Narrow" w:cs="Arial Narrow"/>
+          <w:b w:val="1"/>
+          <w:bCs w:val="1"/>
+          <w:sz w:val="20"/>
+          <w:szCs w:val="20"/>
         </w:rPr>
         <w:t xml:space="preserve">CUARTO: </w:t>
       </w:r>
       <w:r>
         <w:rPr>
-          <w:rFonts w:ascii="Arial Narrow" w:eastAsia="Arial Narrow" w:hAnsi="Arial Narrow" w:cs="Arial Narrow"/>
-          <w:color w:val="000000"/>
-          <w:kern w:val="0"/>
-          <w:lang w:eastAsia="es-PE"/>
-          <w14:ligatures w14:val="none"/>
-        </w:rPr>
-        <w:t xml:space="preserve">correr traslado de la denuncia interpuesta </w:t>
-      </w:r>
-      <w:r>
+          <w:rFonts w:ascii="Arial Narrow" w:hAnsi="Arial Narrow" w:cs="Arial Narrow"/>
+          <w:sz w:val="20"/>
+          <w:szCs w:val="20"/>
+        </w:rPr>
+        <w:t xml:space="preserve">correr traslado de la presente resolución a Rímac Seguros y Reaseguros S.A para que, de conformidad con lo dispuesto por el artículo 26° de la Ley sobre Facultades, Normas y Organización del Indecopi, aprobado por Decreto Legislativo N° 8079, presenten sus descargos sobre la imputación de cargos realizada en un plazo no mayor a cinco (5) días hábiles contado a partir del día siguiente de la notificación de la presente resolución, vencido el cual, el Secretario Técnico declarará en rebeldía a los denunciados que no lo hubieran presentado. Debe precisarse que de conformidad con lo establecido por el artículo 223° del Texto Único Ordenado de la Ley N° 27444, Ley del Procedimiento Administrativo General, las alegaciones y los hechos relevantes de la reclamación, salvo que hayan sido específicamente negadas en la contestación, se tendrán por aceptadas o meritadas como ciertas.</w:t>
+      </w:r>
+    </w:p>
+    <w:p ns2:paraId="228F876C" ns2:textId="77777777">
+      <w:pPr>
+        <w:spacing w:after="0" w:line="240" w:lineRule="auto"/>
+        <w:jc w:val="both"/>
+        <w:rPr>
+          <w:rFonts w:ascii="Arial Narrow" w:eastAsia="Arial Narrow" w:hAnsi="Arial Narrow" w:cs="Arial Narrow"/>
+          <w:color w:val="000000"/>
+          <w:kern w:val="0"/>
+          <w:lang w:eastAsia="es-PE"/>
+          <ns2:ligatures ns2:val="none"/>
+        </w:rPr>
+      </w:pPr>
+    </w:p>
+    <w:p ns2:paraId="774AFBA5" ns2:textId="4DA24FE7">
+      <w:pPr>
+        <w:spacing w:after="0" w:line="240" w:lineRule="auto"/>
+        <w:jc w:val="both"/>
         <w:rPr>
           <w:rFonts w:ascii="Arial Narrow" w:eastAsia="Times New Roman" w:hAnsi="Arial Narrow" w:cs="Arial"/>
           <w:color w:val="000000"/>
           <w:kern w:val="0"/>
           <w:lang w:val="es-ES" w:eastAsia="es-ES"/>
-          <w14:ligatures w14:val="none"/>
-        </w:rPr>
-        <w:t xml:space="preserve">el </w:t>
-      </w:r>
+          <ns2:ligatures ns2:val="none"/>
+        </w:rPr>
+      </w:pPr>
+      <w:r>
+        <w:rPr>
+          <w:rFonts w:ascii="Arial Narrow" w:eastAsia="Arial Narrow" w:hAnsi="Arial Narrow" w:cs="Arial Narrow"/>
+          <w:b/>
+          <w:color w:val="000000"/>
+          <w:kern w:val="0"/>
+          <w:lang w:eastAsia="es-PE"/>
+          <ns2:ligatures ns2:val="none"/>
+        </w:rPr>
+        <w:t xml:space="preserve">QUINTO: </w:t>
+      </w:r>
+      <w:bookmarkStart w:id="4" w:name="_Hlk188286813"/>
       <w:r>
         <w:rPr>
           <w:rFonts w:ascii="Arial Narrow" w:eastAsia="Times New Roman" w:hAnsi="Arial Narrow" w:cs="Arial"/>
           <w:color w:val="000000"/>
           <w:kern w:val="0"/>
+          <w:lang w:eastAsia="es-ES"/>
+          <ns2:ligatures ns2:val="none"/>
+        </w:rPr>
+        <w:t xml:space="preserve">requerir </w:t>
+      </w:r>
+      <w:r>
+        <w:rPr>
+          <w:rFonts w:ascii="Arial Narrow" w:eastAsia="Times New Roman" w:hAnsi="Arial Narrow" w:cs="Arial"/>
+          <w:color w:val="000000"/>
+          <w:kern w:val="0"/>
           <w:lang w:val="es-ES" w:eastAsia="es-ES"/>
-          <w14:ligatures w14:val="none"/>
-        </w:rPr>
-        <w:t xml:space="preserve">20 de mayo de </w:t>
+          <ns2:ligatures ns2:val="none"/>
+        </w:rPr>
+        <w:t xml:space="preserve">que, en un </w:t>
       </w:r>
       <w:r>
         <w:rPr>
           <w:rFonts w:ascii="Arial Narrow" w:eastAsia="Times New Roman" w:hAnsi="Arial Narrow" w:cs="Arial"/>
           <w:color w:val="000000"/>
           <w:kern w:val="0"/>
+          <w:lang w:eastAsia="es-ES"/>
+          <ns2:ligatures ns2:val="none"/>
+        </w:rPr>
+        <w:t>plazo no mayor de cinco (5) días hábiles contado a partir del día siguiente de la notificación de la presente resolución</w:t>
+      </w:r>
+      <w:bookmarkEnd w:id="4"/>
+      <w:r>
+        <w:rPr>
+          <w:rFonts w:ascii="Arial Narrow" w:eastAsia="Times New Roman" w:hAnsi="Arial Narrow" w:cs="Arial"/>
+          <w:color w:val="000000"/>
+          <w:kern w:val="0"/>
+          <w:lang w:eastAsia="es-ES"/>
+          <ns2:ligatures ns2:val="none"/>
+        </w:rPr>
+        <w:t xml:space="preserve">, </w:t>
+      </w:r>
+      <w:bookmarkStart w:id="5" w:name="_Hlk188286828"/>
+      <w:r>
+        <w:rPr>
+          <w:rFonts w:ascii="Arial Narrow" w:eastAsia="Times New Roman" w:hAnsi="Arial Narrow" w:cs="Times New Roman"/>
+          <w:color w:val="000000"/>
+          <w:kern w:val="0"/>
+          <w:shd w:val="clear" w:color="auto" w:fill="FFFFFF"/>
+          <w:lang w:eastAsia="es-PE"/>
+          <ns2:ligatures ns2:val="none"/>
+        </w:rPr>
+        <w:t>el proveedor denunciado</w:t>
+      </w:r>
+      <w:r>
+        <w:rPr>
+          <w:rFonts w:ascii="Arial Narrow" w:eastAsia="Times New Roman" w:hAnsi="Arial Narrow" w:cs="Arial"/>
+          <w:color w:val="000000"/>
+          <w:kern w:val="0"/>
+          <w:lang w:eastAsia="es-ES"/>
+          <ns2:ligatures ns2:val="none"/>
+        </w:rPr>
+        <w:t xml:space="preserve"> </w:t>
+      </w:r>
+      <w:bookmarkEnd w:id="5"/>
+      <w:r>
+        <w:rPr>
+          <w:rFonts w:ascii="Arial Narrow" w:eastAsia="Times New Roman" w:hAnsi="Arial Narrow" w:cs="Arial"/>
+          <w:color w:val="000000"/>
+          <w:kern w:val="0"/>
           <w:lang w:val="es-ES" w:eastAsia="es-ES"/>
-          <w14:ligatures w14:val="none"/>
-        </w:rPr>
-        <w:t>2025</w:t>
-      </w:r>
-      <w:r>
-        <w:rPr>
-          <w:rFonts w:ascii="Arial Narrow" w:eastAsia="Calibri" w:hAnsi="Arial Narrow" w:cs="Arial"/>
-          <w:kern w:val="0"/>
-          <w14:ligatures w14:val="none"/>
-        </w:rPr>
-        <w:t xml:space="preserve">, </w:t>
-      </w:r>
-      <w:r>
-        <w:rPr>
-          <w:rFonts w:ascii="Arial Narrow" w:eastAsia="Arial Narrow" w:hAnsi="Arial Narrow" w:cs="Arial Narrow"/>
-          <w:color w:val="000000"/>
-          <w:kern w:val="0"/>
-          <w:lang w:eastAsia="es-PE"/>
-          <w14:ligatures w14:val="none"/>
-        </w:rPr>
-        <w:t>a</w:t>
-      </w:r>
-      <w:r>
-        <w:rPr>
-          <w:rFonts w:ascii="Arial Narrow" w:eastAsia="Times New Roman" w:hAnsi="Arial Narrow" w:cs="Times New Roman"/>
-          <w:color w:val="000000"/>
-          <w:kern w:val="0"/>
-          <w:shd w:val="clear" w:color="auto" w:fill="FFFFFF"/>
-          <w:lang w:eastAsia="es-PE"/>
-          <w14:ligatures w14:val="none"/>
+          <ns2:ligatures ns2:val="none"/>
+        </w:rPr>
+        <w:t xml:space="preserve">cumpla con: </w:t>
+      </w:r>
+      <w:r>
+        <w:rPr>
+          <w:rFonts w:ascii="Arial Narrow" w:eastAsia="Times New Roman" w:hAnsi="Arial Narrow" w:cs="Arial"/>
+          <w:color w:val="000000"/>
+          <w:kern w:val="0"/>
+          <w:lang w:val="es-ES" w:eastAsia="es-ES"/>
+          <ns2:ligatures ns2:val="none"/>
+        </w:rPr>
+        <w:t xml:space="preserve">(i) presentar una copia completa, legible y debidamente suscrita de la Póliza </w:t>
+      </w:r>
+      <w:r>
+        <w:rPr>
+          <w:rFonts w:ascii="Arial Narrow" w:eastAsia="Times New Roman" w:hAnsi="Arial Narrow" w:cs="Arial"/>
+          <w:color w:val="000000"/>
+          <w:kern w:val="0"/>
+          <w:lang w:eastAsia="es-ES"/>
+          <ns2:ligatures ns2:val="none"/>
+        </w:rPr>
+        <w:t>Protección Ahorro</w:t>
+      </w:r>
+      <w:r>
+        <w:rPr>
+          <w:rFonts w:ascii="Arial Narrow" w:eastAsia="Times New Roman" w:hAnsi="Arial Narrow" w:cs="Arial"/>
+          <w:color w:val="000000"/>
+          <w:kern w:val="0"/>
+          <w:lang w:val="es-ES" w:eastAsia="es-ES"/>
+          <ns2:ligatures ns2:val="none"/>
+        </w:rPr>
+        <w:t>, así como el cargo de remisión de la póliza; (</w:t>
+      </w:r>
+      <w:proofErr w:type="spellStart"/>
+      <w:r>
+        <w:rPr>
+          <w:rFonts w:ascii="Arial Narrow" w:eastAsia="Times New Roman" w:hAnsi="Arial Narrow" w:cs="Arial"/>
+          <w:color w:val="000000"/>
+          <w:kern w:val="0"/>
+          <w:lang w:val="es-ES" w:eastAsia="es-ES"/>
+          <ns2:ligatures ns2:val="none"/>
+        </w:rPr>
+        <w:t>ii</w:t>
+      </w:r>
+      <w:proofErr w:type="spellEnd"/>
+      <w:r>
+        <w:rPr>
+          <w:rFonts w:ascii="Arial Narrow" w:eastAsia="Times New Roman" w:hAnsi="Arial Narrow" w:cs="Arial"/>
+          <w:color w:val="000000"/>
+          <w:kern w:val="0"/>
+          <w:lang w:val="es-ES" w:eastAsia="es-ES"/>
+          <ns2:ligatures ns2:val="none"/>
+        </w:rPr>
+        <w:t xml:space="preserve">) presentar una copia completa, legible y debidamente suscrita de la Póliza </w:t>
+      </w:r>
+      <w:r>
+        <w:rPr>
+          <w:rFonts w:ascii="Arial Narrow" w:eastAsia="Times New Roman" w:hAnsi="Arial Narrow" w:cs="Arial"/>
+          <w:color w:val="000000"/>
+          <w:kern w:val="0"/>
+          <w:lang w:eastAsia="es-ES"/>
+          <ns2:ligatures ns2:val="none"/>
+        </w:rPr>
+        <w:t>Protección Familiar</w:t>
+      </w:r>
+      <w:r>
+        <w:rPr>
+          <w:rFonts w:ascii="Arial Narrow" w:eastAsia="Times New Roman" w:hAnsi="Arial Narrow" w:cs="Arial"/>
+          <w:color w:val="000000"/>
+          <w:kern w:val="0"/>
+          <w:lang w:val="es-ES" w:eastAsia="es-ES"/>
+          <ns2:ligatures ns2:val="none"/>
+        </w:rPr>
+        <w:t>, así como el cargo de remisión de la póliza; y, (</w:t>
+      </w:r>
+      <w:proofErr w:type="spellStart"/>
+      <w:r>
+        <w:rPr>
+          <w:rFonts w:ascii="Arial Narrow" w:eastAsia="Times New Roman" w:hAnsi="Arial Narrow" w:cs="Arial"/>
+          <w:color w:val="000000"/>
+          <w:kern w:val="0"/>
+          <w:lang w:val="es-ES" w:eastAsia="es-ES"/>
+          <ns2:ligatures ns2:val="none"/>
+        </w:rPr>
+        <w:t>iii</w:t>
+      </w:r>
+      <w:proofErr w:type="spellEnd"/>
+      <w:r>
+        <w:rPr>
+          <w:rFonts w:ascii="Arial Narrow" w:eastAsia="Times New Roman" w:hAnsi="Arial Narrow" w:cs="Arial"/>
+          <w:color w:val="000000"/>
+          <w:kern w:val="0"/>
+          <w:lang w:val="es-ES" w:eastAsia="es-ES"/>
+          <ns2:ligatures ns2:val="none"/>
+        </w:rPr>
+        <w:t xml:space="preserve">) presentar todas las comunicaciones cursadas con </w:t>
+      </w:r>
+      <w:r>
+        <w:rPr>
+          <w:rFonts w:ascii="Arial Narrow" w:eastAsia="Times New Roman" w:hAnsi="Arial Narrow" w:cs="Arial"/>
+          <w:color w:val="000000"/>
+          <w:kern w:val="0"/>
+          <w:lang w:val="es-ES" w:eastAsia="es-ES"/>
+          <ns2:ligatures ns2:val="none"/>
+        </w:rPr>
+        <w:t>la</w:t>
+      </w:r>
+      <w:r>
+        <w:rPr>
+          <w:rFonts w:ascii="Arial Narrow" w:eastAsia="Times New Roman" w:hAnsi="Arial Narrow" w:cs="Arial"/>
+          <w:color w:val="000000"/>
+          <w:kern w:val="0"/>
+          <w:lang w:val="es-ES" w:eastAsia="es-ES"/>
+          <ns2:ligatures ns2:val="none"/>
+        </w:rPr>
+        <w:t xml:space="preserve"> denunciante en virtud del hecho materia de denuncia</w:t>
+      </w:r>
+      <w:r>
+        <w:rPr>
+          <w:rFonts w:ascii="Arial Narrow" w:eastAsia="Times New Roman" w:hAnsi="Arial Narrow" w:cs="Arial"/>
+          <w:color w:val="000000"/>
+          <w:kern w:val="0"/>
+          <w:lang w:val="es-ES" w:eastAsia="es-ES"/>
+          <ns2:ligatures ns2:val="none"/>
+        </w:rPr>
+        <w:t>.</w:t>
+      </w:r>
+    </w:p>
+    <w:p ns2:paraId="12A4D8BD" ns2:textId="77777777">
+      <w:pPr>
+        <w:spacing w:after="0" w:line="240" w:lineRule="auto"/>
+        <w:jc w:val="both"/>
+        <w:rPr>
+          <w:rFonts w:ascii="Arial Narrow" w:eastAsia="Arial Narrow" w:hAnsi="Arial Narrow" w:cs="Arial Narrow"/>
+          <w:b/>
+          <w:color w:val="000000"/>
+          <w:kern w:val="0"/>
+          <w:lang w:val="es-ES" w:eastAsia="es-PE"/>
+          <ns2:ligatures ns2:val="none"/>
+        </w:rPr>
+      </w:pPr>
+    </w:p>
+    <w:p ns2:paraId="591B7E6F" ns2:textId="77777777">
+      <w:pPr>
+        <w:spacing w:after="0" w:line="240" w:lineRule="auto"/>
+        <w:jc w:val="both"/>
+        <w:rPr>
+          <w:rFonts w:ascii="Arial Narrow" w:eastAsia="Arial Narrow" w:hAnsi="Arial Narrow" w:cs="Arial Narrow"/>
+          <w:color w:val="000000"/>
+          <w:kern w:val="0"/>
+          <w:lang w:eastAsia="es-PE"/>
+          <ns2:ligatures ns2:val="none"/>
+        </w:rPr>
+      </w:pPr>
+      <w:r>
+        <w:rPr>
+          <w:rFonts w:ascii="Arial Narrow" w:eastAsia="Arial Narrow" w:hAnsi="Arial Narrow" w:cs="Arial Narrow"/>
+          <w:b/>
+          <w:color w:val="000000"/>
+          <w:kern w:val="0"/>
+          <w:lang w:eastAsia="es-PE"/>
+          <ns2:ligatures ns2:val="none"/>
+        </w:rPr>
+        <w:t>SEXTO:</w:t>
+      </w:r>
+      <w:r>
+        <w:rPr>
+          <w:rFonts w:ascii="Arial Narrow" w:eastAsia="Arial Narrow" w:hAnsi="Arial Narrow" w:cs="Arial Narrow"/>
+          <w:color w:val="000000"/>
+          <w:kern w:val="0"/>
+          <w:lang w:eastAsia="es-PE"/>
+          <ns2:ligatures ns2:val="none"/>
         </w:rPr>
         <w:t xml:space="preserve"> </w:t>
       </w:r>
-      <w:r>
-        <w:rPr>
-          <w:rFonts w:ascii="Arial Narrow" w:eastAsia="Times New Roman" w:hAnsi="Arial Narrow" w:cs="Times New Roman"/>
-          <w:color w:val="000000"/>
-          <w:kern w:val="0"/>
-          <w:shd w:val="clear" w:color="auto" w:fill="FFFFFF"/>
-          <w:lang w:eastAsia="es-PE"/>
-          <w14:ligatures w14:val="none"/>
-        </w:rPr>
-        <w:t>Ríma</w:t>
-      </w:r>
-      <w:r>
-        <w:rPr>
-          <w:rFonts w:ascii="Arial Narrow" w:eastAsia="Times New Roman" w:hAnsi="Arial Narrow" w:cs="Times New Roman"/>
-          <w:color w:val="000000"/>
-          <w:kern w:val="0"/>
-          <w:shd w:val="clear" w:color="auto" w:fill="FFFFFF"/>
-          <w:lang w:eastAsia="es-PE"/>
-          <w14:ligatures w14:val="none"/>
-        </w:rPr>
-        <w:t>c Seguros y Reaseguros S.A</w:t>
-      </w:r>
-      <w:r>
-        <w:rPr>
-          <w:rFonts w:ascii="Arial Narrow" w:eastAsia="Times New Roman" w:hAnsi="Arial Narrow" w:cs="Times New Roman"/>
-          <w:color w:val="000000"/>
-          <w:kern w:val="0"/>
-          <w:shd w:val="clear" w:color="auto" w:fill="FFFFFF"/>
-          <w:lang w:eastAsia="es-PE"/>
-          <w14:ligatures w14:val="none"/>
-        </w:rPr>
-        <w:t>.</w:t>
-      </w:r>
-      <w:r>
-        <w:rPr>
-          <w:rFonts w:ascii="Arial Narrow" w:eastAsia="Arial Narrow" w:hAnsi="Arial Narrow" w:cs="Arial Narrow"/>
-          <w:color w:val="000000"/>
-          <w:kern w:val="0"/>
-          <w:lang w:eastAsia="es-PE"/>
-          <w14:ligatures w14:val="none"/>
-        </w:rPr>
-        <w:t>, para</w:t>
-      </w:r>
-      <w:r>
-        <w:rPr>
-          <w:rFonts w:ascii="Arial Narrow" w:eastAsia="Arial Narrow" w:hAnsi="Arial Narrow" w:cs="Arial Narrow"/>
-          <w:color w:val="000000"/>
-          <w:kern w:val="0"/>
-          <w:lang w:eastAsia="es-PE"/>
-          <w14:ligatures w14:val="none"/>
-        </w:rPr>
-        <w:t xml:space="preserve"> que, de conformidad con lo dispuesto por el artículo 26</w:t>
+      <w:bookmarkStart w:id="6" w:name="_Hlk188286915"/>
+      <w:r>
+        <w:rPr>
+          <w:rFonts w:ascii="Arial Narrow" w:eastAsia="Arial Narrow" w:hAnsi="Arial Narrow" w:cs="Arial Narrow"/>
+          <w:color w:val="000000"/>
+          <w:kern w:val="0"/>
+          <w:lang w:eastAsia="es-PE"/>
+          <ns2:ligatures ns2:val="none"/>
+        </w:rPr>
+        <w:t>informar a las partes que el artículo 110</w:t>
       </w:r>
       <w:r>
         <w:rPr>
@@ -2926,7 +3106,7 @@
           <w:color w:val="000000"/>
           <w:kern w:val="0"/>
           <w:lang w:eastAsia="es-PE"/>
-          <w14:ligatures w14:val="none"/>
+          <ns2:ligatures ns2:val="none"/>
         </w:rPr>
         <w:t/>
       </w:r>
@@ -2936,322 +3116,7 @@
           <w:color w:val="000000"/>
           <w:kern w:val="0"/>
           <w:lang w:eastAsia="es-PE"/>
-          <w14:ligatures w14:val="none"/>
-        </w:rPr>
-        <w:t xml:space="preserve"> de la Ley sobre Facultades, Normas y Organización del Indecopi, aprobada por Decreto Legislativo 807, presente sus descargos en un plazo no mayor de cinco (5) días hábiles contados desde la notificación. </w:t>
-      </w:r>
-    </w:p>
-    <w:p>
-      <w:pPr>
-        <w:spacing w:after="0" w:line="240" w:lineRule="auto"/>
-        <w:jc w:val="both"/>
-        <w:rPr>
-          <w:rFonts w:ascii="Arial Narrow" w:eastAsia="Arial Narrow" w:hAnsi="Arial Narrow" w:cs="Arial Narrow"/>
-          <w:color w:val="000000"/>
-          <w:kern w:val="0"/>
-          <w:lang w:eastAsia="es-PE"/>
-          <w14:ligatures w14:val="none"/>
-        </w:rPr>
-      </w:pPr>
-    </w:p>
-    <w:p>
-      <w:pPr>
-        <w:spacing w:after="0" w:line="240" w:lineRule="auto"/>
-        <w:jc w:val="both"/>
-        <w:rPr>
-          <w:rFonts w:ascii="Arial Narrow" w:eastAsia="Times New Roman" w:hAnsi="Arial Narrow" w:cs="Arial"/>
-          <w:color w:val="000000"/>
-          <w:kern w:val="0"/>
-          <w:lang w:val="es-ES" w:eastAsia="es-ES"/>
-          <w14:ligatures w14:val="none"/>
-        </w:rPr>
-      </w:pPr>
-      <w:r>
-        <w:rPr>
-          <w:rFonts w:ascii="Arial Narrow" w:eastAsia="Arial Narrow" w:hAnsi="Arial Narrow" w:cs="Arial Narrow"/>
-          <w:b/>
-          <w:color w:val="000000"/>
-          <w:kern w:val="0"/>
-          <w:lang w:eastAsia="es-PE"/>
-          <w14:ligatures w14:val="none"/>
-        </w:rPr>
-        <w:t xml:space="preserve">QUINTO: </w:t>
-      </w:r>
-      <w:bookmarkStart w:id="4" w:name="_Hlk188286813"/>
-      <w:r>
-        <w:rPr>
-          <w:rFonts w:ascii="Arial Narrow" w:eastAsia="Times New Roman" w:hAnsi="Arial Narrow" w:cs="Arial"/>
-          <w:color w:val="000000"/>
-          <w:kern w:val="0"/>
-          <w:lang w:eastAsia="es-ES"/>
-          <w14:ligatures w14:val="none"/>
-        </w:rPr>
-        <w:t xml:space="preserve">requerir </w:t>
-      </w:r>
-      <w:r>
-        <w:rPr>
-          <w:rFonts w:ascii="Arial Narrow" w:eastAsia="Times New Roman" w:hAnsi="Arial Narrow" w:cs="Arial"/>
-          <w:color w:val="000000"/>
-          <w:kern w:val="0"/>
-          <w:lang w:val="es-ES" w:eastAsia="es-ES"/>
-          <w14:ligatures w14:val="none"/>
-        </w:rPr>
-        <w:t xml:space="preserve">que, en un </w:t>
-      </w:r>
-      <w:r>
-        <w:rPr>
-          <w:rFonts w:ascii="Arial Narrow" w:eastAsia="Times New Roman" w:hAnsi="Arial Narrow" w:cs="Arial"/>
-          <w:color w:val="000000"/>
-          <w:kern w:val="0"/>
-          <w:lang w:eastAsia="es-ES"/>
-          <w14:ligatures w14:val="none"/>
-        </w:rPr>
-        <w:t>plazo no mayor de cinco (5) días hábiles contado a partir del día siguiente de la notificación de la presente resolución</w:t>
-      </w:r>
-      <w:bookmarkEnd w:id="4"/>
-      <w:r>
-        <w:rPr>
-          <w:rFonts w:ascii="Arial Narrow" w:eastAsia="Times New Roman" w:hAnsi="Arial Narrow" w:cs="Arial"/>
-          <w:color w:val="000000"/>
-          <w:kern w:val="0"/>
-          <w:lang w:eastAsia="es-ES"/>
-          <w14:ligatures w14:val="none"/>
-        </w:rPr>
-        <w:t xml:space="preserve">, </w:t>
-      </w:r>
-      <w:bookmarkStart w:id="5" w:name="_Hlk188286828"/>
-      <w:r>
-        <w:rPr>
-          <w:rFonts w:ascii="Arial Narrow" w:eastAsia="Times New Roman" w:hAnsi="Arial Narrow" w:cs="Times New Roman"/>
-          <w:color w:val="000000"/>
-          <w:kern w:val="0"/>
-          <w:shd w:val="clear" w:color="auto" w:fill="FFFFFF"/>
-          <w:lang w:eastAsia="es-PE"/>
-          <w14:ligatures w14:val="none"/>
-        </w:rPr>
-        <w:t>el proveedor denunciado</w:t>
-      </w:r>
-      <w:r>
-        <w:rPr>
-          <w:rFonts w:ascii="Arial Narrow" w:eastAsia="Times New Roman" w:hAnsi="Arial Narrow" w:cs="Arial"/>
-          <w:color w:val="000000"/>
-          <w:kern w:val="0"/>
-          <w:lang w:eastAsia="es-ES"/>
-          <w14:ligatures w14:val="none"/>
-        </w:rPr>
-        <w:t xml:space="preserve"> </w:t>
-      </w:r>
-      <w:bookmarkEnd w:id="5"/>
-      <w:r>
-        <w:rPr>
-          <w:rFonts w:ascii="Arial Narrow" w:eastAsia="Times New Roman" w:hAnsi="Arial Narrow" w:cs="Arial"/>
-          <w:color w:val="000000"/>
-          <w:kern w:val="0"/>
-          <w:lang w:val="es-ES" w:eastAsia="es-ES"/>
-          <w14:ligatures w14:val="none"/>
-        </w:rPr>
-        <w:t xml:space="preserve">cumpla con: </w:t>
-      </w:r>
-      <w:r>
-        <w:rPr>
-          <w:rFonts w:ascii="Arial Narrow" w:eastAsia="Times New Roman" w:hAnsi="Arial Narrow" w:cs="Arial"/>
-          <w:color w:val="000000"/>
-          <w:kern w:val="0"/>
-          <w:lang w:val="es-ES" w:eastAsia="es-ES"/>
-          <w14:ligatures w14:val="none"/>
-        </w:rPr>
-        <w:t xml:space="preserve">(i) presentar una copia completa, legible y debidamente suscrita de la Póliza </w:t>
-      </w:r>
-      <w:r>
-        <w:rPr>
-          <w:rFonts w:ascii="Arial Narrow" w:eastAsia="Times New Roman" w:hAnsi="Arial Narrow" w:cs="Arial"/>
-          <w:color w:val="000000"/>
-          <w:kern w:val="0"/>
-          <w:lang w:eastAsia="es-ES"/>
-          <w14:ligatures w14:val="none"/>
-        </w:rPr>
-        <w:t>Protección Ahorro</w:t>
-      </w:r>
-      <w:r>
-        <w:rPr>
-          <w:rFonts w:ascii="Arial Narrow" w:eastAsia="Times New Roman" w:hAnsi="Arial Narrow" w:cs="Arial"/>
-          <w:color w:val="000000"/>
-          <w:kern w:val="0"/>
-          <w:lang w:val="es-ES" w:eastAsia="es-ES"/>
-          <w14:ligatures w14:val="none"/>
-        </w:rPr>
-        <w:t>, así como el cargo de remisión de la póliza; (</w:t>
-      </w:r>
-      <w:proofErr w:type="spellStart"/>
-      <w:r>
-        <w:rPr>
-          <w:rFonts w:ascii="Arial Narrow" w:eastAsia="Times New Roman" w:hAnsi="Arial Narrow" w:cs="Arial"/>
-          <w:color w:val="000000"/>
-          <w:kern w:val="0"/>
-          <w:lang w:val="es-ES" w:eastAsia="es-ES"/>
-          <w14:ligatures w14:val="none"/>
-        </w:rPr>
-        <w:t>ii</w:t>
-      </w:r>
-      <w:proofErr w:type="spellEnd"/>
-      <w:r>
-        <w:rPr>
-          <w:rFonts w:ascii="Arial Narrow" w:eastAsia="Times New Roman" w:hAnsi="Arial Narrow" w:cs="Arial"/>
-          <w:color w:val="000000"/>
-          <w:kern w:val="0"/>
-          <w:lang w:val="es-ES" w:eastAsia="es-ES"/>
-          <w14:ligatures w14:val="none"/>
-        </w:rPr>
-        <w:t xml:space="preserve">) presentar una copia completa, legible y debidamente suscrita de la Póliza </w:t>
-      </w:r>
-      <w:r>
-        <w:rPr>
-          <w:rFonts w:ascii="Arial Narrow" w:eastAsia="Times New Roman" w:hAnsi="Arial Narrow" w:cs="Arial"/>
-          <w:color w:val="000000"/>
-          <w:kern w:val="0"/>
-          <w:lang w:eastAsia="es-ES"/>
-          <w14:ligatures w14:val="none"/>
-        </w:rPr>
-        <w:t>Protección Familiar</w:t>
-      </w:r>
-      <w:r>
-        <w:rPr>
-          <w:rFonts w:ascii="Arial Narrow" w:eastAsia="Times New Roman" w:hAnsi="Arial Narrow" w:cs="Arial"/>
-          <w:color w:val="000000"/>
-          <w:kern w:val="0"/>
-          <w:lang w:val="es-ES" w:eastAsia="es-ES"/>
-          <w14:ligatures w14:val="none"/>
-        </w:rPr>
-        <w:t>, así como el cargo de remisión de la póliza; y, (</w:t>
-      </w:r>
-      <w:proofErr w:type="spellStart"/>
-      <w:r>
-        <w:rPr>
-          <w:rFonts w:ascii="Arial Narrow" w:eastAsia="Times New Roman" w:hAnsi="Arial Narrow" w:cs="Arial"/>
-          <w:color w:val="000000"/>
-          <w:kern w:val="0"/>
-          <w:lang w:val="es-ES" w:eastAsia="es-ES"/>
-          <w14:ligatures w14:val="none"/>
-        </w:rPr>
-        <w:t>iii</w:t>
-      </w:r>
-      <w:proofErr w:type="spellEnd"/>
-      <w:r>
-        <w:rPr>
-          <w:rFonts w:ascii="Arial Narrow" w:eastAsia="Times New Roman" w:hAnsi="Arial Narrow" w:cs="Arial"/>
-          <w:color w:val="000000"/>
-          <w:kern w:val="0"/>
-          <w:lang w:val="es-ES" w:eastAsia="es-ES"/>
-          <w14:ligatures w14:val="none"/>
-        </w:rPr>
-        <w:t xml:space="preserve">) presentar todas las comunicaciones cursadas con </w:t>
-      </w:r>
-      <w:r>
-        <w:rPr>
-          <w:rFonts w:ascii="Arial Narrow" w:eastAsia="Times New Roman" w:hAnsi="Arial Narrow" w:cs="Arial"/>
-          <w:color w:val="000000"/>
-          <w:kern w:val="0"/>
-          <w:lang w:val="es-ES" w:eastAsia="es-ES"/>
-          <w14:ligatures w14:val="none"/>
-        </w:rPr>
-        <w:t>la</w:t>
-      </w:r>
-      <w:r>
-        <w:rPr>
-          <w:rFonts w:ascii="Arial Narrow" w:eastAsia="Times New Roman" w:hAnsi="Arial Narrow" w:cs="Arial"/>
-          <w:color w:val="000000"/>
-          <w:kern w:val="0"/>
-          <w:lang w:val="es-ES" w:eastAsia="es-ES"/>
-          <w14:ligatures w14:val="none"/>
-        </w:rPr>
-        <w:t xml:space="preserve"> denunciante en virtud del hecho materia de denuncia</w:t>
-      </w:r>
-      <w:r>
-        <w:rPr>
-          <w:rFonts w:ascii="Arial Narrow" w:eastAsia="Times New Roman" w:hAnsi="Arial Narrow" w:cs="Arial"/>
-          <w:color w:val="000000"/>
-          <w:kern w:val="0"/>
-          <w:lang w:val="es-ES" w:eastAsia="es-ES"/>
-          <w14:ligatures w14:val="none"/>
-        </w:rPr>
-        <w:t>.</w:t>
-      </w:r>
-    </w:p>
-    <w:p>
-      <w:pPr>
-        <w:spacing w:after="0" w:line="240" w:lineRule="auto"/>
-        <w:jc w:val="both"/>
-        <w:rPr>
-          <w:rFonts w:ascii="Arial Narrow" w:eastAsia="Arial Narrow" w:hAnsi="Arial Narrow" w:cs="Arial Narrow"/>
-          <w:b/>
-          <w:color w:val="000000"/>
-          <w:kern w:val="0"/>
-          <w:lang w:val="es-ES" w:eastAsia="es-PE"/>
-          <w14:ligatures w14:val="none"/>
-        </w:rPr>
-      </w:pPr>
-    </w:p>
-    <w:p>
-      <w:pPr>
-        <w:spacing w:after="0" w:line="240" w:lineRule="auto"/>
-        <w:jc w:val="both"/>
-        <w:rPr>
-          <w:rFonts w:ascii="Arial Narrow" w:eastAsia="Arial Narrow" w:hAnsi="Arial Narrow" w:cs="Arial Narrow"/>
-          <w:color w:val="000000"/>
-          <w:kern w:val="0"/>
-          <w:lang w:eastAsia="es-PE"/>
-          <w14:ligatures w14:val="none"/>
-        </w:rPr>
-      </w:pPr>
-      <w:r>
-        <w:rPr>
-          <w:rFonts w:ascii="Arial Narrow" w:eastAsia="Arial Narrow" w:hAnsi="Arial Narrow" w:cs="Arial Narrow"/>
-          <w:b/>
-          <w:color w:val="000000"/>
-          <w:kern w:val="0"/>
-          <w:lang w:eastAsia="es-PE"/>
-          <w14:ligatures w14:val="none"/>
-        </w:rPr>
-        <w:t>SEXTO:</w:t>
-      </w:r>
-      <w:r>
-        <w:rPr>
-          <w:rFonts w:ascii="Arial Narrow" w:eastAsia="Arial Narrow" w:hAnsi="Arial Narrow" w:cs="Arial Narrow"/>
-          <w:color w:val="000000"/>
-          <w:kern w:val="0"/>
-          <w:lang w:eastAsia="es-PE"/>
-          <w14:ligatures w14:val="none"/>
-        </w:rPr>
-        <w:t xml:space="preserve"> </w:t>
-      </w:r>
-      <w:bookmarkStart w:id="6" w:name="_Hlk188286915"/>
-      <w:r>
-        <w:rPr>
-          <w:rFonts w:ascii="Arial Narrow" w:eastAsia="Arial Narrow" w:hAnsi="Arial Narrow" w:cs="Arial Narrow"/>
-          <w:color w:val="000000"/>
-          <w:kern w:val="0"/>
-          <w:lang w:eastAsia="es-PE"/>
-          <w14:ligatures w14:val="none"/>
-        </w:rPr>
-        <w:t>informar a las partes que el artículo 110</w:t>
-      </w:r>
-      <w:r>
-        <w:rPr>
-          <w:rFonts w:ascii="Arial Narrow" w:eastAsia="Times New Roman" w:hAnsi="Arial Narrow" w:cs="Segoe UI"/>
-          <w:color w:val="000000"/>
-          <w:kern w:val="0"/>
-          <w:lang w:eastAsia="es-PE"/>
-          <w14:ligatures w14:val="none"/>
-        </w:rPr>
-        <w:t/>
-      </w:r>
-      <w:r>
-        <w:rPr>
-          <w:rFonts w:ascii="Arial Narrow" w:eastAsia="Arial Narrow" w:hAnsi="Arial Narrow" w:cs="Arial Narrow"/>
-          <w:color w:val="000000"/>
-          <w:kern w:val="0"/>
-          <w:lang w:eastAsia="es-PE"/>
-          <w14:ligatures w14:val="none"/>
+          <ns2:ligatures ns2:val="none"/>
         </w:rPr>
         <w:t xml:space="preserve"> de la Ley 29571, Código de Protección y Defensa del Consumidor</w:t>
       </w:r>
@@ -3263,7 +3128,7 @@
           <w:kern w:val="0"/>
           <w:vertAlign w:val="superscript"/>
           <w:lang w:eastAsia="es-PE"/>
-          <w14:ligatures w14:val="none"/>
+          <ns2:ligatures ns2:val="none"/>
         </w:rPr>
         <w:footnoteReference w:id="8"/>
       </w:r>
@@ -3273,7 +3138,7 @@
           <w:color w:val="000000"/>
           <w:kern w:val="0"/>
           <w:lang w:eastAsia="es-PE"/>
-          <w14:ligatures w14:val="none"/>
+          <ns2:ligatures ns2:val="none"/>
         </w:rPr>
         <w:t>, faculta a la Comisión a calificar las infracciones de la referida norma como leves, graves o muy graves e imponer sanciones que van desde una amonestación hasta una multa por un máximo de 450 Unidades Impositivas Tributarias, sin perjuicio de las medidas correctivas, reparadoras y complementarias, que puedan ordenarse de acuerdo a lo estipulado en los artículos 114</w:t>
       </w:r>
@@ -3283,7 +3148,7 @@
           <w:color w:val="000000"/>
           <w:kern w:val="0"/>
           <w:lang w:eastAsia="es-PE"/>
-          <w14:ligatures w14:val="none"/>
+          <ns2:ligatures ns2:val="none"/>
         </w:rPr>
         <w:t/>
       </w:r>
@@ -3293,7 +3158,7 @@
           <w:color w:val="000000"/>
           <w:kern w:val="0"/>
           <w:lang w:eastAsia="es-PE"/>
-          <w14:ligatures w14:val="none"/>
+          <ns2:ligatures ns2:val="none"/>
         </w:rPr>
         <w:t>, 115</w:t>
       </w:r>
@@ -3303,7 +3168,7 @@
           <w:color w:val="000000"/>
           <w:kern w:val="0"/>
           <w:lang w:eastAsia="es-PE"/>
-          <w14:ligatures w14:val="none"/>
+          <ns2:ligatures ns2:val="none"/>
         </w:rPr>
         <w:t/>
       </w:r>
@@ -3313,7 +3178,7 @@
           <w:color w:val="000000"/>
           <w:kern w:val="0"/>
           <w:lang w:eastAsia="es-PE"/>
-          <w14:ligatures w14:val="none"/>
+          <ns2:ligatures ns2:val="none"/>
         </w:rPr>
         <w:t xml:space="preserve"> y 116</w:t>
       </w:r>
@@ -3323,7 +3188,7 @@
           <w:color w:val="000000"/>
           <w:kern w:val="0"/>
           <w:lang w:eastAsia="es-PE"/>
-          <w14:ligatures w14:val="none"/>
+          <ns2:ligatures ns2:val="none"/>
         </w:rPr>
         <w:t/>
       </w:r>
@@ -3333,7 +3198,7 @@
           <w:color w:val="000000"/>
           <w:kern w:val="0"/>
           <w:lang w:eastAsia="es-PE"/>
-          <w14:ligatures w14:val="none"/>
+          <ns2:ligatures ns2:val="none"/>
         </w:rPr>
         <w:t xml:space="preserve"> de la referida norma</w:t>
       </w:r>
@@ -3345,7 +3210,7 @@
           <w:kern w:val="0"/>
           <w:vertAlign w:val="superscript"/>
           <w:lang w:eastAsia="es-PE"/>
-          <w14:ligatures w14:val="none"/>
+          <ns2:ligatures ns2:val="none"/>
         </w:rPr>
         <w:footnoteReference w:id="9"/>
       </w:r>
@@ -3355,7 +3220,7 @@
           <w:color w:val="000000"/>
           <w:kern w:val="0"/>
           <w:lang w:eastAsia="es-PE"/>
-          <w14:ligatures w14:val="none"/>
+          <ns2:ligatures ns2:val="none"/>
         </w:rPr>
         <w:t xml:space="preserve">. </w:t>
       </w:r>
@@ -3366,7 +3231,7 @@
           <w:color w:val="000000"/>
           <w:kern w:val="0"/>
           <w:lang w:eastAsia="es-PE"/>
-          <w14:ligatures w14:val="none"/>
+          <ns2:ligatures ns2:val="none"/>
         </w:rPr>
         <w:lastRenderedPageBreak/>
         <w:t>Asimismo, se consideran circunstancias atenuantes para la graduación de la sanción, el allanamiento de la denuncia o el reconocimiento de las pretensiones en ella contenidas, de acuerdo con el artículo 112</w:t>
@@ -3377,7 +3242,7 @@
           <w:color w:val="000000"/>
           <w:kern w:val="0"/>
           <w:lang w:eastAsia="es-PE"/>
-          <w14:ligatures w14:val="none"/>
+          <ns2:ligatures ns2:val="none"/>
         </w:rPr>
         <w:t/>
       </w:r>
@@ -3387,7 +3252,7 @@
           <w:color w:val="000000"/>
           <w:kern w:val="0"/>
           <w:lang w:eastAsia="es-PE"/>
-          <w14:ligatures w14:val="none"/>
+          <ns2:ligatures ns2:val="none"/>
         </w:rPr>
         <w:t xml:space="preserve"> del Código</w:t>
       </w:r>
@@ -3399,7 +3264,7 @@
           <w:kern w:val="0"/>
           <w:vertAlign w:val="superscript"/>
           <w:lang w:eastAsia="es-PE"/>
-          <w14:ligatures w14:val="none"/>
+          <ns2:ligatures ns2:val="none"/>
         </w:rPr>
         <w:footnoteReference w:id="10"/>
       </w:r>
@@ -3409,12 +3274,12 @@
           <w:color w:val="000000"/>
           <w:kern w:val="0"/>
           <w:lang w:eastAsia="es-PE"/>
-          <w14:ligatures w14:val="none"/>
+          <ns2:ligatures ns2:val="none"/>
         </w:rPr>
         <w:t>.</w:t>
       </w:r>
     </w:p>
-    <w:p>
+    <w:p ns2:paraId="0ECE55DF" ns2:textId="77777777">
       <w:pPr>
         <w:shd w:val="clear" w:color="auto" w:fill="FFFFFF"/>
         <w:spacing w:after="0" w:line="240" w:lineRule="auto"/>
@@ -3425,11 +3290,11 @@
           <w:color w:val="000000"/>
           <w:kern w:val="0"/>
           <w:lang w:eastAsia="es-PE"/>
-          <w14:ligatures w14:val="none"/>
-        </w:rPr>
-      </w:pPr>
-    </w:p>
-    <w:p>
+          <ns2:ligatures ns2:val="none"/>
+        </w:rPr>
+      </w:pPr>
+    </w:p>
+    <w:p ns2:paraId="1CC114EB" ns2:textId="77777777">
       <w:pPr>
         <w:shd w:val="clear" w:color="auto" w:fill="FFFFFF"/>
         <w:spacing w:after="0" w:line="240" w:lineRule="auto"/>
@@ -3439,17 +3304,17 @@
           <w:color w:val="000000"/>
           <w:kern w:val="0"/>
           <w:lang w:eastAsia="es-PE"/>
-          <w14:ligatures w14:val="none"/>
-        </w:rPr>
-      </w:pPr>
-      <w:r>
-        <w:rPr>
-          <w:rFonts w:ascii="Arial Narrow" w:eastAsia="Arial Narrow" w:hAnsi="Arial Narrow" w:cs="Arial Narrow"/>
-          <w:b/>
-          <w:color w:val="000000"/>
-          <w:kern w:val="0"/>
-          <w:lang w:eastAsia="es-PE"/>
-          <w14:ligatures w14:val="none"/>
+          <ns2:ligatures ns2:val="none"/>
+        </w:rPr>
+      </w:pPr>
+      <w:r>
+        <w:rPr>
+          <w:rFonts w:ascii="Arial Narrow" w:eastAsia="Arial Narrow" w:hAnsi="Arial Narrow" w:cs="Arial Narrow"/>
+          <w:b/>
+          <w:color w:val="000000"/>
+          <w:kern w:val="0"/>
+          <w:lang w:eastAsia="es-PE"/>
+          <ns2:ligatures ns2:val="none"/>
         </w:rPr>
         <w:t>SÉTIMO:</w:t>
       </w:r>
@@ -3459,7 +3324,7 @@
           <w:color w:val="000000"/>
           <w:kern w:val="0"/>
           <w:lang w:eastAsia="es-PE"/>
-          <w14:ligatures w14:val="none"/>
+          <ns2:ligatures ns2:val="none"/>
         </w:rPr>
         <w:t xml:space="preserve"> informar a las partes que conforme a lo establecido en el artículo 39</w:t>
       </w:r>
@@ -3469,7 +3334,7 @@
           <w:color w:val="000000"/>
           <w:kern w:val="0"/>
           <w:lang w:eastAsia="es-PE"/>
-          <w14:ligatures w14:val="none"/>
+          <ns2:ligatures ns2:val="none"/>
         </w:rPr>
         <w:t/>
       </w:r>
@@ -3479,12 +3344,12 @@
           <w:color w:val="000000"/>
           <w:kern w:val="0"/>
           <w:lang w:eastAsia="es-PE"/>
-          <w14:ligatures w14:val="none"/>
+          <ns2:ligatures ns2:val="none"/>
         </w:rPr>
         <w:t xml:space="preserve"> de la Ley sobre Facultades, Normas y Organización del Indecopi, aprobada por Decreto Legislativo 807, los gastos por los peritajes realizados, actuación de pruebas, inspecciones y otros derivados de la tramitación del proceso serán de cargo de la parte que solicita la prueba, salvo pacto en contrario. En todos los casos, la resolución final determinará si los gastos deben ser asumidos por alguna de las partes, o reembolsados a la otra parte o al Indecopi, según sea el caso, de manera adicional a la sanción que haya podido imponerse. </w:t>
       </w:r>
     </w:p>
-    <w:p>
+    <w:p ns2:paraId="364C4B19" ns2:textId="77777777">
       <w:pPr>
         <w:shd w:val="clear" w:color="auto" w:fill="FFFFFF"/>
         <w:spacing w:after="0" w:line="240" w:lineRule="auto"/>
@@ -3494,11 +3359,11 @@
           <w:color w:val="000000"/>
           <w:kern w:val="0"/>
           <w:lang w:eastAsia="es-PE"/>
-          <w14:ligatures w14:val="none"/>
-        </w:rPr>
-      </w:pPr>
-    </w:p>
-    <w:p>
+          <ns2:ligatures ns2:val="none"/>
+        </w:rPr>
+      </w:pPr>
+    </w:p>
+    <w:p ns2:paraId="27E9BBC0" ns2:textId="77777777">
       <w:pPr>
         <w:suppressAutoHyphens/>
         <w:spacing w:after="0" w:line="240" w:lineRule="auto"/>
@@ -3507,7 +3372,7 @@
           <w:rFonts w:ascii="Arial Narrow" w:eastAsia="Calibri" w:hAnsi="Arial Narrow" w:cs="Arial"/>
           <w:kern w:val="0"/>
           <w:u w:val="single"/>
-          <w14:ligatures w14:val="none"/>
+          <ns2:ligatures ns2:val="none"/>
         </w:rPr>
       </w:pPr>
       <w:r>
@@ -3516,7 +3381,7 @@
           <w:b/>
           <w:bCs/>
           <w:kern w:val="0"/>
-          <w14:ligatures w14:val="none"/>
+          <ns2:ligatures ns2:val="none"/>
         </w:rPr>
         <w:t>OCTAVO</w:t>
       </w:r>
@@ -3525,7 +3390,7 @@
           <w:rFonts w:ascii="Arial Narrow" w:eastAsia="Calibri" w:hAnsi="Arial Narrow" w:cs="Arial"/>
           <w:b/>
           <w:kern w:val="0"/>
-          <w14:ligatures w14:val="none"/>
+          <ns2:ligatures ns2:val="none"/>
         </w:rPr>
         <w:t>:</w:t>
       </w:r>
@@ -3533,7 +3398,7 @@
         <w:rPr>
           <w:rFonts w:ascii="Arial Narrow" w:eastAsia="Calibri" w:hAnsi="Arial Narrow" w:cs="Arial"/>
           <w:kern w:val="0"/>
-          <w14:ligatures w14:val="none"/>
+          <ns2:ligatures ns2:val="none"/>
         </w:rPr>
         <w:t xml:space="preserve"> comunicar a las partes que, </w:t>
       </w:r>
@@ -3542,7 +3407,7 @@
         <w:rPr>
           <w:rFonts w:ascii="Arial Narrow" w:eastAsia="Calibri" w:hAnsi="Arial Narrow" w:cs="Arial"/>
           <w:kern w:val="0"/>
-          <w14:ligatures w14:val="none"/>
+          <ns2:ligatures ns2:val="none"/>
         </w:rPr>
         <w:t>de acuerdo a</w:t>
       </w:r>
@@ -3551,7 +3416,7 @@
         <w:rPr>
           <w:rFonts w:ascii="Arial Narrow" w:eastAsia="Calibri" w:hAnsi="Arial Narrow" w:cs="Arial"/>
           <w:kern w:val="0"/>
-          <w14:ligatures w14:val="none"/>
+          <ns2:ligatures ns2:val="none"/>
         </w:rPr>
         <w:t xml:space="preserve"> lo señalado por el artículo 29</w:t>
       </w:r>
@@ -3561,7 +3426,7 @@
           <w:color w:val="000000"/>
           <w:kern w:val="0"/>
           <w:lang w:eastAsia="es-PE"/>
-          <w14:ligatures w14:val="none"/>
+          <ns2:ligatures ns2:val="none"/>
         </w:rPr>
         <w:t/>
       </w:r>
@@ -3569,7 +3434,7 @@
         <w:rPr>
           <w:rFonts w:ascii="Arial Narrow" w:eastAsia="Calibri" w:hAnsi="Arial Narrow" w:cs="Arial"/>
           <w:kern w:val="0"/>
-          <w14:ligatures w14:val="none"/>
+          <ns2:ligatures ns2:val="none"/>
         </w:rPr>
         <w:t xml:space="preserve"> del Decreto Legislativo 807</w:t>
       </w:r>
@@ -3579,7 +3444,7 @@
           <w:rFonts w:ascii="Arial Narrow" w:eastAsia="Calibri" w:hAnsi="Arial Narrow" w:cs="Arial"/>
           <w:kern w:val="0"/>
           <w:vertAlign w:val="superscript"/>
-          <w14:ligatures w14:val="none"/>
+          <ns2:ligatures ns2:val="none"/>
         </w:rPr>
         <w:footnoteReference w:id="11"/>
       </w:r>
@@ -3587,7 +3452,7 @@
         <w:rPr>
           <w:rFonts w:ascii="Arial Narrow" w:eastAsia="Calibri" w:hAnsi="Arial Narrow" w:cs="Arial"/>
           <w:kern w:val="0"/>
-          <w14:ligatures w14:val="none"/>
+          <ns2:ligatures ns2:val="none"/>
         </w:rPr>
         <w:t xml:space="preserve">, hasta antes de la emisión de la Resolución Final tienen la posibilidad de solicitar una audiencia de conciliación. En caso deleguen a favor de una tercera persona su actuación en la diligencia programada, esta deberá presentar un poder especial con firma legalizada ante Notario Público, donde conste </w:t>
       </w:r>
@@ -3596,7 +3461,7 @@
           <w:rFonts w:ascii="Arial Narrow" w:eastAsia="Calibri" w:hAnsi="Arial Narrow" w:cs="Arial"/>
           <w:kern w:val="0"/>
           <w:u w:val="single"/>
-          <w14:ligatures w14:val="none"/>
+          <ns2:ligatures ns2:val="none"/>
         </w:rPr>
         <w:lastRenderedPageBreak/>
         <w:t>expresamente su facultad para asistir y conciliar en su representación</w:t>
@@ -3606,7 +3471,7 @@
           <w:rFonts w:ascii="Arial Narrow" w:eastAsia="Calibri" w:hAnsi="Arial Narrow" w:cs="Arial"/>
           <w:bCs/>
           <w:kern w:val="0"/>
-          <w14:ligatures w14:val="none"/>
+          <ns2:ligatures ns2:val="none"/>
         </w:rPr>
         <w:t>.</w:t>
       </w:r>
@@ -3616,7 +3481,7 @@
           <w:b/>
           <w:bCs/>
           <w:kern w:val="0"/>
-          <w14:ligatures w14:val="none"/>
+          <ns2:ligatures ns2:val="none"/>
         </w:rPr>
         <w:t xml:space="preserve"> </w:t>
       </w:r>
@@ -3625,12 +3490,12 @@
           <w:rFonts w:ascii="Arial Narrow" w:eastAsia="Calibri" w:hAnsi="Arial Narrow" w:cs="Arial"/>
           <w:kern w:val="0"/>
           <w:u w:val="single"/>
-          <w14:ligatures w14:val="none"/>
+          <ns2:ligatures ns2:val="none"/>
         </w:rPr>
         <w:t xml:space="preserve">Ello bajo apercibimiento de no realizar la audiencia de conciliación y levantar el acta de inasistencia correspondiente. </w:t>
       </w:r>
     </w:p>
-    <w:p>
+    <w:p ns2:paraId="4CD47B08" ns2:textId="77777777">
       <w:pPr>
         <w:suppressAutoHyphens/>
         <w:spacing w:after="0" w:line="240" w:lineRule="auto"/>
@@ -3639,11 +3504,11 @@
           <w:rFonts w:ascii="Arial Narrow" w:eastAsia="Calibri" w:hAnsi="Arial Narrow" w:cs="Arial"/>
           <w:kern w:val="0"/>
           <w:u w:val="single"/>
-          <w14:ligatures w14:val="none"/>
-        </w:rPr>
-      </w:pPr>
-    </w:p>
-    <w:p>
+          <ns2:ligatures ns2:val="none"/>
+        </w:rPr>
+      </w:pPr>
+    </w:p>
+    <w:p ns2:paraId="0E80CA49" ns2:textId="77777777">
       <w:pPr>
         <w:suppressAutoHyphens/>
         <w:spacing w:after="0" w:line="240" w:lineRule="auto"/>
@@ -3653,7 +3518,7 @@
           <w:color w:val="000000"/>
           <w:kern w:val="0"/>
           <w:lang w:eastAsia="es-PE"/>
-          <w14:ligatures w14:val="none"/>
+          <ns2:ligatures ns2:val="none"/>
         </w:rPr>
       </w:pPr>
       <w:r>
@@ -3663,7 +3528,7 @@
           <w:color w:val="000000"/>
           <w:kern w:val="0"/>
           <w:lang w:eastAsia="es-PE"/>
-          <w14:ligatures w14:val="none"/>
+          <ns2:ligatures ns2:val="none"/>
         </w:rPr>
         <w:t>NOVENO:</w:t>
       </w:r>
@@ -3673,14 +3538,14 @@
           <w:color w:val="000000"/>
           <w:kern w:val="0"/>
           <w:lang w:eastAsia="es-PE"/>
-          <w14:ligatures w14:val="none"/>
+          <ns2:ligatures ns2:val="none"/>
         </w:rPr>
         <w:t xml:space="preserve"> poner en conocimiento de las partes que, antes de la emisión de la Resolución Final, tienen la posibilidad de formular su desistimiento o presentar el acuerdo arribado mediante la conciliación, mediación, transacción o cualquier otro que, de forma indubitable, deje constancia que se ha solucionado la controversia materia de denuncia.</w:t>
       </w:r>
       <w:bookmarkStart w:id="7" w:name="h.gjdgxs" w:colFirst="0" w:colLast="0"/>
       <w:bookmarkEnd w:id="7"/>
     </w:p>
-    <w:p>
+    <w:p ns2:paraId="7DDD06F7" ns2:textId="77777777">
       <w:pPr>
         <w:suppressAutoHyphens/>
         <w:spacing w:after="0" w:line="240" w:lineRule="auto"/>
@@ -3690,11 +3555,11 @@
           <w:color w:val="000000"/>
           <w:kern w:val="0"/>
           <w:lang w:eastAsia="es-PE"/>
-          <w14:ligatures w14:val="none"/>
-        </w:rPr>
-      </w:pPr>
-    </w:p>
-    <w:p>
+          <ns2:ligatures ns2:val="none"/>
+        </w:rPr>
+      </w:pPr>
+    </w:p>
+    <w:p ns2:paraId="236137A1" ns2:textId="2314CD08">
       <w:pPr>
         <w:suppressAutoHyphens/>
         <w:spacing w:after="0" w:line="240" w:lineRule="auto"/>
@@ -3717,7 +3582,7 @@
           <w:b/>
           <w:spacing w:val="-3"/>
           <w:kern w:val="0"/>
-          <w14:ligatures w14:val="none"/>
+          <ns2:ligatures ns2:val="none"/>
         </w:rPr>
         <w:t/>
       </w:r>
@@ -3727,7 +3592,7 @@
           <w:bCs/>
           <w:spacing w:val="-3"/>
           <w:kern w:val="0"/>
-          <w14:ligatures w14:val="none"/>
+          <ns2:ligatures ns2:val="none"/>
         </w:rPr>
         <w:t xml:space="preserve"/>
       </w:r>
@@ -3737,7 +3602,7 @@
           <w:bCs/>
           <w:spacing w:val="-3"/>
           <w:kern w:val="0"/>
-          <w14:ligatures w14:val="none"/>
+          <ns2:ligatures ns2:val="none"/>
         </w:rPr>
         <w:t xml:space="preserve"/>
       </w:r>
@@ -3748,7 +3613,7 @@
           <w:kern w:val="0"/>
           <w:shd w:val="clear" w:color="auto" w:fill="FFFFFF"/>
           <w:lang w:eastAsia="es-PE"/>
-          <w14:ligatures w14:val="none"/>
+          <ns2:ligatures ns2:val="none"/>
         </w:rPr>
         <w:t/>
       </w:r>
@@ -3759,7 +3624,7 @@
           <w:kern w:val="0"/>
           <w:shd w:val="clear" w:color="auto" w:fill="FFFFFF"/>
           <w:lang w:eastAsia="es-PE"/>
-          <w14:ligatures w14:val="none"/>
+          <ns2:ligatures ns2:val="none"/>
         </w:rPr>
         <w:t xml:space="preserve"/>
       </w:r>
@@ -3874,7 +3739,7 @@
           <w:color w:val="000000"/>
           <w:kern w:val="0"/>
           <w:lang w:eastAsia="es-PE"/>
-          <w14:ligatures w14:val="none"/>
+          <ns2:ligatures ns2:val="none"/>
         </w:rPr>
         <w:t/>
       </w:r>
@@ -3898,7 +3763,7 @@
           <w:color w:val="000000"/>
           <w:kern w:val="0"/>
           <w:lang w:eastAsia="es-PE"/>
-          <w14:ligatures w14:val="none"/>
+          <ns2:ligatures ns2:val="none"/>
         </w:rPr>
         <w:t/>
       </w:r>
@@ -3924,7 +3789,7 @@
         <w:t/>
       </w:r>
     </w:p>
-    <w:p>
+    <w:p ns2:paraId="639FE5BE" ns2:textId="77777777">
       <w:pPr>
         <w:suppressAutoHyphens/>
         <w:spacing w:after="0" w:line="240" w:lineRule="auto"/>
@@ -3934,7 +3799,7 @@
         </w:rPr>
       </w:pPr>
     </w:p>
-    <w:p>
+    <w:p ns2:paraId="23716787" ns2:textId="77777777">
       <w:pPr>
         <w:suppressAutoHyphens/>
         <w:spacing w:after="0" w:line="240" w:lineRule="auto"/>
@@ -3944,35 +3809,35 @@
         </w:rPr>
       </w:pPr>
     </w:p>
-    <w:p>
-      <w:pPr>
-        <w:spacing w:after="0" w:line="240" w:lineRule="auto"/>
-        <w:jc w:val="both"/>
-        <w:rPr>
-          <w:rFonts w:ascii="Arial Narrow" w:eastAsia="Arial Narrow" w:hAnsi="Arial Narrow" w:cs="Arial Narrow"/>
-          <w:b/>
-          <w:color w:val="000000"/>
-          <w:kern w:val="0"/>
-          <w:lang w:eastAsia="es-PE"/>
-          <w14:ligatures w14:val="none"/>
-        </w:rPr>
-      </w:pPr>
-    </w:p>
-    <w:p>
-      <w:pPr>
-        <w:spacing w:after="0" w:line="240" w:lineRule="auto"/>
-        <w:jc w:val="both"/>
-        <w:rPr>
-          <w:rFonts w:ascii="Arial Narrow" w:eastAsia="Arial Narrow" w:hAnsi="Arial Narrow" w:cs="Arial Narrow"/>
-          <w:b/>
-          <w:color w:val="000000"/>
-          <w:kern w:val="0"/>
-          <w:lang w:eastAsia="es-PE"/>
-          <w14:ligatures w14:val="none"/>
-        </w:rPr>
-      </w:pPr>
-    </w:p>
-    <w:p>
+    <w:p ns2:paraId="509D673B" ns2:textId="77777777">
+      <w:pPr>
+        <w:spacing w:after="0" w:line="240" w:lineRule="auto"/>
+        <w:jc w:val="both"/>
+        <w:rPr>
+          <w:rFonts w:ascii="Arial Narrow" w:eastAsia="Arial Narrow" w:hAnsi="Arial Narrow" w:cs="Arial Narrow"/>
+          <w:b/>
+          <w:color w:val="000000"/>
+          <w:kern w:val="0"/>
+          <w:lang w:eastAsia="es-PE"/>
+          <ns2:ligatures ns2:val="none"/>
+        </w:rPr>
+      </w:pPr>
+    </w:p>
+    <w:p ns2:paraId="375C384E" ns2:textId="77777777">
+      <w:pPr>
+        <w:spacing w:after="0" w:line="240" w:lineRule="auto"/>
+        <w:jc w:val="both"/>
+        <w:rPr>
+          <w:rFonts w:ascii="Arial Narrow" w:eastAsia="Arial Narrow" w:hAnsi="Arial Narrow" w:cs="Arial Narrow"/>
+          <w:b/>
+          <w:color w:val="000000"/>
+          <w:kern w:val="0"/>
+          <w:lang w:eastAsia="es-PE"/>
+          <ns2:ligatures ns2:val="none"/>
+        </w:rPr>
+      </w:pPr>
+    </w:p>
+    <w:p ns2:paraId="1D35E1AC" ns2:textId="77777777">
       <w:pPr>
         <w:shd w:val="clear" w:color="auto" w:fill="FFFFFF"/>
         <w:spacing w:after="0" w:line="240" w:lineRule="auto"/>
@@ -3983,7 +3848,7 @@
           <w:bCs/>
           <w:color w:val="000000"/>
           <w:kern w:val="0"/>
-          <w14:ligatures w14:val="none"/>
+          <ns2:ligatures ns2:val="none"/>
         </w:rPr>
       </w:pPr>
       <w:bookmarkStart w:id="8" w:name="_Hlk205479314"/>
@@ -3995,12 +3860,12 @@
           <w:bCs/>
           <w:color w:val="000000"/>
           <w:kern w:val="0"/>
-          <w14:ligatures w14:val="none"/>
+          <ns2:ligatures ns2:val="none"/>
         </w:rPr>
         <w:t>JUDITH ALCALDE BRICEÑO</w:t>
       </w:r>
     </w:p>
-    <w:p>
+    <w:p ns2:paraId="371F5109" ns2:textId="77777777">
       <w:pPr>
         <w:shd w:val="clear" w:color="auto" w:fill="FFFFFF"/>
         <w:spacing w:after="0" w:line="240" w:lineRule="auto"/>
@@ -4011,7 +3876,7 @@
           <w:bCs/>
           <w:color w:val="000000"/>
           <w:kern w:val="0"/>
-          <w14:ligatures w14:val="none"/>
+          <ns2:ligatures ns2:val="none"/>
         </w:rPr>
       </w:pPr>
       <w:r>
@@ -4021,12 +3886,12 @@
           <w:bCs/>
           <w:color w:val="000000"/>
           <w:kern w:val="0"/>
-          <w14:ligatures w14:val="none"/>
+          <ns2:ligatures ns2:val="none"/>
         </w:rPr>
         <w:t>Secretaria Técnica (e)</w:t>
       </w:r>
     </w:p>
-    <w:p>
+    <w:p ns2:paraId="4774A009" ns2:textId="77777777">
       <w:pPr>
         <w:shd w:val="clear" w:color="auto" w:fill="FFFFFF"/>
         <w:spacing w:after="0" w:line="240" w:lineRule="auto"/>
@@ -4035,7 +3900,7 @@
           <w:rFonts w:ascii="Arial Narrow" w:eastAsia="Calibri" w:hAnsi="Arial Narrow" w:cs="Times New Roman"/>
           <w:color w:val="000000"/>
           <w:kern w:val="0"/>
-          <w14:ligatures w14:val="none"/>
+          <ns2:ligatures ns2:val="none"/>
         </w:rPr>
       </w:pPr>
       <w:r>
@@ -4045,7 +3910,7 @@
           <w:bCs/>
           <w:color w:val="000000"/>
           <w:kern w:val="0"/>
-          <w14:ligatures w14:val="none"/>
+          <ns2:ligatures ns2:val="none"/>
         </w:rPr>
         <w:t>Comisión </w:t>
       </w:r>
@@ -4057,7 +3922,7 @@
           <w:color w:val="000000"/>
           <w:kern w:val="0"/>
           <w:shd w:val="clear" w:color="auto" w:fill="FFFFFF"/>
-          <w14:ligatures w14:val="none"/>
+          <ns2:ligatures ns2:val="none"/>
         </w:rPr>
         <w:t>de</w:t>
       </w:r>
@@ -4068,27 +3933,27 @@
           <w:bCs/>
           <w:color w:val="000000"/>
           <w:kern w:val="0"/>
-          <w14:ligatures w14:val="none"/>
+          <ns2:ligatures ns2:val="none"/>
         </w:rPr>
         <w:t> Protección al Consumidor 1</w:t>
       </w:r>
     </w:p>
     <w:bookmarkEnd w:id="8"/>
-    <w:p>
-      <w:pPr>
-        <w:spacing w:after="0" w:line="240" w:lineRule="auto"/>
-        <w:jc w:val="both"/>
-        <w:rPr>
-          <w:rFonts w:ascii="Arial Narrow" w:eastAsia="Arial Narrow" w:hAnsi="Arial Narrow" w:cs="Arial Narrow"/>
-          <w:b/>
-          <w:color w:val="000000"/>
-          <w:kern w:val="0"/>
-          <w:lang w:eastAsia="es-PE"/>
-          <w14:ligatures w14:val="none"/>
-        </w:rPr>
-      </w:pPr>
-    </w:p>
-    <w:p>
+    <w:p ns2:paraId="602C43F9" ns2:textId="77777777">
+      <w:pPr>
+        <w:spacing w:after="0" w:line="240" w:lineRule="auto"/>
+        <w:jc w:val="both"/>
+        <w:rPr>
+          <w:rFonts w:ascii="Arial Narrow" w:eastAsia="Arial Narrow" w:hAnsi="Arial Narrow" w:cs="Arial Narrow"/>
+          <w:b/>
+          <w:color w:val="000000"/>
+          <w:kern w:val="0"/>
+          <w:lang w:eastAsia="es-PE"/>
+          <ns2:ligatures ns2:val="none"/>
+        </w:rPr>
+      </w:pPr>
+    </w:p>
+    <w:p ns2:paraId="1D3884F8" ns2:textId="77777777">
       <w:pPr>
         <w:spacing w:after="0" w:line="240" w:lineRule="auto"/>
         <w:jc w:val="both"/>
@@ -4106,12 +3971,12 @@
           <w:sz w:val="16"/>
           <w:szCs w:val="16"/>
           <w:lang w:eastAsia="es-PE"/>
-          <w14:ligatures w14:val="none"/>
+          <ns2:ligatures ns2:val="none"/>
         </w:rPr>
         <w:t>LSM/JCQ</w:t>
       </w:r>
     </w:p>
-    <w:p>
+    <w:p ns2:paraId="08D2E184" ns2:textId="77777777">
       <w:pPr>
         <w:spacing w:line="240" w:lineRule="auto"/>
         <w:rPr>
@@ -4119,7 +3984,7 @@
         </w:rPr>
       </w:pPr>
     </w:p>
-    <w:p>
+    <w:p ns2:paraId="1D2233A3" ns2:textId="77777777">
       <w:pPr>
         <w:spacing w:line="240" w:lineRule="auto"/>
         <w:rPr>
@@ -4127,7 +3992,7 @@
         </w:rPr>
       </w:pPr>
     </w:p>
-    <w:p>
+    <w:p ns2:paraId="4423ADE9" ns2:textId="77777777">
       <w:pPr>
         <w:spacing w:line="240" w:lineRule="auto"/>
         <w:rPr>
@@ -4135,14 +4000,14 @@
         </w:rPr>
       </w:pPr>
     </w:p>
-    <w:p>
+    <w:p ns2:paraId="74AAB5F4" ns2:textId="77777777">
       <w:pPr>
         <w:spacing w:line="240" w:lineRule="auto"/>
       </w:pPr>
     </w:p>
     <w:sectPr>
-      <w:headerReference w:type="default" r:id="rId8"/>
-      <w:footerReference w:type="default" r:id="rId9"/>
+      <w:headerReference w:type="default" ns3:id="rId8"/>
+      <w:footerReference w:type="default" ns3:id="rId9"/>
       <w:pgSz w:w="11906" w:h="16838"/>
       <w:pgMar w:top="1417" w:right="1701" w:bottom="1417" w:left="1701" w:header="708" w:footer="708" w:gutter="0"/>
       <w:cols w:space="708"/>

--- a/plantillas_maestras/02_seguro_vida/negativa_cobertura/2_o_mas_ddos_varios/mujer/TPL_1586_2025_SEGURO_VIDA_NEGATIVA_COBERTURA_ASEGURADORA_MUJER_R2.docx
+++ b/plantillas_maestras/02_seguro_vida/negativa_cobertura/2_o_mas_ddos_varios/mujer/TPL_1586_2025_SEGURO_VIDA_NEGATIVA_COBERTURA_ASEGURADORA_MUJER_R2.docx
@@ -2803,7 +2803,7 @@
           <w:sz w:val="20"/>
           <w:szCs w:val="20"/>
         </w:rPr>
-        <w:t xml:space="preserve">correr traslado de la presente resolución a Rímac Seguros y Reaseguros S.A para que, de conformidad con lo dispuesto por el artículo 26° de la Ley sobre Facultades, Normas y Organización del Indecopi, aprobado por Decreto Legislativo N° 8079, presenten sus descargos sobre la imputación de cargos realizada en un plazo no mayor a cinco (5) días hábiles contado a partir del día siguiente de la notificación de la presente resolución, vencido el cual, el Secretario Técnico declarará en rebeldía a los denunciados que no lo hubieran presentado. Debe precisarse que de conformidad con lo establecido por el artículo 223° del Texto Único Ordenado de la Ley N° 27444, Ley del Procedimiento Administrativo General, las alegaciones y los hechos relevantes de la reclamación, salvo que hayan sido específicamente negadas en la contestación, se tendrán por aceptadas o meritadas como ciertas.</w:t>
+        <w:t xml:space="preserve">correr traslado de la presente resolución a Rímac Seguros y Reaseguros S.A. para que, de conformidad con lo dispuesto por el artículo 26 de la Ley sobre Facultades, Normas y Organización del Indecopi, aprobada por Decreto Legislativo 807, presente sus descargos sobre la imputación de cargos realizada en un plazo no mayor a cinco (5) días hábiles contado a partir del día siguiente de la notificación de la presente resolución, vencido el cual, el Secretario Técnico declarará en rebeldía al denunciado que no lo hubiera presentado. Debe precisarse que de conformidad con lo establecido por el artículo 223 del Texto Único Ordenado de la Ley 27444, Ley del Procedimiento Administrativo General, las alegaciones y los hechos relevantes de la reclamación, salvo que hayan sido específicamente negadas en la contestación, se tendrán por aceptadas o merituadas como ciertas.</w:t>
       </w:r>
     </w:p>
     <w:p ns2:paraId="228F876C" ns2:textId="77777777">
@@ -3862,7 +3862,7 @@
           <w:kern w:val="0"/>
           <ns2:ligatures ns2:val="none"/>
         </w:rPr>
-        <w:t>JUDITH ALCALDE BRICEÑO</w:t>
+        <w:t xml:space="preserve">LUISA ANALÍ SILVA MALPARTIDA</w:t>
       </w:r>
     </w:p>
     <w:p ns2:paraId="371F5109" ns2:textId="77777777">
@@ -3888,7 +3888,7 @@
           <w:kern w:val="0"/>
           <ns2:ligatures ns2:val="none"/>
         </w:rPr>
-        <w:t>Secretaria Técnica (e)</w:t>
+        <w:t xml:space="preserve">Secretaria Técnica Ad Hoc</w:t>
       </w:r>
     </w:p>
     <w:p ns2:paraId="4774A009" ns2:textId="77777777">

--- a/plantillas_maestras/02_seguro_vida/negativa_cobertura/2_o_mas_ddos_varios/mujer/TPL_1586_2025_SEGURO_VIDA_NEGATIVA_COBERTURA_ASEGURADORA_MUJER_R2.docx
+++ b/plantillas_maestras/02_seguro_vida/negativa_cobertura/2_o_mas_ddos_varios/mujer/TPL_1586_2025_SEGURO_VIDA_NEGATIVA_COBERTURA_ASEGURADORA_MUJER_R2.docx
@@ -452,7 +452,7 @@
           <w:lang w:eastAsia="es-PE"/>
           <ns2:ligatures ns2:val="none"/>
         </w:rPr>
-        <w:t>7</w:t>
+        <w:t xml:space="preserve">7 de agosto de 2025</w:t>
       </w:r>
       <w:r>
         <w:rPr>
@@ -463,7 +463,7 @@
           <w:lang w:eastAsia="es-PE"/>
           <ns2:ligatures ns2:val="none"/>
         </w:rPr>
-        <w:t xml:space="preserve"> de</w:t>
+        <w:t xml:space="preserve"/>
       </w:r>
       <w:r>
         <w:rPr>
@@ -474,7 +474,7 @@
           <w:lang w:eastAsia="es-PE"/>
           <ns2:ligatures ns2:val="none"/>
         </w:rPr>
-        <w:t xml:space="preserve"> </w:t>
+        <w:t xml:space="preserve"/>
       </w:r>
       <w:r>
         <w:rPr>
@@ -485,7 +485,7 @@
           <w:lang w:eastAsia="es-PE"/>
           <ns2:ligatures ns2:val="none"/>
         </w:rPr>
-        <w:t>agosto</w:t>
+        <w:t xml:space="preserve"/>
       </w:r>
       <w:r>
         <w:rPr>
@@ -496,7 +496,7 @@
           <w:lang w:eastAsia="es-PE"/>
           <ns2:ligatures ns2:val="none"/>
         </w:rPr>
-        <w:t xml:space="preserve"> de 2025</w:t>
+        <w:t xml:space="preserve"/>
       </w:r>
     </w:p>
     <w:p ns2:paraId="66CE1821" ns2:textId="77777777">
@@ -4204,31 +4204,31 @@
           <w:sz w:val="16"/>
           <w:szCs w:val="16"/>
         </w:rPr>
-        <w:t>3</w:t>
-      </w:r>
-      <w:r>
-        <w:rPr>
-          <w:rFonts w:ascii="Arial Narrow" w:hAnsi="Arial Narrow" w:cs="Arial"/>
-          <w:sz w:val="16"/>
-          <w:szCs w:val="16"/>
-        </w:rPr>
-        <w:t xml:space="preserve"> de </w:t>
-      </w:r>
-      <w:r>
-        <w:rPr>
-          <w:rFonts w:ascii="Arial Narrow" w:hAnsi="Arial Narrow" w:cs="Arial"/>
-          <w:sz w:val="16"/>
-          <w:szCs w:val="16"/>
-        </w:rPr>
-        <w:t>julio</w:t>
-      </w:r>
-      <w:r>
-        <w:rPr>
-          <w:rFonts w:ascii="Arial Narrow" w:hAnsi="Arial Narrow" w:cs="Arial"/>
-          <w:sz w:val="16"/>
-          <w:szCs w:val="16"/>
-        </w:rPr>
-        <w:t xml:space="preserve"> del 2025, </w:t>
+        <w:t xml:space="preserve">3 de julio de 2025</w:t>
+      </w:r>
+      <w:r>
+        <w:rPr>
+          <w:rFonts w:ascii="Arial Narrow" w:hAnsi="Arial Narrow" w:cs="Arial"/>
+          <w:sz w:val="16"/>
+          <w:szCs w:val="16"/>
+        </w:rPr>
+        <w:t xml:space="preserve"/>
+      </w:r>
+      <w:r>
+        <w:rPr>
+          <w:rFonts w:ascii="Arial Narrow" w:hAnsi="Arial Narrow" w:cs="Arial"/>
+          <w:sz w:val="16"/>
+          <w:szCs w:val="16"/>
+        </w:rPr>
+        <w:t xml:space="preserve"/>
+      </w:r>
+      <w:r>
+        <w:rPr>
+          <w:rFonts w:ascii="Arial Narrow" w:hAnsi="Arial Narrow" w:cs="Arial"/>
+          <w:sz w:val="16"/>
+          <w:szCs w:val="16"/>
+        </w:rPr>
+        <w:t xml:space="preserve">, </w:t>
       </w:r>
       <w:proofErr w:type="spellStart"/>
       <w:r>
@@ -4237,7 +4237,7 @@
           <w:sz w:val="16"/>
           <w:szCs w:val="16"/>
         </w:rPr>
-        <w:t>recepcionada</w:t>
+        <w:t xml:space="preserve">recibida</w:t>
       </w:r>
       <w:proofErr w:type="spellEnd"/>
       <w:r>
@@ -4254,31 +4254,31 @@
           <w:sz w:val="16"/>
           <w:szCs w:val="16"/>
         </w:rPr>
-        <w:t>3</w:t>
-      </w:r>
-      <w:r>
-        <w:rPr>
-          <w:rFonts w:ascii="Arial Narrow" w:hAnsi="Arial Narrow" w:cs="Arial"/>
-          <w:sz w:val="16"/>
-          <w:szCs w:val="16"/>
-        </w:rPr>
-        <w:t xml:space="preserve"> de </w:t>
-      </w:r>
-      <w:r>
-        <w:rPr>
-          <w:rFonts w:ascii="Arial Narrow" w:hAnsi="Arial Narrow" w:cs="Arial"/>
-          <w:sz w:val="16"/>
-          <w:szCs w:val="16"/>
-        </w:rPr>
-        <w:t>julio</w:t>
-      </w:r>
-      <w:r>
-        <w:rPr>
-          <w:rFonts w:ascii="Arial Narrow" w:hAnsi="Arial Narrow" w:cs="Arial"/>
-          <w:sz w:val="16"/>
-          <w:szCs w:val="16"/>
-        </w:rPr>
-        <w:t xml:space="preserve"> del 2025.</w:t>
+        <w:t xml:space="preserve">3 de julio de 2025</w:t>
+      </w:r>
+      <w:r>
+        <w:rPr>
+          <w:rFonts w:ascii="Arial Narrow" w:hAnsi="Arial Narrow" w:cs="Arial"/>
+          <w:sz w:val="16"/>
+          <w:szCs w:val="16"/>
+        </w:rPr>
+        <w:t xml:space="preserve"/>
+      </w:r>
+      <w:r>
+        <w:rPr>
+          <w:rFonts w:ascii="Arial Narrow" w:hAnsi="Arial Narrow" w:cs="Arial"/>
+          <w:sz w:val="16"/>
+          <w:szCs w:val="16"/>
+        </w:rPr>
+        <w:t xml:space="preserve"/>
+      </w:r>
+      <w:r>
+        <w:rPr>
+          <w:rFonts w:ascii="Arial Narrow" w:hAnsi="Arial Narrow" w:cs="Arial"/>
+          <w:sz w:val="16"/>
+          <w:szCs w:val="16"/>
+        </w:rPr>
+        <w:t xml:space="preserve">.</w:t>
       </w:r>
     </w:p>
     <w:p>
@@ -4348,7 +4348,7 @@
           <w:sz w:val="16"/>
           <w:szCs w:val="16"/>
         </w:rPr>
-        <w:t>el 2 de setiembre del 2010 en el Diario Oficial El Peruano, vigente desde el 2 de octubre del 2010 y modificado por Decreto Legislativo 1308.</w:t>
+        <w:t xml:space="preserve">el 2 de setiembre de 2010 en el Diario Oficial El Peruano, vigente desde el 2 de octubre de 2010 y modificado por Decreto Legislativo 1308.</w:t>
       </w:r>
     </w:p>
     <w:p>

--- a/plantillas_maestras/02_seguro_vida/negativa_cobertura/2_o_mas_ddos_varios/mujer/TPL_1586_2025_SEGURO_VIDA_NEGATIVA_COBERTURA_ASEGURADORA_MUJER_R2.docx
+++ b/plantillas_maestras/02_seguro_vida/negativa_cobertura/2_o_mas_ddos_varios/mujer/TPL_1586_2025_SEGURO_VIDA_NEGATIVA_COBERTURA_ASEGURADORA_MUJER_R2.docx
@@ -1,8 +1,8 @@
 
 <file path=word/document.xml><?xml version="1.0" encoding="utf-8"?>
-<w:document xmlns:ns1="http://schemas.openxmlformats.org/markup-compatibility/2006" xmlns:ns2="http://schemas.microsoft.com/office/word/2010/wordml" xmlns:ns3="http://schemas.openxmlformats.org/officeDocument/2006/relationships" xmlns:w="http://schemas.openxmlformats.org/wordprocessingml/2006/main" ns1:Ignorable="w14 w15 w16se w16cid w16 w16cex w16sdtdh w16sdtfl w16du wp14">
+<w:document xmlns:mc="http://schemas.openxmlformats.org/markup-compatibility/2006" xmlns:r="http://schemas.openxmlformats.org/officeDocument/2006/relationships" xmlns:w="http://schemas.openxmlformats.org/wordprocessingml/2006/main" xmlns:w14="http://schemas.microsoft.com/office/word/2010/wordml" xmlns:w15="http://schemas.microsoft.com/office/word/2012/wordml" xmlns:w16="http://schemas.microsoft.com/office/word/2018/wordml" xmlns:w16cex="http://schemas.microsoft.com/office/word/2018/wordml/cex" xmlns:w16cid="http://schemas.microsoft.com/office/word/2016/wordml/cid" xmlns:w16du="http://schemas.microsoft.com/office/word/2023/wordml/word16du" xmlns:w16sdtdh="http://schemas.microsoft.com/office/word/2020/wordml/sdtdatahash" xmlns:w16se="http://schemas.microsoft.com/office/word/2015/wordml/symex" xmlns:wp14="http://schemas.microsoft.com/office/word/2010/wordprocessingDrawing" mc:Ignorable="w14 w15 w16se w16cid w16 w16cex w16sdtdh w16du wp14">
   <w:body>
-    <w:p ns2:paraId="1B509B2D" ns2:textId="36720CAA">
+    <w:p>
       <w:pPr>
         <w:tabs>
           <w:tab w:val="left" w:pos="1701"/>
@@ -14,7 +14,7 @@
           <w:color w:val="000000"/>
           <w:kern w:val="0"/>
           <w:lang w:eastAsia="es-PE"/>
-          <ns2:ligatures ns2:val="none"/>
+          <w14:ligatures w14:val="none"/>
         </w:rPr>
       </w:pPr>
       <w:bookmarkStart w:id="0" w:name="_Hlk80343540"/>
@@ -25,7 +25,7 @@
           <w:color w:val="000000"/>
           <w:kern w:val="0"/>
           <w:lang w:eastAsia="es-PE"/>
-          <ns2:ligatures ns2:val="none"/>
+          <w14:ligatures w14:val="none"/>
         </w:rPr>
         <w:t xml:space="preserve">EXPEDIENTE </w:t>
       </w:r>
@@ -36,7 +36,7 @@
           <w:color w:val="000000"/>
           <w:kern w:val="0"/>
           <w:lang w:eastAsia="es-PE"/>
-          <ns2:ligatures ns2:val="none"/>
+          <w14:ligatures w14:val="none"/>
         </w:rPr>
         <w:tab/>
         <w:t>:</w:t>
@@ -48,7 +48,7 @@
           <w:color w:val="000000"/>
           <w:kern w:val="0"/>
           <w:lang w:eastAsia="es-PE"/>
-          <ns2:ligatures ns2:val="none"/>
+          <w14:ligatures w14:val="none"/>
         </w:rPr>
         <w:tab/>
       </w:r>
@@ -61,7 +61,7 @@
           <w:kern w:val="0"/>
           <w:shd w:val="clear" w:color="auto" w:fill="FFFFFF"/>
           <w:lang w:eastAsia="es-PE"/>
-          <ns2:ligatures ns2:val="none"/>
+          <w14:ligatures w14:val="none"/>
         </w:rPr>
         <w:t>1586-2025</w:t>
       </w:r>
@@ -74,12 +74,12 @@
           <w:kern w:val="0"/>
           <w:shd w:val="clear" w:color="auto" w:fill="FFFFFF"/>
           <w:lang w:eastAsia="es-PE"/>
-          <ns2:ligatures ns2:val="none"/>
+          <w14:ligatures w14:val="none"/>
         </w:rPr>
         <w:t>/CC1</w:t>
       </w:r>
     </w:p>
-    <w:p ns2:paraId="7E5DC22B" ns2:textId="3BF7988B">
+    <w:p>
       <w:pPr>
         <w:tabs>
           <w:tab w:val="left" w:pos="1701"/>
@@ -94,111 +94,26 @@
           <w:color w:val="000000"/>
           <w:kern w:val="0"/>
           <w:lang w:eastAsia="es-PE"/>
-          <ns2:ligatures ns2:val="none"/>
-        </w:rPr>
-      </w:pPr>
-      <w:r>
-        <w:rPr>
-          <w:rFonts w:ascii="Arial Narrow" w:eastAsia="Arial Narrow" w:hAnsi="Arial Narrow" w:cs="Arial Narrow"/>
-          <w:b/>
-          <w:color w:val="000000"/>
-          <w:kern w:val="0"/>
-          <w:lang w:eastAsia="es-PE"/>
-          <ns2:ligatures ns2:val="none"/>
-        </w:rPr>
-        <w:t xml:space="preserve">DENUNCIANTE:[DENUNCIANTE] (SEÑORA [APELLIDO])</w:t>
-      </w:r>
-      <w:r>
-        <w:rPr>
-          <w:rFonts w:ascii="Arial Narrow" w:eastAsia="Arial Narrow" w:hAnsi="Arial Narrow" w:cs="Arial Narrow"/>
-          <w:b/>
-          <w:color w:val="000000"/>
-          <w:kern w:val="0"/>
-          <w:lang w:eastAsia="es-PE"/>
-          <ns2:ligatures ns2:val="none"/>
-        </w:rPr>
+          <w14:ligatures w14:val="none"/>
+        </w:rPr>
+      </w:pPr>
+      <w:r>
+        <w:rPr>
+          <w:rFonts w:ascii="Arial Narrow" w:eastAsia="Arial Narrow" w:hAnsi="Arial Narrow" w:cs="Arial Narrow"/>
+          <w:b/>
+          <w:color w:val="000000"/>
+          <w:kern w:val="0"/>
+          <w:lang w:eastAsia="es-PE"/>
+          <w14:ligatures w14:val="none"/>
+        </w:rPr>
+        <w:t>DENUNCIANTE</w:t>
         <w:tab/>
-        <w:t/>
-      </w:r>
-      <w:r>
-        <w:rPr>
-          <w:rFonts w:ascii="Arial Narrow" w:eastAsia="Arial Narrow" w:hAnsi="Arial Narrow" w:cs="Arial Narrow"/>
-          <w:b/>
-          <w:color w:val="000000"/>
-          <w:kern w:val="0"/>
-          <w:lang w:eastAsia="es-PE"/>
-          <ns2:ligatures ns2:val="none"/>
-        </w:rPr>
+        <w:t>:</w:t>
         <w:tab/>
-      </w:r>
-      <w:r>
-        <w:rPr>
-          <w:rFonts w:ascii="Arial Narrow" w:eastAsia="Arial Narrow" w:hAnsi="Arial Narrow" w:cs="Arial Narrow"/>
-          <w:b/>
-          <w:color w:val="000000"/>
-          <w:kern w:val="0"/>
-          <w:lang w:eastAsia="es-PE"/>
-          <ns2:ligatures ns2:val="none"/>
-        </w:rPr>
-        <w:t/>
-      </w:r>
-      <w:r>
-        <w:rPr>
-          <w:rFonts w:ascii="Arial Narrow" w:eastAsia="Arial Narrow" w:hAnsi="Arial Narrow" w:cs="Arial Narrow"/>
-          <w:b/>
-          <w:color w:val="000000"/>
-          <w:kern w:val="0"/>
-          <w:lang w:eastAsia="es-PE"/>
-          <ns2:ligatures ns2:val="none"/>
-        </w:rPr>
-        <w:t/>
-      </w:r>
-      <w:r>
-        <w:rPr>
-          <w:rFonts w:ascii="Arial Narrow" w:eastAsia="Arial Narrow" w:hAnsi="Arial Narrow" w:cs="Arial Narrow"/>
-          <w:b/>
-          <w:color w:val="000000"/>
-          <w:kern w:val="0"/>
-          <w:lang w:eastAsia="es-PE"/>
-          <ns2:ligatures ns2:val="none"/>
-        </w:rPr>
-        <w:t xml:space="preserve"/>
-      </w:r>
-      <w:r>
-        <w:rPr>
-          <w:rFonts w:ascii="Arial Narrow" w:eastAsia="Arial Narrow" w:hAnsi="Arial Narrow" w:cs="Arial Narrow"/>
-          <w:b/>
-          <w:color w:val="000000"/>
-          <w:kern w:val="0"/>
-          <w:lang w:eastAsia="es-PE"/>
-          <ns2:ligatures ns2:val="none"/>
-        </w:rPr>
-        <w:t xml:space="preserve"/>
-      </w:r>
-      <w:r>
-        <w:rPr>
-          <w:rFonts w:ascii="Arial Narrow" w:eastAsia="Arial Narrow" w:hAnsi="Arial Narrow" w:cs="Arial Narrow"/>
-          <w:b/>
-          <w:color w:val="000000"/>
-          <w:kern w:val="0"/>
-          <w:lang w:eastAsia="es-PE"/>
-          <ns2:ligatures ns2:val="none"/>
-        </w:rPr>
-        <w:t/>
-      </w:r>
-      <w:r>
-        <w:rPr>
-          <w:rFonts w:ascii="Arial Narrow" w:eastAsia="Arial Narrow" w:hAnsi="Arial Narrow" w:cs="Arial Narrow"/>
-          <w:b/>
-          <w:color w:val="000000"/>
-          <w:kern w:val="0"/>
-          <w:lang w:eastAsia="es-PE"/>
-          <ns2:ligatures ns2:val="none"/>
-        </w:rPr>
-        <w:t/>
-      </w:r>
-    </w:p>
-    <w:p ns2:paraId="6DEEEDFE" ns2:textId="77777777">
+        <w:t xml:space="preserve">[DENUNCIANTE] (SEÑORA [APELLIDO])</w:t>
+      </w:r>
+    </w:p>
+    <w:p>
       <w:pPr>
         <w:tabs>
           <w:tab w:val="left" w:pos="1701"/>
@@ -213,17 +128,17 @@
           <w:color w:val="000000"/>
           <w:kern w:val="0"/>
           <w:lang w:eastAsia="es-PE"/>
-          <ns2:ligatures ns2:val="none"/>
-        </w:rPr>
-      </w:pPr>
-      <w:r>
-        <w:rPr>
-          <w:rFonts w:ascii="Arial Narrow" w:eastAsia="Arial Narrow" w:hAnsi="Arial Narrow" w:cs="Arial Narrow"/>
-          <w:b/>
-          <w:color w:val="000000"/>
-          <w:kern w:val="0"/>
-          <w:lang w:eastAsia="es-PE"/>
-          <ns2:ligatures ns2:val="none"/>
+          <w14:ligatures w14:val="none"/>
+        </w:rPr>
+      </w:pPr>
+      <w:r>
+        <w:rPr>
+          <w:rFonts w:ascii="Arial Narrow" w:eastAsia="Arial Narrow" w:hAnsi="Arial Narrow" w:cs="Arial Narrow"/>
+          <w:b/>
+          <w:color w:val="000000"/>
+          <w:kern w:val="0"/>
+          <w:lang w:eastAsia="es-PE"/>
+          <w14:ligatures w14:val="none"/>
         </w:rPr>
         <w:t>DENUNCIADO</w:t>
       </w:r>
@@ -234,7 +149,7 @@
           <w:color w:val="000000"/>
           <w:kern w:val="0"/>
           <w:lang w:eastAsia="es-PE"/>
-          <ns2:ligatures ns2:val="none"/>
+          <w14:ligatures w14:val="none"/>
         </w:rPr>
         <w:tab/>
         <w:t>:</w:t>
@@ -246,13 +161,13 @@
           <w:color w:val="000000"/>
           <w:kern w:val="0"/>
           <w:lang w:eastAsia="es-PE"/>
-          <ns2:ligatures ns2:val="none"/>
+          <w14:ligatures w14:val="none"/>
         </w:rPr>
         <w:tab/>
         <w:t>RÍMAC SEGUROS Y REASEGUROS S.A. (RÍMAC)</w:t>
       </w:r>
     </w:p>
-    <w:p ns2:paraId="022D2B94" ns2:textId="77777777">
+    <w:p>
       <w:pPr>
         <w:tabs>
           <w:tab w:val="left" w:pos="1701"/>
@@ -267,17 +182,17 @@
           <w:color w:val="000000"/>
           <w:kern w:val="0"/>
           <w:lang w:eastAsia="es-PE"/>
-          <ns2:ligatures ns2:val="none"/>
-        </w:rPr>
-      </w:pPr>
-      <w:r>
-        <w:rPr>
-          <w:rFonts w:ascii="Arial Narrow" w:eastAsia="Arial Narrow" w:hAnsi="Arial Narrow" w:cs="Arial Narrow"/>
-          <w:b/>
-          <w:color w:val="000000"/>
-          <w:kern w:val="0"/>
-          <w:lang w:eastAsia="es-PE"/>
-          <ns2:ligatures ns2:val="none"/>
+          <w14:ligatures w14:val="none"/>
+        </w:rPr>
+      </w:pPr>
+      <w:r>
+        <w:rPr>
+          <w:rFonts w:ascii="Arial Narrow" w:eastAsia="Arial Narrow" w:hAnsi="Arial Narrow" w:cs="Arial Narrow"/>
+          <w:b/>
+          <w:color w:val="000000"/>
+          <w:kern w:val="0"/>
+          <w:lang w:eastAsia="es-PE"/>
+          <w14:ligatures w14:val="none"/>
         </w:rPr>
         <w:t>MATERIAS</w:t>
       </w:r>
@@ -288,7 +203,7 @@
           <w:color w:val="000000"/>
           <w:kern w:val="0"/>
           <w:lang w:eastAsia="es-PE"/>
-          <ns2:ligatures ns2:val="none"/>
+          <w14:ligatures w14:val="none"/>
         </w:rPr>
         <w:tab/>
         <w:t xml:space="preserve">: </w:t>
@@ -300,13 +215,13 @@
           <w:color w:val="000000"/>
           <w:kern w:val="0"/>
           <w:lang w:eastAsia="es-PE"/>
-          <ns2:ligatures ns2:val="none"/>
+          <w14:ligatures w14:val="none"/>
         </w:rPr>
         <w:tab/>
         <w:t>ADMISIÓN A TRÁMITE</w:t>
       </w:r>
     </w:p>
-    <w:p ns2:paraId="19ED7B73" ns2:textId="77777777">
+    <w:p>
       <w:pPr>
         <w:tabs>
           <w:tab w:val="left" w:pos="1701"/>
@@ -321,22 +236,22 @@
           <w:color w:val="000000"/>
           <w:kern w:val="0"/>
           <w:lang w:eastAsia="es-PE"/>
-          <ns2:ligatures ns2:val="none"/>
-        </w:rPr>
-      </w:pPr>
-      <w:r>
-        <w:rPr>
-          <w:rFonts w:ascii="Arial Narrow" w:eastAsia="Arial Narrow" w:hAnsi="Arial Narrow" w:cs="Arial Narrow"/>
-          <w:b/>
-          <w:color w:val="000000"/>
-          <w:kern w:val="0"/>
-          <w:lang w:eastAsia="es-PE"/>
-          <ns2:ligatures ns2:val="none"/>
+          <w14:ligatures w14:val="none"/>
+        </w:rPr>
+      </w:pPr>
+      <w:r>
+        <w:rPr>
+          <w:rFonts w:ascii="Arial Narrow" w:eastAsia="Arial Narrow" w:hAnsi="Arial Narrow" w:cs="Arial Narrow"/>
+          <w:b/>
+          <w:color w:val="000000"/>
+          <w:kern w:val="0"/>
+          <w:lang w:eastAsia="es-PE"/>
+          <w14:ligatures w14:val="none"/>
         </w:rPr>
         <w:t xml:space="preserve">REQUERIMIENTO DE INFORMACIÓN </w:t>
       </w:r>
     </w:p>
-    <w:p ns2:paraId="46A5A479" ns2:textId="77777777">
+    <w:p>
       <w:pPr>
         <w:tabs>
           <w:tab w:val="left" w:pos="1701"/>
@@ -350,17 +265,17 @@
           <w:color w:val="000000"/>
           <w:kern w:val="0"/>
           <w:lang w:eastAsia="es-PE"/>
-          <ns2:ligatures ns2:val="none"/>
-        </w:rPr>
-      </w:pPr>
-      <w:r>
-        <w:rPr>
-          <w:rFonts w:ascii="Arial Narrow" w:eastAsia="Arial Narrow" w:hAnsi="Arial Narrow" w:cs="Arial Narrow"/>
-          <w:b/>
-          <w:color w:val="000000"/>
-          <w:kern w:val="0"/>
-          <w:lang w:eastAsia="es-PE"/>
-          <ns2:ligatures ns2:val="none"/>
+          <w14:ligatures w14:val="none"/>
+        </w:rPr>
+      </w:pPr>
+      <w:r>
+        <w:rPr>
+          <w:rFonts w:ascii="Arial Narrow" w:eastAsia="Arial Narrow" w:hAnsi="Arial Narrow" w:cs="Arial Narrow"/>
+          <w:b/>
+          <w:color w:val="000000"/>
+          <w:kern w:val="0"/>
+          <w:lang w:eastAsia="es-PE"/>
+          <w14:ligatures w14:val="none"/>
         </w:rPr>
         <w:t xml:space="preserve">RESOLUCIÓN </w:t>
       </w:r>
@@ -371,7 +286,7 @@
           <w:color w:val="000000"/>
           <w:kern w:val="0"/>
           <w:lang w:eastAsia="es-PE"/>
-          <ns2:ligatures ns2:val="none"/>
+          <w14:ligatures w14:val="none"/>
         </w:rPr>
         <w:tab/>
         <w:t>:</w:t>
@@ -383,7 +298,7 @@
           <w:color w:val="000000"/>
           <w:kern w:val="0"/>
           <w:lang w:eastAsia="es-PE"/>
-          <ns2:ligatures ns2:val="none"/>
+          <w14:ligatures w14:val="none"/>
         </w:rPr>
         <w:tab/>
       </w:r>
@@ -394,12 +309,12 @@
           <w:color w:val="000000"/>
           <w:kern w:val="0"/>
           <w:lang w:eastAsia="es-PE"/>
-          <ns2:ligatures ns2:val="none"/>
+          <w14:ligatures w14:val="none"/>
         </w:rPr>
         <w:t>2</w:t>
       </w:r>
     </w:p>
-    <w:p ns2:paraId="5BA3A18D" ns2:textId="77777777">
+    <w:p>
       <w:pPr>
         <w:tabs>
           <w:tab w:val="left" w:pos="1014"/>
@@ -412,11 +327,11 @@
           <w:kern w:val="0"/>
           <w:shd w:val="clear" w:color="auto" w:fill="FFFFFF"/>
           <w:lang w:eastAsia="es-PE"/>
-          <ns2:ligatures ns2:val="none"/>
-        </w:rPr>
-      </w:pPr>
-    </w:p>
-    <w:p ns2:paraId="2F799822" ns2:textId="1D9E59B1">
+          <w14:ligatures w14:val="none"/>
+        </w:rPr>
+      </w:pPr>
+    </w:p>
+    <w:p>
       <w:pPr>
         <w:tabs>
           <w:tab w:val="left" w:pos="1014"/>
@@ -429,7 +344,7 @@
           <w:kern w:val="0"/>
           <w:shd w:val="clear" w:color="auto" w:fill="FFFFFF"/>
           <w:lang w:eastAsia="es-PE"/>
-          <ns2:ligatures ns2:val="none"/>
+          <w14:ligatures w14:val="none"/>
         </w:rPr>
       </w:pPr>
       <w:r>
@@ -439,7 +354,7 @@
           <w:kern w:val="0"/>
           <w:shd w:val="clear" w:color="auto" w:fill="FFFFFF"/>
           <w:lang w:eastAsia="es-PE"/>
-          <ns2:ligatures ns2:val="none"/>
+          <w14:ligatures w14:val="none"/>
         </w:rPr>
         <w:t xml:space="preserve">Lima, </w:t>
       </w:r>
@@ -450,7 +365,7 @@
           <w:kern w:val="0"/>
           <w:shd w:val="clear" w:color="auto" w:fill="FFFFFF"/>
           <w:lang w:eastAsia="es-PE"/>
-          <ns2:ligatures ns2:val="none"/>
+          <w14:ligatures w14:val="none"/>
         </w:rPr>
         <w:t xml:space="preserve">7 de agosto de 2025</w:t>
       </w:r>
@@ -461,7 +376,7 @@
           <w:kern w:val="0"/>
           <w:shd w:val="clear" w:color="auto" w:fill="FFFFFF"/>
           <w:lang w:eastAsia="es-PE"/>
-          <ns2:ligatures ns2:val="none"/>
+          <w14:ligatures w14:val="none"/>
         </w:rPr>
         <w:t xml:space="preserve"/>
       </w:r>
@@ -472,7 +387,7 @@
           <w:kern w:val="0"/>
           <w:shd w:val="clear" w:color="auto" w:fill="FFFFFF"/>
           <w:lang w:eastAsia="es-PE"/>
-          <ns2:ligatures ns2:val="none"/>
+          <w14:ligatures w14:val="none"/>
         </w:rPr>
         <w:t xml:space="preserve"/>
       </w:r>
@@ -483,7 +398,7 @@
           <w:kern w:val="0"/>
           <w:shd w:val="clear" w:color="auto" w:fill="FFFFFF"/>
           <w:lang w:eastAsia="es-PE"/>
-          <ns2:ligatures ns2:val="none"/>
+          <w14:ligatures w14:val="none"/>
         </w:rPr>
         <w:t xml:space="preserve"/>
       </w:r>
@@ -494,12 +409,12 @@
           <w:kern w:val="0"/>
           <w:shd w:val="clear" w:color="auto" w:fill="FFFFFF"/>
           <w:lang w:eastAsia="es-PE"/>
-          <ns2:ligatures ns2:val="none"/>
+          <w14:ligatures w14:val="none"/>
         </w:rPr>
         <w:t xml:space="preserve"/>
       </w:r>
     </w:p>
-    <w:p ns2:paraId="66CE1821" ns2:textId="77777777">
+    <w:p>
       <w:pPr>
         <w:tabs>
           <w:tab w:val="left" w:pos="1014"/>
@@ -511,11 +426,11 @@
           <w:color w:val="000000"/>
           <w:kern w:val="0"/>
           <w:lang w:eastAsia="es-PE"/>
-          <ns2:ligatures ns2:val="none"/>
-        </w:rPr>
-      </w:pPr>
-    </w:p>
-    <w:p ns2:paraId="0B80AAA5" ns2:textId="77777777">
+          <w14:ligatures w14:val="none"/>
+        </w:rPr>
+      </w:pPr>
+    </w:p>
+    <w:p>
       <w:pPr>
         <w:numPr>
           <w:ilvl w:val="0"/>
@@ -529,22 +444,22 @@
           <w:color w:val="000000"/>
           <w:kern w:val="0"/>
           <w:lang w:eastAsia="es-PE"/>
-          <ns2:ligatures ns2:val="none"/>
-        </w:rPr>
-      </w:pPr>
-      <w:r>
-        <w:rPr>
-          <w:rFonts w:ascii="Arial Narrow" w:eastAsia="Arial Narrow" w:hAnsi="Arial Narrow" w:cs="Arial Narrow"/>
-          <w:b/>
-          <w:color w:val="000000"/>
-          <w:kern w:val="0"/>
-          <w:lang w:eastAsia="es-PE"/>
-          <ns2:ligatures ns2:val="none"/>
+          <w14:ligatures w14:val="none"/>
+        </w:rPr>
+      </w:pPr>
+      <w:r>
+        <w:rPr>
+          <w:rFonts w:ascii="Arial Narrow" w:eastAsia="Arial Narrow" w:hAnsi="Arial Narrow" w:cs="Arial Narrow"/>
+          <w:b/>
+          <w:color w:val="000000"/>
+          <w:kern w:val="0"/>
+          <w:lang w:eastAsia="es-PE"/>
+          <w14:ligatures w14:val="none"/>
         </w:rPr>
         <w:t xml:space="preserve">HECHOS </w:t>
       </w:r>
     </w:p>
-    <w:p ns2:paraId="621F2AB2" ns2:textId="77777777">
+    <w:p>
       <w:pPr>
         <w:spacing w:after="0" w:line="240" w:lineRule="auto"/>
         <w:jc w:val="both"/>
@@ -553,11 +468,11 @@
           <w:color w:val="000000"/>
           <w:kern w:val="0"/>
           <w:lang w:eastAsia="es-PE"/>
-          <ns2:ligatures ns2:val="none"/>
-        </w:rPr>
-      </w:pPr>
-    </w:p>
-    <w:p ns2:paraId="60B5D5B0" ns2:textId="3DAABCED">
+          <w14:ligatures w14:val="none"/>
+        </w:rPr>
+      </w:pPr>
+    </w:p>
+    <w:p>
       <w:pPr>
         <w:numPr>
           <w:ilvl w:val="1"/>
@@ -571,7 +486,7 @@
           <w:color w:val="000000"/>
           <w:kern w:val="0"/>
           <w:lang w:val="es-ES" w:eastAsia="es-ES"/>
-          <ns2:ligatures ns2:val="none"/>
+          <w14:ligatures w14:val="none"/>
         </w:rPr>
       </w:pPr>
       <w:r>
@@ -580,7 +495,7 @@
           <w:color w:val="000000"/>
           <w:kern w:val="0"/>
           <w:lang w:val="es-ES" w:eastAsia="es-ES"/>
-          <ns2:ligatures ns2:val="none"/>
+          <w14:ligatures w14:val="none"/>
         </w:rPr>
         <w:t xml:space="preserve">Mediante el escrito del 20 de mayo de 2025 la señora [APELLIDO] denunció a Rímac por presuntas infracciones a la Ley 29571, Código de Protección y Defensa del Consumidor (en adelante, Código), señalando lo siguiente:</w:t>
       </w:r>
@@ -590,7 +505,7 @@
           <w:color w:val="000000"/>
           <w:kern w:val="0"/>
           <w:lang w:val="es-ES" w:eastAsia="es-ES"/>
-          <ns2:ligatures ns2:val="none"/>
+          <w14:ligatures w14:val="none"/>
         </w:rPr>
         <w:t/>
       </w:r>
@@ -600,7 +515,7 @@
           <w:color w:val="000000"/>
           <w:kern w:val="0"/>
           <w:lang w:val="es-ES" w:eastAsia="es-ES"/>
-          <ns2:ligatures ns2:val="none"/>
+          <w14:ligatures w14:val="none"/>
         </w:rPr>
         <w:t xml:space="preserve"/>
       </w:r>
@@ -610,7 +525,7 @@
           <w:color w:val="000000"/>
           <w:kern w:val="0"/>
           <w:lang w:val="es-ES" w:eastAsia="es-ES"/>
-          <ns2:ligatures ns2:val="none"/>
+          <w14:ligatures w14:val="none"/>
         </w:rPr>
         <w:t/>
       </w:r>
@@ -620,7 +535,7 @@
           <w:color w:val="000000"/>
           <w:kern w:val="0"/>
           <w:lang w:val="es-ES" w:eastAsia="es-ES"/>
-          <ns2:ligatures ns2:val="none"/>
+          <w14:ligatures w14:val="none"/>
         </w:rPr>
         <w:t xml:space="preserve"/>
       </w:r>
@@ -632,7 +547,7 @@
           <w:kern w:val="0"/>
           <w:vertAlign w:val="superscript"/>
           <w:lang w:val="es-ES" w:eastAsia="es-ES"/>
-          <ns2:ligatures ns2:val="none"/>
+          <w14:ligatures w14:val="none"/>
         </w:rPr>
         <w:footnoteReference w:id="1"/>
       </w:r>
@@ -640,7 +555,7 @@
         <w:rPr>
           <w:rFonts w:ascii="Arial Narrow" w:eastAsia="Calibri" w:hAnsi="Arial Narrow" w:cs="Arial"/>
           <w:kern w:val="0"/>
-          <ns2:ligatures ns2:val="none"/>
+          <w14:ligatures w14:val="none"/>
         </w:rPr>
         <w:t xml:space="preserve"/>
       </w:r>
@@ -648,7 +563,7 @@
         <w:rPr>
           <w:rFonts w:ascii="Arial Narrow" w:eastAsia="Calibri" w:hAnsi="Arial Narrow" w:cs="Arial"/>
           <w:kern w:val="0"/>
-          <ns2:ligatures ns2:val="none"/>
+          <w14:ligatures w14:val="none"/>
         </w:rPr>
         <w:t xml:space="preserve"/>
       </w:r>
@@ -656,7 +571,7 @@
         <w:rPr>
           <w:rFonts w:ascii="Arial Narrow" w:eastAsia="Calibri" w:hAnsi="Arial Narrow" w:cs="Arial"/>
           <w:kern w:val="0"/>
-          <ns2:ligatures ns2:val="none"/>
+          <w14:ligatures w14:val="none"/>
         </w:rPr>
         <w:t/>
       </w:r>
@@ -666,7 +581,7 @@
           <w:color w:val="000000"/>
           <w:kern w:val="0"/>
           <w:lang w:val="es-ES" w:eastAsia="es-ES"/>
-          <ns2:ligatures ns2:val="none"/>
+          <w14:ligatures w14:val="none"/>
         </w:rPr>
         <w:t/>
       </w:r>
@@ -676,7 +591,7 @@
           <w:color w:val="000000"/>
           <w:kern w:val="0"/>
           <w:lang w:val="es-ES" w:eastAsia="es-ES"/>
-          <ns2:ligatures ns2:val="none"/>
+          <w14:ligatures w14:val="none"/>
         </w:rPr>
         <w:t xml:space="preserve"/>
       </w:r>
@@ -686,7 +601,7 @@
           <w:color w:val="000000"/>
           <w:kern w:val="0"/>
           <w:lang w:val="es-ES" w:eastAsia="es-ES"/>
-          <ns2:ligatures ns2:val="none"/>
+          <w14:ligatures w14:val="none"/>
         </w:rPr>
         <w:t/>
       </w:r>
@@ -698,7 +613,7 @@
           <w:kern w:val="0"/>
           <w:vertAlign w:val="superscript"/>
           <w:lang w:val="es-ES" w:eastAsia="es-ES"/>
-          <ns2:ligatures ns2:val="none"/>
+          <w14:ligatures w14:val="none"/>
         </w:rPr>
         <w:footnoteReference w:id="2"/>
       </w:r>
@@ -708,7 +623,7 @@
           <w:color w:val="000000"/>
           <w:kern w:val="0"/>
           <w:lang w:val="es-ES" w:eastAsia="es-ES"/>
-          <ns2:ligatures ns2:val="none"/>
+          <w14:ligatures w14:val="none"/>
         </w:rPr>
         <w:t xml:space="preserve"/>
       </w:r>
@@ -719,12 +634,12 @@
           <w:color w:val="000000"/>
           <w:kern w:val="0"/>
           <w:lang w:val="es-ES" w:eastAsia="es-ES"/>
-          <ns2:ligatures ns2:val="none"/>
+          <w14:ligatures w14:val="none"/>
         </w:rPr>
         <w:t/>
       </w:r>
     </w:p>
-    <w:p ns2:paraId="3AD3B7C6" ns2:textId="77777777">
+    <w:p>
       <w:pPr>
         <w:tabs>
           <w:tab w:val="left" w:pos="1134"/>
@@ -736,11 +651,11 @@
           <w:color w:val="000000"/>
           <w:kern w:val="0"/>
           <w:lang w:val="es-ES" w:eastAsia="es-ES"/>
-          <ns2:ligatures ns2:val="none"/>
-        </w:rPr>
-      </w:pPr>
-    </w:p>
-    <w:p ns2:paraId="283E6195" ns2:textId="41E744DF">
+          <w14:ligatures w14:val="none"/>
+        </w:rPr>
+      </w:pPr>
+    </w:p>
+    <w:p>
       <w:pPr>
         <w:pStyle w:val="Prrafodelista"/>
         <w:numPr>
@@ -759,7 +674,7 @@
           <w:color w:val="000000"/>
           <w:kern w:val="0"/>
           <w:lang w:eastAsia="es-ES"/>
-          <ns2:ligatures ns2:val="none"/>
+          <w14:ligatures w14:val="none"/>
         </w:rPr>
       </w:pPr>
       <w:r>
@@ -768,7 +683,7 @@
           <w:color w:val="000000"/>
           <w:kern w:val="0"/>
           <w:lang w:eastAsia="es-ES"/>
-          <ns2:ligatures ns2:val="none"/>
+          <w14:ligatures w14:val="none"/>
         </w:rPr>
         <w:t xml:space="preserve">Era beneficiaria de las pólizas “Protección Ahorro” y “Protección Familiar” emitidas por Rímac, contratadas por su hijo, quien en vida fue el señor [APELLIDO] [APELLIDO]. Pese a haber remitido toda la documentación requerida dentro de los plazos establecidos, la compañía aseguradora se negaba a realizar el pago.</w:t>
       </w:r>
@@ -778,7 +693,7 @@
           <w:color w:val="000000"/>
           <w:kern w:val="0"/>
           <w:lang w:eastAsia="es-ES"/>
-          <ns2:ligatures ns2:val="none"/>
+          <w14:ligatures w14:val="none"/>
         </w:rPr>
         <w:t xml:space="preserve"/>
       </w:r>
@@ -788,7 +703,7 @@
           <w:color w:val="000000"/>
           <w:kern w:val="0"/>
           <w:lang w:eastAsia="es-ES"/>
-          <ns2:ligatures ns2:val="none"/>
+          <w14:ligatures w14:val="none"/>
         </w:rPr>
         <w:t/>
       </w:r>
@@ -798,7 +713,7 @@
           <w:color w:val="000000"/>
           <w:kern w:val="0"/>
           <w:lang w:eastAsia="es-ES"/>
-          <ns2:ligatures ns2:val="none"/>
+          <w14:ligatures w14:val="none"/>
         </w:rPr>
         <w:t xml:space="preserve"/>
       </w:r>
@@ -808,7 +723,7 @@
           <w:color w:val="000000"/>
           <w:kern w:val="0"/>
           <w:lang w:eastAsia="es-ES"/>
-          <ns2:ligatures ns2:val="none"/>
+          <w14:ligatures w14:val="none"/>
         </w:rPr>
         <w:t/>
       </w:r>
@@ -818,12 +733,12 @@
           <w:color w:val="000000"/>
           <w:kern w:val="0"/>
           <w:lang w:eastAsia="es-ES"/>
-          <ns2:ligatures ns2:val="none"/>
+          <w14:ligatures w14:val="none"/>
         </w:rPr>
         <w:t xml:space="preserve"/>
       </w:r>
     </w:p>
-    <w:p ns2:paraId="3019F900" ns2:textId="77777777">
+    <w:p>
       <w:pPr>
         <w:pStyle w:val="Prrafodelista"/>
         <w:spacing w:after="0" w:line="240" w:lineRule="auto"/>
@@ -834,11 +749,11 @@
           <w:color w:val="000000"/>
           <w:kern w:val="0"/>
           <w:lang w:eastAsia="es-ES"/>
-          <ns2:ligatures ns2:val="none"/>
-        </w:rPr>
-      </w:pPr>
-    </w:p>
-    <w:p ns2:paraId="0D3EA71B" ns2:textId="77777777">
+          <w14:ligatures w14:val="none"/>
+        </w:rPr>
+      </w:pPr>
+    </w:p>
+    <w:p>
       <w:pPr>
         <w:pStyle w:val="Prrafodelista"/>
         <w:numPr>
@@ -857,7 +772,7 @@
           <w:color w:val="000000"/>
           <w:kern w:val="0"/>
           <w:lang w:eastAsia="es-ES"/>
-          <ns2:ligatures ns2:val="none"/>
+          <w14:ligatures w14:val="none"/>
         </w:rPr>
       </w:pPr>
       <w:r>
@@ -866,12 +781,12 @@
           <w:color w:val="000000"/>
           <w:kern w:val="0"/>
           <w:lang w:eastAsia="es-ES"/>
-          <ns2:ligatures ns2:val="none"/>
+          <w14:ligatures w14:val="none"/>
         </w:rPr>
         <w:t xml:space="preserve">Respecto a la póliza “Protección Ahorro”, Rímac alegaba que la documentación enviada estaba incompleta, lo cual fue desmentido mediante la presentación de un correo electrónico que acreditaba el envío completo de los requisitos solicitados. </w:t>
       </w:r>
     </w:p>
-    <w:p ns2:paraId="379D7E71" ns2:textId="77777777">
+    <w:p>
       <w:pPr>
         <w:pStyle w:val="Prrafodelista"/>
         <w:spacing w:line="240" w:lineRule="auto"/>
@@ -880,11 +795,11 @@
           <w:color w:val="000000"/>
           <w:kern w:val="0"/>
           <w:lang w:eastAsia="es-ES"/>
-          <ns2:ligatures ns2:val="none"/>
-        </w:rPr>
-      </w:pPr>
-    </w:p>
-    <w:p ns2:paraId="2F9CF7F5" ns2:textId="3F61CECD">
+          <w14:ligatures w14:val="none"/>
+        </w:rPr>
+      </w:pPr>
+    </w:p>
+    <w:p>
       <w:pPr>
         <w:pStyle w:val="Prrafodelista"/>
         <w:numPr>
@@ -903,7 +818,7 @@
           <w:color w:val="000000"/>
           <w:kern w:val="0"/>
           <w:lang w:eastAsia="es-ES"/>
-          <ns2:ligatures ns2:val="none"/>
+          <w14:ligatures w14:val="none"/>
         </w:rPr>
       </w:pPr>
       <w:r>
@@ -912,7 +827,7 @@
           <w:color w:val="000000"/>
           <w:kern w:val="0"/>
           <w:lang w:eastAsia="es-ES"/>
-          <ns2:ligatures ns2:val="none"/>
+          <w14:ligatures w14:val="none"/>
         </w:rPr>
         <w:t>En cuanto a la póliza “Protección Familiar”, Rímac rechazó el pago argumentando que la causa del fallecimiento fue un grado etílico elevado. Sin embargo, esta versión fue descartada por el documento de Acusación Directa emitido por el Ministerio Público, en el cual la fiscal del caso determinó que el deceso fue producto de un homicidio, constituyendo un hallazgo oficial que prevalecía sobre cualquier informe preliminar, como el emitido por la Dirección de Investigación Criminal de la Policía Nacional del Perú</w:t>
       </w:r>
@@ -922,12 +837,12 @@
           <w:color w:val="000000"/>
           <w:kern w:val="0"/>
           <w:lang w:eastAsia="es-ES"/>
-          <ns2:ligatures ns2:val="none"/>
+          <w14:ligatures w14:val="none"/>
         </w:rPr>
         <w:t xml:space="preserve">. </w:t>
       </w:r>
     </w:p>
-    <w:p ns2:paraId="33E14FF7" ns2:textId="77777777">
+    <w:p>
       <w:pPr>
         <w:tabs>
           <w:tab w:val="left" w:pos="1134"/>
@@ -939,11 +854,11 @@
           <w:color w:val="000000"/>
           <w:kern w:val="0"/>
           <w:lang w:eastAsia="es-ES"/>
-          <ns2:ligatures ns2:val="none"/>
-        </w:rPr>
-      </w:pPr>
-    </w:p>
-    <w:p ns2:paraId="65C58807" ns2:textId="384D2449">
+          <w14:ligatures w14:val="none"/>
+        </w:rPr>
+      </w:pPr>
+    </w:p>
+    <w:p>
       <w:pPr>
         <w:numPr>
           <w:ilvl w:val="1"/>
@@ -961,7 +876,7 @@
           <w:color w:val="000000"/>
           <w:kern w:val="0"/>
           <w:lang w:val="es-ES" w:eastAsia="es-ES"/>
-          <ns2:ligatures ns2:val="none"/>
+          <w14:ligatures w14:val="none"/>
         </w:rPr>
       </w:pPr>
       <w:r>
@@ -970,7 +885,7 @@
           <w:color w:val="000000"/>
           <w:kern w:val="0"/>
           <w:lang w:val="es-ES" w:eastAsia="es-ES"/>
-          <ns2:ligatures ns2:val="none"/>
+          <w14:ligatures w14:val="none"/>
         </w:rPr>
         <w:t xml:space="preserve">La señora [APELLIDO] solicitó, en calidad de medida correctiva, que Rímac cumpla con pagar la cobertura de las pólizas contratadas.</w:t>
       </w:r>
@@ -978,7 +893,7 @@
         <w:rPr>
           <w:rFonts w:ascii="Arial Narrow" w:eastAsia="Calibri" w:hAnsi="Arial Narrow" w:cs="Arial"/>
           <w:kern w:val="0"/>
-          <ns2:ligatures ns2:val="none"/>
+          <w14:ligatures w14:val="none"/>
         </w:rPr>
         <w:t xml:space="preserve"/>
       </w:r>
@@ -988,7 +903,7 @@
           <w:color w:val="000000"/>
           <w:kern w:val="0"/>
           <w:lang w:val="es-ES" w:eastAsia="es-ES"/>
-          <ns2:ligatures ns2:val="none"/>
+          <w14:ligatures w14:val="none"/>
         </w:rPr>
         <w:t xml:space="preserve"/>
       </w:r>
@@ -998,7 +913,7 @@
           <w:color w:val="000000"/>
           <w:kern w:val="0"/>
           <w:lang w:val="es-ES" w:eastAsia="es-ES"/>
-          <ns2:ligatures ns2:val="none"/>
+          <w14:ligatures w14:val="none"/>
         </w:rPr>
         <w:t/>
       </w:r>
@@ -1008,7 +923,7 @@
           <w:color w:val="000000"/>
           <w:kern w:val="0"/>
           <w:lang w:val="es-ES" w:eastAsia="es-ES"/>
-          <ns2:ligatures ns2:val="none"/>
+          <w14:ligatures w14:val="none"/>
         </w:rPr>
         <w:t xml:space="preserve"/>
       </w:r>
@@ -1018,7 +933,7 @@
           <w:color w:val="000000"/>
           <w:kern w:val="0"/>
           <w:lang w:val="es-ES" w:eastAsia="es-ES"/>
-          <ns2:ligatures ns2:val="none"/>
+          <w14:ligatures w14:val="none"/>
         </w:rPr>
         <w:t xml:space="preserve"/>
       </w:r>
@@ -1028,7 +943,7 @@
           <w:color w:val="000000"/>
           <w:kern w:val="0"/>
           <w:lang w:val="es-ES" w:eastAsia="es-ES"/>
-          <ns2:ligatures ns2:val="none"/>
+          <w14:ligatures w14:val="none"/>
         </w:rPr>
         <w:t/>
       </w:r>
@@ -1038,12 +953,12 @@
           <w:color w:val="000000"/>
           <w:kern w:val="0"/>
           <w:lang w:val="es-ES" w:eastAsia="es-ES"/>
-          <ns2:ligatures ns2:val="none"/>
+          <w14:ligatures w14:val="none"/>
         </w:rPr>
         <w:t/>
       </w:r>
     </w:p>
-    <w:p ns2:paraId="66005174" ns2:textId="77777777">
+    <w:p>
       <w:pPr>
         <w:spacing w:after="0" w:line="240" w:lineRule="auto"/>
         <w:contextualSpacing/>
@@ -1054,11 +969,11 @@
           <w:color w:val="000000"/>
           <w:kern w:val="0"/>
           <w:lang w:eastAsia="es-PE"/>
-          <ns2:ligatures ns2:val="none"/>
-        </w:rPr>
-      </w:pPr>
-    </w:p>
-    <w:p ns2:paraId="3541B1F9" ns2:textId="77777777">
+          <w14:ligatures w14:val="none"/>
+        </w:rPr>
+      </w:pPr>
+    </w:p>
+    <w:p>
       <w:pPr>
         <w:pStyle w:val="Prrafodelista"/>
         <w:numPr>
@@ -1078,22 +993,22 @@
           <w:color w:val="000000"/>
           <w:kern w:val="0"/>
           <w:lang w:eastAsia="es-PE"/>
-          <ns2:ligatures ns2:val="none"/>
-        </w:rPr>
-      </w:pPr>
-      <w:r>
-        <w:rPr>
-          <w:rFonts w:ascii="Arial Narrow" w:eastAsia="Arial Narrow" w:hAnsi="Arial Narrow" w:cs="Arial Narrow"/>
-          <w:b/>
-          <w:color w:val="000000"/>
-          <w:kern w:val="0"/>
-          <w:lang w:eastAsia="es-PE"/>
-          <ns2:ligatures ns2:val="none"/>
+          <w14:ligatures w14:val="none"/>
+        </w:rPr>
+      </w:pPr>
+      <w:r>
+        <w:rPr>
+          <w:rFonts w:ascii="Arial Narrow" w:eastAsia="Arial Narrow" w:hAnsi="Arial Narrow" w:cs="Arial Narrow"/>
+          <w:b/>
+          <w:color w:val="000000"/>
+          <w:kern w:val="0"/>
+          <w:lang w:eastAsia="es-PE"/>
+          <w14:ligatures w14:val="none"/>
         </w:rPr>
         <w:t>DE LA ADMISIÓN A TRÁMITE DE LA DENUNCIA</w:t>
       </w:r>
     </w:p>
-    <w:p ns2:paraId="34556756" ns2:textId="77777777">
+    <w:p>
       <w:pPr>
         <w:spacing w:after="0" w:line="240" w:lineRule="auto"/>
         <w:ind w:left="567"/>
@@ -1105,11 +1020,11 @@
           <w:color w:val="000000"/>
           <w:kern w:val="0"/>
           <w:lang w:eastAsia="es-PE"/>
-          <ns2:ligatures ns2:val="none"/>
-        </w:rPr>
-      </w:pPr>
-    </w:p>
-    <w:p ns2:paraId="510CCC3D" ns2:textId="0C84B04B">
+          <w14:ligatures w14:val="none"/>
+        </w:rPr>
+      </w:pPr>
+    </w:p>
+    <w:p>
       <w:pPr>
         <w:pStyle w:val="Prrafodelista"/>
         <w:numPr>
@@ -1122,7 +1037,7 @@
         <w:rPr>
           <w:rFonts w:ascii="Arial Narrow" w:eastAsia="Arial Narrow" w:hAnsi="Arial Narrow" w:cs="Arial Narrow"/>
           <w:kern w:val="0"/>
-          <ns2:ligatures ns2:val="none"/>
+          <w14:ligatures w14:val="none"/>
         </w:rPr>
       </w:pPr>
       <w:bookmarkStart w:id="1" w:name="_Hlk140755208"/>
@@ -1134,7 +1049,7 @@
           <w:color w:val="000000"/>
           <w:kern w:val="0"/>
           <w:lang w:eastAsia="es-PE"/>
-          <ns2:ligatures ns2:val="none"/>
+          <w14:ligatures w14:val="none"/>
         </w:rPr>
         <w:t xml:space="preserve">La Secretaría Técnica de la Comisión de Protección al Consumidor 1 (en adelante, la Secretaría Técnica), en ejercicio de sus facultades, considera que el hecho denunciado, consistente en que la compañía aseguradora no habría cumplido con otorgar dentro del plazo legal la cobertura solicitada por la denunciante de la Póliza del Seguro Protección Ahorro por el fallecimiento de su hijo Jimmy Eduardo Castro [APELLIDO], pese haberle remitido toda la documentación requerida; involucraría una presunta afectación a sus expectativas, quien no habría encontrado una correspondencia entre lo que esperaba recibir de parte del proveedor y lo que realmente recibió. Por consiguiente, corresponde calificar el hecho materia de denuncia como una presunta infracción al deber de idoneidad, tipificado en los artículos 18 y 19 del Código.</w:t>
       </w:r>
@@ -1147,7 +1062,7 @@
           <w:color w:val="000000"/>
           <w:kern w:val="0"/>
           <w:lang w:eastAsia="es-PE"/>
-          <ns2:ligatures ns2:val="none"/>
+          <w14:ligatures w14:val="none"/>
         </w:rPr>
         <w:t/>
       </w:r>
@@ -1157,7 +1072,7 @@
           <w:rFonts w:ascii="Arial Narrow" w:eastAsia="Arial Narrow" w:hAnsi="Arial Narrow" w:cs="Arial Narrow"/>
           <w:kern w:val="0"/>
           <w:vertAlign w:val="superscript"/>
-          <ns2:ligatures ns2:val="none"/>
+          <w14:ligatures w14:val="none"/>
         </w:rPr>
         <w:footnoteReference w:id="3"/>
       </w:r>
@@ -1167,7 +1082,7 @@
           <w:color w:val="000000"/>
           <w:kern w:val="0"/>
           <w:lang w:eastAsia="es-PE"/>
-          <ns2:ligatures ns2:val="none"/>
+          <w14:ligatures w14:val="none"/>
         </w:rPr>
         <w:t xml:space="preserve"/>
       </w:r>
@@ -1175,7 +1090,7 @@
         <w:rPr>
           <w:rFonts w:ascii="Arial Narrow" w:eastAsia="Arial Narrow" w:hAnsi="Arial Narrow" w:cs="Arial Narrow"/>
           <w:kern w:val="0"/>
-          <ns2:ligatures ns2:val="none"/>
+          <w14:ligatures w14:val="none"/>
         </w:rPr>
         <w:t xml:space="preserve"/>
       </w:r>
@@ -1183,7 +1098,7 @@
         <w:rPr>
           <w:rFonts w:ascii="Arial Narrow" w:eastAsia="Arial Narrow" w:hAnsi="Arial Narrow" w:cs="Arial Narrow"/>
           <w:kern w:val="0"/>
-          <ns2:ligatures ns2:val="none"/>
+          <w14:ligatures w14:val="none"/>
         </w:rPr>
         <w:t xml:space="preserve"/>
       </w:r>
@@ -1191,7 +1106,7 @@
         <w:rPr>
           <w:rFonts w:ascii="Arial Narrow" w:eastAsia="Arial Narrow" w:hAnsi="Arial Narrow" w:cs="Arial Narrow"/>
           <w:kern w:val="0"/>
-          <ns2:ligatures ns2:val="none"/>
+          <w14:ligatures w14:val="none"/>
         </w:rPr>
         <w:t xml:space="preserve"/>
       </w:r>
@@ -1199,7 +1114,7 @@
         <w:rPr>
           <w:rFonts w:ascii="Arial Narrow" w:eastAsia="Arial Narrow" w:hAnsi="Arial Narrow" w:cs="Arial Narrow"/>
           <w:kern w:val="0"/>
-          <ns2:ligatures ns2:val="none"/>
+          <w14:ligatures w14:val="none"/>
         </w:rPr>
         <w:lastRenderedPageBreak/>
         <w:t/>
@@ -1208,7 +1123,7 @@
         <w:rPr>
           <w:rFonts w:ascii="Arial Narrow" w:eastAsia="Arial Narrow" w:hAnsi="Arial Narrow" w:cs="Arial Narrow"/>
           <w:kern w:val="0"/>
-          <ns2:ligatures ns2:val="none"/>
+          <w14:ligatures w14:val="none"/>
         </w:rPr>
         <w:t/>
       </w:r>
@@ -1218,7 +1133,7 @@
           <w:color w:val="000000"/>
           <w:kern w:val="0"/>
           <w:lang w:eastAsia="es-PE"/>
-          <ns2:ligatures ns2:val="none"/>
+          <w14:ligatures w14:val="none"/>
         </w:rPr>
         <w:t/>
       </w:r>
@@ -1226,7 +1141,7 @@
         <w:rPr>
           <w:rFonts w:ascii="Arial Narrow" w:eastAsia="Arial Narrow" w:hAnsi="Arial Narrow" w:cs="Arial Narrow"/>
           <w:kern w:val="0"/>
-          <ns2:ligatures ns2:val="none"/>
+          <w14:ligatures w14:val="none"/>
         </w:rPr>
         <w:t xml:space="preserve"/>
       </w:r>
@@ -1236,7 +1151,7 @@
           <w:color w:val="000000"/>
           <w:kern w:val="0"/>
           <w:lang w:eastAsia="es-PE"/>
-          <ns2:ligatures ns2:val="none"/>
+          <w14:ligatures w14:val="none"/>
         </w:rPr>
         <w:t/>
       </w:r>
@@ -1244,7 +1159,7 @@
         <w:rPr>
           <w:rFonts w:ascii="Arial Narrow" w:eastAsia="Arial Narrow" w:hAnsi="Arial Narrow" w:cs="Arial Narrow"/>
           <w:kern w:val="0"/>
-          <ns2:ligatures ns2:val="none"/>
+          <w14:ligatures w14:val="none"/>
         </w:rPr>
         <w:t xml:space="preserve"/>
       </w:r>
@@ -1254,7 +1169,7 @@
           <w:rFonts w:ascii="Arial Narrow" w:eastAsia="Arial Narrow" w:hAnsi="Arial Narrow" w:cs="Arial"/>
           <w:kern w:val="0"/>
           <w:vertAlign w:val="superscript"/>
-          <ns2:ligatures ns2:val="none"/>
+          <w14:ligatures w14:val="none"/>
         </w:rPr>
         <w:footnoteReference w:id="4"/>
       </w:r>
@@ -1262,23 +1177,23 @@
         <w:rPr>
           <w:rFonts w:ascii="Arial Narrow" w:eastAsia="Arial Narrow" w:hAnsi="Arial Narrow" w:cs="Arial Narrow"/>
           <w:kern w:val="0"/>
-          <ns2:ligatures ns2:val="none"/>
+          <w14:ligatures w14:val="none"/>
         </w:rPr>
         <w:t/>
       </w:r>
     </w:p>
-    <w:p ns2:paraId="7304198C" ns2:textId="77777777">
-      <w:pPr>
-        <w:spacing w:after="0" w:line="240" w:lineRule="auto"/>
-        <w:jc w:val="both"/>
-        <w:rPr>
-          <w:rFonts w:ascii="Arial Narrow" w:eastAsia="Arial Narrow" w:hAnsi="Arial Narrow" w:cs="Arial Narrow"/>
-          <w:kern w:val="0"/>
-          <ns2:ligatures ns2:val="none"/>
-        </w:rPr>
-      </w:pPr>
-    </w:p>
-    <w:p ns2:paraId="5AD72EA1" ns2:textId="0B63D289">
+    <w:p>
+      <w:pPr>
+        <w:spacing w:after="0" w:line="240" w:lineRule="auto"/>
+        <w:jc w:val="both"/>
+        <w:rPr>
+          <w:rFonts w:ascii="Arial Narrow" w:eastAsia="Arial Narrow" w:hAnsi="Arial Narrow" w:cs="Arial Narrow"/>
+          <w:kern w:val="0"/>
+          <w14:ligatures w14:val="none"/>
+        </w:rPr>
+      </w:pPr>
+    </w:p>
+    <w:p>
       <w:pPr>
         <w:pStyle w:val="Prrafodelista"/>
         <w:numPr>
@@ -1291,14 +1206,14 @@
         <w:rPr>
           <w:rFonts w:ascii="Arial Narrow" w:eastAsia="Arial Narrow" w:hAnsi="Arial Narrow" w:cs="Arial Narrow"/>
           <w:kern w:val="0"/>
-          <ns2:ligatures ns2:val="none"/>
-        </w:rPr>
-      </w:pPr>
-      <w:r>
-        <w:rPr>
-          <w:rFonts w:ascii="Arial Narrow" w:eastAsia="Arial Narrow" w:hAnsi="Arial Narrow" w:cs="Arial Narrow"/>
-          <w:kern w:val="0"/>
-          <ns2:ligatures ns2:val="none"/>
+          <w14:ligatures w14:val="none"/>
+        </w:rPr>
+      </w:pPr>
+      <w:r>
+        <w:rPr>
+          <w:rFonts w:ascii="Arial Narrow" w:eastAsia="Arial Narrow" w:hAnsi="Arial Narrow" w:cs="Arial Narrow"/>
+          <w:kern w:val="0"/>
+          <w14:ligatures w14:val="none"/>
         </w:rPr>
         <w:t xml:space="preserve">Así también, la Secretaría Técnica, en ejercicio de sus facultades, considera que el hecho denunciado, consistente en que la compañía aseguradora habría rechazado injustificadamente a la denunciante la cobertura de la Póliza del Seguro Protección Familiar por el fallecimiento de su hijo Jimmy Eduardo Castro [APELLIDO]; involucraría una presunta afectación a sus expectativas, quien no habría encontrado una correspondencia entre lo que esperaba recibir de parte del proveedor y lo que realmente recibió. Por consiguiente, corresponde calificar el hecho materia de denuncia como una presunta infracción al deber de idoneidad, tipificado en los artículos 18 y 19 del Código.</w:t>
       </w:r>
@@ -1308,7 +1223,7 @@
           <w:color w:val="000000"/>
           <w:kern w:val="0"/>
           <w:lang w:eastAsia="es-PE"/>
-          <ns2:ligatures ns2:val="none"/>
+          <w14:ligatures w14:val="none"/>
         </w:rPr>
         <w:t xml:space="preserve"/>
       </w:r>
@@ -1316,7 +1231,7 @@
         <w:rPr>
           <w:rFonts w:ascii="Arial Narrow" w:eastAsia="Arial Narrow" w:hAnsi="Arial Narrow" w:cs="Arial Narrow"/>
           <w:kern w:val="0"/>
-          <ns2:ligatures ns2:val="none"/>
+          <w14:ligatures w14:val="none"/>
         </w:rPr>
         <w:t xml:space="preserve"/>
       </w:r>
@@ -1324,7 +1239,7 @@
         <w:rPr>
           <w:rFonts w:ascii="Arial Narrow" w:eastAsia="Arial Narrow" w:hAnsi="Arial Narrow" w:cs="Arial Narrow"/>
           <w:kern w:val="0"/>
-          <ns2:ligatures ns2:val="none"/>
+          <w14:ligatures w14:val="none"/>
         </w:rPr>
         <w:t/>
       </w:r>
@@ -1332,7 +1247,7 @@
         <w:rPr>
           <w:rFonts w:ascii="Arial Narrow" w:eastAsia="Arial Narrow" w:hAnsi="Arial Narrow" w:cs="Arial Narrow"/>
           <w:kern w:val="0"/>
-          <ns2:ligatures ns2:val="none"/>
+          <w14:ligatures w14:val="none"/>
         </w:rPr>
         <w:t/>
       </w:r>
@@ -1342,7 +1257,7 @@
           <w:color w:val="000000"/>
           <w:kern w:val="0"/>
           <w:lang w:eastAsia="es-PE"/>
-          <ns2:ligatures ns2:val="none"/>
+          <w14:ligatures w14:val="none"/>
         </w:rPr>
         <w:t/>
       </w:r>
@@ -1350,7 +1265,7 @@
         <w:rPr>
           <w:rFonts w:ascii="Arial Narrow" w:eastAsia="Arial Narrow" w:hAnsi="Arial Narrow" w:cs="Arial Narrow"/>
           <w:kern w:val="0"/>
-          <ns2:ligatures ns2:val="none"/>
+          <w14:ligatures w14:val="none"/>
         </w:rPr>
         <w:t xml:space="preserve"/>
       </w:r>
@@ -1360,7 +1275,7 @@
           <w:color w:val="000000"/>
           <w:kern w:val="0"/>
           <w:lang w:eastAsia="es-PE"/>
-          <ns2:ligatures ns2:val="none"/>
+          <w14:ligatures w14:val="none"/>
         </w:rPr>
         <w:t/>
       </w:r>
@@ -1368,12 +1283,12 @@
         <w:rPr>
           <w:rFonts w:ascii="Arial Narrow" w:eastAsia="Arial Narrow" w:hAnsi="Arial Narrow" w:cs="Arial Narrow"/>
           <w:kern w:val="0"/>
-          <ns2:ligatures ns2:val="none"/>
+          <w14:ligatures w14:val="none"/>
         </w:rPr>
         <w:t xml:space="preserve"/>
       </w:r>
     </w:p>
-    <w:p ns2:paraId="0C24C8FB" ns2:textId="77777777">
+    <w:p>
       <w:pPr>
         <w:pStyle w:val="Prrafodelista"/>
         <w:spacing w:line="240" w:lineRule="auto"/>
@@ -1382,11 +1297,11 @@
           <w:color w:val="000000"/>
           <w:kern w:val="0"/>
           <w:lang w:eastAsia="es-PE"/>
-          <ns2:ligatures ns2:val="none"/>
-        </w:rPr>
-      </w:pPr>
-    </w:p>
-    <w:p ns2:paraId="463134E5" ns2:textId="6521C032">
+          <w14:ligatures w14:val="none"/>
+        </w:rPr>
+      </w:pPr>
+    </w:p>
+    <w:p>
       <w:pPr>
         <w:pStyle w:val="Prrafodelista"/>
         <w:numPr>
@@ -1399,7 +1314,7 @@
         <w:rPr>
           <w:rFonts w:ascii="Arial Narrow" w:eastAsia="Arial Narrow" w:hAnsi="Arial Narrow" w:cs="Arial Narrow"/>
           <w:kern w:val="0"/>
-          <ns2:ligatures ns2:val="none"/>
+          <w14:ligatures w14:val="none"/>
         </w:rPr>
       </w:pPr>
       <w:r>
@@ -1408,7 +1323,7 @@
           <w:color w:val="000000"/>
           <w:kern w:val="0"/>
           <w:lang w:eastAsia="es-PE"/>
-          <ns2:ligatures ns2:val="none"/>
+          <w14:ligatures w14:val="none"/>
         </w:rPr>
         <w:t>En tanto la denuncia reúne los requisitos establecidos por la norma citada, corresponde admitirla a trámite</w:t>
       </w:r>
@@ -1426,12 +1341,12 @@
           <w:color w:val="000000"/>
           <w:kern w:val="0"/>
           <w:lang w:eastAsia="es-PE"/>
-          <ns2:ligatures ns2:val="none"/>
+          <w14:ligatures w14:val="none"/>
         </w:rPr>
         <w:t>.</w:t>
       </w:r>
     </w:p>
-    <w:p ns2:paraId="68C71625" ns2:textId="77777777">
+    <w:p>
       <w:pPr>
         <w:spacing w:after="0" w:line="240" w:lineRule="auto"/>
         <w:ind w:left="567"/>
@@ -1442,11 +1357,11 @@
           <w:color w:val="000000"/>
           <w:kern w:val="0"/>
           <w:lang w:eastAsia="es-PE"/>
-          <ns2:ligatures ns2:val="none"/>
-        </w:rPr>
-      </w:pPr>
-    </w:p>
-    <w:p ns2:paraId="38A98B4B" ns2:textId="77777777">
+          <w14:ligatures w14:val="none"/>
+        </w:rPr>
+      </w:pPr>
+    </w:p>
+    <w:p>
       <w:pPr>
         <w:pStyle w:val="Prrafodelista"/>
         <w:numPr>
@@ -1466,17 +1381,17 @@
           <w:color w:val="000000"/>
           <w:kern w:val="0"/>
           <w:lang w:eastAsia="es-PE"/>
-          <ns2:ligatures ns2:val="none"/>
-        </w:rPr>
-      </w:pPr>
-      <w:r>
-        <w:rPr>
-          <w:rFonts w:ascii="Arial Narrow" w:eastAsia="Arial Narrow" w:hAnsi="Arial Narrow" w:cs="Arial Narrow"/>
-          <w:b/>
-          <w:color w:val="000000"/>
-          <w:kern w:val="0"/>
-          <w:lang w:eastAsia="es-PE"/>
-          <ns2:ligatures ns2:val="none"/>
+          <w14:ligatures w14:val="none"/>
+        </w:rPr>
+      </w:pPr>
+      <w:r>
+        <w:rPr>
+          <w:rFonts w:ascii="Arial Narrow" w:eastAsia="Arial Narrow" w:hAnsi="Arial Narrow" w:cs="Arial Narrow"/>
+          <w:b/>
+          <w:color w:val="000000"/>
+          <w:kern w:val="0"/>
+          <w:lang w:eastAsia="es-PE"/>
+          <w14:ligatures w14:val="none"/>
         </w:rPr>
         <w:t>REQUERIMIENTO DE INFORMACI</w:t>
       </w:r>
@@ -1487,7 +1402,7 @@
           <w:color w:val="000000"/>
           <w:kern w:val="0"/>
           <w:lang w:eastAsia="es-PE"/>
-          <ns2:ligatures ns2:val="none"/>
+          <w14:ligatures w14:val="none"/>
         </w:rPr>
         <w:t>Ó</w:t>
       </w:r>
@@ -1498,12 +1413,12 @@
           <w:color w:val="000000"/>
           <w:kern w:val="0"/>
           <w:lang w:eastAsia="es-PE"/>
-          <ns2:ligatures ns2:val="none"/>
+          <w14:ligatures w14:val="none"/>
         </w:rPr>
         <w:t>N</w:t>
       </w:r>
     </w:p>
-    <w:p ns2:paraId="5B518DC4" ns2:textId="77777777">
+    <w:p>
       <w:pPr>
         <w:spacing w:after="0" w:line="240" w:lineRule="auto"/>
         <w:jc w:val="both"/>
@@ -1512,11 +1427,11 @@
           <w:color w:val="000000"/>
           <w:kern w:val="0"/>
           <w:lang w:val="es-ES" w:eastAsia="es-ES"/>
-          <ns2:ligatures ns2:val="none"/>
-        </w:rPr>
-      </w:pPr>
-    </w:p>
-    <w:p ns2:paraId="62B88A04" ns2:textId="1698887C">
+          <w14:ligatures w14:val="none"/>
+        </w:rPr>
+      </w:pPr>
+    </w:p>
+    <w:p>
       <w:pPr>
         <w:pStyle w:val="Prrafodelista"/>
         <w:numPr>
@@ -1531,7 +1446,7 @@
           <w:color w:val="000000"/>
           <w:kern w:val="0"/>
           <w:lang w:val="es-ES" w:eastAsia="es-ES"/>
-          <ns2:ligatures ns2:val="none"/>
+          <w14:ligatures w14:val="none"/>
         </w:rPr>
       </w:pPr>
       <w:r>
@@ -1540,7 +1455,7 @@
           <w:color w:val="000000"/>
           <w:kern w:val="0"/>
           <w:lang w:val="es-ES" w:eastAsia="es-ES"/>
-          <ns2:ligatures ns2:val="none"/>
+          <w14:ligatures w14:val="none"/>
         </w:rPr>
         <w:t xml:space="preserve">A efectos de tener mayores elementos que sirvan para la resolución definitiva del presente caso, la Secretaría Técnica, en ejercicio </w:t>
       </w:r>
@@ -1550,7 +1465,7 @@
           <w:color w:val="000000"/>
           <w:kern w:val="0"/>
           <w:lang w:val="es-ES" w:eastAsia="es-ES"/>
-          <ns2:ligatures ns2:val="none"/>
+          <w14:ligatures w14:val="none"/>
         </w:rPr>
         <w:t xml:space="preserve">de las facultades que la ley le confiere, conviene requerir </w:t>
       </w:r>
@@ -1560,7 +1475,7 @@
           <w:color w:val="000000"/>
           <w:kern w:val="0"/>
           <w:lang w:val="es-ES" w:eastAsia="es-ES"/>
-          <ns2:ligatures ns2:val="none"/>
+          <w14:ligatures w14:val="none"/>
         </w:rPr>
         <w:t xml:space="preserve">a la compañía aseguradora </w:t>
       </w:r>
@@ -1570,7 +1485,7 @@
           <w:color w:val="000000"/>
           <w:kern w:val="0"/>
           <w:lang w:val="es-ES" w:eastAsia="es-ES"/>
-          <ns2:ligatures ns2:val="none"/>
+          <w14:ligatures w14:val="none"/>
         </w:rPr>
         <w:t xml:space="preserve">que, en un plazo no mayor de cinco (5) días hábiles </w:t>
       </w:r>
@@ -1580,7 +1495,7 @@
           <w:color w:val="000000"/>
           <w:kern w:val="0"/>
           <w:lang w:val="es-ES" w:eastAsia="es-ES"/>
-          <ns2:ligatures ns2:val="none"/>
+          <w14:ligatures w14:val="none"/>
         </w:rPr>
         <w:t xml:space="preserve">contado a partir del día siguiente de la notificación de la presente resolución, cumpla con lo siguiente: </w:t>
       </w:r>
@@ -1590,7 +1505,7 @@
           <w:color w:val="000000"/>
           <w:kern w:val="0"/>
           <w:lang w:val="es-ES" w:eastAsia="es-ES"/>
-          <ns2:ligatures ns2:val="none"/>
+          <w14:ligatures w14:val="none"/>
         </w:rPr>
         <w:t xml:space="preserve">(i) presentar una copia completa, legible y debidamente suscrita de la Póliza </w:t>
       </w:r>
@@ -1600,7 +1515,7 @@
           <w:color w:val="000000"/>
           <w:kern w:val="0"/>
           <w:lang w:eastAsia="es-ES"/>
-          <ns2:ligatures ns2:val="none"/>
+          <w14:ligatures w14:val="none"/>
         </w:rPr>
         <w:t>Protección Ahorro</w:t>
       </w:r>
@@ -1610,7 +1525,7 @@
           <w:color w:val="000000"/>
           <w:kern w:val="0"/>
           <w:lang w:val="es-ES" w:eastAsia="es-ES"/>
-          <ns2:ligatures ns2:val="none"/>
+          <w14:ligatures w14:val="none"/>
         </w:rPr>
         <w:t>, así como el cargo de remisión de la póliza; (</w:t>
       </w:r>
@@ -1621,7 +1536,7 @@
           <w:color w:val="000000"/>
           <w:kern w:val="0"/>
           <w:lang w:val="es-ES" w:eastAsia="es-ES"/>
-          <ns2:ligatures ns2:val="none"/>
+          <w14:ligatures w14:val="none"/>
         </w:rPr>
         <w:t>ii</w:t>
       </w:r>
@@ -1632,7 +1547,7 @@
           <w:color w:val="000000"/>
           <w:kern w:val="0"/>
           <w:lang w:val="es-ES" w:eastAsia="es-ES"/>
-          <ns2:ligatures ns2:val="none"/>
+          <w14:ligatures w14:val="none"/>
         </w:rPr>
         <w:t xml:space="preserve">) presentar una copia completa, legible y debidamente suscrita de la Póliza </w:t>
       </w:r>
@@ -1642,7 +1557,7 @@
           <w:color w:val="000000"/>
           <w:kern w:val="0"/>
           <w:lang w:eastAsia="es-ES"/>
-          <ns2:ligatures ns2:val="none"/>
+          <w14:ligatures w14:val="none"/>
         </w:rPr>
         <w:t>Protección Familiar</w:t>
       </w:r>
@@ -1652,7 +1567,7 @@
           <w:color w:val="000000"/>
           <w:kern w:val="0"/>
           <w:lang w:val="es-ES" w:eastAsia="es-ES"/>
-          <ns2:ligatures ns2:val="none"/>
+          <w14:ligatures w14:val="none"/>
         </w:rPr>
         <w:t>, así como el cargo de remisión de la póliza; y, (</w:t>
       </w:r>
@@ -1663,7 +1578,7 @@
           <w:color w:val="000000"/>
           <w:kern w:val="0"/>
           <w:lang w:val="es-ES" w:eastAsia="es-ES"/>
-          <ns2:ligatures ns2:val="none"/>
+          <w14:ligatures w14:val="none"/>
         </w:rPr>
         <w:t>iii</w:t>
       </w:r>
@@ -1674,7 +1589,7 @@
           <w:color w:val="000000"/>
           <w:kern w:val="0"/>
           <w:lang w:val="es-ES" w:eastAsia="es-ES"/>
-          <ns2:ligatures ns2:val="none"/>
+          <w14:ligatures w14:val="none"/>
         </w:rPr>
         <w:t xml:space="preserve">) presentar todas las comunicaciones cursadas con </w:t>
       </w:r>
@@ -1684,7 +1599,7 @@
           <w:color w:val="000000"/>
           <w:kern w:val="0"/>
           <w:lang w:val="es-ES" w:eastAsia="es-ES"/>
-          <ns2:ligatures ns2:val="none"/>
+          <w14:ligatures w14:val="none"/>
         </w:rPr>
         <w:t>la</w:t>
       </w:r>
@@ -1694,7 +1609,7 @@
           <w:color w:val="000000"/>
           <w:kern w:val="0"/>
           <w:lang w:val="es-ES" w:eastAsia="es-ES"/>
-          <ns2:ligatures ns2:val="none"/>
+          <w14:ligatures w14:val="none"/>
         </w:rPr>
         <w:t xml:space="preserve"> denunciante en virtud del hecho materia de denuncia</w:t>
       </w:r>
@@ -1704,7 +1619,7 @@
           <w:color w:val="000000"/>
           <w:kern w:val="0"/>
           <w:lang w:val="es-ES" w:eastAsia="es-ES"/>
-          <ns2:ligatures ns2:val="none"/>
+          <w14:ligatures w14:val="none"/>
         </w:rPr>
         <w:t>.</w:t>
       </w:r>
@@ -1714,7 +1629,7 @@
           <w:color w:val="000000"/>
           <w:kern w:val="0"/>
           <w:lang w:eastAsia="es-ES"/>
-          <ns2:ligatures ns2:val="none"/>
+          <w14:ligatures w14:val="none"/>
         </w:rPr>
         <w:t xml:space="preserve"> </w:t>
       </w:r>
@@ -1724,12 +1639,12 @@
           <w:color w:val="000000"/>
           <w:kern w:val="0"/>
           <w:lang w:eastAsia="es-ES"/>
-          <ns2:ligatures ns2:val="none"/>
+          <w14:ligatures w14:val="none"/>
         </w:rPr>
         <w:t xml:space="preserve"> </w:t>
       </w:r>
     </w:p>
-    <w:p ns2:paraId="5C93B848" ns2:textId="77777777">
+    <w:p>
       <w:pPr>
         <w:pStyle w:val="Prrafodelista"/>
         <w:spacing w:after="0" w:line="240" w:lineRule="auto"/>
@@ -1740,11 +1655,11 @@
           <w:color w:val="000000"/>
           <w:kern w:val="0"/>
           <w:lang w:val="es-ES" w:eastAsia="es-ES"/>
-          <ns2:ligatures ns2:val="none"/>
-        </w:rPr>
-      </w:pPr>
-    </w:p>
-    <w:p ns2:paraId="2A119386" ns2:textId="77777777">
+          <w14:ligatures w14:val="none"/>
+        </w:rPr>
+      </w:pPr>
+    </w:p>
+    <w:p>
       <w:pPr>
         <w:pStyle w:val="Prrafodelista"/>
         <w:numPr>
@@ -1764,36 +1679,36 @@
           <w:color w:val="000000"/>
           <w:kern w:val="0"/>
           <w:lang w:eastAsia="es-PE"/>
-          <ns2:ligatures ns2:val="none"/>
-        </w:rPr>
-      </w:pPr>
-      <w:r>
-        <w:rPr>
-          <w:rFonts w:ascii="Arial Narrow" w:eastAsia="Arial Narrow" w:hAnsi="Arial Narrow" w:cs="Arial Narrow"/>
-          <w:b/>
-          <w:color w:val="000000"/>
-          <w:kern w:val="0"/>
-          <w:lang w:eastAsia="es-PE"/>
-          <ns2:ligatures ns2:val="none"/>
+          <w14:ligatures w14:val="none"/>
+        </w:rPr>
+      </w:pPr>
+      <w:r>
+        <w:rPr>
+          <w:rFonts w:ascii="Arial Narrow" w:eastAsia="Arial Narrow" w:hAnsi="Arial Narrow" w:cs="Arial Narrow"/>
+          <w:b/>
+          <w:color w:val="000000"/>
+          <w:kern w:val="0"/>
+          <w:lang w:eastAsia="es-PE"/>
+          <w14:ligatures w14:val="none"/>
         </w:rPr>
         <w:t xml:space="preserve">RESOLUCIÓN DE LA SECRETARÍA TÉCNICA </w:t>
       </w:r>
     </w:p>
-    <w:p ns2:paraId="7F554EB2" ns2:textId="77777777">
-      <w:pPr>
-        <w:spacing w:after="0" w:line="240" w:lineRule="auto"/>
-        <w:jc w:val="both"/>
-        <w:rPr>
-          <w:rFonts w:ascii="Arial Narrow" w:eastAsia="Arial Narrow" w:hAnsi="Arial Narrow" w:cs="Arial Narrow"/>
-          <w:b/>
-          <w:color w:val="000000"/>
-          <w:kern w:val="0"/>
-          <w:lang w:eastAsia="es-PE"/>
-          <ns2:ligatures ns2:val="none"/>
-        </w:rPr>
-      </w:pPr>
-    </w:p>
-    <w:p ns2:paraId="0D510C15" ns2:textId="621FAC98">
+    <w:p>
+      <w:pPr>
+        <w:spacing w:after="0" w:line="240" w:lineRule="auto"/>
+        <w:jc w:val="both"/>
+        <w:rPr>
+          <w:rFonts w:ascii="Arial Narrow" w:eastAsia="Arial Narrow" w:hAnsi="Arial Narrow" w:cs="Arial Narrow"/>
+          <w:b/>
+          <w:color w:val="000000"/>
+          <w:kern w:val="0"/>
+          <w:lang w:eastAsia="es-PE"/>
+          <w14:ligatures w14:val="none"/>
+        </w:rPr>
+      </w:pPr>
+    </w:p>
+    <w:p>
       <w:pPr>
         <w:spacing w:after="0" w:line="240" w:lineRule="auto"/>
         <w:jc w:val="both"/>
@@ -1802,17 +1717,17 @@
           <w:color w:val="000000"/>
           <w:kern w:val="0"/>
           <w:lang w:eastAsia="es-PE"/>
-          <ns2:ligatures ns2:val="none"/>
-        </w:rPr>
-      </w:pPr>
-      <w:r>
-        <w:rPr>
-          <w:rFonts w:ascii="Arial Narrow" w:eastAsia="Arial Narrow" w:hAnsi="Arial Narrow" w:cs="Arial Narrow"/>
-          <w:b/>
-          <w:color w:val="000000"/>
-          <w:kern w:val="0"/>
-          <w:lang w:eastAsia="es-PE"/>
-          <ns2:ligatures ns2:val="none"/>
+          <w14:ligatures w14:val="none"/>
+        </w:rPr>
+      </w:pPr>
+      <w:r>
+        <w:rPr>
+          <w:rFonts w:ascii="Arial Narrow" w:eastAsia="Arial Narrow" w:hAnsi="Arial Narrow" w:cs="Arial Narrow"/>
+          <w:b/>
+          <w:color w:val="000000"/>
+          <w:kern w:val="0"/>
+          <w:lang w:eastAsia="es-PE"/>
+          <w14:ligatures w14:val="none"/>
         </w:rPr>
         <w:t xml:space="preserve">PRIMERO: admitir a trámite la denuncia del 20 de mayo de 2025 interpuesta por la señora [DENUNCIANTE] contra Rímac Seguros y Reaseguros S.A., por lo siguiente:</w:t>
       </w:r>
@@ -1823,7 +1738,7 @@
           <w:kern w:val="0"/>
           <w:shd w:val="clear" w:color="auto" w:fill="FFFFFF"/>
           <w:lang w:eastAsia="es-PE"/>
-          <ns2:ligatures ns2:val="none"/>
+          <w14:ligatures w14:val="none"/>
         </w:rPr>
         <w:t xml:space="preserve"/>
       </w:r>
@@ -1833,7 +1748,7 @@
           <w:color w:val="000000"/>
           <w:kern w:val="0"/>
           <w:lang w:val="es-ES" w:eastAsia="es-ES"/>
-          <ns2:ligatures ns2:val="none"/>
+          <w14:ligatures w14:val="none"/>
         </w:rPr>
         <w:t xml:space="preserve"/>
       </w:r>
@@ -1843,7 +1758,7 @@
           <w:color w:val="000000"/>
           <w:kern w:val="0"/>
           <w:lang w:val="es-ES" w:eastAsia="es-ES"/>
-          <ns2:ligatures ns2:val="none"/>
+          <w14:ligatures w14:val="none"/>
         </w:rPr>
         <w:t/>
       </w:r>
@@ -1853,7 +1768,7 @@
           <w:color w:val="000000"/>
           <w:kern w:val="0"/>
           <w:lang w:val="es-ES" w:eastAsia="es-ES"/>
-          <ns2:ligatures ns2:val="none"/>
+          <w14:ligatures w14:val="none"/>
         </w:rPr>
         <w:t xml:space="preserve"/>
       </w:r>
@@ -1864,7 +1779,7 @@
           <w:kern w:val="0"/>
           <w:shd w:val="clear" w:color="auto" w:fill="FFFFFF"/>
           <w:lang w:eastAsia="es-PE"/>
-          <ns2:ligatures ns2:val="none"/>
+          <w14:ligatures w14:val="none"/>
         </w:rPr>
         <w:t xml:space="preserve"/>
       </w:r>
@@ -1875,7 +1790,7 @@
           <w:kern w:val="0"/>
           <w:shd w:val="clear" w:color="auto" w:fill="FFFFFF"/>
           <w:lang w:eastAsia="es-PE"/>
-          <ns2:ligatures ns2:val="none"/>
+          <w14:ligatures w14:val="none"/>
         </w:rPr>
         <w:t/>
       </w:r>
@@ -1886,7 +1801,7 @@
           <w:kern w:val="0"/>
           <w:shd w:val="clear" w:color="auto" w:fill="FFFFFF"/>
           <w:lang w:eastAsia="es-PE"/>
-          <ns2:ligatures ns2:val="none"/>
+          <w14:ligatures w14:val="none"/>
         </w:rPr>
         <w:t xml:space="preserve"/>
       </w:r>
@@ -1896,7 +1811,7 @@
           <w:bCs/>
           <w:spacing w:val="-3"/>
           <w:kern w:val="0"/>
-          <ns2:ligatures ns2:val="none"/>
+          <w14:ligatures w14:val="none"/>
         </w:rPr>
         <w:t/>
       </w:r>
@@ -1906,7 +1821,7 @@
           <w:bCs/>
           <w:spacing w:val="-3"/>
           <w:kern w:val="0"/>
-          <ns2:ligatures ns2:val="none"/>
+          <w14:ligatures w14:val="none"/>
         </w:rPr>
         <w:t xml:space="preserve"/>
       </w:r>
@@ -1917,7 +1832,7 @@
           <w:kern w:val="0"/>
           <w:shd w:val="clear" w:color="auto" w:fill="FFFFFF"/>
           <w:lang w:eastAsia="es-PE"/>
-          <ns2:ligatures ns2:val="none"/>
+          <w14:ligatures w14:val="none"/>
         </w:rPr>
         <w:t xml:space="preserve"/>
       </w:r>
@@ -1928,7 +1843,7 @@
           <w:kern w:val="0"/>
           <w:shd w:val="clear" w:color="auto" w:fill="FFFFFF"/>
           <w:lang w:eastAsia="es-PE"/>
-          <ns2:ligatures ns2:val="none"/>
+          <w14:ligatures w14:val="none"/>
         </w:rPr>
         <w:t/>
       </w:r>
@@ -1939,7 +1854,7 @@
           <w:kern w:val="0"/>
           <w:shd w:val="clear" w:color="auto" w:fill="FFFFFF"/>
           <w:lang w:eastAsia="es-PE"/>
-          <ns2:ligatures ns2:val="none"/>
+          <w14:ligatures w14:val="none"/>
         </w:rPr>
         <w:t xml:space="preserve"/>
       </w:r>
@@ -1950,7 +1865,7 @@
           <w:kern w:val="0"/>
           <w:shd w:val="clear" w:color="auto" w:fill="FFFFFF"/>
           <w:lang w:eastAsia="es-PE"/>
-          <ns2:ligatures ns2:val="none"/>
+          <w14:ligatures w14:val="none"/>
         </w:rPr>
         <w:t/>
       </w:r>
@@ -1961,7 +1876,7 @@
           <w:kern w:val="0"/>
           <w:shd w:val="clear" w:color="auto" w:fill="FFFFFF"/>
           <w:lang w:eastAsia="es-PE"/>
-          <ns2:ligatures ns2:val="none"/>
+          <w14:ligatures w14:val="none"/>
         </w:rPr>
         <w:t xml:space="preserve"/>
       </w:r>
@@ -1972,12 +1887,12 @@
           <w:kern w:val="0"/>
           <w:shd w:val="clear" w:color="auto" w:fill="FFFFFF"/>
           <w:lang w:eastAsia="es-PE"/>
-          <ns2:ligatures ns2:val="none"/>
+          <w14:ligatures w14:val="none"/>
         </w:rPr>
         <w:t/>
       </w:r>
     </w:p>
-    <w:p ns2:paraId="7949407E" ns2:textId="77777777">
+    <w:p>
       <w:pPr>
         <w:spacing w:after="0" w:line="240" w:lineRule="auto"/>
         <w:jc w:val="both"/>
@@ -1986,11 +1901,11 @@
           <w:color w:val="000000"/>
           <w:kern w:val="0"/>
           <w:lang w:eastAsia="es-PE"/>
-          <ns2:ligatures ns2:val="none"/>
-        </w:rPr>
-      </w:pPr>
-    </w:p>
-    <w:p ns2:paraId="0A3C21D2" ns2:textId="2F7E2C9C">
+          <w14:ligatures w14:val="none"/>
+        </w:rPr>
+      </w:pPr>
+    </w:p>
+    <w:p>
       <w:pPr>
         <w:pStyle w:val="Prrafodelista"/>
         <w:numPr>
@@ -2008,7 +1923,7 @@
           <w:rFonts w:ascii="Arial Narrow" w:eastAsia="Calibri" w:hAnsi="Arial Narrow" w:cs="Arial Narrow"/>
           <w:kern w:val="0"/>
           <w:lang w:eastAsia="es-PE"/>
-          <ns2:ligatures ns2:val="none"/>
+          <w14:ligatures w14:val="none"/>
         </w:rPr>
       </w:pPr>
       <w:r>
@@ -2017,7 +1932,7 @@
           <w:color w:val="000000"/>
           <w:kern w:val="0"/>
           <w:lang w:eastAsia="es-PE"/>
-          <ns2:ligatures ns2:val="none"/>
+          <w14:ligatures w14:val="none"/>
         </w:rPr>
         <w:t xml:space="preserve">Presunta infracción a los artículos 18 y 19 de la Ley 29571, Código de Protección y Defensa del Consumidor, en tanto la compañía aseguradora no habría cumplido con otorgar dentro del plazo legal la cobertura solicitada por la denunciante de la Póliza del Seguro Protección Ahorro por el fallecimiento de su hijo Jimmy Eduardo Castro [APELLIDO], pese haberle remitido toda la documentación requerida. </w:t>
       </w:r>
@@ -2027,7 +1942,7 @@
           <w:kern w:val="0"/>
           <w:shd w:val="clear" w:color="auto" w:fill="FFFFFF"/>
           <w:lang w:eastAsia="es-PE"/>
-          <ns2:ligatures ns2:val="none"/>
+          <w14:ligatures w14:val="none"/>
         </w:rPr>
         <w:t xml:space="preserve"/>
       </w:r>
@@ -2036,7 +1951,7 @@
           <w:rFonts w:ascii="Arial Narrow" w:eastAsia="Calibri" w:hAnsi="Arial Narrow" w:cs="Arial Narrow"/>
           <w:kern w:val="0"/>
           <w:lang w:eastAsia="es-PE"/>
-          <ns2:ligatures ns2:val="none"/>
+          <w14:ligatures w14:val="none"/>
         </w:rPr>
         <w:t xml:space="preserve"/>
       </w:r>
@@ -2046,7 +1961,7 @@
           <w:kern w:val="0"/>
           <w:shd w:val="clear" w:color="auto" w:fill="FFFFFF"/>
           <w:lang w:eastAsia="es-PE"/>
-          <ns2:ligatures ns2:val="none"/>
+          <w14:ligatures w14:val="none"/>
         </w:rPr>
         <w:t xml:space="preserve"/>
       </w:r>
@@ -2054,7 +1969,7 @@
         <w:rPr>
           <w:rFonts w:ascii="Arial Narrow" w:eastAsia="Arial Narrow" w:hAnsi="Arial Narrow" w:cs="Arial Narrow"/>
           <w:kern w:val="0"/>
-          <ns2:ligatures ns2:val="none"/>
+          <w14:ligatures w14:val="none"/>
         </w:rPr>
         <w:t/>
       </w:r>
@@ -2062,7 +1977,7 @@
         <w:rPr>
           <w:rFonts w:ascii="Arial Narrow" w:eastAsia="Arial Narrow" w:hAnsi="Arial Narrow" w:cs="Arial Narrow"/>
           <w:kern w:val="0"/>
-          <ns2:ligatures ns2:val="none"/>
+          <w14:ligatures w14:val="none"/>
         </w:rPr>
         <w:t xml:space="preserve"/>
       </w:r>
@@ -2070,7 +1985,7 @@
         <w:rPr>
           <w:rFonts w:ascii="Arial Narrow" w:eastAsia="Arial Narrow" w:hAnsi="Arial Narrow" w:cs="Arial Narrow"/>
           <w:kern w:val="0"/>
-          <ns2:ligatures ns2:val="none"/>
+          <w14:ligatures w14:val="none"/>
         </w:rPr>
         <w:t xml:space="preserve"/>
       </w:r>
@@ -2080,7 +1995,7 @@
           <w:color w:val="000000"/>
           <w:kern w:val="0"/>
           <w:lang w:eastAsia="es-ES"/>
-          <ns2:ligatures ns2:val="none"/>
+          <w14:ligatures w14:val="none"/>
         </w:rPr>
         <w:t xml:space="preserve"/>
       </w:r>
@@ -2088,7 +2003,7 @@
         <w:rPr>
           <w:rFonts w:ascii="Arial Narrow" w:eastAsia="Arial Narrow" w:hAnsi="Arial Narrow" w:cs="Arial Narrow"/>
           <w:kern w:val="0"/>
-          <ns2:ligatures ns2:val="none"/>
+          <w14:ligatures w14:val="none"/>
         </w:rPr>
         <w:t xml:space="preserve"/>
       </w:r>
@@ -2098,7 +2013,7 @@
           <w:color w:val="000000"/>
           <w:kern w:val="0"/>
           <w:lang w:eastAsia="es-ES"/>
-          <ns2:ligatures ns2:val="none"/>
+          <w14:ligatures w14:val="none"/>
         </w:rPr>
         <w:t/>
       </w:r>
@@ -2108,7 +2023,7 @@
           <w:color w:val="000000"/>
           <w:kern w:val="0"/>
           <w:lang w:eastAsia="es-ES"/>
-          <ns2:ligatures ns2:val="none"/>
+          <w14:ligatures w14:val="none"/>
         </w:rPr>
         <w:t/>
       </w:r>
@@ -2118,7 +2033,7 @@
           <w:color w:val="000000"/>
           <w:kern w:val="0"/>
           <w:lang w:eastAsia="es-ES"/>
-          <ns2:ligatures ns2:val="none"/>
+          <w14:ligatures w14:val="none"/>
         </w:rPr>
         <w:t xml:space="preserve"/>
       </w:r>
@@ -2128,7 +2043,7 @@
           <w:color w:val="000000"/>
           <w:kern w:val="0"/>
           <w:lang w:eastAsia="es-ES"/>
-          <ns2:ligatures ns2:val="none"/>
+          <w14:ligatures w14:val="none"/>
         </w:rPr>
         <w:t/>
       </w:r>
@@ -2138,7 +2053,7 @@
           <w:color w:val="000000"/>
           <w:kern w:val="0"/>
           <w:lang w:eastAsia="es-ES"/>
-          <ns2:ligatures ns2:val="none"/>
+          <w14:ligatures w14:val="none"/>
         </w:rPr>
         <w:t xml:space="preserve"/>
       </w:r>
@@ -2146,7 +2061,7 @@
         <w:rPr>
           <w:rFonts w:ascii="Arial Narrow" w:eastAsia="Arial Narrow" w:hAnsi="Arial Narrow" w:cs="Arial Narrow"/>
           <w:kern w:val="0"/>
-          <ns2:ligatures ns2:val="none"/>
+          <w14:ligatures w14:val="none"/>
         </w:rPr>
         <w:t/>
       </w:r>
@@ -2154,12 +2069,12 @@
         <w:rPr>
           <w:rFonts w:ascii="Arial Narrow" w:eastAsia="Arial Narrow" w:hAnsi="Arial Narrow" w:cs="Arial Narrow"/>
           <w:kern w:val="0"/>
-          <ns2:ligatures ns2:val="none"/>
+          <w14:ligatures w14:val="none"/>
         </w:rPr>
         <w:t xml:space="preserve"/>
       </w:r>
     </w:p>
-    <w:p ns2:paraId="3FEA29D0" ns2:textId="77777777">
+    <w:p>
       <w:pPr>
         <w:pStyle w:val="Prrafodelista"/>
         <w:spacing w:after="0" w:line="240" w:lineRule="auto"/>
@@ -2168,11 +2083,11 @@
         <w:rPr>
           <w:rFonts w:ascii="Arial Narrow" w:eastAsia="Arial Narrow" w:hAnsi="Arial Narrow" w:cs="Arial Narrow"/>
           <w:kern w:val="0"/>
-          <ns2:ligatures ns2:val="none"/>
-        </w:rPr>
-      </w:pPr>
-    </w:p>
-    <w:p ns2:paraId="1552F711" ns2:textId="79C2BDD5">
+          <w14:ligatures w14:val="none"/>
+        </w:rPr>
+      </w:pPr>
+    </w:p>
+    <w:p>
       <w:pPr>
         <w:pStyle w:val="Prrafodelista"/>
         <w:numPr>
@@ -2189,7 +2104,7 @@
         <w:rPr>
           <w:rFonts w:ascii="Arial Narrow" w:eastAsia="Arial Narrow" w:hAnsi="Arial Narrow" w:cs="Arial Narrow"/>
           <w:kern w:val="0"/>
-          <ns2:ligatures ns2:val="none"/>
+          <w14:ligatures w14:val="none"/>
         </w:rPr>
       </w:pPr>
       <w:r>
@@ -2198,7 +2113,7 @@
           <w:color w:val="000000"/>
           <w:kern w:val="0"/>
           <w:lang w:eastAsia="es-PE"/>
-          <ns2:ligatures ns2:val="none"/>
+          <w14:ligatures w14:val="none"/>
         </w:rPr>
         <w:t xml:space="preserve">Presunta infracción a los artículos 18 y 19 de la Ley 29571, Código de Protección y Defensa del Consumidor, en tanto la compañía aseguradora habría rechazado injustificadamente a la denunciante la cobertura de la Póliza del Seguro Protección Familiar por el fallecimiento de su hijo Jimmy Eduardo Castro [APELLIDO]. </w:t>
       </w:r>
@@ -2208,7 +2123,7 @@
           <w:kern w:val="0"/>
           <w:shd w:val="clear" w:color="auto" w:fill="FFFFFF"/>
           <w:lang w:eastAsia="es-PE"/>
-          <ns2:ligatures ns2:val="none"/>
+          <w14:ligatures w14:val="none"/>
         </w:rPr>
         <w:t xml:space="preserve"/>
       </w:r>
@@ -2217,7 +2132,7 @@
           <w:rFonts w:ascii="Arial Narrow" w:eastAsia="Calibri" w:hAnsi="Arial Narrow" w:cs="Arial Narrow"/>
           <w:kern w:val="0"/>
           <w:lang w:eastAsia="es-PE"/>
-          <ns2:ligatures ns2:val="none"/>
+          <w14:ligatures w14:val="none"/>
         </w:rPr>
         <w:t xml:space="preserve"/>
       </w:r>
@@ -2227,7 +2142,7 @@
           <w:kern w:val="0"/>
           <w:shd w:val="clear" w:color="auto" w:fill="FFFFFF"/>
           <w:lang w:eastAsia="es-PE"/>
-          <ns2:ligatures ns2:val="none"/>
+          <w14:ligatures w14:val="none"/>
         </w:rPr>
         <w:t/>
       </w:r>
@@ -2235,7 +2150,7 @@
         <w:rPr>
           <w:rFonts w:ascii="Arial Narrow" w:eastAsia="Arial Narrow" w:hAnsi="Arial Narrow" w:cs="Arial Narrow"/>
           <w:kern w:val="0"/>
-          <ns2:ligatures ns2:val="none"/>
+          <w14:ligatures w14:val="none"/>
         </w:rPr>
         <w:t xml:space="preserve"/>
       </w:r>
@@ -2243,7 +2158,7 @@
         <w:rPr>
           <w:rFonts w:ascii="Arial Narrow" w:eastAsia="Arial Narrow" w:hAnsi="Arial Narrow" w:cs="Arial Narrow"/>
           <w:kern w:val="0"/>
-          <ns2:ligatures ns2:val="none"/>
+          <w14:ligatures w14:val="none"/>
         </w:rPr>
         <w:t xml:space="preserve"/>
       </w:r>
@@ -2251,7 +2166,7 @@
         <w:rPr>
           <w:rFonts w:ascii="Arial Narrow" w:eastAsia="Arial Narrow" w:hAnsi="Arial Narrow" w:cs="Arial Narrow"/>
           <w:kern w:val="0"/>
-          <ns2:ligatures ns2:val="none"/>
+          <w14:ligatures w14:val="none"/>
         </w:rPr>
         <w:t/>
       </w:r>
@@ -2259,7 +2174,7 @@
         <w:rPr>
           <w:rFonts w:ascii="Arial Narrow" w:eastAsia="Arial Narrow" w:hAnsi="Arial Narrow" w:cs="Arial Narrow"/>
           <w:kern w:val="0"/>
-          <ns2:ligatures ns2:val="none"/>
+          <w14:ligatures w14:val="none"/>
         </w:rPr>
         <w:t/>
       </w:r>
@@ -2267,7 +2182,7 @@
         <w:rPr>
           <w:rFonts w:ascii="Arial Narrow" w:eastAsia="Arial Narrow" w:hAnsi="Arial Narrow" w:cs="Arial Narrow"/>
           <w:kern w:val="0"/>
-          <ns2:ligatures ns2:val="none"/>
+          <w14:ligatures w14:val="none"/>
         </w:rPr>
         <w:t xml:space="preserve"/>
       </w:r>
@@ -2277,7 +2192,7 @@
           <w:color w:val="000000"/>
           <w:kern w:val="0"/>
           <w:lang w:eastAsia="es-ES"/>
-          <ns2:ligatures ns2:val="none"/>
+          <w14:ligatures w14:val="none"/>
         </w:rPr>
         <w:t xml:space="preserve"/>
       </w:r>
@@ -2287,7 +2202,7 @@
           <w:color w:val="000000"/>
           <w:kern w:val="0"/>
           <w:lang w:eastAsia="es-ES"/>
-          <ns2:ligatures ns2:val="none"/>
+          <w14:ligatures w14:val="none"/>
         </w:rPr>
         <w:t/>
       </w:r>
@@ -2297,7 +2212,7 @@
           <w:color w:val="000000"/>
           <w:kern w:val="0"/>
           <w:lang w:eastAsia="es-ES"/>
-          <ns2:ligatures ns2:val="none"/>
+          <w14:ligatures w14:val="none"/>
         </w:rPr>
         <w:t/>
       </w:r>
@@ -2307,7 +2222,7 @@
           <w:color w:val="000000"/>
           <w:kern w:val="0"/>
           <w:lang w:eastAsia="es-ES"/>
-          <ns2:ligatures ns2:val="none"/>
+          <w14:ligatures w14:val="none"/>
         </w:rPr>
         <w:t xml:space="preserve"/>
       </w:r>
@@ -2317,7 +2232,7 @@
           <w:color w:val="000000"/>
           <w:kern w:val="0"/>
           <w:lang w:eastAsia="es-ES"/>
-          <ns2:ligatures ns2:val="none"/>
+          <w14:ligatures w14:val="none"/>
         </w:rPr>
         <w:t/>
       </w:r>
@@ -2327,7 +2242,7 @@
           <w:color w:val="000000"/>
           <w:kern w:val="0"/>
           <w:lang w:eastAsia="es-ES"/>
-          <ns2:ligatures ns2:val="none"/>
+          <w14:ligatures w14:val="none"/>
         </w:rPr>
         <w:t xml:space="preserve"/>
       </w:r>
@@ -2337,23 +2252,23 @@
           <w:color w:val="000000"/>
           <w:kern w:val="0"/>
           <w:lang w:eastAsia="es-ES"/>
-          <ns2:ligatures ns2:val="none"/>
+          <w14:ligatures w14:val="none"/>
         </w:rPr>
         <w:t xml:space="preserve"/>
       </w:r>
     </w:p>
-    <w:p ns2:paraId="042B3F54" ns2:textId="77777777">
-      <w:pPr>
-        <w:spacing w:after="0" w:line="240" w:lineRule="auto"/>
-        <w:jc w:val="both"/>
-        <w:rPr>
-          <w:rFonts w:ascii="Arial Narrow" w:eastAsia="Arial Narrow" w:hAnsi="Arial Narrow" w:cs="Arial Narrow"/>
-          <w:kern w:val="0"/>
-          <ns2:ligatures ns2:val="none"/>
-        </w:rPr>
-      </w:pPr>
-    </w:p>
-    <w:p ns2:paraId="0A292C9F" ns2:textId="0630070B">
+    <w:p>
+      <w:pPr>
+        <w:spacing w:after="0" w:line="240" w:lineRule="auto"/>
+        <w:jc w:val="both"/>
+        <w:rPr>
+          <w:rFonts w:ascii="Arial Narrow" w:eastAsia="Arial Narrow" w:hAnsi="Arial Narrow" w:cs="Arial Narrow"/>
+          <w:kern w:val="0"/>
+          <w14:ligatures w14:val="none"/>
+        </w:rPr>
+      </w:pPr>
+    </w:p>
+    <w:p>
       <w:pPr>
         <w:spacing w:line="240" w:lineRule="auto"/>
         <w:contextualSpacing/>
@@ -2361,17 +2276,17 @@
         <w:rPr>
           <w:rFonts w:ascii="Arial Narrow" w:eastAsia="Calibri" w:hAnsi="Arial Narrow" w:cs="Arial"/>
           <w:kern w:val="0"/>
-          <ns2:ligatures ns2:val="none"/>
-        </w:rPr>
-      </w:pPr>
-      <w:r>
-        <w:rPr>
-          <w:rFonts w:ascii="Arial Narrow" w:eastAsia="Arial Narrow" w:hAnsi="Arial Narrow" w:cs="Arial Narrow"/>
-          <w:b/>
-          <w:color w:val="000000"/>
-          <w:kern w:val="0"/>
-          <w:lang w:eastAsia="es-PE"/>
-          <ns2:ligatures ns2:val="none"/>
+          <w14:ligatures w14:val="none"/>
+        </w:rPr>
+      </w:pPr>
+      <w:r>
+        <w:rPr>
+          <w:rFonts w:ascii="Arial Narrow" w:eastAsia="Arial Narrow" w:hAnsi="Arial Narrow" w:cs="Arial Narrow"/>
+          <w:b/>
+          <w:color w:val="000000"/>
+          <w:kern w:val="0"/>
+          <w:lang w:eastAsia="es-PE"/>
+          <w14:ligatures w14:val="none"/>
         </w:rPr>
         <w:t>SEGUNDO:</w:t>
       </w:r>
@@ -2381,7 +2296,7 @@
           <w:color w:val="000000"/>
           <w:kern w:val="0"/>
           <w:lang w:eastAsia="es-PE"/>
-          <ns2:ligatures ns2:val="none"/>
+          <w14:ligatures w14:val="none"/>
         </w:rPr>
         <w:t xml:space="preserve"> tener por ofrecidos los medios probatorios presentados en el escrito de denuncia </w:t>
       </w:r>
@@ -2391,7 +2306,7 @@
           <w:color w:val="000000"/>
           <w:kern w:val="0"/>
           <w:lang w:val="es-ES" w:eastAsia="es-ES"/>
-          <ns2:ligatures ns2:val="none"/>
+          <w14:ligatures w14:val="none"/>
         </w:rPr>
         <w:t xml:space="preserve">del </w:t>
       </w:r>
@@ -2401,7 +2316,7 @@
           <w:color w:val="000000"/>
           <w:kern w:val="0"/>
           <w:lang w:val="es-ES" w:eastAsia="es-ES"/>
-          <ns2:ligatures ns2:val="none"/>
+          <w14:ligatures w14:val="none"/>
         </w:rPr>
         <w:t>20 de mayo de 2025</w:t>
       </w:r>
@@ -2409,12 +2324,12 @@
         <w:rPr>
           <w:rFonts w:ascii="Arial Narrow" w:eastAsia="Calibri" w:hAnsi="Arial Narrow" w:cs="Arial"/>
           <w:kern w:val="0"/>
-          <ns2:ligatures ns2:val="none"/>
+          <w14:ligatures w14:val="none"/>
         </w:rPr>
         <w:t>.</w:t>
       </w:r>
     </w:p>
-    <w:p ns2:paraId="68A17E97" ns2:textId="77777777">
+    <w:p>
       <w:pPr>
         <w:spacing w:line="240" w:lineRule="auto"/>
         <w:contextualSpacing/>
@@ -2424,30 +2339,30 @@
           <w:color w:val="000000"/>
           <w:kern w:val="0"/>
           <w:lang w:eastAsia="es-PE"/>
-          <ns2:ligatures ns2:val="none"/>
-        </w:rPr>
-      </w:pPr>
-    </w:p>
-    <w:p ns2:paraId="168254DA" ns2:textId="5F2D6711">
-      <w:pPr>
-        <w:spacing w:after="0" w:line="240" w:lineRule="auto"/>
-        <w:jc w:val="both"/>
-        <w:rPr>
-          <w:rFonts w:ascii="Arial Narrow" w:eastAsia="Arial Narrow" w:hAnsi="Arial Narrow" w:cs="Arial Narrow"/>
-          <w:color w:val="000000"/>
-          <w:kern w:val="0"/>
-          <w:lang w:eastAsia="es-PE"/>
-          <ns2:ligatures ns2:val="none"/>
-        </w:rPr>
-      </w:pPr>
-      <w:r>
-        <w:rPr>
-          <w:rFonts w:ascii="Arial Narrow" w:eastAsia="Arial Narrow" w:hAnsi="Arial Narrow" w:cs="Arial Narrow"/>
-          <w:b/>
-          <w:color w:val="000000"/>
-          <w:kern w:val="0"/>
-          <w:lang w:eastAsia="es-PE"/>
-          <ns2:ligatures ns2:val="none"/>
+          <w14:ligatures w14:val="none"/>
+        </w:rPr>
+      </w:pPr>
+    </w:p>
+    <w:p>
+      <w:pPr>
+        <w:spacing w:after="0" w:line="240" w:lineRule="auto"/>
+        <w:jc w:val="both"/>
+        <w:rPr>
+          <w:rFonts w:ascii="Arial Narrow" w:eastAsia="Arial Narrow" w:hAnsi="Arial Narrow" w:cs="Arial Narrow"/>
+          <w:color w:val="000000"/>
+          <w:kern w:val="0"/>
+          <w:lang w:eastAsia="es-PE"/>
+          <w14:ligatures w14:val="none"/>
+        </w:rPr>
+      </w:pPr>
+      <w:r>
+        <w:rPr>
+          <w:rFonts w:ascii="Arial Narrow" w:eastAsia="Arial Narrow" w:hAnsi="Arial Narrow" w:cs="Arial Narrow"/>
+          <w:b/>
+          <w:color w:val="000000"/>
+          <w:kern w:val="0"/>
+          <w:lang w:eastAsia="es-PE"/>
+          <w14:ligatures w14:val="none"/>
         </w:rPr>
         <w:t xml:space="preserve">TERCERO: </w:t>
       </w:r>
@@ -2457,7 +2372,7 @@
           <w:color w:val="000000"/>
           <w:kern w:val="0"/>
           <w:lang w:eastAsia="es-PE"/>
-          <ns2:ligatures ns2:val="none"/>
+          <w14:ligatures w14:val="none"/>
         </w:rPr>
         <w:t xml:space="preserve">requerir a </w:t>
       </w:r>
@@ -2468,7 +2383,7 @@
           <w:kern w:val="0"/>
           <w:shd w:val="clear" w:color="auto" w:fill="FFFFFF"/>
           <w:lang w:eastAsia="es-PE"/>
-          <ns2:ligatures ns2:val="none"/>
+          <w14:ligatures w14:val="none"/>
         </w:rPr>
         <w:t>Rímac Seguros y Reaseguros S.A.</w:t>
       </w:r>
@@ -2479,7 +2394,7 @@
           <w:kern w:val="0"/>
           <w:shd w:val="clear" w:color="auto" w:fill="FFFFFF"/>
           <w:lang w:eastAsia="es-PE"/>
-          <ns2:ligatures ns2:val="none"/>
+          <w14:ligatures w14:val="none"/>
         </w:rPr>
         <w:t xml:space="preserve"> </w:t>
       </w:r>
@@ -2489,12 +2404,12 @@
           <w:color w:val="000000"/>
           <w:kern w:val="0"/>
           <w:lang w:eastAsia="es-PE"/>
-          <ns2:ligatures ns2:val="none"/>
+          <w14:ligatures w14:val="none"/>
         </w:rPr>
         <w:t>que cumpla con lo siguiente:</w:t>
       </w:r>
     </w:p>
-    <w:p ns2:paraId="20FDFB8D" ns2:textId="77777777">
+    <w:p>
       <w:pPr>
         <w:spacing w:after="0" w:line="240" w:lineRule="auto"/>
         <w:jc w:val="both"/>
@@ -2503,11 +2418,11 @@
           <w:color w:val="000000"/>
           <w:kern w:val="0"/>
           <w:lang w:eastAsia="es-PE"/>
-          <ns2:ligatures ns2:val="none"/>
-        </w:rPr>
-      </w:pPr>
-    </w:p>
-    <w:p ns2:paraId="4AA80738" ns2:textId="77777777">
+          <w14:ligatures w14:val="none"/>
+        </w:rPr>
+      </w:pPr>
+    </w:p>
+    <w:p>
       <w:pPr>
         <w:numPr>
           <w:ilvl w:val="0"/>
@@ -2521,21 +2436,21 @@
           <w:color w:val="000000"/>
           <w:kern w:val="0"/>
           <w:lang w:eastAsia="es-PE"/>
-          <ns2:ligatures ns2:val="none"/>
-        </w:rPr>
-      </w:pPr>
-      <w:r>
-        <w:rPr>
-          <w:rFonts w:ascii="Arial Narrow" w:eastAsia="Arial Narrow" w:hAnsi="Arial Narrow" w:cs="Arial Narrow"/>
-          <w:color w:val="000000"/>
-          <w:kern w:val="0"/>
-          <w:lang w:eastAsia="es-PE"/>
-          <ns2:ligatures ns2:val="none"/>
+          <w14:ligatures w14:val="none"/>
+        </w:rPr>
+      </w:pPr>
+      <w:r>
+        <w:rPr>
+          <w:rFonts w:ascii="Arial Narrow" w:eastAsia="Arial Narrow" w:hAnsi="Arial Narrow" w:cs="Arial Narrow"/>
+          <w:color w:val="000000"/>
+          <w:kern w:val="0"/>
+          <w:lang w:eastAsia="es-PE"/>
+          <w14:ligatures w14:val="none"/>
         </w:rPr>
         <w:t>presentar documentos que acrediten su inscripción en los Registros Públicos o una declaración jurada que indique que cuenta con dicha inscripción;</w:t>
       </w:r>
     </w:p>
-    <w:p ns2:paraId="2B29D59F" ns2:textId="77777777">
+    <w:p>
       <w:pPr>
         <w:numPr>
           <w:ilvl w:val="0"/>
@@ -2549,21 +2464,21 @@
           <w:color w:val="000000"/>
           <w:kern w:val="0"/>
           <w:lang w:eastAsia="es-PE"/>
-          <ns2:ligatures ns2:val="none"/>
-        </w:rPr>
-      </w:pPr>
-      <w:r>
-        <w:rPr>
-          <w:rFonts w:ascii="Arial Narrow" w:eastAsia="Arial Narrow" w:hAnsi="Arial Narrow" w:cs="Arial Narrow"/>
-          <w:color w:val="000000"/>
-          <w:kern w:val="0"/>
-          <w:lang w:eastAsia="es-PE"/>
-          <ns2:ligatures ns2:val="none"/>
+          <w14:ligatures w14:val="none"/>
+        </w:rPr>
+      </w:pPr>
+      <w:r>
+        <w:rPr>
+          <w:rFonts w:ascii="Arial Narrow" w:eastAsia="Arial Narrow" w:hAnsi="Arial Narrow" w:cs="Arial Narrow"/>
+          <w:color w:val="000000"/>
+          <w:kern w:val="0"/>
+          <w:lang w:eastAsia="es-PE"/>
+          <w14:ligatures w14:val="none"/>
         </w:rPr>
         <w:t>presentar copia simple de las facultades de representación de su representante legal en el presente procedimiento o la declaración jurada que indique que cuenta con dichas facultades y que estas se encuentran vigentes;</w:t>
       </w:r>
     </w:p>
-    <w:p ns2:paraId="7EF50C46" ns2:textId="77777777">
+    <w:p>
       <w:pPr>
         <w:numPr>
           <w:ilvl w:val="0"/>
@@ -2577,21 +2492,21 @@
           <w:color w:val="000000"/>
           <w:kern w:val="0"/>
           <w:lang w:eastAsia="es-PE"/>
-          <ns2:ligatures ns2:val="none"/>
-        </w:rPr>
-      </w:pPr>
-      <w:r>
-        <w:rPr>
-          <w:rFonts w:ascii="Arial Narrow" w:eastAsia="Arial Narrow" w:hAnsi="Arial Narrow" w:cs="Arial Narrow"/>
-          <w:color w:val="000000"/>
-          <w:kern w:val="0"/>
-          <w:lang w:eastAsia="es-PE"/>
-          <ns2:ligatures ns2:val="none"/>
+          <w14:ligatures w14:val="none"/>
+        </w:rPr>
+      </w:pPr>
+      <w:r>
+        <w:rPr>
+          <w:rFonts w:ascii="Arial Narrow" w:eastAsia="Arial Narrow" w:hAnsi="Arial Narrow" w:cs="Arial Narrow"/>
+          <w:color w:val="000000"/>
+          <w:kern w:val="0"/>
+          <w:lang w:eastAsia="es-PE"/>
+          <w14:ligatures w14:val="none"/>
         </w:rPr>
         <w:t>consignar el Número de Registro Único de Contribuyentes (RUC); y,</w:t>
       </w:r>
     </w:p>
-    <w:p ns2:paraId="19E4DFA1" ns2:textId="77777777">
+    <w:p>
       <w:pPr>
         <w:numPr>
           <w:ilvl w:val="0"/>
@@ -2603,16 +2518,16 @@
         <w:rPr>
           <w:rFonts w:ascii="Arial Narrow" w:eastAsia="Calibri" w:hAnsi="Arial Narrow" w:cs="Arial"/>
           <w:kern w:val="0"/>
-          <ns2:ligatures ns2:val="none"/>
-        </w:rPr>
-      </w:pPr>
-      <w:r>
-        <w:rPr>
-          <w:rFonts w:ascii="Arial Narrow" w:eastAsia="Arial Narrow" w:hAnsi="Arial Narrow" w:cs="Arial Narrow"/>
-          <w:color w:val="000000"/>
-          <w:kern w:val="0"/>
-          <w:lang w:eastAsia="es-PE"/>
-          <ns2:ligatures ns2:val="none"/>
+          <w14:ligatures w14:val="none"/>
+        </w:rPr>
+      </w:pPr>
+      <w:r>
+        <w:rPr>
+          <w:rFonts w:ascii="Arial Narrow" w:eastAsia="Arial Narrow" w:hAnsi="Arial Narrow" w:cs="Arial Narrow"/>
+          <w:color w:val="000000"/>
+          <w:kern w:val="0"/>
+          <w:lang w:eastAsia="es-PE"/>
+          <w14:ligatures w14:val="none"/>
         </w:rPr>
         <w:t>fijar domicilio procesal para el procedimiento, de conformidad con el numeral 1 del artículo 442</w:t>
       </w:r>
@@ -2622,7 +2537,7 @@
           <w:color w:val="000000"/>
           <w:kern w:val="0"/>
           <w:lang w:eastAsia="es-PE"/>
-          <ns2:ligatures ns2:val="none"/>
+          <w14:ligatures w14:val="none"/>
         </w:rPr>
         <w:t/>
       </w:r>
@@ -2632,7 +2547,7 @@
           <w:color w:val="000000"/>
           <w:kern w:val="0"/>
           <w:lang w:eastAsia="es-PE"/>
-          <ns2:ligatures ns2:val="none"/>
+          <w14:ligatures w14:val="none"/>
         </w:rPr>
         <w:t xml:space="preserve"> del Código Procesal Civil. </w:t>
       </w:r>
@@ -2640,7 +2555,7 @@
         <w:rPr>
           <w:rFonts w:ascii="Arial Narrow" w:eastAsia="Calibri" w:hAnsi="Arial Narrow" w:cs="Arial"/>
           <w:kern w:val="0"/>
-          <ns2:ligatures ns2:val="none"/>
+          <w14:ligatures w14:val="none"/>
         </w:rPr>
         <w:t>Para ello podrá señalar domicilio físico o una dirección electrónica a la que pueda remitirse las notificaciones</w:t>
       </w:r>
@@ -2649,12 +2564,12 @@
           <w:rFonts w:ascii="Arial Narrow" w:eastAsia="Arial" w:hAnsi="Arial Narrow" w:cs="Arial"/>
           <w:kern w:val="0"/>
           <w:lang w:val="es"/>
-          <ns2:ligatures ns2:val="none"/>
+          <w14:ligatures w14:val="none"/>
         </w:rPr>
         <w:t>;</w:t>
       </w:r>
     </w:p>
-    <w:p ns2:paraId="7C63E340" ns2:textId="77777777">
+    <w:p>
       <w:pPr>
         <w:numPr>
           <w:ilvl w:val="0"/>
@@ -2666,14 +2581,14 @@
         <w:rPr>
           <w:rFonts w:ascii="Arial Narrow" w:eastAsia="Calibri" w:hAnsi="Arial Narrow" w:cs="Arial"/>
           <w:kern w:val="0"/>
-          <ns2:ligatures ns2:val="none"/>
+          <w14:ligatures w14:val="none"/>
         </w:rPr>
       </w:pPr>
       <w:r>
         <w:rPr>
           <w:rFonts w:ascii="Arial Narrow" w:eastAsia="Calibri" w:hAnsi="Arial Narrow" w:cs="Arial"/>
           <w:kern w:val="0"/>
-          <ns2:ligatures ns2:val="none"/>
+          <w14:ligatures w14:val="none"/>
         </w:rPr>
         <w:t xml:space="preserve">en caso califique como </w:t>
       </w:r>
@@ -2682,7 +2597,7 @@
         <w:rPr>
           <w:rFonts w:ascii="Arial Narrow" w:eastAsia="Calibri" w:hAnsi="Arial Narrow" w:cs="Arial"/>
           <w:kern w:val="0"/>
-          <ns2:ligatures ns2:val="none"/>
+          <w14:ligatures w14:val="none"/>
         </w:rPr>
         <w:t>micro empresa</w:t>
       </w:r>
@@ -2691,7 +2606,7 @@
         <w:rPr>
           <w:rFonts w:ascii="Arial Narrow" w:eastAsia="Calibri" w:hAnsi="Arial Narrow" w:cs="Arial"/>
           <w:kern w:val="0"/>
-          <ns2:ligatures ns2:val="none"/>
+          <w14:ligatures w14:val="none"/>
         </w:rPr>
         <w:t xml:space="preserve"> o pequeña empresa, presentar los documentos que acrediten su volumen de ventas o ingresos brutos percibidos el año anterior relativo a todas sus actividades económicas y el número de trabajadores con el que cuenta</w:t>
       </w:r>
@@ -2701,7 +2616,7 @@
           <w:rFonts w:ascii="Arial Narrow" w:eastAsia="Calibri" w:hAnsi="Arial Narrow" w:cs="Arial"/>
           <w:kern w:val="0"/>
           <w:vertAlign w:val="superscript"/>
-          <ns2:ligatures ns2:val="none"/>
+          <w14:ligatures w14:val="none"/>
         </w:rPr>
         <w:footnoteReference w:id="6"/>
       </w:r>
@@ -2709,7 +2624,7 @@
         <w:rPr>
           <w:rFonts w:ascii="Arial Narrow" w:eastAsia="Calibri" w:hAnsi="Arial Narrow" w:cs="Arial"/>
           <w:kern w:val="0"/>
-          <ns2:ligatures ns2:val="none"/>
+          <w14:ligatures w14:val="none"/>
         </w:rPr>
         <w:t>. Ello, a fin de que la Comisión pueda meritar dicha documentación, conforme lo establece el artículo 110</w:t>
       </w:r>
@@ -2719,7 +2634,7 @@
           <w:color w:val="000000"/>
           <w:kern w:val="0"/>
           <w:lang w:eastAsia="es-PE"/>
-          <ns2:ligatures ns2:val="none"/>
+          <w14:ligatures w14:val="none"/>
         </w:rPr>
         <w:t/>
       </w:r>
@@ -2727,7 +2642,7 @@
         <w:rPr>
           <w:rFonts w:ascii="Arial Narrow" w:eastAsia="Calibri" w:hAnsi="Arial Narrow" w:cs="Arial"/>
           <w:kern w:val="0"/>
-          <ns2:ligatures ns2:val="none"/>
+          <w14:ligatures w14:val="none"/>
         </w:rPr>
         <w:t xml:space="preserve"> del </w:t>
       </w:r>
@@ -2736,7 +2651,7 @@
           <w:rFonts w:ascii="Arial Narrow" w:eastAsia="Calibri" w:hAnsi="Arial Narrow" w:cs="Arial"/>
           <w:spacing w:val="-2"/>
           <w:kern w:val="0"/>
-          <ns2:ligatures ns2:val="none"/>
+          <w14:ligatures w14:val="none"/>
         </w:rPr>
         <w:t>Código</w:t>
       </w:r>
@@ -2747,7 +2662,7 @@
           <w:spacing w:val="-2"/>
           <w:kern w:val="0"/>
           <w:vertAlign w:val="superscript"/>
-          <ns2:ligatures ns2:val="none"/>
+          <w14:ligatures w14:val="none"/>
         </w:rPr>
         <w:footnoteReference w:id="7"/>
       </w:r>
@@ -2756,12 +2671,12 @@
           <w:rFonts w:ascii="Arial Narrow" w:eastAsia="Calibri" w:hAnsi="Arial Narrow" w:cs="Arial"/>
           <w:spacing w:val="-2"/>
           <w:kern w:val="0"/>
-          <ns2:ligatures ns2:val="none"/>
+          <w14:ligatures w14:val="none"/>
         </w:rPr>
         <w:t>.</w:t>
       </w:r>
     </w:p>
-    <w:p ns2:paraId="1F11FE32" ns2:textId="77777777">
+    <w:p>
       <w:pPr>
         <w:spacing w:after="0" w:line="240" w:lineRule="auto"/>
         <w:ind w:left="567"/>
@@ -2771,20 +2686,20 @@
           <w:color w:val="000000"/>
           <w:kern w:val="0"/>
           <w:lang w:eastAsia="es-PE"/>
-          <ns2:ligatures ns2:val="none"/>
-        </w:rPr>
-      </w:pPr>
-    </w:p>
-    <w:p>
-      <w:pPr>
-        <w:spacing w:after="0" w:line="240" w:lineRule="auto"/>
-        <w:jc w:val="both"/>
-        <w:rPr>
-          <w:rFonts w:ascii="Arial Narrow" w:eastAsia="Arial Narrow" w:hAnsi="Arial Narrow" w:cs="Arial Narrow"/>
-          <w:color w:val="000000"/>
-          <w:kern w:val="0"/>
-          <w:lang w:eastAsia="es-PE"/>
-          <ns2:ligatures ns2:val="none"/>
+          <w14:ligatures w14:val="none"/>
+        </w:rPr>
+      </w:pPr>
+    </w:p>
+    <w:p>
+      <w:pPr>
+        <w:spacing w:after="0" w:line="240" w:lineRule="auto"/>
+        <w:jc w:val="both"/>
+        <w:rPr>
+          <w:rFonts w:ascii="Arial Narrow" w:eastAsia="Arial Narrow" w:hAnsi="Arial Narrow" w:cs="Arial Narrow"/>
+          <w:color w:val="000000"/>
+          <w:kern w:val="0"/>
+          <w:lang w:eastAsia="es-PE"/>
+          <w14:ligatures w14:val="none"/>
         </w:rPr>
       </w:pPr>
       <w:r>
@@ -2803,23 +2718,63 @@
           <w:sz w:val="20"/>
           <w:szCs w:val="20"/>
         </w:rPr>
-        <w:t xml:space="preserve">correr traslado de la presente resolución a Rímac Seguros y Reaseguros S.A. para que, de conformidad con lo dispuesto por el artículo 26 de la Ley sobre Facultades, Normas y Organización del Indecopi, aprobada por Decreto Legislativo 807, presente sus descargos sobre la imputación de cargos realizada en un plazo no mayor a cinco (5) días hábiles contado a partir del día siguiente de la notificación de la presente resolución, vencido el cual, el Secretario Técnico declarará en rebeldía al denunciado que no lo hubiera presentado. Debe precisarse que de conformidad con lo establecido por el artículo 223 del Texto Único Ordenado de la Ley 27444, Ley del Procedimiento Administrativo General, las alegaciones y los hechos relevantes de la reclamación, salvo que hayan sido específicamente negadas en la contestación, se tendrán por aceptadas o merituadas como ciertas.</w:t>
-      </w:r>
-    </w:p>
-    <w:p ns2:paraId="228F876C" ns2:textId="77777777">
-      <w:pPr>
-        <w:spacing w:after="0" w:line="240" w:lineRule="auto"/>
-        <w:jc w:val="both"/>
-        <w:rPr>
-          <w:rFonts w:ascii="Arial Narrow" w:eastAsia="Arial Narrow" w:hAnsi="Arial Narrow" w:cs="Arial Narrow"/>
-          <w:color w:val="000000"/>
-          <w:kern w:val="0"/>
-          <w:lang w:eastAsia="es-PE"/>
-          <ns2:ligatures ns2:val="none"/>
-        </w:rPr>
-      </w:pPr>
-    </w:p>
-    <w:p ns2:paraId="774AFBA5" ns2:textId="4DA24FE7">
+        <w:t xml:space="preserve">correr traslado de la presente resolución a Rímac Seguros y Reaseguros S.A. para que, de conformidad con lo dispuesto por el artículo 26 de la Ley sobre Facultades, Normas y Organización del Indecopi, aprobada por Decreto Legislativo 807</w:t>
+      </w:r>
+      <w:r>
+        <w:rPr>
+          <w:rStyle w:val="Refdenotaalpie"/>
+          <w:rFonts w:ascii="Arial Narrow" w:eastAsia="Times New Roman" w:hAnsi="Arial Narrow" w:cs="Times New Roman"/>
+          <w:color w:val="000000"/>
+          <w:kern w:val="0"/>
+          <w:vertAlign w:val="superscript"/>
+          <w:lang w:val="es-ES" w:eastAsia="es-ES"/>
+          <w14:ligatures w14:val="none"/>
+        </w:rPr>
+        <w:footnoteReference w:id="13"/>
+      </w:r>
+      <w:r>
+        <w:rPr>
+          <w:rFonts w:ascii="Arial Narrow" w:hAnsi="Arial Narrow" w:cs="Arial Narrow"/>
+          <w:sz w:val="20"/>
+          <w:szCs w:val="20"/>
+        </w:rPr>
+        <w:t xml:space="preserve">, presente sus descargos sobre la imputación de cargos realizada en un plazo no mayor a cinco (5) días hábiles contado a partir del día siguiente de la notificación de la presente resolución, vencido el cual, el Secretario Técnico declarará en rebeldía al denunciado que no lo hubiera presentado. Debe precisarse que de conformidad con lo establecido por el artículo 223 del Texto Único Ordenado de la Ley 27444, Ley del Procedimiento Administrativo General</w:t>
+      </w:r>
+      <w:r>
+        <w:rPr>
+          <w:rStyle w:val="Refdenotaalpie"/>
+          <w:rFonts w:ascii="Arial Narrow" w:eastAsia="Times New Roman" w:hAnsi="Arial Narrow" w:cs="Times New Roman"/>
+          <w:color w:val="000000"/>
+          <w:kern w:val="0"/>
+          <w:vertAlign w:val="superscript"/>
+          <w:lang w:val="es-ES" w:eastAsia="es-ES"/>
+          <w14:ligatures w14:val="none"/>
+        </w:rPr>
+        <w:footnoteReference w:id="14"/>
+      </w:r>
+      <w:r>
+        <w:rPr>
+          <w:rFonts w:ascii="Arial Narrow" w:hAnsi="Arial Narrow" w:cs="Arial Narrow"/>
+          <w:sz w:val="20"/>
+          <w:szCs w:val="20"/>
+        </w:rPr>
+        <w:t xml:space="preserve">, las alegaciones y los hechos relevantes de la reclamación, salvo que hayan sido específicamente negadas en la contestación, se tendrán por aceptadas o merituadas como ciertas.</w:t>
+      </w:r>
+    </w:p>
+    <w:p>
+      <w:pPr>
+        <w:spacing w:after="0" w:line="240" w:lineRule="auto"/>
+        <w:jc w:val="both"/>
+        <w:rPr>
+          <w:rFonts w:ascii="Arial Narrow" w:eastAsia="Arial Narrow" w:hAnsi="Arial Narrow" w:cs="Arial Narrow"/>
+          <w:color w:val="000000"/>
+          <w:kern w:val="0"/>
+          <w:lang w:eastAsia="es-PE"/>
+          <w14:ligatures w14:val="none"/>
+        </w:rPr>
+      </w:pPr>
+    </w:p>
+    <w:p>
       <w:pPr>
         <w:spacing w:after="0" w:line="240" w:lineRule="auto"/>
         <w:jc w:val="both"/>
@@ -2828,17 +2783,17 @@
           <w:color w:val="000000"/>
           <w:kern w:val="0"/>
           <w:lang w:val="es-ES" w:eastAsia="es-ES"/>
-          <ns2:ligatures ns2:val="none"/>
-        </w:rPr>
-      </w:pPr>
-      <w:r>
-        <w:rPr>
-          <w:rFonts w:ascii="Arial Narrow" w:eastAsia="Arial Narrow" w:hAnsi="Arial Narrow" w:cs="Arial Narrow"/>
-          <w:b/>
-          <w:color w:val="000000"/>
-          <w:kern w:val="0"/>
-          <w:lang w:eastAsia="es-PE"/>
-          <ns2:ligatures ns2:val="none"/>
+          <w14:ligatures w14:val="none"/>
+        </w:rPr>
+      </w:pPr>
+      <w:r>
+        <w:rPr>
+          <w:rFonts w:ascii="Arial Narrow" w:eastAsia="Arial Narrow" w:hAnsi="Arial Narrow" w:cs="Arial Narrow"/>
+          <w:b/>
+          <w:color w:val="000000"/>
+          <w:kern w:val="0"/>
+          <w:lang w:eastAsia="es-PE"/>
+          <w14:ligatures w14:val="none"/>
         </w:rPr>
         <w:t xml:space="preserve">QUINTO: </w:t>
       </w:r>
@@ -2849,7 +2804,7 @@
           <w:color w:val="000000"/>
           <w:kern w:val="0"/>
           <w:lang w:eastAsia="es-ES"/>
-          <ns2:ligatures ns2:val="none"/>
+          <w14:ligatures w14:val="none"/>
         </w:rPr>
         <w:t xml:space="preserve">requerir </w:t>
       </w:r>
@@ -2859,7 +2814,7 @@
           <w:color w:val="000000"/>
           <w:kern w:val="0"/>
           <w:lang w:val="es-ES" w:eastAsia="es-ES"/>
-          <ns2:ligatures ns2:val="none"/>
+          <w14:ligatures w14:val="none"/>
         </w:rPr>
         <w:t xml:space="preserve">que, en un </w:t>
       </w:r>
@@ -2869,7 +2824,7 @@
           <w:color w:val="000000"/>
           <w:kern w:val="0"/>
           <w:lang w:eastAsia="es-ES"/>
-          <ns2:ligatures ns2:val="none"/>
+          <w14:ligatures w14:val="none"/>
         </w:rPr>
         <w:t>plazo no mayor de cinco (5) días hábiles contado a partir del día siguiente de la notificación de la presente resolución</w:t>
       </w:r>
@@ -2880,7 +2835,7 @@
           <w:color w:val="000000"/>
           <w:kern w:val="0"/>
           <w:lang w:eastAsia="es-ES"/>
-          <ns2:ligatures ns2:val="none"/>
+          <w14:ligatures w14:val="none"/>
         </w:rPr>
         <w:t xml:space="preserve">, </w:t>
       </w:r>
@@ -2892,7 +2847,7 @@
           <w:kern w:val="0"/>
           <w:shd w:val="clear" w:color="auto" w:fill="FFFFFF"/>
           <w:lang w:eastAsia="es-PE"/>
-          <ns2:ligatures ns2:val="none"/>
+          <w14:ligatures w14:val="none"/>
         </w:rPr>
         <w:t>el proveedor denunciado</w:t>
       </w:r>
@@ -2902,7 +2857,7 @@
           <w:color w:val="000000"/>
           <w:kern w:val="0"/>
           <w:lang w:eastAsia="es-ES"/>
-          <ns2:ligatures ns2:val="none"/>
+          <w14:ligatures w14:val="none"/>
         </w:rPr>
         <w:t xml:space="preserve"> </w:t>
       </w:r>
@@ -2913,7 +2868,7 @@
           <w:color w:val="000000"/>
           <w:kern w:val="0"/>
           <w:lang w:val="es-ES" w:eastAsia="es-ES"/>
-          <ns2:ligatures ns2:val="none"/>
+          <w14:ligatures w14:val="none"/>
         </w:rPr>
         <w:t xml:space="preserve">cumpla con: </w:t>
       </w:r>
@@ -2923,7 +2878,7 @@
           <w:color w:val="000000"/>
           <w:kern w:val="0"/>
           <w:lang w:val="es-ES" w:eastAsia="es-ES"/>
-          <ns2:ligatures ns2:val="none"/>
+          <w14:ligatures w14:val="none"/>
         </w:rPr>
         <w:t xml:space="preserve">(i) presentar una copia completa, legible y debidamente suscrita de la Póliza </w:t>
       </w:r>
@@ -2933,7 +2888,7 @@
           <w:color w:val="000000"/>
           <w:kern w:val="0"/>
           <w:lang w:eastAsia="es-ES"/>
-          <ns2:ligatures ns2:val="none"/>
+          <w14:ligatures w14:val="none"/>
         </w:rPr>
         <w:t>Protección Ahorro</w:t>
       </w:r>
@@ -2943,7 +2898,7 @@
           <w:color w:val="000000"/>
           <w:kern w:val="0"/>
           <w:lang w:val="es-ES" w:eastAsia="es-ES"/>
-          <ns2:ligatures ns2:val="none"/>
+          <w14:ligatures w14:val="none"/>
         </w:rPr>
         <w:t>, así como el cargo de remisión de la póliza; (</w:t>
       </w:r>
@@ -2954,7 +2909,7 @@
           <w:color w:val="000000"/>
           <w:kern w:val="0"/>
           <w:lang w:val="es-ES" w:eastAsia="es-ES"/>
-          <ns2:ligatures ns2:val="none"/>
+          <w14:ligatures w14:val="none"/>
         </w:rPr>
         <w:t>ii</w:t>
       </w:r>
@@ -2965,7 +2920,7 @@
           <w:color w:val="000000"/>
           <w:kern w:val="0"/>
           <w:lang w:val="es-ES" w:eastAsia="es-ES"/>
-          <ns2:ligatures ns2:val="none"/>
+          <w14:ligatures w14:val="none"/>
         </w:rPr>
         <w:t xml:space="preserve">) presentar una copia completa, legible y debidamente suscrita de la Póliza </w:t>
       </w:r>
@@ -2975,7 +2930,7 @@
           <w:color w:val="000000"/>
           <w:kern w:val="0"/>
           <w:lang w:eastAsia="es-ES"/>
-          <ns2:ligatures ns2:val="none"/>
+          <w14:ligatures w14:val="none"/>
         </w:rPr>
         <w:t>Protección Familiar</w:t>
       </w:r>
@@ -2985,7 +2940,7 @@
           <w:color w:val="000000"/>
           <w:kern w:val="0"/>
           <w:lang w:val="es-ES" w:eastAsia="es-ES"/>
-          <ns2:ligatures ns2:val="none"/>
+          <w14:ligatures w14:val="none"/>
         </w:rPr>
         <w:t>, así como el cargo de remisión de la póliza; y, (</w:t>
       </w:r>
@@ -2996,7 +2951,7 @@
           <w:color w:val="000000"/>
           <w:kern w:val="0"/>
           <w:lang w:val="es-ES" w:eastAsia="es-ES"/>
-          <ns2:ligatures ns2:val="none"/>
+          <w14:ligatures w14:val="none"/>
         </w:rPr>
         <w:t>iii</w:t>
       </w:r>
@@ -3007,7 +2962,7 @@
           <w:color w:val="000000"/>
           <w:kern w:val="0"/>
           <w:lang w:val="es-ES" w:eastAsia="es-ES"/>
-          <ns2:ligatures ns2:val="none"/>
+          <w14:ligatures w14:val="none"/>
         </w:rPr>
         <w:t xml:space="preserve">) presentar todas las comunicaciones cursadas con </w:t>
       </w:r>
@@ -3017,7 +2972,7 @@
           <w:color w:val="000000"/>
           <w:kern w:val="0"/>
           <w:lang w:val="es-ES" w:eastAsia="es-ES"/>
-          <ns2:ligatures ns2:val="none"/>
+          <w14:ligatures w14:val="none"/>
         </w:rPr>
         <w:t>la</w:t>
       </w:r>
@@ -3027,7 +2982,7 @@
           <w:color w:val="000000"/>
           <w:kern w:val="0"/>
           <w:lang w:val="es-ES" w:eastAsia="es-ES"/>
-          <ns2:ligatures ns2:val="none"/>
+          <w14:ligatures w14:val="none"/>
         </w:rPr>
         <w:t xml:space="preserve"> denunciante en virtud del hecho materia de denuncia</w:t>
       </w:r>
@@ -3037,12 +2992,12 @@
           <w:color w:val="000000"/>
           <w:kern w:val="0"/>
           <w:lang w:val="es-ES" w:eastAsia="es-ES"/>
-          <ns2:ligatures ns2:val="none"/>
+          <w14:ligatures w14:val="none"/>
         </w:rPr>
         <w:t>.</w:t>
       </w:r>
     </w:p>
-    <w:p ns2:paraId="12A4D8BD" ns2:textId="77777777">
+    <w:p>
       <w:pPr>
         <w:spacing w:after="0" w:line="240" w:lineRule="auto"/>
         <w:jc w:val="both"/>
@@ -3052,30 +3007,30 @@
           <w:color w:val="000000"/>
           <w:kern w:val="0"/>
           <w:lang w:val="es-ES" w:eastAsia="es-PE"/>
-          <ns2:ligatures ns2:val="none"/>
-        </w:rPr>
-      </w:pPr>
-    </w:p>
-    <w:p ns2:paraId="591B7E6F" ns2:textId="77777777">
-      <w:pPr>
-        <w:spacing w:after="0" w:line="240" w:lineRule="auto"/>
-        <w:jc w:val="both"/>
-        <w:rPr>
-          <w:rFonts w:ascii="Arial Narrow" w:eastAsia="Arial Narrow" w:hAnsi="Arial Narrow" w:cs="Arial Narrow"/>
-          <w:color w:val="000000"/>
-          <w:kern w:val="0"/>
-          <w:lang w:eastAsia="es-PE"/>
-          <ns2:ligatures ns2:val="none"/>
-        </w:rPr>
-      </w:pPr>
-      <w:r>
-        <w:rPr>
-          <w:rFonts w:ascii="Arial Narrow" w:eastAsia="Arial Narrow" w:hAnsi="Arial Narrow" w:cs="Arial Narrow"/>
-          <w:b/>
-          <w:color w:val="000000"/>
-          <w:kern w:val="0"/>
-          <w:lang w:eastAsia="es-PE"/>
-          <ns2:ligatures ns2:val="none"/>
+          <w14:ligatures w14:val="none"/>
+        </w:rPr>
+      </w:pPr>
+    </w:p>
+    <w:p>
+      <w:pPr>
+        <w:spacing w:after="0" w:line="240" w:lineRule="auto"/>
+        <w:jc w:val="both"/>
+        <w:rPr>
+          <w:rFonts w:ascii="Arial Narrow" w:eastAsia="Arial Narrow" w:hAnsi="Arial Narrow" w:cs="Arial Narrow"/>
+          <w:color w:val="000000"/>
+          <w:kern w:val="0"/>
+          <w:lang w:eastAsia="es-PE"/>
+          <w14:ligatures w14:val="none"/>
+        </w:rPr>
+      </w:pPr>
+      <w:r>
+        <w:rPr>
+          <w:rFonts w:ascii="Arial Narrow" w:eastAsia="Arial Narrow" w:hAnsi="Arial Narrow" w:cs="Arial Narrow"/>
+          <w:b/>
+          <w:color w:val="000000"/>
+          <w:kern w:val="0"/>
+          <w:lang w:eastAsia="es-PE"/>
+          <w14:ligatures w14:val="none"/>
         </w:rPr>
         <w:t>SEXTO:</w:t>
       </w:r>
@@ -3085,7 +3040,7 @@
           <w:color w:val="000000"/>
           <w:kern w:val="0"/>
           <w:lang w:eastAsia="es-PE"/>
-          <ns2:ligatures ns2:val="none"/>
+          <w14:ligatures w14:val="none"/>
         </w:rPr>
         <w:t xml:space="preserve"> </w:t>
       </w:r>
@@ -3096,7 +3051,7 @@
           <w:color w:val="000000"/>
           <w:kern w:val="0"/>
           <w:lang w:eastAsia="es-PE"/>
-          <ns2:ligatures ns2:val="none"/>
+          <w14:ligatures w14:val="none"/>
         </w:rPr>
         <w:t>informar a las partes que el artículo 110</w:t>
       </w:r>
@@ -3106,7 +3061,7 @@
           <w:color w:val="000000"/>
           <w:kern w:val="0"/>
           <w:lang w:eastAsia="es-PE"/>
-          <ns2:ligatures ns2:val="none"/>
+          <w14:ligatures w14:val="none"/>
         </w:rPr>
         <w:t/>
       </w:r>
@@ -3116,7 +3071,7 @@
           <w:color w:val="000000"/>
           <w:kern w:val="0"/>
           <w:lang w:eastAsia="es-PE"/>
-          <ns2:ligatures ns2:val="none"/>
+          <w14:ligatures w14:val="none"/>
         </w:rPr>
         <w:t xml:space="preserve"> de la Ley 29571, Código de Protección y Defensa del Consumidor</w:t>
       </w:r>
@@ -3128,7 +3083,7 @@
           <w:kern w:val="0"/>
           <w:vertAlign w:val="superscript"/>
           <w:lang w:eastAsia="es-PE"/>
-          <ns2:ligatures ns2:val="none"/>
+          <w14:ligatures w14:val="none"/>
         </w:rPr>
         <w:footnoteReference w:id="8"/>
       </w:r>
@@ -3138,7 +3093,7 @@
           <w:color w:val="000000"/>
           <w:kern w:val="0"/>
           <w:lang w:eastAsia="es-PE"/>
-          <ns2:ligatures ns2:val="none"/>
+          <w14:ligatures w14:val="none"/>
         </w:rPr>
         <w:t>, faculta a la Comisión a calificar las infracciones de la referida norma como leves, graves o muy graves e imponer sanciones que van desde una amonestación hasta una multa por un máximo de 450 Unidades Impositivas Tributarias, sin perjuicio de las medidas correctivas, reparadoras y complementarias, que puedan ordenarse de acuerdo a lo estipulado en los artículos 114</w:t>
       </w:r>
@@ -3148,7 +3103,7 @@
           <w:color w:val="000000"/>
           <w:kern w:val="0"/>
           <w:lang w:eastAsia="es-PE"/>
-          <ns2:ligatures ns2:val="none"/>
+          <w14:ligatures w14:val="none"/>
         </w:rPr>
         <w:t/>
       </w:r>
@@ -3158,7 +3113,7 @@
           <w:color w:val="000000"/>
           <w:kern w:val="0"/>
           <w:lang w:eastAsia="es-PE"/>
-          <ns2:ligatures ns2:val="none"/>
+          <w14:ligatures w14:val="none"/>
         </w:rPr>
         <w:t>, 115</w:t>
       </w:r>
@@ -3168,7 +3123,7 @@
           <w:color w:val="000000"/>
           <w:kern w:val="0"/>
           <w:lang w:eastAsia="es-PE"/>
-          <ns2:ligatures ns2:val="none"/>
+          <w14:ligatures w14:val="none"/>
         </w:rPr>
         <w:t/>
       </w:r>
@@ -3178,7 +3133,7 @@
           <w:color w:val="000000"/>
           <w:kern w:val="0"/>
           <w:lang w:eastAsia="es-PE"/>
-          <ns2:ligatures ns2:val="none"/>
+          <w14:ligatures w14:val="none"/>
         </w:rPr>
         <w:t xml:space="preserve"> y 116</w:t>
       </w:r>
@@ -3188,7 +3143,7 @@
           <w:color w:val="000000"/>
           <w:kern w:val="0"/>
           <w:lang w:eastAsia="es-PE"/>
-          <ns2:ligatures ns2:val="none"/>
+          <w14:ligatures w14:val="none"/>
         </w:rPr>
         <w:t/>
       </w:r>
@@ -3198,7 +3153,7 @@
           <w:color w:val="000000"/>
           <w:kern w:val="0"/>
           <w:lang w:eastAsia="es-PE"/>
-          <ns2:ligatures ns2:val="none"/>
+          <w14:ligatures w14:val="none"/>
         </w:rPr>
         <w:t xml:space="preserve"> de la referida norma</w:t>
       </w:r>
@@ -3210,7 +3165,7 @@
           <w:kern w:val="0"/>
           <w:vertAlign w:val="superscript"/>
           <w:lang w:eastAsia="es-PE"/>
-          <ns2:ligatures ns2:val="none"/>
+          <w14:ligatures w14:val="none"/>
         </w:rPr>
         <w:footnoteReference w:id="9"/>
       </w:r>
@@ -3220,7 +3175,7 @@
           <w:color w:val="000000"/>
           <w:kern w:val="0"/>
           <w:lang w:eastAsia="es-PE"/>
-          <ns2:ligatures ns2:val="none"/>
+          <w14:ligatures w14:val="none"/>
         </w:rPr>
         <w:t xml:space="preserve">. </w:t>
       </w:r>
@@ -3231,7 +3186,7 @@
           <w:color w:val="000000"/>
           <w:kern w:val="0"/>
           <w:lang w:eastAsia="es-PE"/>
-          <ns2:ligatures ns2:val="none"/>
+          <w14:ligatures w14:val="none"/>
         </w:rPr>
         <w:lastRenderedPageBreak/>
         <w:t>Asimismo, se consideran circunstancias atenuantes para la graduación de la sanción, el allanamiento de la denuncia o el reconocimiento de las pretensiones en ella contenidas, de acuerdo con el artículo 112</w:t>
@@ -3242,7 +3197,7 @@
           <w:color w:val="000000"/>
           <w:kern w:val="0"/>
           <w:lang w:eastAsia="es-PE"/>
-          <ns2:ligatures ns2:val="none"/>
+          <w14:ligatures w14:val="none"/>
         </w:rPr>
         <w:t/>
       </w:r>
@@ -3252,7 +3207,7 @@
           <w:color w:val="000000"/>
           <w:kern w:val="0"/>
           <w:lang w:eastAsia="es-PE"/>
-          <ns2:ligatures ns2:val="none"/>
+          <w14:ligatures w14:val="none"/>
         </w:rPr>
         <w:t xml:space="preserve"> del Código</w:t>
       </w:r>
@@ -3264,7 +3219,7 @@
           <w:kern w:val="0"/>
           <w:vertAlign w:val="superscript"/>
           <w:lang w:eastAsia="es-PE"/>
-          <ns2:ligatures ns2:val="none"/>
+          <w14:ligatures w14:val="none"/>
         </w:rPr>
         <w:footnoteReference w:id="10"/>
       </w:r>
@@ -3274,12 +3229,12 @@
           <w:color w:val="000000"/>
           <w:kern w:val="0"/>
           <w:lang w:eastAsia="es-PE"/>
-          <ns2:ligatures ns2:val="none"/>
+          <w14:ligatures w14:val="none"/>
         </w:rPr>
         <w:t>.</w:t>
       </w:r>
     </w:p>
-    <w:p ns2:paraId="0ECE55DF" ns2:textId="77777777">
+    <w:p>
       <w:pPr>
         <w:shd w:val="clear" w:color="auto" w:fill="FFFFFF"/>
         <w:spacing w:after="0" w:line="240" w:lineRule="auto"/>
@@ -3290,11 +3245,11 @@
           <w:color w:val="000000"/>
           <w:kern w:val="0"/>
           <w:lang w:eastAsia="es-PE"/>
-          <ns2:ligatures ns2:val="none"/>
-        </w:rPr>
-      </w:pPr>
-    </w:p>
-    <w:p ns2:paraId="1CC114EB" ns2:textId="77777777">
+          <w14:ligatures w14:val="none"/>
+        </w:rPr>
+      </w:pPr>
+    </w:p>
+    <w:p>
       <w:pPr>
         <w:shd w:val="clear" w:color="auto" w:fill="FFFFFF"/>
         <w:spacing w:after="0" w:line="240" w:lineRule="auto"/>
@@ -3304,17 +3259,17 @@
           <w:color w:val="000000"/>
           <w:kern w:val="0"/>
           <w:lang w:eastAsia="es-PE"/>
-          <ns2:ligatures ns2:val="none"/>
-        </w:rPr>
-      </w:pPr>
-      <w:r>
-        <w:rPr>
-          <w:rFonts w:ascii="Arial Narrow" w:eastAsia="Arial Narrow" w:hAnsi="Arial Narrow" w:cs="Arial Narrow"/>
-          <w:b/>
-          <w:color w:val="000000"/>
-          <w:kern w:val="0"/>
-          <w:lang w:eastAsia="es-PE"/>
-          <ns2:ligatures ns2:val="none"/>
+          <w14:ligatures w14:val="none"/>
+        </w:rPr>
+      </w:pPr>
+      <w:r>
+        <w:rPr>
+          <w:rFonts w:ascii="Arial Narrow" w:eastAsia="Arial Narrow" w:hAnsi="Arial Narrow" w:cs="Arial Narrow"/>
+          <w:b/>
+          <w:color w:val="000000"/>
+          <w:kern w:val="0"/>
+          <w:lang w:eastAsia="es-PE"/>
+          <w14:ligatures w14:val="none"/>
         </w:rPr>
         <w:t>SÉTIMO:</w:t>
       </w:r>
@@ -3324,7 +3279,7 @@
           <w:color w:val="000000"/>
           <w:kern w:val="0"/>
           <w:lang w:eastAsia="es-PE"/>
-          <ns2:ligatures ns2:val="none"/>
+          <w14:ligatures w14:val="none"/>
         </w:rPr>
         <w:t xml:space="preserve"> informar a las partes que conforme a lo establecido en el artículo 39</w:t>
       </w:r>
@@ -3334,7 +3289,7 @@
           <w:color w:val="000000"/>
           <w:kern w:val="0"/>
           <w:lang w:eastAsia="es-PE"/>
-          <ns2:ligatures ns2:val="none"/>
+          <w14:ligatures w14:val="none"/>
         </w:rPr>
         <w:t/>
       </w:r>
@@ -3344,12 +3299,12 @@
           <w:color w:val="000000"/>
           <w:kern w:val="0"/>
           <w:lang w:eastAsia="es-PE"/>
-          <ns2:ligatures ns2:val="none"/>
+          <w14:ligatures w14:val="none"/>
         </w:rPr>
         <w:t xml:space="preserve"> de la Ley sobre Facultades, Normas y Organización del Indecopi, aprobada por Decreto Legislativo 807, los gastos por los peritajes realizados, actuación de pruebas, inspecciones y otros derivados de la tramitación del proceso serán de cargo de la parte que solicita la prueba, salvo pacto en contrario. En todos los casos, la resolución final determinará si los gastos deben ser asumidos por alguna de las partes, o reembolsados a la otra parte o al Indecopi, según sea el caso, de manera adicional a la sanción que haya podido imponerse. </w:t>
       </w:r>
     </w:p>
-    <w:p ns2:paraId="364C4B19" ns2:textId="77777777">
+    <w:p>
       <w:pPr>
         <w:shd w:val="clear" w:color="auto" w:fill="FFFFFF"/>
         <w:spacing w:after="0" w:line="240" w:lineRule="auto"/>
@@ -3359,11 +3314,11 @@
           <w:color w:val="000000"/>
           <w:kern w:val="0"/>
           <w:lang w:eastAsia="es-PE"/>
-          <ns2:ligatures ns2:val="none"/>
-        </w:rPr>
-      </w:pPr>
-    </w:p>
-    <w:p ns2:paraId="27E9BBC0" ns2:textId="77777777">
+          <w14:ligatures w14:val="none"/>
+        </w:rPr>
+      </w:pPr>
+    </w:p>
+    <w:p>
       <w:pPr>
         <w:suppressAutoHyphens/>
         <w:spacing w:after="0" w:line="240" w:lineRule="auto"/>
@@ -3372,7 +3327,7 @@
           <w:rFonts w:ascii="Arial Narrow" w:eastAsia="Calibri" w:hAnsi="Arial Narrow" w:cs="Arial"/>
           <w:kern w:val="0"/>
           <w:u w:val="single"/>
-          <ns2:ligatures ns2:val="none"/>
+          <w14:ligatures w14:val="none"/>
         </w:rPr>
       </w:pPr>
       <w:r>
@@ -3381,7 +3336,7 @@
           <w:b/>
           <w:bCs/>
           <w:kern w:val="0"/>
-          <ns2:ligatures ns2:val="none"/>
+          <w14:ligatures w14:val="none"/>
         </w:rPr>
         <w:t>OCTAVO</w:t>
       </w:r>
@@ -3390,7 +3345,7 @@
           <w:rFonts w:ascii="Arial Narrow" w:eastAsia="Calibri" w:hAnsi="Arial Narrow" w:cs="Arial"/>
           <w:b/>
           <w:kern w:val="0"/>
-          <ns2:ligatures ns2:val="none"/>
+          <w14:ligatures w14:val="none"/>
         </w:rPr>
         <w:t>:</w:t>
       </w:r>
@@ -3398,7 +3353,7 @@
         <w:rPr>
           <w:rFonts w:ascii="Arial Narrow" w:eastAsia="Calibri" w:hAnsi="Arial Narrow" w:cs="Arial"/>
           <w:kern w:val="0"/>
-          <ns2:ligatures ns2:val="none"/>
+          <w14:ligatures w14:val="none"/>
         </w:rPr>
         <w:t xml:space="preserve"> comunicar a las partes que, </w:t>
       </w:r>
@@ -3407,7 +3362,7 @@
         <w:rPr>
           <w:rFonts w:ascii="Arial Narrow" w:eastAsia="Calibri" w:hAnsi="Arial Narrow" w:cs="Arial"/>
           <w:kern w:val="0"/>
-          <ns2:ligatures ns2:val="none"/>
+          <w14:ligatures w14:val="none"/>
         </w:rPr>
         <w:t>de acuerdo a</w:t>
       </w:r>
@@ -3416,7 +3371,7 @@
         <w:rPr>
           <w:rFonts w:ascii="Arial Narrow" w:eastAsia="Calibri" w:hAnsi="Arial Narrow" w:cs="Arial"/>
           <w:kern w:val="0"/>
-          <ns2:ligatures ns2:val="none"/>
+          <w14:ligatures w14:val="none"/>
         </w:rPr>
         <w:t xml:space="preserve"> lo señalado por el artículo 29</w:t>
       </w:r>
@@ -3426,7 +3381,7 @@
           <w:color w:val="000000"/>
           <w:kern w:val="0"/>
           <w:lang w:eastAsia="es-PE"/>
-          <ns2:ligatures ns2:val="none"/>
+          <w14:ligatures w14:val="none"/>
         </w:rPr>
         <w:t/>
       </w:r>
@@ -3434,7 +3389,7 @@
         <w:rPr>
           <w:rFonts w:ascii="Arial Narrow" w:eastAsia="Calibri" w:hAnsi="Arial Narrow" w:cs="Arial"/>
           <w:kern w:val="0"/>
-          <ns2:ligatures ns2:val="none"/>
+          <w14:ligatures w14:val="none"/>
         </w:rPr>
         <w:t xml:space="preserve"> del Decreto Legislativo 807</w:t>
       </w:r>
@@ -3444,7 +3399,7 @@
           <w:rFonts w:ascii="Arial Narrow" w:eastAsia="Calibri" w:hAnsi="Arial Narrow" w:cs="Arial"/>
           <w:kern w:val="0"/>
           <w:vertAlign w:val="superscript"/>
-          <ns2:ligatures ns2:val="none"/>
+          <w14:ligatures w14:val="none"/>
         </w:rPr>
         <w:footnoteReference w:id="11"/>
       </w:r>
@@ -3452,7 +3407,7 @@
         <w:rPr>
           <w:rFonts w:ascii="Arial Narrow" w:eastAsia="Calibri" w:hAnsi="Arial Narrow" w:cs="Arial"/>
           <w:kern w:val="0"/>
-          <ns2:ligatures ns2:val="none"/>
+          <w14:ligatures w14:val="none"/>
         </w:rPr>
         <w:t xml:space="preserve">, hasta antes de la emisión de la Resolución Final tienen la posibilidad de solicitar una audiencia de conciliación. En caso deleguen a favor de una tercera persona su actuación en la diligencia programada, esta deberá presentar un poder especial con firma legalizada ante Notario Público, donde conste </w:t>
       </w:r>
@@ -3461,7 +3416,7 @@
           <w:rFonts w:ascii="Arial Narrow" w:eastAsia="Calibri" w:hAnsi="Arial Narrow" w:cs="Arial"/>
           <w:kern w:val="0"/>
           <w:u w:val="single"/>
-          <ns2:ligatures ns2:val="none"/>
+          <w14:ligatures w14:val="none"/>
         </w:rPr>
         <w:lastRenderedPageBreak/>
         <w:t>expresamente su facultad para asistir y conciliar en su representación</w:t>
@@ -3471,7 +3426,7 @@
           <w:rFonts w:ascii="Arial Narrow" w:eastAsia="Calibri" w:hAnsi="Arial Narrow" w:cs="Arial"/>
           <w:bCs/>
           <w:kern w:val="0"/>
-          <ns2:ligatures ns2:val="none"/>
+          <w14:ligatures w14:val="none"/>
         </w:rPr>
         <w:t>.</w:t>
       </w:r>
@@ -3481,7 +3436,7 @@
           <w:b/>
           <w:bCs/>
           <w:kern w:val="0"/>
-          <ns2:ligatures ns2:val="none"/>
+          <w14:ligatures w14:val="none"/>
         </w:rPr>
         <w:t xml:space="preserve"> </w:t>
       </w:r>
@@ -3490,12 +3445,12 @@
           <w:rFonts w:ascii="Arial Narrow" w:eastAsia="Calibri" w:hAnsi="Arial Narrow" w:cs="Arial"/>
           <w:kern w:val="0"/>
           <w:u w:val="single"/>
-          <ns2:ligatures ns2:val="none"/>
+          <w14:ligatures w14:val="none"/>
         </w:rPr>
         <w:t xml:space="preserve">Ello bajo apercibimiento de no realizar la audiencia de conciliación y levantar el acta de inasistencia correspondiente. </w:t>
       </w:r>
     </w:p>
-    <w:p ns2:paraId="4CD47B08" ns2:textId="77777777">
+    <w:p>
       <w:pPr>
         <w:suppressAutoHyphens/>
         <w:spacing w:after="0" w:line="240" w:lineRule="auto"/>
@@ -3504,11 +3459,11 @@
           <w:rFonts w:ascii="Arial Narrow" w:eastAsia="Calibri" w:hAnsi="Arial Narrow" w:cs="Arial"/>
           <w:kern w:val="0"/>
           <w:u w:val="single"/>
-          <ns2:ligatures ns2:val="none"/>
-        </w:rPr>
-      </w:pPr>
-    </w:p>
-    <w:p ns2:paraId="0E80CA49" ns2:textId="77777777">
+          <w14:ligatures w14:val="none"/>
+        </w:rPr>
+      </w:pPr>
+    </w:p>
+    <w:p>
       <w:pPr>
         <w:suppressAutoHyphens/>
         <w:spacing w:after="0" w:line="240" w:lineRule="auto"/>
@@ -3518,7 +3473,7 @@
           <w:color w:val="000000"/>
           <w:kern w:val="0"/>
           <w:lang w:eastAsia="es-PE"/>
-          <ns2:ligatures ns2:val="none"/>
+          <w14:ligatures w14:val="none"/>
         </w:rPr>
       </w:pPr>
       <w:r>
@@ -3528,7 +3483,7 @@
           <w:color w:val="000000"/>
           <w:kern w:val="0"/>
           <w:lang w:eastAsia="es-PE"/>
-          <ns2:ligatures ns2:val="none"/>
+          <w14:ligatures w14:val="none"/>
         </w:rPr>
         <w:t>NOVENO:</w:t>
       </w:r>
@@ -3538,14 +3493,14 @@
           <w:color w:val="000000"/>
           <w:kern w:val="0"/>
           <w:lang w:eastAsia="es-PE"/>
-          <ns2:ligatures ns2:val="none"/>
+          <w14:ligatures w14:val="none"/>
         </w:rPr>
         <w:t xml:space="preserve"> poner en conocimiento de las partes que, antes de la emisión de la Resolución Final, tienen la posibilidad de formular su desistimiento o presentar el acuerdo arribado mediante la conciliación, mediación, transacción o cualquier otro que, de forma indubitable, deje constancia que se ha solucionado la controversia materia de denuncia.</w:t>
       </w:r>
       <w:bookmarkStart w:id="7" w:name="h.gjdgxs" w:colFirst="0" w:colLast="0"/>
       <w:bookmarkEnd w:id="7"/>
     </w:p>
-    <w:p ns2:paraId="7DDD06F7" ns2:textId="77777777">
+    <w:p>
       <w:pPr>
         <w:suppressAutoHyphens/>
         <w:spacing w:after="0" w:line="240" w:lineRule="auto"/>
@@ -3555,11 +3510,11 @@
           <w:color w:val="000000"/>
           <w:kern w:val="0"/>
           <w:lang w:eastAsia="es-PE"/>
-          <ns2:ligatures ns2:val="none"/>
-        </w:rPr>
-      </w:pPr>
-    </w:p>
-    <w:p ns2:paraId="236137A1" ns2:textId="2314CD08">
+          <w14:ligatures w14:val="none"/>
+        </w:rPr>
+      </w:pPr>
+    </w:p>
+    <w:p>
       <w:pPr>
         <w:suppressAutoHyphens/>
         <w:spacing w:after="0" w:line="240" w:lineRule="auto"/>
@@ -3582,7 +3537,7 @@
           <w:b/>
           <w:spacing w:val="-3"/>
           <w:kern w:val="0"/>
-          <ns2:ligatures ns2:val="none"/>
+          <w14:ligatures w14:val="none"/>
         </w:rPr>
         <w:t/>
       </w:r>
@@ -3592,7 +3547,7 @@
           <w:bCs/>
           <w:spacing w:val="-3"/>
           <w:kern w:val="0"/>
-          <ns2:ligatures ns2:val="none"/>
+          <w14:ligatures w14:val="none"/>
         </w:rPr>
         <w:t xml:space="preserve"/>
       </w:r>
@@ -3602,7 +3557,7 @@
           <w:bCs/>
           <w:spacing w:val="-3"/>
           <w:kern w:val="0"/>
-          <ns2:ligatures ns2:val="none"/>
+          <w14:ligatures w14:val="none"/>
         </w:rPr>
         <w:t xml:space="preserve"/>
       </w:r>
@@ -3613,7 +3568,7 @@
           <w:kern w:val="0"/>
           <w:shd w:val="clear" w:color="auto" w:fill="FFFFFF"/>
           <w:lang w:eastAsia="es-PE"/>
-          <ns2:ligatures ns2:val="none"/>
+          <w14:ligatures w14:val="none"/>
         </w:rPr>
         <w:t/>
       </w:r>
@@ -3624,7 +3579,7 @@
           <w:kern w:val="0"/>
           <w:shd w:val="clear" w:color="auto" w:fill="FFFFFF"/>
           <w:lang w:eastAsia="es-PE"/>
-          <ns2:ligatures ns2:val="none"/>
+          <w14:ligatures w14:val="none"/>
         </w:rPr>
         <w:t xml:space="preserve"/>
       </w:r>
@@ -3739,7 +3694,7 @@
           <w:color w:val="000000"/>
           <w:kern w:val="0"/>
           <w:lang w:eastAsia="es-PE"/>
-          <ns2:ligatures ns2:val="none"/>
+          <w14:ligatures w14:val="none"/>
         </w:rPr>
         <w:t/>
       </w:r>
@@ -3763,7 +3718,7 @@
           <w:color w:val="000000"/>
           <w:kern w:val="0"/>
           <w:lang w:eastAsia="es-PE"/>
-          <ns2:ligatures ns2:val="none"/>
+          <w14:ligatures w14:val="none"/>
         </w:rPr>
         <w:t/>
       </w:r>
@@ -3789,7 +3744,7 @@
         <w:t/>
       </w:r>
     </w:p>
-    <w:p ns2:paraId="639FE5BE" ns2:textId="77777777">
+    <w:p>
       <w:pPr>
         <w:suppressAutoHyphens/>
         <w:spacing w:after="0" w:line="240" w:lineRule="auto"/>
@@ -3799,7 +3754,7 @@
         </w:rPr>
       </w:pPr>
     </w:p>
-    <w:p ns2:paraId="23716787" ns2:textId="77777777">
+    <w:p>
       <w:pPr>
         <w:suppressAutoHyphens/>
         <w:spacing w:after="0" w:line="240" w:lineRule="auto"/>
@@ -3809,35 +3764,35 @@
         </w:rPr>
       </w:pPr>
     </w:p>
-    <w:p ns2:paraId="509D673B" ns2:textId="77777777">
-      <w:pPr>
-        <w:spacing w:after="0" w:line="240" w:lineRule="auto"/>
-        <w:jc w:val="both"/>
-        <w:rPr>
-          <w:rFonts w:ascii="Arial Narrow" w:eastAsia="Arial Narrow" w:hAnsi="Arial Narrow" w:cs="Arial Narrow"/>
-          <w:b/>
-          <w:color w:val="000000"/>
-          <w:kern w:val="0"/>
-          <w:lang w:eastAsia="es-PE"/>
-          <ns2:ligatures ns2:val="none"/>
-        </w:rPr>
-      </w:pPr>
-    </w:p>
-    <w:p ns2:paraId="375C384E" ns2:textId="77777777">
-      <w:pPr>
-        <w:spacing w:after="0" w:line="240" w:lineRule="auto"/>
-        <w:jc w:val="both"/>
-        <w:rPr>
-          <w:rFonts w:ascii="Arial Narrow" w:eastAsia="Arial Narrow" w:hAnsi="Arial Narrow" w:cs="Arial Narrow"/>
-          <w:b/>
-          <w:color w:val="000000"/>
-          <w:kern w:val="0"/>
-          <w:lang w:eastAsia="es-PE"/>
-          <ns2:ligatures ns2:val="none"/>
-        </w:rPr>
-      </w:pPr>
-    </w:p>
-    <w:p ns2:paraId="1D35E1AC" ns2:textId="77777777">
+    <w:p>
+      <w:pPr>
+        <w:spacing w:after="0" w:line="240" w:lineRule="auto"/>
+        <w:jc w:val="both"/>
+        <w:rPr>
+          <w:rFonts w:ascii="Arial Narrow" w:eastAsia="Arial Narrow" w:hAnsi="Arial Narrow" w:cs="Arial Narrow"/>
+          <w:b/>
+          <w:color w:val="000000"/>
+          <w:kern w:val="0"/>
+          <w:lang w:eastAsia="es-PE"/>
+          <w14:ligatures w14:val="none"/>
+        </w:rPr>
+      </w:pPr>
+    </w:p>
+    <w:p>
+      <w:pPr>
+        <w:spacing w:after="0" w:line="240" w:lineRule="auto"/>
+        <w:jc w:val="both"/>
+        <w:rPr>
+          <w:rFonts w:ascii="Arial Narrow" w:eastAsia="Arial Narrow" w:hAnsi="Arial Narrow" w:cs="Arial Narrow"/>
+          <w:b/>
+          <w:color w:val="000000"/>
+          <w:kern w:val="0"/>
+          <w:lang w:eastAsia="es-PE"/>
+          <w14:ligatures w14:val="none"/>
+        </w:rPr>
+      </w:pPr>
+    </w:p>
+    <w:p>
       <w:pPr>
         <w:shd w:val="clear" w:color="auto" w:fill="FFFFFF"/>
         <w:spacing w:after="0" w:line="240" w:lineRule="auto"/>
@@ -3848,7 +3803,7 @@
           <w:bCs/>
           <w:color w:val="000000"/>
           <w:kern w:val="0"/>
-          <ns2:ligatures ns2:val="none"/>
+          <w14:ligatures w14:val="none"/>
         </w:rPr>
       </w:pPr>
       <w:bookmarkStart w:id="8" w:name="_Hlk205479314"/>
@@ -3860,12 +3815,12 @@
           <w:bCs/>
           <w:color w:val="000000"/>
           <w:kern w:val="0"/>
-          <ns2:ligatures ns2:val="none"/>
+          <w14:ligatures w14:val="none"/>
         </w:rPr>
         <w:t xml:space="preserve">LUISA ANALÍ SILVA MALPARTIDA</w:t>
       </w:r>
     </w:p>
-    <w:p ns2:paraId="371F5109" ns2:textId="77777777">
+    <w:p>
       <w:pPr>
         <w:shd w:val="clear" w:color="auto" w:fill="FFFFFF"/>
         <w:spacing w:after="0" w:line="240" w:lineRule="auto"/>
@@ -3876,7 +3831,7 @@
           <w:bCs/>
           <w:color w:val="000000"/>
           <w:kern w:val="0"/>
-          <ns2:ligatures ns2:val="none"/>
+          <w14:ligatures w14:val="none"/>
         </w:rPr>
       </w:pPr>
       <w:r>
@@ -3886,12 +3841,12 @@
           <w:bCs/>
           <w:color w:val="000000"/>
           <w:kern w:val="0"/>
-          <ns2:ligatures ns2:val="none"/>
+          <w14:ligatures w14:val="none"/>
         </w:rPr>
         <w:t xml:space="preserve">Secretaria Técnica Ad Hoc</w:t>
       </w:r>
     </w:p>
-    <w:p ns2:paraId="4774A009" ns2:textId="77777777">
+    <w:p>
       <w:pPr>
         <w:shd w:val="clear" w:color="auto" w:fill="FFFFFF"/>
         <w:spacing w:after="0" w:line="240" w:lineRule="auto"/>
@@ -3900,7 +3855,7 @@
           <w:rFonts w:ascii="Arial Narrow" w:eastAsia="Calibri" w:hAnsi="Arial Narrow" w:cs="Times New Roman"/>
           <w:color w:val="000000"/>
           <w:kern w:val="0"/>
-          <ns2:ligatures ns2:val="none"/>
+          <w14:ligatures w14:val="none"/>
         </w:rPr>
       </w:pPr>
       <w:r>
@@ -3910,7 +3865,7 @@
           <w:bCs/>
           <w:color w:val="000000"/>
           <w:kern w:val="0"/>
-          <ns2:ligatures ns2:val="none"/>
+          <w14:ligatures w14:val="none"/>
         </w:rPr>
         <w:t>Comisión </w:t>
       </w:r>
@@ -3922,7 +3877,7 @@
           <w:color w:val="000000"/>
           <w:kern w:val="0"/>
           <w:shd w:val="clear" w:color="auto" w:fill="FFFFFF"/>
-          <ns2:ligatures ns2:val="none"/>
+          <w14:ligatures w14:val="none"/>
         </w:rPr>
         <w:t>de</w:t>
       </w:r>
@@ -3933,27 +3888,27 @@
           <w:bCs/>
           <w:color w:val="000000"/>
           <w:kern w:val="0"/>
-          <ns2:ligatures ns2:val="none"/>
+          <w14:ligatures w14:val="none"/>
         </w:rPr>
         <w:t> Protección al Consumidor 1</w:t>
       </w:r>
     </w:p>
     <w:bookmarkEnd w:id="8"/>
-    <w:p ns2:paraId="602C43F9" ns2:textId="77777777">
-      <w:pPr>
-        <w:spacing w:after="0" w:line="240" w:lineRule="auto"/>
-        <w:jc w:val="both"/>
-        <w:rPr>
-          <w:rFonts w:ascii="Arial Narrow" w:eastAsia="Arial Narrow" w:hAnsi="Arial Narrow" w:cs="Arial Narrow"/>
-          <w:b/>
-          <w:color w:val="000000"/>
-          <w:kern w:val="0"/>
-          <w:lang w:eastAsia="es-PE"/>
-          <ns2:ligatures ns2:val="none"/>
-        </w:rPr>
-      </w:pPr>
-    </w:p>
-    <w:p ns2:paraId="1D3884F8" ns2:textId="77777777">
+    <w:p>
+      <w:pPr>
+        <w:spacing w:after="0" w:line="240" w:lineRule="auto"/>
+        <w:jc w:val="both"/>
+        <w:rPr>
+          <w:rFonts w:ascii="Arial Narrow" w:eastAsia="Arial Narrow" w:hAnsi="Arial Narrow" w:cs="Arial Narrow"/>
+          <w:b/>
+          <w:color w:val="000000"/>
+          <w:kern w:val="0"/>
+          <w:lang w:eastAsia="es-PE"/>
+          <w14:ligatures w14:val="none"/>
+        </w:rPr>
+      </w:pPr>
+    </w:p>
+    <w:p>
       <w:pPr>
         <w:spacing w:after="0" w:line="240" w:lineRule="auto"/>
         <w:jc w:val="both"/>
@@ -3971,12 +3926,12 @@
           <w:sz w:val="16"/>
           <w:szCs w:val="16"/>
           <w:lang w:eastAsia="es-PE"/>
-          <ns2:ligatures ns2:val="none"/>
+          <w14:ligatures w14:val="none"/>
         </w:rPr>
         <w:t>LSM/JCQ</w:t>
       </w:r>
     </w:p>
-    <w:p ns2:paraId="08D2E184" ns2:textId="77777777">
+    <w:p>
       <w:pPr>
         <w:spacing w:line="240" w:lineRule="auto"/>
         <w:rPr>
@@ -3984,7 +3939,7 @@
         </w:rPr>
       </w:pPr>
     </w:p>
-    <w:p ns2:paraId="1D2233A3" ns2:textId="77777777">
+    <w:p>
       <w:pPr>
         <w:spacing w:line="240" w:lineRule="auto"/>
         <w:rPr>
@@ -3992,7 +3947,7 @@
         </w:rPr>
       </w:pPr>
     </w:p>
-    <w:p ns2:paraId="4423ADE9" ns2:textId="77777777">
+    <w:p>
       <w:pPr>
         <w:spacing w:line="240" w:lineRule="auto"/>
         <w:rPr>
@@ -4000,14 +3955,14 @@
         </w:rPr>
       </w:pPr>
     </w:p>
-    <w:p ns2:paraId="74AAB5F4" ns2:textId="77777777">
+    <w:p>
       <w:pPr>
         <w:spacing w:line="240" w:lineRule="auto"/>
       </w:pPr>
     </w:p>
     <w:sectPr>
-      <w:headerReference w:type="default" ns3:id="rId8"/>
-      <w:footerReference w:type="default" ns3:id="rId9"/>
+      <w:headerReference w:type="default" r:id="rId8"/>
+      <w:footerReference w:type="default" r:id="rId9"/>
       <w:pgSz w:w="11906" w:h="16838"/>
       <w:pgMar w:top="1417" w:right="1701" w:bottom="1417" w:left="1701" w:header="708" w:footer="708" w:gutter="0"/>
       <w:cols w:space="708"/>
@@ -4018,7 +3973,7 @@
 </file>
 
 <file path=word/endnotes.xml><?xml version="1.0" encoding="utf-8"?>
-<w:endnotes xmlns:wpc="http://schemas.microsoft.com/office/word/2010/wordprocessingCanvas" xmlns:cx="http://schemas.microsoft.com/office/drawing/2014/chartex" xmlns:cx1="http://schemas.microsoft.com/office/drawing/2015/9/8/chartex" xmlns:cx2="http://schemas.microsoft.com/office/drawing/2015/10/21/chartex" xmlns:cx3="http://schemas.microsoft.com/office/drawing/2016/5/9/chartex" xmlns:cx4="http://schemas.microsoft.com/office/drawing/2016/5/10/chartex" xmlns:cx5="http://schemas.microsoft.com/office/drawing/2016/5/11/chartex" xmlns:cx6="http://schemas.microsoft.com/office/drawing/2016/5/12/chartex" xmlns:cx7="http://schemas.microsoft.com/office/drawing/2016/5/13/chartex" xmlns:cx8="http://schemas.microsoft.com/office/drawing/2016/5/14/chartex" xmlns:mc="http://schemas.openxmlformats.org/markup-compatibility/2006" xmlns:aink="http://schemas.microsoft.com/office/drawing/2016/ink" xmlns:am3d="http://schemas.microsoft.com/office/drawing/2017/model3d" xmlns:o="urn:schemas-microsoft-com:office:office" xmlns:oel="http://schemas.microsoft.com/office/2019/extlst" xmlns:r="http://schemas.openxmlformats.org/officeDocument/2006/relationships" xmlns:m="http://schemas.openxmlformats.org/officeDocument/2006/math" xmlns:v="urn:schemas-microsoft-com:vml" xmlns:wp14="http://schemas.microsoft.com/office/word/2010/wordprocessingDrawing" xmlns:wp="http://schemas.openxmlformats.org/drawingml/2006/wordprocessingDrawing" xmlns:w10="urn:schemas-microsoft-com:office:word" xmlns:w="http://schemas.openxmlformats.org/wordprocessingml/2006/main" xmlns:w14="http://schemas.microsoft.com/office/word/2010/wordml" xmlns:w15="http://schemas.microsoft.com/office/word/2012/wordml" xmlns:w16cex="http://schemas.microsoft.com/office/word/2018/wordml/cex" xmlns:w16cid="http://schemas.microsoft.com/office/word/2016/wordml/cid" xmlns:w16="http://schemas.microsoft.com/office/word/2018/wordml" xmlns:w16du="http://schemas.microsoft.com/office/word/2023/wordml/word16du" xmlns:w16sdtdh="http://schemas.microsoft.com/office/word/2020/wordml/sdtdatahash" xmlns:w16sdtfl="http://schemas.microsoft.com/office/word/2024/wordml/sdtformatlock" xmlns:w16se="http://schemas.microsoft.com/office/word/2015/wordml/symex" xmlns:wpg="http://schemas.microsoft.com/office/word/2010/wordprocessingGroup" xmlns:wpi="http://schemas.microsoft.com/office/word/2010/wordprocessingInk" xmlns:wne="http://schemas.microsoft.com/office/word/2006/wordml" xmlns:wps="http://schemas.microsoft.com/office/word/2010/wordprocessingShape" mc:Ignorable="w14 w15 w16se w16cid w16 w16cex w16sdtdh w16sdtfl w16du wp14">
+<w:endnotes xmlns:mc="http://schemas.openxmlformats.org/markup-compatibility/2006" xmlns:r="http://schemas.openxmlformats.org/officeDocument/2006/relationships" xmlns:w="http://schemas.openxmlformats.org/wordprocessingml/2006/main" xmlns:w14="http://schemas.microsoft.com/office/word/2010/wordml" xmlns:w15="http://schemas.microsoft.com/office/word/2012/wordml" xmlns:w16="http://schemas.microsoft.com/office/word/2018/wordml" xmlns:w16cex="http://schemas.microsoft.com/office/word/2018/wordml/cex" xmlns:w16cid="http://schemas.microsoft.com/office/word/2016/wordml/cid" xmlns:w16du="http://schemas.microsoft.com/office/word/2023/wordml/word16du" xmlns:w16sdtdh="http://schemas.microsoft.com/office/word/2020/wordml/sdtdatahash" xmlns:w16se="http://schemas.microsoft.com/office/word/2015/wordml/symex" xmlns:wp14="http://schemas.microsoft.com/office/word/2010/wordprocessingDrawing" mc:Ignorable="w14 w15 w16se w16cid w16 w16cex w16sdtdh w16du wp14">
   <w:endnote w:type="separator" w:id="-1">
     <w:p>
       <w:pPr>
@@ -4043,7 +3998,7 @@
 </file>
 
 <file path=word/footer1.xml><?xml version="1.0" encoding="utf-8"?>
-<w:ftr xmlns:wpc="http://schemas.microsoft.com/office/word/2010/wordprocessingCanvas" xmlns:cx="http://schemas.microsoft.com/office/drawing/2014/chartex" xmlns:cx1="http://schemas.microsoft.com/office/drawing/2015/9/8/chartex" xmlns:cx2="http://schemas.microsoft.com/office/drawing/2015/10/21/chartex" xmlns:cx3="http://schemas.microsoft.com/office/drawing/2016/5/9/chartex" xmlns:cx4="http://schemas.microsoft.com/office/drawing/2016/5/10/chartex" xmlns:cx5="http://schemas.microsoft.com/office/drawing/2016/5/11/chartex" xmlns:cx6="http://schemas.microsoft.com/office/drawing/2016/5/12/chartex" xmlns:cx7="http://schemas.microsoft.com/office/drawing/2016/5/13/chartex" xmlns:cx8="http://schemas.microsoft.com/office/drawing/2016/5/14/chartex" xmlns:mc="http://schemas.openxmlformats.org/markup-compatibility/2006" xmlns:aink="http://schemas.microsoft.com/office/drawing/2016/ink" xmlns:am3d="http://schemas.microsoft.com/office/drawing/2017/model3d" xmlns:o="urn:schemas-microsoft-com:office:office" xmlns:oel="http://schemas.microsoft.com/office/2019/extlst" xmlns:r="http://schemas.openxmlformats.org/officeDocument/2006/relationships" xmlns:m="http://schemas.openxmlformats.org/officeDocument/2006/math" xmlns:v="urn:schemas-microsoft-com:vml" xmlns:wp14="http://schemas.microsoft.com/office/word/2010/wordprocessingDrawing" xmlns:wp="http://schemas.openxmlformats.org/drawingml/2006/wordprocessingDrawing" xmlns:w10="urn:schemas-microsoft-com:office:word" xmlns:w="http://schemas.openxmlformats.org/wordprocessingml/2006/main" xmlns:w14="http://schemas.microsoft.com/office/word/2010/wordml" xmlns:w15="http://schemas.microsoft.com/office/word/2012/wordml" xmlns:w16cex="http://schemas.microsoft.com/office/word/2018/wordml/cex" xmlns:w16cid="http://schemas.microsoft.com/office/word/2016/wordml/cid" xmlns:w16="http://schemas.microsoft.com/office/word/2018/wordml" xmlns:w16du="http://schemas.microsoft.com/office/word/2023/wordml/word16du" xmlns:w16sdtdh="http://schemas.microsoft.com/office/word/2020/wordml/sdtdatahash" xmlns:w16sdtfl="http://schemas.microsoft.com/office/word/2024/wordml/sdtformatlock" xmlns:w16se="http://schemas.microsoft.com/office/word/2015/wordml/symex" xmlns:wpg="http://schemas.microsoft.com/office/word/2010/wordprocessingGroup" xmlns:wpi="http://schemas.microsoft.com/office/word/2010/wordprocessingInk" xmlns:wne="http://schemas.microsoft.com/office/word/2006/wordml" xmlns:wps="http://schemas.microsoft.com/office/word/2010/wordprocessingShape" mc:Ignorable="w14 w15 w16se w16cid w16 w16cex w16sdtdh w16sdtfl w16du wp14">
+<w:ftr xmlns:mc="http://schemas.openxmlformats.org/markup-compatibility/2006" xmlns:r="http://schemas.openxmlformats.org/officeDocument/2006/relationships" xmlns:w="http://schemas.openxmlformats.org/wordprocessingml/2006/main" xmlns:w14="http://schemas.microsoft.com/office/word/2010/wordml" xmlns:w15="http://schemas.microsoft.com/office/word/2012/wordml" xmlns:w16="http://schemas.microsoft.com/office/word/2018/wordml" xmlns:w16cex="http://schemas.microsoft.com/office/word/2018/wordml/cex" xmlns:w16cid="http://schemas.microsoft.com/office/word/2016/wordml/cid" xmlns:w16du="http://schemas.microsoft.com/office/word/2023/wordml/word16du" xmlns:w16sdtdh="http://schemas.microsoft.com/office/word/2020/wordml/sdtdatahash" xmlns:w16se="http://schemas.microsoft.com/office/word/2015/wordml/symex" xmlns:wp14="http://schemas.microsoft.com/office/word/2010/wordprocessingDrawing" mc:Ignorable="w14 w15 w16se w16cid w16 w16cex w16sdtdh w16du wp14">
   <w:p>
     <w:pPr>
       <w:pBdr>
@@ -4122,7 +4077,7 @@
 </file>
 
 <file path=word/footnotes.xml><?xml version="1.0" encoding="utf-8"?>
-<w:footnotes xmlns:wpc="http://schemas.microsoft.com/office/word/2010/wordprocessingCanvas" xmlns:cx="http://schemas.microsoft.com/office/drawing/2014/chartex" xmlns:cx1="http://schemas.microsoft.com/office/drawing/2015/9/8/chartex" xmlns:cx2="http://schemas.microsoft.com/office/drawing/2015/10/21/chartex" xmlns:cx3="http://schemas.microsoft.com/office/drawing/2016/5/9/chartex" xmlns:cx4="http://schemas.microsoft.com/office/drawing/2016/5/10/chartex" xmlns:cx5="http://schemas.microsoft.com/office/drawing/2016/5/11/chartex" xmlns:cx6="http://schemas.microsoft.com/office/drawing/2016/5/12/chartex" xmlns:cx7="http://schemas.microsoft.com/office/drawing/2016/5/13/chartex" xmlns:cx8="http://schemas.microsoft.com/office/drawing/2016/5/14/chartex" xmlns:mc="http://schemas.openxmlformats.org/markup-compatibility/2006" xmlns:aink="http://schemas.microsoft.com/office/drawing/2016/ink" xmlns:am3d="http://schemas.microsoft.com/office/drawing/2017/model3d" xmlns:o="urn:schemas-microsoft-com:office:office" xmlns:oel="http://schemas.microsoft.com/office/2019/extlst" xmlns:r="http://schemas.openxmlformats.org/officeDocument/2006/relationships" xmlns:m="http://schemas.openxmlformats.org/officeDocument/2006/math" xmlns:v="urn:schemas-microsoft-com:vml" xmlns:wp14="http://schemas.microsoft.com/office/word/2010/wordprocessingDrawing" xmlns:wp="http://schemas.openxmlformats.org/drawingml/2006/wordprocessingDrawing" xmlns:w10="urn:schemas-microsoft-com:office:word" xmlns:w="http://schemas.openxmlformats.org/wordprocessingml/2006/main" xmlns:w14="http://schemas.microsoft.com/office/word/2010/wordml" xmlns:w15="http://schemas.microsoft.com/office/word/2012/wordml" xmlns:w16cex="http://schemas.microsoft.com/office/word/2018/wordml/cex" xmlns:w16cid="http://schemas.microsoft.com/office/word/2016/wordml/cid" xmlns:w16="http://schemas.microsoft.com/office/word/2018/wordml" xmlns:w16du="http://schemas.microsoft.com/office/word/2023/wordml/word16du" xmlns:w16sdtdh="http://schemas.microsoft.com/office/word/2020/wordml/sdtdatahash" xmlns:w16sdtfl="http://schemas.microsoft.com/office/word/2024/wordml/sdtformatlock" xmlns:w16se="http://schemas.microsoft.com/office/word/2015/wordml/symex" xmlns:wpg="http://schemas.microsoft.com/office/word/2010/wordprocessingGroup" xmlns:wpi="http://schemas.microsoft.com/office/word/2010/wordprocessingInk" xmlns:wne="http://schemas.microsoft.com/office/word/2006/wordml" xmlns:wps="http://schemas.microsoft.com/office/word/2010/wordprocessingShape" mc:Ignorable="w14 w15 w16se w16cid w16 w16cex w16sdtdh w16sdtfl w16du wp14">
+<w:footnotes xmlns:mc="http://schemas.openxmlformats.org/markup-compatibility/2006" xmlns:r="http://schemas.openxmlformats.org/officeDocument/2006/relationships" xmlns:w="http://schemas.openxmlformats.org/wordprocessingml/2006/main" xmlns:w14="http://schemas.microsoft.com/office/word/2010/wordml" xmlns:w15="http://schemas.microsoft.com/office/word/2012/wordml" xmlns:w16="http://schemas.microsoft.com/office/word/2018/wordml" xmlns:w16cex="http://schemas.microsoft.com/office/word/2018/wordml/cex" xmlns:w16cid="http://schemas.microsoft.com/office/word/2016/wordml/cid" xmlns:w16du="http://schemas.microsoft.com/office/word/2023/wordml/word16du" xmlns:w16sdtdh="http://schemas.microsoft.com/office/word/2020/wordml/sdtdatahash" xmlns:w16se="http://schemas.microsoft.com/office/word/2015/wordml/symex" xmlns:wp14="http://schemas.microsoft.com/office/word/2010/wordprocessingDrawing" mc:Ignorable="w14 w15 w16se w16cid w16 w16cex w16sdtdh w16du wp14">
   <w:footnote w:type="separator" w:id="-1">
     <w:p>
       <w:pPr>
@@ -5290,6 +5245,161 @@
       </w:pPr>
     </w:p>
   </w:footnote>
+  <w:footnote w:id="13">
+    <w:p>
+      <w:pPr>
+        <w:pStyle w:val="Textonotapie"/>
+        <w:ind w:left="567" w:hanging="567"/>
+        <w:jc w:val="both"/>
+      </w:pPr>
+      <w:r>
+        <w:rPr>
+          <w:rStyle w:val="Refdenotaalpie"/>
+          <w:rFonts w:ascii="Arial Narrow" w:hAnsi="Arial Narrow" w:cs="Arial"/>
+          <w:sz w:val="16"/>
+          <w:szCs w:val="16"/>
+          <w:vertAlign w:val="superscript"/>
+        </w:rPr>
+        <w:footnoteRef/>
+      </w:r>
+      <w:r>
+        <w:rPr>
+          <w:rFonts w:ascii="Arial Narrow" w:hAnsi="Arial Narrow" w:cs="Arial"/>
+          <w:sz w:val="16"/>
+          <w:szCs w:val="16"/>
+        </w:rPr>
+        <w:tab/>
+      </w:r>
+      <w:r>
+        <w:rPr>
+          <w:rFonts w:ascii="Arial Narrow" w:hAnsi="Arial Narrow" w:cs="Arial"/>
+          <w:b/>
+          <w:bCs/>
+          <w:sz w:val="16"/>
+          <w:szCs w:val="16"/>
+        </w:rPr>
+        <w:t xml:space="preserve">DECRETO LEGISLATIVO 807, LEY SOBRE FACULTADES, NORMAS Y ORGANIZACIÓN DEL INDECOPI, publicado el 18 de abril de 1996</w:t>
+      </w:r>
+    </w:p>
+    <w:p>
+      <w:pPr>
+        <w:pStyle w:val="Textonotapie"/>
+        <w:ind w:left="567" w:hanging="567"/>
+        <w:jc w:val="both"/>
+      </w:pPr>
+      <w:r>
+        <w:rPr>
+          <w:rFonts w:ascii="Arial Narrow" w:hAnsi="Arial Narrow" w:cs="Arial"/>
+          <w:sz w:val="16"/>
+          <w:szCs w:val="16"/>
+        </w:rPr>
+        <w:tab/>
+      </w:r>
+      <w:r>
+        <w:rPr>
+          <w:rFonts w:ascii="Arial Narrow" w:hAnsi="Arial Narrow" w:cs="Arial"/>
+          <w:b/>
+          <w:bCs/>
+          <w:sz w:val="16"/>
+          <w:szCs w:val="16"/>
+        </w:rPr>
+        <w:t xml:space="preserve">Artículo 26.-</w:t>
+      </w:r>
+      <w:r>
+        <w:rPr>
+          <w:rFonts w:ascii="Arial Narrow" w:hAnsi="Arial Narrow" w:cs="Arial"/>
+          <w:sz w:val="16"/>
+          <w:szCs w:val="16"/>
+        </w:rPr>
+        <w:t xml:space="preserve"> Una vez admitida a trámite la denuncia, se correrá traslado de la misma al denunciado, a fin de que éste presente su descargo. El plazo para la presentación del descargo será de cinco (5) días contados desde la notificación, vencido el cual, el Secretario Técnico declarará en rebeldía al denunciado que no lo hubiera presentado.</w:t>
+      </w:r>
+    </w:p>
+  </w:footnote>
+  <w:footnote w:id="14">
+    <w:p>
+      <w:pPr>
+        <w:pStyle w:val="Textonotapie"/>
+        <w:ind w:left="567" w:hanging="567"/>
+        <w:jc w:val="both"/>
+      </w:pPr>
+      <w:r>
+        <w:rPr>
+          <w:rStyle w:val="Refdenotaalpie"/>
+          <w:rFonts w:ascii="Arial Narrow" w:hAnsi="Arial Narrow" w:cs="Arial"/>
+          <w:sz w:val="16"/>
+          <w:szCs w:val="16"/>
+          <w:vertAlign w:val="superscript"/>
+        </w:rPr>
+        <w:footnoteRef/>
+      </w:r>
+      <w:r>
+        <w:rPr>
+          <w:rFonts w:ascii="Arial Narrow" w:hAnsi="Arial Narrow" w:cs="Arial"/>
+          <w:sz w:val="16"/>
+          <w:szCs w:val="16"/>
+        </w:rPr>
+        <w:tab/>
+      </w:r>
+      <w:r>
+        <w:rPr>
+          <w:rFonts w:ascii="Arial Narrow" w:hAnsi="Arial Narrow" w:cs="Arial"/>
+          <w:b/>
+          <w:bCs/>
+          <w:sz w:val="16"/>
+          <w:szCs w:val="16"/>
+        </w:rPr>
+        <w:t xml:space="preserve">DECRETO SUPREMO 006-2026-JUS, TEXTO ÚNICO ORDENADO DE LA LEY 27444, LEY DEL PROCEDIMIENTO ADMINISTRATIVO GENERAL, publicado el 30 de abril de 2026</w:t>
+      </w:r>
+    </w:p>
+    <w:p>
+      <w:pPr>
+        <w:pStyle w:val="Textonotapie"/>
+        <w:ind w:left="567" w:hanging="567"/>
+        <w:jc w:val="both"/>
+      </w:pPr>
+      <w:r>
+        <w:rPr>
+          <w:rFonts w:ascii="Arial Narrow" w:hAnsi="Arial Narrow" w:cs="Arial"/>
+          <w:sz w:val="16"/>
+          <w:szCs w:val="16"/>
+        </w:rPr>
+        <w:tab/>
+      </w:r>
+      <w:r>
+        <w:rPr>
+          <w:rFonts w:ascii="Arial Narrow" w:hAnsi="Arial Narrow" w:cs="Arial"/>
+          <w:b/>
+          <w:bCs/>
+          <w:sz w:val="16"/>
+          <w:szCs w:val="16"/>
+        </w:rPr>
+        <w:t xml:space="preserve">Artículo 223.- Contestación de la reclamación</w:t>
+      </w:r>
+    </w:p>
+    <w:p>
+      <w:pPr>
+        <w:pStyle w:val="Textonotapie"/>
+        <w:ind w:left="567" w:hanging="567"/>
+        <w:jc w:val="both"/>
+      </w:pPr>
+      <w:r>
+        <w:rPr>
+          <w:rFonts w:ascii="Arial Narrow" w:hAnsi="Arial Narrow" w:cs="Arial"/>
+          <w:sz w:val="16"/>
+          <w:szCs w:val="16"/>
+        </w:rPr>
+        <w:tab/>
+      </w:r>
+      <w:r>
+        <w:rPr>
+          <w:rFonts w:ascii="Arial Narrow" w:hAnsi="Arial Narrow" w:cs="Arial"/>
+          <w:sz w:val="16"/>
+          <w:szCs w:val="16"/>
+        </w:rPr>
+        <w:t xml:space="preserve">223.1 El reclamado deberá presentar la contestación de la reclamación dentro de los quince (15) días posteriores a la notificación de ésta; vencido este plazo, la Administración declarará en rebeldía al reclamado que no la hubiera presentado. La contestación deberá contener los requisitos de los escritos previstos en el artículo 113 de la presente Ley, así como la absolución de todos los asuntos controvertidos de hecho y de derecho, Las alegaciones y los hechos relevantes de la reclamación, salvo que hayan sido específicamente negadas en la contestación, se tendrán por aceptadas o merituadas como ciertas.</w:t>
+      </w:r>
+    </w:p>
+  </w:footnote>
   <w:footnote w:id="8">
     <w:p>
       <w:pPr>
@@ -6869,7 +6979,7 @@
 </file>
 
 <file path=word/header1.xml><?xml version="1.0" encoding="utf-8"?>
-<w:hdr xmlns:wpc="http://schemas.microsoft.com/office/word/2010/wordprocessingCanvas" xmlns:cx="http://schemas.microsoft.com/office/drawing/2014/chartex" xmlns:cx1="http://schemas.microsoft.com/office/drawing/2015/9/8/chartex" xmlns:cx2="http://schemas.microsoft.com/office/drawing/2015/10/21/chartex" xmlns:cx3="http://schemas.microsoft.com/office/drawing/2016/5/9/chartex" xmlns:cx4="http://schemas.microsoft.com/office/drawing/2016/5/10/chartex" xmlns:cx5="http://schemas.microsoft.com/office/drawing/2016/5/11/chartex" xmlns:cx6="http://schemas.microsoft.com/office/drawing/2016/5/12/chartex" xmlns:cx7="http://schemas.microsoft.com/office/drawing/2016/5/13/chartex" xmlns:cx8="http://schemas.microsoft.com/office/drawing/2016/5/14/chartex" xmlns:mc="http://schemas.openxmlformats.org/markup-compatibility/2006" xmlns:aink="http://schemas.microsoft.com/office/drawing/2016/ink" xmlns:am3d="http://schemas.microsoft.com/office/drawing/2017/model3d" xmlns:o="urn:schemas-microsoft-com:office:office" xmlns:oel="http://schemas.microsoft.com/office/2019/extlst" xmlns:r="http://schemas.openxmlformats.org/officeDocument/2006/relationships" xmlns:m="http://schemas.openxmlformats.org/officeDocument/2006/math" xmlns:v="urn:schemas-microsoft-com:vml" xmlns:wp14="http://schemas.microsoft.com/office/word/2010/wordprocessingDrawing" xmlns:wp="http://schemas.openxmlformats.org/drawingml/2006/wordprocessingDrawing" xmlns:w10="urn:schemas-microsoft-com:office:word" xmlns:w="http://schemas.openxmlformats.org/wordprocessingml/2006/main" xmlns:w14="http://schemas.microsoft.com/office/word/2010/wordml" xmlns:w15="http://schemas.microsoft.com/office/word/2012/wordml" xmlns:w16cex="http://schemas.microsoft.com/office/word/2018/wordml/cex" xmlns:w16cid="http://schemas.microsoft.com/office/word/2016/wordml/cid" xmlns:w16="http://schemas.microsoft.com/office/word/2018/wordml" xmlns:w16du="http://schemas.microsoft.com/office/word/2023/wordml/word16du" xmlns:w16sdtdh="http://schemas.microsoft.com/office/word/2020/wordml/sdtdatahash" xmlns:w16sdtfl="http://schemas.microsoft.com/office/word/2024/wordml/sdtformatlock" xmlns:w16se="http://schemas.microsoft.com/office/word/2015/wordml/symex" xmlns:wpg="http://schemas.microsoft.com/office/word/2010/wordprocessingGroup" xmlns:wpi="http://schemas.microsoft.com/office/word/2010/wordprocessingInk" xmlns:wne="http://schemas.microsoft.com/office/word/2006/wordml" xmlns:wps="http://schemas.microsoft.com/office/word/2010/wordprocessingShape" mc:Ignorable="w14 w15 w16se w16cid w16 w16cex w16sdtdh w16sdtfl w16du wp14">
+<w:hdr xmlns:a="http://schemas.openxmlformats.org/drawingml/2006/main" xmlns:a14="http://schemas.microsoft.com/office/drawing/2010/main" xmlns:mc="http://schemas.openxmlformats.org/markup-compatibility/2006" xmlns:pic="http://schemas.openxmlformats.org/drawingml/2006/picture" xmlns:r="http://schemas.openxmlformats.org/officeDocument/2006/relationships" xmlns:w="http://schemas.openxmlformats.org/wordprocessingml/2006/main" xmlns:w14="http://schemas.microsoft.com/office/word/2010/wordml" xmlns:w15="http://schemas.microsoft.com/office/word/2012/wordml" xmlns:w16="http://schemas.microsoft.com/office/word/2018/wordml" xmlns:w16cex="http://schemas.microsoft.com/office/word/2018/wordml/cex" xmlns:w16cid="http://schemas.microsoft.com/office/word/2016/wordml/cid" xmlns:w16du="http://schemas.microsoft.com/office/word/2023/wordml/word16du" xmlns:w16sdtdh="http://schemas.microsoft.com/office/word/2020/wordml/sdtdatahash" xmlns:w16se="http://schemas.microsoft.com/office/word/2015/wordml/symex" xmlns:wp="http://schemas.openxmlformats.org/drawingml/2006/wordprocessingDrawing" xmlns:wp14="http://schemas.microsoft.com/office/word/2010/wordprocessingDrawing" mc:Ignorable="w14 w15 w16se w16cid w16 w16cex w16sdtdh w16du wp14">
   <w:tbl>
     <w:tblPr>
       <w:tblW w:w="8645" w:type="dxa"/>

--- a/plantillas_maestras/02_seguro_vida/negativa_cobertura/2_o_mas_ddos_varios/mujer/TPL_1586_2025_SEGURO_VIDA_NEGATIVA_COBERTURA_ASEGURADORA_MUJER_R2.docx
+++ b/plantillas_maestras/02_seguro_vida/negativa_cobertura/2_o_mas_ddos_varios/mujer/TPL_1586_2025_SEGURO_VIDA_NEGATIVA_COBERTURA_ASEGURADORA_MUJER_R2.docx
@@ -10,9 +10,11 @@
         <w:spacing w:after="0" w:line="240" w:lineRule="auto"/>
         <w:jc w:val="both"/>
         <w:rPr>
-          <w:rFonts w:ascii="Arial Narrow" w:eastAsia="Times New Roman" w:hAnsi="Arial Narrow" w:cs="Times New Roman"/>
-          <w:color w:val="000000"/>
-          <w:kern w:val="0"/>
+          <w:rFonts w:ascii="Arial Narrow" w:eastAsia="Arial Narrow" w:hAnsi="Arial Narrow" w:cs="Arial Narrow"/>
+          <w:color w:val="000000"/>
+          <w:kern w:val="0"/>
+          <w:sz w:val="22"/>
+          <w:szCs w:val="22"/>
           <w:lang w:eastAsia="es-PE"/>
           <w14:ligatures w14:val="none"/>
         </w:rPr>
@@ -24,6 +26,8 @@
           <w:b/>
           <w:color w:val="000000"/>
           <w:kern w:val="0"/>
+          <w:sz w:val="22"/>
+          <w:szCs w:val="22"/>
           <w:lang w:eastAsia="es-PE"/>
           <w14:ligatures w14:val="none"/>
         </w:rPr>
@@ -35,6 +39,8 @@
           <w:b/>
           <w:color w:val="000000"/>
           <w:kern w:val="0"/>
+          <w:sz w:val="22"/>
+          <w:szCs w:val="22"/>
           <w:lang w:eastAsia="es-PE"/>
           <w14:ligatures w14:val="none"/>
         </w:rPr>
@@ -47,6 +53,8 @@
           <w:b/>
           <w:color w:val="000000"/>
           <w:kern w:val="0"/>
+          <w:sz w:val="22"/>
+          <w:szCs w:val="22"/>
           <w:lang w:eastAsia="es-PE"/>
           <w14:ligatures w14:val="none"/>
         </w:rPr>
@@ -54,11 +62,13 @@
       </w:r>
       <w:r>
         <w:rPr>
-          <w:rFonts w:ascii="Arial Narrow" w:eastAsia="Times New Roman" w:hAnsi="Arial Narrow" w:cs="Times New Roman"/>
+          <w:rFonts w:ascii="Arial Narrow" w:eastAsia="Arial Narrow" w:hAnsi="Arial Narrow" w:cs="Arial Narrow"/>
           <w:b/>
           <w:bCs/>
           <w:color w:val="000000"/>
           <w:kern w:val="0"/>
+          <w:sz w:val="22"/>
+          <w:szCs w:val="22"/>
           <w:shd w:val="clear" w:color="auto" w:fill="FFFFFF"/>
           <w:lang w:eastAsia="es-PE"/>
           <w14:ligatures w14:val="none"/>
@@ -67,11 +77,13 @@
       </w:r>
       <w:r>
         <w:rPr>
-          <w:rFonts w:ascii="Arial Narrow" w:eastAsia="Times New Roman" w:hAnsi="Arial Narrow" w:cs="Times New Roman"/>
+          <w:rFonts w:ascii="Arial Narrow" w:eastAsia="Arial Narrow" w:hAnsi="Arial Narrow" w:cs="Arial Narrow"/>
           <w:b/>
           <w:bCs/>
           <w:color w:val="000000"/>
           <w:kern w:val="0"/>
+          <w:sz w:val="22"/>
+          <w:szCs w:val="22"/>
           <w:shd w:val="clear" w:color="auto" w:fill="FFFFFF"/>
           <w:lang w:eastAsia="es-PE"/>
           <w14:ligatures w14:val="none"/>
@@ -93,16 +105,20 @@
           <w:b/>
           <w:color w:val="000000"/>
           <w:kern w:val="0"/>
-          <w:lang w:eastAsia="es-PE"/>
-          <w14:ligatures w14:val="none"/>
-        </w:rPr>
-      </w:pPr>
-      <w:r>
-        <w:rPr>
-          <w:rFonts w:ascii="Arial Narrow" w:eastAsia="Arial Narrow" w:hAnsi="Arial Narrow" w:cs="Arial Narrow"/>
-          <w:b/>
-          <w:color w:val="000000"/>
-          <w:kern w:val="0"/>
+          <w:sz w:val="22"/>
+          <w:szCs w:val="22"/>
+          <w:lang w:eastAsia="es-PE"/>
+          <w14:ligatures w14:val="none"/>
+        </w:rPr>
+      </w:pPr>
+      <w:r>
+        <w:rPr>
+          <w:rFonts w:ascii="Arial Narrow" w:eastAsia="Arial Narrow" w:hAnsi="Arial Narrow" w:cs="Arial Narrow"/>
+          <w:b/>
+          <w:color w:val="000000"/>
+          <w:kern w:val="0"/>
+          <w:sz w:val="22"/>
+          <w:szCs w:val="22"/>
           <w:lang w:eastAsia="es-PE"/>
           <w14:ligatures w14:val="none"/>
         </w:rPr>
@@ -127,16 +143,20 @@
           <w:b/>
           <w:color w:val="000000"/>
           <w:kern w:val="0"/>
-          <w:lang w:eastAsia="es-PE"/>
-          <w14:ligatures w14:val="none"/>
-        </w:rPr>
-      </w:pPr>
-      <w:r>
-        <w:rPr>
-          <w:rFonts w:ascii="Arial Narrow" w:eastAsia="Arial Narrow" w:hAnsi="Arial Narrow" w:cs="Arial Narrow"/>
-          <w:b/>
-          <w:color w:val="000000"/>
-          <w:kern w:val="0"/>
+          <w:sz w:val="22"/>
+          <w:szCs w:val="22"/>
+          <w:lang w:eastAsia="es-PE"/>
+          <w14:ligatures w14:val="none"/>
+        </w:rPr>
+      </w:pPr>
+      <w:r>
+        <w:rPr>
+          <w:rFonts w:ascii="Arial Narrow" w:eastAsia="Arial Narrow" w:hAnsi="Arial Narrow" w:cs="Arial Narrow"/>
+          <w:b/>
+          <w:color w:val="000000"/>
+          <w:kern w:val="0"/>
+          <w:sz w:val="22"/>
+          <w:szCs w:val="22"/>
           <w:lang w:eastAsia="es-PE"/>
           <w14:ligatures w14:val="none"/>
         </w:rPr>
@@ -148,6 +168,8 @@
           <w:b/>
           <w:color w:val="000000"/>
           <w:kern w:val="0"/>
+          <w:sz w:val="22"/>
+          <w:szCs w:val="22"/>
           <w:lang w:eastAsia="es-PE"/>
           <w14:ligatures w14:val="none"/>
         </w:rPr>
@@ -160,6 +182,8 @@
           <w:b/>
           <w:color w:val="000000"/>
           <w:kern w:val="0"/>
+          <w:sz w:val="22"/>
+          <w:szCs w:val="22"/>
           <w:lang w:eastAsia="es-PE"/>
           <w14:ligatures w14:val="none"/>
         </w:rPr>
@@ -181,16 +205,20 @@
           <w:b/>
           <w:color w:val="000000"/>
           <w:kern w:val="0"/>
-          <w:lang w:eastAsia="es-PE"/>
-          <w14:ligatures w14:val="none"/>
-        </w:rPr>
-      </w:pPr>
-      <w:r>
-        <w:rPr>
-          <w:rFonts w:ascii="Arial Narrow" w:eastAsia="Arial Narrow" w:hAnsi="Arial Narrow" w:cs="Arial Narrow"/>
-          <w:b/>
-          <w:color w:val="000000"/>
-          <w:kern w:val="0"/>
+          <w:sz w:val="22"/>
+          <w:szCs w:val="22"/>
+          <w:lang w:eastAsia="es-PE"/>
+          <w14:ligatures w14:val="none"/>
+        </w:rPr>
+      </w:pPr>
+      <w:r>
+        <w:rPr>
+          <w:rFonts w:ascii="Arial Narrow" w:eastAsia="Arial Narrow" w:hAnsi="Arial Narrow" w:cs="Arial Narrow"/>
+          <w:b/>
+          <w:color w:val="000000"/>
+          <w:kern w:val="0"/>
+          <w:sz w:val="22"/>
+          <w:szCs w:val="22"/>
           <w:lang w:eastAsia="es-PE"/>
           <w14:ligatures w14:val="none"/>
         </w:rPr>
@@ -202,6 +230,8 @@
           <w:b/>
           <w:color w:val="000000"/>
           <w:kern w:val="0"/>
+          <w:sz w:val="22"/>
+          <w:szCs w:val="22"/>
           <w:lang w:eastAsia="es-PE"/>
           <w14:ligatures w14:val="none"/>
         </w:rPr>
@@ -214,6 +244,8 @@
           <w:b/>
           <w:color w:val="000000"/>
           <w:kern w:val="0"/>
+          <w:sz w:val="22"/>
+          <w:szCs w:val="22"/>
           <w:lang w:eastAsia="es-PE"/>
           <w14:ligatures w14:val="none"/>
         </w:rPr>
@@ -235,16 +267,20 @@
           <w:b/>
           <w:color w:val="000000"/>
           <w:kern w:val="0"/>
-          <w:lang w:eastAsia="es-PE"/>
-          <w14:ligatures w14:val="none"/>
-        </w:rPr>
-      </w:pPr>
-      <w:r>
-        <w:rPr>
-          <w:rFonts w:ascii="Arial Narrow" w:eastAsia="Arial Narrow" w:hAnsi="Arial Narrow" w:cs="Arial Narrow"/>
-          <w:b/>
-          <w:color w:val="000000"/>
-          <w:kern w:val="0"/>
+          <w:sz w:val="22"/>
+          <w:szCs w:val="22"/>
+          <w:lang w:eastAsia="es-PE"/>
+          <w14:ligatures w14:val="none"/>
+        </w:rPr>
+      </w:pPr>
+      <w:r>
+        <w:rPr>
+          <w:rFonts w:ascii="Arial Narrow" w:eastAsia="Arial Narrow" w:hAnsi="Arial Narrow" w:cs="Arial Narrow"/>
+          <w:b/>
+          <w:color w:val="000000"/>
+          <w:kern w:val="0"/>
+          <w:sz w:val="22"/>
+          <w:szCs w:val="22"/>
           <w:lang w:eastAsia="es-PE"/>
           <w14:ligatures w14:val="none"/>
         </w:rPr>
@@ -264,16 +300,20 @@
           <w:b/>
           <w:color w:val="000000"/>
           <w:kern w:val="0"/>
-          <w:lang w:eastAsia="es-PE"/>
-          <w14:ligatures w14:val="none"/>
-        </w:rPr>
-      </w:pPr>
-      <w:r>
-        <w:rPr>
-          <w:rFonts w:ascii="Arial Narrow" w:eastAsia="Arial Narrow" w:hAnsi="Arial Narrow" w:cs="Arial Narrow"/>
-          <w:b/>
-          <w:color w:val="000000"/>
-          <w:kern w:val="0"/>
+          <w:sz w:val="22"/>
+          <w:szCs w:val="22"/>
+          <w:lang w:eastAsia="es-PE"/>
+          <w14:ligatures w14:val="none"/>
+        </w:rPr>
+      </w:pPr>
+      <w:r>
+        <w:rPr>
+          <w:rFonts w:ascii="Arial Narrow" w:eastAsia="Arial Narrow" w:hAnsi="Arial Narrow" w:cs="Arial Narrow"/>
+          <w:b/>
+          <w:color w:val="000000"/>
+          <w:kern w:val="0"/>
+          <w:sz w:val="22"/>
+          <w:szCs w:val="22"/>
           <w:lang w:eastAsia="es-PE"/>
           <w14:ligatures w14:val="none"/>
         </w:rPr>
@@ -285,6 +325,8 @@
           <w:b/>
           <w:color w:val="000000"/>
           <w:kern w:val="0"/>
+          <w:sz w:val="22"/>
+          <w:szCs w:val="22"/>
           <w:lang w:eastAsia="es-PE"/>
           <w14:ligatures w14:val="none"/>
         </w:rPr>
@@ -297,6 +339,8 @@
           <w:b/>
           <w:color w:val="000000"/>
           <w:kern w:val="0"/>
+          <w:sz w:val="22"/>
+          <w:szCs w:val="22"/>
           <w:lang w:eastAsia="es-PE"/>
           <w14:ligatures w14:val="none"/>
         </w:rPr>
@@ -308,6 +352,8 @@
           <w:b/>
           <w:color w:val="000000"/>
           <w:kern w:val="0"/>
+          <w:sz w:val="22"/>
+          <w:szCs w:val="22"/>
           <w:lang w:eastAsia="es-PE"/>
           <w14:ligatures w14:val="none"/>
         </w:rPr>
@@ -322,9 +368,11 @@
         <w:spacing w:after="0" w:line="240" w:lineRule="auto"/>
         <w:jc w:val="both"/>
         <w:rPr>
-          <w:rFonts w:ascii="Arial Narrow" w:eastAsia="Times New Roman" w:hAnsi="Arial Narrow" w:cs="Times New Roman"/>
-          <w:color w:val="000000"/>
-          <w:kern w:val="0"/>
+          <w:rFonts w:ascii="Arial Narrow" w:eastAsia="Arial Narrow" w:hAnsi="Arial Narrow" w:cs="Arial Narrow"/>
+          <w:color w:val="000000"/>
+          <w:kern w:val="0"/>
+          <w:sz w:val="22"/>
+          <w:szCs w:val="22"/>
           <w:shd w:val="clear" w:color="auto" w:fill="FFFFFF"/>
           <w:lang w:eastAsia="es-PE"/>
           <w14:ligatures w14:val="none"/>
@@ -339,9 +387,11 @@
         <w:spacing w:after="0" w:line="240" w:lineRule="auto"/>
         <w:jc w:val="both"/>
         <w:rPr>
-          <w:rFonts w:ascii="Arial Narrow" w:eastAsia="Times New Roman" w:hAnsi="Arial Narrow" w:cs="Times New Roman"/>
-          <w:color w:val="000000"/>
-          <w:kern w:val="0"/>
+          <w:rFonts w:ascii="Arial Narrow" w:eastAsia="Arial Narrow" w:hAnsi="Arial Narrow" w:cs="Arial Narrow"/>
+          <w:color w:val="000000"/>
+          <w:kern w:val="0"/>
+          <w:sz w:val="22"/>
+          <w:szCs w:val="22"/>
           <w:shd w:val="clear" w:color="auto" w:fill="FFFFFF"/>
           <w:lang w:eastAsia="es-PE"/>
           <w14:ligatures w14:val="none"/>
@@ -349,9 +399,11 @@
       </w:pPr>
       <w:r>
         <w:rPr>
-          <w:rFonts w:ascii="Arial Narrow" w:eastAsia="Times New Roman" w:hAnsi="Arial Narrow" w:cs="Times New Roman"/>
-          <w:color w:val="000000"/>
-          <w:kern w:val="0"/>
+          <w:rFonts w:ascii="Arial Narrow" w:eastAsia="Arial Narrow" w:hAnsi="Arial Narrow" w:cs="Arial Narrow"/>
+          <w:color w:val="000000"/>
+          <w:kern w:val="0"/>
+          <w:sz w:val="22"/>
+          <w:szCs w:val="22"/>
           <w:shd w:val="clear" w:color="auto" w:fill="FFFFFF"/>
           <w:lang w:eastAsia="es-PE"/>
           <w14:ligatures w14:val="none"/>
@@ -360,9 +412,11 @@
       </w:r>
       <w:r>
         <w:rPr>
-          <w:rFonts w:ascii="Arial Narrow" w:eastAsia="Times New Roman" w:hAnsi="Arial Narrow" w:cs="Times New Roman"/>
-          <w:color w:val="000000"/>
-          <w:kern w:val="0"/>
+          <w:rFonts w:ascii="Arial Narrow" w:eastAsia="Arial Narrow" w:hAnsi="Arial Narrow" w:cs="Arial Narrow"/>
+          <w:color w:val="000000"/>
+          <w:kern w:val="0"/>
+          <w:sz w:val="22"/>
+          <w:szCs w:val="22"/>
           <w:shd w:val="clear" w:color="auto" w:fill="FFFFFF"/>
           <w:lang w:eastAsia="es-PE"/>
           <w14:ligatures w14:val="none"/>
@@ -371,9 +425,11 @@
       </w:r>
       <w:r>
         <w:rPr>
-          <w:rFonts w:ascii="Arial Narrow" w:eastAsia="Times New Roman" w:hAnsi="Arial Narrow" w:cs="Times New Roman"/>
-          <w:color w:val="000000"/>
-          <w:kern w:val="0"/>
+          <w:rFonts w:ascii="Arial Narrow" w:eastAsia="Arial Narrow" w:hAnsi="Arial Narrow" w:cs="Arial Narrow"/>
+          <w:color w:val="000000"/>
+          <w:kern w:val="0"/>
+          <w:sz w:val="22"/>
+          <w:szCs w:val="22"/>
           <w:shd w:val="clear" w:color="auto" w:fill="FFFFFF"/>
           <w:lang w:eastAsia="es-PE"/>
           <w14:ligatures w14:val="none"/>
@@ -382,9 +438,11 @@
       </w:r>
       <w:r>
         <w:rPr>
-          <w:rFonts w:ascii="Arial Narrow" w:eastAsia="Times New Roman" w:hAnsi="Arial Narrow" w:cs="Times New Roman"/>
-          <w:color w:val="000000"/>
-          <w:kern w:val="0"/>
+          <w:rFonts w:ascii="Arial Narrow" w:eastAsia="Arial Narrow" w:hAnsi="Arial Narrow" w:cs="Arial Narrow"/>
+          <w:color w:val="000000"/>
+          <w:kern w:val="0"/>
+          <w:sz w:val="22"/>
+          <w:szCs w:val="22"/>
           <w:shd w:val="clear" w:color="auto" w:fill="FFFFFF"/>
           <w:lang w:eastAsia="es-PE"/>
           <w14:ligatures w14:val="none"/>
@@ -393,9 +451,11 @@
       </w:r>
       <w:r>
         <w:rPr>
-          <w:rFonts w:ascii="Arial Narrow" w:eastAsia="Times New Roman" w:hAnsi="Arial Narrow" w:cs="Times New Roman"/>
-          <w:color w:val="000000"/>
-          <w:kern w:val="0"/>
+          <w:rFonts w:ascii="Arial Narrow" w:eastAsia="Arial Narrow" w:hAnsi="Arial Narrow" w:cs="Arial Narrow"/>
+          <w:color w:val="000000"/>
+          <w:kern w:val="0"/>
+          <w:sz w:val="22"/>
+          <w:szCs w:val="22"/>
           <w:shd w:val="clear" w:color="auto" w:fill="FFFFFF"/>
           <w:lang w:eastAsia="es-PE"/>
           <w14:ligatures w14:val="none"/>
@@ -404,9 +464,11 @@
       </w:r>
       <w:r>
         <w:rPr>
-          <w:rFonts w:ascii="Arial Narrow" w:eastAsia="Times New Roman" w:hAnsi="Arial Narrow" w:cs="Times New Roman"/>
-          <w:color w:val="000000"/>
-          <w:kern w:val="0"/>
+          <w:rFonts w:ascii="Arial Narrow" w:eastAsia="Arial Narrow" w:hAnsi="Arial Narrow" w:cs="Arial Narrow"/>
+          <w:color w:val="000000"/>
+          <w:kern w:val="0"/>
+          <w:sz w:val="22"/>
+          <w:szCs w:val="22"/>
           <w:shd w:val="clear" w:color="auto" w:fill="FFFFFF"/>
           <w:lang w:eastAsia="es-PE"/>
           <w14:ligatures w14:val="none"/>
@@ -422,9 +484,11 @@
         <w:spacing w:after="0" w:line="240" w:lineRule="auto"/>
         <w:jc w:val="both"/>
         <w:rPr>
-          <w:rFonts w:ascii="Arial Narrow" w:eastAsia="Times New Roman" w:hAnsi="Arial Narrow" w:cs="Times New Roman"/>
-          <w:color w:val="000000"/>
-          <w:kern w:val="0"/>
+          <w:rFonts w:ascii="Arial Narrow" w:eastAsia="Arial Narrow" w:hAnsi="Arial Narrow" w:cs="Arial Narrow"/>
+          <w:color w:val="000000"/>
+          <w:kern w:val="0"/>
+          <w:sz w:val="22"/>
+          <w:szCs w:val="22"/>
           <w:lang w:eastAsia="es-PE"/>
           <w14:ligatures w14:val="none"/>
         </w:rPr>
@@ -440,19 +504,23 @@
         <w:ind w:left="567" w:hanging="567"/>
         <w:jc w:val="both"/>
         <w:rPr>
-          <w:rFonts w:ascii="Arial Narrow" w:eastAsia="Times New Roman" w:hAnsi="Arial Narrow" w:cs="Times New Roman"/>
-          <w:color w:val="000000"/>
-          <w:kern w:val="0"/>
-          <w:lang w:eastAsia="es-PE"/>
-          <w14:ligatures w14:val="none"/>
-        </w:rPr>
-      </w:pPr>
-      <w:r>
-        <w:rPr>
-          <w:rFonts w:ascii="Arial Narrow" w:eastAsia="Arial Narrow" w:hAnsi="Arial Narrow" w:cs="Arial Narrow"/>
-          <w:b/>
-          <w:color w:val="000000"/>
-          <w:kern w:val="0"/>
+          <w:rFonts w:ascii="Arial Narrow" w:eastAsia="Arial Narrow" w:hAnsi="Arial Narrow" w:cs="Arial Narrow"/>
+          <w:color w:val="000000"/>
+          <w:kern w:val="0"/>
+          <w:sz w:val="22"/>
+          <w:szCs w:val="22"/>
+          <w:lang w:eastAsia="es-PE"/>
+          <w14:ligatures w14:val="none"/>
+        </w:rPr>
+      </w:pPr>
+      <w:r>
+        <w:rPr>
+          <w:rFonts w:ascii="Arial Narrow" w:eastAsia="Arial Narrow" w:hAnsi="Arial Narrow" w:cs="Arial Narrow"/>
+          <w:b/>
+          <w:color w:val="000000"/>
+          <w:kern w:val="0"/>
+          <w:sz w:val="22"/>
+          <w:szCs w:val="22"/>
           <w:lang w:eastAsia="es-PE"/>
           <w14:ligatures w14:val="none"/>
         </w:rPr>
@@ -464,9 +532,11 @@
         <w:spacing w:after="0" w:line="240" w:lineRule="auto"/>
         <w:jc w:val="both"/>
         <w:rPr>
-          <w:rFonts w:ascii="Arial Narrow" w:eastAsia="Times New Roman" w:hAnsi="Arial Narrow" w:cs="Times New Roman"/>
-          <w:color w:val="000000"/>
-          <w:kern w:val="0"/>
+          <w:rFonts w:ascii="Arial Narrow" w:eastAsia="Arial Narrow" w:hAnsi="Arial Narrow" w:cs="Arial Narrow"/>
+          <w:color w:val="000000"/>
+          <w:kern w:val="0"/>
+          <w:sz w:val="22"/>
+          <w:szCs w:val="22"/>
           <w:lang w:eastAsia="es-PE"/>
           <w14:ligatures w14:val="none"/>
         </w:rPr>
@@ -482,18 +552,22 @@
         <w:ind w:left="567" w:hanging="567"/>
         <w:jc w:val="both"/>
         <w:rPr>
-          <w:rFonts w:ascii="Arial Narrow" w:eastAsia="Times New Roman" w:hAnsi="Arial Narrow" w:cs="Arial"/>
-          <w:color w:val="000000"/>
-          <w:kern w:val="0"/>
+          <w:rFonts w:ascii="Arial Narrow" w:eastAsia="Arial Narrow" w:hAnsi="Arial Narrow" w:cs="Arial Narrow"/>
+          <w:color w:val="000000"/>
+          <w:kern w:val="0"/>
+          <w:sz w:val="22"/>
+          <w:szCs w:val="22"/>
           <w:lang w:val="es-ES" w:eastAsia="es-ES"/>
           <w14:ligatures w14:val="none"/>
         </w:rPr>
       </w:pPr>
       <w:r>
         <w:rPr>
-          <w:rFonts w:ascii="Arial Narrow" w:eastAsia="Times New Roman" w:hAnsi="Arial Narrow" w:cs="Arial"/>
-          <w:color w:val="000000"/>
-          <w:kern w:val="0"/>
+          <w:rFonts w:ascii="Arial Narrow" w:eastAsia="Arial Narrow" w:hAnsi="Arial Narrow" w:cs="Arial Narrow"/>
+          <w:color w:val="000000"/>
+          <w:kern w:val="0"/>
+          <w:sz w:val="22"/>
+          <w:szCs w:val="22"/>
           <w:lang w:val="es-ES" w:eastAsia="es-ES"/>
           <w14:ligatures w14:val="none"/>
         </w:rPr>
@@ -501,9 +575,11 @@
       </w:r>
       <w:r>
         <w:rPr>
-          <w:rFonts w:ascii="Arial Narrow" w:eastAsia="Times New Roman" w:hAnsi="Arial Narrow" w:cs="Arial"/>
-          <w:color w:val="000000"/>
-          <w:kern w:val="0"/>
+          <w:rFonts w:ascii="Arial Narrow" w:eastAsia="Arial Narrow" w:hAnsi="Arial Narrow" w:cs="Arial Narrow"/>
+          <w:color w:val="000000"/>
+          <w:kern w:val="0"/>
+          <w:sz w:val="22"/>
+          <w:szCs w:val="22"/>
           <w:lang w:val="es-ES" w:eastAsia="es-ES"/>
           <w14:ligatures w14:val="none"/>
         </w:rPr>
@@ -511,9 +587,11 @@
       </w:r>
       <w:r>
         <w:rPr>
-          <w:rFonts w:ascii="Arial Narrow" w:eastAsia="Times New Roman" w:hAnsi="Arial Narrow" w:cs="Arial"/>
-          <w:color w:val="000000"/>
-          <w:kern w:val="0"/>
+          <w:rFonts w:ascii="Arial Narrow" w:eastAsia="Arial Narrow" w:hAnsi="Arial Narrow" w:cs="Arial Narrow"/>
+          <w:color w:val="000000"/>
+          <w:kern w:val="0"/>
+          <w:sz w:val="22"/>
+          <w:szCs w:val="22"/>
           <w:lang w:val="es-ES" w:eastAsia="es-ES"/>
           <w14:ligatures w14:val="none"/>
         </w:rPr>
@@ -521,9 +599,11 @@
       </w:r>
       <w:r>
         <w:rPr>
-          <w:rFonts w:ascii="Arial Narrow" w:eastAsia="Times New Roman" w:hAnsi="Arial Narrow" w:cs="Arial"/>
-          <w:color w:val="000000"/>
-          <w:kern w:val="0"/>
+          <w:rFonts w:ascii="Arial Narrow" w:eastAsia="Arial Narrow" w:hAnsi="Arial Narrow" w:cs="Arial Narrow"/>
+          <w:color w:val="000000"/>
+          <w:kern w:val="0"/>
+          <w:sz w:val="22"/>
+          <w:szCs w:val="22"/>
           <w:lang w:val="es-ES" w:eastAsia="es-ES"/>
           <w14:ligatures w14:val="none"/>
         </w:rPr>
@@ -531,9 +611,11 @@
       </w:r>
       <w:r>
         <w:rPr>
-          <w:rFonts w:ascii="Arial Narrow" w:eastAsia="Times New Roman" w:hAnsi="Arial Narrow" w:cs="Arial"/>
-          <w:color w:val="000000"/>
-          <w:kern w:val="0"/>
+          <w:rFonts w:ascii="Arial Narrow" w:eastAsia="Arial Narrow" w:hAnsi="Arial Narrow" w:cs="Arial Narrow"/>
+          <w:color w:val="000000"/>
+          <w:kern w:val="0"/>
+          <w:sz w:val="22"/>
+          <w:szCs w:val="22"/>
           <w:lang w:val="es-ES" w:eastAsia="es-ES"/>
           <w14:ligatures w14:val="none"/>
         </w:rPr>
@@ -542,9 +624,11 @@
       <w:r>
         <w:rPr>
           <w:rStyle w:val="Refdenotaalpie"/>
-          <w:rFonts w:ascii="Arial Narrow" w:eastAsia="Times New Roman" w:hAnsi="Arial Narrow" w:cs="Times New Roman"/>
-          <w:color w:val="000000"/>
-          <w:kern w:val="0"/>
+          <w:rFonts w:ascii="Arial Narrow" w:eastAsia="Arial Narrow" w:hAnsi="Arial Narrow" w:cs="Arial Narrow"/>
+          <w:color w:val="000000"/>
+          <w:kern w:val="0"/>
+          <w:sz w:val="22"/>
+          <w:szCs w:val="22"/>
           <w:vertAlign w:val="superscript"/>
           <w:lang w:val="es-ES" w:eastAsia="es-ES"/>
           <w14:ligatures w14:val="none"/>
@@ -553,33 +637,41 @@
       </w:r>
       <w:r>
         <w:rPr>
-          <w:rFonts w:ascii="Arial Narrow" w:eastAsia="Calibri" w:hAnsi="Arial Narrow" w:cs="Arial"/>
-          <w:kern w:val="0"/>
-          <w14:ligatures w14:val="none"/>
+          <w:rFonts w:ascii="Arial Narrow" w:eastAsia="Arial Narrow" w:hAnsi="Arial Narrow" w:cs="Arial Narrow"/>
+          <w:kern w:val="0"/>
+          <w14:ligatures w14:val="none"/>
+          <w:sz w:val="22"/>
+          <w:szCs w:val="22"/>
         </w:rPr>
         <w:t xml:space="preserve"/>
       </w:r>
       <w:r>
         <w:rPr>
-          <w:rFonts w:ascii="Arial Narrow" w:eastAsia="Calibri" w:hAnsi="Arial Narrow" w:cs="Arial"/>
-          <w:kern w:val="0"/>
-          <w14:ligatures w14:val="none"/>
+          <w:rFonts w:ascii="Arial Narrow" w:eastAsia="Arial Narrow" w:hAnsi="Arial Narrow" w:cs="Arial Narrow"/>
+          <w:kern w:val="0"/>
+          <w14:ligatures w14:val="none"/>
+          <w:sz w:val="22"/>
+          <w:szCs w:val="22"/>
         </w:rPr>
         <w:t xml:space="preserve"/>
       </w:r>
       <w:r>
         <w:rPr>
-          <w:rFonts w:ascii="Arial Narrow" w:eastAsia="Calibri" w:hAnsi="Arial Narrow" w:cs="Arial"/>
-          <w:kern w:val="0"/>
-          <w14:ligatures w14:val="none"/>
+          <w:rFonts w:ascii="Arial Narrow" w:eastAsia="Arial Narrow" w:hAnsi="Arial Narrow" w:cs="Arial Narrow"/>
+          <w:kern w:val="0"/>
+          <w14:ligatures w14:val="none"/>
+          <w:sz w:val="22"/>
+          <w:szCs w:val="22"/>
         </w:rPr>
         <w:t/>
       </w:r>
       <w:r>
         <w:rPr>
-          <w:rFonts w:ascii="Arial Narrow" w:eastAsia="Times New Roman" w:hAnsi="Arial Narrow" w:cs="Arial"/>
-          <w:color w:val="000000"/>
-          <w:kern w:val="0"/>
+          <w:rFonts w:ascii="Arial Narrow" w:eastAsia="Arial Narrow" w:hAnsi="Arial Narrow" w:cs="Arial Narrow"/>
+          <w:color w:val="000000"/>
+          <w:kern w:val="0"/>
+          <w:sz w:val="22"/>
+          <w:szCs w:val="22"/>
           <w:lang w:val="es-ES" w:eastAsia="es-ES"/>
           <w14:ligatures w14:val="none"/>
         </w:rPr>
@@ -587,9 +679,11 @@
       </w:r>
       <w:r>
         <w:rPr>
-          <w:rFonts w:ascii="Arial Narrow" w:eastAsia="Times New Roman" w:hAnsi="Arial Narrow" w:cs="Arial"/>
-          <w:color w:val="000000"/>
-          <w:kern w:val="0"/>
+          <w:rFonts w:ascii="Arial Narrow" w:eastAsia="Arial Narrow" w:hAnsi="Arial Narrow" w:cs="Arial Narrow"/>
+          <w:color w:val="000000"/>
+          <w:kern w:val="0"/>
+          <w:sz w:val="22"/>
+          <w:szCs w:val="22"/>
           <w:lang w:val="es-ES" w:eastAsia="es-ES"/>
           <w14:ligatures w14:val="none"/>
         </w:rPr>
@@ -597,9 +691,11 @@
       </w:r>
       <w:r>
         <w:rPr>
-          <w:rFonts w:ascii="Arial Narrow" w:eastAsia="Times New Roman" w:hAnsi="Arial Narrow" w:cs="Arial"/>
-          <w:color w:val="000000"/>
-          <w:kern w:val="0"/>
+          <w:rFonts w:ascii="Arial Narrow" w:eastAsia="Arial Narrow" w:hAnsi="Arial Narrow" w:cs="Arial Narrow"/>
+          <w:color w:val="000000"/>
+          <w:kern w:val="0"/>
+          <w:sz w:val="22"/>
+          <w:szCs w:val="22"/>
           <w:lang w:val="es-ES" w:eastAsia="es-ES"/>
           <w14:ligatures w14:val="none"/>
         </w:rPr>
@@ -608,9 +704,11 @@
       <w:r>
         <w:rPr>
           <w:rStyle w:val="Refdenotaalpie"/>
-          <w:rFonts w:ascii="Arial Narrow" w:eastAsia="Times New Roman" w:hAnsi="Arial Narrow" w:cs="Times New Roman"/>
-          <w:color w:val="000000"/>
-          <w:kern w:val="0"/>
+          <w:rFonts w:ascii="Arial Narrow" w:eastAsia="Arial Narrow" w:hAnsi="Arial Narrow" w:cs="Arial Narrow"/>
+          <w:color w:val="000000"/>
+          <w:kern w:val="0"/>
+          <w:sz w:val="22"/>
+          <w:szCs w:val="22"/>
           <w:vertAlign w:val="superscript"/>
           <w:lang w:val="es-ES" w:eastAsia="es-ES"/>
           <w14:ligatures w14:val="none"/>
@@ -619,9 +717,11 @@
       </w:r>
       <w:r>
         <w:rPr>
-          <w:rFonts w:ascii="Arial Narrow" w:eastAsia="Times New Roman" w:hAnsi="Arial Narrow" w:cs="Arial"/>
-          <w:color w:val="000000"/>
-          <w:kern w:val="0"/>
+          <w:rFonts w:ascii="Arial Narrow" w:eastAsia="Arial Narrow" w:hAnsi="Arial Narrow" w:cs="Arial Narrow"/>
+          <w:color w:val="000000"/>
+          <w:kern w:val="0"/>
+          <w:sz w:val="22"/>
+          <w:szCs w:val="22"/>
           <w:lang w:val="es-ES" w:eastAsia="es-ES"/>
           <w14:ligatures w14:val="none"/>
         </w:rPr>
@@ -629,10 +729,12 @@
       </w:r>
       <w:r>
         <w:rPr>
-          <w:rFonts w:ascii="Arial Narrow" w:eastAsia="Times New Roman" w:hAnsi="Arial Narrow" w:cs="Arial"/>
+          <w:rFonts w:ascii="Arial Narrow" w:eastAsia="Arial Narrow" w:hAnsi="Arial Narrow" w:cs="Arial Narrow"/>
           <w:bCs/>
           <w:color w:val="000000"/>
           <w:kern w:val="0"/>
+          <w:sz w:val="22"/>
+          <w:szCs w:val="22"/>
           <w:lang w:val="es-ES" w:eastAsia="es-ES"/>
           <w14:ligatures w14:val="none"/>
         </w:rPr>
@@ -647,9 +749,11 @@
         <w:spacing w:after="0" w:line="240" w:lineRule="auto"/>
         <w:jc w:val="both"/>
         <w:rPr>
-          <w:rFonts w:ascii="Arial Narrow" w:eastAsia="Times New Roman" w:hAnsi="Arial Narrow" w:cs="Arial"/>
-          <w:color w:val="000000"/>
-          <w:kern w:val="0"/>
+          <w:rFonts w:ascii="Arial Narrow" w:eastAsia="Arial Narrow" w:hAnsi="Arial Narrow" w:cs="Arial Narrow"/>
+          <w:color w:val="000000"/>
+          <w:kern w:val="0"/>
+          <w:sz w:val="22"/>
+          <w:szCs w:val="22"/>
           <w:lang w:val="es-ES" w:eastAsia="es-ES"/>
           <w14:ligatures w14:val="none"/>
         </w:rPr>
@@ -670,18 +774,22 @@
         <w:ind w:left="1134" w:hanging="567"/>
         <w:jc w:val="both"/>
         <w:rPr>
-          <w:rFonts w:ascii="Arial Narrow" w:eastAsia="Times New Roman" w:hAnsi="Arial Narrow" w:cs="Arial"/>
-          <w:color w:val="000000"/>
-          <w:kern w:val="0"/>
+          <w:rFonts w:ascii="Arial Narrow" w:eastAsia="Arial Narrow" w:hAnsi="Arial Narrow" w:cs="Arial Narrow"/>
+          <w:color w:val="000000"/>
+          <w:kern w:val="0"/>
+          <w:sz w:val="22"/>
+          <w:szCs w:val="22"/>
           <w:lang w:eastAsia="es-ES"/>
           <w14:ligatures w14:val="none"/>
         </w:rPr>
       </w:pPr>
       <w:r>
         <w:rPr>
-          <w:rFonts w:ascii="Arial Narrow" w:eastAsia="Times New Roman" w:hAnsi="Arial Narrow" w:cs="Arial"/>
-          <w:color w:val="000000"/>
-          <w:kern w:val="0"/>
+          <w:rFonts w:ascii="Arial Narrow" w:eastAsia="Arial Narrow" w:hAnsi="Arial Narrow" w:cs="Arial Narrow"/>
+          <w:color w:val="000000"/>
+          <w:kern w:val="0"/>
+          <w:sz w:val="22"/>
+          <w:szCs w:val="22"/>
           <w:lang w:eastAsia="es-ES"/>
           <w14:ligatures w14:val="none"/>
         </w:rPr>
@@ -689,9 +797,11 @@
       </w:r>
       <w:r>
         <w:rPr>
-          <w:rFonts w:ascii="Arial Narrow" w:eastAsia="Times New Roman" w:hAnsi="Arial Narrow" w:cs="Arial"/>
-          <w:color w:val="000000"/>
-          <w:kern w:val="0"/>
+          <w:rFonts w:ascii="Arial Narrow" w:eastAsia="Arial Narrow" w:hAnsi="Arial Narrow" w:cs="Arial Narrow"/>
+          <w:color w:val="000000"/>
+          <w:kern w:val="0"/>
+          <w:sz w:val="22"/>
+          <w:szCs w:val="22"/>
           <w:lang w:eastAsia="es-ES"/>
           <w14:ligatures w14:val="none"/>
         </w:rPr>
@@ -699,9 +809,11 @@
       </w:r>
       <w:r>
         <w:rPr>
-          <w:rFonts w:ascii="Arial Narrow" w:eastAsia="Times New Roman" w:hAnsi="Arial Narrow" w:cs="Arial"/>
-          <w:color w:val="000000"/>
-          <w:kern w:val="0"/>
+          <w:rFonts w:ascii="Arial Narrow" w:eastAsia="Arial Narrow" w:hAnsi="Arial Narrow" w:cs="Arial Narrow"/>
+          <w:color w:val="000000"/>
+          <w:kern w:val="0"/>
+          <w:sz w:val="22"/>
+          <w:szCs w:val="22"/>
           <w:lang w:eastAsia="es-ES"/>
           <w14:ligatures w14:val="none"/>
         </w:rPr>
@@ -709,9 +821,11 @@
       </w:r>
       <w:r>
         <w:rPr>
-          <w:rFonts w:ascii="Arial Narrow" w:eastAsia="Times New Roman" w:hAnsi="Arial Narrow" w:cs="Arial"/>
-          <w:color w:val="000000"/>
-          <w:kern w:val="0"/>
+          <w:rFonts w:ascii="Arial Narrow" w:eastAsia="Arial Narrow" w:hAnsi="Arial Narrow" w:cs="Arial Narrow"/>
+          <w:color w:val="000000"/>
+          <w:kern w:val="0"/>
+          <w:sz w:val="22"/>
+          <w:szCs w:val="22"/>
           <w:lang w:eastAsia="es-ES"/>
           <w14:ligatures w14:val="none"/>
         </w:rPr>
@@ -719,9 +833,11 @@
       </w:r>
       <w:r>
         <w:rPr>
-          <w:rFonts w:ascii="Arial Narrow" w:eastAsia="Times New Roman" w:hAnsi="Arial Narrow" w:cs="Arial"/>
-          <w:color w:val="000000"/>
-          <w:kern w:val="0"/>
+          <w:rFonts w:ascii="Arial Narrow" w:eastAsia="Arial Narrow" w:hAnsi="Arial Narrow" w:cs="Arial Narrow"/>
+          <w:color w:val="000000"/>
+          <w:kern w:val="0"/>
+          <w:sz w:val="22"/>
+          <w:szCs w:val="22"/>
           <w:lang w:eastAsia="es-ES"/>
           <w14:ligatures w14:val="none"/>
         </w:rPr>
@@ -729,9 +845,11 @@
       </w:r>
       <w:r>
         <w:rPr>
-          <w:rFonts w:ascii="Arial Narrow" w:eastAsia="Times New Roman" w:hAnsi="Arial Narrow" w:cs="Arial"/>
-          <w:color w:val="000000"/>
-          <w:kern w:val="0"/>
+          <w:rFonts w:ascii="Arial Narrow" w:eastAsia="Arial Narrow" w:hAnsi="Arial Narrow" w:cs="Arial Narrow"/>
+          <w:color w:val="000000"/>
+          <w:kern w:val="0"/>
+          <w:sz w:val="22"/>
+          <w:szCs w:val="22"/>
           <w:lang w:eastAsia="es-ES"/>
           <w14:ligatures w14:val="none"/>
         </w:rPr>
@@ -745,9 +863,11 @@
         <w:ind w:left="1134"/>
         <w:jc w:val="both"/>
         <w:rPr>
-          <w:rFonts w:ascii="Arial Narrow" w:eastAsia="Times New Roman" w:hAnsi="Arial Narrow" w:cs="Arial"/>
-          <w:color w:val="000000"/>
-          <w:kern w:val="0"/>
+          <w:rFonts w:ascii="Arial Narrow" w:eastAsia="Arial Narrow" w:hAnsi="Arial Narrow" w:cs="Arial Narrow"/>
+          <w:color w:val="000000"/>
+          <w:kern w:val="0"/>
+          <w:sz w:val="22"/>
+          <w:szCs w:val="22"/>
           <w:lang w:eastAsia="es-ES"/>
           <w14:ligatures w14:val="none"/>
         </w:rPr>
@@ -768,18 +888,22 @@
         <w:ind w:left="1134" w:hanging="567"/>
         <w:jc w:val="both"/>
         <w:rPr>
-          <w:rFonts w:ascii="Arial Narrow" w:eastAsia="Times New Roman" w:hAnsi="Arial Narrow" w:cs="Arial"/>
-          <w:color w:val="000000"/>
-          <w:kern w:val="0"/>
+          <w:rFonts w:ascii="Arial Narrow" w:eastAsia="Arial Narrow" w:hAnsi="Arial Narrow" w:cs="Arial Narrow"/>
+          <w:color w:val="000000"/>
+          <w:kern w:val="0"/>
+          <w:sz w:val="22"/>
+          <w:szCs w:val="22"/>
           <w:lang w:eastAsia="es-ES"/>
           <w14:ligatures w14:val="none"/>
         </w:rPr>
       </w:pPr>
       <w:r>
         <w:rPr>
-          <w:rFonts w:ascii="Arial Narrow" w:eastAsia="Times New Roman" w:hAnsi="Arial Narrow" w:cs="Arial"/>
-          <w:color w:val="000000"/>
-          <w:kern w:val="0"/>
+          <w:rFonts w:ascii="Arial Narrow" w:eastAsia="Arial Narrow" w:hAnsi="Arial Narrow" w:cs="Arial Narrow"/>
+          <w:color w:val="000000"/>
+          <w:kern w:val="0"/>
+          <w:sz w:val="22"/>
+          <w:szCs w:val="22"/>
           <w:lang w:eastAsia="es-ES"/>
           <w14:ligatures w14:val="none"/>
         </w:rPr>
@@ -791,9 +915,11 @@
         <w:pStyle w:val="Prrafodelista"/>
         <w:spacing w:line="240" w:lineRule="auto"/>
         <w:rPr>
-          <w:rFonts w:ascii="Arial Narrow" w:eastAsia="Times New Roman" w:hAnsi="Arial Narrow" w:cs="Arial"/>
-          <w:color w:val="000000"/>
-          <w:kern w:val="0"/>
+          <w:rFonts w:ascii="Arial Narrow" w:eastAsia="Arial Narrow" w:hAnsi="Arial Narrow" w:cs="Arial Narrow"/>
+          <w:color w:val="000000"/>
+          <w:kern w:val="0"/>
+          <w:sz w:val="22"/>
+          <w:szCs w:val="22"/>
           <w:lang w:eastAsia="es-ES"/>
           <w14:ligatures w14:val="none"/>
         </w:rPr>
@@ -814,18 +940,22 @@
         <w:ind w:left="1134" w:hanging="567"/>
         <w:jc w:val="both"/>
         <w:rPr>
-          <w:rFonts w:ascii="Arial Narrow" w:eastAsia="Times New Roman" w:hAnsi="Arial Narrow" w:cs="Arial"/>
-          <w:color w:val="000000"/>
-          <w:kern w:val="0"/>
+          <w:rFonts w:ascii="Arial Narrow" w:eastAsia="Arial Narrow" w:hAnsi="Arial Narrow" w:cs="Arial Narrow"/>
+          <w:color w:val="000000"/>
+          <w:kern w:val="0"/>
+          <w:sz w:val="22"/>
+          <w:szCs w:val="22"/>
           <w:lang w:eastAsia="es-ES"/>
           <w14:ligatures w14:val="none"/>
         </w:rPr>
       </w:pPr>
       <w:r>
         <w:rPr>
-          <w:rFonts w:ascii="Arial Narrow" w:eastAsia="Times New Roman" w:hAnsi="Arial Narrow" w:cs="Arial"/>
-          <w:color w:val="000000"/>
-          <w:kern w:val="0"/>
+          <w:rFonts w:ascii="Arial Narrow" w:eastAsia="Arial Narrow" w:hAnsi="Arial Narrow" w:cs="Arial Narrow"/>
+          <w:color w:val="000000"/>
+          <w:kern w:val="0"/>
+          <w:sz w:val="22"/>
+          <w:szCs w:val="22"/>
           <w:lang w:eastAsia="es-ES"/>
           <w14:ligatures w14:val="none"/>
         </w:rPr>
@@ -833,9 +963,11 @@
       </w:r>
       <w:r>
         <w:rPr>
-          <w:rFonts w:ascii="Arial Narrow" w:eastAsia="Times New Roman" w:hAnsi="Arial Narrow" w:cs="Arial"/>
-          <w:color w:val="000000"/>
-          <w:kern w:val="0"/>
+          <w:rFonts w:ascii="Arial Narrow" w:eastAsia="Arial Narrow" w:hAnsi="Arial Narrow" w:cs="Arial Narrow"/>
+          <w:color w:val="000000"/>
+          <w:kern w:val="0"/>
+          <w:sz w:val="22"/>
+          <w:szCs w:val="22"/>
           <w:lang w:eastAsia="es-ES"/>
           <w14:ligatures w14:val="none"/>
         </w:rPr>
@@ -850,9 +982,11 @@
         <w:spacing w:after="0" w:line="240" w:lineRule="auto"/>
         <w:jc w:val="both"/>
         <w:rPr>
-          <w:rFonts w:ascii="Arial Narrow" w:eastAsia="Times New Roman" w:hAnsi="Arial Narrow" w:cs="Arial"/>
-          <w:color w:val="000000"/>
-          <w:kern w:val="0"/>
+          <w:rFonts w:ascii="Arial Narrow" w:eastAsia="Arial Narrow" w:hAnsi="Arial Narrow" w:cs="Arial Narrow"/>
+          <w:color w:val="000000"/>
+          <w:kern w:val="0"/>
+          <w:sz w:val="22"/>
+          <w:szCs w:val="22"/>
           <w:lang w:eastAsia="es-ES"/>
           <w14:ligatures w14:val="none"/>
         </w:rPr>
@@ -872,18 +1006,22 @@
         <w:contextualSpacing/>
         <w:jc w:val="both"/>
         <w:rPr>
-          <w:rFonts w:ascii="Arial Narrow" w:eastAsia="Times New Roman" w:hAnsi="Arial Narrow" w:cs="Arial"/>
-          <w:color w:val="000000"/>
-          <w:kern w:val="0"/>
+          <w:rFonts w:ascii="Arial Narrow" w:eastAsia="Arial Narrow" w:hAnsi="Arial Narrow" w:cs="Arial Narrow"/>
+          <w:color w:val="000000"/>
+          <w:kern w:val="0"/>
+          <w:sz w:val="22"/>
+          <w:szCs w:val="22"/>
           <w:lang w:val="es-ES" w:eastAsia="es-ES"/>
           <w14:ligatures w14:val="none"/>
         </w:rPr>
       </w:pPr>
       <w:r>
         <w:rPr>
-          <w:rFonts w:ascii="Arial Narrow" w:eastAsia="Times New Roman" w:hAnsi="Arial Narrow" w:cs="Arial"/>
-          <w:color w:val="000000"/>
-          <w:kern w:val="0"/>
+          <w:rFonts w:ascii="Arial Narrow" w:eastAsia="Arial Narrow" w:hAnsi="Arial Narrow" w:cs="Arial Narrow"/>
+          <w:color w:val="000000"/>
+          <w:kern w:val="0"/>
+          <w:sz w:val="22"/>
+          <w:szCs w:val="22"/>
           <w:lang w:val="es-ES" w:eastAsia="es-ES"/>
           <w14:ligatures w14:val="none"/>
         </w:rPr>
@@ -891,17 +1029,21 @@
       </w:r>
       <w:r>
         <w:rPr>
-          <w:rFonts w:ascii="Arial Narrow" w:eastAsia="Calibri" w:hAnsi="Arial Narrow" w:cs="Arial"/>
-          <w:kern w:val="0"/>
-          <w14:ligatures w14:val="none"/>
+          <w:rFonts w:ascii="Arial Narrow" w:eastAsia="Arial Narrow" w:hAnsi="Arial Narrow" w:cs="Arial Narrow"/>
+          <w:kern w:val="0"/>
+          <w14:ligatures w14:val="none"/>
+          <w:sz w:val="22"/>
+          <w:szCs w:val="22"/>
         </w:rPr>
         <w:t xml:space="preserve"/>
       </w:r>
       <w:r>
         <w:rPr>
-          <w:rFonts w:ascii="Arial Narrow" w:eastAsia="Times New Roman" w:hAnsi="Arial Narrow" w:cs="Arial"/>
-          <w:color w:val="000000"/>
-          <w:kern w:val="0"/>
+          <w:rFonts w:ascii="Arial Narrow" w:eastAsia="Arial Narrow" w:hAnsi="Arial Narrow" w:cs="Arial Narrow"/>
+          <w:color w:val="000000"/>
+          <w:kern w:val="0"/>
+          <w:sz w:val="22"/>
+          <w:szCs w:val="22"/>
           <w:lang w:val="es-ES" w:eastAsia="es-ES"/>
           <w14:ligatures w14:val="none"/>
         </w:rPr>
@@ -909,9 +1051,11 @@
       </w:r>
       <w:r>
         <w:rPr>
-          <w:rFonts w:ascii="Arial Narrow" w:eastAsia="Times New Roman" w:hAnsi="Arial Narrow" w:cs="Arial"/>
-          <w:color w:val="000000"/>
-          <w:kern w:val="0"/>
+          <w:rFonts w:ascii="Arial Narrow" w:eastAsia="Arial Narrow" w:hAnsi="Arial Narrow" w:cs="Arial Narrow"/>
+          <w:color w:val="000000"/>
+          <w:kern w:val="0"/>
+          <w:sz w:val="22"/>
+          <w:szCs w:val="22"/>
           <w:lang w:val="es-ES" w:eastAsia="es-ES"/>
           <w14:ligatures w14:val="none"/>
         </w:rPr>
@@ -919,9 +1063,11 @@
       </w:r>
       <w:r>
         <w:rPr>
-          <w:rFonts w:ascii="Arial Narrow" w:eastAsia="Times New Roman" w:hAnsi="Arial Narrow" w:cs="Arial"/>
-          <w:color w:val="000000"/>
-          <w:kern w:val="0"/>
+          <w:rFonts w:ascii="Arial Narrow" w:eastAsia="Arial Narrow" w:hAnsi="Arial Narrow" w:cs="Arial Narrow"/>
+          <w:color w:val="000000"/>
+          <w:kern w:val="0"/>
+          <w:sz w:val="22"/>
+          <w:szCs w:val="22"/>
           <w:lang w:val="es-ES" w:eastAsia="es-ES"/>
           <w14:ligatures w14:val="none"/>
         </w:rPr>
@@ -929,9 +1075,11 @@
       </w:r>
       <w:r>
         <w:rPr>
-          <w:rFonts w:ascii="Arial Narrow" w:eastAsia="Times New Roman" w:hAnsi="Arial Narrow" w:cs="Arial"/>
-          <w:color w:val="000000"/>
-          <w:kern w:val="0"/>
+          <w:rFonts w:ascii="Arial Narrow" w:eastAsia="Arial Narrow" w:hAnsi="Arial Narrow" w:cs="Arial Narrow"/>
+          <w:color w:val="000000"/>
+          <w:kern w:val="0"/>
+          <w:sz w:val="22"/>
+          <w:szCs w:val="22"/>
           <w:lang w:val="es-ES" w:eastAsia="es-ES"/>
           <w14:ligatures w14:val="none"/>
         </w:rPr>
@@ -939,9 +1087,11 @@
       </w:r>
       <w:r>
         <w:rPr>
-          <w:rFonts w:ascii="Arial Narrow" w:eastAsia="Times New Roman" w:hAnsi="Arial Narrow" w:cs="Arial"/>
-          <w:color w:val="000000"/>
-          <w:kern w:val="0"/>
+          <w:rFonts w:ascii="Arial Narrow" w:eastAsia="Arial Narrow" w:hAnsi="Arial Narrow" w:cs="Arial Narrow"/>
+          <w:color w:val="000000"/>
+          <w:kern w:val="0"/>
+          <w:sz w:val="22"/>
+          <w:szCs w:val="22"/>
           <w:lang w:val="es-ES" w:eastAsia="es-ES"/>
           <w14:ligatures w14:val="none"/>
         </w:rPr>
@@ -949,9 +1099,11 @@
       </w:r>
       <w:r>
         <w:rPr>
-          <w:rFonts w:ascii="Arial Narrow" w:eastAsia="Times New Roman" w:hAnsi="Arial Narrow" w:cs="Arial"/>
-          <w:color w:val="000000"/>
-          <w:kern w:val="0"/>
+          <w:rFonts w:ascii="Arial Narrow" w:eastAsia="Arial Narrow" w:hAnsi="Arial Narrow" w:cs="Arial Narrow"/>
+          <w:color w:val="000000"/>
+          <w:kern w:val="0"/>
+          <w:sz w:val="22"/>
+          <w:szCs w:val="22"/>
           <w:lang w:val="es-ES" w:eastAsia="es-ES"/>
           <w14:ligatures w14:val="none"/>
         </w:rPr>
@@ -968,6 +1120,8 @@
           <w:b/>
           <w:color w:val="000000"/>
           <w:kern w:val="0"/>
+          <w:sz w:val="22"/>
+          <w:szCs w:val="22"/>
           <w:lang w:eastAsia="es-PE"/>
           <w14:ligatures w14:val="none"/>
         </w:rPr>
@@ -992,16 +1146,20 @@
           <w:b/>
           <w:color w:val="000000"/>
           <w:kern w:val="0"/>
-          <w:lang w:eastAsia="es-PE"/>
-          <w14:ligatures w14:val="none"/>
-        </w:rPr>
-      </w:pPr>
-      <w:r>
-        <w:rPr>
-          <w:rFonts w:ascii="Arial Narrow" w:eastAsia="Arial Narrow" w:hAnsi="Arial Narrow" w:cs="Arial Narrow"/>
-          <w:b/>
-          <w:color w:val="000000"/>
-          <w:kern w:val="0"/>
+          <w:sz w:val="22"/>
+          <w:szCs w:val="22"/>
+          <w:lang w:eastAsia="es-PE"/>
+          <w14:ligatures w14:val="none"/>
+        </w:rPr>
+      </w:pPr>
+      <w:r>
+        <w:rPr>
+          <w:rFonts w:ascii="Arial Narrow" w:eastAsia="Arial Narrow" w:hAnsi="Arial Narrow" w:cs="Arial Narrow"/>
+          <w:b/>
+          <w:color w:val="000000"/>
+          <w:kern w:val="0"/>
+          <w:sz w:val="22"/>
+          <w:szCs w:val="22"/>
           <w:lang w:eastAsia="es-PE"/>
           <w14:ligatures w14:val="none"/>
         </w:rPr>
@@ -1019,6 +1177,8 @@
           <w:b/>
           <w:color w:val="000000"/>
           <w:kern w:val="0"/>
+          <w:sz w:val="22"/>
+          <w:szCs w:val="22"/>
           <w:lang w:eastAsia="es-PE"/>
           <w14:ligatures w14:val="none"/>
         </w:rPr>
@@ -1038,6 +1198,8 @@
           <w:rFonts w:ascii="Arial Narrow" w:eastAsia="Arial Narrow" w:hAnsi="Arial Narrow" w:cs="Arial Narrow"/>
           <w:kern w:val="0"/>
           <w14:ligatures w14:val="none"/>
+          <w:sz w:val="22"/>
+          <w:szCs w:val="22"/>
         </w:rPr>
       </w:pPr>
       <w:bookmarkStart w:id="1" w:name="_Hlk140755208"/>
@@ -1045,9 +1207,11 @@
       <w:bookmarkStart w:id="3" w:name="_Hlk155944687"/>
       <w:r>
         <w:rPr>
-          <w:rFonts w:ascii="Arial Narrow" w:eastAsia="Times New Roman" w:hAnsi="Arial Narrow" w:cs="Segoe UI"/>
-          <w:color w:val="000000"/>
-          <w:kern w:val="0"/>
+          <w:rFonts w:ascii="Arial Narrow" w:eastAsia="Arial Narrow" w:hAnsi="Arial Narrow" w:cs="Arial Narrow"/>
+          <w:color w:val="000000"/>
+          <w:kern w:val="0"/>
+          <w:sz w:val="22"/>
+          <w:szCs w:val="22"/>
           <w:lang w:eastAsia="es-PE"/>
           <w14:ligatures w14:val="none"/>
         </w:rPr>
@@ -1058,9 +1222,11 @@
       <w:bookmarkEnd w:id="3"/>
       <w:r>
         <w:rPr>
-          <w:rFonts w:ascii="Arial Narrow" w:eastAsia="Times New Roman" w:hAnsi="Arial Narrow" w:cs="Segoe UI"/>
-          <w:color w:val="000000"/>
-          <w:kern w:val="0"/>
+          <w:rFonts w:ascii="Arial Narrow" w:eastAsia="Arial Narrow" w:hAnsi="Arial Narrow" w:cs="Arial Narrow"/>
+          <w:color w:val="000000"/>
+          <w:kern w:val="0"/>
+          <w:sz w:val="22"/>
+          <w:szCs w:val="22"/>
           <w:lang w:eastAsia="es-PE"/>
           <w14:ligatures w14:val="none"/>
         </w:rPr>
@@ -1071,6 +1237,8 @@
           <w:rStyle w:val="Refdenotaalpie"/>
           <w:rFonts w:ascii="Arial Narrow" w:eastAsia="Arial Narrow" w:hAnsi="Arial Narrow" w:cs="Arial Narrow"/>
           <w:kern w:val="0"/>
+          <w:sz w:val="22"/>
+          <w:szCs w:val="22"/>
           <w:vertAlign w:val="superscript"/>
           <w14:ligatures w14:val="none"/>
         </w:rPr>
@@ -1078,9 +1246,11 @@
       </w:r>
       <w:r>
         <w:rPr>
-          <w:rFonts w:ascii="Arial Narrow" w:eastAsia="Times New Roman" w:hAnsi="Arial Narrow" w:cs="Segoe UI"/>
-          <w:color w:val="000000"/>
-          <w:kern w:val="0"/>
+          <w:rFonts w:ascii="Arial Narrow" w:eastAsia="Arial Narrow" w:hAnsi="Arial Narrow" w:cs="Arial Narrow"/>
+          <w:color w:val="000000"/>
+          <w:kern w:val="0"/>
+          <w:sz w:val="22"/>
+          <w:szCs w:val="22"/>
           <w:lang w:eastAsia="es-PE"/>
           <w14:ligatures w14:val="none"/>
         </w:rPr>
@@ -1091,6 +1261,8 @@
           <w:rFonts w:ascii="Arial Narrow" w:eastAsia="Arial Narrow" w:hAnsi="Arial Narrow" w:cs="Arial Narrow"/>
           <w:kern w:val="0"/>
           <w14:ligatures w14:val="none"/>
+          <w:sz w:val="22"/>
+          <w:szCs w:val="22"/>
         </w:rPr>
         <w:t xml:space="preserve"/>
       </w:r>
@@ -1099,6 +1271,8 @@
           <w:rFonts w:ascii="Arial Narrow" w:eastAsia="Arial Narrow" w:hAnsi="Arial Narrow" w:cs="Arial Narrow"/>
           <w:kern w:val="0"/>
           <w14:ligatures w14:val="none"/>
+          <w:sz w:val="22"/>
+          <w:szCs w:val="22"/>
         </w:rPr>
         <w:t xml:space="preserve"/>
       </w:r>
@@ -1107,6 +1281,8 @@
           <w:rFonts w:ascii="Arial Narrow" w:eastAsia="Arial Narrow" w:hAnsi="Arial Narrow" w:cs="Arial Narrow"/>
           <w:kern w:val="0"/>
           <w14:ligatures w14:val="none"/>
+          <w:sz w:val="22"/>
+          <w:szCs w:val="22"/>
         </w:rPr>
         <w:t xml:space="preserve"/>
       </w:r>
@@ -1115,6 +1291,8 @@
           <w:rFonts w:ascii="Arial Narrow" w:eastAsia="Arial Narrow" w:hAnsi="Arial Narrow" w:cs="Arial Narrow"/>
           <w:kern w:val="0"/>
           <w14:ligatures w14:val="none"/>
+          <w:sz w:val="22"/>
+          <w:szCs w:val="22"/>
         </w:rPr>
         <w:lastRenderedPageBreak/>
         <w:t/>
@@ -1124,14 +1302,18 @@
           <w:rFonts w:ascii="Arial Narrow" w:eastAsia="Arial Narrow" w:hAnsi="Arial Narrow" w:cs="Arial Narrow"/>
           <w:kern w:val="0"/>
           <w14:ligatures w14:val="none"/>
+          <w:sz w:val="22"/>
+          <w:szCs w:val="22"/>
         </w:rPr>
         <w:t/>
       </w:r>
       <w:r>
         <w:rPr>
-          <w:rFonts w:ascii="Arial Narrow" w:eastAsia="Times New Roman" w:hAnsi="Arial Narrow" w:cs="Segoe UI"/>
-          <w:color w:val="000000"/>
-          <w:kern w:val="0"/>
+          <w:rFonts w:ascii="Arial Narrow" w:eastAsia="Arial Narrow" w:hAnsi="Arial Narrow" w:cs="Arial Narrow"/>
+          <w:color w:val="000000"/>
+          <w:kern w:val="0"/>
+          <w:sz w:val="22"/>
+          <w:szCs w:val="22"/>
           <w:lang w:eastAsia="es-PE"/>
           <w14:ligatures w14:val="none"/>
         </w:rPr>
@@ -1142,14 +1324,18 @@
           <w:rFonts w:ascii="Arial Narrow" w:eastAsia="Arial Narrow" w:hAnsi="Arial Narrow" w:cs="Arial Narrow"/>
           <w:kern w:val="0"/>
           <w14:ligatures w14:val="none"/>
+          <w:sz w:val="22"/>
+          <w:szCs w:val="22"/>
         </w:rPr>
         <w:t xml:space="preserve"/>
       </w:r>
       <w:r>
         <w:rPr>
-          <w:rFonts w:ascii="Arial Narrow" w:eastAsia="Times New Roman" w:hAnsi="Arial Narrow" w:cs="Segoe UI"/>
-          <w:color w:val="000000"/>
-          <w:kern w:val="0"/>
+          <w:rFonts w:ascii="Arial Narrow" w:eastAsia="Arial Narrow" w:hAnsi="Arial Narrow" w:cs="Arial Narrow"/>
+          <w:color w:val="000000"/>
+          <w:kern w:val="0"/>
+          <w:sz w:val="22"/>
+          <w:szCs w:val="22"/>
           <w:lang w:eastAsia="es-PE"/>
           <w14:ligatures w14:val="none"/>
         </w:rPr>
@@ -1160,14 +1346,18 @@
           <w:rFonts w:ascii="Arial Narrow" w:eastAsia="Arial Narrow" w:hAnsi="Arial Narrow" w:cs="Arial Narrow"/>
           <w:kern w:val="0"/>
           <w14:ligatures w14:val="none"/>
+          <w:sz w:val="22"/>
+          <w:szCs w:val="22"/>
         </w:rPr>
         <w:t xml:space="preserve"/>
       </w:r>
       <w:r>
         <w:rPr>
           <w:rStyle w:val="Refdenotaalpie"/>
-          <w:rFonts w:ascii="Arial Narrow" w:eastAsia="Arial Narrow" w:hAnsi="Arial Narrow" w:cs="Arial"/>
-          <w:kern w:val="0"/>
+          <w:rFonts w:ascii="Arial Narrow" w:eastAsia="Arial Narrow" w:hAnsi="Arial Narrow" w:cs="Arial Narrow"/>
+          <w:kern w:val="0"/>
+          <w:sz w:val="22"/>
+          <w:szCs w:val="22"/>
           <w:vertAlign w:val="superscript"/>
           <w14:ligatures w14:val="none"/>
         </w:rPr>
@@ -1178,6 +1368,8 @@
           <w:rFonts w:ascii="Arial Narrow" w:eastAsia="Arial Narrow" w:hAnsi="Arial Narrow" w:cs="Arial Narrow"/>
           <w:kern w:val="0"/>
           <w14:ligatures w14:val="none"/>
+          <w:sz w:val="22"/>
+          <w:szCs w:val="22"/>
         </w:rPr>
         <w:t/>
       </w:r>
@@ -1190,6 +1382,8 @@
           <w:rFonts w:ascii="Arial Narrow" w:eastAsia="Arial Narrow" w:hAnsi="Arial Narrow" w:cs="Arial Narrow"/>
           <w:kern w:val="0"/>
           <w14:ligatures w14:val="none"/>
+          <w:sz w:val="22"/>
+          <w:szCs w:val="22"/>
         </w:rPr>
       </w:pPr>
     </w:p>
@@ -1207,21 +1401,27 @@
           <w:rFonts w:ascii="Arial Narrow" w:eastAsia="Arial Narrow" w:hAnsi="Arial Narrow" w:cs="Arial Narrow"/>
           <w:kern w:val="0"/>
           <w14:ligatures w14:val="none"/>
-        </w:rPr>
-      </w:pPr>
-      <w:r>
-        <w:rPr>
-          <w:rFonts w:ascii="Arial Narrow" w:eastAsia="Arial Narrow" w:hAnsi="Arial Narrow" w:cs="Arial Narrow"/>
-          <w:kern w:val="0"/>
-          <w14:ligatures w14:val="none"/>
+          <w:sz w:val="22"/>
+          <w:szCs w:val="22"/>
+        </w:rPr>
+      </w:pPr>
+      <w:r>
+        <w:rPr>
+          <w:rFonts w:ascii="Arial Narrow" w:eastAsia="Arial Narrow" w:hAnsi="Arial Narrow" w:cs="Arial Narrow"/>
+          <w:kern w:val="0"/>
+          <w14:ligatures w14:val="none"/>
+          <w:sz w:val="22"/>
+          <w:szCs w:val="22"/>
         </w:rPr>
         <w:t xml:space="preserve">Así también, la Secretaría Técnica, en ejercicio de sus facultades, considera que el hecho denunciado, consistente en que la compañía aseguradora habría rechazado injustificadamente a la denunciante la cobertura de la Póliza del Seguro Protección Familiar por el fallecimiento de su hijo Jimmy Eduardo Castro [APELLIDO]; involucraría una presunta afectación a sus expectativas, quien no habría encontrado una correspondencia entre lo que esperaba recibir de parte del proveedor y lo que realmente recibió. Por consiguiente, corresponde calificar el hecho materia de denuncia como una presunta infracción al deber de idoneidad, tipificado en los artículos 18 y 19 del Código.</w:t>
       </w:r>
       <w:r>
         <w:rPr>
-          <w:rFonts w:ascii="Arial Narrow" w:eastAsia="Times New Roman" w:hAnsi="Arial Narrow" w:cs="Segoe UI"/>
-          <w:color w:val="000000"/>
-          <w:kern w:val="0"/>
+          <w:rFonts w:ascii="Arial Narrow" w:eastAsia="Arial Narrow" w:hAnsi="Arial Narrow" w:cs="Arial Narrow"/>
+          <w:color w:val="000000"/>
+          <w:kern w:val="0"/>
+          <w:sz w:val="22"/>
+          <w:szCs w:val="22"/>
           <w:lang w:eastAsia="es-PE"/>
           <w14:ligatures w14:val="none"/>
         </w:rPr>
@@ -1232,6 +1432,8 @@
           <w:rFonts w:ascii="Arial Narrow" w:eastAsia="Arial Narrow" w:hAnsi="Arial Narrow" w:cs="Arial Narrow"/>
           <w:kern w:val="0"/>
           <w14:ligatures w14:val="none"/>
+          <w:sz w:val="22"/>
+          <w:szCs w:val="22"/>
         </w:rPr>
         <w:t xml:space="preserve"/>
       </w:r>
@@ -1240,6 +1442,8 @@
           <w:rFonts w:ascii="Arial Narrow" w:eastAsia="Arial Narrow" w:hAnsi="Arial Narrow" w:cs="Arial Narrow"/>
           <w:kern w:val="0"/>
           <w14:ligatures w14:val="none"/>
+          <w:sz w:val="22"/>
+          <w:szCs w:val="22"/>
         </w:rPr>
         <w:t/>
       </w:r>
@@ -1248,14 +1452,18 @@
           <w:rFonts w:ascii="Arial Narrow" w:eastAsia="Arial Narrow" w:hAnsi="Arial Narrow" w:cs="Arial Narrow"/>
           <w:kern w:val="0"/>
           <w14:ligatures w14:val="none"/>
+          <w:sz w:val="22"/>
+          <w:szCs w:val="22"/>
         </w:rPr>
         <w:t/>
       </w:r>
       <w:r>
         <w:rPr>
-          <w:rFonts w:ascii="Arial Narrow" w:eastAsia="Times New Roman" w:hAnsi="Arial Narrow" w:cs="Segoe UI"/>
-          <w:color w:val="000000"/>
-          <w:kern w:val="0"/>
+          <w:rFonts w:ascii="Arial Narrow" w:eastAsia="Arial Narrow" w:hAnsi="Arial Narrow" w:cs="Arial Narrow"/>
+          <w:color w:val="000000"/>
+          <w:kern w:val="0"/>
+          <w:sz w:val="22"/>
+          <w:szCs w:val="22"/>
           <w:lang w:eastAsia="es-PE"/>
           <w14:ligatures w14:val="none"/>
         </w:rPr>
@@ -1266,14 +1474,18 @@
           <w:rFonts w:ascii="Arial Narrow" w:eastAsia="Arial Narrow" w:hAnsi="Arial Narrow" w:cs="Arial Narrow"/>
           <w:kern w:val="0"/>
           <w14:ligatures w14:val="none"/>
+          <w:sz w:val="22"/>
+          <w:szCs w:val="22"/>
         </w:rPr>
         <w:t xml:space="preserve"/>
       </w:r>
       <w:r>
         <w:rPr>
-          <w:rFonts w:ascii="Arial Narrow" w:eastAsia="Times New Roman" w:hAnsi="Arial Narrow" w:cs="Segoe UI"/>
-          <w:color w:val="000000"/>
-          <w:kern w:val="0"/>
+          <w:rFonts w:ascii="Arial Narrow" w:eastAsia="Arial Narrow" w:hAnsi="Arial Narrow" w:cs="Arial Narrow"/>
+          <w:color w:val="000000"/>
+          <w:kern w:val="0"/>
+          <w:sz w:val="22"/>
+          <w:szCs w:val="22"/>
           <w:lang w:eastAsia="es-PE"/>
           <w14:ligatures w14:val="none"/>
         </w:rPr>
@@ -1284,6 +1496,8 @@
           <w:rFonts w:ascii="Arial Narrow" w:eastAsia="Arial Narrow" w:hAnsi="Arial Narrow" w:cs="Arial Narrow"/>
           <w:kern w:val="0"/>
           <w14:ligatures w14:val="none"/>
+          <w:sz w:val="22"/>
+          <w:szCs w:val="22"/>
         </w:rPr>
         <w:t xml:space="preserve"/>
       </w:r>
@@ -1293,9 +1507,11 @@
         <w:pStyle w:val="Prrafodelista"/>
         <w:spacing w:line="240" w:lineRule="auto"/>
         <w:rPr>
-          <w:rFonts w:ascii="Arial Narrow" w:eastAsia="Arial" w:hAnsi="Arial Narrow" w:cs="Arial"/>
-          <w:color w:val="000000"/>
-          <w:kern w:val="0"/>
+          <w:rFonts w:ascii="Arial Narrow" w:eastAsia="Arial Narrow" w:hAnsi="Arial Narrow" w:cs="Arial Narrow"/>
+          <w:color w:val="000000"/>
+          <w:kern w:val="0"/>
+          <w:sz w:val="22"/>
+          <w:szCs w:val="22"/>
           <w:lang w:eastAsia="es-PE"/>
           <w14:ligatures w14:val="none"/>
         </w:rPr>
@@ -1315,13 +1531,17 @@
           <w:rFonts w:ascii="Arial Narrow" w:eastAsia="Arial Narrow" w:hAnsi="Arial Narrow" w:cs="Arial Narrow"/>
           <w:kern w:val="0"/>
           <w14:ligatures w14:val="none"/>
-        </w:rPr>
-      </w:pPr>
-      <w:r>
-        <w:rPr>
-          <w:rFonts w:ascii="Arial Narrow" w:eastAsia="Arial" w:hAnsi="Arial Narrow" w:cs="Arial"/>
-          <w:color w:val="000000"/>
-          <w:kern w:val="0"/>
+          <w:sz w:val="22"/>
+          <w:szCs w:val="22"/>
+        </w:rPr>
+      </w:pPr>
+      <w:r>
+        <w:rPr>
+          <w:rFonts w:ascii="Arial Narrow" w:eastAsia="Arial Narrow" w:hAnsi="Arial Narrow" w:cs="Arial Narrow"/>
+          <w:color w:val="000000"/>
+          <w:kern w:val="0"/>
+          <w:sz w:val="22"/>
+          <w:szCs w:val="22"/>
           <w:lang w:eastAsia="es-PE"/>
           <w14:ligatures w14:val="none"/>
         </w:rPr>
@@ -1330,16 +1550,20 @@
       <w:r>
         <w:rPr>
           <w:rStyle w:val="Refdenotaalpie"/>
-          <w:rFonts w:eastAsia="Arial Narrow" w:cs="Arial Narrow"/>
+          <w:rFonts w:ascii="Arial Narrow" w:eastAsia="Arial Narrow" w:hAnsi="Arial Narrow" w:cs="Arial Narrow"/>
+          <w:sz w:val="22"/>
+          <w:szCs w:val="22"/>
           <w:vertAlign w:val="superscript"/>
         </w:rPr>
         <w:footnoteReference w:id="5"/>
       </w:r>
       <w:r>
         <w:rPr>
-          <w:rFonts w:ascii="Arial Narrow" w:eastAsia="Arial" w:hAnsi="Arial Narrow" w:cs="Arial"/>
-          <w:color w:val="000000"/>
-          <w:kern w:val="0"/>
+          <w:rFonts w:ascii="Arial Narrow" w:eastAsia="Arial Narrow" w:hAnsi="Arial Narrow" w:cs="Arial Narrow"/>
+          <w:color w:val="000000"/>
+          <w:kern w:val="0"/>
+          <w:sz w:val="22"/>
+          <w:szCs w:val="22"/>
           <w:lang w:eastAsia="es-PE"/>
           <w14:ligatures w14:val="none"/>
         </w:rPr>
@@ -1356,6 +1580,8 @@
           <w:rFonts w:ascii="Arial Narrow" w:eastAsia="Arial Narrow" w:hAnsi="Arial Narrow" w:cs="Arial Narrow"/>
           <w:color w:val="000000"/>
           <w:kern w:val="0"/>
+          <w:sz w:val="22"/>
+          <w:szCs w:val="22"/>
           <w:lang w:eastAsia="es-PE"/>
           <w14:ligatures w14:val="none"/>
         </w:rPr>
@@ -1380,16 +1606,20 @@
           <w:b/>
           <w:color w:val="000000"/>
           <w:kern w:val="0"/>
-          <w:lang w:eastAsia="es-PE"/>
-          <w14:ligatures w14:val="none"/>
-        </w:rPr>
-      </w:pPr>
-      <w:r>
-        <w:rPr>
-          <w:rFonts w:ascii="Arial Narrow" w:eastAsia="Arial Narrow" w:hAnsi="Arial Narrow" w:cs="Arial Narrow"/>
-          <w:b/>
-          <w:color w:val="000000"/>
-          <w:kern w:val="0"/>
+          <w:sz w:val="22"/>
+          <w:szCs w:val="22"/>
+          <w:lang w:eastAsia="es-PE"/>
+          <w14:ligatures w14:val="none"/>
+        </w:rPr>
+      </w:pPr>
+      <w:r>
+        <w:rPr>
+          <w:rFonts w:ascii="Arial Narrow" w:eastAsia="Arial Narrow" w:hAnsi="Arial Narrow" w:cs="Arial Narrow"/>
+          <w:b/>
+          <w:color w:val="000000"/>
+          <w:kern w:val="0"/>
+          <w:sz w:val="22"/>
+          <w:szCs w:val="22"/>
           <w:lang w:eastAsia="es-PE"/>
           <w14:ligatures w14:val="none"/>
         </w:rPr>
@@ -1401,6 +1631,8 @@
           <w:b/>
           <w:color w:val="000000"/>
           <w:kern w:val="0"/>
+          <w:sz w:val="22"/>
+          <w:szCs w:val="22"/>
           <w:lang w:eastAsia="es-PE"/>
           <w14:ligatures w14:val="none"/>
         </w:rPr>
@@ -1412,6 +1644,8 @@
           <w:b/>
           <w:color w:val="000000"/>
           <w:kern w:val="0"/>
+          <w:sz w:val="22"/>
+          <w:szCs w:val="22"/>
           <w:lang w:eastAsia="es-PE"/>
           <w14:ligatures w14:val="none"/>
         </w:rPr>
@@ -1423,9 +1657,11 @@
         <w:spacing w:after="0" w:line="240" w:lineRule="auto"/>
         <w:jc w:val="both"/>
         <w:rPr>
-          <w:rFonts w:ascii="Arial Narrow" w:eastAsia="Times New Roman" w:hAnsi="Arial Narrow" w:cs="Arial"/>
-          <w:color w:val="000000"/>
-          <w:kern w:val="0"/>
+          <w:rFonts w:ascii="Arial Narrow" w:eastAsia="Arial Narrow" w:hAnsi="Arial Narrow" w:cs="Arial Narrow"/>
+          <w:color w:val="000000"/>
+          <w:kern w:val="0"/>
+          <w:sz w:val="22"/>
+          <w:szCs w:val="22"/>
           <w:lang w:val="es-ES" w:eastAsia="es-ES"/>
           <w14:ligatures w14:val="none"/>
         </w:rPr>
@@ -1442,18 +1678,22 @@
         <w:ind w:left="567" w:hanging="567"/>
         <w:jc w:val="both"/>
         <w:rPr>
-          <w:rFonts w:ascii="Arial Narrow" w:eastAsia="Times New Roman" w:hAnsi="Arial Narrow" w:cs="Arial"/>
-          <w:color w:val="000000"/>
-          <w:kern w:val="0"/>
+          <w:rFonts w:ascii="Arial Narrow" w:eastAsia="Arial Narrow" w:hAnsi="Arial Narrow" w:cs="Arial Narrow"/>
+          <w:color w:val="000000"/>
+          <w:kern w:val="0"/>
+          <w:sz w:val="22"/>
+          <w:szCs w:val="22"/>
           <w:lang w:val="es-ES" w:eastAsia="es-ES"/>
           <w14:ligatures w14:val="none"/>
         </w:rPr>
       </w:pPr>
       <w:r>
         <w:rPr>
-          <w:rFonts w:ascii="Arial Narrow" w:eastAsia="Times New Roman" w:hAnsi="Arial Narrow" w:cs="Arial"/>
-          <w:color w:val="000000"/>
-          <w:kern w:val="0"/>
+          <w:rFonts w:ascii="Arial Narrow" w:eastAsia="Arial Narrow" w:hAnsi="Arial Narrow" w:cs="Arial Narrow"/>
+          <w:color w:val="000000"/>
+          <w:kern w:val="0"/>
+          <w:sz w:val="22"/>
+          <w:szCs w:val="22"/>
           <w:lang w:val="es-ES" w:eastAsia="es-ES"/>
           <w14:ligatures w14:val="none"/>
         </w:rPr>
@@ -1461,9 +1701,11 @@
       </w:r>
       <w:r>
         <w:rPr>
-          <w:rFonts w:ascii="Arial Narrow" w:eastAsia="Times New Roman" w:hAnsi="Arial Narrow" w:cs="Arial"/>
-          <w:color w:val="000000"/>
-          <w:kern w:val="0"/>
+          <w:rFonts w:ascii="Arial Narrow" w:eastAsia="Arial Narrow" w:hAnsi="Arial Narrow" w:cs="Arial Narrow"/>
+          <w:color w:val="000000"/>
+          <w:kern w:val="0"/>
+          <w:sz w:val="22"/>
+          <w:szCs w:val="22"/>
           <w:lang w:val="es-ES" w:eastAsia="es-ES"/>
           <w14:ligatures w14:val="none"/>
         </w:rPr>
@@ -1471,9 +1713,11 @@
       </w:r>
       <w:r>
         <w:rPr>
-          <w:rFonts w:ascii="Arial Narrow" w:eastAsia="Times New Roman" w:hAnsi="Arial Narrow" w:cs="Arial"/>
-          <w:color w:val="000000"/>
-          <w:kern w:val="0"/>
+          <w:rFonts w:ascii="Arial Narrow" w:eastAsia="Arial Narrow" w:hAnsi="Arial Narrow" w:cs="Arial Narrow"/>
+          <w:color w:val="000000"/>
+          <w:kern w:val="0"/>
+          <w:sz w:val="22"/>
+          <w:szCs w:val="22"/>
           <w:lang w:val="es-ES" w:eastAsia="es-ES"/>
           <w14:ligatures w14:val="none"/>
         </w:rPr>
@@ -1481,9 +1725,11 @@
       </w:r>
       <w:r>
         <w:rPr>
-          <w:rFonts w:ascii="Arial Narrow" w:eastAsia="Times New Roman" w:hAnsi="Arial Narrow" w:cs="Arial"/>
-          <w:color w:val="000000"/>
-          <w:kern w:val="0"/>
+          <w:rFonts w:ascii="Arial Narrow" w:eastAsia="Arial Narrow" w:hAnsi="Arial Narrow" w:cs="Arial Narrow"/>
+          <w:color w:val="000000"/>
+          <w:kern w:val="0"/>
+          <w:sz w:val="22"/>
+          <w:szCs w:val="22"/>
           <w:lang w:val="es-ES" w:eastAsia="es-ES"/>
           <w14:ligatures w14:val="none"/>
         </w:rPr>
@@ -1491,9 +1737,11 @@
       </w:r>
       <w:r>
         <w:rPr>
-          <w:rFonts w:ascii="Arial Narrow" w:eastAsia="Times New Roman" w:hAnsi="Arial Narrow" w:cs="Arial"/>
-          <w:color w:val="000000"/>
-          <w:kern w:val="0"/>
+          <w:rFonts w:ascii="Arial Narrow" w:eastAsia="Arial Narrow" w:hAnsi="Arial Narrow" w:cs="Arial Narrow"/>
+          <w:color w:val="000000"/>
+          <w:kern w:val="0"/>
+          <w:sz w:val="22"/>
+          <w:szCs w:val="22"/>
           <w:lang w:val="es-ES" w:eastAsia="es-ES"/>
           <w14:ligatures w14:val="none"/>
         </w:rPr>
@@ -1501,9 +1749,11 @@
       </w:r>
       <w:r>
         <w:rPr>
-          <w:rFonts w:ascii="Arial Narrow" w:eastAsia="Times New Roman" w:hAnsi="Arial Narrow" w:cs="Arial"/>
-          <w:color w:val="000000"/>
-          <w:kern w:val="0"/>
+          <w:rFonts w:ascii="Arial Narrow" w:eastAsia="Arial Narrow" w:hAnsi="Arial Narrow" w:cs="Arial Narrow"/>
+          <w:color w:val="000000"/>
+          <w:kern w:val="0"/>
+          <w:sz w:val="22"/>
+          <w:szCs w:val="22"/>
           <w:lang w:val="es-ES" w:eastAsia="es-ES"/>
           <w14:ligatures w14:val="none"/>
         </w:rPr>
@@ -1511,9 +1761,11 @@
       </w:r>
       <w:r>
         <w:rPr>
-          <w:rFonts w:ascii="Arial Narrow" w:eastAsia="Times New Roman" w:hAnsi="Arial Narrow" w:cs="Arial"/>
-          <w:color w:val="000000"/>
-          <w:kern w:val="0"/>
+          <w:rFonts w:ascii="Arial Narrow" w:eastAsia="Arial Narrow" w:hAnsi="Arial Narrow" w:cs="Arial Narrow"/>
+          <w:color w:val="000000"/>
+          <w:kern w:val="0"/>
+          <w:sz w:val="22"/>
+          <w:szCs w:val="22"/>
           <w:lang w:eastAsia="es-ES"/>
           <w14:ligatures w14:val="none"/>
         </w:rPr>
@@ -1521,9 +1773,11 @@
       </w:r>
       <w:r>
         <w:rPr>
-          <w:rFonts w:ascii="Arial Narrow" w:eastAsia="Times New Roman" w:hAnsi="Arial Narrow" w:cs="Arial"/>
-          <w:color w:val="000000"/>
-          <w:kern w:val="0"/>
+          <w:rFonts w:ascii="Arial Narrow" w:eastAsia="Arial Narrow" w:hAnsi="Arial Narrow" w:cs="Arial Narrow"/>
+          <w:color w:val="000000"/>
+          <w:kern w:val="0"/>
+          <w:sz w:val="22"/>
+          <w:szCs w:val="22"/>
           <w:lang w:val="es-ES" w:eastAsia="es-ES"/>
           <w14:ligatures w14:val="none"/>
         </w:rPr>
@@ -1532,9 +1786,11 @@
       <w:proofErr w:type="spellStart"/>
       <w:r>
         <w:rPr>
-          <w:rFonts w:ascii="Arial Narrow" w:eastAsia="Times New Roman" w:hAnsi="Arial Narrow" w:cs="Arial"/>
-          <w:color w:val="000000"/>
-          <w:kern w:val="0"/>
+          <w:rFonts w:ascii="Arial Narrow" w:eastAsia="Arial Narrow" w:hAnsi="Arial Narrow" w:cs="Arial Narrow"/>
+          <w:color w:val="000000"/>
+          <w:kern w:val="0"/>
+          <w:sz w:val="22"/>
+          <w:szCs w:val="22"/>
           <w:lang w:val="es-ES" w:eastAsia="es-ES"/>
           <w14:ligatures w14:val="none"/>
         </w:rPr>
@@ -1543,9 +1799,11 @@
       <w:proofErr w:type="spellEnd"/>
       <w:r>
         <w:rPr>
-          <w:rFonts w:ascii="Arial Narrow" w:eastAsia="Times New Roman" w:hAnsi="Arial Narrow" w:cs="Arial"/>
-          <w:color w:val="000000"/>
-          <w:kern w:val="0"/>
+          <w:rFonts w:ascii="Arial Narrow" w:eastAsia="Arial Narrow" w:hAnsi="Arial Narrow" w:cs="Arial Narrow"/>
+          <w:color w:val="000000"/>
+          <w:kern w:val="0"/>
+          <w:sz w:val="22"/>
+          <w:szCs w:val="22"/>
           <w:lang w:val="es-ES" w:eastAsia="es-ES"/>
           <w14:ligatures w14:val="none"/>
         </w:rPr>
@@ -1553,9 +1811,11 @@
       </w:r>
       <w:r>
         <w:rPr>
-          <w:rFonts w:ascii="Arial Narrow" w:eastAsia="Times New Roman" w:hAnsi="Arial Narrow" w:cs="Arial"/>
-          <w:color w:val="000000"/>
-          <w:kern w:val="0"/>
+          <w:rFonts w:ascii="Arial Narrow" w:eastAsia="Arial Narrow" w:hAnsi="Arial Narrow" w:cs="Arial Narrow"/>
+          <w:color w:val="000000"/>
+          <w:kern w:val="0"/>
+          <w:sz w:val="22"/>
+          <w:szCs w:val="22"/>
           <w:lang w:eastAsia="es-ES"/>
           <w14:ligatures w14:val="none"/>
         </w:rPr>
@@ -1563,9 +1823,11 @@
       </w:r>
       <w:r>
         <w:rPr>
-          <w:rFonts w:ascii="Arial Narrow" w:eastAsia="Times New Roman" w:hAnsi="Arial Narrow" w:cs="Arial"/>
-          <w:color w:val="000000"/>
-          <w:kern w:val="0"/>
+          <w:rFonts w:ascii="Arial Narrow" w:eastAsia="Arial Narrow" w:hAnsi="Arial Narrow" w:cs="Arial Narrow"/>
+          <w:color w:val="000000"/>
+          <w:kern w:val="0"/>
+          <w:sz w:val="22"/>
+          <w:szCs w:val="22"/>
           <w:lang w:val="es-ES" w:eastAsia="es-ES"/>
           <w14:ligatures w14:val="none"/>
         </w:rPr>
@@ -1574,9 +1836,11 @@
       <w:proofErr w:type="spellStart"/>
       <w:r>
         <w:rPr>
-          <w:rFonts w:ascii="Arial Narrow" w:eastAsia="Times New Roman" w:hAnsi="Arial Narrow" w:cs="Arial"/>
-          <w:color w:val="000000"/>
-          <w:kern w:val="0"/>
+          <w:rFonts w:ascii="Arial Narrow" w:eastAsia="Arial Narrow" w:hAnsi="Arial Narrow" w:cs="Arial Narrow"/>
+          <w:color w:val="000000"/>
+          <w:kern w:val="0"/>
+          <w:sz w:val="22"/>
+          <w:szCs w:val="22"/>
           <w:lang w:val="es-ES" w:eastAsia="es-ES"/>
           <w14:ligatures w14:val="none"/>
         </w:rPr>
@@ -1585,9 +1849,11 @@
       <w:proofErr w:type="spellEnd"/>
       <w:r>
         <w:rPr>
-          <w:rFonts w:ascii="Arial Narrow" w:eastAsia="Times New Roman" w:hAnsi="Arial Narrow" w:cs="Arial"/>
-          <w:color w:val="000000"/>
-          <w:kern w:val="0"/>
+          <w:rFonts w:ascii="Arial Narrow" w:eastAsia="Arial Narrow" w:hAnsi="Arial Narrow" w:cs="Arial Narrow"/>
+          <w:color w:val="000000"/>
+          <w:kern w:val="0"/>
+          <w:sz w:val="22"/>
+          <w:szCs w:val="22"/>
           <w:lang w:val="es-ES" w:eastAsia="es-ES"/>
           <w14:ligatures w14:val="none"/>
         </w:rPr>
@@ -1595,9 +1861,11 @@
       </w:r>
       <w:r>
         <w:rPr>
-          <w:rFonts w:ascii="Arial Narrow" w:eastAsia="Times New Roman" w:hAnsi="Arial Narrow" w:cs="Arial"/>
-          <w:color w:val="000000"/>
-          <w:kern w:val="0"/>
+          <w:rFonts w:ascii="Arial Narrow" w:eastAsia="Arial Narrow" w:hAnsi="Arial Narrow" w:cs="Arial Narrow"/>
+          <w:color w:val="000000"/>
+          <w:kern w:val="0"/>
+          <w:sz w:val="22"/>
+          <w:szCs w:val="22"/>
           <w:lang w:val="es-ES" w:eastAsia="es-ES"/>
           <w14:ligatures w14:val="none"/>
         </w:rPr>
@@ -1605,9 +1873,11 @@
       </w:r>
       <w:r>
         <w:rPr>
-          <w:rFonts w:ascii="Arial Narrow" w:eastAsia="Times New Roman" w:hAnsi="Arial Narrow" w:cs="Arial"/>
-          <w:color w:val="000000"/>
-          <w:kern w:val="0"/>
+          <w:rFonts w:ascii="Arial Narrow" w:eastAsia="Arial Narrow" w:hAnsi="Arial Narrow" w:cs="Arial Narrow"/>
+          <w:color w:val="000000"/>
+          <w:kern w:val="0"/>
+          <w:sz w:val="22"/>
+          <w:szCs w:val="22"/>
           <w:lang w:val="es-ES" w:eastAsia="es-ES"/>
           <w14:ligatures w14:val="none"/>
         </w:rPr>
@@ -1615,9 +1885,11 @@
       </w:r>
       <w:r>
         <w:rPr>
-          <w:rFonts w:ascii="Arial Narrow" w:eastAsia="Times New Roman" w:hAnsi="Arial Narrow" w:cs="Arial"/>
-          <w:color w:val="000000"/>
-          <w:kern w:val="0"/>
+          <w:rFonts w:ascii="Arial Narrow" w:eastAsia="Arial Narrow" w:hAnsi="Arial Narrow" w:cs="Arial Narrow"/>
+          <w:color w:val="000000"/>
+          <w:kern w:val="0"/>
+          <w:sz w:val="22"/>
+          <w:szCs w:val="22"/>
           <w:lang w:val="es-ES" w:eastAsia="es-ES"/>
           <w14:ligatures w14:val="none"/>
         </w:rPr>
@@ -1625,9 +1897,11 @@
       </w:r>
       <w:r>
         <w:rPr>
-          <w:rFonts w:ascii="Arial Narrow" w:eastAsia="Times New Roman" w:hAnsi="Arial Narrow" w:cs="Arial"/>
-          <w:color w:val="000000"/>
-          <w:kern w:val="0"/>
+          <w:rFonts w:ascii="Arial Narrow" w:eastAsia="Arial Narrow" w:hAnsi="Arial Narrow" w:cs="Arial Narrow"/>
+          <w:color w:val="000000"/>
+          <w:kern w:val="0"/>
+          <w:sz w:val="22"/>
+          <w:szCs w:val="22"/>
           <w:lang w:eastAsia="es-ES"/>
           <w14:ligatures w14:val="none"/>
         </w:rPr>
@@ -1635,9 +1909,11 @@
       </w:r>
       <w:r>
         <w:rPr>
-          <w:rFonts w:ascii="Arial Narrow" w:eastAsia="Times New Roman" w:hAnsi="Arial Narrow" w:cs="Arial"/>
-          <w:color w:val="000000"/>
-          <w:kern w:val="0"/>
+          <w:rFonts w:ascii="Arial Narrow" w:eastAsia="Arial Narrow" w:hAnsi="Arial Narrow" w:cs="Arial Narrow"/>
+          <w:color w:val="000000"/>
+          <w:kern w:val="0"/>
+          <w:sz w:val="22"/>
+          <w:szCs w:val="22"/>
           <w:lang w:eastAsia="es-ES"/>
           <w14:ligatures w14:val="none"/>
         </w:rPr>
@@ -1651,9 +1927,11 @@
         <w:ind w:left="567"/>
         <w:jc w:val="both"/>
         <w:rPr>
-          <w:rFonts w:ascii="Arial Narrow" w:eastAsia="Times New Roman" w:hAnsi="Arial Narrow" w:cs="Arial"/>
-          <w:color w:val="000000"/>
-          <w:kern w:val="0"/>
+          <w:rFonts w:ascii="Arial Narrow" w:eastAsia="Arial Narrow" w:hAnsi="Arial Narrow" w:cs="Arial Narrow"/>
+          <w:color w:val="000000"/>
+          <w:kern w:val="0"/>
+          <w:sz w:val="22"/>
+          <w:szCs w:val="22"/>
           <w:lang w:val="es-ES" w:eastAsia="es-ES"/>
           <w14:ligatures w14:val="none"/>
         </w:rPr>
@@ -1678,16 +1956,20 @@
           <w:b/>
           <w:color w:val="000000"/>
           <w:kern w:val="0"/>
-          <w:lang w:eastAsia="es-PE"/>
-          <w14:ligatures w14:val="none"/>
-        </w:rPr>
-      </w:pPr>
-      <w:r>
-        <w:rPr>
-          <w:rFonts w:ascii="Arial Narrow" w:eastAsia="Arial Narrow" w:hAnsi="Arial Narrow" w:cs="Arial Narrow"/>
-          <w:b/>
-          <w:color w:val="000000"/>
-          <w:kern w:val="0"/>
+          <w:sz w:val="22"/>
+          <w:szCs w:val="22"/>
+          <w:lang w:eastAsia="es-PE"/>
+          <w14:ligatures w14:val="none"/>
+        </w:rPr>
+      </w:pPr>
+      <w:r>
+        <w:rPr>
+          <w:rFonts w:ascii="Arial Narrow" w:eastAsia="Arial Narrow" w:hAnsi="Arial Narrow" w:cs="Arial Narrow"/>
+          <w:b/>
+          <w:color w:val="000000"/>
+          <w:kern w:val="0"/>
+          <w:sz w:val="22"/>
+          <w:szCs w:val="22"/>
           <w:lang w:eastAsia="es-PE"/>
           <w14:ligatures w14:val="none"/>
         </w:rPr>
@@ -1703,29 +1985,35 @@
           <w:b/>
           <w:color w:val="000000"/>
           <w:kern w:val="0"/>
-          <w:lang w:eastAsia="es-PE"/>
-          <w14:ligatures w14:val="none"/>
-        </w:rPr>
-      </w:pPr>
-    </w:p>
-    <w:p>
-      <w:pPr>
-        <w:spacing w:after="0" w:line="240" w:lineRule="auto"/>
-        <w:jc w:val="both"/>
-        <w:rPr>
-          <w:rFonts w:ascii="Arial Narrow" w:eastAsia="Calibri" w:hAnsi="Arial Narrow" w:cs="Arial Narrow"/>
-          <w:color w:val="000000"/>
-          <w:kern w:val="0"/>
-          <w:lang w:eastAsia="es-PE"/>
-          <w14:ligatures w14:val="none"/>
-        </w:rPr>
-      </w:pPr>
-      <w:r>
-        <w:rPr>
-          <w:rFonts w:ascii="Arial Narrow" w:eastAsia="Arial Narrow" w:hAnsi="Arial Narrow" w:cs="Arial Narrow"/>
-          <w:b/>
-          <w:color w:val="000000"/>
-          <w:kern w:val="0"/>
+          <w:sz w:val="22"/>
+          <w:szCs w:val="22"/>
+          <w:lang w:eastAsia="es-PE"/>
+          <w14:ligatures w14:val="none"/>
+        </w:rPr>
+      </w:pPr>
+    </w:p>
+    <w:p>
+      <w:pPr>
+        <w:spacing w:after="0" w:line="240" w:lineRule="auto"/>
+        <w:jc w:val="both"/>
+        <w:rPr>
+          <w:rFonts w:ascii="Arial Narrow" w:eastAsia="Arial Narrow" w:hAnsi="Arial Narrow" w:cs="Arial Narrow"/>
+          <w:color w:val="000000"/>
+          <w:kern w:val="0"/>
+          <w:sz w:val="22"/>
+          <w:szCs w:val="22"/>
+          <w:lang w:eastAsia="es-PE"/>
+          <w14:ligatures w14:val="none"/>
+        </w:rPr>
+      </w:pPr>
+      <w:r>
+        <w:rPr>
+          <w:rFonts w:ascii="Arial Narrow" w:eastAsia="Arial Narrow" w:hAnsi="Arial Narrow" w:cs="Arial Narrow"/>
+          <w:b/>
+          <w:color w:val="000000"/>
+          <w:kern w:val="0"/>
+          <w:sz w:val="22"/>
+          <w:szCs w:val="22"/>
           <w:lang w:eastAsia="es-PE"/>
           <w14:ligatures w14:val="none"/>
         </w:rPr>
@@ -1733,9 +2021,11 @@
       </w:r>
       <w:r>
         <w:rPr>
-          <w:rFonts w:ascii="Arial Narrow" w:eastAsia="Times New Roman" w:hAnsi="Arial Narrow" w:cs="Times New Roman"/>
-          <w:color w:val="000000"/>
-          <w:kern w:val="0"/>
+          <w:rFonts w:ascii="Arial Narrow" w:eastAsia="Arial Narrow" w:hAnsi="Arial Narrow" w:cs="Arial Narrow"/>
+          <w:color w:val="000000"/>
+          <w:kern w:val="0"/>
+          <w:sz w:val="22"/>
+          <w:szCs w:val="22"/>
           <w:shd w:val="clear" w:color="auto" w:fill="FFFFFF"/>
           <w:lang w:eastAsia="es-PE"/>
           <w14:ligatures w14:val="none"/>
@@ -1744,9 +2034,11 @@
       </w:r>
       <w:r>
         <w:rPr>
-          <w:rFonts w:ascii="Arial Narrow" w:eastAsia="Times New Roman" w:hAnsi="Arial Narrow" w:cs="Arial"/>
-          <w:color w:val="000000"/>
-          <w:kern w:val="0"/>
+          <w:rFonts w:ascii="Arial Narrow" w:eastAsia="Arial Narrow" w:hAnsi="Arial Narrow" w:cs="Arial Narrow"/>
+          <w:color w:val="000000"/>
+          <w:kern w:val="0"/>
+          <w:sz w:val="22"/>
+          <w:szCs w:val="22"/>
           <w:lang w:val="es-ES" w:eastAsia="es-ES"/>
           <w14:ligatures w14:val="none"/>
         </w:rPr>
@@ -1754,9 +2046,11 @@
       </w:r>
       <w:r>
         <w:rPr>
-          <w:rFonts w:ascii="Arial Narrow" w:eastAsia="Times New Roman" w:hAnsi="Arial Narrow" w:cs="Arial"/>
-          <w:color w:val="000000"/>
-          <w:kern w:val="0"/>
+          <w:rFonts w:ascii="Arial Narrow" w:eastAsia="Arial Narrow" w:hAnsi="Arial Narrow" w:cs="Arial Narrow"/>
+          <w:color w:val="000000"/>
+          <w:kern w:val="0"/>
+          <w:sz w:val="22"/>
+          <w:szCs w:val="22"/>
           <w:lang w:val="es-ES" w:eastAsia="es-ES"/>
           <w14:ligatures w14:val="none"/>
         </w:rPr>
@@ -1764,9 +2058,11 @@
       </w:r>
       <w:r>
         <w:rPr>
-          <w:rFonts w:ascii="Arial Narrow" w:eastAsia="Times New Roman" w:hAnsi="Arial Narrow" w:cs="Arial"/>
-          <w:color w:val="000000"/>
-          <w:kern w:val="0"/>
+          <w:rFonts w:ascii="Arial Narrow" w:eastAsia="Arial Narrow" w:hAnsi="Arial Narrow" w:cs="Arial Narrow"/>
+          <w:color w:val="000000"/>
+          <w:kern w:val="0"/>
+          <w:sz w:val="22"/>
+          <w:szCs w:val="22"/>
           <w:lang w:val="es-ES" w:eastAsia="es-ES"/>
           <w14:ligatures w14:val="none"/>
         </w:rPr>
@@ -1774,9 +2070,11 @@
       </w:r>
       <w:r>
         <w:rPr>
-          <w:rFonts w:ascii="Arial Narrow" w:eastAsia="Times New Roman" w:hAnsi="Arial Narrow" w:cs="Times New Roman"/>
-          <w:color w:val="000000"/>
-          <w:kern w:val="0"/>
+          <w:rFonts w:ascii="Arial Narrow" w:eastAsia="Arial Narrow" w:hAnsi="Arial Narrow" w:cs="Arial Narrow"/>
+          <w:color w:val="000000"/>
+          <w:kern w:val="0"/>
+          <w:sz w:val="22"/>
+          <w:szCs w:val="22"/>
           <w:shd w:val="clear" w:color="auto" w:fill="FFFFFF"/>
           <w:lang w:eastAsia="es-PE"/>
           <w14:ligatures w14:val="none"/>
@@ -1785,9 +2083,11 @@
       </w:r>
       <w:r>
         <w:rPr>
-          <w:rFonts w:ascii="Arial Narrow" w:eastAsia="Times New Roman" w:hAnsi="Arial Narrow" w:cs="Times New Roman"/>
-          <w:color w:val="000000"/>
-          <w:kern w:val="0"/>
+          <w:rFonts w:ascii="Arial Narrow" w:eastAsia="Arial Narrow" w:hAnsi="Arial Narrow" w:cs="Arial Narrow"/>
+          <w:color w:val="000000"/>
+          <w:kern w:val="0"/>
+          <w:sz w:val="22"/>
+          <w:szCs w:val="22"/>
           <w:shd w:val="clear" w:color="auto" w:fill="FFFFFF"/>
           <w:lang w:eastAsia="es-PE"/>
           <w14:ligatures w14:val="none"/>
@@ -1796,9 +2096,11 @@
       </w:r>
       <w:r>
         <w:rPr>
-          <w:rFonts w:ascii="Arial Narrow" w:eastAsia="Times New Roman" w:hAnsi="Arial Narrow" w:cs="Times New Roman"/>
-          <w:color w:val="000000"/>
-          <w:kern w:val="0"/>
+          <w:rFonts w:ascii="Arial Narrow" w:eastAsia="Arial Narrow" w:hAnsi="Arial Narrow" w:cs="Arial Narrow"/>
+          <w:color w:val="000000"/>
+          <w:kern w:val="0"/>
+          <w:sz w:val="22"/>
+          <w:szCs w:val="22"/>
           <w:shd w:val="clear" w:color="auto" w:fill="FFFFFF"/>
           <w:lang w:eastAsia="es-PE"/>
           <w14:ligatures w14:val="none"/>
@@ -1807,29 +2109,35 @@
       </w:r>
       <w:r>
         <w:rPr>
-          <w:rFonts w:ascii="Arial Narrow" w:hAnsi="Arial Narrow" w:cs="Arial"/>
+          <w:rFonts w:ascii="Arial Narrow" w:eastAsia="Arial Narrow" w:hAnsi="Arial Narrow" w:cs="Arial Narrow"/>
           <w:bCs/>
           <w:spacing w:val="-3"/>
           <w:kern w:val="0"/>
           <w14:ligatures w14:val="none"/>
+          <w:sz w:val="22"/>
+          <w:szCs w:val="22"/>
         </w:rPr>
         <w:t/>
       </w:r>
       <w:r>
         <w:rPr>
-          <w:rFonts w:ascii="Arial Narrow" w:hAnsi="Arial Narrow" w:cs="Arial"/>
+          <w:rFonts w:ascii="Arial Narrow" w:eastAsia="Arial Narrow" w:hAnsi="Arial Narrow" w:cs="Arial Narrow"/>
           <w:bCs/>
           <w:spacing w:val="-3"/>
           <w:kern w:val="0"/>
           <w14:ligatures w14:val="none"/>
+          <w:sz w:val="22"/>
+          <w:szCs w:val="22"/>
         </w:rPr>
         <w:t xml:space="preserve"/>
       </w:r>
       <w:r>
         <w:rPr>
-          <w:rFonts w:ascii="Arial Narrow" w:eastAsia="Times New Roman" w:hAnsi="Arial Narrow" w:cs="Times New Roman"/>
-          <w:color w:val="000000"/>
-          <w:kern w:val="0"/>
+          <w:rFonts w:ascii="Arial Narrow" w:eastAsia="Arial Narrow" w:hAnsi="Arial Narrow" w:cs="Arial Narrow"/>
+          <w:color w:val="000000"/>
+          <w:kern w:val="0"/>
+          <w:sz w:val="22"/>
+          <w:szCs w:val="22"/>
           <w:shd w:val="clear" w:color="auto" w:fill="FFFFFF"/>
           <w:lang w:eastAsia="es-PE"/>
           <w14:ligatures w14:val="none"/>
@@ -1838,9 +2146,11 @@
       </w:r>
       <w:r>
         <w:rPr>
-          <w:rFonts w:ascii="Arial Narrow" w:eastAsia="Times New Roman" w:hAnsi="Arial Narrow" w:cs="Times New Roman"/>
-          <w:color w:val="000000"/>
-          <w:kern w:val="0"/>
+          <w:rFonts w:ascii="Arial Narrow" w:eastAsia="Arial Narrow" w:hAnsi="Arial Narrow" w:cs="Arial Narrow"/>
+          <w:color w:val="000000"/>
+          <w:kern w:val="0"/>
+          <w:sz w:val="22"/>
+          <w:szCs w:val="22"/>
           <w:shd w:val="clear" w:color="auto" w:fill="FFFFFF"/>
           <w:lang w:eastAsia="es-PE"/>
           <w14:ligatures w14:val="none"/>
@@ -1849,9 +2159,11 @@
       </w:r>
       <w:r>
         <w:rPr>
-          <w:rFonts w:ascii="Arial Narrow" w:eastAsia="Times New Roman" w:hAnsi="Arial Narrow" w:cs="Times New Roman"/>
-          <w:color w:val="000000"/>
-          <w:kern w:val="0"/>
+          <w:rFonts w:ascii="Arial Narrow" w:eastAsia="Arial Narrow" w:hAnsi="Arial Narrow" w:cs="Arial Narrow"/>
+          <w:color w:val="000000"/>
+          <w:kern w:val="0"/>
+          <w:sz w:val="22"/>
+          <w:szCs w:val="22"/>
           <w:shd w:val="clear" w:color="auto" w:fill="FFFFFF"/>
           <w:lang w:eastAsia="es-PE"/>
           <w14:ligatures w14:val="none"/>
@@ -1860,9 +2172,11 @@
       </w:r>
       <w:r>
         <w:rPr>
-          <w:rFonts w:ascii="Arial Narrow" w:eastAsia="Times New Roman" w:hAnsi="Arial Narrow" w:cs="Times New Roman"/>
-          <w:color w:val="000000"/>
-          <w:kern w:val="0"/>
+          <w:rFonts w:ascii="Arial Narrow" w:eastAsia="Arial Narrow" w:hAnsi="Arial Narrow" w:cs="Arial Narrow"/>
+          <w:color w:val="000000"/>
+          <w:kern w:val="0"/>
+          <w:sz w:val="22"/>
+          <w:szCs w:val="22"/>
           <w:shd w:val="clear" w:color="auto" w:fill="FFFFFF"/>
           <w:lang w:eastAsia="es-PE"/>
           <w14:ligatures w14:val="none"/>
@@ -1871,9 +2185,11 @@
       </w:r>
       <w:r>
         <w:rPr>
-          <w:rFonts w:ascii="Arial Narrow" w:eastAsia="Times New Roman" w:hAnsi="Arial Narrow" w:cs="Times New Roman"/>
-          <w:color w:val="000000"/>
-          <w:kern w:val="0"/>
+          <w:rFonts w:ascii="Arial Narrow" w:eastAsia="Arial Narrow" w:hAnsi="Arial Narrow" w:cs="Arial Narrow"/>
+          <w:color w:val="000000"/>
+          <w:kern w:val="0"/>
+          <w:sz w:val="22"/>
+          <w:szCs w:val="22"/>
           <w:shd w:val="clear" w:color="auto" w:fill="FFFFFF"/>
           <w:lang w:eastAsia="es-PE"/>
           <w14:ligatures w14:val="none"/>
@@ -1882,9 +2198,11 @@
       </w:r>
       <w:r>
         <w:rPr>
-          <w:rFonts w:ascii="Arial Narrow" w:eastAsia="Times New Roman" w:hAnsi="Arial Narrow" w:cs="Times New Roman"/>
-          <w:color w:val="000000"/>
-          <w:kern w:val="0"/>
+          <w:rFonts w:ascii="Arial Narrow" w:eastAsia="Arial Narrow" w:hAnsi="Arial Narrow" w:cs="Arial Narrow"/>
+          <w:color w:val="000000"/>
+          <w:kern w:val="0"/>
+          <w:sz w:val="22"/>
+          <w:szCs w:val="22"/>
           <w:shd w:val="clear" w:color="auto" w:fill="FFFFFF"/>
           <w:lang w:eastAsia="es-PE"/>
           <w14:ligatures w14:val="none"/>
@@ -1897,9 +2215,11 @@
         <w:spacing w:after="0" w:line="240" w:lineRule="auto"/>
         <w:jc w:val="both"/>
         <w:rPr>
-          <w:rFonts w:ascii="Arial Narrow" w:eastAsia="Calibri" w:hAnsi="Arial Narrow" w:cs="Arial Narrow"/>
-          <w:color w:val="000000"/>
-          <w:kern w:val="0"/>
+          <w:rFonts w:ascii="Arial Narrow" w:eastAsia="Arial Narrow" w:hAnsi="Arial Narrow" w:cs="Arial Narrow"/>
+          <w:color w:val="000000"/>
+          <w:kern w:val="0"/>
+          <w:sz w:val="22"/>
+          <w:szCs w:val="22"/>
           <w:lang w:eastAsia="es-PE"/>
           <w14:ligatures w14:val="none"/>
         </w:rPr>
@@ -1920,17 +2240,21 @@
         <w:ind w:left="567" w:hanging="567"/>
         <w:jc w:val="both"/>
         <w:rPr>
-          <w:rFonts w:ascii="Arial Narrow" w:eastAsia="Calibri" w:hAnsi="Arial Narrow" w:cs="Arial Narrow"/>
-          <w:kern w:val="0"/>
-          <w:lang w:eastAsia="es-PE"/>
-          <w14:ligatures w14:val="none"/>
-        </w:rPr>
-      </w:pPr>
-      <w:r>
-        <w:rPr>
-          <w:rFonts w:ascii="Arial Narrow" w:eastAsia="Calibri" w:hAnsi="Arial Narrow" w:cs="Arial Narrow"/>
-          <w:color w:val="000000"/>
-          <w:kern w:val="0"/>
+          <w:rFonts w:ascii="Arial Narrow" w:eastAsia="Arial Narrow" w:hAnsi="Arial Narrow" w:cs="Arial Narrow"/>
+          <w:kern w:val="0"/>
+          <w:sz w:val="22"/>
+          <w:szCs w:val="22"/>
+          <w:lang w:eastAsia="es-PE"/>
+          <w14:ligatures w14:val="none"/>
+        </w:rPr>
+      </w:pPr>
+      <w:r>
+        <w:rPr>
+          <w:rFonts w:ascii="Arial Narrow" w:eastAsia="Arial Narrow" w:hAnsi="Arial Narrow" w:cs="Arial Narrow"/>
+          <w:color w:val="000000"/>
+          <w:kern w:val="0"/>
+          <w:sz w:val="22"/>
+          <w:szCs w:val="22"/>
           <w:lang w:eastAsia="es-PE"/>
           <w14:ligatures w14:val="none"/>
         </w:rPr>
@@ -1938,8 +2262,10 @@
       </w:r>
       <w:r>
         <w:rPr>
-          <w:rFonts w:ascii="Arial Narrow" w:eastAsia="Times New Roman" w:hAnsi="Arial Narrow" w:cs="Times New Roman"/>
-          <w:kern w:val="0"/>
+          <w:rFonts w:ascii="Arial Narrow" w:eastAsia="Arial Narrow" w:hAnsi="Arial Narrow" w:cs="Arial Narrow"/>
+          <w:kern w:val="0"/>
+          <w:sz w:val="22"/>
+          <w:szCs w:val="22"/>
           <w:shd w:val="clear" w:color="auto" w:fill="FFFFFF"/>
           <w:lang w:eastAsia="es-PE"/>
           <w14:ligatures w14:val="none"/>
@@ -1948,8 +2274,10 @@
       </w:r>
       <w:r>
         <w:rPr>
-          <w:rFonts w:ascii="Arial Narrow" w:eastAsia="Calibri" w:hAnsi="Arial Narrow" w:cs="Arial Narrow"/>
-          <w:kern w:val="0"/>
+          <w:rFonts w:ascii="Arial Narrow" w:eastAsia="Arial Narrow" w:hAnsi="Arial Narrow" w:cs="Arial Narrow"/>
+          <w:kern w:val="0"/>
+          <w:sz w:val="22"/>
+          <w:szCs w:val="22"/>
           <w:lang w:eastAsia="es-PE"/>
           <w14:ligatures w14:val="none"/>
         </w:rPr>
@@ -1957,8 +2285,10 @@
       </w:r>
       <w:r>
         <w:rPr>
-          <w:rFonts w:ascii="Arial Narrow" w:eastAsia="Times New Roman" w:hAnsi="Arial Narrow" w:cs="Times New Roman"/>
-          <w:kern w:val="0"/>
+          <w:rFonts w:ascii="Arial Narrow" w:eastAsia="Arial Narrow" w:hAnsi="Arial Narrow" w:cs="Arial Narrow"/>
+          <w:kern w:val="0"/>
+          <w:sz w:val="22"/>
+          <w:szCs w:val="22"/>
           <w:shd w:val="clear" w:color="auto" w:fill="FFFFFF"/>
           <w:lang w:eastAsia="es-PE"/>
           <w14:ligatures w14:val="none"/>
@@ -1970,6 +2300,8 @@
           <w:rFonts w:ascii="Arial Narrow" w:eastAsia="Arial Narrow" w:hAnsi="Arial Narrow" w:cs="Arial Narrow"/>
           <w:kern w:val="0"/>
           <w14:ligatures w14:val="none"/>
+          <w:sz w:val="22"/>
+          <w:szCs w:val="22"/>
         </w:rPr>
         <w:t/>
       </w:r>
@@ -1978,6 +2310,8 @@
           <w:rFonts w:ascii="Arial Narrow" w:eastAsia="Arial Narrow" w:hAnsi="Arial Narrow" w:cs="Arial Narrow"/>
           <w:kern w:val="0"/>
           <w14:ligatures w14:val="none"/>
+          <w:sz w:val="22"/>
+          <w:szCs w:val="22"/>
         </w:rPr>
         <w:t xml:space="preserve"/>
       </w:r>
@@ -1986,14 +2320,18 @@
           <w:rFonts w:ascii="Arial Narrow" w:eastAsia="Arial Narrow" w:hAnsi="Arial Narrow" w:cs="Arial Narrow"/>
           <w:kern w:val="0"/>
           <w14:ligatures w14:val="none"/>
+          <w:sz w:val="22"/>
+          <w:szCs w:val="22"/>
         </w:rPr>
         <w:t xml:space="preserve"/>
       </w:r>
       <w:r>
         <w:rPr>
-          <w:rFonts w:ascii="Arial Narrow" w:eastAsia="Times New Roman" w:hAnsi="Arial Narrow" w:cs="Arial"/>
-          <w:color w:val="000000"/>
-          <w:kern w:val="0"/>
+          <w:rFonts w:ascii="Arial Narrow" w:eastAsia="Arial Narrow" w:hAnsi="Arial Narrow" w:cs="Arial Narrow"/>
+          <w:color w:val="000000"/>
+          <w:kern w:val="0"/>
+          <w:sz w:val="22"/>
+          <w:szCs w:val="22"/>
           <w:lang w:eastAsia="es-ES"/>
           <w14:ligatures w14:val="none"/>
         </w:rPr>
@@ -2004,14 +2342,18 @@
           <w:rFonts w:ascii="Arial Narrow" w:eastAsia="Arial Narrow" w:hAnsi="Arial Narrow" w:cs="Arial Narrow"/>
           <w:kern w:val="0"/>
           <w14:ligatures w14:val="none"/>
+          <w:sz w:val="22"/>
+          <w:szCs w:val="22"/>
         </w:rPr>
         <w:t xml:space="preserve"/>
       </w:r>
       <w:r>
         <w:rPr>
-          <w:rFonts w:ascii="Arial Narrow" w:eastAsia="Times New Roman" w:hAnsi="Arial Narrow" w:cs="Arial"/>
-          <w:color w:val="000000"/>
-          <w:kern w:val="0"/>
+          <w:rFonts w:ascii="Arial Narrow" w:eastAsia="Arial Narrow" w:hAnsi="Arial Narrow" w:cs="Arial Narrow"/>
+          <w:color w:val="000000"/>
+          <w:kern w:val="0"/>
+          <w:sz w:val="22"/>
+          <w:szCs w:val="22"/>
           <w:lang w:eastAsia="es-ES"/>
           <w14:ligatures w14:val="none"/>
         </w:rPr>
@@ -2019,9 +2361,11 @@
       </w:r>
       <w:r>
         <w:rPr>
-          <w:rFonts w:ascii="Arial Narrow" w:eastAsia="Times New Roman" w:hAnsi="Arial Narrow" w:cs="Arial"/>
-          <w:color w:val="000000"/>
-          <w:kern w:val="0"/>
+          <w:rFonts w:ascii="Arial Narrow" w:eastAsia="Arial Narrow" w:hAnsi="Arial Narrow" w:cs="Arial Narrow"/>
+          <w:color w:val="000000"/>
+          <w:kern w:val="0"/>
+          <w:sz w:val="22"/>
+          <w:szCs w:val="22"/>
           <w:lang w:eastAsia="es-ES"/>
           <w14:ligatures w14:val="none"/>
         </w:rPr>
@@ -2029,9 +2373,11 @@
       </w:r>
       <w:r>
         <w:rPr>
-          <w:rFonts w:ascii="Arial Narrow" w:eastAsia="Times New Roman" w:hAnsi="Arial Narrow" w:cs="Arial"/>
-          <w:color w:val="000000"/>
-          <w:kern w:val="0"/>
+          <w:rFonts w:ascii="Arial Narrow" w:eastAsia="Arial Narrow" w:hAnsi="Arial Narrow" w:cs="Arial Narrow"/>
+          <w:color w:val="000000"/>
+          <w:kern w:val="0"/>
+          <w:sz w:val="22"/>
+          <w:szCs w:val="22"/>
           <w:lang w:eastAsia="es-ES"/>
           <w14:ligatures w14:val="none"/>
         </w:rPr>
@@ -2039,9 +2385,11 @@
       </w:r>
       <w:r>
         <w:rPr>
-          <w:rFonts w:ascii="Arial Narrow" w:eastAsia="Times New Roman" w:hAnsi="Arial Narrow" w:cs="Arial"/>
-          <w:color w:val="000000"/>
-          <w:kern w:val="0"/>
+          <w:rFonts w:ascii="Arial Narrow" w:eastAsia="Arial Narrow" w:hAnsi="Arial Narrow" w:cs="Arial Narrow"/>
+          <w:color w:val="000000"/>
+          <w:kern w:val="0"/>
+          <w:sz w:val="22"/>
+          <w:szCs w:val="22"/>
           <w:lang w:eastAsia="es-ES"/>
           <w14:ligatures w14:val="none"/>
         </w:rPr>
@@ -2049,9 +2397,11 @@
       </w:r>
       <w:r>
         <w:rPr>
-          <w:rFonts w:ascii="Arial Narrow" w:eastAsia="Times New Roman" w:hAnsi="Arial Narrow" w:cs="Arial"/>
-          <w:color w:val="000000"/>
-          <w:kern w:val="0"/>
+          <w:rFonts w:ascii="Arial Narrow" w:eastAsia="Arial Narrow" w:hAnsi="Arial Narrow" w:cs="Arial Narrow"/>
+          <w:color w:val="000000"/>
+          <w:kern w:val="0"/>
+          <w:sz w:val="22"/>
+          <w:szCs w:val="22"/>
           <w:lang w:eastAsia="es-ES"/>
           <w14:ligatures w14:val="none"/>
         </w:rPr>
@@ -2062,6 +2412,8 @@
           <w:rFonts w:ascii="Arial Narrow" w:eastAsia="Arial Narrow" w:hAnsi="Arial Narrow" w:cs="Arial Narrow"/>
           <w:kern w:val="0"/>
           <w14:ligatures w14:val="none"/>
+          <w:sz w:val="22"/>
+          <w:szCs w:val="22"/>
         </w:rPr>
         <w:t/>
       </w:r>
@@ -2070,6 +2422,8 @@
           <w:rFonts w:ascii="Arial Narrow" w:eastAsia="Arial Narrow" w:hAnsi="Arial Narrow" w:cs="Arial Narrow"/>
           <w:kern w:val="0"/>
           <w14:ligatures w14:val="none"/>
+          <w:sz w:val="22"/>
+          <w:szCs w:val="22"/>
         </w:rPr>
         <w:t xml:space="preserve"/>
       </w:r>
@@ -2084,6 +2438,8 @@
           <w:rFonts w:ascii="Arial Narrow" w:eastAsia="Arial Narrow" w:hAnsi="Arial Narrow" w:cs="Arial Narrow"/>
           <w:kern w:val="0"/>
           <w14:ligatures w14:val="none"/>
+          <w:sz w:val="22"/>
+          <w:szCs w:val="22"/>
         </w:rPr>
       </w:pPr>
     </w:p>
@@ -2105,13 +2461,17 @@
           <w:rFonts w:ascii="Arial Narrow" w:eastAsia="Arial Narrow" w:hAnsi="Arial Narrow" w:cs="Arial Narrow"/>
           <w:kern w:val="0"/>
           <w14:ligatures w14:val="none"/>
-        </w:rPr>
-      </w:pPr>
-      <w:r>
-        <w:rPr>
-          <w:rFonts w:ascii="Arial Narrow" w:eastAsia="Calibri" w:hAnsi="Arial Narrow" w:cs="Arial Narrow"/>
-          <w:color w:val="000000"/>
-          <w:kern w:val="0"/>
+          <w:sz w:val="22"/>
+          <w:szCs w:val="22"/>
+        </w:rPr>
+      </w:pPr>
+      <w:r>
+        <w:rPr>
+          <w:rFonts w:ascii="Arial Narrow" w:eastAsia="Arial Narrow" w:hAnsi="Arial Narrow" w:cs="Arial Narrow"/>
+          <w:color w:val="000000"/>
+          <w:kern w:val="0"/>
+          <w:sz w:val="22"/>
+          <w:szCs w:val="22"/>
           <w:lang w:eastAsia="es-PE"/>
           <w14:ligatures w14:val="none"/>
         </w:rPr>
@@ -2119,8 +2479,10 @@
       </w:r>
       <w:r>
         <w:rPr>
-          <w:rFonts w:ascii="Arial Narrow" w:eastAsia="Times New Roman" w:hAnsi="Arial Narrow" w:cs="Times New Roman"/>
-          <w:kern w:val="0"/>
+          <w:rFonts w:ascii="Arial Narrow" w:eastAsia="Arial Narrow" w:hAnsi="Arial Narrow" w:cs="Arial Narrow"/>
+          <w:kern w:val="0"/>
+          <w:sz w:val="22"/>
+          <w:szCs w:val="22"/>
           <w:shd w:val="clear" w:color="auto" w:fill="FFFFFF"/>
           <w:lang w:eastAsia="es-PE"/>
           <w14:ligatures w14:val="none"/>
@@ -2129,8 +2491,10 @@
       </w:r>
       <w:r>
         <w:rPr>
-          <w:rFonts w:ascii="Arial Narrow" w:eastAsia="Calibri" w:hAnsi="Arial Narrow" w:cs="Arial Narrow"/>
-          <w:kern w:val="0"/>
+          <w:rFonts w:ascii="Arial Narrow" w:eastAsia="Arial Narrow" w:hAnsi="Arial Narrow" w:cs="Arial Narrow"/>
+          <w:kern w:val="0"/>
+          <w:sz w:val="22"/>
+          <w:szCs w:val="22"/>
           <w:lang w:eastAsia="es-PE"/>
           <w14:ligatures w14:val="none"/>
         </w:rPr>
@@ -2138,8 +2502,10 @@
       </w:r>
       <w:r>
         <w:rPr>
-          <w:rFonts w:ascii="Arial Narrow" w:eastAsia="Times New Roman" w:hAnsi="Arial Narrow" w:cs="Times New Roman"/>
-          <w:kern w:val="0"/>
+          <w:rFonts w:ascii="Arial Narrow" w:eastAsia="Arial Narrow" w:hAnsi="Arial Narrow" w:cs="Arial Narrow"/>
+          <w:kern w:val="0"/>
+          <w:sz w:val="22"/>
+          <w:szCs w:val="22"/>
           <w:shd w:val="clear" w:color="auto" w:fill="FFFFFF"/>
           <w:lang w:eastAsia="es-PE"/>
           <w14:ligatures w14:val="none"/>
@@ -2151,6 +2517,8 @@
           <w:rFonts w:ascii="Arial Narrow" w:eastAsia="Arial Narrow" w:hAnsi="Arial Narrow" w:cs="Arial Narrow"/>
           <w:kern w:val="0"/>
           <w14:ligatures w14:val="none"/>
+          <w:sz w:val="22"/>
+          <w:szCs w:val="22"/>
         </w:rPr>
         <w:t xml:space="preserve"/>
       </w:r>
@@ -2159,6 +2527,8 @@
           <w:rFonts w:ascii="Arial Narrow" w:eastAsia="Arial Narrow" w:hAnsi="Arial Narrow" w:cs="Arial Narrow"/>
           <w:kern w:val="0"/>
           <w14:ligatures w14:val="none"/>
+          <w:sz w:val="22"/>
+          <w:szCs w:val="22"/>
         </w:rPr>
         <w:t xml:space="preserve"/>
       </w:r>
@@ -2167,6 +2537,8 @@
           <w:rFonts w:ascii="Arial Narrow" w:eastAsia="Arial Narrow" w:hAnsi="Arial Narrow" w:cs="Arial Narrow"/>
           <w:kern w:val="0"/>
           <w14:ligatures w14:val="none"/>
+          <w:sz w:val="22"/>
+          <w:szCs w:val="22"/>
         </w:rPr>
         <w:t/>
       </w:r>
@@ -2175,6 +2547,8 @@
           <w:rFonts w:ascii="Arial Narrow" w:eastAsia="Arial Narrow" w:hAnsi="Arial Narrow" w:cs="Arial Narrow"/>
           <w:kern w:val="0"/>
           <w14:ligatures w14:val="none"/>
+          <w:sz w:val="22"/>
+          <w:szCs w:val="22"/>
         </w:rPr>
         <w:t/>
       </w:r>
@@ -2183,14 +2557,18 @@
           <w:rFonts w:ascii="Arial Narrow" w:eastAsia="Arial Narrow" w:hAnsi="Arial Narrow" w:cs="Arial Narrow"/>
           <w:kern w:val="0"/>
           <w14:ligatures w14:val="none"/>
+          <w:sz w:val="22"/>
+          <w:szCs w:val="22"/>
         </w:rPr>
         <w:t xml:space="preserve"/>
       </w:r>
       <w:r>
         <w:rPr>
-          <w:rFonts w:ascii="Arial Narrow" w:eastAsia="Times New Roman" w:hAnsi="Arial Narrow" w:cs="Arial"/>
-          <w:color w:val="000000"/>
-          <w:kern w:val="0"/>
+          <w:rFonts w:ascii="Arial Narrow" w:eastAsia="Arial Narrow" w:hAnsi="Arial Narrow" w:cs="Arial Narrow"/>
+          <w:color w:val="000000"/>
+          <w:kern w:val="0"/>
+          <w:sz w:val="22"/>
+          <w:szCs w:val="22"/>
           <w:lang w:eastAsia="es-ES"/>
           <w14:ligatures w14:val="none"/>
         </w:rPr>
@@ -2198,9 +2576,11 @@
       </w:r>
       <w:r>
         <w:rPr>
-          <w:rFonts w:ascii="Arial Narrow" w:eastAsia="Times New Roman" w:hAnsi="Arial Narrow" w:cs="Arial"/>
-          <w:color w:val="000000"/>
-          <w:kern w:val="0"/>
+          <w:rFonts w:ascii="Arial Narrow" w:eastAsia="Arial Narrow" w:hAnsi="Arial Narrow" w:cs="Arial Narrow"/>
+          <w:color w:val="000000"/>
+          <w:kern w:val="0"/>
+          <w:sz w:val="22"/>
+          <w:szCs w:val="22"/>
           <w:lang w:eastAsia="es-ES"/>
           <w14:ligatures w14:val="none"/>
         </w:rPr>
@@ -2208,9 +2588,11 @@
       </w:r>
       <w:r>
         <w:rPr>
-          <w:rFonts w:ascii="Arial Narrow" w:eastAsia="Times New Roman" w:hAnsi="Arial Narrow" w:cs="Arial"/>
-          <w:color w:val="000000"/>
-          <w:kern w:val="0"/>
+          <w:rFonts w:ascii="Arial Narrow" w:eastAsia="Arial Narrow" w:hAnsi="Arial Narrow" w:cs="Arial Narrow"/>
+          <w:color w:val="000000"/>
+          <w:kern w:val="0"/>
+          <w:sz w:val="22"/>
+          <w:szCs w:val="22"/>
           <w:lang w:eastAsia="es-ES"/>
           <w14:ligatures w14:val="none"/>
         </w:rPr>
@@ -2218,9 +2600,11 @@
       </w:r>
       <w:r>
         <w:rPr>
-          <w:rFonts w:ascii="Arial Narrow" w:eastAsia="Times New Roman" w:hAnsi="Arial Narrow" w:cs="Arial"/>
-          <w:color w:val="000000"/>
-          <w:kern w:val="0"/>
+          <w:rFonts w:ascii="Arial Narrow" w:eastAsia="Arial Narrow" w:hAnsi="Arial Narrow" w:cs="Arial Narrow"/>
+          <w:color w:val="000000"/>
+          <w:kern w:val="0"/>
+          <w:sz w:val="22"/>
+          <w:szCs w:val="22"/>
           <w:lang w:eastAsia="es-ES"/>
           <w14:ligatures w14:val="none"/>
         </w:rPr>
@@ -2228,9 +2612,11 @@
       </w:r>
       <w:r>
         <w:rPr>
-          <w:rFonts w:ascii="Arial Narrow" w:eastAsia="Times New Roman" w:hAnsi="Arial Narrow" w:cs="Arial"/>
-          <w:color w:val="000000"/>
-          <w:kern w:val="0"/>
+          <w:rFonts w:ascii="Arial Narrow" w:eastAsia="Arial Narrow" w:hAnsi="Arial Narrow" w:cs="Arial Narrow"/>
+          <w:color w:val="000000"/>
+          <w:kern w:val="0"/>
+          <w:sz w:val="22"/>
+          <w:szCs w:val="22"/>
           <w:lang w:eastAsia="es-ES"/>
           <w14:ligatures w14:val="none"/>
         </w:rPr>
@@ -2238,9 +2624,11 @@
       </w:r>
       <w:r>
         <w:rPr>
-          <w:rFonts w:ascii="Arial Narrow" w:eastAsia="Times New Roman" w:hAnsi="Arial Narrow" w:cs="Arial"/>
-          <w:color w:val="000000"/>
-          <w:kern w:val="0"/>
+          <w:rFonts w:ascii="Arial Narrow" w:eastAsia="Arial Narrow" w:hAnsi="Arial Narrow" w:cs="Arial Narrow"/>
+          <w:color w:val="000000"/>
+          <w:kern w:val="0"/>
+          <w:sz w:val="22"/>
+          <w:szCs w:val="22"/>
           <w:lang w:eastAsia="es-ES"/>
           <w14:ligatures w14:val="none"/>
         </w:rPr>
@@ -2248,9 +2636,11 @@
       </w:r>
       <w:r>
         <w:rPr>
-          <w:rFonts w:ascii="Arial Narrow" w:eastAsia="Times New Roman" w:hAnsi="Arial Narrow" w:cs="Arial"/>
-          <w:color w:val="000000"/>
-          <w:kern w:val="0"/>
+          <w:rFonts w:ascii="Arial Narrow" w:eastAsia="Arial Narrow" w:hAnsi="Arial Narrow" w:cs="Arial Narrow"/>
+          <w:color w:val="000000"/>
+          <w:kern w:val="0"/>
+          <w:sz w:val="22"/>
+          <w:szCs w:val="22"/>
           <w:lang w:eastAsia="es-ES"/>
           <w14:ligatures w14:val="none"/>
         </w:rPr>
@@ -2265,6 +2655,8 @@
           <w:rFonts w:ascii="Arial Narrow" w:eastAsia="Arial Narrow" w:hAnsi="Arial Narrow" w:cs="Arial Narrow"/>
           <w:kern w:val="0"/>
           <w14:ligatures w14:val="none"/>
+          <w:sz w:val="22"/>
+          <w:szCs w:val="22"/>
         </w:rPr>
       </w:pPr>
     </w:p>
@@ -2274,17 +2666,21 @@
         <w:contextualSpacing/>
         <w:jc w:val="both"/>
         <w:rPr>
-          <w:rFonts w:ascii="Arial Narrow" w:eastAsia="Calibri" w:hAnsi="Arial Narrow" w:cs="Arial"/>
-          <w:kern w:val="0"/>
-          <w14:ligatures w14:val="none"/>
-        </w:rPr>
-      </w:pPr>
-      <w:r>
-        <w:rPr>
-          <w:rFonts w:ascii="Arial Narrow" w:eastAsia="Arial Narrow" w:hAnsi="Arial Narrow" w:cs="Arial Narrow"/>
-          <w:b/>
-          <w:color w:val="000000"/>
-          <w:kern w:val="0"/>
+          <w:rFonts w:ascii="Arial Narrow" w:eastAsia="Arial Narrow" w:hAnsi="Arial Narrow" w:cs="Arial Narrow"/>
+          <w:kern w:val="0"/>
+          <w14:ligatures w14:val="none"/>
+          <w:sz w:val="22"/>
+          <w:szCs w:val="22"/>
+        </w:rPr>
+      </w:pPr>
+      <w:r>
+        <w:rPr>
+          <w:rFonts w:ascii="Arial Narrow" w:eastAsia="Arial Narrow" w:hAnsi="Arial Narrow" w:cs="Arial Narrow"/>
+          <w:b/>
+          <w:color w:val="000000"/>
+          <w:kern w:val="0"/>
+          <w:sz w:val="22"/>
+          <w:szCs w:val="22"/>
           <w:lang w:eastAsia="es-PE"/>
           <w14:ligatures w14:val="none"/>
         </w:rPr>
@@ -2295,6 +2691,8 @@
           <w:rFonts w:ascii="Arial Narrow" w:eastAsia="Arial Narrow" w:hAnsi="Arial Narrow" w:cs="Arial Narrow"/>
           <w:color w:val="000000"/>
           <w:kern w:val="0"/>
+          <w:sz w:val="22"/>
+          <w:szCs w:val="22"/>
           <w:lang w:eastAsia="es-PE"/>
           <w14:ligatures w14:val="none"/>
         </w:rPr>
@@ -2302,9 +2700,11 @@
       </w:r>
       <w:r>
         <w:rPr>
-          <w:rFonts w:ascii="Arial Narrow" w:eastAsia="Times New Roman" w:hAnsi="Arial Narrow" w:cs="Arial"/>
-          <w:color w:val="000000"/>
-          <w:kern w:val="0"/>
+          <w:rFonts w:ascii="Arial Narrow" w:eastAsia="Arial Narrow" w:hAnsi="Arial Narrow" w:cs="Arial Narrow"/>
+          <w:color w:val="000000"/>
+          <w:kern w:val="0"/>
+          <w:sz w:val="22"/>
+          <w:szCs w:val="22"/>
           <w:lang w:val="es-ES" w:eastAsia="es-ES"/>
           <w14:ligatures w14:val="none"/>
         </w:rPr>
@@ -2312,9 +2712,11 @@
       </w:r>
       <w:r>
         <w:rPr>
-          <w:rFonts w:ascii="Arial Narrow" w:eastAsia="Times New Roman" w:hAnsi="Arial Narrow" w:cs="Arial"/>
-          <w:color w:val="000000"/>
-          <w:kern w:val="0"/>
+          <w:rFonts w:ascii="Arial Narrow" w:eastAsia="Arial Narrow" w:hAnsi="Arial Narrow" w:cs="Arial Narrow"/>
+          <w:color w:val="000000"/>
+          <w:kern w:val="0"/>
+          <w:sz w:val="22"/>
+          <w:szCs w:val="22"/>
           <w:lang w:val="es-ES" w:eastAsia="es-ES"/>
           <w14:ligatures w14:val="none"/>
         </w:rPr>
@@ -2322,9 +2724,11 @@
       </w:r>
       <w:r>
         <w:rPr>
-          <w:rFonts w:ascii="Arial Narrow" w:eastAsia="Calibri" w:hAnsi="Arial Narrow" w:cs="Arial"/>
-          <w:kern w:val="0"/>
-          <w14:ligatures w14:val="none"/>
+          <w:rFonts w:ascii="Arial Narrow" w:eastAsia="Arial Narrow" w:hAnsi="Arial Narrow" w:cs="Arial Narrow"/>
+          <w:kern w:val="0"/>
+          <w14:ligatures w14:val="none"/>
+          <w:sz w:val="22"/>
+          <w:szCs w:val="22"/>
         </w:rPr>
         <w:t>.</w:t>
       </w:r>
@@ -2335,32 +2739,38 @@
         <w:contextualSpacing/>
         <w:jc w:val="both"/>
         <w:rPr>
-          <w:rFonts w:ascii="Arial Narrow" w:eastAsia="Times New Roman" w:hAnsi="Arial Narrow" w:cs="Times New Roman"/>
-          <w:color w:val="000000"/>
-          <w:kern w:val="0"/>
-          <w:lang w:eastAsia="es-PE"/>
-          <w14:ligatures w14:val="none"/>
-        </w:rPr>
-      </w:pPr>
-    </w:p>
-    <w:p>
-      <w:pPr>
-        <w:spacing w:after="0" w:line="240" w:lineRule="auto"/>
-        <w:jc w:val="both"/>
-        <w:rPr>
-          <w:rFonts w:ascii="Arial Narrow" w:eastAsia="Arial Narrow" w:hAnsi="Arial Narrow" w:cs="Arial Narrow"/>
-          <w:color w:val="000000"/>
-          <w:kern w:val="0"/>
-          <w:lang w:eastAsia="es-PE"/>
-          <w14:ligatures w14:val="none"/>
-        </w:rPr>
-      </w:pPr>
-      <w:r>
-        <w:rPr>
-          <w:rFonts w:ascii="Arial Narrow" w:eastAsia="Arial Narrow" w:hAnsi="Arial Narrow" w:cs="Arial Narrow"/>
-          <w:b/>
-          <w:color w:val="000000"/>
-          <w:kern w:val="0"/>
+          <w:rFonts w:ascii="Arial Narrow" w:eastAsia="Arial Narrow" w:hAnsi="Arial Narrow" w:cs="Arial Narrow"/>
+          <w:color w:val="000000"/>
+          <w:kern w:val="0"/>
+          <w:sz w:val="22"/>
+          <w:szCs w:val="22"/>
+          <w:lang w:eastAsia="es-PE"/>
+          <w14:ligatures w14:val="none"/>
+        </w:rPr>
+      </w:pPr>
+    </w:p>
+    <w:p>
+      <w:pPr>
+        <w:spacing w:after="0" w:line="240" w:lineRule="auto"/>
+        <w:jc w:val="both"/>
+        <w:rPr>
+          <w:rFonts w:ascii="Arial Narrow" w:eastAsia="Arial Narrow" w:hAnsi="Arial Narrow" w:cs="Arial Narrow"/>
+          <w:color w:val="000000"/>
+          <w:kern w:val="0"/>
+          <w:sz w:val="22"/>
+          <w:szCs w:val="22"/>
+          <w:lang w:eastAsia="es-PE"/>
+          <w14:ligatures w14:val="none"/>
+        </w:rPr>
+      </w:pPr>
+      <w:r>
+        <w:rPr>
+          <w:rFonts w:ascii="Arial Narrow" w:eastAsia="Arial Narrow" w:hAnsi="Arial Narrow" w:cs="Arial Narrow"/>
+          <w:b/>
+          <w:color w:val="000000"/>
+          <w:kern w:val="0"/>
+          <w:sz w:val="22"/>
+          <w:szCs w:val="22"/>
           <w:lang w:eastAsia="es-PE"/>
           <w14:ligatures w14:val="none"/>
         </w:rPr>
@@ -2371,6 +2781,8 @@
           <w:rFonts w:ascii="Arial Narrow" w:eastAsia="Arial Narrow" w:hAnsi="Arial Narrow" w:cs="Arial Narrow"/>
           <w:color w:val="000000"/>
           <w:kern w:val="0"/>
+          <w:sz w:val="22"/>
+          <w:szCs w:val="22"/>
           <w:lang w:eastAsia="es-PE"/>
           <w14:ligatures w14:val="none"/>
         </w:rPr>
@@ -2378,9 +2790,11 @@
       </w:r>
       <w:r>
         <w:rPr>
-          <w:rFonts w:ascii="Arial Narrow" w:eastAsia="Times New Roman" w:hAnsi="Arial Narrow" w:cs="Times New Roman"/>
-          <w:color w:val="000000"/>
-          <w:kern w:val="0"/>
+          <w:rFonts w:ascii="Arial Narrow" w:eastAsia="Arial Narrow" w:hAnsi="Arial Narrow" w:cs="Arial Narrow"/>
+          <w:color w:val="000000"/>
+          <w:kern w:val="0"/>
+          <w:sz w:val="22"/>
+          <w:szCs w:val="22"/>
           <w:shd w:val="clear" w:color="auto" w:fill="FFFFFF"/>
           <w:lang w:eastAsia="es-PE"/>
           <w14:ligatures w14:val="none"/>
@@ -2389,9 +2803,11 @@
       </w:r>
       <w:r>
         <w:rPr>
-          <w:rFonts w:ascii="Arial Narrow" w:eastAsia="Times New Roman" w:hAnsi="Arial Narrow" w:cs="Times New Roman"/>
-          <w:color w:val="000000"/>
-          <w:kern w:val="0"/>
+          <w:rFonts w:ascii="Arial Narrow" w:eastAsia="Arial Narrow" w:hAnsi="Arial Narrow" w:cs="Arial Narrow"/>
+          <w:color w:val="000000"/>
+          <w:kern w:val="0"/>
+          <w:sz w:val="22"/>
+          <w:szCs w:val="22"/>
           <w:shd w:val="clear" w:color="auto" w:fill="FFFFFF"/>
           <w:lang w:eastAsia="es-PE"/>
           <w14:ligatures w14:val="none"/>
@@ -2403,6 +2819,8 @@
           <w:rFonts w:ascii="Arial Narrow" w:eastAsia="Arial Narrow" w:hAnsi="Arial Narrow" w:cs="Arial Narrow"/>
           <w:color w:val="000000"/>
           <w:kern w:val="0"/>
+          <w:sz w:val="22"/>
+          <w:szCs w:val="22"/>
           <w:lang w:eastAsia="es-PE"/>
           <w14:ligatures w14:val="none"/>
         </w:rPr>
@@ -2414,9 +2832,11 @@
         <w:spacing w:after="0" w:line="240" w:lineRule="auto"/>
         <w:jc w:val="both"/>
         <w:rPr>
-          <w:rFonts w:ascii="Arial Narrow" w:eastAsia="Times New Roman" w:hAnsi="Arial Narrow" w:cs="Times New Roman"/>
-          <w:color w:val="000000"/>
-          <w:kern w:val="0"/>
+          <w:rFonts w:ascii="Arial Narrow" w:eastAsia="Arial Narrow" w:hAnsi="Arial Narrow" w:cs="Arial Narrow"/>
+          <w:color w:val="000000"/>
+          <w:kern w:val="0"/>
+          <w:sz w:val="22"/>
+          <w:szCs w:val="22"/>
           <w:lang w:eastAsia="es-PE"/>
           <w14:ligatures w14:val="none"/>
         </w:rPr>
@@ -2435,15 +2855,19 @@
           <w:rFonts w:ascii="Arial Narrow" w:eastAsia="Arial Narrow" w:hAnsi="Arial Narrow" w:cs="Arial Narrow"/>
           <w:color w:val="000000"/>
           <w:kern w:val="0"/>
-          <w:lang w:eastAsia="es-PE"/>
-          <w14:ligatures w14:val="none"/>
-        </w:rPr>
-      </w:pPr>
-      <w:r>
-        <w:rPr>
-          <w:rFonts w:ascii="Arial Narrow" w:eastAsia="Arial Narrow" w:hAnsi="Arial Narrow" w:cs="Arial Narrow"/>
-          <w:color w:val="000000"/>
-          <w:kern w:val="0"/>
+          <w:sz w:val="22"/>
+          <w:szCs w:val="22"/>
+          <w:lang w:eastAsia="es-PE"/>
+          <w14:ligatures w14:val="none"/>
+        </w:rPr>
+      </w:pPr>
+      <w:r>
+        <w:rPr>
+          <w:rFonts w:ascii="Arial Narrow" w:eastAsia="Arial Narrow" w:hAnsi="Arial Narrow" w:cs="Arial Narrow"/>
+          <w:color w:val="000000"/>
+          <w:kern w:val="0"/>
+          <w:sz w:val="22"/>
+          <w:szCs w:val="22"/>
           <w:lang w:eastAsia="es-PE"/>
           <w14:ligatures w14:val="none"/>
         </w:rPr>
@@ -2463,15 +2887,19 @@
           <w:rFonts w:ascii="Arial Narrow" w:eastAsia="Arial Narrow" w:hAnsi="Arial Narrow" w:cs="Arial Narrow"/>
           <w:color w:val="000000"/>
           <w:kern w:val="0"/>
-          <w:lang w:eastAsia="es-PE"/>
-          <w14:ligatures w14:val="none"/>
-        </w:rPr>
-      </w:pPr>
-      <w:r>
-        <w:rPr>
-          <w:rFonts w:ascii="Arial Narrow" w:eastAsia="Arial Narrow" w:hAnsi="Arial Narrow" w:cs="Arial Narrow"/>
-          <w:color w:val="000000"/>
-          <w:kern w:val="0"/>
+          <w:sz w:val="22"/>
+          <w:szCs w:val="22"/>
+          <w:lang w:eastAsia="es-PE"/>
+          <w14:ligatures w14:val="none"/>
+        </w:rPr>
+      </w:pPr>
+      <w:r>
+        <w:rPr>
+          <w:rFonts w:ascii="Arial Narrow" w:eastAsia="Arial Narrow" w:hAnsi="Arial Narrow" w:cs="Arial Narrow"/>
+          <w:color w:val="000000"/>
+          <w:kern w:val="0"/>
+          <w:sz w:val="22"/>
+          <w:szCs w:val="22"/>
           <w:lang w:eastAsia="es-PE"/>
           <w14:ligatures w14:val="none"/>
         </w:rPr>
@@ -2491,15 +2919,19 @@
           <w:rFonts w:ascii="Arial Narrow" w:eastAsia="Arial Narrow" w:hAnsi="Arial Narrow" w:cs="Arial Narrow"/>
           <w:color w:val="000000"/>
           <w:kern w:val="0"/>
-          <w:lang w:eastAsia="es-PE"/>
-          <w14:ligatures w14:val="none"/>
-        </w:rPr>
-      </w:pPr>
-      <w:r>
-        <w:rPr>
-          <w:rFonts w:ascii="Arial Narrow" w:eastAsia="Arial Narrow" w:hAnsi="Arial Narrow" w:cs="Arial Narrow"/>
-          <w:color w:val="000000"/>
-          <w:kern w:val="0"/>
+          <w:sz w:val="22"/>
+          <w:szCs w:val="22"/>
+          <w:lang w:eastAsia="es-PE"/>
+          <w14:ligatures w14:val="none"/>
+        </w:rPr>
+      </w:pPr>
+      <w:r>
+        <w:rPr>
+          <w:rFonts w:ascii="Arial Narrow" w:eastAsia="Arial Narrow" w:hAnsi="Arial Narrow" w:cs="Arial Narrow"/>
+          <w:color w:val="000000"/>
+          <w:kern w:val="0"/>
+          <w:sz w:val="22"/>
+          <w:szCs w:val="22"/>
           <w:lang w:eastAsia="es-PE"/>
           <w14:ligatures w14:val="none"/>
         </w:rPr>
@@ -2516,16 +2948,20 @@
         <w:ind w:left="567" w:hanging="567"/>
         <w:jc w:val="both"/>
         <w:rPr>
-          <w:rFonts w:ascii="Arial Narrow" w:eastAsia="Calibri" w:hAnsi="Arial Narrow" w:cs="Arial"/>
-          <w:kern w:val="0"/>
-          <w14:ligatures w14:val="none"/>
-        </w:rPr>
-      </w:pPr>
-      <w:r>
-        <w:rPr>
-          <w:rFonts w:ascii="Arial Narrow" w:eastAsia="Arial Narrow" w:hAnsi="Arial Narrow" w:cs="Arial Narrow"/>
-          <w:color w:val="000000"/>
-          <w:kern w:val="0"/>
+          <w:rFonts w:ascii="Arial Narrow" w:eastAsia="Arial Narrow" w:hAnsi="Arial Narrow" w:cs="Arial Narrow"/>
+          <w:kern w:val="0"/>
+          <w14:ligatures w14:val="none"/>
+          <w:sz w:val="22"/>
+          <w:szCs w:val="22"/>
+        </w:rPr>
+      </w:pPr>
+      <w:r>
+        <w:rPr>
+          <w:rFonts w:ascii="Arial Narrow" w:eastAsia="Arial Narrow" w:hAnsi="Arial Narrow" w:cs="Arial Narrow"/>
+          <w:color w:val="000000"/>
+          <w:kern w:val="0"/>
+          <w:sz w:val="22"/>
+          <w:szCs w:val="22"/>
           <w:lang w:eastAsia="es-PE"/>
           <w14:ligatures w14:val="none"/>
         </w:rPr>
@@ -2533,9 +2969,11 @@
       </w:r>
       <w:r>
         <w:rPr>
-          <w:rFonts w:ascii="Arial Narrow" w:eastAsia="Times New Roman" w:hAnsi="Arial Narrow" w:cs="Segoe UI"/>
-          <w:color w:val="000000"/>
-          <w:kern w:val="0"/>
+          <w:rFonts w:ascii="Arial Narrow" w:eastAsia="Arial Narrow" w:hAnsi="Arial Narrow" w:cs="Arial Narrow"/>
+          <w:color w:val="000000"/>
+          <w:kern w:val="0"/>
+          <w:sz w:val="22"/>
+          <w:szCs w:val="22"/>
           <w:lang w:eastAsia="es-PE"/>
           <w14:ligatures w14:val="none"/>
         </w:rPr>
@@ -2546,6 +2984,8 @@
           <w:rFonts w:ascii="Arial Narrow" w:eastAsia="Arial Narrow" w:hAnsi="Arial Narrow" w:cs="Arial Narrow"/>
           <w:color w:val="000000"/>
           <w:kern w:val="0"/>
+          <w:sz w:val="22"/>
+          <w:szCs w:val="22"/>
           <w:lang w:eastAsia="es-PE"/>
           <w14:ligatures w14:val="none"/>
         </w:rPr>
@@ -2553,16 +2993,20 @@
       </w:r>
       <w:r>
         <w:rPr>
-          <w:rFonts w:ascii="Arial Narrow" w:eastAsia="Calibri" w:hAnsi="Arial Narrow" w:cs="Arial"/>
-          <w:kern w:val="0"/>
-          <w14:ligatures w14:val="none"/>
+          <w:rFonts w:ascii="Arial Narrow" w:eastAsia="Arial Narrow" w:hAnsi="Arial Narrow" w:cs="Arial Narrow"/>
+          <w:kern w:val="0"/>
+          <w14:ligatures w14:val="none"/>
+          <w:sz w:val="22"/>
+          <w:szCs w:val="22"/>
         </w:rPr>
         <w:t>Para ello podrá señalar domicilio físico o una dirección electrónica a la que pueda remitirse las notificaciones</w:t>
       </w:r>
       <w:r>
         <w:rPr>
-          <w:rFonts w:ascii="Arial Narrow" w:eastAsia="Arial" w:hAnsi="Arial Narrow" w:cs="Arial"/>
-          <w:kern w:val="0"/>
+          <w:rFonts w:ascii="Arial Narrow" w:eastAsia="Arial Narrow" w:hAnsi="Arial Narrow" w:cs="Arial Narrow"/>
+          <w:kern w:val="0"/>
+          <w:sz w:val="22"/>
+          <w:szCs w:val="22"/>
           <w:lang w:val="es"/>
           <w14:ligatures w14:val="none"/>
         </w:rPr>
@@ -2579,42 +3023,52 @@
         <w:ind w:left="567" w:hanging="567"/>
         <w:jc w:val="both"/>
         <w:rPr>
-          <w:rFonts w:ascii="Arial Narrow" w:eastAsia="Calibri" w:hAnsi="Arial Narrow" w:cs="Arial"/>
-          <w:kern w:val="0"/>
-          <w14:ligatures w14:val="none"/>
-        </w:rPr>
-      </w:pPr>
-      <w:r>
-        <w:rPr>
-          <w:rFonts w:ascii="Arial Narrow" w:eastAsia="Calibri" w:hAnsi="Arial Narrow" w:cs="Arial"/>
-          <w:kern w:val="0"/>
-          <w14:ligatures w14:val="none"/>
+          <w:rFonts w:ascii="Arial Narrow" w:eastAsia="Arial Narrow" w:hAnsi="Arial Narrow" w:cs="Arial Narrow"/>
+          <w:kern w:val="0"/>
+          <w14:ligatures w14:val="none"/>
+          <w:sz w:val="22"/>
+          <w:szCs w:val="22"/>
+        </w:rPr>
+      </w:pPr>
+      <w:r>
+        <w:rPr>
+          <w:rFonts w:ascii="Arial Narrow" w:eastAsia="Arial Narrow" w:hAnsi="Arial Narrow" w:cs="Arial Narrow"/>
+          <w:kern w:val="0"/>
+          <w14:ligatures w14:val="none"/>
+          <w:sz w:val="22"/>
+          <w:szCs w:val="22"/>
         </w:rPr>
         <w:t xml:space="preserve">en caso califique como </w:t>
       </w:r>
       <w:proofErr w:type="gramStart"/>
       <w:r>
         <w:rPr>
-          <w:rFonts w:ascii="Arial Narrow" w:eastAsia="Calibri" w:hAnsi="Arial Narrow" w:cs="Arial"/>
-          <w:kern w:val="0"/>
-          <w14:ligatures w14:val="none"/>
+          <w:rFonts w:ascii="Arial Narrow" w:eastAsia="Arial Narrow" w:hAnsi="Arial Narrow" w:cs="Arial Narrow"/>
+          <w:kern w:val="0"/>
+          <w14:ligatures w14:val="none"/>
+          <w:sz w:val="22"/>
+          <w:szCs w:val="22"/>
         </w:rPr>
         <w:t>micro empresa</w:t>
       </w:r>
       <w:proofErr w:type="gramEnd"/>
       <w:r>
         <w:rPr>
-          <w:rFonts w:ascii="Arial Narrow" w:eastAsia="Calibri" w:hAnsi="Arial Narrow" w:cs="Arial"/>
-          <w:kern w:val="0"/>
-          <w14:ligatures w14:val="none"/>
+          <w:rFonts w:ascii="Arial Narrow" w:eastAsia="Arial Narrow" w:hAnsi="Arial Narrow" w:cs="Arial Narrow"/>
+          <w:kern w:val="0"/>
+          <w14:ligatures w14:val="none"/>
+          <w:sz w:val="22"/>
+          <w:szCs w:val="22"/>
         </w:rPr>
         <w:t xml:space="preserve"> o pequeña empresa, presentar los documentos que acrediten su volumen de ventas o ingresos brutos percibidos el año anterior relativo a todas sus actividades económicas y el número de trabajadores con el que cuenta</w:t>
       </w:r>
       <w:r>
         <w:rPr>
           <w:rStyle w:val="Refdenotaalpie"/>
-          <w:rFonts w:ascii="Arial Narrow" w:eastAsia="Calibri" w:hAnsi="Arial Narrow" w:cs="Arial"/>
-          <w:kern w:val="0"/>
+          <w:rFonts w:ascii="Arial Narrow" w:eastAsia="Arial Narrow" w:hAnsi="Arial Narrow" w:cs="Arial Narrow"/>
+          <w:kern w:val="0"/>
+          <w:sz w:val="22"/>
+          <w:szCs w:val="22"/>
           <w:vertAlign w:val="superscript"/>
           <w14:ligatures w14:val="none"/>
         </w:rPr>
@@ -2622,17 +3076,21 @@
       </w:r>
       <w:r>
         <w:rPr>
-          <w:rFonts w:ascii="Arial Narrow" w:eastAsia="Calibri" w:hAnsi="Arial Narrow" w:cs="Arial"/>
-          <w:kern w:val="0"/>
-          <w14:ligatures w14:val="none"/>
+          <w:rFonts w:ascii="Arial Narrow" w:eastAsia="Arial Narrow" w:hAnsi="Arial Narrow" w:cs="Arial Narrow"/>
+          <w:kern w:val="0"/>
+          <w14:ligatures w14:val="none"/>
+          <w:sz w:val="22"/>
+          <w:szCs w:val="22"/>
         </w:rPr>
         <w:t>. Ello, a fin de que la Comisión pueda meritar dicha documentación, conforme lo establece el artículo 110</w:t>
       </w:r>
       <w:r>
         <w:rPr>
-          <w:rFonts w:ascii="Arial Narrow" w:eastAsia="Times New Roman" w:hAnsi="Arial Narrow" w:cs="Segoe UI"/>
-          <w:color w:val="000000"/>
-          <w:kern w:val="0"/>
+          <w:rFonts w:ascii="Arial Narrow" w:eastAsia="Arial Narrow" w:hAnsi="Arial Narrow" w:cs="Arial Narrow"/>
+          <w:color w:val="000000"/>
+          <w:kern w:val="0"/>
+          <w:sz w:val="22"/>
+          <w:szCs w:val="22"/>
           <w:lang w:eastAsia="es-PE"/>
           <w14:ligatures w14:val="none"/>
         </w:rPr>
@@ -2640,27 +3098,33 @@
       </w:r>
       <w:r>
         <w:rPr>
-          <w:rFonts w:ascii="Arial Narrow" w:eastAsia="Calibri" w:hAnsi="Arial Narrow" w:cs="Arial"/>
-          <w:kern w:val="0"/>
-          <w14:ligatures w14:val="none"/>
+          <w:rFonts w:ascii="Arial Narrow" w:eastAsia="Arial Narrow" w:hAnsi="Arial Narrow" w:cs="Arial Narrow"/>
+          <w:kern w:val="0"/>
+          <w14:ligatures w14:val="none"/>
+          <w:sz w:val="22"/>
+          <w:szCs w:val="22"/>
         </w:rPr>
         <w:t xml:space="preserve"> del </w:t>
       </w:r>
       <w:r>
         <w:rPr>
-          <w:rFonts w:ascii="Arial Narrow" w:eastAsia="Calibri" w:hAnsi="Arial Narrow" w:cs="Arial"/>
+          <w:rFonts w:ascii="Arial Narrow" w:eastAsia="Arial Narrow" w:hAnsi="Arial Narrow" w:cs="Arial Narrow"/>
           <w:spacing w:val="-2"/>
           <w:kern w:val="0"/>
           <w14:ligatures w14:val="none"/>
+          <w:sz w:val="22"/>
+          <w:szCs w:val="22"/>
         </w:rPr>
         <w:t>Código</w:t>
       </w:r>
       <w:r>
         <w:rPr>
           <w:rStyle w:val="Refdenotaalpie"/>
-          <w:rFonts w:ascii="Arial Narrow" w:eastAsia="Calibri" w:hAnsi="Arial Narrow" w:cs="Arial"/>
+          <w:rFonts w:ascii="Arial Narrow" w:eastAsia="Arial Narrow" w:hAnsi="Arial Narrow" w:cs="Arial Narrow"/>
           <w:spacing w:val="-2"/>
           <w:kern w:val="0"/>
+          <w:sz w:val="22"/>
+          <w:szCs w:val="22"/>
           <w:vertAlign w:val="superscript"/>
           <w14:ligatures w14:val="none"/>
         </w:rPr>
@@ -2668,10 +3132,12 @@
       </w:r>
       <w:r>
         <w:rPr>
-          <w:rFonts w:ascii="Arial Narrow" w:eastAsia="Calibri" w:hAnsi="Arial Narrow" w:cs="Arial"/>
+          <w:rFonts w:ascii="Arial Narrow" w:eastAsia="Arial Narrow" w:hAnsi="Arial Narrow" w:cs="Arial Narrow"/>
           <w:spacing w:val="-2"/>
           <w:kern w:val="0"/>
           <w14:ligatures w14:val="none"/>
+          <w:sz w:val="22"/>
+          <w:szCs w:val="22"/>
         </w:rPr>
         <w:t>.</w:t>
       </w:r>
@@ -2685,47 +3151,53 @@
           <w:rFonts w:ascii="Arial Narrow" w:eastAsia="Arial Narrow" w:hAnsi="Arial Narrow" w:cs="Arial Narrow"/>
           <w:color w:val="000000"/>
           <w:kern w:val="0"/>
-          <w:lang w:eastAsia="es-PE"/>
-          <w14:ligatures w14:val="none"/>
-        </w:rPr>
-      </w:pPr>
-    </w:p>
-    <w:p>
-      <w:pPr>
-        <w:spacing w:after="0" w:line="240" w:lineRule="auto"/>
-        <w:jc w:val="both"/>
-        <w:rPr>
-          <w:rFonts w:ascii="Arial Narrow" w:eastAsia="Arial Narrow" w:hAnsi="Arial Narrow" w:cs="Arial Narrow"/>
-          <w:color w:val="000000"/>
-          <w:kern w:val="0"/>
-          <w:lang w:eastAsia="es-PE"/>
-          <w14:ligatures w14:val="none"/>
-        </w:rPr>
-      </w:pPr>
-      <w:r>
-        <w:rPr>
-          <w:rFonts w:ascii="Arial Narrow" w:hAnsi="Arial Narrow" w:cs="Arial Narrow"/>
+          <w:sz w:val="22"/>
+          <w:szCs w:val="22"/>
+          <w:lang w:eastAsia="es-PE"/>
+          <w14:ligatures w14:val="none"/>
+        </w:rPr>
+      </w:pPr>
+    </w:p>
+    <w:p>
+      <w:pPr>
+        <w:spacing w:after="0" w:line="240" w:lineRule="auto"/>
+        <w:jc w:val="both"/>
+        <w:rPr>
+          <w:rFonts w:ascii="Arial Narrow" w:eastAsia="Arial Narrow" w:hAnsi="Arial Narrow" w:cs="Arial Narrow"/>
+          <w:color w:val="000000"/>
+          <w:kern w:val="0"/>
+          <w:sz w:val="22"/>
+          <w:szCs w:val="22"/>
+          <w:lang w:eastAsia="es-PE"/>
+          <w14:ligatures w14:val="none"/>
+        </w:rPr>
+      </w:pPr>
+      <w:r>
+        <w:rPr>
+          <w:rFonts w:ascii="Arial Narrow" w:eastAsia="Arial Narrow" w:hAnsi="Arial Narrow" w:cs="Arial Narrow"/>
           <w:b w:val="1"/>
           <w:bCs w:val="1"/>
-          <w:sz w:val="20"/>
-          <w:szCs w:val="20"/>
+          <w:sz w:val="22"/>
+          <w:szCs w:val="22"/>
         </w:rPr>
         <w:t xml:space="preserve">CUARTO: </w:t>
       </w:r>
       <w:r>
         <w:rPr>
-          <w:rFonts w:ascii="Arial Narrow" w:hAnsi="Arial Narrow" w:cs="Arial Narrow"/>
-          <w:sz w:val="20"/>
-          <w:szCs w:val="20"/>
+          <w:rFonts w:ascii="Arial Narrow" w:eastAsia="Arial Narrow" w:hAnsi="Arial Narrow" w:cs="Arial Narrow"/>
+          <w:sz w:val="22"/>
+          <w:szCs w:val="22"/>
         </w:rPr>
         <w:t xml:space="preserve">correr traslado de la presente resolución a Rímac Seguros y Reaseguros S.A. para que, de conformidad con lo dispuesto por el artículo 26 de la Ley sobre Facultades, Normas y Organización del Indecopi, aprobada por Decreto Legislativo 807</w:t>
       </w:r>
       <w:r>
         <w:rPr>
           <w:rStyle w:val="Refdenotaalpie"/>
-          <w:rFonts w:ascii="Arial Narrow" w:eastAsia="Times New Roman" w:hAnsi="Arial Narrow" w:cs="Times New Roman"/>
-          <w:color w:val="000000"/>
-          <w:kern w:val="0"/>
+          <w:rFonts w:ascii="Arial Narrow" w:eastAsia="Arial Narrow" w:hAnsi="Arial Narrow" w:cs="Arial Narrow"/>
+          <w:color w:val="000000"/>
+          <w:kern w:val="0"/>
+          <w:sz w:val="22"/>
+          <w:szCs w:val="22"/>
           <w:vertAlign w:val="superscript"/>
           <w:lang w:val="es-ES" w:eastAsia="es-ES"/>
           <w14:ligatures w14:val="none"/>
@@ -2734,18 +3206,20 @@
       </w:r>
       <w:r>
         <w:rPr>
-          <w:rFonts w:ascii="Arial Narrow" w:hAnsi="Arial Narrow" w:cs="Arial Narrow"/>
-          <w:sz w:val="20"/>
-          <w:szCs w:val="20"/>
+          <w:rFonts w:ascii="Arial Narrow" w:eastAsia="Arial Narrow" w:hAnsi="Arial Narrow" w:cs="Arial Narrow"/>
+          <w:sz w:val="22"/>
+          <w:szCs w:val="22"/>
         </w:rPr>
         <w:t xml:space="preserve">, presente sus descargos sobre la imputación de cargos realizada en un plazo no mayor a cinco (5) días hábiles contado a partir del día siguiente de la notificación de la presente resolución, vencido el cual, el Secretario Técnico declarará en rebeldía al denunciado que no lo hubiera presentado. Debe precisarse que de conformidad con lo establecido por el artículo 223 del Texto Único Ordenado de la Ley 27444, Ley del Procedimiento Administrativo General</w:t>
       </w:r>
       <w:r>
         <w:rPr>
           <w:rStyle w:val="Refdenotaalpie"/>
-          <w:rFonts w:ascii="Arial Narrow" w:eastAsia="Times New Roman" w:hAnsi="Arial Narrow" w:cs="Times New Roman"/>
-          <w:color w:val="000000"/>
-          <w:kern w:val="0"/>
+          <w:rFonts w:ascii="Arial Narrow" w:eastAsia="Arial Narrow" w:hAnsi="Arial Narrow" w:cs="Arial Narrow"/>
+          <w:color w:val="000000"/>
+          <w:kern w:val="0"/>
+          <w:sz w:val="22"/>
+          <w:szCs w:val="22"/>
           <w:vertAlign w:val="superscript"/>
           <w:lang w:val="es-ES" w:eastAsia="es-ES"/>
           <w14:ligatures w14:val="none"/>
@@ -2754,9 +3228,9 @@
       </w:r>
       <w:r>
         <w:rPr>
-          <w:rFonts w:ascii="Arial Narrow" w:hAnsi="Arial Narrow" w:cs="Arial Narrow"/>
-          <w:sz w:val="20"/>
-          <w:szCs w:val="20"/>
+          <w:rFonts w:ascii="Arial Narrow" w:eastAsia="Arial Narrow" w:hAnsi="Arial Narrow" w:cs="Arial Narrow"/>
+          <w:sz w:val="22"/>
+          <w:szCs w:val="22"/>
         </w:rPr>
         <w:t xml:space="preserve">, las alegaciones y los hechos relevantes de la reclamación, salvo que hayan sido específicamente negadas en la contestación, se tendrán por aceptadas o merituadas como ciertas.</w:t>
       </w:r>
@@ -2769,19 +3243,23 @@
           <w:rFonts w:ascii="Arial Narrow" w:eastAsia="Arial Narrow" w:hAnsi="Arial Narrow" w:cs="Arial Narrow"/>
           <w:color w:val="000000"/>
           <w:kern w:val="0"/>
-          <w:lang w:eastAsia="es-PE"/>
-          <w14:ligatures w14:val="none"/>
-        </w:rPr>
-      </w:pPr>
-    </w:p>
-    <w:p>
-      <w:pPr>
-        <w:spacing w:after="0" w:line="240" w:lineRule="auto"/>
-        <w:jc w:val="both"/>
-        <w:rPr>
-          <w:rFonts w:ascii="Arial Narrow" w:eastAsia="Times New Roman" w:hAnsi="Arial Narrow" w:cs="Arial"/>
-          <w:color w:val="000000"/>
-          <w:kern w:val="0"/>
+          <w:sz w:val="22"/>
+          <w:szCs w:val="22"/>
+          <w:lang w:eastAsia="es-PE"/>
+          <w14:ligatures w14:val="none"/>
+        </w:rPr>
+      </w:pPr>
+    </w:p>
+    <w:p>
+      <w:pPr>
+        <w:spacing w:after="0" w:line="240" w:lineRule="auto"/>
+        <w:jc w:val="both"/>
+        <w:rPr>
+          <w:rFonts w:ascii="Arial Narrow" w:eastAsia="Arial Narrow" w:hAnsi="Arial Narrow" w:cs="Arial Narrow"/>
+          <w:color w:val="000000"/>
+          <w:kern w:val="0"/>
+          <w:sz w:val="22"/>
+          <w:szCs w:val="22"/>
           <w:lang w:val="es-ES" w:eastAsia="es-ES"/>
           <w14:ligatures w14:val="none"/>
         </w:rPr>
@@ -2792,6 +3270,8 @@
           <w:b/>
           <w:color w:val="000000"/>
           <w:kern w:val="0"/>
+          <w:sz w:val="22"/>
+          <w:szCs w:val="22"/>
           <w:lang w:eastAsia="es-PE"/>
           <w14:ligatures w14:val="none"/>
         </w:rPr>
@@ -2800,9 +3280,11 @@
       <w:bookmarkStart w:id="4" w:name="_Hlk188286813"/>
       <w:r>
         <w:rPr>
-          <w:rFonts w:ascii="Arial Narrow" w:eastAsia="Times New Roman" w:hAnsi="Arial Narrow" w:cs="Arial"/>
-          <w:color w:val="000000"/>
-          <w:kern w:val="0"/>
+          <w:rFonts w:ascii="Arial Narrow" w:eastAsia="Arial Narrow" w:hAnsi="Arial Narrow" w:cs="Arial Narrow"/>
+          <w:color w:val="000000"/>
+          <w:kern w:val="0"/>
+          <w:sz w:val="22"/>
+          <w:szCs w:val="22"/>
           <w:lang w:eastAsia="es-ES"/>
           <w14:ligatures w14:val="none"/>
         </w:rPr>
@@ -2810,9 +3292,11 @@
       </w:r>
       <w:r>
         <w:rPr>
-          <w:rFonts w:ascii="Arial Narrow" w:eastAsia="Times New Roman" w:hAnsi="Arial Narrow" w:cs="Arial"/>
-          <w:color w:val="000000"/>
-          <w:kern w:val="0"/>
+          <w:rFonts w:ascii="Arial Narrow" w:eastAsia="Arial Narrow" w:hAnsi="Arial Narrow" w:cs="Arial Narrow"/>
+          <w:color w:val="000000"/>
+          <w:kern w:val="0"/>
+          <w:sz w:val="22"/>
+          <w:szCs w:val="22"/>
           <w:lang w:val="es-ES" w:eastAsia="es-ES"/>
           <w14:ligatures w14:val="none"/>
         </w:rPr>
@@ -2820,9 +3304,11 @@
       </w:r>
       <w:r>
         <w:rPr>
-          <w:rFonts w:ascii="Arial Narrow" w:eastAsia="Times New Roman" w:hAnsi="Arial Narrow" w:cs="Arial"/>
-          <w:color w:val="000000"/>
-          <w:kern w:val="0"/>
+          <w:rFonts w:ascii="Arial Narrow" w:eastAsia="Arial Narrow" w:hAnsi="Arial Narrow" w:cs="Arial Narrow"/>
+          <w:color w:val="000000"/>
+          <w:kern w:val="0"/>
+          <w:sz w:val="22"/>
+          <w:szCs w:val="22"/>
           <w:lang w:eastAsia="es-ES"/>
           <w14:ligatures w14:val="none"/>
         </w:rPr>
@@ -2831,9 +3317,11 @@
       <w:bookmarkEnd w:id="4"/>
       <w:r>
         <w:rPr>
-          <w:rFonts w:ascii="Arial Narrow" w:eastAsia="Times New Roman" w:hAnsi="Arial Narrow" w:cs="Arial"/>
-          <w:color w:val="000000"/>
-          <w:kern w:val="0"/>
+          <w:rFonts w:ascii="Arial Narrow" w:eastAsia="Arial Narrow" w:hAnsi="Arial Narrow" w:cs="Arial Narrow"/>
+          <w:color w:val="000000"/>
+          <w:kern w:val="0"/>
+          <w:sz w:val="22"/>
+          <w:szCs w:val="22"/>
           <w:lang w:eastAsia="es-ES"/>
           <w14:ligatures w14:val="none"/>
         </w:rPr>
@@ -2842,9 +3330,11 @@
       <w:bookmarkStart w:id="5" w:name="_Hlk188286828"/>
       <w:r>
         <w:rPr>
-          <w:rFonts w:ascii="Arial Narrow" w:eastAsia="Times New Roman" w:hAnsi="Arial Narrow" w:cs="Times New Roman"/>
-          <w:color w:val="000000"/>
-          <w:kern w:val="0"/>
+          <w:rFonts w:ascii="Arial Narrow" w:eastAsia="Arial Narrow" w:hAnsi="Arial Narrow" w:cs="Arial Narrow"/>
+          <w:color w:val="000000"/>
+          <w:kern w:val="0"/>
+          <w:sz w:val="22"/>
+          <w:szCs w:val="22"/>
           <w:shd w:val="clear" w:color="auto" w:fill="FFFFFF"/>
           <w:lang w:eastAsia="es-PE"/>
           <w14:ligatures w14:val="none"/>
@@ -2853,9 +3343,11 @@
       </w:r>
       <w:r>
         <w:rPr>
-          <w:rFonts w:ascii="Arial Narrow" w:eastAsia="Times New Roman" w:hAnsi="Arial Narrow" w:cs="Arial"/>
-          <w:color w:val="000000"/>
-          <w:kern w:val="0"/>
+          <w:rFonts w:ascii="Arial Narrow" w:eastAsia="Arial Narrow" w:hAnsi="Arial Narrow" w:cs="Arial Narrow"/>
+          <w:color w:val="000000"/>
+          <w:kern w:val="0"/>
+          <w:sz w:val="22"/>
+          <w:szCs w:val="22"/>
           <w:lang w:eastAsia="es-ES"/>
           <w14:ligatures w14:val="none"/>
         </w:rPr>
@@ -2864,9 +3356,11 @@
       <w:bookmarkEnd w:id="5"/>
       <w:r>
         <w:rPr>
-          <w:rFonts w:ascii="Arial Narrow" w:eastAsia="Times New Roman" w:hAnsi="Arial Narrow" w:cs="Arial"/>
-          <w:color w:val="000000"/>
-          <w:kern w:val="0"/>
+          <w:rFonts w:ascii="Arial Narrow" w:eastAsia="Arial Narrow" w:hAnsi="Arial Narrow" w:cs="Arial Narrow"/>
+          <w:color w:val="000000"/>
+          <w:kern w:val="0"/>
+          <w:sz w:val="22"/>
+          <w:szCs w:val="22"/>
           <w:lang w:val="es-ES" w:eastAsia="es-ES"/>
           <w14:ligatures w14:val="none"/>
         </w:rPr>
@@ -2874,9 +3368,11 @@
       </w:r>
       <w:r>
         <w:rPr>
-          <w:rFonts w:ascii="Arial Narrow" w:eastAsia="Times New Roman" w:hAnsi="Arial Narrow" w:cs="Arial"/>
-          <w:color w:val="000000"/>
-          <w:kern w:val="0"/>
+          <w:rFonts w:ascii="Arial Narrow" w:eastAsia="Arial Narrow" w:hAnsi="Arial Narrow" w:cs="Arial Narrow"/>
+          <w:color w:val="000000"/>
+          <w:kern w:val="0"/>
+          <w:sz w:val="22"/>
+          <w:szCs w:val="22"/>
           <w:lang w:val="es-ES" w:eastAsia="es-ES"/>
           <w14:ligatures w14:val="none"/>
         </w:rPr>
@@ -2884,9 +3380,11 @@
       </w:r>
       <w:r>
         <w:rPr>
-          <w:rFonts w:ascii="Arial Narrow" w:eastAsia="Times New Roman" w:hAnsi="Arial Narrow" w:cs="Arial"/>
-          <w:color w:val="000000"/>
-          <w:kern w:val="0"/>
+          <w:rFonts w:ascii="Arial Narrow" w:eastAsia="Arial Narrow" w:hAnsi="Arial Narrow" w:cs="Arial Narrow"/>
+          <w:color w:val="000000"/>
+          <w:kern w:val="0"/>
+          <w:sz w:val="22"/>
+          <w:szCs w:val="22"/>
           <w:lang w:eastAsia="es-ES"/>
           <w14:ligatures w14:val="none"/>
         </w:rPr>
@@ -2894,9 +3392,11 @@
       </w:r>
       <w:r>
         <w:rPr>
-          <w:rFonts w:ascii="Arial Narrow" w:eastAsia="Times New Roman" w:hAnsi="Arial Narrow" w:cs="Arial"/>
-          <w:color w:val="000000"/>
-          <w:kern w:val="0"/>
+          <w:rFonts w:ascii="Arial Narrow" w:eastAsia="Arial Narrow" w:hAnsi="Arial Narrow" w:cs="Arial Narrow"/>
+          <w:color w:val="000000"/>
+          <w:kern w:val="0"/>
+          <w:sz w:val="22"/>
+          <w:szCs w:val="22"/>
           <w:lang w:val="es-ES" w:eastAsia="es-ES"/>
           <w14:ligatures w14:val="none"/>
         </w:rPr>
@@ -2905,9 +3405,11 @@
       <w:proofErr w:type="spellStart"/>
       <w:r>
         <w:rPr>
-          <w:rFonts w:ascii="Arial Narrow" w:eastAsia="Times New Roman" w:hAnsi="Arial Narrow" w:cs="Arial"/>
-          <w:color w:val="000000"/>
-          <w:kern w:val="0"/>
+          <w:rFonts w:ascii="Arial Narrow" w:eastAsia="Arial Narrow" w:hAnsi="Arial Narrow" w:cs="Arial Narrow"/>
+          <w:color w:val="000000"/>
+          <w:kern w:val="0"/>
+          <w:sz w:val="22"/>
+          <w:szCs w:val="22"/>
           <w:lang w:val="es-ES" w:eastAsia="es-ES"/>
           <w14:ligatures w14:val="none"/>
         </w:rPr>
@@ -2916,9 +3418,11 @@
       <w:proofErr w:type="spellEnd"/>
       <w:r>
         <w:rPr>
-          <w:rFonts w:ascii="Arial Narrow" w:eastAsia="Times New Roman" w:hAnsi="Arial Narrow" w:cs="Arial"/>
-          <w:color w:val="000000"/>
-          <w:kern w:val="0"/>
+          <w:rFonts w:ascii="Arial Narrow" w:eastAsia="Arial Narrow" w:hAnsi="Arial Narrow" w:cs="Arial Narrow"/>
+          <w:color w:val="000000"/>
+          <w:kern w:val="0"/>
+          <w:sz w:val="22"/>
+          <w:szCs w:val="22"/>
           <w:lang w:val="es-ES" w:eastAsia="es-ES"/>
           <w14:ligatures w14:val="none"/>
         </w:rPr>
@@ -2926,9 +3430,11 @@
       </w:r>
       <w:r>
         <w:rPr>
-          <w:rFonts w:ascii="Arial Narrow" w:eastAsia="Times New Roman" w:hAnsi="Arial Narrow" w:cs="Arial"/>
-          <w:color w:val="000000"/>
-          <w:kern w:val="0"/>
+          <w:rFonts w:ascii="Arial Narrow" w:eastAsia="Arial Narrow" w:hAnsi="Arial Narrow" w:cs="Arial Narrow"/>
+          <w:color w:val="000000"/>
+          <w:kern w:val="0"/>
+          <w:sz w:val="22"/>
+          <w:szCs w:val="22"/>
           <w:lang w:eastAsia="es-ES"/>
           <w14:ligatures w14:val="none"/>
         </w:rPr>
@@ -2936,9 +3442,11 @@
       </w:r>
       <w:r>
         <w:rPr>
-          <w:rFonts w:ascii="Arial Narrow" w:eastAsia="Times New Roman" w:hAnsi="Arial Narrow" w:cs="Arial"/>
-          <w:color w:val="000000"/>
-          <w:kern w:val="0"/>
+          <w:rFonts w:ascii="Arial Narrow" w:eastAsia="Arial Narrow" w:hAnsi="Arial Narrow" w:cs="Arial Narrow"/>
+          <w:color w:val="000000"/>
+          <w:kern w:val="0"/>
+          <w:sz w:val="22"/>
+          <w:szCs w:val="22"/>
           <w:lang w:val="es-ES" w:eastAsia="es-ES"/>
           <w14:ligatures w14:val="none"/>
         </w:rPr>
@@ -2947,9 +3455,11 @@
       <w:proofErr w:type="spellStart"/>
       <w:r>
         <w:rPr>
-          <w:rFonts w:ascii="Arial Narrow" w:eastAsia="Times New Roman" w:hAnsi="Arial Narrow" w:cs="Arial"/>
-          <w:color w:val="000000"/>
-          <w:kern w:val="0"/>
+          <w:rFonts w:ascii="Arial Narrow" w:eastAsia="Arial Narrow" w:hAnsi="Arial Narrow" w:cs="Arial Narrow"/>
+          <w:color w:val="000000"/>
+          <w:kern w:val="0"/>
+          <w:sz w:val="22"/>
+          <w:szCs w:val="22"/>
           <w:lang w:val="es-ES" w:eastAsia="es-ES"/>
           <w14:ligatures w14:val="none"/>
         </w:rPr>
@@ -2958,9 +3468,11 @@
       <w:proofErr w:type="spellEnd"/>
       <w:r>
         <w:rPr>
-          <w:rFonts w:ascii="Arial Narrow" w:eastAsia="Times New Roman" w:hAnsi="Arial Narrow" w:cs="Arial"/>
-          <w:color w:val="000000"/>
-          <w:kern w:val="0"/>
+          <w:rFonts w:ascii="Arial Narrow" w:eastAsia="Arial Narrow" w:hAnsi="Arial Narrow" w:cs="Arial Narrow"/>
+          <w:color w:val="000000"/>
+          <w:kern w:val="0"/>
+          <w:sz w:val="22"/>
+          <w:szCs w:val="22"/>
           <w:lang w:val="es-ES" w:eastAsia="es-ES"/>
           <w14:ligatures w14:val="none"/>
         </w:rPr>
@@ -2968,9 +3480,11 @@
       </w:r>
       <w:r>
         <w:rPr>
-          <w:rFonts w:ascii="Arial Narrow" w:eastAsia="Times New Roman" w:hAnsi="Arial Narrow" w:cs="Arial"/>
-          <w:color w:val="000000"/>
-          <w:kern w:val="0"/>
+          <w:rFonts w:ascii="Arial Narrow" w:eastAsia="Arial Narrow" w:hAnsi="Arial Narrow" w:cs="Arial Narrow"/>
+          <w:color w:val="000000"/>
+          <w:kern w:val="0"/>
+          <w:sz w:val="22"/>
+          <w:szCs w:val="22"/>
           <w:lang w:val="es-ES" w:eastAsia="es-ES"/>
           <w14:ligatures w14:val="none"/>
         </w:rPr>
@@ -2978,9 +3492,11 @@
       </w:r>
       <w:r>
         <w:rPr>
-          <w:rFonts w:ascii="Arial Narrow" w:eastAsia="Times New Roman" w:hAnsi="Arial Narrow" w:cs="Arial"/>
-          <w:color w:val="000000"/>
-          <w:kern w:val="0"/>
+          <w:rFonts w:ascii="Arial Narrow" w:eastAsia="Arial Narrow" w:hAnsi="Arial Narrow" w:cs="Arial Narrow"/>
+          <w:color w:val="000000"/>
+          <w:kern w:val="0"/>
+          <w:sz w:val="22"/>
+          <w:szCs w:val="22"/>
           <w:lang w:val="es-ES" w:eastAsia="es-ES"/>
           <w14:ligatures w14:val="none"/>
         </w:rPr>
@@ -2988,9 +3504,11 @@
       </w:r>
       <w:r>
         <w:rPr>
-          <w:rFonts w:ascii="Arial Narrow" w:eastAsia="Times New Roman" w:hAnsi="Arial Narrow" w:cs="Arial"/>
-          <w:color w:val="000000"/>
-          <w:kern w:val="0"/>
+          <w:rFonts w:ascii="Arial Narrow" w:eastAsia="Arial Narrow" w:hAnsi="Arial Narrow" w:cs="Arial Narrow"/>
+          <w:color w:val="000000"/>
+          <w:kern w:val="0"/>
+          <w:sz w:val="22"/>
+          <w:szCs w:val="22"/>
           <w:lang w:val="es-ES" w:eastAsia="es-ES"/>
           <w14:ligatures w14:val="none"/>
         </w:rPr>
@@ -3006,6 +3524,8 @@
           <w:b/>
           <w:color w:val="000000"/>
           <w:kern w:val="0"/>
+          <w:sz w:val="22"/>
+          <w:szCs w:val="22"/>
           <w:lang w:val="es-ES" w:eastAsia="es-PE"/>
           <w14:ligatures w14:val="none"/>
         </w:rPr>
@@ -3019,16 +3539,20 @@
           <w:rFonts w:ascii="Arial Narrow" w:eastAsia="Arial Narrow" w:hAnsi="Arial Narrow" w:cs="Arial Narrow"/>
           <w:color w:val="000000"/>
           <w:kern w:val="0"/>
-          <w:lang w:eastAsia="es-PE"/>
-          <w14:ligatures w14:val="none"/>
-        </w:rPr>
-      </w:pPr>
-      <w:r>
-        <w:rPr>
-          <w:rFonts w:ascii="Arial Narrow" w:eastAsia="Arial Narrow" w:hAnsi="Arial Narrow" w:cs="Arial Narrow"/>
-          <w:b/>
-          <w:color w:val="000000"/>
-          <w:kern w:val="0"/>
+          <w:sz w:val="22"/>
+          <w:szCs w:val="22"/>
+          <w:lang w:eastAsia="es-PE"/>
+          <w14:ligatures w14:val="none"/>
+        </w:rPr>
+      </w:pPr>
+      <w:r>
+        <w:rPr>
+          <w:rFonts w:ascii="Arial Narrow" w:eastAsia="Arial Narrow" w:hAnsi="Arial Narrow" w:cs="Arial Narrow"/>
+          <w:b/>
+          <w:color w:val="000000"/>
+          <w:kern w:val="0"/>
+          <w:sz w:val="22"/>
+          <w:szCs w:val="22"/>
           <w:lang w:eastAsia="es-PE"/>
           <w14:ligatures w14:val="none"/>
         </w:rPr>
@@ -3039,6 +3563,8 @@
           <w:rFonts w:ascii="Arial Narrow" w:eastAsia="Arial Narrow" w:hAnsi="Arial Narrow" w:cs="Arial Narrow"/>
           <w:color w:val="000000"/>
           <w:kern w:val="0"/>
+          <w:sz w:val="22"/>
+          <w:szCs w:val="22"/>
           <w:lang w:eastAsia="es-PE"/>
           <w14:ligatures w14:val="none"/>
         </w:rPr>
@@ -3050,6 +3576,8 @@
           <w:rFonts w:ascii="Arial Narrow" w:eastAsia="Arial Narrow" w:hAnsi="Arial Narrow" w:cs="Arial Narrow"/>
           <w:color w:val="000000"/>
           <w:kern w:val="0"/>
+          <w:sz w:val="22"/>
+          <w:szCs w:val="22"/>
           <w:lang w:eastAsia="es-PE"/>
           <w14:ligatures w14:val="none"/>
         </w:rPr>
@@ -3057,9 +3585,11 @@
       </w:r>
       <w:r>
         <w:rPr>
-          <w:rFonts w:ascii="Arial Narrow" w:eastAsia="Times New Roman" w:hAnsi="Arial Narrow" w:cs="Segoe UI"/>
-          <w:color w:val="000000"/>
-          <w:kern w:val="0"/>
+          <w:rFonts w:ascii="Arial Narrow" w:eastAsia="Arial Narrow" w:hAnsi="Arial Narrow" w:cs="Arial Narrow"/>
+          <w:color w:val="000000"/>
+          <w:kern w:val="0"/>
+          <w:sz w:val="22"/>
+          <w:szCs w:val="22"/>
           <w:lang w:eastAsia="es-PE"/>
           <w14:ligatures w14:val="none"/>
         </w:rPr>
@@ -3070,6 +3600,8 @@
           <w:rFonts w:ascii="Arial Narrow" w:eastAsia="Arial Narrow" w:hAnsi="Arial Narrow" w:cs="Arial Narrow"/>
           <w:color w:val="000000"/>
           <w:kern w:val="0"/>
+          <w:sz w:val="22"/>
+          <w:szCs w:val="22"/>
           <w:lang w:eastAsia="es-PE"/>
           <w14:ligatures w14:val="none"/>
         </w:rPr>
@@ -3078,9 +3610,11 @@
       <w:r>
         <w:rPr>
           <w:rStyle w:val="Refdenotaalpie"/>
-          <w:rFonts w:ascii="Arial Narrow" w:eastAsia="Arial Narrow" w:hAnsi="Arial Narrow" w:cs="Times New Roman"/>
-          <w:color w:val="000000"/>
-          <w:kern w:val="0"/>
+          <w:rFonts w:ascii="Arial Narrow" w:eastAsia="Arial Narrow" w:hAnsi="Arial Narrow" w:cs="Arial Narrow"/>
+          <w:color w:val="000000"/>
+          <w:kern w:val="0"/>
+          <w:sz w:val="22"/>
+          <w:szCs w:val="22"/>
           <w:vertAlign w:val="superscript"/>
           <w:lang w:eastAsia="es-PE"/>
           <w14:ligatures w14:val="none"/>
@@ -3092,6 +3626,8 @@
           <w:rFonts w:ascii="Arial Narrow" w:eastAsia="Arial Narrow" w:hAnsi="Arial Narrow" w:cs="Arial Narrow"/>
           <w:color w:val="000000"/>
           <w:kern w:val="0"/>
+          <w:sz w:val="22"/>
+          <w:szCs w:val="22"/>
           <w:lang w:eastAsia="es-PE"/>
           <w14:ligatures w14:val="none"/>
         </w:rPr>
@@ -3099,9 +3635,11 @@
       </w:r>
       <w:r>
         <w:rPr>
-          <w:rFonts w:ascii="Arial Narrow" w:eastAsia="Times New Roman" w:hAnsi="Arial Narrow" w:cs="Segoe UI"/>
-          <w:color w:val="000000"/>
-          <w:kern w:val="0"/>
+          <w:rFonts w:ascii="Arial Narrow" w:eastAsia="Arial Narrow" w:hAnsi="Arial Narrow" w:cs="Arial Narrow"/>
+          <w:color w:val="000000"/>
+          <w:kern w:val="0"/>
+          <w:sz w:val="22"/>
+          <w:szCs w:val="22"/>
           <w:lang w:eastAsia="es-PE"/>
           <w14:ligatures w14:val="none"/>
         </w:rPr>
@@ -3112,6 +3650,8 @@
           <w:rFonts w:ascii="Arial Narrow" w:eastAsia="Arial Narrow" w:hAnsi="Arial Narrow" w:cs="Arial Narrow"/>
           <w:color w:val="000000"/>
           <w:kern w:val="0"/>
+          <w:sz w:val="22"/>
+          <w:szCs w:val="22"/>
           <w:lang w:eastAsia="es-PE"/>
           <w14:ligatures w14:val="none"/>
         </w:rPr>
@@ -3119,9 +3659,11 @@
       </w:r>
       <w:r>
         <w:rPr>
-          <w:rFonts w:ascii="Arial Narrow" w:eastAsia="Times New Roman" w:hAnsi="Arial Narrow" w:cs="Segoe UI"/>
-          <w:color w:val="000000"/>
-          <w:kern w:val="0"/>
+          <w:rFonts w:ascii="Arial Narrow" w:eastAsia="Arial Narrow" w:hAnsi="Arial Narrow" w:cs="Arial Narrow"/>
+          <w:color w:val="000000"/>
+          <w:kern w:val="0"/>
+          <w:sz w:val="22"/>
+          <w:szCs w:val="22"/>
           <w:lang w:eastAsia="es-PE"/>
           <w14:ligatures w14:val="none"/>
         </w:rPr>
@@ -3132,6 +3674,8 @@
           <w:rFonts w:ascii="Arial Narrow" w:eastAsia="Arial Narrow" w:hAnsi="Arial Narrow" w:cs="Arial Narrow"/>
           <w:color w:val="000000"/>
           <w:kern w:val="0"/>
+          <w:sz w:val="22"/>
+          <w:szCs w:val="22"/>
           <w:lang w:eastAsia="es-PE"/>
           <w14:ligatures w14:val="none"/>
         </w:rPr>
@@ -3139,9 +3683,11 @@
       </w:r>
       <w:r>
         <w:rPr>
-          <w:rFonts w:ascii="Arial Narrow" w:eastAsia="Times New Roman" w:hAnsi="Arial Narrow" w:cs="Segoe UI"/>
-          <w:color w:val="000000"/>
-          <w:kern w:val="0"/>
+          <w:rFonts w:ascii="Arial Narrow" w:eastAsia="Arial Narrow" w:hAnsi="Arial Narrow" w:cs="Arial Narrow"/>
+          <w:color w:val="000000"/>
+          <w:kern w:val="0"/>
+          <w:sz w:val="22"/>
+          <w:szCs w:val="22"/>
           <w:lang w:eastAsia="es-PE"/>
           <w14:ligatures w14:val="none"/>
         </w:rPr>
@@ -3152,6 +3698,8 @@
           <w:rFonts w:ascii="Arial Narrow" w:eastAsia="Arial Narrow" w:hAnsi="Arial Narrow" w:cs="Arial Narrow"/>
           <w:color w:val="000000"/>
           <w:kern w:val="0"/>
+          <w:sz w:val="22"/>
+          <w:szCs w:val="22"/>
           <w:lang w:eastAsia="es-PE"/>
           <w14:ligatures w14:val="none"/>
         </w:rPr>
@@ -3160,9 +3708,11 @@
       <w:r>
         <w:rPr>
           <w:rStyle w:val="Refdenotaalpie"/>
-          <w:rFonts w:ascii="Arial Narrow" w:eastAsia="Arial Narrow" w:hAnsi="Arial Narrow" w:cs="Times New Roman"/>
-          <w:color w:val="000000"/>
-          <w:kern w:val="0"/>
+          <w:rFonts w:ascii="Arial Narrow" w:eastAsia="Arial Narrow" w:hAnsi="Arial Narrow" w:cs="Arial Narrow"/>
+          <w:color w:val="000000"/>
+          <w:kern w:val="0"/>
+          <w:sz w:val="22"/>
+          <w:szCs w:val="22"/>
           <w:vertAlign w:val="superscript"/>
           <w:lang w:eastAsia="es-PE"/>
           <w14:ligatures w14:val="none"/>
@@ -3174,6 +3724,8 @@
           <w:rFonts w:ascii="Arial Narrow" w:eastAsia="Arial Narrow" w:hAnsi="Arial Narrow" w:cs="Arial Narrow"/>
           <w:color w:val="000000"/>
           <w:kern w:val="0"/>
+          <w:sz w:val="22"/>
+          <w:szCs w:val="22"/>
           <w:lang w:eastAsia="es-PE"/>
           <w14:ligatures w14:val="none"/>
         </w:rPr>
@@ -3185,6 +3737,8 @@
           <w:rFonts w:ascii="Arial Narrow" w:eastAsia="Arial Narrow" w:hAnsi="Arial Narrow" w:cs="Arial Narrow"/>
           <w:color w:val="000000"/>
           <w:kern w:val="0"/>
+          <w:sz w:val="22"/>
+          <w:szCs w:val="22"/>
           <w:lang w:eastAsia="es-PE"/>
           <w14:ligatures w14:val="none"/>
         </w:rPr>
@@ -3193,9 +3747,11 @@
       </w:r>
       <w:r>
         <w:rPr>
-          <w:rFonts w:ascii="Arial Narrow" w:eastAsia="Times New Roman" w:hAnsi="Arial Narrow" w:cs="Segoe UI"/>
-          <w:color w:val="000000"/>
-          <w:kern w:val="0"/>
+          <w:rFonts w:ascii="Arial Narrow" w:eastAsia="Arial Narrow" w:hAnsi="Arial Narrow" w:cs="Arial Narrow"/>
+          <w:color w:val="000000"/>
+          <w:kern w:val="0"/>
+          <w:sz w:val="22"/>
+          <w:szCs w:val="22"/>
           <w:lang w:eastAsia="es-PE"/>
           <w14:ligatures w14:val="none"/>
         </w:rPr>
@@ -3206,6 +3762,8 @@
           <w:rFonts w:ascii="Arial Narrow" w:eastAsia="Arial Narrow" w:hAnsi="Arial Narrow" w:cs="Arial Narrow"/>
           <w:color w:val="000000"/>
           <w:kern w:val="0"/>
+          <w:sz w:val="22"/>
+          <w:szCs w:val="22"/>
           <w:lang w:eastAsia="es-PE"/>
           <w14:ligatures w14:val="none"/>
         </w:rPr>
@@ -3214,9 +3772,11 @@
       <w:r>
         <w:rPr>
           <w:rStyle w:val="Refdenotaalpie"/>
-          <w:rFonts w:ascii="Arial Narrow" w:eastAsia="Arial Narrow" w:hAnsi="Arial Narrow" w:cs="Times New Roman"/>
-          <w:color w:val="000000"/>
-          <w:kern w:val="0"/>
+          <w:rFonts w:ascii="Arial Narrow" w:eastAsia="Arial Narrow" w:hAnsi="Arial Narrow" w:cs="Arial Narrow"/>
+          <w:color w:val="000000"/>
+          <w:kern w:val="0"/>
+          <w:sz w:val="22"/>
+          <w:szCs w:val="22"/>
           <w:vertAlign w:val="superscript"/>
           <w:lang w:eastAsia="es-PE"/>
           <w14:ligatures w14:val="none"/>
@@ -3228,6 +3788,8 @@
           <w:rFonts w:ascii="Arial Narrow" w:eastAsia="Arial Narrow" w:hAnsi="Arial Narrow" w:cs="Arial Narrow"/>
           <w:color w:val="000000"/>
           <w:kern w:val="0"/>
+          <w:sz w:val="22"/>
+          <w:szCs w:val="22"/>
           <w:lang w:eastAsia="es-PE"/>
           <w14:ligatures w14:val="none"/>
         </w:rPr>
@@ -3244,6 +3806,8 @@
           <w:b/>
           <w:color w:val="000000"/>
           <w:kern w:val="0"/>
+          <w:sz w:val="22"/>
+          <w:szCs w:val="22"/>
           <w:lang w:eastAsia="es-PE"/>
           <w14:ligatures w14:val="none"/>
         </w:rPr>
@@ -3258,16 +3822,20 @@
           <w:rFonts w:ascii="Arial Narrow" w:eastAsia="Arial Narrow" w:hAnsi="Arial Narrow" w:cs="Arial Narrow"/>
           <w:color w:val="000000"/>
           <w:kern w:val="0"/>
-          <w:lang w:eastAsia="es-PE"/>
-          <w14:ligatures w14:val="none"/>
-        </w:rPr>
-      </w:pPr>
-      <w:r>
-        <w:rPr>
-          <w:rFonts w:ascii="Arial Narrow" w:eastAsia="Arial Narrow" w:hAnsi="Arial Narrow" w:cs="Arial Narrow"/>
-          <w:b/>
-          <w:color w:val="000000"/>
-          <w:kern w:val="0"/>
+          <w:sz w:val="22"/>
+          <w:szCs w:val="22"/>
+          <w:lang w:eastAsia="es-PE"/>
+          <w14:ligatures w14:val="none"/>
+        </w:rPr>
+      </w:pPr>
+      <w:r>
+        <w:rPr>
+          <w:rFonts w:ascii="Arial Narrow" w:eastAsia="Arial Narrow" w:hAnsi="Arial Narrow" w:cs="Arial Narrow"/>
+          <w:b/>
+          <w:color w:val="000000"/>
+          <w:kern w:val="0"/>
+          <w:sz w:val="22"/>
+          <w:szCs w:val="22"/>
           <w:lang w:eastAsia="es-PE"/>
           <w14:ligatures w14:val="none"/>
         </w:rPr>
@@ -3278,6 +3846,8 @@
           <w:rFonts w:ascii="Arial Narrow" w:eastAsia="Arial Narrow" w:hAnsi="Arial Narrow" w:cs="Arial Narrow"/>
           <w:color w:val="000000"/>
           <w:kern w:val="0"/>
+          <w:sz w:val="22"/>
+          <w:szCs w:val="22"/>
           <w:lang w:eastAsia="es-PE"/>
           <w14:ligatures w14:val="none"/>
         </w:rPr>
@@ -3285,9 +3855,11 @@
       </w:r>
       <w:r>
         <w:rPr>
-          <w:rFonts w:ascii="Arial Narrow" w:eastAsia="Times New Roman" w:hAnsi="Arial Narrow" w:cs="Segoe UI"/>
-          <w:color w:val="000000"/>
-          <w:kern w:val="0"/>
+          <w:rFonts w:ascii="Arial Narrow" w:eastAsia="Arial Narrow" w:hAnsi="Arial Narrow" w:cs="Arial Narrow"/>
+          <w:color w:val="000000"/>
+          <w:kern w:val="0"/>
+          <w:sz w:val="22"/>
+          <w:szCs w:val="22"/>
           <w:lang w:eastAsia="es-PE"/>
           <w14:ligatures w14:val="none"/>
         </w:rPr>
@@ -3298,6 +3870,8 @@
           <w:rFonts w:ascii="Arial Narrow" w:eastAsia="Arial Narrow" w:hAnsi="Arial Narrow" w:cs="Arial Narrow"/>
           <w:color w:val="000000"/>
           <w:kern w:val="0"/>
+          <w:sz w:val="22"/>
+          <w:szCs w:val="22"/>
           <w:lang w:eastAsia="es-PE"/>
           <w14:ligatures w14:val="none"/>
         </w:rPr>
@@ -3313,6 +3887,8 @@
           <w:rFonts w:ascii="Arial Narrow" w:eastAsia="Arial Narrow" w:hAnsi="Arial Narrow" w:cs="Arial Narrow"/>
           <w:color w:val="000000"/>
           <w:kern w:val="0"/>
+          <w:sz w:val="22"/>
+          <w:szCs w:val="22"/>
           <w:lang w:eastAsia="es-PE"/>
           <w14:ligatures w14:val="none"/>
         </w:rPr>
@@ -3324,62 +3900,76 @@
         <w:spacing w:after="0" w:line="240" w:lineRule="auto"/>
         <w:jc w:val="both"/>
         <w:rPr>
-          <w:rFonts w:ascii="Arial Narrow" w:eastAsia="Calibri" w:hAnsi="Arial Narrow" w:cs="Arial"/>
-          <w:kern w:val="0"/>
+          <w:rFonts w:ascii="Arial Narrow" w:eastAsia="Arial Narrow" w:hAnsi="Arial Narrow" w:cs="Arial Narrow"/>
+          <w:kern w:val="0"/>
+          <w:sz w:val="22"/>
+          <w:szCs w:val="22"/>
           <w:u w:val="single"/>
           <w14:ligatures w14:val="none"/>
         </w:rPr>
       </w:pPr>
       <w:r>
         <w:rPr>
-          <w:rFonts w:ascii="Arial Narrow" w:eastAsia="Calibri" w:hAnsi="Arial Narrow" w:cs="Arial"/>
+          <w:rFonts w:ascii="Arial Narrow" w:eastAsia="Arial Narrow" w:hAnsi="Arial Narrow" w:cs="Arial Narrow"/>
           <w:b/>
           <w:bCs/>
           <w:kern w:val="0"/>
           <w14:ligatures w14:val="none"/>
+          <w:sz w:val="22"/>
+          <w:szCs w:val="22"/>
         </w:rPr>
         <w:t>OCTAVO</w:t>
       </w:r>
       <w:r>
         <w:rPr>
-          <w:rFonts w:ascii="Arial Narrow" w:eastAsia="Calibri" w:hAnsi="Arial Narrow" w:cs="Arial"/>
-          <w:b/>
-          <w:kern w:val="0"/>
-          <w14:ligatures w14:val="none"/>
+          <w:rFonts w:ascii="Arial Narrow" w:eastAsia="Arial Narrow" w:hAnsi="Arial Narrow" w:cs="Arial Narrow"/>
+          <w:b/>
+          <w:kern w:val="0"/>
+          <w14:ligatures w14:val="none"/>
+          <w:sz w:val="22"/>
+          <w:szCs w:val="22"/>
         </w:rPr>
         <w:t>:</w:t>
       </w:r>
       <w:r>
         <w:rPr>
-          <w:rFonts w:ascii="Arial Narrow" w:eastAsia="Calibri" w:hAnsi="Arial Narrow" w:cs="Arial"/>
-          <w:kern w:val="0"/>
-          <w14:ligatures w14:val="none"/>
+          <w:rFonts w:ascii="Arial Narrow" w:eastAsia="Arial Narrow" w:hAnsi="Arial Narrow" w:cs="Arial Narrow"/>
+          <w:kern w:val="0"/>
+          <w14:ligatures w14:val="none"/>
+          <w:sz w:val="22"/>
+          <w:szCs w:val="22"/>
         </w:rPr>
         <w:t xml:space="preserve"> comunicar a las partes que, </w:t>
       </w:r>
       <w:proofErr w:type="gramStart"/>
       <w:r>
         <w:rPr>
-          <w:rFonts w:ascii="Arial Narrow" w:eastAsia="Calibri" w:hAnsi="Arial Narrow" w:cs="Arial"/>
-          <w:kern w:val="0"/>
-          <w14:ligatures w14:val="none"/>
+          <w:rFonts w:ascii="Arial Narrow" w:eastAsia="Arial Narrow" w:hAnsi="Arial Narrow" w:cs="Arial Narrow"/>
+          <w:kern w:val="0"/>
+          <w14:ligatures w14:val="none"/>
+          <w:sz w:val="22"/>
+          <w:szCs w:val="22"/>
         </w:rPr>
         <w:t>de acuerdo a</w:t>
       </w:r>
       <w:proofErr w:type="gramEnd"/>
       <w:r>
         <w:rPr>
-          <w:rFonts w:ascii="Arial Narrow" w:eastAsia="Calibri" w:hAnsi="Arial Narrow" w:cs="Arial"/>
-          <w:kern w:val="0"/>
-          <w14:ligatures w14:val="none"/>
+          <w:rFonts w:ascii="Arial Narrow" w:eastAsia="Arial Narrow" w:hAnsi="Arial Narrow" w:cs="Arial Narrow"/>
+          <w:kern w:val="0"/>
+          <w14:ligatures w14:val="none"/>
+          <w:sz w:val="22"/>
+          <w:szCs w:val="22"/>
         </w:rPr>
         <w:t xml:space="preserve"> lo señalado por el artículo 29</w:t>
       </w:r>
       <w:r>
         <w:rPr>
-          <w:rFonts w:ascii="Arial Narrow" w:eastAsia="Times New Roman" w:hAnsi="Arial Narrow" w:cs="Segoe UI"/>
-          <w:color w:val="000000"/>
-          <w:kern w:val="0"/>
+          <w:rFonts w:ascii="Arial Narrow" w:eastAsia="Arial Narrow" w:hAnsi="Arial Narrow" w:cs="Arial Narrow"/>
+          <w:color w:val="000000"/>
+          <w:kern w:val="0"/>
+          <w:sz w:val="22"/>
+          <w:szCs w:val="22"/>
           <w:lang w:eastAsia="es-PE"/>
           <w14:ligatures w14:val="none"/>
         </w:rPr>
@@ -3387,17 +3977,21 @@
       </w:r>
       <w:r>
         <w:rPr>
-          <w:rFonts w:ascii="Arial Narrow" w:eastAsia="Calibri" w:hAnsi="Arial Narrow" w:cs="Arial"/>
-          <w:kern w:val="0"/>
-          <w14:ligatures w14:val="none"/>
+          <w:rFonts w:ascii="Arial Narrow" w:eastAsia="Arial Narrow" w:hAnsi="Arial Narrow" w:cs="Arial Narrow"/>
+          <w:kern w:val="0"/>
+          <w14:ligatures w14:val="none"/>
+          <w:sz w:val="22"/>
+          <w:szCs w:val="22"/>
         </w:rPr>
         <w:t xml:space="preserve"> del Decreto Legislativo 807</w:t>
       </w:r>
       <w:r>
         <w:rPr>
           <w:rStyle w:val="Refdenotaalpie"/>
-          <w:rFonts w:ascii="Arial Narrow" w:eastAsia="Calibri" w:hAnsi="Arial Narrow" w:cs="Arial"/>
-          <w:kern w:val="0"/>
+          <w:rFonts w:ascii="Arial Narrow" w:eastAsia="Arial Narrow" w:hAnsi="Arial Narrow" w:cs="Arial Narrow"/>
+          <w:kern w:val="0"/>
+          <w:sz w:val="22"/>
+          <w:szCs w:val="22"/>
           <w:vertAlign w:val="superscript"/>
           <w14:ligatures w14:val="none"/>
         </w:rPr>
@@ -3405,16 +3999,20 @@
       </w:r>
       <w:r>
         <w:rPr>
-          <w:rFonts w:ascii="Arial Narrow" w:eastAsia="Calibri" w:hAnsi="Arial Narrow" w:cs="Arial"/>
-          <w:kern w:val="0"/>
-          <w14:ligatures w14:val="none"/>
+          <w:rFonts w:ascii="Arial Narrow" w:eastAsia="Arial Narrow" w:hAnsi="Arial Narrow" w:cs="Arial Narrow"/>
+          <w:kern w:val="0"/>
+          <w14:ligatures w14:val="none"/>
+          <w:sz w:val="22"/>
+          <w:szCs w:val="22"/>
         </w:rPr>
         <w:t xml:space="preserve">, hasta antes de la emisión de la Resolución Final tienen la posibilidad de solicitar una audiencia de conciliación. En caso deleguen a favor de una tercera persona su actuación en la diligencia programada, esta deberá presentar un poder especial con firma legalizada ante Notario Público, donde conste </w:t>
       </w:r>
       <w:r>
         <w:rPr>
-          <w:rFonts w:ascii="Arial Narrow" w:eastAsia="Calibri" w:hAnsi="Arial Narrow" w:cs="Arial"/>
-          <w:kern w:val="0"/>
+          <w:rFonts w:ascii="Arial Narrow" w:eastAsia="Arial Narrow" w:hAnsi="Arial Narrow" w:cs="Arial Narrow"/>
+          <w:kern w:val="0"/>
+          <w:sz w:val="22"/>
+          <w:szCs w:val="22"/>
           <w:u w:val="single"/>
           <w14:ligatures w14:val="none"/>
         </w:rPr>
@@ -3423,27 +4021,33 @@
       </w:r>
       <w:r>
         <w:rPr>
-          <w:rFonts w:ascii="Arial Narrow" w:eastAsia="Calibri" w:hAnsi="Arial Narrow" w:cs="Arial"/>
+          <w:rFonts w:ascii="Arial Narrow" w:eastAsia="Arial Narrow" w:hAnsi="Arial Narrow" w:cs="Arial Narrow"/>
           <w:bCs/>
           <w:kern w:val="0"/>
           <w14:ligatures w14:val="none"/>
+          <w:sz w:val="22"/>
+          <w:szCs w:val="22"/>
         </w:rPr>
         <w:t>.</w:t>
       </w:r>
       <w:r>
         <w:rPr>
-          <w:rFonts w:ascii="Arial Narrow" w:eastAsia="Calibri" w:hAnsi="Arial Narrow" w:cs="Arial"/>
+          <w:rFonts w:ascii="Arial Narrow" w:eastAsia="Arial Narrow" w:hAnsi="Arial Narrow" w:cs="Arial Narrow"/>
           <w:b/>
           <w:bCs/>
           <w:kern w:val="0"/>
           <w14:ligatures w14:val="none"/>
+          <w:sz w:val="22"/>
+          <w:szCs w:val="22"/>
         </w:rPr>
         <w:t xml:space="preserve"> </w:t>
       </w:r>
       <w:r>
         <w:rPr>
-          <w:rFonts w:ascii="Arial Narrow" w:eastAsia="Calibri" w:hAnsi="Arial Narrow" w:cs="Arial"/>
-          <w:kern w:val="0"/>
+          <w:rFonts w:ascii="Arial Narrow" w:eastAsia="Arial Narrow" w:hAnsi="Arial Narrow" w:cs="Arial Narrow"/>
+          <w:kern w:val="0"/>
+          <w:sz w:val="22"/>
+          <w:szCs w:val="22"/>
           <w:u w:val="single"/>
           <w14:ligatures w14:val="none"/>
         </w:rPr>
@@ -3456,8 +4060,10 @@
         <w:spacing w:after="0" w:line="240" w:lineRule="auto"/>
         <w:jc w:val="both"/>
         <w:rPr>
-          <w:rFonts w:ascii="Arial Narrow" w:eastAsia="Calibri" w:hAnsi="Arial Narrow" w:cs="Arial"/>
-          <w:kern w:val="0"/>
+          <w:rFonts w:ascii="Arial Narrow" w:eastAsia="Arial Narrow" w:hAnsi="Arial Narrow" w:cs="Arial Narrow"/>
+          <w:kern w:val="0"/>
+          <w:sz w:val="22"/>
+          <w:szCs w:val="22"/>
           <w:u w:val="single"/>
           <w14:ligatures w14:val="none"/>
         </w:rPr>
@@ -3469,19 +4075,23 @@
         <w:spacing w:after="0" w:line="240" w:lineRule="auto"/>
         <w:jc w:val="both"/>
         <w:rPr>
-          <w:rFonts w:ascii="Arial Narrow" w:eastAsia="Times New Roman" w:hAnsi="Arial Narrow" w:cs="Times New Roman"/>
-          <w:color w:val="000000"/>
-          <w:kern w:val="0"/>
-          <w:lang w:eastAsia="es-PE"/>
-          <w14:ligatures w14:val="none"/>
-        </w:rPr>
-      </w:pPr>
-      <w:r>
-        <w:rPr>
-          <w:rFonts w:ascii="Arial Narrow" w:eastAsia="Times New Roman" w:hAnsi="Arial Narrow" w:cs="Times New Roman"/>
-          <w:b/>
-          <w:color w:val="000000"/>
-          <w:kern w:val="0"/>
+          <w:rFonts w:ascii="Arial Narrow" w:eastAsia="Arial Narrow" w:hAnsi="Arial Narrow" w:cs="Arial Narrow"/>
+          <w:color w:val="000000"/>
+          <w:kern w:val="0"/>
+          <w:sz w:val="22"/>
+          <w:szCs w:val="22"/>
+          <w:lang w:eastAsia="es-PE"/>
+          <w14:ligatures w14:val="none"/>
+        </w:rPr>
+      </w:pPr>
+      <w:r>
+        <w:rPr>
+          <w:rFonts w:ascii="Arial Narrow" w:eastAsia="Arial Narrow" w:hAnsi="Arial Narrow" w:cs="Arial Narrow"/>
+          <w:b/>
+          <w:color w:val="000000"/>
+          <w:kern w:val="0"/>
+          <w:sz w:val="22"/>
+          <w:szCs w:val="22"/>
           <w:lang w:eastAsia="es-PE"/>
           <w14:ligatures w14:val="none"/>
         </w:rPr>
@@ -3489,9 +4099,11 @@
       </w:r>
       <w:r>
         <w:rPr>
-          <w:rFonts w:ascii="Arial Narrow" w:eastAsia="Times New Roman" w:hAnsi="Arial Narrow" w:cs="Times New Roman"/>
-          <w:color w:val="000000"/>
-          <w:kern w:val="0"/>
+          <w:rFonts w:ascii="Arial Narrow" w:eastAsia="Arial Narrow" w:hAnsi="Arial Narrow" w:cs="Arial Narrow"/>
+          <w:color w:val="000000"/>
+          <w:kern w:val="0"/>
+          <w:sz w:val="22"/>
+          <w:szCs w:val="22"/>
           <w:lang w:eastAsia="es-PE"/>
           <w14:ligatures w14:val="none"/>
         </w:rPr>
@@ -3506,9 +4118,11 @@
         <w:spacing w:after="0" w:line="240" w:lineRule="auto"/>
         <w:jc w:val="both"/>
         <w:rPr>
-          <w:rFonts w:ascii="Arial Narrow" w:eastAsia="Times New Roman" w:hAnsi="Arial Narrow" w:cs="Times New Roman"/>
-          <w:color w:val="000000"/>
-          <w:kern w:val="0"/>
+          <w:rFonts w:ascii="Arial Narrow" w:eastAsia="Arial Narrow" w:hAnsi="Arial Narrow" w:cs="Arial Narrow"/>
+          <w:color w:val="000000"/>
+          <w:kern w:val="0"/>
+          <w:sz w:val="22"/>
+          <w:szCs w:val="22"/>
           <w:lang w:eastAsia="es-PE"/>
           <w14:ligatures w14:val="none"/>
         </w:rPr>
@@ -3520,7 +4134,9 @@
         <w:spacing w:after="0" w:line="240" w:lineRule="auto"/>
         <w:jc w:val="both"/>
         <w:rPr>
-          <w:rFonts w:ascii="Arial Narrow" w:hAnsi="Arial Narrow" w:cs="Arial"/>
+          <w:rFonts w:ascii="Arial Narrow" w:eastAsia="Arial Narrow" w:hAnsi="Arial Narrow" w:cs="Arial Narrow"/>
+          <w:sz w:val="22"/>
+          <w:szCs w:val="22"/>
         </w:rPr>
       </w:pPr>
       <w:r>
@@ -3528,294 +4144,367 @@
           <w:rFonts w:ascii="Arial Narrow" w:eastAsia="Arial Narrow" w:hAnsi="Arial Narrow" w:cs="Arial Narrow"/>
           <w:b/>
           <w:bCs/>
-        </w:rPr>
-        <w:t xml:space="preserve">DÉCIMO: requerir a la señora [DENUNCIANTE] y Rímac Seguros y Reaseguros S.A. para que, dentro del plazo de dos (2) días hábiles siguientes a la fecha en que reciban la notificación en sus bandejas de correo electrónico, efectúen la confirmación de recepción de la notificación remitida por este despacho a sus correos electrónicos, de conformidad con el segundo párrafo del numeral 4 del artículo 20 del Texto Único Ordenado de la Ley del Procedimiento Administrativo General, aprobado mediante Decreto Supremo 006-2026-JUS, bajo apercibimiento de rehacer el acto de notificación y notificarle conforme al numeral 1 del artículo 20 del citado cuerpo normativo.</w:t>
-      </w:r>
-      <w:r>
-        <w:rPr>
-          <w:rFonts w:ascii="Arial Narrow" w:hAnsi="Arial Narrow" w:cs="Arial"/>
-          <w:b/>
+          <w:sz w:val="22"/>
+          <w:szCs w:val="22"/>
+        </w:rPr>
+        <w:t xml:space="preserve">DÉCIMO: </w:t>
+      </w:r>
+      <w:r>
+        <w:rPr>
+          <w:rFonts w:ascii="Arial Narrow" w:eastAsia="Arial Narrow" w:hAnsi="Arial Narrow" w:cs="Arial Narrow"/>
+          <w:sz w:val="22"/>
+          <w:szCs w:val="22"/>
+        </w:rPr>
+        <w:t xml:space="preserve">requerir a la señora [DENUNCIANTE] y Rímac Seguros y Reaseguros S.A. para que, dentro del plazo de dos (2) días hábiles siguientes a la fecha en que reciban la notificación en sus bandejas de correo electrónico, efectúen la confirmación de recepción de la notificación remitida por este despacho a sus correos electrónicos, de conformidad con el segundo párrafo del numeral 4 del artículo 20 del Texto Único Ordenado de la Ley del Procedimiento Administrativo General, aprobado mediante Decreto Supremo 006-2026-JUS, bajo apercibimiento de rehacer el acto de notificación y notificarle conforme al numeral 1 del artículo 20 del citado cuerpo normativo.</w:t>
+      </w:r>
+      <w:r>
+        <w:rPr>
+          <w:rFonts w:ascii="Arial Narrow" w:eastAsia="Arial Narrow" w:hAnsi="Arial Narrow" w:cs="Arial Narrow"/>
           <w:spacing w:val="-3"/>
           <w:kern w:val="0"/>
           <w14:ligatures w14:val="none"/>
+          <w:sz w:val="22"/>
+          <w:szCs w:val="22"/>
         </w:rPr>
         <w:t/>
       </w:r>
       <w:r>
         <w:rPr>
-          <w:rFonts w:ascii="Arial Narrow" w:hAnsi="Arial Narrow" w:cs="Arial"/>
+          <w:rFonts w:ascii="Arial Narrow" w:eastAsia="Arial Narrow" w:hAnsi="Arial Narrow" w:cs="Arial Narrow"/>
+          <w:spacing w:val="-3"/>
+          <w:kern w:val="0"/>
+          <w14:ligatures w14:val="none"/>
+          <w:sz w:val="22"/>
+          <w:szCs w:val="22"/>
+        </w:rPr>
+        <w:t xml:space="preserve"/>
+      </w:r>
+      <w:r>
+        <w:rPr>
+          <w:rFonts w:ascii="Arial Narrow" w:eastAsia="Arial Narrow" w:hAnsi="Arial Narrow" w:cs="Arial Narrow"/>
+          <w:spacing w:val="-3"/>
+          <w:kern w:val="0"/>
+          <w14:ligatures w14:val="none"/>
+          <w:sz w:val="22"/>
+          <w:szCs w:val="22"/>
+        </w:rPr>
+        <w:t xml:space="preserve"/>
+      </w:r>
+      <w:r>
+        <w:rPr>
+          <w:rFonts w:ascii="Arial Narrow" w:eastAsia="Arial Narrow" w:hAnsi="Arial Narrow" w:cs="Arial Narrow"/>
+          <w:color w:val="000000"/>
+          <w:kern w:val="0"/>
+          <w:sz w:val="22"/>
+          <w:szCs w:val="22"/>
+          <w:shd w:val="clear" w:color="auto" w:fill="FFFFFF"/>
+          <w:lang w:eastAsia="es-PE"/>
+          <w14:ligatures w14:val="none"/>
+        </w:rPr>
+        <w:t/>
+      </w:r>
+      <w:r>
+        <w:rPr>
+          <w:rFonts w:ascii="Arial Narrow" w:eastAsia="Arial Narrow" w:hAnsi="Arial Narrow" w:cs="Arial Narrow"/>
+          <w:color w:val="000000"/>
+          <w:kern w:val="0"/>
+          <w:sz w:val="22"/>
+          <w:szCs w:val="22"/>
+          <w:shd w:val="clear" w:color="auto" w:fill="FFFFFF"/>
+          <w:lang w:eastAsia="es-PE"/>
+          <w14:ligatures w14:val="none"/>
+        </w:rPr>
+        <w:t xml:space="preserve"/>
+      </w:r>
+      <w:r>
+        <w:rPr>
+          <w:rFonts w:ascii="Arial Narrow" w:eastAsia="Arial Narrow" w:hAnsi="Arial Narrow" w:cs="Arial Narrow"/>
+          <w:color w:val="000000"/>
+          <w:sz w:val="22"/>
+          <w:szCs w:val="22"/>
+        </w:rPr>
+        <w:t/>
+      </w:r>
+      <w:r>
+        <w:rPr>
+          <w:rFonts w:ascii="Arial Narrow" w:eastAsia="Arial Narrow" w:hAnsi="Arial Narrow" w:cs="Arial Narrow"/>
+          <w:color w:val="000000"/>
+          <w:sz w:val="22"/>
+          <w:szCs w:val="22"/>
+        </w:rPr>
+        <w:t/>
+      </w:r>
+      <w:r>
+        <w:rPr>
+          <w:rFonts w:ascii="Arial Narrow" w:eastAsia="Arial Narrow" w:hAnsi="Arial Narrow" w:cs="Arial Narrow"/>
+          <w:color w:val="000000"/>
+          <w:sz w:val="22"/>
+          <w:szCs w:val="22"/>
+        </w:rPr>
+        <w:t xml:space="preserve"/>
+      </w:r>
+      <w:r>
+        <w:rPr>
+          <w:rFonts w:ascii="Arial Narrow" w:eastAsia="Arial Narrow" w:hAnsi="Arial Narrow" w:cs="Arial Narrow"/>
+          <w:color w:val="000000"/>
+          <w:sz w:val="22"/>
+          <w:szCs w:val="22"/>
+        </w:rPr>
+        <w:t/>
+      </w:r>
+      <w:r>
+        <w:rPr>
+          <w:rFonts w:ascii="Arial Narrow" w:eastAsia="Arial Narrow" w:hAnsi="Arial Narrow" w:cs="Arial Narrow"/>
+          <w:color w:val="000000"/>
+          <w:sz w:val="22"/>
+          <w:szCs w:val="22"/>
+        </w:rPr>
+        <w:t xml:space="preserve"/>
+      </w:r>
+      <w:r>
+        <w:rPr>
+          <w:rFonts w:ascii="Arial Narrow" w:eastAsia="Arial Narrow" w:hAnsi="Arial Narrow" w:cs="Arial Narrow"/>
+          <w:color w:val="000000"/>
+          <w:sz w:val="22"/>
+          <w:szCs w:val="22"/>
+        </w:rPr>
+        <w:t/>
+      </w:r>
+      <w:r>
+        <w:rPr>
+          <w:rFonts w:ascii="Arial Narrow" w:eastAsia="Arial Narrow" w:hAnsi="Arial Narrow" w:cs="Arial Narrow"/>
+          <w:color w:val="000000"/>
+          <w:sz w:val="22"/>
+          <w:szCs w:val="22"/>
+        </w:rPr>
+        <w:t xml:space="preserve"/>
+      </w:r>
+      <w:r>
+        <w:rPr>
+          <w:rFonts w:ascii="Arial Narrow" w:eastAsia="Arial Narrow" w:hAnsi="Arial Narrow" w:cs="Arial Narrow"/>
+          <w:color w:val="000000"/>
+          <w:sz w:val="22"/>
+          <w:szCs w:val="22"/>
+        </w:rPr>
+        <w:t xml:space="preserve"/>
+      </w:r>
+      <w:r>
+        <w:rPr>
+          <w:rFonts w:ascii="Arial Narrow" w:eastAsia="Arial Narrow" w:hAnsi="Arial Narrow" w:cs="Arial Narrow"/>
+          <w:color w:val="000000"/>
+          <w:sz w:val="22"/>
+          <w:szCs w:val="22"/>
+        </w:rPr>
+        <w:t/>
+      </w:r>
+      <w:r>
+        <w:rPr>
+          <w:rFonts w:ascii="Arial Narrow" w:eastAsia="Arial Narrow" w:hAnsi="Arial Narrow" w:cs="Arial Narrow"/>
+          <w:color w:val="000000"/>
+          <w:sz w:val="22"/>
+          <w:szCs w:val="22"/>
+        </w:rPr>
+        <w:t/>
+      </w:r>
+      <w:r>
+        <w:rPr>
+          <w:rFonts w:ascii="Arial Narrow" w:eastAsia="Arial Narrow" w:hAnsi="Arial Narrow" w:cs="Arial Narrow"/>
+          <w:color w:val="000000"/>
+          <w:sz w:val="22"/>
+          <w:szCs w:val="22"/>
+        </w:rPr>
+        <w:t xml:space="preserve"/>
+      </w:r>
+      <w:r>
+        <w:rPr>
+          <w:rFonts w:ascii="Arial Narrow" w:eastAsia="Arial Narrow" w:hAnsi="Arial Narrow" w:cs="Arial Narrow"/>
+          <w:color w:val="000000"/>
+          <w:sz w:val="22"/>
+          <w:szCs w:val="22"/>
+        </w:rPr>
+        <w:t/>
+      </w:r>
+      <w:r>
+        <w:rPr>
+          <w:rFonts w:ascii="Arial Narrow" w:eastAsia="Arial Narrow" w:hAnsi="Arial Narrow" w:cs="Arial Narrow"/>
+          <w:color w:val="000000"/>
+          <w:sz w:val="22"/>
+          <w:szCs w:val="22"/>
+        </w:rPr>
+        <w:t xml:space="preserve"/>
+      </w:r>
+      <w:r>
+        <w:rPr>
+          <w:rFonts w:ascii="Arial Narrow" w:eastAsia="Arial Narrow" w:hAnsi="Arial Narrow" w:cs="Arial Narrow"/>
+          <w:color w:val="000000"/>
+          <w:sz w:val="22"/>
+          <w:szCs w:val="22"/>
+        </w:rPr>
+        <w:t/>
+      </w:r>
+      <w:r>
+        <w:rPr>
+          <w:rFonts w:ascii="Arial Narrow" w:eastAsia="Arial Narrow" w:hAnsi="Arial Narrow" w:cs="Arial Narrow"/>
+          <w:color w:val="000000"/>
+          <w:sz w:val="22"/>
+          <w:szCs w:val="22"/>
+        </w:rPr>
+        <w:t/>
+      </w:r>
+      <w:r>
+        <w:rPr>
+          <w:rFonts w:ascii="Arial Narrow" w:eastAsia="Arial Narrow" w:hAnsi="Arial Narrow" w:cs="Arial Narrow"/>
+          <w:color w:val="000000"/>
+          <w:kern w:val="0"/>
+          <w:sz w:val="22"/>
+          <w:szCs w:val="22"/>
+          <w:lang w:eastAsia="es-PE"/>
+          <w14:ligatures w14:val="none"/>
+        </w:rPr>
+        <w:t/>
+      </w:r>
+      <w:r>
+        <w:rPr>
+          <w:rFonts w:ascii="Arial Narrow" w:eastAsia="Arial Narrow" w:hAnsi="Arial Narrow" w:cs="Arial Narrow"/>
+          <w:color w:val="000000"/>
+          <w:sz w:val="22"/>
+          <w:szCs w:val="22"/>
+        </w:rPr>
+        <w:t xml:space="preserve"/>
+      </w:r>
+      <w:r>
+        <w:rPr>
+          <w:rFonts w:ascii="Arial Narrow" w:eastAsia="Arial Narrow" w:hAnsi="Arial Narrow" w:cs="Arial Narrow"/>
+          <w:color w:val="000000"/>
+          <w:sz w:val="22"/>
+          <w:szCs w:val="22"/>
+        </w:rPr>
+        <w:t xml:space="preserve"/>
+      </w:r>
+      <w:r>
+        <w:rPr>
+          <w:rFonts w:ascii="Arial Narrow" w:eastAsia="Arial Narrow" w:hAnsi="Arial Narrow" w:cs="Arial Narrow"/>
+          <w:color w:val="000000"/>
+          <w:kern w:val="0"/>
+          <w:sz w:val="22"/>
+          <w:szCs w:val="22"/>
+          <w:lang w:eastAsia="es-PE"/>
+          <w14:ligatures w14:val="none"/>
+        </w:rPr>
+        <w:t/>
+      </w:r>
+      <w:r>
+        <w:rPr>
+          <w:rFonts w:ascii="Arial Narrow" w:eastAsia="Arial Narrow" w:hAnsi="Arial Narrow" w:cs="Arial Narrow"/>
+          <w:color w:val="000000"/>
+          <w:sz w:val="22"/>
+          <w:szCs w:val="22"/>
+        </w:rPr>
+        <w:t xml:space="preserve"/>
+      </w:r>
+      <w:r>
+        <w:rPr>
+          <w:rStyle w:val="Refdenotaalpie"/>
+          <w:rFonts w:ascii="Arial Narrow" w:eastAsia="Arial Narrow" w:hAnsi="Arial Narrow" w:cs="Arial Narrow"/>
+          <w:sz w:val="22"/>
+          <w:szCs w:val="22"/>
+          <w:vertAlign w:val="superscript"/>
+        </w:rPr>
+        <w:footnoteReference w:id="12"/>
+      </w:r>
+      <w:r>
+        <w:rPr>
+          <w:rFonts w:ascii="Arial Narrow" w:eastAsia="Arial Narrow" w:hAnsi="Arial Narrow" w:cs="Arial Narrow"/>
+          <w:sz w:val="22"/>
+          <w:szCs w:val="22"/>
+        </w:rPr>
+        <w:t/>
+      </w:r>
+    </w:p>
+    <w:p>
+      <w:pPr>
+        <w:suppressAutoHyphens/>
+        <w:spacing w:after="0" w:line="240" w:lineRule="auto"/>
+        <w:jc w:val="both"/>
+        <w:rPr>
+          <w:rFonts w:ascii="Arial Narrow" w:eastAsia="Arial Narrow" w:hAnsi="Arial Narrow" w:cs="Arial Narrow"/>
+          <w:sz w:val="22"/>
+          <w:szCs w:val="22"/>
+        </w:rPr>
+      </w:pPr>
+    </w:p>
+    <w:p>
+      <w:pPr>
+        <w:suppressAutoHyphens/>
+        <w:spacing w:after="0" w:line="240" w:lineRule="auto"/>
+        <w:jc w:val="both"/>
+        <w:rPr>
+          <w:rFonts w:ascii="Arial Narrow" w:eastAsia="Arial Narrow" w:hAnsi="Arial Narrow" w:cs="Arial Narrow"/>
+          <w:sz w:val="22"/>
+          <w:szCs w:val="22"/>
+        </w:rPr>
+      </w:pPr>
+    </w:p>
+    <w:p>
+      <w:pPr>
+        <w:spacing w:after="0" w:line="240" w:lineRule="auto"/>
+        <w:jc w:val="both"/>
+        <w:rPr>
+          <w:rFonts w:ascii="Arial Narrow" w:eastAsia="Arial Narrow" w:hAnsi="Arial Narrow" w:cs="Arial Narrow"/>
+          <w:b/>
+          <w:color w:val="000000"/>
+          <w:kern w:val="0"/>
+          <w:sz w:val="22"/>
+          <w:szCs w:val="22"/>
+          <w:lang w:eastAsia="es-PE"/>
+          <w14:ligatures w14:val="none"/>
+        </w:rPr>
+      </w:pPr>
+    </w:p>
+    <w:p>
+      <w:pPr>
+        <w:spacing w:after="0" w:line="240" w:lineRule="auto"/>
+        <w:jc w:val="both"/>
+        <w:rPr>
+          <w:rFonts w:ascii="Arial Narrow" w:eastAsia="Arial Narrow" w:hAnsi="Arial Narrow" w:cs="Arial Narrow"/>
+          <w:b/>
+          <w:color w:val="000000"/>
+          <w:kern w:val="0"/>
+          <w:sz w:val="22"/>
+          <w:szCs w:val="22"/>
+          <w:lang w:eastAsia="es-PE"/>
+          <w14:ligatures w14:val="none"/>
+        </w:rPr>
+      </w:pPr>
+    </w:p>
+    <w:p>
+      <w:pPr>
+        <w:shd w:val="clear" w:color="auto" w:fill="FFFFFF"/>
+        <w:spacing w:after="0" w:line="240" w:lineRule="auto"/>
+        <w:jc w:val="center"/>
+        <w:rPr>
+          <w:rFonts w:ascii="Arial Narrow" w:eastAsia="Arial Narrow" w:hAnsi="Arial Narrow" w:cs="Arial Narrow"/>
+          <w:b/>
           <w:bCs/>
-          <w:spacing w:val="-3"/>
-          <w:kern w:val="0"/>
-          <w14:ligatures w14:val="none"/>
-        </w:rPr>
-        <w:t xml:space="preserve"/>
-      </w:r>
-      <w:r>
-        <w:rPr>
-          <w:rFonts w:ascii="Arial Narrow" w:hAnsi="Arial Narrow" w:cs="Arial"/>
-          <w:bCs/>
-          <w:spacing w:val="-3"/>
-          <w:kern w:val="0"/>
-          <w14:ligatures w14:val="none"/>
-        </w:rPr>
-        <w:t xml:space="preserve"/>
-      </w:r>
-      <w:r>
-        <w:rPr>
-          <w:rFonts w:ascii="Arial Narrow" w:eastAsia="Times New Roman" w:hAnsi="Arial Narrow" w:cs="Times New Roman"/>
-          <w:color w:val="000000"/>
-          <w:kern w:val="0"/>
-          <w:shd w:val="clear" w:color="auto" w:fill="FFFFFF"/>
-          <w:lang w:eastAsia="es-PE"/>
-          <w14:ligatures w14:val="none"/>
-        </w:rPr>
-        <w:t/>
-      </w:r>
-      <w:r>
-        <w:rPr>
-          <w:rFonts w:ascii="Arial Narrow" w:eastAsia="Times New Roman" w:hAnsi="Arial Narrow" w:cs="Times New Roman"/>
-          <w:color w:val="000000"/>
-          <w:kern w:val="0"/>
-          <w:shd w:val="clear" w:color="auto" w:fill="FFFFFF"/>
-          <w:lang w:eastAsia="es-PE"/>
-          <w14:ligatures w14:val="none"/>
-        </w:rPr>
-        <w:t xml:space="preserve"/>
-      </w:r>
-      <w:r>
-        <w:rPr>
-          <w:rFonts w:ascii="Arial Narrow" w:hAnsi="Arial Narrow"/>
-          <w:color w:val="000000"/>
-        </w:rPr>
-        <w:t/>
-      </w:r>
-      <w:r>
-        <w:rPr>
-          <w:rFonts w:ascii="Arial Narrow" w:hAnsi="Arial Narrow"/>
-          <w:color w:val="000000"/>
-        </w:rPr>
-        <w:t/>
-      </w:r>
-      <w:r>
-        <w:rPr>
-          <w:rFonts w:ascii="Arial Narrow" w:hAnsi="Arial Narrow"/>
-          <w:color w:val="000000"/>
-        </w:rPr>
-        <w:t xml:space="preserve"/>
-      </w:r>
-      <w:r>
-        <w:rPr>
-          <w:rFonts w:ascii="Arial Narrow" w:hAnsi="Arial Narrow"/>
-          <w:color w:val="000000"/>
-        </w:rPr>
-        <w:t/>
-      </w:r>
-      <w:r>
-        <w:rPr>
-          <w:rFonts w:ascii="Arial Narrow" w:hAnsi="Arial Narrow"/>
-          <w:color w:val="000000"/>
-        </w:rPr>
-        <w:t xml:space="preserve"/>
-      </w:r>
-      <w:r>
-        <w:rPr>
-          <w:rFonts w:ascii="Arial Narrow" w:hAnsi="Arial Narrow"/>
-          <w:color w:val="000000"/>
-        </w:rPr>
-        <w:t/>
-      </w:r>
-      <w:r>
-        <w:rPr>
-          <w:rFonts w:ascii="Arial Narrow" w:hAnsi="Arial Narrow"/>
-          <w:color w:val="000000"/>
-        </w:rPr>
-        <w:t xml:space="preserve"/>
-      </w:r>
-      <w:r>
-        <w:rPr>
-          <w:rFonts w:ascii="Arial Narrow" w:hAnsi="Arial Narrow"/>
-          <w:color w:val="000000"/>
-        </w:rPr>
-        <w:t xml:space="preserve"/>
-      </w:r>
-      <w:r>
-        <w:rPr>
-          <w:rFonts w:ascii="Arial Narrow" w:hAnsi="Arial Narrow"/>
-          <w:color w:val="000000"/>
-        </w:rPr>
-        <w:t/>
-      </w:r>
-      <w:r>
-        <w:rPr>
-          <w:rFonts w:ascii="Arial Narrow" w:hAnsi="Arial Narrow"/>
-          <w:color w:val="000000"/>
-        </w:rPr>
-        <w:t/>
-      </w:r>
-      <w:r>
-        <w:rPr>
-          <w:rFonts w:ascii="Arial Narrow" w:hAnsi="Arial Narrow"/>
-          <w:color w:val="000000"/>
-        </w:rPr>
-        <w:t xml:space="preserve"/>
-      </w:r>
-      <w:r>
-        <w:rPr>
-          <w:rFonts w:ascii="Arial Narrow" w:hAnsi="Arial Narrow"/>
-          <w:color w:val="000000"/>
-        </w:rPr>
-        <w:t/>
-      </w:r>
-      <w:r>
-        <w:rPr>
-          <w:rFonts w:ascii="Arial Narrow" w:hAnsi="Arial Narrow"/>
-          <w:color w:val="000000"/>
-        </w:rPr>
-        <w:t xml:space="preserve"/>
-      </w:r>
-      <w:r>
-        <w:rPr>
-          <w:rFonts w:ascii="Arial Narrow" w:hAnsi="Arial Narrow"/>
-          <w:color w:val="000000"/>
-        </w:rPr>
-        <w:t/>
-      </w:r>
-      <w:r>
-        <w:rPr>
-          <w:rFonts w:ascii="Arial Narrow" w:hAnsi="Arial Narrow"/>
-          <w:color w:val="000000"/>
-        </w:rPr>
-        <w:t/>
-      </w:r>
-      <w:r>
-        <w:rPr>
-          <w:rFonts w:ascii="Arial Narrow" w:eastAsia="Times New Roman" w:hAnsi="Arial Narrow" w:cs="Segoe UI"/>
-          <w:color w:val="000000"/>
-          <w:kern w:val="0"/>
-          <w:lang w:eastAsia="es-PE"/>
-          <w14:ligatures w14:val="none"/>
-        </w:rPr>
-        <w:t/>
-      </w:r>
-      <w:r>
-        <w:rPr>
-          <w:rFonts w:ascii="Arial Narrow" w:hAnsi="Arial Narrow"/>
-          <w:color w:val="000000"/>
-        </w:rPr>
-        <w:t xml:space="preserve"/>
-      </w:r>
-      <w:r>
-        <w:rPr>
-          <w:rFonts w:ascii="Arial Narrow" w:hAnsi="Arial Narrow"/>
-          <w:color w:val="000000"/>
-        </w:rPr>
-        <w:t xml:space="preserve"/>
-      </w:r>
-      <w:r>
-        <w:rPr>
-          <w:rFonts w:ascii="Arial Narrow" w:eastAsia="Times New Roman" w:hAnsi="Arial Narrow" w:cs="Segoe UI"/>
-          <w:color w:val="000000"/>
-          <w:kern w:val="0"/>
-          <w:lang w:eastAsia="es-PE"/>
-          <w14:ligatures w14:val="none"/>
-        </w:rPr>
-        <w:t/>
-      </w:r>
-      <w:r>
-        <w:rPr>
-          <w:rFonts w:ascii="Arial Narrow" w:hAnsi="Arial Narrow"/>
-          <w:color w:val="000000"/>
-        </w:rPr>
-        <w:t xml:space="preserve"/>
-      </w:r>
-      <w:r>
-        <w:rPr>
-          <w:rStyle w:val="Refdenotaalpie"/>
-          <w:rFonts w:ascii="Arial Narrow" w:hAnsi="Arial Narrow"/>
-          <w:vertAlign w:val="superscript"/>
-        </w:rPr>
-        <w:footnoteReference w:id="12"/>
-      </w:r>
-      <w:r>
-        <w:rPr>
-          <w:rFonts w:ascii="Arial Narrow" w:hAnsi="Arial Narrow" w:cs="Arial"/>
-        </w:rPr>
-        <w:t/>
-      </w:r>
-    </w:p>
-    <w:p>
-      <w:pPr>
-        <w:suppressAutoHyphens/>
-        <w:spacing w:after="0" w:line="240" w:lineRule="auto"/>
-        <w:jc w:val="both"/>
-        <w:rPr>
-          <w:rFonts w:ascii="Arial Narrow" w:hAnsi="Arial Narrow" w:cs="Arial"/>
-        </w:rPr>
-      </w:pPr>
-    </w:p>
-    <w:p>
-      <w:pPr>
-        <w:suppressAutoHyphens/>
-        <w:spacing w:after="0" w:line="240" w:lineRule="auto"/>
-        <w:jc w:val="both"/>
-        <w:rPr>
-          <w:rFonts w:ascii="Arial Narrow" w:hAnsi="Arial Narrow" w:cs="Arial"/>
-        </w:rPr>
-      </w:pPr>
-    </w:p>
-    <w:p>
-      <w:pPr>
-        <w:spacing w:after="0" w:line="240" w:lineRule="auto"/>
-        <w:jc w:val="both"/>
-        <w:rPr>
-          <w:rFonts w:ascii="Arial Narrow" w:eastAsia="Arial Narrow" w:hAnsi="Arial Narrow" w:cs="Arial Narrow"/>
-          <w:b/>
-          <w:color w:val="000000"/>
-          <w:kern w:val="0"/>
-          <w:lang w:eastAsia="es-PE"/>
-          <w14:ligatures w14:val="none"/>
-        </w:rPr>
-      </w:pPr>
-    </w:p>
-    <w:p>
-      <w:pPr>
-        <w:spacing w:after="0" w:line="240" w:lineRule="auto"/>
-        <w:jc w:val="both"/>
-        <w:rPr>
-          <w:rFonts w:ascii="Arial Narrow" w:eastAsia="Arial Narrow" w:hAnsi="Arial Narrow" w:cs="Arial Narrow"/>
-          <w:b/>
-          <w:color w:val="000000"/>
-          <w:kern w:val="0"/>
-          <w:lang w:eastAsia="es-PE"/>
-          <w14:ligatures w14:val="none"/>
-        </w:rPr>
-      </w:pPr>
-    </w:p>
-    <w:p>
-      <w:pPr>
-        <w:shd w:val="clear" w:color="auto" w:fill="FFFFFF"/>
-        <w:spacing w:after="0" w:line="240" w:lineRule="auto"/>
-        <w:jc w:val="center"/>
-        <w:rPr>
-          <w:rFonts w:ascii="Arial Narrow" w:eastAsia="Calibri" w:hAnsi="Arial Narrow" w:cs="Arial"/>
-          <w:b/>
-          <w:bCs/>
-          <w:color w:val="000000"/>
-          <w:kern w:val="0"/>
-          <w14:ligatures w14:val="none"/>
+          <w:color w:val="000000"/>
+          <w:kern w:val="0"/>
+          <w14:ligatures w14:val="none"/>
+          <w:sz w:val="22"/>
+          <w:szCs w:val="22"/>
         </w:rPr>
       </w:pPr>
       <w:bookmarkStart w:id="8" w:name="_Hlk205479314"/>
       <w:bookmarkEnd w:id="0"/>
       <w:r>
         <w:rPr>
-          <w:rFonts w:ascii="Arial Narrow" w:eastAsia="Calibri" w:hAnsi="Arial Narrow" w:cs="Arial"/>
+          <w:rFonts w:ascii="Arial Narrow" w:eastAsia="Arial Narrow" w:hAnsi="Arial Narrow" w:cs="Arial Narrow"/>
           <w:b/>
           <w:bCs/>
           <w:color w:val="000000"/>
           <w:kern w:val="0"/>
           <w14:ligatures w14:val="none"/>
+          <w:sz w:val="22"/>
+          <w:szCs w:val="22"/>
         </w:rPr>
         <w:t xml:space="preserve">LUISA ANALÍ SILVA MALPARTIDA</w:t>
       </w:r>
@@ -3826,22 +4515,26 @@
         <w:spacing w:after="0" w:line="240" w:lineRule="auto"/>
         <w:jc w:val="center"/>
         <w:rPr>
-          <w:rFonts w:ascii="Arial Narrow" w:eastAsia="Calibri" w:hAnsi="Arial Narrow" w:cs="Arial"/>
+          <w:rFonts w:ascii="Arial Narrow" w:eastAsia="Arial Narrow" w:hAnsi="Arial Narrow" w:cs="Arial Narrow"/>
           <w:b/>
           <w:bCs/>
           <w:color w:val="000000"/>
           <w:kern w:val="0"/>
           <w14:ligatures w14:val="none"/>
-        </w:rPr>
-      </w:pPr>
-      <w:r>
-        <w:rPr>
-          <w:rFonts w:ascii="Arial Narrow" w:eastAsia="Calibri" w:hAnsi="Arial Narrow" w:cs="Arial"/>
+          <w:sz w:val="22"/>
+          <w:szCs w:val="22"/>
+        </w:rPr>
+      </w:pPr>
+      <w:r>
+        <w:rPr>
+          <w:rFonts w:ascii="Arial Narrow" w:eastAsia="Arial Narrow" w:hAnsi="Arial Narrow" w:cs="Arial Narrow"/>
           <w:b/>
           <w:bCs/>
           <w:color w:val="000000"/>
           <w:kern w:val="0"/>
           <w14:ligatures w14:val="none"/>
+          <w:sz w:val="22"/>
+          <w:szCs w:val="22"/>
         </w:rPr>
         <w:t xml:space="preserve">Secretaria Técnica Ad Hoc</w:t>
       </w:r>
@@ -3852,30 +4545,36 @@
         <w:spacing w:after="0" w:line="240" w:lineRule="auto"/>
         <w:jc w:val="center"/>
         <w:rPr>
-          <w:rFonts w:ascii="Arial Narrow" w:eastAsia="Calibri" w:hAnsi="Arial Narrow" w:cs="Times New Roman"/>
-          <w:color w:val="000000"/>
-          <w:kern w:val="0"/>
-          <w14:ligatures w14:val="none"/>
-        </w:rPr>
-      </w:pPr>
-      <w:r>
-        <w:rPr>
-          <w:rFonts w:ascii="Arial Narrow" w:eastAsia="Calibri" w:hAnsi="Arial Narrow" w:cs="Arial"/>
+          <w:rFonts w:ascii="Arial Narrow" w:eastAsia="Arial Narrow" w:hAnsi="Arial Narrow" w:cs="Arial Narrow"/>
+          <w:color w:val="000000"/>
+          <w:kern w:val="0"/>
+          <w14:ligatures w14:val="none"/>
+          <w:sz w:val="22"/>
+          <w:szCs w:val="22"/>
+        </w:rPr>
+      </w:pPr>
+      <w:r>
+        <w:rPr>
+          <w:rFonts w:ascii="Arial Narrow" w:eastAsia="Arial Narrow" w:hAnsi="Arial Narrow" w:cs="Arial Narrow"/>
           <w:b/>
           <w:bCs/>
           <w:color w:val="000000"/>
           <w:kern w:val="0"/>
           <w14:ligatures w14:val="none"/>
+          <w:sz w:val="22"/>
+          <w:szCs w:val="22"/>
         </w:rPr>
         <w:t>Comisión </w:t>
       </w:r>
       <w:r>
         <w:rPr>
-          <w:rFonts w:ascii="Arial Narrow" w:eastAsia="Calibri" w:hAnsi="Arial Narrow" w:cs="Arial"/>
+          <w:rFonts w:ascii="Arial Narrow" w:eastAsia="Arial Narrow" w:hAnsi="Arial Narrow" w:cs="Arial Narrow"/>
           <w:b/>
           <w:bCs/>
           <w:color w:val="000000"/>
           <w:kern w:val="0"/>
+          <w:sz w:val="22"/>
+          <w:szCs w:val="22"/>
           <w:shd w:val="clear" w:color="auto" w:fill="FFFFFF"/>
           <w14:ligatures w14:val="none"/>
         </w:rPr>
@@ -3883,12 +4582,14 @@
       </w:r>
       <w:r>
         <w:rPr>
-          <w:rFonts w:ascii="Arial Narrow" w:eastAsia="Calibri" w:hAnsi="Arial Narrow" w:cs="Arial"/>
+          <w:rFonts w:ascii="Arial Narrow" w:eastAsia="Arial Narrow" w:hAnsi="Arial Narrow" w:cs="Arial Narrow"/>
           <w:b/>
           <w:bCs/>
           <w:color w:val="000000"/>
           <w:kern w:val="0"/>
           <w14:ligatures w14:val="none"/>
+          <w:sz w:val="22"/>
+          <w:szCs w:val="22"/>
         </w:rPr>
         <w:t> Protección al Consumidor 1</w:t>
       </w:r>
@@ -3903,24 +4604,26 @@
           <w:b/>
           <w:color w:val="000000"/>
           <w:kern w:val="0"/>
-          <w:lang w:eastAsia="es-PE"/>
-          <w14:ligatures w14:val="none"/>
-        </w:rPr>
-      </w:pPr>
-    </w:p>
-    <w:p>
-      <w:pPr>
-        <w:spacing w:after="0" w:line="240" w:lineRule="auto"/>
-        <w:jc w:val="both"/>
-        <w:rPr>
-          <w:rFonts w:ascii="Arial Narrow" w:hAnsi="Arial Narrow"/>
-          <w:sz w:val="16"/>
-          <w:szCs w:val="16"/>
-        </w:rPr>
-      </w:pPr>
-      <w:r>
-        <w:rPr>
-          <w:rFonts w:ascii="Arial Narrow" w:eastAsia="Arial Narrow" w:hAnsi="Arial Narrow" w:cs="Arial"/>
+          <w:sz w:val="22"/>
+          <w:szCs w:val="22"/>
+          <w:lang w:eastAsia="es-PE"/>
+          <w14:ligatures w14:val="none"/>
+        </w:rPr>
+      </w:pPr>
+    </w:p>
+    <w:p>
+      <w:pPr>
+        <w:spacing w:after="0" w:line="240" w:lineRule="auto"/>
+        <w:jc w:val="both"/>
+        <w:rPr>
+          <w:rFonts w:ascii="Arial Narrow" w:eastAsia="Arial Narrow" w:hAnsi="Arial Narrow" w:cs="Arial Narrow"/>
+          <w:sz w:val="16"/>
+          <w:szCs w:val="16"/>
+        </w:rPr>
+      </w:pPr>
+      <w:r>
+        <w:rPr>
+          <w:rFonts w:ascii="Arial Narrow" w:eastAsia="Arial Narrow" w:hAnsi="Arial Narrow" w:cs="Arial Narrow"/>
           <w:color w:val="000000"/>
           <w:kern w:val="0"/>
           <w:sz w:val="16"/>
@@ -3935,7 +4638,9 @@
       <w:pPr>
         <w:spacing w:line="240" w:lineRule="auto"/>
         <w:rPr>
-          <w:rFonts w:ascii="Arial Narrow" w:hAnsi="Arial Narrow"/>
+          <w:rFonts w:ascii="Arial Narrow" w:eastAsia="Arial Narrow" w:hAnsi="Arial Narrow" w:cs="Arial Narrow"/>
+          <w:sz w:val="22"/>
+          <w:szCs w:val="22"/>
         </w:rPr>
       </w:pPr>
     </w:p>
@@ -3943,7 +4648,9 @@
       <w:pPr>
         <w:spacing w:line="240" w:lineRule="auto"/>
         <w:rPr>
-          <w:rFonts w:ascii="Arial Narrow" w:hAnsi="Arial Narrow"/>
+          <w:rFonts w:ascii="Arial Narrow" w:eastAsia="Arial Narrow" w:hAnsi="Arial Narrow" w:cs="Arial Narrow"/>
+          <w:sz w:val="22"/>
+          <w:szCs w:val="22"/>
         </w:rPr>
       </w:pPr>
     </w:p>
@@ -3951,13 +4658,20 @@
       <w:pPr>
         <w:spacing w:line="240" w:lineRule="auto"/>
         <w:rPr>
-          <w:rFonts w:ascii="Arial Narrow" w:hAnsi="Arial Narrow"/>
+          <w:rFonts w:ascii="Arial Narrow" w:eastAsia="Arial Narrow" w:hAnsi="Arial Narrow" w:cs="Arial Narrow"/>
+          <w:sz w:val="22"/>
+          <w:szCs w:val="22"/>
         </w:rPr>
       </w:pPr>
     </w:p>
     <w:p>
       <w:pPr>
         <w:spacing w:line="240" w:lineRule="auto"/>
+        <w:rPr>
+          <w:rFonts w:ascii="Arial Narrow" w:eastAsia="Arial Narrow" w:hAnsi="Arial Narrow" w:cs="Arial Narrow"/>
+          <w:sz w:val="22"/>
+          <w:szCs w:val="22"/>
+        </w:rPr>
       </w:pPr>
     </w:p>
     <w:sectPr>
@@ -4105,7 +4819,7 @@
         <w:ind w:left="567" w:hanging="567"/>
         <w:jc w:val="both"/>
         <w:rPr>
-          <w:rFonts w:ascii="Arial Narrow" w:hAnsi="Arial Narrow" w:cs="Arial"/>
+          <w:rFonts w:ascii="Arial Narrow" w:eastAsia="Arial Narrow" w:hAnsi="Arial Narrow" w:cs="Arial Narrow"/>
           <w:sz w:val="16"/>
           <w:szCs w:val="16"/>
         </w:rPr>
@@ -4113,7 +4827,7 @@
       <w:r>
         <w:rPr>
           <w:rStyle w:val="Refdenotaalpie"/>
-          <w:rFonts w:ascii="Arial Narrow" w:hAnsi="Arial Narrow" w:cs="Arial"/>
+          <w:rFonts w:ascii="Arial Narrow" w:eastAsia="Arial Narrow" w:hAnsi="Arial Narrow" w:cs="Arial Narrow"/>
           <w:sz w:val="16"/>
           <w:szCs w:val="16"/>
           <w:vertAlign w:val="superscript"/>
@@ -4122,7 +4836,7 @@
       </w:r>
       <w:r>
         <w:rPr>
-          <w:rFonts w:ascii="Arial Narrow" w:hAnsi="Arial Narrow" w:cs="Arial"/>
+          <w:rFonts w:ascii="Arial Narrow" w:eastAsia="Arial Narrow" w:hAnsi="Arial Narrow" w:cs="Arial Narrow"/>
           <w:sz w:val="16"/>
           <w:szCs w:val="16"/>
         </w:rPr>
@@ -4130,7 +4844,7 @@
       </w:r>
       <w:r>
         <w:rPr>
-          <w:rFonts w:ascii="Arial Narrow" w:hAnsi="Arial Narrow" w:cs="Arial"/>
+          <w:rFonts w:ascii="Arial Narrow" w:eastAsia="Arial Narrow" w:hAnsi="Arial Narrow" w:cs="Arial Narrow"/>
           <w:sz w:val="16"/>
           <w:szCs w:val="16"/>
         </w:rPr>
@@ -4139,7 +4853,7 @@
       </w:r>
       <w:r>
         <w:rPr>
-          <w:rFonts w:ascii="Arial Narrow" w:hAnsi="Arial Narrow" w:cs="Arial"/>
+          <w:rFonts w:ascii="Arial Narrow" w:eastAsia="Arial Narrow" w:hAnsi="Arial Narrow" w:cs="Arial Narrow"/>
           <w:sz w:val="16"/>
           <w:szCs w:val="16"/>
         </w:rPr>
@@ -4147,7 +4861,7 @@
       </w:r>
       <w:r>
         <w:rPr>
-          <w:rFonts w:ascii="Arial Narrow" w:hAnsi="Arial Narrow" w:cs="Arial"/>
+          <w:rFonts w:ascii="Arial Narrow" w:eastAsia="Arial Narrow" w:hAnsi="Arial Narrow" w:cs="Arial Narrow"/>
           <w:sz w:val="16"/>
           <w:szCs w:val="16"/>
         </w:rPr>
@@ -4155,7 +4869,7 @@
       </w:r>
       <w:r>
         <w:rPr>
-          <w:rFonts w:ascii="Arial Narrow" w:hAnsi="Arial Narrow" w:cs="Arial"/>
+          <w:rFonts w:ascii="Arial Narrow" w:eastAsia="Arial Narrow" w:hAnsi="Arial Narrow" w:cs="Arial Narrow"/>
           <w:sz w:val="16"/>
           <w:szCs w:val="16"/>
         </w:rPr>
@@ -4163,7 +4877,7 @@
       </w:r>
       <w:r>
         <w:rPr>
-          <w:rFonts w:ascii="Arial Narrow" w:hAnsi="Arial Narrow" w:cs="Arial"/>
+          <w:rFonts w:ascii="Arial Narrow" w:eastAsia="Arial Narrow" w:hAnsi="Arial Narrow" w:cs="Arial Narrow"/>
           <w:sz w:val="16"/>
           <w:szCs w:val="16"/>
         </w:rPr>
@@ -4171,7 +4885,7 @@
       </w:r>
       <w:r>
         <w:rPr>
-          <w:rFonts w:ascii="Arial Narrow" w:hAnsi="Arial Narrow" w:cs="Arial"/>
+          <w:rFonts w:ascii="Arial Narrow" w:eastAsia="Arial Narrow" w:hAnsi="Arial Narrow" w:cs="Arial Narrow"/>
           <w:sz w:val="16"/>
           <w:szCs w:val="16"/>
         </w:rPr>
@@ -4179,7 +4893,7 @@
       </w:r>
       <w:r>
         <w:rPr>
-          <w:rFonts w:ascii="Arial Narrow" w:hAnsi="Arial Narrow" w:cs="Arial"/>
+          <w:rFonts w:ascii="Arial Narrow" w:eastAsia="Arial Narrow" w:hAnsi="Arial Narrow" w:cs="Arial Narrow"/>
           <w:sz w:val="16"/>
           <w:szCs w:val="16"/>
         </w:rPr>
@@ -4188,7 +4902,7 @@
       <w:proofErr w:type="spellStart"/>
       <w:r>
         <w:rPr>
-          <w:rFonts w:ascii="Arial Narrow" w:hAnsi="Arial Narrow" w:cs="Arial"/>
+          <w:rFonts w:ascii="Arial Narrow" w:eastAsia="Arial Narrow" w:hAnsi="Arial Narrow" w:cs="Arial Narrow"/>
           <w:sz w:val="16"/>
           <w:szCs w:val="16"/>
         </w:rPr>
@@ -4197,7 +4911,7 @@
       <w:proofErr w:type="spellEnd"/>
       <w:r>
         <w:rPr>
-          <w:rFonts w:ascii="Arial Narrow" w:hAnsi="Arial Narrow" w:cs="Arial"/>
+          <w:rFonts w:ascii="Arial Narrow" w:eastAsia="Arial Narrow" w:hAnsi="Arial Narrow" w:cs="Arial Narrow"/>
           <w:sz w:val="16"/>
           <w:szCs w:val="16"/>
         </w:rPr>
@@ -4205,7 +4919,7 @@
       </w:r>
       <w:r>
         <w:rPr>
-          <w:rFonts w:ascii="Arial Narrow" w:hAnsi="Arial Narrow" w:cs="Arial"/>
+          <w:rFonts w:ascii="Arial Narrow" w:eastAsia="Arial Narrow" w:hAnsi="Arial Narrow" w:cs="Arial Narrow"/>
           <w:sz w:val="16"/>
           <w:szCs w:val="16"/>
         </w:rPr>
@@ -4213,7 +4927,7 @@
       </w:r>
       <w:r>
         <w:rPr>
-          <w:rFonts w:ascii="Arial Narrow" w:hAnsi="Arial Narrow" w:cs="Arial"/>
+          <w:rFonts w:ascii="Arial Narrow" w:eastAsia="Arial Narrow" w:hAnsi="Arial Narrow" w:cs="Arial Narrow"/>
           <w:sz w:val="16"/>
           <w:szCs w:val="16"/>
         </w:rPr>
@@ -4221,7 +4935,7 @@
       </w:r>
       <w:r>
         <w:rPr>
-          <w:rFonts w:ascii="Arial Narrow" w:hAnsi="Arial Narrow" w:cs="Arial"/>
+          <w:rFonts w:ascii="Arial Narrow" w:eastAsia="Arial Narrow" w:hAnsi="Arial Narrow" w:cs="Arial Narrow"/>
           <w:sz w:val="16"/>
           <w:szCs w:val="16"/>
         </w:rPr>
@@ -4229,7 +4943,7 @@
       </w:r>
       <w:r>
         <w:rPr>
-          <w:rFonts w:ascii="Arial Narrow" w:hAnsi="Arial Narrow" w:cs="Arial"/>
+          <w:rFonts w:ascii="Arial Narrow" w:eastAsia="Arial Narrow" w:hAnsi="Arial Narrow" w:cs="Arial Narrow"/>
           <w:sz w:val="16"/>
           <w:szCs w:val="16"/>
         </w:rPr>
@@ -4242,7 +4956,7 @@
         <w:ind w:left="567" w:hanging="567"/>
         <w:jc w:val="both"/>
         <w:rPr>
-          <w:rFonts w:ascii="Arial Narrow" w:hAnsi="Arial Narrow" w:cs="Arial"/>
+          <w:rFonts w:ascii="Arial Narrow" w:eastAsia="Arial Narrow" w:hAnsi="Arial Narrow" w:cs="Arial Narrow"/>
           <w:sz w:val="16"/>
           <w:szCs w:val="16"/>
         </w:rPr>
@@ -4256,7 +4970,7 @@
         <w:ind w:left="567" w:hanging="567"/>
         <w:jc w:val="both"/>
         <w:rPr>
-          <w:rFonts w:ascii="Arial Narrow" w:hAnsi="Arial Narrow" w:cs="Arial"/>
+          <w:rFonts w:ascii="Arial Narrow" w:eastAsia="Arial Narrow" w:hAnsi="Arial Narrow" w:cs="Arial Narrow"/>
           <w:sz w:val="16"/>
           <w:szCs w:val="16"/>
         </w:rPr>
@@ -4264,7 +4978,7 @@
       <w:r>
         <w:rPr>
           <w:rStyle w:val="Refdenotaalpie"/>
-          <w:rFonts w:ascii="Arial Narrow" w:hAnsi="Arial Narrow" w:cs="Arial"/>
+          <w:rFonts w:ascii="Arial Narrow" w:eastAsia="Arial Narrow" w:hAnsi="Arial Narrow" w:cs="Arial Narrow"/>
           <w:sz w:val="16"/>
           <w:szCs w:val="16"/>
           <w:vertAlign w:val="superscript"/>
@@ -4273,7 +4987,7 @@
       </w:r>
       <w:r>
         <w:rPr>
-          <w:rFonts w:ascii="Arial Narrow" w:hAnsi="Arial Narrow" w:cs="Arial"/>
+          <w:rFonts w:ascii="Arial Narrow" w:eastAsia="Arial Narrow" w:hAnsi="Arial Narrow" w:cs="Arial Narrow"/>
           <w:sz w:val="16"/>
           <w:szCs w:val="16"/>
         </w:rPr>
@@ -4281,7 +4995,7 @@
       </w:r>
       <w:r>
         <w:rPr>
-          <w:rFonts w:ascii="Arial Narrow" w:hAnsi="Arial Narrow" w:cs="Arial"/>
+          <w:rFonts w:ascii="Arial Narrow" w:eastAsia="Arial Narrow" w:hAnsi="Arial Narrow" w:cs="Arial Narrow"/>
           <w:sz w:val="16"/>
           <w:szCs w:val="16"/>
         </w:rPr>
@@ -4290,7 +5004,7 @@
       </w:r>
       <w:r>
         <w:rPr>
-          <w:rFonts w:ascii="Arial Narrow" w:hAnsi="Arial Narrow" w:cs="Arial"/>
+          <w:rFonts w:ascii="Arial Narrow" w:eastAsia="Arial Narrow" w:hAnsi="Arial Narrow" w:cs="Arial Narrow"/>
           <w:b/>
           <w:sz w:val="16"/>
           <w:szCs w:val="16"/>
@@ -4299,7 +5013,7 @@
       </w:r>
       <w:r>
         <w:rPr>
-          <w:rFonts w:ascii="Arial Narrow" w:hAnsi="Arial Narrow" w:cs="Arial"/>
+          <w:rFonts w:ascii="Arial Narrow" w:eastAsia="Arial Narrow" w:hAnsi="Arial Narrow" w:cs="Arial Narrow"/>
           <w:sz w:val="16"/>
           <w:szCs w:val="16"/>
         </w:rPr>
@@ -4312,7 +5026,7 @@
         <w:ind w:left="567" w:hanging="567"/>
         <w:jc w:val="both"/>
         <w:rPr>
-          <w:rFonts w:ascii="Arial Narrow" w:hAnsi="Arial Narrow" w:cs="Arial"/>
+          <w:rFonts w:ascii="Arial Narrow" w:eastAsia="Arial Narrow" w:hAnsi="Arial Narrow" w:cs="Arial Narrow"/>
           <w:sz w:val="16"/>
           <w:szCs w:val="16"/>
         </w:rPr>
@@ -4329,7 +5043,7 @@
         <w:ind w:left="567" w:right="-1" w:hanging="567"/>
         <w:jc w:val="both"/>
         <w:rPr>
-          <w:rFonts w:ascii="Arial Narrow" w:eastAsia="Arial Narrow" w:hAnsi="Arial Narrow" w:cs="Arial"/>
+          <w:rFonts w:ascii="Arial Narrow" w:eastAsia="Arial Narrow" w:hAnsi="Arial Narrow" w:cs="Arial Narrow"/>
           <w:b/>
           <w:bCs/>
           <w:sz w:val="16"/>
@@ -4339,7 +5053,7 @@
       <w:r>
         <w:rPr>
           <w:rStyle w:val="Refdenotaalpie"/>
-          <w:rFonts w:ascii="Arial Narrow" w:hAnsi="Arial Narrow" w:cs="Arial"/>
+          <w:rFonts w:ascii="Arial Narrow" w:eastAsia="Arial Narrow" w:hAnsi="Arial Narrow" w:cs="Arial Narrow"/>
           <w:sz w:val="16"/>
           <w:szCs w:val="16"/>
           <w:vertAlign w:val="superscript"/>
@@ -4348,7 +5062,7 @@
       </w:r>
       <w:r>
         <w:rPr>
-          <w:rFonts w:ascii="Arial Narrow" w:hAnsi="Arial Narrow" w:cs="Arial"/>
+          <w:rFonts w:ascii="Arial Narrow" w:eastAsia="Arial Narrow" w:hAnsi="Arial Narrow" w:cs="Arial Narrow"/>
           <w:sz w:val="16"/>
           <w:szCs w:val="16"/>
         </w:rPr>
@@ -4356,7 +5070,7 @@
       </w:r>
       <w:r>
         <w:rPr>
-          <w:rFonts w:ascii="Arial Narrow" w:hAnsi="Arial Narrow" w:cs="Arial"/>
+          <w:rFonts w:ascii="Arial Narrow" w:eastAsia="Arial Narrow" w:hAnsi="Arial Narrow" w:cs="Arial Narrow"/>
           <w:sz w:val="16"/>
           <w:szCs w:val="16"/>
         </w:rPr>
@@ -4364,7 +5078,7 @@
       </w:r>
       <w:r>
         <w:rPr>
-          <w:rFonts w:ascii="Arial Narrow" w:eastAsia="Arial Narrow" w:hAnsi="Arial Narrow" w:cs="Arial"/>
+          <w:rFonts w:ascii="Arial Narrow" w:eastAsia="Arial Narrow" w:hAnsi="Arial Narrow" w:cs="Arial Narrow"/>
           <w:b/>
           <w:bCs/>
           <w:sz w:val="16"/>
@@ -4382,7 +5096,7 @@
         <w:ind w:left="567" w:right="-1" w:hanging="567"/>
         <w:jc w:val="both"/>
         <w:rPr>
-          <w:rFonts w:ascii="Arial Narrow" w:eastAsia="Arial Narrow" w:hAnsi="Arial Narrow" w:cs="Arial"/>
+          <w:rFonts w:ascii="Arial Narrow" w:eastAsia="Arial Narrow" w:hAnsi="Arial Narrow" w:cs="Arial Narrow"/>
           <w:b/>
           <w:bCs/>
           <w:sz w:val="16"/>
@@ -4391,7 +5105,7 @@
       </w:pPr>
       <w:r>
         <w:rPr>
-          <w:rFonts w:ascii="Arial Narrow" w:eastAsia="Arial Narrow" w:hAnsi="Arial Narrow" w:cs="Arial"/>
+          <w:rFonts w:ascii="Arial Narrow" w:eastAsia="Arial Narrow" w:hAnsi="Arial Narrow" w:cs="Arial Narrow"/>
           <w:b/>
           <w:bCs/>
           <w:sz w:val="16"/>
@@ -4410,14 +5124,14 @@
         <w:ind w:left="567" w:right="-1" w:hanging="567"/>
         <w:jc w:val="both"/>
         <w:rPr>
-          <w:rFonts w:ascii="Arial Narrow" w:eastAsia="Arial Narrow" w:hAnsi="Arial Narrow" w:cs="Arial"/>
-          <w:sz w:val="16"/>
-          <w:szCs w:val="16"/>
-        </w:rPr>
-      </w:pPr>
-      <w:r>
-        <w:rPr>
-          <w:rFonts w:ascii="Arial Narrow" w:eastAsia="Arial Narrow" w:hAnsi="Arial Narrow" w:cs="Arial"/>
+          <w:rFonts w:ascii="Arial Narrow" w:eastAsia="Arial Narrow" w:hAnsi="Arial Narrow" w:cs="Arial Narrow"/>
+          <w:sz w:val="16"/>
+          <w:szCs w:val="16"/>
+        </w:rPr>
+      </w:pPr>
+      <w:r>
+        <w:rPr>
+          <w:rFonts w:ascii="Arial Narrow" w:eastAsia="Arial Narrow" w:hAnsi="Arial Narrow" w:cs="Arial Narrow"/>
           <w:sz w:val="16"/>
           <w:szCs w:val="16"/>
         </w:rPr>
@@ -4434,14 +5148,14 @@
         <w:ind w:left="567" w:right="-1" w:hanging="567"/>
         <w:jc w:val="both"/>
         <w:rPr>
-          <w:rFonts w:ascii="Arial Narrow" w:eastAsia="Arial Narrow" w:hAnsi="Arial Narrow" w:cs="Arial"/>
-          <w:sz w:val="16"/>
-          <w:szCs w:val="16"/>
-        </w:rPr>
-      </w:pPr>
-      <w:r>
-        <w:rPr>
-          <w:rFonts w:ascii="Arial Narrow" w:eastAsia="Arial Narrow" w:hAnsi="Arial Narrow" w:cs="Arial"/>
+          <w:rFonts w:ascii="Arial Narrow" w:eastAsia="Arial Narrow" w:hAnsi="Arial Narrow" w:cs="Arial Narrow"/>
+          <w:sz w:val="16"/>
+          <w:szCs w:val="16"/>
+        </w:rPr>
+      </w:pPr>
+      <w:r>
+        <w:rPr>
+          <w:rFonts w:ascii="Arial Narrow" w:eastAsia="Arial Narrow" w:hAnsi="Arial Narrow" w:cs="Arial Narrow"/>
           <w:sz w:val="16"/>
           <w:szCs w:val="16"/>
         </w:rPr>
@@ -4458,7 +5172,7 @@
         <w:ind w:left="567" w:right="-1" w:hanging="567"/>
         <w:jc w:val="both"/>
         <w:rPr>
-          <w:rFonts w:ascii="Arial Narrow" w:eastAsia="Arial Narrow" w:hAnsi="Arial Narrow" w:cs="Arial"/>
+          <w:rFonts w:ascii="Arial Narrow" w:eastAsia="Arial Narrow" w:hAnsi="Arial Narrow" w:cs="Arial Narrow"/>
           <w:sz w:val="16"/>
           <w:szCs w:val="16"/>
         </w:rPr>
@@ -4473,7 +5187,7 @@
         <w:ind w:left="567" w:right="-1" w:hanging="567"/>
         <w:jc w:val="both"/>
         <w:rPr>
-          <w:rFonts w:ascii="Arial Narrow" w:eastAsia="Arial Narrow" w:hAnsi="Arial Narrow" w:cs="Arial"/>
+          <w:rFonts w:ascii="Arial Narrow" w:eastAsia="Arial Narrow" w:hAnsi="Arial Narrow" w:cs="Arial Narrow"/>
           <w:b/>
           <w:bCs/>
           <w:sz w:val="16"/>
@@ -4482,7 +5196,7 @@
       </w:pPr>
       <w:r>
         <w:rPr>
-          <w:rFonts w:ascii="Arial Narrow" w:eastAsia="Arial Narrow" w:hAnsi="Arial Narrow" w:cs="Arial"/>
+          <w:rFonts w:ascii="Arial Narrow" w:eastAsia="Arial Narrow" w:hAnsi="Arial Narrow" w:cs="Arial Narrow"/>
           <w:sz w:val="16"/>
           <w:szCs w:val="16"/>
         </w:rPr>
@@ -4490,7 +5204,7 @@
       </w:r>
       <w:r>
         <w:rPr>
-          <w:rFonts w:ascii="Arial Narrow" w:eastAsia="Arial Narrow" w:hAnsi="Arial Narrow" w:cs="Arial"/>
+          <w:rFonts w:ascii="Arial Narrow" w:eastAsia="Arial Narrow" w:hAnsi="Arial Narrow" w:cs="Arial Narrow"/>
           <w:b/>
           <w:bCs/>
           <w:sz w:val="16"/>
@@ -4508,14 +5222,14 @@
         <w:ind w:left="567" w:right="-1" w:hanging="567"/>
         <w:jc w:val="both"/>
         <w:rPr>
-          <w:rFonts w:ascii="Arial Narrow" w:eastAsia="Arial Narrow" w:hAnsi="Arial Narrow" w:cs="Arial"/>
-          <w:sz w:val="16"/>
-          <w:szCs w:val="16"/>
-        </w:rPr>
-      </w:pPr>
-      <w:r>
-        <w:rPr>
-          <w:rFonts w:ascii="Arial Narrow" w:eastAsia="Arial Narrow" w:hAnsi="Arial Narrow" w:cs="Arial"/>
+          <w:rFonts w:ascii="Arial Narrow" w:eastAsia="Arial Narrow" w:hAnsi="Arial Narrow" w:cs="Arial Narrow"/>
+          <w:sz w:val="16"/>
+          <w:szCs w:val="16"/>
+        </w:rPr>
+      </w:pPr>
+      <w:r>
+        <w:rPr>
+          <w:rFonts w:ascii="Arial Narrow" w:eastAsia="Arial Narrow" w:hAnsi="Arial Narrow" w:cs="Arial Narrow"/>
           <w:b/>
           <w:bCs/>
           <w:sz w:val="16"/>
@@ -4526,7 +5240,7 @@
       </w:r>
       <w:r>
         <w:rPr>
-          <w:rFonts w:ascii="Arial Narrow" w:eastAsia="Arial Narrow" w:hAnsi="Arial Narrow" w:cs="Arial"/>
+          <w:rFonts w:ascii="Arial Narrow" w:eastAsia="Arial Narrow" w:hAnsi="Arial Narrow" w:cs="Arial Narrow"/>
           <w:sz w:val="16"/>
           <w:szCs w:val="16"/>
         </w:rPr>
@@ -4535,7 +5249,7 @@
       <w:proofErr w:type="gramStart"/>
       <w:r>
         <w:rPr>
-          <w:rFonts w:ascii="Arial Narrow" w:eastAsia="Arial Narrow" w:hAnsi="Arial Narrow" w:cs="Arial"/>
+          <w:rFonts w:ascii="Arial Narrow" w:eastAsia="Arial Narrow" w:hAnsi="Arial Narrow" w:cs="Arial Narrow"/>
           <w:sz w:val="16"/>
           <w:szCs w:val="16"/>
         </w:rPr>
@@ -4544,7 +5258,7 @@
       <w:proofErr w:type="gramEnd"/>
       <w:r>
         <w:rPr>
-          <w:rFonts w:ascii="Arial Narrow" w:eastAsia="Arial Narrow" w:hAnsi="Arial Narrow" w:cs="Arial"/>
+          <w:rFonts w:ascii="Arial Narrow" w:eastAsia="Arial Narrow" w:hAnsi="Arial Narrow" w:cs="Arial Narrow"/>
           <w:sz w:val="16"/>
           <w:szCs w:val="16"/>
         </w:rPr>
@@ -4560,14 +5274,14 @@
         <w:ind w:left="567" w:right="-1" w:hanging="567"/>
         <w:jc w:val="both"/>
         <w:rPr>
-          <w:rFonts w:ascii="Arial Narrow" w:eastAsia="Arial Narrow" w:hAnsi="Arial Narrow" w:cs="Arial"/>
-          <w:sz w:val="16"/>
-          <w:szCs w:val="16"/>
-        </w:rPr>
-      </w:pPr>
-      <w:r>
-        <w:rPr>
-          <w:rFonts w:ascii="Arial Narrow" w:eastAsia="Arial Narrow" w:hAnsi="Arial Narrow" w:cs="Arial"/>
+          <w:rFonts w:ascii="Arial Narrow" w:eastAsia="Arial Narrow" w:hAnsi="Arial Narrow" w:cs="Arial Narrow"/>
+          <w:sz w:val="16"/>
+          <w:szCs w:val="16"/>
+        </w:rPr>
+      </w:pPr>
+      <w:r>
+        <w:rPr>
+          <w:rFonts w:ascii="Arial Narrow" w:eastAsia="Arial Narrow" w:hAnsi="Arial Narrow" w:cs="Arial Narrow"/>
           <w:sz w:val="16"/>
           <w:szCs w:val="16"/>
         </w:rPr>
@@ -4584,7 +5298,9 @@
         <w:ind w:left="567" w:right="-1" w:hanging="567"/>
         <w:jc w:val="both"/>
         <w:rPr>
-          <w:rFonts w:ascii="Arial Narrow" w:eastAsia="Arial Narrow" w:hAnsi="Arial Narrow" w:cs="Arial"/>
+          <w:rFonts w:ascii="Arial Narrow" w:eastAsia="Arial Narrow" w:hAnsi="Arial Narrow" w:cs="Arial Narrow"/>
+          <w:b/>
+          <w:bCs/>
           <w:sz w:val="16"/>
           <w:szCs w:val="16"/>
         </w:rPr>
@@ -4611,7 +5327,7 @@
       <w:r>
         <w:rPr>
           <w:rStyle w:val="Refdenotaalpie"/>
-          <w:rFonts w:ascii="Arial Narrow" w:hAnsi="Arial Narrow"/>
+          <w:rFonts w:ascii="Arial Narrow" w:eastAsia="Arial Narrow" w:hAnsi="Arial Narrow" w:cs="Arial Narrow"/>
           <w:sz w:val="16"/>
           <w:szCs w:val="16"/>
           <w:vertAlign w:val="superscript"/>
@@ -4620,7 +5336,7 @@
       </w:r>
       <w:r>
         <w:rPr>
-          <w:rFonts w:ascii="Arial Narrow" w:hAnsi="Arial Narrow"/>
+          <w:rFonts w:ascii="Arial Narrow" w:eastAsia="Arial Narrow" w:hAnsi="Arial Narrow" w:cs="Arial Narrow"/>
           <w:sz w:val="16"/>
           <w:szCs w:val="16"/>
         </w:rPr>
@@ -4628,7 +5344,7 @@
       </w:r>
       <w:r>
         <w:rPr>
-          <w:rFonts w:ascii="Arial Narrow" w:hAnsi="Arial Narrow"/>
+          <w:rFonts w:ascii="Arial Narrow" w:eastAsia="Arial Narrow" w:hAnsi="Arial Narrow" w:cs="Arial Narrow"/>
           <w:sz w:val="16"/>
           <w:szCs w:val="16"/>
         </w:rPr>
@@ -4763,19 +5479,6 @@
         <w:t>El proveedor responde por la idoneidad y calidad de los productos y servicios ofrecidos; por la autenticidad de las marcas y leyendas que exhiben sus productos o del signo que respalda al prestador del servicio, por la falta de conformidad entre la publicidad comercial de los productos y servicios y estos, así como por el contenido y la vida útil del producto indicado en el envase, en lo que corresponda.</w:t>
       </w:r>
     </w:p>
-    <w:p>
-      <w:pPr>
-        <w:pStyle w:val="Textonotapie"/>
-        <w:jc w:val="both"/>
-        <w:rPr>
-          <w:rFonts w:ascii="Arial Narrow" w:hAnsi="Arial Narrow"/>
-          <w:sz w:val="16"/>
-          <w:szCs w:val="16"/>
-        </w:rPr>
-      </w:pPr>
-    </w:p>
-  </w:footnote>
-  <w:footnote w:id="5">
     <w:p>
       <w:pPr>
         <w:pStyle w:val="Textonotapie"/>
@@ -4785,74 +5488,16 @@
         <w:ind w:left="567" w:right="-1" w:hanging="567"/>
         <w:jc w:val="both"/>
         <w:rPr>
-          <w:rFonts w:ascii="Arial Narrow" w:eastAsia="Arial Narrow" w:hAnsi="Arial Narrow" w:cs="Arial"/>
-          <w:sz w:val="16"/>
-          <w:szCs w:val="16"/>
-        </w:rPr>
-      </w:pPr>
-      <w:r>
-        <w:rPr>
-          <w:rStyle w:val="Refdenotaalpie"/>
-          <w:rFonts w:ascii="Arial Narrow" w:hAnsi="Arial Narrow" w:cs="Arial"/>
-          <w:sz w:val="16"/>
-          <w:szCs w:val="16"/>
-          <w:vertAlign w:val="superscript"/>
-        </w:rPr>
-        <w:footnoteRef/>
-      </w:r>
-      <w:r>
-        <w:rPr>
-          <w:rFonts w:ascii="Arial Narrow" w:hAnsi="Arial Narrow" w:cs="Arial"/>
-          <w:sz w:val="16"/>
-          <w:szCs w:val="16"/>
-        </w:rPr>
-        <w:t xml:space="preserve"> </w:t>
-      </w:r>
-      <w:r>
-        <w:rPr>
-          <w:rFonts w:ascii="Arial Narrow" w:hAnsi="Arial Narrow" w:cs="Arial"/>
-          <w:sz w:val="16"/>
-          <w:szCs w:val="16"/>
-        </w:rPr>
-        <w:tab/>
-      </w:r>
-      <w:r>
-        <w:rPr>
-          <w:rFonts w:ascii="Arial Narrow" w:eastAsia="Arial Narrow" w:hAnsi="Arial Narrow" w:cs="Arial"/>
+          <w:rFonts w:ascii="Arial Narrow" w:eastAsia="Arial Narrow" w:hAnsi="Arial Narrow" w:cs="Arial Narrow"/>
           <w:b/>
           <w:bCs/>
           <w:sz w:val="16"/>
           <w:szCs w:val="16"/>
         </w:rPr>
-        <w:t>LEY SOBRE FACULTADES, NORMAS Y ORGANIZACIÓN DEL INDECOPI, APROBADA POR DECRETO LEGISLATIVO 807 Artículo 24.-</w:t>
-      </w:r>
-      <w:r>
-        <w:rPr>
-          <w:rFonts w:ascii="Arial Narrow" w:eastAsia="Arial Narrow" w:hAnsi="Arial Narrow" w:cs="Arial"/>
-          <w:sz w:val="16"/>
-          <w:szCs w:val="16"/>
-        </w:rPr>
-        <w:t xml:space="preserve"> El </w:t>
-      </w:r>
-      <w:proofErr w:type="gramStart"/>
-      <w:r>
-        <w:rPr>
-          <w:rFonts w:ascii="Arial Narrow" w:eastAsia="Arial Narrow" w:hAnsi="Arial Narrow" w:cs="Arial"/>
-          <w:sz w:val="16"/>
-          <w:szCs w:val="16"/>
-        </w:rPr>
-        <w:t>Secretario Técnico</w:t>
-      </w:r>
-      <w:proofErr w:type="gramEnd"/>
-      <w:r>
-        <w:rPr>
-          <w:rFonts w:ascii="Arial Narrow" w:eastAsia="Arial Narrow" w:hAnsi="Arial Narrow" w:cs="Arial"/>
-          <w:sz w:val="16"/>
-          <w:szCs w:val="16"/>
-        </w:rPr>
-        <w:t xml:space="preserve"> se encargará de la tramitación del procedimiento. Para ello, cuenta con las siguientes facultades:</w:t>
-      </w:r>
-    </w:p>
+      </w:pPr>
+    </w:p>
+  </w:footnote>
+  <w:footnote w:id="5">
     <w:p>
       <w:pPr>
         <w:pStyle w:val="Textonotapie"/>
@@ -4862,19 +5507,72 @@
         <w:ind w:left="567" w:right="-1" w:hanging="567"/>
         <w:jc w:val="both"/>
         <w:rPr>
-          <w:rFonts w:ascii="Arial Narrow" w:eastAsia="Arial Narrow" w:hAnsi="Arial Narrow" w:cs="Arial"/>
-          <w:sz w:val="16"/>
-          <w:szCs w:val="16"/>
-        </w:rPr>
-      </w:pPr>
-      <w:r>
-        <w:rPr>
-          <w:rFonts w:ascii="Arial Narrow" w:eastAsia="Arial Narrow" w:hAnsi="Arial Narrow" w:cs="Arial"/>
+          <w:rFonts w:ascii="Arial Narrow" w:eastAsia="Arial Narrow" w:hAnsi="Arial Narrow" w:cs="Arial Narrow"/>
+          <w:sz w:val="16"/>
+          <w:szCs w:val="16"/>
+        </w:rPr>
+      </w:pPr>
+      <w:r>
+        <w:rPr>
+          <w:rStyle w:val="Refdenotaalpie"/>
+          <w:rFonts w:ascii="Arial Narrow" w:eastAsia="Arial Narrow" w:hAnsi="Arial Narrow" w:cs="Arial Narrow"/>
+          <w:sz w:val="16"/>
+          <w:szCs w:val="16"/>
+          <w:vertAlign w:val="superscript"/>
+        </w:rPr>
+        <w:footnoteRef/>
+      </w:r>
+      <w:r>
+        <w:rPr>
+          <w:rFonts w:ascii="Arial Narrow" w:eastAsia="Arial Narrow" w:hAnsi="Arial Narrow" w:cs="Arial Narrow"/>
+          <w:sz w:val="16"/>
+          <w:szCs w:val="16"/>
+        </w:rPr>
+        <w:t xml:space="preserve"> </w:t>
+      </w:r>
+      <w:r>
+        <w:rPr>
+          <w:rFonts w:ascii="Arial Narrow" w:eastAsia="Arial Narrow" w:hAnsi="Arial Narrow" w:cs="Arial Narrow"/>
           <w:sz w:val="16"/>
           <w:szCs w:val="16"/>
         </w:rPr>
         <w:tab/>
-        <w:t xml:space="preserve">(...) </w:t>
+      </w:r>
+      <w:r>
+        <w:rPr>
+          <w:rFonts w:ascii="Arial Narrow" w:eastAsia="Arial Narrow" w:hAnsi="Arial Narrow" w:cs="Arial Narrow"/>
+          <w:b/>
+          <w:bCs/>
+          <w:sz w:val="16"/>
+          <w:szCs w:val="16"/>
+        </w:rPr>
+        <w:t>LEY SOBRE FACULTADES, NORMAS Y ORGANIZACIÓN DEL INDECOPI, APROBADA POR DECRETO LEGISLATIVO 807 Artículo 24.-</w:t>
+      </w:r>
+      <w:r>
+        <w:rPr>
+          <w:rFonts w:ascii="Arial Narrow" w:eastAsia="Arial Narrow" w:hAnsi="Arial Narrow" w:cs="Arial Narrow"/>
+          <w:sz w:val="16"/>
+          <w:szCs w:val="16"/>
+        </w:rPr>
+        <w:t xml:space="preserve"> El </w:t>
+      </w:r>
+      <w:proofErr w:type="gramStart"/>
+      <w:r>
+        <w:rPr>
+          <w:rFonts w:ascii="Arial Narrow" w:eastAsia="Arial Narrow" w:hAnsi="Arial Narrow" w:cs="Arial Narrow"/>
+          <w:sz w:val="16"/>
+          <w:szCs w:val="16"/>
+        </w:rPr>
+        <w:t>Secretario Técnico</w:t>
+      </w:r>
+      <w:proofErr w:type="gramEnd"/>
+      <w:r>
+        <w:rPr>
+          <w:rFonts w:ascii="Arial Narrow" w:eastAsia="Arial Narrow" w:hAnsi="Arial Narrow" w:cs="Arial Narrow"/>
+          <w:sz w:val="16"/>
+          <w:szCs w:val="16"/>
+        </w:rPr>
+        <w:t xml:space="preserve"> se encargará de la tramitación del procedimiento. Para ello, cuenta con las siguientes facultades:</w:t>
       </w:r>
     </w:p>
     <w:p>
@@ -4886,19 +5584,19 @@
         <w:ind w:left="567" w:right="-1" w:hanging="567"/>
         <w:jc w:val="both"/>
         <w:rPr>
-          <w:rFonts w:ascii="Arial Narrow" w:eastAsia="Arial Narrow" w:hAnsi="Arial Narrow" w:cs="Arial"/>
-          <w:sz w:val="16"/>
-          <w:szCs w:val="16"/>
-        </w:rPr>
-      </w:pPr>
-      <w:r>
-        <w:rPr>
-          <w:rFonts w:ascii="Arial Narrow" w:eastAsia="Arial Narrow" w:hAnsi="Arial Narrow" w:cs="Arial"/>
+          <w:rFonts w:ascii="Arial Narrow" w:eastAsia="Arial Narrow" w:hAnsi="Arial Narrow" w:cs="Arial Narrow"/>
+          <w:sz w:val="16"/>
+          <w:szCs w:val="16"/>
+        </w:rPr>
+      </w:pPr>
+      <w:r>
+        <w:rPr>
+          <w:rFonts w:ascii="Arial Narrow" w:eastAsia="Arial Narrow" w:hAnsi="Arial Narrow" w:cs="Arial Narrow"/>
           <w:sz w:val="16"/>
           <w:szCs w:val="16"/>
         </w:rPr>
         <w:tab/>
-        <w:t xml:space="preserve">c) Admitir denuncias a trámite, en aquellos casos en que la Comisión le haya delegado esta facultad. </w:t>
+        <w:t xml:space="preserve">(...) </w:t>
       </w:r>
     </w:p>
     <w:p>
@@ -4910,19 +5608,19 @@
         <w:ind w:left="567" w:right="-1" w:hanging="567"/>
         <w:jc w:val="both"/>
         <w:rPr>
-          <w:rFonts w:ascii="Arial Narrow" w:eastAsia="Arial Narrow" w:hAnsi="Arial Narrow" w:cs="Arial"/>
-          <w:sz w:val="16"/>
-          <w:szCs w:val="16"/>
-        </w:rPr>
-      </w:pPr>
-      <w:r>
-        <w:rPr>
-          <w:rFonts w:ascii="Arial Narrow" w:eastAsia="Arial Narrow" w:hAnsi="Arial Narrow" w:cs="Arial"/>
+          <w:rFonts w:ascii="Arial Narrow" w:eastAsia="Arial Narrow" w:hAnsi="Arial Narrow" w:cs="Arial Narrow"/>
+          <w:sz w:val="16"/>
+          <w:szCs w:val="16"/>
+        </w:rPr>
+      </w:pPr>
+      <w:r>
+        <w:rPr>
+          <w:rFonts w:ascii="Arial Narrow" w:eastAsia="Arial Narrow" w:hAnsi="Arial Narrow" w:cs="Arial Narrow"/>
           <w:sz w:val="16"/>
           <w:szCs w:val="16"/>
         </w:rPr>
         <w:tab/>
-        <w:t>(...).</w:t>
+        <w:t xml:space="preserve">c) Admitir denuncias a trámite, en aquellos casos en que la Comisión le haya delegado esta facultad. </w:t>
       </w:r>
     </w:p>
     <w:p>
@@ -4934,18 +5632,19 @@
         <w:ind w:left="567" w:right="-1" w:hanging="567"/>
         <w:jc w:val="both"/>
         <w:rPr>
-          <w:rFonts w:ascii="Arial Narrow" w:eastAsia="Arial Narrow" w:hAnsi="Arial Narrow" w:cs="Arial"/>
-          <w:sz w:val="16"/>
-          <w:szCs w:val="16"/>
-        </w:rPr>
-      </w:pPr>
-      <w:r>
-        <w:rPr>
-          <w:rFonts w:ascii="Arial Narrow" w:eastAsia="Arial Narrow" w:hAnsi="Arial Narrow" w:cs="Arial"/>
-          <w:sz w:val="16"/>
-          <w:szCs w:val="16"/>
-        </w:rPr>
-        <w:t xml:space="preserve">. </w:t>
+          <w:rFonts w:ascii="Arial Narrow" w:eastAsia="Arial Narrow" w:hAnsi="Arial Narrow" w:cs="Arial Narrow"/>
+          <w:sz w:val="16"/>
+          <w:szCs w:val="16"/>
+        </w:rPr>
+      </w:pPr>
+      <w:r>
+        <w:rPr>
+          <w:rFonts w:ascii="Arial Narrow" w:eastAsia="Arial Narrow" w:hAnsi="Arial Narrow" w:cs="Arial Narrow"/>
+          <w:sz w:val="16"/>
+          <w:szCs w:val="16"/>
+        </w:rPr>
+        <w:tab/>
+        <w:t>(...).</w:t>
       </w:r>
     </w:p>
     <w:p>
@@ -4957,7 +5656,30 @@
         <w:ind w:left="567" w:right="-1" w:hanging="567"/>
         <w:jc w:val="both"/>
         <w:rPr>
-          <w:rFonts w:ascii="Arial Narrow" w:eastAsia="Arial Narrow" w:hAnsi="Arial Narrow" w:cs="Arial"/>
+          <w:rFonts w:ascii="Arial Narrow" w:eastAsia="Arial Narrow" w:hAnsi="Arial Narrow" w:cs="Arial Narrow"/>
+          <w:sz w:val="16"/>
+          <w:szCs w:val="16"/>
+        </w:rPr>
+      </w:pPr>
+      <w:r>
+        <w:rPr>
+          <w:rFonts w:ascii="Arial Narrow" w:eastAsia="Arial Narrow" w:hAnsi="Arial Narrow" w:cs="Arial Narrow"/>
+          <w:sz w:val="16"/>
+          <w:szCs w:val="16"/>
+        </w:rPr>
+        <w:t xml:space="preserve">. </w:t>
+      </w:r>
+    </w:p>
+    <w:p>
+      <w:pPr>
+        <w:pStyle w:val="Textonotapie"/>
+        <w:tabs>
+          <w:tab w:val="left" w:pos="567"/>
+        </w:tabs>
+        <w:ind w:left="567" w:right="-1" w:hanging="567"/>
+        <w:jc w:val="both"/>
+        <w:rPr>
+          <w:rFonts w:ascii="Arial Narrow" w:eastAsia="Arial Narrow" w:hAnsi="Arial Narrow" w:cs="Arial Narrow"/>
           <w:sz w:val="16"/>
           <w:szCs w:val="16"/>
         </w:rPr>
@@ -4971,7 +5693,7 @@
         <w:ind w:left="567" w:hanging="567"/>
         <w:jc w:val="both"/>
         <w:rPr>
-          <w:rFonts w:ascii="Arial Narrow" w:hAnsi="Arial Narrow" w:cs="Arial"/>
+          <w:rFonts w:ascii="Arial Narrow" w:eastAsia="Arial Narrow" w:hAnsi="Arial Narrow" w:cs="Arial Narrow"/>
           <w:sz w:val="16"/>
           <w:szCs w:val="16"/>
         </w:rPr>
@@ -4979,7 +5701,7 @@
       <w:r>
         <w:rPr>
           <w:rStyle w:val="Refdenotaalpie"/>
-          <w:rFonts w:ascii="Arial Narrow" w:hAnsi="Arial Narrow" w:cs="Arial"/>
+          <w:rFonts w:ascii="Arial Narrow" w:eastAsia="Arial Narrow" w:hAnsi="Arial Narrow" w:cs="Arial Narrow"/>
           <w:sz w:val="16"/>
           <w:szCs w:val="16"/>
           <w:vertAlign w:val="superscript"/>
@@ -4988,7 +5710,7 @@
       </w:r>
       <w:r>
         <w:rPr>
-          <w:rFonts w:ascii="Arial Narrow" w:hAnsi="Arial Narrow" w:cs="Arial"/>
+          <w:rFonts w:ascii="Arial Narrow" w:eastAsia="Arial Narrow" w:hAnsi="Arial Narrow" w:cs="Arial Narrow"/>
           <w:sz w:val="16"/>
           <w:szCs w:val="16"/>
         </w:rPr>
@@ -4996,7 +5718,7 @@
       </w:r>
       <w:r>
         <w:rPr>
-          <w:rFonts w:ascii="Arial Narrow" w:hAnsi="Arial Narrow" w:cs="Arial"/>
+          <w:rFonts w:ascii="Arial Narrow" w:eastAsia="Arial Narrow" w:hAnsi="Arial Narrow" w:cs="Arial Narrow"/>
           <w:sz w:val="16"/>
           <w:szCs w:val="16"/>
         </w:rPr>
@@ -5006,7 +5728,7 @@
       <w:proofErr w:type="spellStart"/>
       <w:r>
         <w:rPr>
-          <w:rFonts w:ascii="Arial Narrow" w:hAnsi="Arial Narrow" w:cs="Arial"/>
+          <w:rFonts w:ascii="Arial Narrow" w:eastAsia="Arial Narrow" w:hAnsi="Arial Narrow" w:cs="Arial Narrow"/>
           <w:sz w:val="16"/>
           <w:szCs w:val="16"/>
         </w:rPr>
@@ -5015,7 +5737,7 @@
       <w:proofErr w:type="spellEnd"/>
       <w:r>
         <w:rPr>
-          <w:rFonts w:ascii="Arial Narrow" w:hAnsi="Arial Narrow" w:cs="Arial"/>
+          <w:rFonts w:ascii="Arial Narrow" w:eastAsia="Arial Narrow" w:hAnsi="Arial Narrow" w:cs="Arial Narrow"/>
           <w:sz w:val="16"/>
           <w:szCs w:val="16"/>
         </w:rPr>
@@ -5024,7 +5746,7 @@
       <w:proofErr w:type="gramStart"/>
       <w:r>
         <w:rPr>
-          <w:rFonts w:ascii="Arial Narrow" w:hAnsi="Arial Narrow" w:cs="Arial"/>
+          <w:rFonts w:ascii="Arial Narrow" w:eastAsia="Arial Narrow" w:hAnsi="Arial Narrow" w:cs="Arial Narrow"/>
           <w:sz w:val="16"/>
           <w:szCs w:val="16"/>
         </w:rPr>
@@ -5033,7 +5755,7 @@
       <w:proofErr w:type="gramEnd"/>
       <w:r>
         <w:rPr>
-          <w:rFonts w:ascii="Arial Narrow" w:hAnsi="Arial Narrow" w:cs="Arial"/>
+          <w:rFonts w:ascii="Arial Narrow" w:eastAsia="Arial Narrow" w:hAnsi="Arial Narrow" w:cs="Arial Narrow"/>
           <w:sz w:val="16"/>
           <w:szCs w:val="16"/>
         </w:rPr>
@@ -5046,7 +5768,7 @@
         <w:ind w:left="567" w:hanging="567"/>
         <w:jc w:val="both"/>
         <w:rPr>
-          <w:rFonts w:ascii="Arial Narrow" w:hAnsi="Arial Narrow" w:cs="Arial"/>
+          <w:rFonts w:ascii="Arial Narrow" w:eastAsia="Arial Narrow" w:hAnsi="Arial Narrow" w:cs="Arial Narrow"/>
           <w:sz w:val="16"/>
           <w:szCs w:val="16"/>
         </w:rPr>
@@ -5060,7 +5782,7 @@
         <w:ind w:left="567" w:hanging="567"/>
         <w:jc w:val="both"/>
         <w:rPr>
-          <w:rFonts w:ascii="Arial Narrow" w:hAnsi="Arial Narrow" w:cs="Arial"/>
+          <w:rFonts w:ascii="Arial Narrow" w:eastAsia="Arial Narrow" w:hAnsi="Arial Narrow" w:cs="Arial Narrow"/>
           <w:sz w:val="16"/>
           <w:szCs w:val="16"/>
         </w:rPr>
@@ -5068,7 +5790,7 @@
       <w:r>
         <w:rPr>
           <w:rStyle w:val="Refdenotaalpie"/>
-          <w:rFonts w:ascii="Arial Narrow" w:hAnsi="Arial Narrow" w:cs="Arial"/>
+          <w:rFonts w:ascii="Arial Narrow" w:eastAsia="Arial Narrow" w:hAnsi="Arial Narrow" w:cs="Arial Narrow"/>
           <w:sz w:val="16"/>
           <w:szCs w:val="16"/>
           <w:vertAlign w:val="superscript"/>
@@ -5077,7 +5799,7 @@
       </w:r>
       <w:r>
         <w:rPr>
-          <w:rFonts w:ascii="Arial Narrow" w:hAnsi="Arial Narrow" w:cs="Arial"/>
+          <w:rFonts w:ascii="Arial Narrow" w:eastAsia="Arial Narrow" w:hAnsi="Arial Narrow" w:cs="Arial Narrow"/>
           <w:sz w:val="16"/>
           <w:szCs w:val="16"/>
         </w:rPr>
@@ -5085,7 +5807,7 @@
       </w:r>
       <w:r>
         <w:rPr>
-          <w:rFonts w:ascii="Arial Narrow" w:hAnsi="Arial Narrow" w:cs="Arial"/>
+          <w:rFonts w:ascii="Arial Narrow" w:eastAsia="Arial Narrow" w:hAnsi="Arial Narrow" w:cs="Arial Narrow"/>
           <w:sz w:val="16"/>
           <w:szCs w:val="16"/>
         </w:rPr>
@@ -5093,7 +5815,7 @@
       </w:r>
       <w:r>
         <w:rPr>
-          <w:rFonts w:ascii="Arial Narrow" w:eastAsia="Arial Narrow" w:hAnsi="Arial Narrow" w:cs="Arial"/>
+          <w:rFonts w:ascii="Arial Narrow" w:eastAsia="Arial Narrow" w:hAnsi="Arial Narrow" w:cs="Arial Narrow"/>
           <w:b/>
           <w:sz w:val="16"/>
           <w:szCs w:val="16"/>
@@ -5102,7 +5824,7 @@
       </w:r>
       <w:r>
         <w:rPr>
-          <w:rFonts w:ascii="Arial Narrow" w:hAnsi="Arial Narrow" w:cs="Arial"/>
+          <w:rFonts w:ascii="Arial Narrow" w:eastAsia="Arial Narrow" w:hAnsi="Arial Narrow" w:cs="Arial Narrow"/>
           <w:b/>
           <w:bCs/>
           <w:sz w:val="16"/>
@@ -5112,7 +5834,7 @@
       </w:r>
       <w:r>
         <w:rPr>
-          <w:rFonts w:ascii="Arial Narrow" w:hAnsi="Arial Narrow" w:cs="Arial"/>
+          <w:rFonts w:ascii="Arial Narrow" w:eastAsia="Arial Narrow" w:hAnsi="Arial Narrow" w:cs="Arial Narrow"/>
           <w:b/>
           <w:sz w:val="16"/>
           <w:szCs w:val="16"/>
@@ -5126,7 +5848,7 @@
         <w:ind w:left="567" w:hanging="567"/>
         <w:jc w:val="both"/>
         <w:rPr>
-          <w:rFonts w:ascii="Arial Narrow" w:hAnsi="Arial Narrow" w:cs="Arial"/>
+          <w:rFonts w:ascii="Arial Narrow" w:eastAsia="Arial Narrow" w:hAnsi="Arial Narrow" w:cs="Arial Narrow"/>
           <w:b/>
           <w:bCs/>
           <w:sz w:val="16"/>
@@ -5135,7 +5857,7 @@
       </w:pPr>
       <w:r>
         <w:rPr>
-          <w:rFonts w:ascii="Arial Narrow" w:hAnsi="Arial Narrow" w:cs="Arial"/>
+          <w:rFonts w:ascii="Arial Narrow" w:eastAsia="Arial Narrow" w:hAnsi="Arial Narrow" w:cs="Arial Narrow"/>
           <w:sz w:val="16"/>
           <w:szCs w:val="16"/>
         </w:rPr>
@@ -5143,7 +5865,7 @@
       </w:r>
       <w:r>
         <w:rPr>
-          <w:rFonts w:ascii="Arial Narrow" w:hAnsi="Arial Narrow" w:cs="Arial"/>
+          <w:rFonts w:ascii="Arial Narrow" w:eastAsia="Arial Narrow" w:hAnsi="Arial Narrow" w:cs="Arial Narrow"/>
           <w:b/>
           <w:bCs/>
           <w:sz w:val="16"/>
@@ -5161,15 +5883,15 @@
         <w:ind w:left="567"/>
         <w:jc w:val="both"/>
         <w:rPr>
-          <w:rFonts w:ascii="Arial Narrow" w:hAnsi="Arial Narrow" w:cs="Arial"/>
-          <w:sz w:val="16"/>
-          <w:szCs w:val="16"/>
-          <w:lang w:eastAsia="es-PE"/>
-        </w:rPr>
-      </w:pPr>
-      <w:r>
-        <w:rPr>
-          <w:rFonts w:ascii="Arial Narrow" w:hAnsi="Arial Narrow" w:cs="Arial"/>
+          <w:rFonts w:ascii="Arial Narrow" w:eastAsia="Arial Narrow" w:hAnsi="Arial Narrow" w:cs="Arial Narrow"/>
+          <w:sz w:val="16"/>
+          <w:szCs w:val="16"/>
+          <w:lang w:eastAsia="es-PE"/>
+        </w:rPr>
+      </w:pPr>
+      <w:r>
+        <w:rPr>
+          <w:rFonts w:ascii="Arial Narrow" w:eastAsia="Arial Narrow" w:hAnsi="Arial Narrow" w:cs="Arial Narrow"/>
           <w:sz w:val="16"/>
           <w:szCs w:val="16"/>
           <w:lang w:eastAsia="es-PE"/>
@@ -5186,15 +5908,15 @@
         <w:ind w:left="567"/>
         <w:jc w:val="both"/>
         <w:rPr>
-          <w:rFonts w:ascii="Arial Narrow" w:hAnsi="Arial Narrow" w:cs="Arial"/>
-          <w:sz w:val="16"/>
-          <w:szCs w:val="16"/>
-          <w:lang w:eastAsia="es-PE"/>
-        </w:rPr>
-      </w:pPr>
-      <w:r>
-        <w:rPr>
-          <w:rFonts w:ascii="Arial Narrow" w:hAnsi="Arial Narrow" w:cs="Arial"/>
+          <w:rFonts w:ascii="Arial Narrow" w:eastAsia="Arial Narrow" w:hAnsi="Arial Narrow" w:cs="Arial Narrow"/>
+          <w:sz w:val="16"/>
+          <w:szCs w:val="16"/>
+          <w:lang w:eastAsia="es-PE"/>
+        </w:rPr>
+      </w:pPr>
+      <w:r>
+        <w:rPr>
+          <w:rFonts w:ascii="Arial Narrow" w:eastAsia="Arial Narrow" w:hAnsi="Arial Narrow" w:cs="Arial Narrow"/>
           <w:sz w:val="16"/>
           <w:szCs w:val="16"/>
           <w:lang w:eastAsia="es-PE"/>
@@ -5211,15 +5933,15 @@
         <w:ind w:left="567"/>
         <w:jc w:val="both"/>
         <w:rPr>
-          <w:rFonts w:ascii="Arial Narrow" w:hAnsi="Arial Narrow" w:cs="Arial"/>
-          <w:sz w:val="16"/>
-          <w:szCs w:val="16"/>
-          <w:lang w:eastAsia="es-PE"/>
-        </w:rPr>
-      </w:pPr>
-      <w:r>
-        <w:rPr>
-          <w:rFonts w:ascii="Arial Narrow" w:hAnsi="Arial Narrow" w:cs="Arial"/>
+          <w:rFonts w:ascii="Arial Narrow" w:eastAsia="Arial Narrow" w:hAnsi="Arial Narrow" w:cs="Arial Narrow"/>
+          <w:sz w:val="16"/>
+          <w:szCs w:val="16"/>
+          <w:lang w:eastAsia="es-PE"/>
+        </w:rPr>
+      </w:pPr>
+      <w:r>
+        <w:rPr>
+          <w:rFonts w:ascii="Arial Narrow" w:eastAsia="Arial Narrow" w:hAnsi="Arial Narrow" w:cs="Arial Narrow"/>
           <w:sz w:val="16"/>
           <w:szCs w:val="16"/>
           <w:lang w:eastAsia="es-PE"/>
@@ -5230,15 +5952,10 @@
     <w:p>
       <w:pPr>
         <w:pStyle w:val="Textonotapie"/>
-        <w:tabs>
-          <w:tab w:val="left" w:pos="284"/>
-        </w:tabs>
         <w:ind w:left="567" w:hanging="567"/>
         <w:jc w:val="both"/>
         <w:rPr>
-          <w:rFonts w:ascii="Arial Narrow" w:hAnsi="Arial Narrow" w:cs="Arial"/>
-          <w:b/>
-          <w:bCs/>
+          <w:rFonts w:ascii="Arial Narrow" w:eastAsia="Arial Narrow" w:hAnsi="Arial Narrow" w:cs="Arial Narrow"/>
           <w:sz w:val="16"/>
           <w:szCs w:val="16"/>
         </w:rPr>
@@ -5251,11 +5968,16 @@
         <w:pStyle w:val="Textonotapie"/>
         <w:ind w:left="567" w:hanging="567"/>
         <w:jc w:val="both"/>
+        <w:rPr>
+          <w:rFonts w:ascii="Arial Narrow" w:eastAsia="Arial Narrow" w:hAnsi="Arial Narrow" w:cs="Arial Narrow"/>
+          <w:sz w:val="16"/>
+          <w:szCs w:val="16"/>
+        </w:rPr>
       </w:pPr>
       <w:r>
         <w:rPr>
           <w:rStyle w:val="Refdenotaalpie"/>
-          <w:rFonts w:ascii="Arial Narrow" w:hAnsi="Arial Narrow" w:cs="Arial"/>
+          <w:rFonts w:ascii="Arial Narrow" w:eastAsia="Arial Narrow" w:hAnsi="Arial Narrow" w:cs="Arial Narrow"/>
           <w:sz w:val="16"/>
           <w:szCs w:val="16"/>
           <w:vertAlign w:val="superscript"/>
@@ -5264,7 +5986,7 @@
       </w:r>
       <w:r>
         <w:rPr>
-          <w:rFonts w:ascii="Arial Narrow" w:hAnsi="Arial Narrow" w:cs="Arial"/>
+          <w:rFonts w:ascii="Arial Narrow" w:eastAsia="Arial Narrow" w:hAnsi="Arial Narrow" w:cs="Arial Narrow"/>
           <w:sz w:val="16"/>
           <w:szCs w:val="16"/>
         </w:rPr>
@@ -5272,7 +5994,7 @@
       </w:r>
       <w:r>
         <w:rPr>
-          <w:rFonts w:ascii="Arial Narrow" w:hAnsi="Arial Narrow" w:cs="Arial"/>
+          <w:rFonts w:ascii="Arial Narrow" w:eastAsia="Arial Narrow" w:hAnsi="Arial Narrow" w:cs="Arial Narrow"/>
           <w:b/>
           <w:bCs/>
           <w:sz w:val="16"/>
@@ -5286,10 +6008,15 @@
         <w:pStyle w:val="Textonotapie"/>
         <w:ind w:left="567" w:hanging="567"/>
         <w:jc w:val="both"/>
-      </w:pPr>
-      <w:r>
-        <w:rPr>
-          <w:rFonts w:ascii="Arial Narrow" w:hAnsi="Arial Narrow" w:cs="Arial"/>
+        <w:rPr>
+          <w:rFonts w:ascii="Arial Narrow" w:eastAsia="Arial Narrow" w:hAnsi="Arial Narrow" w:cs="Arial Narrow"/>
+          <w:sz w:val="16"/>
+          <w:szCs w:val="16"/>
+        </w:rPr>
+      </w:pPr>
+      <w:r>
+        <w:rPr>
+          <w:rFonts w:ascii="Arial Narrow" w:eastAsia="Arial Narrow" w:hAnsi="Arial Narrow" w:cs="Arial Narrow"/>
           <w:sz w:val="16"/>
           <w:szCs w:val="16"/>
         </w:rPr>
@@ -5297,7 +6024,7 @@
       </w:r>
       <w:r>
         <w:rPr>
-          <w:rFonts w:ascii="Arial Narrow" w:hAnsi="Arial Narrow" w:cs="Arial"/>
+          <w:rFonts w:ascii="Arial Narrow" w:eastAsia="Arial Narrow" w:hAnsi="Arial Narrow" w:cs="Arial Narrow"/>
           <w:b/>
           <w:bCs/>
           <w:sz w:val="16"/>
@@ -5307,12 +6034,24 @@
       </w:r>
       <w:r>
         <w:rPr>
-          <w:rFonts w:ascii="Arial Narrow" w:hAnsi="Arial Narrow" w:cs="Arial"/>
+          <w:rFonts w:ascii="Arial Narrow" w:eastAsia="Arial Narrow" w:hAnsi="Arial Narrow" w:cs="Arial Narrow"/>
           <w:sz w:val="16"/>
           <w:szCs w:val="16"/>
         </w:rPr>
         <w:t xml:space="preserve"> Una vez admitida a trámite la denuncia, se correrá traslado de la misma al denunciado, a fin de que éste presente su descargo. El plazo para la presentación del descargo será de cinco (5) días contados desde la notificación, vencido el cual, el Secretario Técnico declarará en rebeldía al denunciado que no lo hubiera presentado.</w:t>
       </w:r>
+    </w:p>
+    <w:p>
+      <w:pPr>
+        <w:pStyle w:val="Textonotapie"/>
+        <w:ind w:left="567" w:hanging="567"/>
+        <w:jc w:val="both"/>
+        <w:rPr>
+          <w:rFonts w:ascii="Arial Narrow" w:eastAsia="Arial Narrow" w:hAnsi="Arial Narrow" w:cs="Arial Narrow"/>
+          <w:sz w:val="16"/>
+          <w:szCs w:val="16"/>
+        </w:rPr>
+      </w:pPr>
     </w:p>
   </w:footnote>
   <w:footnote w:id="14">
@@ -5321,11 +6060,16 @@
         <w:pStyle w:val="Textonotapie"/>
         <w:ind w:left="567" w:hanging="567"/>
         <w:jc w:val="both"/>
+        <w:rPr>
+          <w:rFonts w:ascii="Arial Narrow" w:eastAsia="Arial Narrow" w:hAnsi="Arial Narrow" w:cs="Arial Narrow"/>
+          <w:sz w:val="16"/>
+          <w:szCs w:val="16"/>
+        </w:rPr>
       </w:pPr>
       <w:r>
         <w:rPr>
           <w:rStyle w:val="Refdenotaalpie"/>
-          <w:rFonts w:ascii="Arial Narrow" w:hAnsi="Arial Narrow" w:cs="Arial"/>
+          <w:rFonts w:ascii="Arial Narrow" w:eastAsia="Arial Narrow" w:hAnsi="Arial Narrow" w:cs="Arial Narrow"/>
           <w:sz w:val="16"/>
           <w:szCs w:val="16"/>
           <w:vertAlign w:val="superscript"/>
@@ -5334,7 +6078,7 @@
       </w:r>
       <w:r>
         <w:rPr>
-          <w:rFonts w:ascii="Arial Narrow" w:hAnsi="Arial Narrow" w:cs="Arial"/>
+          <w:rFonts w:ascii="Arial Narrow" w:eastAsia="Arial Narrow" w:hAnsi="Arial Narrow" w:cs="Arial Narrow"/>
           <w:sz w:val="16"/>
           <w:szCs w:val="16"/>
         </w:rPr>
@@ -5342,7 +6086,7 @@
       </w:r>
       <w:r>
         <w:rPr>
-          <w:rFonts w:ascii="Arial Narrow" w:hAnsi="Arial Narrow" w:cs="Arial"/>
+          <w:rFonts w:ascii="Arial Narrow" w:eastAsia="Arial Narrow" w:hAnsi="Arial Narrow" w:cs="Arial Narrow"/>
           <w:b/>
           <w:bCs/>
           <w:sz w:val="16"/>
@@ -5356,10 +6100,15 @@
         <w:pStyle w:val="Textonotapie"/>
         <w:ind w:left="567" w:hanging="567"/>
         <w:jc w:val="both"/>
-      </w:pPr>
-      <w:r>
-        <w:rPr>
-          <w:rFonts w:ascii="Arial Narrow" w:hAnsi="Arial Narrow" w:cs="Arial"/>
+        <w:rPr>
+          <w:rFonts w:ascii="Arial Narrow" w:eastAsia="Arial Narrow" w:hAnsi="Arial Narrow" w:cs="Arial Narrow"/>
+          <w:sz w:val="16"/>
+          <w:szCs w:val="16"/>
+        </w:rPr>
+      </w:pPr>
+      <w:r>
+        <w:rPr>
+          <w:rFonts w:ascii="Arial Narrow" w:eastAsia="Arial Narrow" w:hAnsi="Arial Narrow" w:cs="Arial Narrow"/>
           <w:sz w:val="16"/>
           <w:szCs w:val="16"/>
         </w:rPr>
@@ -5367,7 +6116,7 @@
       </w:r>
       <w:r>
         <w:rPr>
-          <w:rFonts w:ascii="Arial Narrow" w:hAnsi="Arial Narrow" w:cs="Arial"/>
+          <w:rFonts w:ascii="Arial Narrow" w:eastAsia="Arial Narrow" w:hAnsi="Arial Narrow" w:cs="Arial Narrow"/>
           <w:b/>
           <w:bCs/>
           <w:sz w:val="16"/>
@@ -5381,10 +6130,15 @@
         <w:pStyle w:val="Textonotapie"/>
         <w:ind w:left="567" w:hanging="567"/>
         <w:jc w:val="both"/>
-      </w:pPr>
-      <w:r>
-        <w:rPr>
-          <w:rFonts w:ascii="Arial Narrow" w:hAnsi="Arial Narrow" w:cs="Arial"/>
+        <w:rPr>
+          <w:rFonts w:ascii="Arial Narrow" w:eastAsia="Arial Narrow" w:hAnsi="Arial Narrow" w:cs="Arial Narrow"/>
+          <w:sz w:val="16"/>
+          <w:szCs w:val="16"/>
+        </w:rPr>
+      </w:pPr>
+      <w:r>
+        <w:rPr>
+          <w:rFonts w:ascii="Arial Narrow" w:eastAsia="Arial Narrow" w:hAnsi="Arial Narrow" w:cs="Arial Narrow"/>
           <w:sz w:val="16"/>
           <w:szCs w:val="16"/>
         </w:rPr>
@@ -5392,12 +6146,24 @@
       </w:r>
       <w:r>
         <w:rPr>
-          <w:rFonts w:ascii="Arial Narrow" w:hAnsi="Arial Narrow" w:cs="Arial"/>
+          <w:rFonts w:ascii="Arial Narrow" w:eastAsia="Arial Narrow" w:hAnsi="Arial Narrow" w:cs="Arial Narrow"/>
           <w:sz w:val="16"/>
           <w:szCs w:val="16"/>
         </w:rPr>
         <w:t xml:space="preserve">223.1 El reclamado deberá presentar la contestación de la reclamación dentro de los quince (15) días posteriores a la notificación de ésta; vencido este plazo, la Administración declarará en rebeldía al reclamado que no la hubiera presentado. La contestación deberá contener los requisitos de los escritos previstos en el artículo 113 de la presente Ley, así como la absolución de todos los asuntos controvertidos de hecho y de derecho, Las alegaciones y los hechos relevantes de la reclamación, salvo que hayan sido específicamente negadas en la contestación, se tendrán por aceptadas o merituadas como ciertas.</w:t>
       </w:r>
+    </w:p>
+    <w:p>
+      <w:pPr>
+        <w:pStyle w:val="Textonotapie"/>
+        <w:ind w:left="567" w:hanging="567"/>
+        <w:jc w:val="both"/>
+        <w:rPr>
+          <w:rFonts w:ascii="Arial Narrow" w:eastAsia="Arial Narrow" w:hAnsi="Arial Narrow" w:cs="Arial Narrow"/>
+          <w:sz w:val="16"/>
+          <w:szCs w:val="16"/>
+        </w:rPr>
+      </w:pPr>
     </w:p>
   </w:footnote>
   <w:footnote w:id="8">
@@ -5407,7 +6173,7 @@
         <w:ind w:left="567" w:hanging="567"/>
         <w:jc w:val="both"/>
         <w:rPr>
-          <w:rFonts w:ascii="Arial Narrow" w:hAnsi="Arial Narrow" w:cs="Arial"/>
+          <w:rFonts w:ascii="Arial Narrow" w:eastAsia="Arial Narrow" w:hAnsi="Arial Narrow" w:cs="Arial Narrow"/>
           <w:sz w:val="16"/>
           <w:szCs w:val="16"/>
         </w:rPr>
@@ -5415,7 +6181,7 @@
       <w:r>
         <w:rPr>
           <w:rStyle w:val="Refdenotaalpie"/>
-          <w:rFonts w:ascii="Arial Narrow" w:hAnsi="Arial Narrow" w:cs="Arial"/>
+          <w:rFonts w:ascii="Arial Narrow" w:eastAsia="Arial Narrow" w:hAnsi="Arial Narrow" w:cs="Arial Narrow"/>
           <w:sz w:val="16"/>
           <w:szCs w:val="16"/>
           <w:vertAlign w:val="superscript"/>
@@ -5424,7 +6190,7 @@
       </w:r>
       <w:r>
         <w:rPr>
-          <w:rFonts w:ascii="Arial Narrow" w:hAnsi="Arial Narrow" w:cs="Arial"/>
+          <w:rFonts w:ascii="Arial Narrow" w:eastAsia="Arial Narrow" w:hAnsi="Arial Narrow" w:cs="Arial Narrow"/>
           <w:sz w:val="16"/>
           <w:szCs w:val="16"/>
           <w:vertAlign w:val="superscript"/>
@@ -5433,7 +6199,7 @@
       </w:r>
       <w:r>
         <w:rPr>
-          <w:rFonts w:ascii="Arial Narrow" w:hAnsi="Arial Narrow" w:cs="Arial"/>
+          <w:rFonts w:ascii="Arial Narrow" w:eastAsia="Arial Narrow" w:hAnsi="Arial Narrow" w:cs="Arial Narrow"/>
           <w:sz w:val="16"/>
           <w:szCs w:val="16"/>
         </w:rPr>
@@ -5441,7 +6207,7 @@
       </w:r>
       <w:r>
         <w:rPr>
-          <w:rFonts w:ascii="Arial Narrow" w:hAnsi="Arial Narrow" w:cs="Arial"/>
+          <w:rFonts w:ascii="Arial Narrow" w:eastAsia="Arial Narrow" w:hAnsi="Arial Narrow" w:cs="Arial Narrow"/>
           <w:sz w:val="16"/>
           <w:szCs w:val="16"/>
         </w:rPr>
@@ -5449,7 +6215,7 @@
       </w:r>
       <w:r>
         <w:rPr>
-          <w:rFonts w:ascii="Arial Narrow" w:eastAsia="Arial Narrow" w:hAnsi="Arial Narrow" w:cs="Arial"/>
+          <w:rFonts w:ascii="Arial Narrow" w:eastAsia="Arial Narrow" w:hAnsi="Arial Narrow" w:cs="Arial Narrow"/>
           <w:b/>
           <w:sz w:val="16"/>
           <w:szCs w:val="16"/>
@@ -5458,7 +6224,7 @@
       </w:r>
       <w:r>
         <w:rPr>
-          <w:rFonts w:ascii="Arial Narrow" w:hAnsi="Arial Narrow" w:cs="Arial"/>
+          <w:rFonts w:ascii="Arial Narrow" w:eastAsia="Arial Narrow" w:hAnsi="Arial Narrow" w:cs="Arial Narrow"/>
           <w:b/>
           <w:bCs/>
           <w:sz w:val="16"/>
@@ -5468,7 +6234,7 @@
       </w:r>
       <w:r>
         <w:rPr>
-          <w:rFonts w:ascii="Arial Narrow" w:hAnsi="Arial Narrow" w:cs="Arial"/>
+          <w:rFonts w:ascii="Arial Narrow" w:eastAsia="Arial Narrow" w:hAnsi="Arial Narrow" w:cs="Arial Narrow"/>
           <w:b/>
           <w:sz w:val="16"/>
           <w:szCs w:val="16"/>
@@ -5482,15 +6248,15 @@
         <w:ind w:left="567" w:hanging="567"/>
         <w:jc w:val="both"/>
         <w:rPr>
-          <w:rFonts w:ascii="Arial Narrow" w:eastAsia="Arial Narrow" w:hAnsi="Arial Narrow" w:cs="Arial"/>
-          <w:b/>
-          <w:sz w:val="16"/>
-          <w:szCs w:val="16"/>
-        </w:rPr>
-      </w:pPr>
-      <w:r>
-        <w:rPr>
-          <w:rFonts w:ascii="Arial Narrow" w:eastAsia="Arial Narrow" w:hAnsi="Arial Narrow" w:cs="Arial"/>
+          <w:rFonts w:ascii="Arial Narrow" w:eastAsia="Arial Narrow" w:hAnsi="Arial Narrow" w:cs="Arial Narrow"/>
+          <w:b/>
+          <w:sz w:val="16"/>
+          <w:szCs w:val="16"/>
+        </w:rPr>
+      </w:pPr>
+      <w:r>
+        <w:rPr>
+          <w:rFonts w:ascii="Arial Narrow" w:eastAsia="Arial Narrow" w:hAnsi="Arial Narrow" w:cs="Arial Narrow"/>
           <w:b/>
           <w:sz w:val="16"/>
           <w:szCs w:val="16"/>
@@ -5505,14 +6271,14 @@
         <w:ind w:left="567"/>
         <w:jc w:val="both"/>
         <w:rPr>
-          <w:rFonts w:ascii="Arial Narrow" w:hAnsi="Arial Narrow" w:cs="Arial"/>
-          <w:sz w:val="16"/>
-          <w:szCs w:val="16"/>
-        </w:rPr>
-      </w:pPr>
-      <w:r>
-        <w:rPr>
-          <w:rFonts w:ascii="Arial Narrow" w:eastAsia="Arial Narrow" w:hAnsi="Arial Narrow" w:cs="Arial"/>
+          <w:rFonts w:ascii="Arial Narrow" w:eastAsia="Arial Narrow" w:hAnsi="Arial Narrow" w:cs="Arial Narrow"/>
+          <w:sz w:val="16"/>
+          <w:szCs w:val="16"/>
+        </w:rPr>
+      </w:pPr>
+      <w:r>
+        <w:rPr>
+          <w:rFonts w:ascii="Arial Narrow" w:eastAsia="Arial Narrow" w:hAnsi="Arial Narrow" w:cs="Arial Narrow"/>
           <w:sz w:val="16"/>
           <w:szCs w:val="16"/>
         </w:rPr>
@@ -5529,14 +6295,14 @@
         <w:ind w:left="426" w:firstLine="141"/>
         <w:jc w:val="both"/>
         <w:rPr>
-          <w:rFonts w:ascii="Arial Narrow" w:eastAsia="Arial Narrow" w:hAnsi="Arial Narrow" w:cs="Arial"/>
-          <w:sz w:val="16"/>
-          <w:szCs w:val="16"/>
-        </w:rPr>
-      </w:pPr>
-      <w:r>
-        <w:rPr>
-          <w:rFonts w:ascii="Arial Narrow" w:eastAsia="Arial Narrow" w:hAnsi="Arial Narrow" w:cs="Arial"/>
+          <w:rFonts w:ascii="Arial Narrow" w:eastAsia="Arial Narrow" w:hAnsi="Arial Narrow" w:cs="Arial Narrow"/>
+          <w:sz w:val="16"/>
+          <w:szCs w:val="16"/>
+        </w:rPr>
+      </w:pPr>
+      <w:r>
+        <w:rPr>
+          <w:rFonts w:ascii="Arial Narrow" w:eastAsia="Arial Narrow" w:hAnsi="Arial Narrow" w:cs="Arial Narrow"/>
           <w:sz w:val="16"/>
           <w:szCs w:val="16"/>
         </w:rPr>
@@ -5553,14 +6319,14 @@
         <w:ind w:left="426" w:firstLine="141"/>
         <w:jc w:val="both"/>
         <w:rPr>
-          <w:rFonts w:ascii="Arial Narrow" w:eastAsia="Arial Narrow" w:hAnsi="Arial Narrow" w:cs="Arial"/>
-          <w:sz w:val="16"/>
-          <w:szCs w:val="16"/>
-        </w:rPr>
-      </w:pPr>
-      <w:r>
-        <w:rPr>
-          <w:rFonts w:ascii="Arial Narrow" w:eastAsia="Arial Narrow" w:hAnsi="Arial Narrow" w:cs="Arial"/>
+          <w:rFonts w:ascii="Arial Narrow" w:eastAsia="Arial Narrow" w:hAnsi="Arial Narrow" w:cs="Arial Narrow"/>
+          <w:sz w:val="16"/>
+          <w:szCs w:val="16"/>
+        </w:rPr>
+      </w:pPr>
+      <w:r>
+        <w:rPr>
+          <w:rFonts w:ascii="Arial Narrow" w:eastAsia="Arial Narrow" w:hAnsi="Arial Narrow" w:cs="Arial Narrow"/>
           <w:sz w:val="16"/>
           <w:szCs w:val="16"/>
         </w:rPr>
@@ -5577,14 +6343,14 @@
         <w:ind w:left="426" w:firstLine="141"/>
         <w:jc w:val="both"/>
         <w:rPr>
-          <w:rFonts w:ascii="Arial Narrow" w:eastAsia="Arial Narrow" w:hAnsi="Arial Narrow" w:cs="Arial"/>
-          <w:sz w:val="16"/>
-          <w:szCs w:val="16"/>
-        </w:rPr>
-      </w:pPr>
-      <w:r>
-        <w:rPr>
-          <w:rFonts w:ascii="Arial Narrow" w:eastAsia="Arial Narrow" w:hAnsi="Arial Narrow" w:cs="Arial"/>
+          <w:rFonts w:ascii="Arial Narrow" w:eastAsia="Arial Narrow" w:hAnsi="Arial Narrow" w:cs="Arial Narrow"/>
+          <w:sz w:val="16"/>
+          <w:szCs w:val="16"/>
+        </w:rPr>
+      </w:pPr>
+      <w:r>
+        <w:rPr>
+          <w:rFonts w:ascii="Arial Narrow" w:eastAsia="Arial Narrow" w:hAnsi="Arial Narrow" w:cs="Arial Narrow"/>
           <w:sz w:val="16"/>
           <w:szCs w:val="16"/>
         </w:rPr>
@@ -5597,19 +6363,31 @@
         <w:ind w:left="567"/>
         <w:jc w:val="both"/>
         <w:rPr>
-          <w:rFonts w:ascii="Arial Narrow" w:eastAsia="Arial Narrow" w:hAnsi="Arial Narrow" w:cs="Arial"/>
-          <w:sz w:val="16"/>
-          <w:szCs w:val="16"/>
-        </w:rPr>
-      </w:pPr>
-      <w:r>
-        <w:rPr>
-          <w:rFonts w:ascii="Arial Narrow" w:eastAsia="Arial Narrow" w:hAnsi="Arial Narrow" w:cs="Arial"/>
+          <w:rFonts w:ascii="Arial Narrow" w:eastAsia="Arial Narrow" w:hAnsi="Arial Narrow" w:cs="Arial Narrow"/>
+          <w:sz w:val="16"/>
+          <w:szCs w:val="16"/>
+        </w:rPr>
+      </w:pPr>
+      <w:r>
+        <w:rPr>
+          <w:rFonts w:ascii="Arial Narrow" w:eastAsia="Arial Narrow" w:hAnsi="Arial Narrow" w:cs="Arial Narrow"/>
           <w:sz w:val="16"/>
           <w:szCs w:val="16"/>
         </w:rPr>
         <w:t>(…).</w:t>
       </w:r>
+    </w:p>
+    <w:p>
+      <w:pPr>
+        <w:spacing w:after="0" w:line="240" w:lineRule="auto"/>
+        <w:ind w:left="567" w:hanging="567"/>
+        <w:jc w:val="both"/>
+        <w:rPr>
+          <w:rFonts w:ascii="Arial Narrow" w:eastAsia="Arial Narrow" w:hAnsi="Arial Narrow" w:cs="Arial Narrow"/>
+          <w:sz w:val="16"/>
+          <w:szCs w:val="16"/>
+        </w:rPr>
+      </w:pPr>
     </w:p>
   </w:footnote>
   <w:footnote w:id="9">
@@ -5619,7 +6397,7 @@
         <w:ind w:left="567" w:hanging="567"/>
         <w:jc w:val="both"/>
         <w:rPr>
-          <w:rFonts w:ascii="Arial Narrow" w:eastAsia="Arial Narrow" w:hAnsi="Arial Narrow" w:cs="Arial"/>
+          <w:rFonts w:ascii="Arial Narrow" w:eastAsia="Arial Narrow" w:hAnsi="Arial Narrow" w:cs="Arial Narrow"/>
           <w:sz w:val="16"/>
           <w:szCs w:val="16"/>
         </w:rPr>
@@ -5627,7 +6405,7 @@
       <w:r>
         <w:rPr>
           <w:rStyle w:val="Refdenotaalpie"/>
-          <w:rFonts w:ascii="Arial Narrow" w:hAnsi="Arial Narrow" w:cs="Arial"/>
+          <w:rFonts w:ascii="Arial Narrow" w:eastAsia="Arial Narrow" w:hAnsi="Arial Narrow" w:cs="Arial Narrow"/>
           <w:sz w:val="16"/>
           <w:szCs w:val="16"/>
           <w:vertAlign w:val="superscript"/>
@@ -5636,7 +6414,7 @@
       </w:r>
       <w:r>
         <w:rPr>
-          <w:rFonts w:ascii="Arial Narrow" w:hAnsi="Arial Narrow" w:cs="Arial"/>
+          <w:rFonts w:ascii="Arial Narrow" w:eastAsia="Arial Narrow" w:hAnsi="Arial Narrow" w:cs="Arial Narrow"/>
           <w:sz w:val="16"/>
           <w:szCs w:val="16"/>
         </w:rPr>
@@ -5644,7 +6422,7 @@
       </w:r>
       <w:r>
         <w:rPr>
-          <w:rFonts w:ascii="Arial Narrow" w:hAnsi="Arial Narrow" w:cs="Arial"/>
+          <w:rFonts w:ascii="Arial Narrow" w:eastAsia="Arial Narrow" w:hAnsi="Arial Narrow" w:cs="Arial Narrow"/>
           <w:sz w:val="16"/>
           <w:szCs w:val="16"/>
         </w:rPr>
@@ -5652,7 +6430,7 @@
       </w:r>
       <w:r>
         <w:rPr>
-          <w:rFonts w:ascii="Arial Narrow" w:eastAsia="Arial Narrow" w:hAnsi="Arial Narrow" w:cs="Arial"/>
+          <w:rFonts w:ascii="Arial Narrow" w:eastAsia="Arial Narrow" w:hAnsi="Arial Narrow" w:cs="Arial Narrow"/>
           <w:b/>
           <w:sz w:val="16"/>
           <w:szCs w:val="16"/>
@@ -5666,14 +6444,14 @@
         <w:ind w:left="567"/>
         <w:jc w:val="both"/>
         <w:rPr>
-          <w:rFonts w:ascii="Arial Narrow" w:eastAsia="Arial Narrow" w:hAnsi="Arial Narrow" w:cs="Arial"/>
-          <w:sz w:val="16"/>
-          <w:szCs w:val="16"/>
-        </w:rPr>
-      </w:pPr>
-      <w:r>
-        <w:rPr>
-          <w:rFonts w:ascii="Arial Narrow" w:eastAsia="Arial Narrow" w:hAnsi="Arial Narrow" w:cs="Arial"/>
+          <w:rFonts w:ascii="Arial Narrow" w:eastAsia="Arial Narrow" w:hAnsi="Arial Narrow" w:cs="Arial Narrow"/>
+          <w:sz w:val="16"/>
+          <w:szCs w:val="16"/>
+        </w:rPr>
+      </w:pPr>
+      <w:r>
+        <w:rPr>
+          <w:rFonts w:ascii="Arial Narrow" w:eastAsia="Arial Narrow" w:hAnsi="Arial Narrow" w:cs="Arial Narrow"/>
           <w:sz w:val="16"/>
           <w:szCs w:val="16"/>
         </w:rPr>
@@ -5686,14 +6464,14 @@
         <w:ind w:left="567" w:hanging="567"/>
         <w:jc w:val="both"/>
         <w:rPr>
-          <w:rFonts w:ascii="Arial Narrow" w:eastAsia="Arial Narrow" w:hAnsi="Arial Narrow" w:cs="Arial"/>
-          <w:sz w:val="16"/>
-          <w:szCs w:val="16"/>
-        </w:rPr>
-      </w:pPr>
-      <w:r>
-        <w:rPr>
-          <w:rFonts w:ascii="Arial Narrow" w:eastAsia="Arial Narrow" w:hAnsi="Arial Narrow" w:cs="Arial"/>
+          <w:rFonts w:ascii="Arial Narrow" w:eastAsia="Arial Narrow" w:hAnsi="Arial Narrow" w:cs="Arial Narrow"/>
+          <w:sz w:val="16"/>
+          <w:szCs w:val="16"/>
+        </w:rPr>
+      </w:pPr>
+      <w:r>
+        <w:rPr>
+          <w:rFonts w:ascii="Arial Narrow" w:eastAsia="Arial Narrow" w:hAnsi="Arial Narrow" w:cs="Arial Narrow"/>
           <w:sz w:val="16"/>
           <w:szCs w:val="16"/>
         </w:rPr>
@@ -5707,14 +6485,14 @@
         <w:ind w:left="567" w:hanging="567"/>
         <w:jc w:val="both"/>
         <w:rPr>
-          <w:rFonts w:ascii="Arial Narrow" w:eastAsia="Arial Narrow" w:hAnsi="Arial Narrow" w:cs="Arial"/>
-          <w:sz w:val="16"/>
-          <w:szCs w:val="16"/>
-        </w:rPr>
-      </w:pPr>
-      <w:r>
-        <w:rPr>
-          <w:rFonts w:ascii="Arial Narrow" w:eastAsia="Arial Narrow" w:hAnsi="Arial Narrow" w:cs="Arial"/>
+          <w:rFonts w:ascii="Arial Narrow" w:eastAsia="Arial Narrow" w:hAnsi="Arial Narrow" w:cs="Arial Narrow"/>
+          <w:sz w:val="16"/>
+          <w:szCs w:val="16"/>
+        </w:rPr>
+      </w:pPr>
+      <w:r>
+        <w:rPr>
+          <w:rFonts w:ascii="Arial Narrow" w:eastAsia="Arial Narrow" w:hAnsi="Arial Narrow" w:cs="Arial Narrow"/>
           <w:sz w:val="16"/>
           <w:szCs w:val="16"/>
         </w:rPr>
@@ -5728,7 +6506,7 @@
         <w:ind w:left="567" w:hanging="567"/>
         <w:jc w:val="both"/>
         <w:rPr>
-          <w:rFonts w:ascii="Arial Narrow" w:hAnsi="Arial Narrow" w:cs="Arial"/>
+          <w:rFonts w:ascii="Arial Narrow" w:eastAsia="Arial Narrow" w:hAnsi="Arial Narrow" w:cs="Arial Narrow"/>
           <w:sz w:val="16"/>
           <w:szCs w:val="16"/>
         </w:rPr>
@@ -5740,14 +6518,14 @@
         <w:ind w:left="567" w:hanging="567"/>
         <w:jc w:val="both"/>
         <w:rPr>
-          <w:rFonts w:ascii="Arial Narrow" w:hAnsi="Arial Narrow" w:cs="Arial"/>
-          <w:sz w:val="16"/>
-          <w:szCs w:val="16"/>
-        </w:rPr>
-      </w:pPr>
-      <w:r>
-        <w:rPr>
-          <w:rFonts w:ascii="Arial Narrow" w:eastAsia="Arial Narrow" w:hAnsi="Arial Narrow" w:cs="Arial"/>
+          <w:rFonts w:ascii="Arial Narrow" w:eastAsia="Arial Narrow" w:hAnsi="Arial Narrow" w:cs="Arial Narrow"/>
+          <w:sz w:val="16"/>
+          <w:szCs w:val="16"/>
+        </w:rPr>
+      </w:pPr>
+      <w:r>
+        <w:rPr>
+          <w:rFonts w:ascii="Arial Narrow" w:eastAsia="Arial Narrow" w:hAnsi="Arial Narrow" w:cs="Arial Narrow"/>
           <w:b/>
           <w:sz w:val="16"/>
           <w:szCs w:val="16"/>
@@ -5762,14 +6540,14 @@
         <w:ind w:left="567" w:hanging="283"/>
         <w:jc w:val="both"/>
         <w:rPr>
-          <w:rFonts w:ascii="Arial Narrow" w:eastAsia="Arial Narrow" w:hAnsi="Arial Narrow" w:cs="Arial"/>
-          <w:sz w:val="16"/>
-          <w:szCs w:val="16"/>
-        </w:rPr>
-      </w:pPr>
-      <w:r>
-        <w:rPr>
-          <w:rFonts w:ascii="Arial Narrow" w:eastAsia="Arial Narrow" w:hAnsi="Arial Narrow" w:cs="Arial"/>
+          <w:rFonts w:ascii="Arial Narrow" w:eastAsia="Arial Narrow" w:hAnsi="Arial Narrow" w:cs="Arial Narrow"/>
+          <w:sz w:val="16"/>
+          <w:szCs w:val="16"/>
+        </w:rPr>
+      </w:pPr>
+      <w:r>
+        <w:rPr>
+          <w:rFonts w:ascii="Arial Narrow" w:eastAsia="Arial Narrow" w:hAnsi="Arial Narrow" w:cs="Arial Narrow"/>
           <w:sz w:val="16"/>
           <w:szCs w:val="16"/>
         </w:rPr>
@@ -5787,14 +6565,14 @@
         <w:ind w:left="567" w:firstLine="0"/>
         <w:jc w:val="both"/>
         <w:rPr>
-          <w:rFonts w:ascii="Arial Narrow" w:eastAsia="Arial Narrow" w:hAnsi="Arial Narrow" w:cs="Arial"/>
-          <w:sz w:val="16"/>
-          <w:szCs w:val="16"/>
-        </w:rPr>
-      </w:pPr>
-      <w:r>
-        <w:rPr>
-          <w:rFonts w:ascii="Arial Narrow" w:eastAsia="Arial Narrow" w:hAnsi="Arial Narrow" w:cs="Arial"/>
+          <w:rFonts w:ascii="Arial Narrow" w:eastAsia="Arial Narrow" w:hAnsi="Arial Narrow" w:cs="Arial Narrow"/>
+          <w:sz w:val="16"/>
+          <w:szCs w:val="16"/>
+        </w:rPr>
+      </w:pPr>
+      <w:r>
+        <w:rPr>
+          <w:rFonts w:ascii="Arial Narrow" w:eastAsia="Arial Narrow" w:hAnsi="Arial Narrow" w:cs="Arial Narrow"/>
           <w:sz w:val="16"/>
           <w:szCs w:val="16"/>
         </w:rPr>
@@ -5811,14 +6589,14 @@
         <w:ind w:left="567" w:firstLine="0"/>
         <w:jc w:val="both"/>
         <w:rPr>
-          <w:rFonts w:ascii="Arial Narrow" w:eastAsia="Arial Narrow" w:hAnsi="Arial Narrow" w:cs="Arial"/>
-          <w:sz w:val="16"/>
-          <w:szCs w:val="16"/>
-        </w:rPr>
-      </w:pPr>
-      <w:r>
-        <w:rPr>
-          <w:rFonts w:ascii="Arial Narrow" w:eastAsia="Arial Narrow" w:hAnsi="Arial Narrow" w:cs="Arial"/>
+          <w:rFonts w:ascii="Arial Narrow" w:eastAsia="Arial Narrow" w:hAnsi="Arial Narrow" w:cs="Arial Narrow"/>
+          <w:sz w:val="16"/>
+          <w:szCs w:val="16"/>
+        </w:rPr>
+      </w:pPr>
+      <w:r>
+        <w:rPr>
+          <w:rFonts w:ascii="Arial Narrow" w:eastAsia="Arial Narrow" w:hAnsi="Arial Narrow" w:cs="Arial Narrow"/>
           <w:sz w:val="16"/>
           <w:szCs w:val="16"/>
         </w:rPr>
@@ -5835,14 +6613,14 @@
         <w:ind w:left="567" w:firstLine="0"/>
         <w:jc w:val="both"/>
         <w:rPr>
-          <w:rFonts w:ascii="Arial Narrow" w:eastAsia="Arial Narrow" w:hAnsi="Arial Narrow" w:cs="Arial"/>
-          <w:sz w:val="16"/>
-          <w:szCs w:val="16"/>
-        </w:rPr>
-      </w:pPr>
-      <w:r>
-        <w:rPr>
-          <w:rFonts w:ascii="Arial Narrow" w:eastAsia="Arial Narrow" w:hAnsi="Arial Narrow" w:cs="Arial"/>
+          <w:rFonts w:ascii="Arial Narrow" w:eastAsia="Arial Narrow" w:hAnsi="Arial Narrow" w:cs="Arial Narrow"/>
+          <w:sz w:val="16"/>
+          <w:szCs w:val="16"/>
+        </w:rPr>
+      </w:pPr>
+      <w:r>
+        <w:rPr>
+          <w:rFonts w:ascii="Arial Narrow" w:eastAsia="Arial Narrow" w:hAnsi="Arial Narrow" w:cs="Arial Narrow"/>
           <w:sz w:val="16"/>
           <w:szCs w:val="16"/>
         </w:rPr>
@@ -5859,14 +6637,14 @@
         <w:ind w:left="567" w:firstLine="0"/>
         <w:jc w:val="both"/>
         <w:rPr>
-          <w:rFonts w:ascii="Arial Narrow" w:eastAsia="Arial Narrow" w:hAnsi="Arial Narrow" w:cs="Arial"/>
-          <w:sz w:val="16"/>
-          <w:szCs w:val="16"/>
-        </w:rPr>
-      </w:pPr>
-      <w:r>
-        <w:rPr>
-          <w:rFonts w:ascii="Arial Narrow" w:eastAsia="Arial Narrow" w:hAnsi="Arial Narrow" w:cs="Arial"/>
+          <w:rFonts w:ascii="Arial Narrow" w:eastAsia="Arial Narrow" w:hAnsi="Arial Narrow" w:cs="Arial Narrow"/>
+          <w:sz w:val="16"/>
+          <w:szCs w:val="16"/>
+        </w:rPr>
+      </w:pPr>
+      <w:r>
+        <w:rPr>
+          <w:rFonts w:ascii="Arial Narrow" w:eastAsia="Arial Narrow" w:hAnsi="Arial Narrow" w:cs="Arial Narrow"/>
           <w:sz w:val="16"/>
           <w:szCs w:val="16"/>
         </w:rPr>
@@ -5883,14 +6661,14 @@
         <w:ind w:left="567" w:firstLine="0"/>
         <w:jc w:val="both"/>
         <w:rPr>
-          <w:rFonts w:ascii="Arial Narrow" w:eastAsia="Arial Narrow" w:hAnsi="Arial Narrow" w:cs="Arial"/>
-          <w:sz w:val="16"/>
-          <w:szCs w:val="16"/>
-        </w:rPr>
-      </w:pPr>
-      <w:r>
-        <w:rPr>
-          <w:rFonts w:ascii="Arial Narrow" w:eastAsia="Arial Narrow" w:hAnsi="Arial Narrow" w:cs="Arial"/>
+          <w:rFonts w:ascii="Arial Narrow" w:eastAsia="Arial Narrow" w:hAnsi="Arial Narrow" w:cs="Arial Narrow"/>
+          <w:sz w:val="16"/>
+          <w:szCs w:val="16"/>
+        </w:rPr>
+      </w:pPr>
+      <w:r>
+        <w:rPr>
+          <w:rFonts w:ascii="Arial Narrow" w:eastAsia="Arial Narrow" w:hAnsi="Arial Narrow" w:cs="Arial Narrow"/>
           <w:sz w:val="16"/>
           <w:szCs w:val="16"/>
         </w:rPr>
@@ -5907,14 +6685,14 @@
         <w:ind w:left="567" w:firstLine="0"/>
         <w:jc w:val="both"/>
         <w:rPr>
-          <w:rFonts w:ascii="Arial Narrow" w:eastAsia="Arial Narrow" w:hAnsi="Arial Narrow" w:cs="Arial"/>
-          <w:sz w:val="16"/>
-          <w:szCs w:val="16"/>
-        </w:rPr>
-      </w:pPr>
-      <w:r>
-        <w:rPr>
-          <w:rFonts w:ascii="Arial Narrow" w:eastAsia="Arial Narrow" w:hAnsi="Arial Narrow" w:cs="Arial"/>
+          <w:rFonts w:ascii="Arial Narrow" w:eastAsia="Arial Narrow" w:hAnsi="Arial Narrow" w:cs="Arial Narrow"/>
+          <w:sz w:val="16"/>
+          <w:szCs w:val="16"/>
+        </w:rPr>
+      </w:pPr>
+      <w:r>
+        <w:rPr>
+          <w:rFonts w:ascii="Arial Narrow" w:eastAsia="Arial Narrow" w:hAnsi="Arial Narrow" w:cs="Arial Narrow"/>
           <w:sz w:val="16"/>
           <w:szCs w:val="16"/>
         </w:rPr>
@@ -5931,14 +6709,14 @@
         <w:ind w:left="567" w:firstLine="0"/>
         <w:jc w:val="both"/>
         <w:rPr>
-          <w:rFonts w:ascii="Arial Narrow" w:eastAsia="Arial Narrow" w:hAnsi="Arial Narrow" w:cs="Arial"/>
-          <w:sz w:val="16"/>
-          <w:szCs w:val="16"/>
-        </w:rPr>
-      </w:pPr>
-      <w:r>
-        <w:rPr>
-          <w:rFonts w:ascii="Arial Narrow" w:eastAsia="Arial Narrow" w:hAnsi="Arial Narrow" w:cs="Arial"/>
+          <w:rFonts w:ascii="Arial Narrow" w:eastAsia="Arial Narrow" w:hAnsi="Arial Narrow" w:cs="Arial Narrow"/>
+          <w:sz w:val="16"/>
+          <w:szCs w:val="16"/>
+        </w:rPr>
+      </w:pPr>
+      <w:r>
+        <w:rPr>
+          <w:rFonts w:ascii="Arial Narrow" w:eastAsia="Arial Narrow" w:hAnsi="Arial Narrow" w:cs="Arial Narrow"/>
           <w:sz w:val="16"/>
           <w:szCs w:val="16"/>
         </w:rPr>
@@ -5951,14 +6729,14 @@
         <w:ind w:firstLine="567"/>
         <w:jc w:val="both"/>
         <w:rPr>
-          <w:rFonts w:ascii="Arial Narrow" w:hAnsi="Arial Narrow" w:cs="Arial"/>
-          <w:sz w:val="16"/>
-          <w:szCs w:val="16"/>
-        </w:rPr>
-      </w:pPr>
-      <w:r>
-        <w:rPr>
-          <w:rFonts w:ascii="Arial Narrow" w:hAnsi="Arial Narrow" w:cs="Arial"/>
+          <w:rFonts w:ascii="Arial Narrow" w:eastAsia="Arial Narrow" w:hAnsi="Arial Narrow" w:cs="Arial Narrow"/>
+          <w:sz w:val="16"/>
+          <w:szCs w:val="16"/>
+        </w:rPr>
+      </w:pPr>
+      <w:r>
+        <w:rPr>
+          <w:rFonts w:ascii="Arial Narrow" w:eastAsia="Arial Narrow" w:hAnsi="Arial Narrow" w:cs="Arial Narrow"/>
           <w:sz w:val="16"/>
           <w:szCs w:val="16"/>
         </w:rPr>
@@ -5971,14 +6749,14 @@
         <w:ind w:firstLine="567"/>
         <w:jc w:val="both"/>
         <w:rPr>
-          <w:rFonts w:ascii="Arial Narrow" w:hAnsi="Arial Narrow" w:cs="Arial"/>
-          <w:sz w:val="16"/>
-          <w:szCs w:val="16"/>
-        </w:rPr>
-      </w:pPr>
-      <w:r>
-        <w:rPr>
-          <w:rFonts w:ascii="Arial Narrow" w:hAnsi="Arial Narrow" w:cs="Arial"/>
+          <w:rFonts w:ascii="Arial Narrow" w:eastAsia="Arial Narrow" w:hAnsi="Arial Narrow" w:cs="Arial Narrow"/>
+          <w:sz w:val="16"/>
+          <w:szCs w:val="16"/>
+        </w:rPr>
+      </w:pPr>
+      <w:r>
+        <w:rPr>
+          <w:rFonts w:ascii="Arial Narrow" w:eastAsia="Arial Narrow" w:hAnsi="Arial Narrow" w:cs="Arial Narrow"/>
           <w:sz w:val="16"/>
           <w:szCs w:val="16"/>
         </w:rPr>
@@ -5991,14 +6769,14 @@
         <w:ind w:left="567"/>
         <w:jc w:val="both"/>
         <w:rPr>
-          <w:rFonts w:ascii="Arial Narrow" w:hAnsi="Arial Narrow" w:cs="Arial"/>
-          <w:sz w:val="16"/>
-          <w:szCs w:val="16"/>
-        </w:rPr>
-      </w:pPr>
-      <w:r>
-        <w:rPr>
-          <w:rFonts w:ascii="Arial Narrow" w:hAnsi="Arial Narrow" w:cs="Arial"/>
+          <w:rFonts w:ascii="Arial Narrow" w:eastAsia="Arial Narrow" w:hAnsi="Arial Narrow" w:cs="Arial Narrow"/>
+          <w:sz w:val="16"/>
+          <w:szCs w:val="16"/>
+        </w:rPr>
+      </w:pPr>
+      <w:r>
+        <w:rPr>
+          <w:rFonts w:ascii="Arial Narrow" w:eastAsia="Arial Narrow" w:hAnsi="Arial Narrow" w:cs="Arial Narrow"/>
           <w:sz w:val="16"/>
           <w:szCs w:val="16"/>
         </w:rPr>
@@ -6007,7 +6785,7 @@
       <w:proofErr w:type="gramStart"/>
       <w:r>
         <w:rPr>
-          <w:rFonts w:ascii="Arial Narrow" w:hAnsi="Arial Narrow" w:cs="Arial"/>
+          <w:rFonts w:ascii="Arial Narrow" w:eastAsia="Arial Narrow" w:hAnsi="Arial Narrow" w:cs="Arial Narrow"/>
           <w:sz w:val="16"/>
           <w:szCs w:val="16"/>
         </w:rPr>
@@ -6016,7 +6794,7 @@
       <w:proofErr w:type="gramEnd"/>
       <w:r>
         <w:rPr>
-          <w:rFonts w:ascii="Arial Narrow" w:hAnsi="Arial Narrow" w:cs="Arial"/>
+          <w:rFonts w:ascii="Arial Narrow" w:eastAsia="Arial Narrow" w:hAnsi="Arial Narrow" w:cs="Arial Narrow"/>
           <w:sz w:val="16"/>
           <w:szCs w:val="16"/>
         </w:rPr>
@@ -6029,14 +6807,14 @@
         <w:ind w:left="567"/>
         <w:jc w:val="both"/>
         <w:rPr>
-          <w:rFonts w:ascii="Arial Narrow" w:hAnsi="Arial Narrow" w:cs="Arial"/>
-          <w:sz w:val="16"/>
-          <w:szCs w:val="16"/>
-        </w:rPr>
-      </w:pPr>
-      <w:r>
-        <w:rPr>
-          <w:rFonts w:ascii="Arial Narrow" w:eastAsia="Arial Narrow" w:hAnsi="Arial Narrow" w:cs="Arial"/>
+          <w:rFonts w:ascii="Arial Narrow" w:eastAsia="Arial Narrow" w:hAnsi="Arial Narrow" w:cs="Arial Narrow"/>
+          <w:sz w:val="16"/>
+          <w:szCs w:val="16"/>
+        </w:rPr>
+      </w:pPr>
+      <w:r>
+        <w:rPr>
+          <w:rFonts w:ascii="Arial Narrow" w:eastAsia="Arial Narrow" w:hAnsi="Arial Narrow" w:cs="Arial Narrow"/>
           <w:sz w:val="16"/>
           <w:szCs w:val="16"/>
         </w:rPr>
@@ -6049,14 +6827,14 @@
         <w:ind w:left="567"/>
         <w:jc w:val="both"/>
         <w:rPr>
-          <w:rFonts w:ascii="Arial Narrow" w:hAnsi="Arial Narrow" w:cs="Arial"/>
-          <w:sz w:val="16"/>
-          <w:szCs w:val="16"/>
-        </w:rPr>
-      </w:pPr>
-      <w:r>
-        <w:rPr>
-          <w:rFonts w:ascii="Arial Narrow" w:eastAsia="Arial Narrow" w:hAnsi="Arial Narrow" w:cs="Arial"/>
+          <w:rFonts w:ascii="Arial Narrow" w:eastAsia="Arial Narrow" w:hAnsi="Arial Narrow" w:cs="Arial Narrow"/>
+          <w:sz w:val="16"/>
+          <w:szCs w:val="16"/>
+        </w:rPr>
+      </w:pPr>
+      <w:r>
+        <w:rPr>
+          <w:rFonts w:ascii="Arial Narrow" w:eastAsia="Arial Narrow" w:hAnsi="Arial Narrow" w:cs="Arial Narrow"/>
           <w:sz w:val="16"/>
           <w:szCs w:val="16"/>
         </w:rPr>
@@ -6069,14 +6847,14 @@
         <w:ind w:left="567"/>
         <w:jc w:val="both"/>
         <w:rPr>
-          <w:rFonts w:ascii="Arial Narrow" w:eastAsia="Arial Narrow" w:hAnsi="Arial Narrow" w:cs="Arial"/>
-          <w:sz w:val="16"/>
-          <w:szCs w:val="16"/>
-        </w:rPr>
-      </w:pPr>
-      <w:r>
-        <w:rPr>
-          <w:rFonts w:ascii="Arial Narrow" w:eastAsia="Arial Narrow" w:hAnsi="Arial Narrow" w:cs="Arial"/>
+          <w:rFonts w:ascii="Arial Narrow" w:eastAsia="Arial Narrow" w:hAnsi="Arial Narrow" w:cs="Arial Narrow"/>
+          <w:sz w:val="16"/>
+          <w:szCs w:val="16"/>
+        </w:rPr>
+      </w:pPr>
+      <w:r>
+        <w:rPr>
+          <w:rFonts w:ascii="Arial Narrow" w:eastAsia="Arial Narrow" w:hAnsi="Arial Narrow" w:cs="Arial Narrow"/>
           <w:sz w:val="16"/>
           <w:szCs w:val="16"/>
         </w:rPr>
@@ -6089,14 +6867,14 @@
         <w:ind w:left="567"/>
         <w:jc w:val="both"/>
         <w:rPr>
-          <w:rFonts w:ascii="Arial Narrow" w:eastAsia="Arial Narrow" w:hAnsi="Arial Narrow" w:cs="Arial"/>
-          <w:sz w:val="16"/>
-          <w:szCs w:val="16"/>
-        </w:rPr>
-      </w:pPr>
-      <w:r>
-        <w:rPr>
-          <w:rFonts w:ascii="Arial Narrow" w:eastAsia="Arial Narrow" w:hAnsi="Arial Narrow" w:cs="Arial"/>
+          <w:rFonts w:ascii="Arial Narrow" w:eastAsia="Arial Narrow" w:hAnsi="Arial Narrow" w:cs="Arial Narrow"/>
+          <w:sz w:val="16"/>
+          <w:szCs w:val="16"/>
+        </w:rPr>
+      </w:pPr>
+      <w:r>
+        <w:rPr>
+          <w:rFonts w:ascii="Arial Narrow" w:eastAsia="Arial Narrow" w:hAnsi="Arial Narrow" w:cs="Arial Narrow"/>
           <w:sz w:val="16"/>
           <w:szCs w:val="16"/>
         </w:rPr>
@@ -6109,14 +6887,14 @@
         <w:ind w:left="567"/>
         <w:jc w:val="both"/>
         <w:rPr>
-          <w:rFonts w:ascii="Arial Narrow" w:eastAsia="Arial Narrow" w:hAnsi="Arial Narrow" w:cs="Arial"/>
-          <w:sz w:val="16"/>
-          <w:szCs w:val="16"/>
-        </w:rPr>
-      </w:pPr>
-      <w:r>
-        <w:rPr>
-          <w:rFonts w:ascii="Arial Narrow" w:eastAsia="Arial Narrow" w:hAnsi="Arial Narrow" w:cs="Arial"/>
+          <w:rFonts w:ascii="Arial Narrow" w:eastAsia="Arial Narrow" w:hAnsi="Arial Narrow" w:cs="Arial Narrow"/>
+          <w:sz w:val="16"/>
+          <w:szCs w:val="16"/>
+        </w:rPr>
+      </w:pPr>
+      <w:r>
+        <w:rPr>
+          <w:rFonts w:ascii="Arial Narrow" w:eastAsia="Arial Narrow" w:hAnsi="Arial Narrow" w:cs="Arial Narrow"/>
           <w:sz w:val="16"/>
           <w:szCs w:val="16"/>
         </w:rPr>
@@ -6129,7 +6907,7 @@
         <w:ind w:left="567"/>
         <w:jc w:val="both"/>
         <w:rPr>
-          <w:rFonts w:ascii="Arial Narrow" w:eastAsia="Arial Narrow" w:hAnsi="Arial Narrow" w:cs="Arial"/>
+          <w:rFonts w:ascii="Arial Narrow" w:eastAsia="Arial Narrow" w:hAnsi="Arial Narrow" w:cs="Arial Narrow"/>
           <w:sz w:val="16"/>
           <w:szCs w:val="16"/>
         </w:rPr>
@@ -6141,7 +6919,7 @@
         <w:ind w:left="567"/>
         <w:jc w:val="both"/>
         <w:rPr>
-          <w:rFonts w:ascii="Arial Narrow" w:eastAsia="Arial Narrow" w:hAnsi="Arial Narrow" w:cs="Arial"/>
+          <w:rFonts w:ascii="Arial Narrow" w:eastAsia="Arial Narrow" w:hAnsi="Arial Narrow" w:cs="Arial Narrow"/>
           <w:b/>
           <w:bCs/>
           <w:sz w:val="16"/>
@@ -6150,7 +6928,7 @@
       </w:pPr>
       <w:r>
         <w:rPr>
-          <w:rFonts w:ascii="Arial Narrow" w:eastAsia="Arial Narrow" w:hAnsi="Arial Narrow" w:cs="Arial"/>
+          <w:rFonts w:ascii="Arial Narrow" w:eastAsia="Arial Narrow" w:hAnsi="Arial Narrow" w:cs="Arial Narrow"/>
           <w:b/>
           <w:bCs/>
           <w:sz w:val="16"/>
@@ -6165,14 +6943,14 @@
         <w:ind w:left="567"/>
         <w:jc w:val="both"/>
         <w:rPr>
-          <w:rFonts w:ascii="Arial Narrow" w:eastAsia="Arial Narrow" w:hAnsi="Arial Narrow" w:cs="Arial"/>
-          <w:sz w:val="16"/>
-          <w:szCs w:val="16"/>
-        </w:rPr>
-      </w:pPr>
-      <w:r>
-        <w:rPr>
-          <w:rFonts w:ascii="Arial Narrow" w:eastAsia="Arial Narrow" w:hAnsi="Arial Narrow" w:cs="Arial"/>
+          <w:rFonts w:ascii="Arial Narrow" w:eastAsia="Arial Narrow" w:hAnsi="Arial Narrow" w:cs="Arial Narrow"/>
+          <w:sz w:val="16"/>
+          <w:szCs w:val="16"/>
+        </w:rPr>
+      </w:pPr>
+      <w:r>
+        <w:rPr>
+          <w:rFonts w:ascii="Arial Narrow" w:eastAsia="Arial Narrow" w:hAnsi="Arial Narrow" w:cs="Arial Narrow"/>
           <w:sz w:val="16"/>
           <w:szCs w:val="16"/>
         </w:rPr>
@@ -6185,14 +6963,14 @@
         <w:ind w:left="567"/>
         <w:jc w:val="both"/>
         <w:rPr>
-          <w:rFonts w:ascii="Arial Narrow" w:eastAsia="Arial Narrow" w:hAnsi="Arial Narrow" w:cs="Arial"/>
-          <w:sz w:val="16"/>
-          <w:szCs w:val="16"/>
-        </w:rPr>
-      </w:pPr>
-      <w:r>
-        <w:rPr>
-          <w:rFonts w:ascii="Arial Narrow" w:eastAsia="Arial Narrow" w:hAnsi="Arial Narrow" w:cs="Arial"/>
+          <w:rFonts w:ascii="Arial Narrow" w:eastAsia="Arial Narrow" w:hAnsi="Arial Narrow" w:cs="Arial Narrow"/>
+          <w:sz w:val="16"/>
+          <w:szCs w:val="16"/>
+        </w:rPr>
+      </w:pPr>
+      <w:r>
+        <w:rPr>
+          <w:rFonts w:ascii="Arial Narrow" w:eastAsia="Arial Narrow" w:hAnsi="Arial Narrow" w:cs="Arial Narrow"/>
           <w:sz w:val="16"/>
           <w:szCs w:val="16"/>
         </w:rPr>
@@ -6205,14 +6983,14 @@
         <w:ind w:left="567"/>
         <w:jc w:val="both"/>
         <w:rPr>
-          <w:rFonts w:ascii="Arial Narrow" w:eastAsia="Arial Narrow" w:hAnsi="Arial Narrow" w:cs="Arial"/>
-          <w:sz w:val="16"/>
-          <w:szCs w:val="16"/>
-        </w:rPr>
-      </w:pPr>
-      <w:r>
-        <w:rPr>
-          <w:rFonts w:ascii="Arial Narrow" w:eastAsia="Arial Narrow" w:hAnsi="Arial Narrow" w:cs="Arial"/>
+          <w:rFonts w:ascii="Arial Narrow" w:eastAsia="Arial Narrow" w:hAnsi="Arial Narrow" w:cs="Arial Narrow"/>
+          <w:sz w:val="16"/>
+          <w:szCs w:val="16"/>
+        </w:rPr>
+      </w:pPr>
+      <w:r>
+        <w:rPr>
+          <w:rFonts w:ascii="Arial Narrow" w:eastAsia="Arial Narrow" w:hAnsi="Arial Narrow" w:cs="Arial Narrow"/>
           <w:sz w:val="16"/>
           <w:szCs w:val="16"/>
         </w:rPr>
@@ -6225,14 +7003,14 @@
         <w:ind w:left="567"/>
         <w:jc w:val="both"/>
         <w:rPr>
-          <w:rFonts w:ascii="Arial Narrow" w:eastAsia="Arial Narrow" w:hAnsi="Arial Narrow" w:cs="Arial"/>
-          <w:sz w:val="16"/>
-          <w:szCs w:val="16"/>
-        </w:rPr>
-      </w:pPr>
-      <w:r>
-        <w:rPr>
-          <w:rFonts w:ascii="Arial Narrow" w:eastAsia="Arial Narrow" w:hAnsi="Arial Narrow" w:cs="Arial"/>
+          <w:rFonts w:ascii="Arial Narrow" w:eastAsia="Arial Narrow" w:hAnsi="Arial Narrow" w:cs="Arial Narrow"/>
+          <w:sz w:val="16"/>
+          <w:szCs w:val="16"/>
+        </w:rPr>
+      </w:pPr>
+      <w:r>
+        <w:rPr>
+          <w:rFonts w:ascii="Arial Narrow" w:eastAsia="Arial Narrow" w:hAnsi="Arial Narrow" w:cs="Arial Narrow"/>
           <w:sz w:val="16"/>
           <w:szCs w:val="16"/>
         </w:rPr>
@@ -6245,14 +7023,14 @@
         <w:ind w:left="567"/>
         <w:jc w:val="both"/>
         <w:rPr>
-          <w:rFonts w:ascii="Arial Narrow" w:eastAsia="Arial Narrow" w:hAnsi="Arial Narrow" w:cs="Arial"/>
-          <w:sz w:val="16"/>
-          <w:szCs w:val="16"/>
-        </w:rPr>
-      </w:pPr>
-      <w:r>
-        <w:rPr>
-          <w:rFonts w:ascii="Arial Narrow" w:eastAsia="Arial Narrow" w:hAnsi="Arial Narrow" w:cs="Arial"/>
+          <w:rFonts w:ascii="Arial Narrow" w:eastAsia="Arial Narrow" w:hAnsi="Arial Narrow" w:cs="Arial Narrow"/>
+          <w:sz w:val="16"/>
+          <w:szCs w:val="16"/>
+        </w:rPr>
+      </w:pPr>
+      <w:r>
+        <w:rPr>
+          <w:rFonts w:ascii="Arial Narrow" w:eastAsia="Arial Narrow" w:hAnsi="Arial Narrow" w:cs="Arial Narrow"/>
           <w:sz w:val="16"/>
           <w:szCs w:val="16"/>
         </w:rPr>
@@ -6261,7 +7039,7 @@
       <w:proofErr w:type="spellStart"/>
       <w:r>
         <w:rPr>
-          <w:rFonts w:ascii="Arial Narrow" w:eastAsia="Arial Narrow" w:hAnsi="Arial Narrow" w:cs="Arial"/>
+          <w:rFonts w:ascii="Arial Narrow" w:eastAsia="Arial Narrow" w:hAnsi="Arial Narrow" w:cs="Arial Narrow"/>
           <w:sz w:val="16"/>
           <w:szCs w:val="16"/>
         </w:rPr>
@@ -6270,7 +7048,7 @@
       <w:proofErr w:type="spellEnd"/>
       <w:r>
         <w:rPr>
-          <w:rFonts w:ascii="Arial Narrow" w:eastAsia="Arial Narrow" w:hAnsi="Arial Narrow" w:cs="Arial"/>
+          <w:rFonts w:ascii="Arial Narrow" w:eastAsia="Arial Narrow" w:hAnsi="Arial Narrow" w:cs="Arial Narrow"/>
           <w:sz w:val="16"/>
           <w:szCs w:val="16"/>
         </w:rPr>
@@ -6283,14 +7061,14 @@
         <w:ind w:left="567"/>
         <w:jc w:val="both"/>
         <w:rPr>
-          <w:rFonts w:ascii="Arial Narrow" w:eastAsia="Arial Narrow" w:hAnsi="Arial Narrow" w:cs="Arial"/>
-          <w:sz w:val="16"/>
-          <w:szCs w:val="16"/>
-        </w:rPr>
-      </w:pPr>
-      <w:r>
-        <w:rPr>
-          <w:rFonts w:ascii="Arial Narrow" w:eastAsia="Arial Narrow" w:hAnsi="Arial Narrow" w:cs="Arial"/>
+          <w:rFonts w:ascii="Arial Narrow" w:eastAsia="Arial Narrow" w:hAnsi="Arial Narrow" w:cs="Arial Narrow"/>
+          <w:sz w:val="16"/>
+          <w:szCs w:val="16"/>
+        </w:rPr>
+      </w:pPr>
+      <w:r>
+        <w:rPr>
+          <w:rFonts w:ascii="Arial Narrow" w:eastAsia="Arial Narrow" w:hAnsi="Arial Narrow" w:cs="Arial Narrow"/>
           <w:sz w:val="16"/>
           <w:szCs w:val="16"/>
         </w:rPr>
@@ -6303,14 +7081,14 @@
         <w:ind w:left="567"/>
         <w:jc w:val="both"/>
         <w:rPr>
-          <w:rFonts w:ascii="Arial Narrow" w:eastAsia="Arial Narrow" w:hAnsi="Arial Narrow" w:cs="Arial"/>
-          <w:sz w:val="16"/>
-          <w:szCs w:val="16"/>
-        </w:rPr>
-      </w:pPr>
-      <w:r>
-        <w:rPr>
-          <w:rFonts w:ascii="Arial Narrow" w:eastAsia="Arial Narrow" w:hAnsi="Arial Narrow" w:cs="Arial"/>
+          <w:rFonts w:ascii="Arial Narrow" w:eastAsia="Arial Narrow" w:hAnsi="Arial Narrow" w:cs="Arial Narrow"/>
+          <w:sz w:val="16"/>
+          <w:szCs w:val="16"/>
+        </w:rPr>
+      </w:pPr>
+      <w:r>
+        <w:rPr>
+          <w:rFonts w:ascii="Arial Narrow" w:eastAsia="Arial Narrow" w:hAnsi="Arial Narrow" w:cs="Arial Narrow"/>
           <w:sz w:val="16"/>
           <w:szCs w:val="16"/>
         </w:rPr>
@@ -6319,7 +7097,7 @@
       <w:proofErr w:type="spellStart"/>
       <w:r>
         <w:rPr>
-          <w:rFonts w:ascii="Arial Narrow" w:eastAsia="Arial Narrow" w:hAnsi="Arial Narrow" w:cs="Arial"/>
+          <w:rFonts w:ascii="Arial Narrow" w:eastAsia="Arial Narrow" w:hAnsi="Arial Narrow" w:cs="Arial Narrow"/>
           <w:sz w:val="16"/>
           <w:szCs w:val="16"/>
         </w:rPr>
@@ -6328,7 +7106,7 @@
       <w:proofErr w:type="spellEnd"/>
       <w:r>
         <w:rPr>
-          <w:rFonts w:ascii="Arial Narrow" w:eastAsia="Arial Narrow" w:hAnsi="Arial Narrow" w:cs="Arial"/>
+          <w:rFonts w:ascii="Arial Narrow" w:eastAsia="Arial Narrow" w:hAnsi="Arial Narrow" w:cs="Arial Narrow"/>
           <w:sz w:val="16"/>
           <w:szCs w:val="16"/>
         </w:rPr>
@@ -6341,14 +7119,14 @@
         <w:ind w:left="567"/>
         <w:jc w:val="both"/>
         <w:rPr>
-          <w:rFonts w:ascii="Arial Narrow" w:eastAsia="Arial Narrow" w:hAnsi="Arial Narrow" w:cs="Arial"/>
-          <w:sz w:val="16"/>
-          <w:szCs w:val="16"/>
-        </w:rPr>
-      </w:pPr>
-      <w:r>
-        <w:rPr>
-          <w:rFonts w:ascii="Arial Narrow" w:eastAsia="Arial Narrow" w:hAnsi="Arial Narrow" w:cs="Arial"/>
+          <w:rFonts w:ascii="Arial Narrow" w:eastAsia="Arial Narrow" w:hAnsi="Arial Narrow" w:cs="Arial Narrow"/>
+          <w:sz w:val="16"/>
+          <w:szCs w:val="16"/>
+        </w:rPr>
+      </w:pPr>
+      <w:r>
+        <w:rPr>
+          <w:rFonts w:ascii="Arial Narrow" w:eastAsia="Arial Narrow" w:hAnsi="Arial Narrow" w:cs="Arial Narrow"/>
           <w:sz w:val="16"/>
           <w:szCs w:val="16"/>
         </w:rPr>
@@ -6357,7 +7135,7 @@
       <w:proofErr w:type="spellStart"/>
       <w:r>
         <w:rPr>
-          <w:rFonts w:ascii="Arial Narrow" w:eastAsia="Arial Narrow" w:hAnsi="Arial Narrow" w:cs="Arial"/>
+          <w:rFonts w:ascii="Arial Narrow" w:eastAsia="Arial Narrow" w:hAnsi="Arial Narrow" w:cs="Arial Narrow"/>
           <w:sz w:val="16"/>
           <w:szCs w:val="16"/>
         </w:rPr>
@@ -6366,7 +7144,7 @@
       <w:proofErr w:type="spellEnd"/>
       <w:r>
         <w:rPr>
-          <w:rFonts w:ascii="Arial Narrow" w:eastAsia="Arial Narrow" w:hAnsi="Arial Narrow" w:cs="Arial"/>
+          <w:rFonts w:ascii="Arial Narrow" w:eastAsia="Arial Narrow" w:hAnsi="Arial Narrow" w:cs="Arial Narrow"/>
           <w:sz w:val="16"/>
           <w:szCs w:val="16"/>
         </w:rPr>
@@ -6379,14 +7157,14 @@
         <w:ind w:left="567"/>
         <w:jc w:val="both"/>
         <w:rPr>
-          <w:rFonts w:ascii="Arial Narrow" w:eastAsia="Arial Narrow" w:hAnsi="Arial Narrow" w:cs="Arial"/>
-          <w:sz w:val="16"/>
-          <w:szCs w:val="16"/>
-        </w:rPr>
-      </w:pPr>
-      <w:r>
-        <w:rPr>
-          <w:rFonts w:ascii="Arial Narrow" w:eastAsia="Arial Narrow" w:hAnsi="Arial Narrow" w:cs="Arial"/>
+          <w:rFonts w:ascii="Arial Narrow" w:eastAsia="Arial Narrow" w:hAnsi="Arial Narrow" w:cs="Arial Narrow"/>
+          <w:sz w:val="16"/>
+          <w:szCs w:val="16"/>
+        </w:rPr>
+      </w:pPr>
+      <w:r>
+        <w:rPr>
+          <w:rFonts w:ascii="Arial Narrow" w:eastAsia="Arial Narrow" w:hAnsi="Arial Narrow" w:cs="Arial Narrow"/>
           <w:sz w:val="16"/>
           <w:szCs w:val="16"/>
         </w:rPr>
@@ -6399,14 +7177,14 @@
         <w:ind w:left="567"/>
         <w:jc w:val="both"/>
         <w:rPr>
-          <w:rFonts w:ascii="Arial Narrow" w:eastAsia="Arial Narrow" w:hAnsi="Arial Narrow" w:cs="Arial"/>
-          <w:sz w:val="16"/>
-          <w:szCs w:val="16"/>
-        </w:rPr>
-      </w:pPr>
-      <w:r>
-        <w:rPr>
-          <w:rFonts w:ascii="Arial Narrow" w:eastAsia="Arial Narrow" w:hAnsi="Arial Narrow" w:cs="Arial"/>
+          <w:rFonts w:ascii="Arial Narrow" w:eastAsia="Arial Narrow" w:hAnsi="Arial Narrow" w:cs="Arial Narrow"/>
+          <w:sz w:val="16"/>
+          <w:szCs w:val="16"/>
+        </w:rPr>
+      </w:pPr>
+      <w:r>
+        <w:rPr>
+          <w:rFonts w:ascii="Arial Narrow" w:eastAsia="Arial Narrow" w:hAnsi="Arial Narrow" w:cs="Arial Narrow"/>
           <w:sz w:val="16"/>
           <w:szCs w:val="16"/>
         </w:rPr>
@@ -6416,10 +7194,10 @@
     <w:p>
       <w:pPr>
         <w:spacing w:after="0" w:line="240" w:lineRule="auto"/>
-        <w:ind w:left="567"/>
-        <w:jc w:val="both"/>
-        <w:rPr>
-          <w:rFonts w:ascii="Arial Narrow" w:eastAsia="Arial Narrow" w:hAnsi="Arial Narrow" w:cs="Arial"/>
+        <w:ind w:left="567" w:hanging="567"/>
+        <w:jc w:val="both"/>
+        <w:rPr>
+          <w:rFonts w:ascii="Arial Narrow" w:eastAsia="Arial Narrow" w:hAnsi="Arial Narrow" w:cs="Arial Narrow"/>
           <w:sz w:val="16"/>
           <w:szCs w:val="16"/>
         </w:rPr>
@@ -6436,7 +7214,7 @@
         <w:ind w:left="567" w:hanging="567"/>
         <w:jc w:val="both"/>
         <w:rPr>
-          <w:rFonts w:ascii="Arial Narrow" w:hAnsi="Arial Narrow" w:cs="Arial"/>
+          <w:rFonts w:ascii="Arial Narrow" w:eastAsia="Arial Narrow" w:hAnsi="Arial Narrow" w:cs="Arial Narrow"/>
           <w:b/>
           <w:sz w:val="16"/>
           <w:szCs w:val="16"/>
@@ -6445,7 +7223,7 @@
       <w:r>
         <w:rPr>
           <w:rStyle w:val="Refdenotaalpie"/>
-          <w:rFonts w:ascii="Arial Narrow" w:hAnsi="Arial Narrow" w:cs="Arial"/>
+          <w:rFonts w:ascii="Arial Narrow" w:eastAsia="Arial Narrow" w:hAnsi="Arial Narrow" w:cs="Arial Narrow"/>
           <w:sz w:val="16"/>
           <w:szCs w:val="16"/>
           <w:vertAlign w:val="superscript"/>
@@ -6454,7 +7232,7 @@
       </w:r>
       <w:r>
         <w:rPr>
-          <w:rFonts w:ascii="Arial Narrow" w:hAnsi="Arial Narrow" w:cs="Arial"/>
+          <w:rFonts w:ascii="Arial Narrow" w:eastAsia="Arial Narrow" w:hAnsi="Arial Narrow" w:cs="Arial Narrow"/>
           <w:sz w:val="16"/>
           <w:szCs w:val="16"/>
         </w:rPr>
@@ -6462,7 +7240,7 @@
       </w:r>
       <w:r>
         <w:rPr>
-          <w:rFonts w:ascii="Arial Narrow" w:hAnsi="Arial Narrow" w:cs="Arial"/>
+          <w:rFonts w:ascii="Arial Narrow" w:eastAsia="Arial Narrow" w:hAnsi="Arial Narrow" w:cs="Arial Narrow"/>
           <w:sz w:val="16"/>
           <w:szCs w:val="16"/>
         </w:rPr>
@@ -6470,7 +7248,7 @@
       </w:r>
       <w:r>
         <w:rPr>
-          <w:rFonts w:ascii="Arial Narrow" w:eastAsia="Arial Narrow" w:hAnsi="Arial Narrow" w:cs="Arial"/>
+          <w:rFonts w:ascii="Arial Narrow" w:eastAsia="Arial Narrow" w:hAnsi="Arial Narrow" w:cs="Arial Narrow"/>
           <w:b/>
           <w:sz w:val="16"/>
           <w:szCs w:val="16"/>
@@ -6479,7 +7257,7 @@
       </w:r>
       <w:r>
         <w:rPr>
-          <w:rFonts w:ascii="Arial Narrow" w:hAnsi="Arial Narrow" w:cs="Arial"/>
+          <w:rFonts w:ascii="Arial Narrow" w:eastAsia="Arial Narrow" w:hAnsi="Arial Narrow" w:cs="Arial Narrow"/>
           <w:b/>
           <w:bCs/>
           <w:sz w:val="16"/>
@@ -6489,7 +7267,7 @@
       </w:r>
       <w:r>
         <w:rPr>
-          <w:rFonts w:ascii="Arial Narrow" w:hAnsi="Arial Narrow" w:cs="Arial"/>
+          <w:rFonts w:ascii="Arial Narrow" w:eastAsia="Arial Narrow" w:hAnsi="Arial Narrow" w:cs="Arial Narrow"/>
           <w:b/>
           <w:sz w:val="16"/>
           <w:szCs w:val="16"/>
@@ -6505,15 +7283,15 @@
         </w:tabs>
         <w:jc w:val="both"/>
         <w:rPr>
-          <w:rFonts w:ascii="Arial Narrow" w:eastAsia="Arial Narrow" w:hAnsi="Arial Narrow" w:cs="Arial"/>
-          <w:b/>
-          <w:sz w:val="16"/>
-          <w:szCs w:val="16"/>
-        </w:rPr>
-      </w:pPr>
-      <w:r>
-        <w:rPr>
-          <w:rFonts w:ascii="Arial Narrow" w:eastAsia="Arial Narrow" w:hAnsi="Arial Narrow" w:cs="Arial"/>
+          <w:rFonts w:ascii="Arial Narrow" w:eastAsia="Arial Narrow" w:hAnsi="Arial Narrow" w:cs="Arial Narrow"/>
+          <w:b/>
+          <w:sz w:val="16"/>
+          <w:szCs w:val="16"/>
+        </w:rPr>
+      </w:pPr>
+      <w:r>
+        <w:rPr>
+          <w:rFonts w:ascii="Arial Narrow" w:eastAsia="Arial Narrow" w:hAnsi="Arial Narrow" w:cs="Arial Narrow"/>
           <w:b/>
           <w:sz w:val="16"/>
           <w:szCs w:val="16"/>
@@ -6530,14 +7308,14 @@
         </w:tabs>
         <w:jc w:val="both"/>
         <w:rPr>
-          <w:rFonts w:ascii="Arial Narrow" w:eastAsia="Arial Narrow" w:hAnsi="Arial Narrow" w:cs="Arial"/>
-          <w:sz w:val="16"/>
-          <w:szCs w:val="16"/>
-        </w:rPr>
-      </w:pPr>
-      <w:r>
-        <w:rPr>
-          <w:rFonts w:ascii="Arial Narrow" w:eastAsia="Arial Narrow" w:hAnsi="Arial Narrow" w:cs="Arial"/>
+          <w:rFonts w:ascii="Arial Narrow" w:eastAsia="Arial Narrow" w:hAnsi="Arial Narrow" w:cs="Arial Narrow"/>
+          <w:sz w:val="16"/>
+          <w:szCs w:val="16"/>
+        </w:rPr>
+      </w:pPr>
+      <w:r>
+        <w:rPr>
+          <w:rFonts w:ascii="Arial Narrow" w:eastAsia="Arial Narrow" w:hAnsi="Arial Narrow" w:cs="Arial Narrow"/>
           <w:sz w:val="16"/>
           <w:szCs w:val="16"/>
         </w:rPr>
@@ -6553,14 +7331,14 @@
         </w:tabs>
         <w:jc w:val="both"/>
         <w:rPr>
-          <w:rFonts w:ascii="Arial Narrow" w:eastAsia="Arial Narrow" w:hAnsi="Arial Narrow" w:cs="Arial"/>
-          <w:sz w:val="16"/>
-          <w:szCs w:val="16"/>
-        </w:rPr>
-      </w:pPr>
-      <w:r>
-        <w:rPr>
-          <w:rFonts w:ascii="Arial Narrow" w:eastAsia="Arial Narrow" w:hAnsi="Arial Narrow" w:cs="Arial"/>
+          <w:rFonts w:ascii="Arial Narrow" w:eastAsia="Arial Narrow" w:hAnsi="Arial Narrow" w:cs="Arial Narrow"/>
+          <w:sz w:val="16"/>
+          <w:szCs w:val="16"/>
+        </w:rPr>
+      </w:pPr>
+      <w:r>
+        <w:rPr>
+          <w:rFonts w:ascii="Arial Narrow" w:eastAsia="Arial Narrow" w:hAnsi="Arial Narrow" w:cs="Arial Narrow"/>
           <w:sz w:val="16"/>
           <w:szCs w:val="16"/>
         </w:rPr>
@@ -6576,14 +7354,14 @@
         </w:tabs>
         <w:jc w:val="both"/>
         <w:rPr>
-          <w:rFonts w:ascii="Arial Narrow" w:eastAsia="Arial Narrow" w:hAnsi="Arial Narrow" w:cs="Arial"/>
-          <w:sz w:val="16"/>
-          <w:szCs w:val="16"/>
-        </w:rPr>
-      </w:pPr>
-      <w:r>
-        <w:rPr>
-          <w:rFonts w:ascii="Arial Narrow" w:eastAsia="Arial Narrow" w:hAnsi="Arial Narrow" w:cs="Arial"/>
+          <w:rFonts w:ascii="Arial Narrow" w:eastAsia="Arial Narrow" w:hAnsi="Arial Narrow" w:cs="Arial Narrow"/>
+          <w:sz w:val="16"/>
+          <w:szCs w:val="16"/>
+        </w:rPr>
+      </w:pPr>
+      <w:r>
+        <w:rPr>
+          <w:rFonts w:ascii="Arial Narrow" w:eastAsia="Arial Narrow" w:hAnsi="Arial Narrow" w:cs="Arial Narrow"/>
           <w:sz w:val="16"/>
           <w:szCs w:val="16"/>
         </w:rPr>
@@ -6600,14 +7378,14 @@
         <w:ind w:left="567"/>
         <w:jc w:val="both"/>
         <w:rPr>
-          <w:rFonts w:ascii="Arial Narrow" w:eastAsia="Arial Narrow" w:hAnsi="Arial Narrow" w:cs="Arial"/>
-          <w:sz w:val="16"/>
-          <w:szCs w:val="16"/>
-        </w:rPr>
-      </w:pPr>
-      <w:r>
-        <w:rPr>
-          <w:rFonts w:ascii="Arial Narrow" w:eastAsia="Arial Narrow" w:hAnsi="Arial Narrow" w:cs="Arial"/>
+          <w:rFonts w:ascii="Arial Narrow" w:eastAsia="Arial Narrow" w:hAnsi="Arial Narrow" w:cs="Arial Narrow"/>
+          <w:sz w:val="16"/>
+          <w:szCs w:val="16"/>
+        </w:rPr>
+      </w:pPr>
+      <w:r>
+        <w:rPr>
+          <w:rFonts w:ascii="Arial Narrow" w:eastAsia="Arial Narrow" w:hAnsi="Arial Narrow" w:cs="Arial Narrow"/>
           <w:sz w:val="16"/>
           <w:szCs w:val="16"/>
         </w:rPr>
@@ -6616,7 +7394,7 @@
       <w:proofErr w:type="spellStart"/>
       <w:r>
         <w:rPr>
-          <w:rFonts w:ascii="Arial Narrow" w:eastAsia="Arial Narrow" w:hAnsi="Arial Narrow" w:cs="Arial"/>
+          <w:rFonts w:ascii="Arial Narrow" w:eastAsia="Arial Narrow" w:hAnsi="Arial Narrow" w:cs="Arial Narrow"/>
           <w:sz w:val="16"/>
           <w:szCs w:val="16"/>
         </w:rPr>
@@ -6625,7 +7403,7 @@
       <w:proofErr w:type="spellEnd"/>
       <w:r>
         <w:rPr>
-          <w:rFonts w:ascii="Arial Narrow" w:eastAsia="Arial Narrow" w:hAnsi="Arial Narrow" w:cs="Arial"/>
+          <w:rFonts w:ascii="Arial Narrow" w:eastAsia="Arial Narrow" w:hAnsi="Arial Narrow" w:cs="Arial Narrow"/>
           <w:sz w:val="16"/>
           <w:szCs w:val="16"/>
         </w:rPr>
@@ -6635,9 +7413,14 @@
     <w:p>
       <w:pPr>
         <w:pStyle w:val="Textonotapie"/>
-        <w:jc w:val="both"/>
-        <w:rPr>
-          <w:rFonts w:ascii="Arial Narrow" w:hAnsi="Arial Narrow" w:cs="Arial"/>
+        <w:tabs>
+          <w:tab w:val="left" w:pos="567"/>
+        </w:tabs>
+        <w:ind w:left="567" w:hanging="567"/>
+        <w:jc w:val="both"/>
+        <w:rPr>
+          <w:rFonts w:ascii="Arial Narrow" w:eastAsia="Arial Narrow" w:hAnsi="Arial Narrow" w:cs="Arial Narrow"/>
+          <w:b/>
           <w:sz w:val="16"/>
           <w:szCs w:val="16"/>
         </w:rPr>
@@ -6654,7 +7437,7 @@
         <w:ind w:left="567" w:hanging="567"/>
         <w:jc w:val="both"/>
         <w:rPr>
-          <w:rFonts w:ascii="Arial Narrow" w:hAnsi="Arial Narrow" w:cs="Arial"/>
+          <w:rFonts w:ascii="Arial Narrow" w:eastAsia="Arial Narrow" w:hAnsi="Arial Narrow" w:cs="Arial Narrow"/>
           <w:b/>
           <w:bCs/>
           <w:sz w:val="16"/>
@@ -6664,7 +7447,7 @@
       <w:r>
         <w:rPr>
           <w:rStyle w:val="Refdenotaalpie"/>
-          <w:rFonts w:ascii="Arial Narrow" w:hAnsi="Arial Narrow" w:cs="Arial"/>
+          <w:rFonts w:ascii="Arial Narrow" w:eastAsia="Arial Narrow" w:hAnsi="Arial Narrow" w:cs="Arial Narrow"/>
           <w:b/>
           <w:bCs/>
           <w:sz w:val="16"/>
@@ -6675,7 +7458,7 @@
       </w:r>
       <w:r>
         <w:rPr>
-          <w:rFonts w:ascii="Arial Narrow" w:hAnsi="Arial Narrow" w:cs="Arial"/>
+          <w:rFonts w:ascii="Arial Narrow" w:eastAsia="Arial Narrow" w:hAnsi="Arial Narrow" w:cs="Arial Narrow"/>
           <w:b/>
           <w:bCs/>
           <w:sz w:val="16"/>
@@ -6685,7 +7468,7 @@
       </w:r>
       <w:r>
         <w:rPr>
-          <w:rFonts w:ascii="Arial Narrow" w:hAnsi="Arial Narrow" w:cs="Arial"/>
+          <w:rFonts w:ascii="Arial Narrow" w:eastAsia="Arial Narrow" w:hAnsi="Arial Narrow" w:cs="Arial Narrow"/>
           <w:b/>
           <w:bCs/>
           <w:sz w:val="16"/>
@@ -6697,7 +7480,7 @@
       <w:proofErr w:type="spellStart"/>
       <w:r>
         <w:rPr>
-          <w:rFonts w:ascii="Arial Narrow" w:hAnsi="Arial Narrow" w:cs="Arial"/>
+          <w:rFonts w:ascii="Arial Narrow" w:eastAsia="Arial Narrow" w:hAnsi="Arial Narrow" w:cs="Arial Narrow"/>
           <w:b/>
           <w:bCs/>
           <w:sz w:val="16"/>
@@ -6708,7 +7491,7 @@
       <w:proofErr w:type="spellEnd"/>
       <w:r>
         <w:rPr>
-          <w:rFonts w:ascii="Arial Narrow" w:hAnsi="Arial Narrow" w:cs="Arial"/>
+          <w:rFonts w:ascii="Arial Narrow" w:eastAsia="Arial Narrow" w:hAnsi="Arial Narrow" w:cs="Arial Narrow"/>
           <w:b/>
           <w:bCs/>
           <w:sz w:val="16"/>
@@ -6724,7 +7507,7 @@
         <w:ind w:left="567"/>
         <w:jc w:val="both"/>
         <w:rPr>
-          <w:rFonts w:ascii="Arial Narrow" w:hAnsi="Arial Narrow" w:cs="Arial"/>
+          <w:rFonts w:ascii="Arial Narrow" w:eastAsia="Arial Narrow" w:hAnsi="Arial Narrow" w:cs="Arial Narrow"/>
           <w:bCs/>
           <w:sz w:val="16"/>
           <w:szCs w:val="16"/>
@@ -6732,7 +7515,7 @@
       </w:pPr>
       <w:r>
         <w:rPr>
-          <w:rFonts w:ascii="Arial Narrow" w:hAnsi="Arial Narrow" w:cs="Arial"/>
+          <w:rFonts w:ascii="Arial Narrow" w:eastAsia="Arial Narrow" w:hAnsi="Arial Narrow" w:cs="Arial Narrow"/>
           <w:b/>
           <w:sz w:val="16"/>
           <w:szCs w:val="16"/>
@@ -6741,7 +7524,7 @@
       </w:r>
       <w:r>
         <w:rPr>
-          <w:rFonts w:ascii="Arial Narrow" w:hAnsi="Arial Narrow" w:cs="Arial"/>
+          <w:rFonts w:ascii="Arial Narrow" w:eastAsia="Arial Narrow" w:hAnsi="Arial Narrow" w:cs="Arial Narrow"/>
           <w:bCs/>
           <w:sz w:val="16"/>
           <w:szCs w:val="16"/>
@@ -6751,7 +7534,7 @@
       <w:proofErr w:type="gramStart"/>
       <w:r>
         <w:rPr>
-          <w:rFonts w:ascii="Arial Narrow" w:hAnsi="Arial Narrow" w:cs="Arial"/>
+          <w:rFonts w:ascii="Arial Narrow" w:eastAsia="Arial Narrow" w:hAnsi="Arial Narrow" w:cs="Arial Narrow"/>
           <w:bCs/>
           <w:sz w:val="16"/>
           <w:szCs w:val="16"/>
@@ -6761,7 +7544,7 @@
       <w:proofErr w:type="gramEnd"/>
       <w:r>
         <w:rPr>
-          <w:rFonts w:ascii="Arial Narrow" w:hAnsi="Arial Narrow" w:cs="Arial"/>
+          <w:rFonts w:ascii="Arial Narrow" w:eastAsia="Arial Narrow" w:hAnsi="Arial Narrow" w:cs="Arial Narrow"/>
           <w:bCs/>
           <w:sz w:val="16"/>
           <w:szCs w:val="16"/>
@@ -6771,7 +7554,7 @@
       <w:proofErr w:type="gramStart"/>
       <w:r>
         <w:rPr>
-          <w:rFonts w:ascii="Arial Narrow" w:hAnsi="Arial Narrow" w:cs="Arial"/>
+          <w:rFonts w:ascii="Arial Narrow" w:eastAsia="Arial Narrow" w:hAnsi="Arial Narrow" w:cs="Arial Narrow"/>
           <w:bCs/>
           <w:sz w:val="16"/>
           <w:szCs w:val="16"/>
@@ -6781,7 +7564,7 @@
       <w:proofErr w:type="gramEnd"/>
       <w:r>
         <w:rPr>
-          <w:rFonts w:ascii="Arial Narrow" w:hAnsi="Arial Narrow" w:cs="Arial"/>
+          <w:rFonts w:ascii="Arial Narrow" w:eastAsia="Arial Narrow" w:hAnsi="Arial Narrow" w:cs="Arial Narrow"/>
           <w:bCs/>
           <w:sz w:val="16"/>
           <w:szCs w:val="16"/>
@@ -6790,7 +7573,7 @@
       </w:r>
       <w:r>
         <w:rPr>
-          <w:rFonts w:ascii="Arial Narrow" w:hAnsi="Arial Narrow" w:cs="Arial"/>
+          <w:rFonts w:ascii="Arial Narrow" w:eastAsia="Arial Narrow" w:hAnsi="Arial Narrow" w:cs="Arial Narrow"/>
           <w:bCs/>
           <w:sz w:val="16"/>
           <w:szCs w:val="16"/>
@@ -6800,12 +7583,16 @@
     </w:p>
     <w:p>
       <w:pPr>
-        <w:pStyle w:val="NormalWeb"/>
-        <w:spacing w:after="0" w:line="240" w:lineRule="auto"/>
-        <w:ind w:left="567"/>
-        <w:jc w:val="both"/>
-        <w:rPr>
-          <w:rFonts w:ascii="Arial Narrow" w:hAnsi="Arial Narrow" w:cs="Arial"/>
+        <w:autoSpaceDE w:val="0"/>
+        <w:autoSpaceDN w:val="0"/>
+        <w:adjustRightInd w:val="0"/>
+        <w:spacing w:after="0" w:line="240" w:lineRule="auto"/>
+        <w:ind w:left="567" w:hanging="567"/>
+        <w:jc w:val="both"/>
+        <w:rPr>
+          <w:rFonts w:ascii="Arial Narrow" w:eastAsia="Arial Narrow" w:hAnsi="Arial Narrow" w:cs="Arial Narrow"/>
+          <w:b/>
+          <w:bCs/>
           <w:sz w:val="16"/>
           <w:szCs w:val="16"/>
         </w:rPr>
@@ -6819,7 +7606,7 @@
         <w:ind w:left="567" w:hanging="567"/>
         <w:jc w:val="both"/>
         <w:rPr>
-          <w:rFonts w:ascii="Arial Narrow" w:hAnsi="Arial Narrow" w:cs="Arial"/>
+          <w:rFonts w:ascii="Arial Narrow" w:eastAsia="Arial Narrow" w:hAnsi="Arial Narrow" w:cs="Arial Narrow"/>
           <w:sz w:val="16"/>
           <w:szCs w:val="16"/>
         </w:rPr>
@@ -6827,7 +7614,7 @@
       <w:r>
         <w:rPr>
           <w:rStyle w:val="Refdenotaalpie"/>
-          <w:rFonts w:ascii="Arial Narrow" w:hAnsi="Arial Narrow" w:cs="Arial"/>
+          <w:rFonts w:ascii="Arial Narrow" w:eastAsia="Arial Narrow" w:hAnsi="Arial Narrow" w:cs="Arial Narrow"/>
           <w:sz w:val="16"/>
           <w:szCs w:val="16"/>
           <w:vertAlign w:val="superscript"/>
@@ -6836,7 +7623,7 @@
       </w:r>
       <w:r>
         <w:rPr>
-          <w:rFonts w:ascii="Arial Narrow" w:hAnsi="Arial Narrow" w:cs="Arial"/>
+          <w:rFonts w:ascii="Arial Narrow" w:eastAsia="Arial Narrow" w:hAnsi="Arial Narrow" w:cs="Arial Narrow"/>
           <w:sz w:val="16"/>
           <w:szCs w:val="16"/>
         </w:rPr>
@@ -6844,7 +7631,7 @@
       </w:r>
       <w:r>
         <w:rPr>
-          <w:rFonts w:ascii="Arial Narrow" w:hAnsi="Arial Narrow" w:cs="Arial"/>
+          <w:rFonts w:ascii="Arial Narrow" w:eastAsia="Arial Narrow" w:hAnsi="Arial Narrow" w:cs="Arial Narrow"/>
           <w:sz w:val="16"/>
           <w:szCs w:val="16"/>
         </w:rPr>
@@ -6852,7 +7639,7 @@
       </w:r>
       <w:r>
         <w:rPr>
-          <w:rFonts w:ascii="Arial Narrow" w:eastAsia="Arial" w:hAnsi="Arial Narrow" w:cs="Arial"/>
+          <w:rFonts w:ascii="Arial Narrow" w:eastAsia="Arial Narrow" w:hAnsi="Arial Narrow" w:cs="Arial Narrow"/>
           <w:b/>
           <w:sz w:val="16"/>
           <w:szCs w:val="16"/>
@@ -6866,7 +7653,7 @@
         <w:ind w:left="1134" w:hanging="567"/>
         <w:jc w:val="both"/>
         <w:rPr>
-          <w:rFonts w:ascii="Arial Narrow" w:hAnsi="Arial Narrow" w:cs="Arial"/>
+          <w:rFonts w:ascii="Arial Narrow" w:eastAsia="Arial Narrow" w:hAnsi="Arial Narrow" w:cs="Arial Narrow"/>
           <w:b/>
           <w:bCs/>
           <w:sz w:val="16"/>
@@ -6875,7 +7662,7 @@
       </w:pPr>
       <w:r>
         <w:rPr>
-          <w:rFonts w:ascii="Arial Narrow" w:hAnsi="Arial Narrow" w:cs="Arial"/>
+          <w:rFonts w:ascii="Arial Narrow" w:eastAsia="Arial Narrow" w:hAnsi="Arial Narrow" w:cs="Arial Narrow"/>
           <w:b/>
           <w:bCs/>
           <w:sz w:val="16"/>
@@ -6890,14 +7677,14 @@
         <w:ind w:left="1134" w:hanging="567"/>
         <w:jc w:val="both"/>
         <w:rPr>
-          <w:rFonts w:ascii="Arial Narrow" w:hAnsi="Arial Narrow" w:cs="Arial"/>
-          <w:sz w:val="16"/>
-          <w:szCs w:val="16"/>
-        </w:rPr>
-      </w:pPr>
-      <w:r>
-        <w:rPr>
-          <w:rFonts w:ascii="Arial Narrow" w:hAnsi="Arial Narrow" w:cs="Arial"/>
+          <w:rFonts w:ascii="Arial Narrow" w:eastAsia="Arial Narrow" w:hAnsi="Arial Narrow" w:cs="Arial Narrow"/>
+          <w:sz w:val="16"/>
+          <w:szCs w:val="16"/>
+        </w:rPr>
+      </w:pPr>
+      <w:r>
+        <w:rPr>
+          <w:rFonts w:ascii="Arial Narrow" w:eastAsia="Arial Narrow" w:hAnsi="Arial Narrow" w:cs="Arial Narrow"/>
           <w:sz w:val="16"/>
           <w:szCs w:val="16"/>
         </w:rPr>
@@ -6905,7 +7692,7 @@
       </w:r>
       <w:r>
         <w:rPr>
-          <w:rFonts w:ascii="Arial Narrow" w:hAnsi="Arial Narrow" w:cs="Arial"/>
+          <w:rFonts w:ascii="Arial Narrow" w:eastAsia="Arial Narrow" w:hAnsi="Arial Narrow" w:cs="Arial Narrow"/>
           <w:sz w:val="16"/>
           <w:szCs w:val="16"/>
         </w:rPr>
@@ -6919,14 +7706,14 @@
         <w:ind w:left="1134"/>
         <w:jc w:val="both"/>
         <w:rPr>
-          <w:rFonts w:ascii="Arial Narrow" w:hAnsi="Arial Narrow" w:cs="Arial"/>
-          <w:sz w:val="16"/>
-          <w:szCs w:val="16"/>
-        </w:rPr>
-      </w:pPr>
-      <w:r>
-        <w:rPr>
-          <w:rFonts w:ascii="Arial Narrow" w:hAnsi="Arial Narrow" w:cs="Arial"/>
+          <w:rFonts w:ascii="Arial Narrow" w:eastAsia="Arial Narrow" w:hAnsi="Arial Narrow" w:cs="Arial Narrow"/>
+          <w:sz w:val="16"/>
+          <w:szCs w:val="16"/>
+        </w:rPr>
+      </w:pPr>
+      <w:r>
+        <w:rPr>
+          <w:rFonts w:ascii="Arial Narrow" w:eastAsia="Arial Narrow" w:hAnsi="Arial Narrow" w:cs="Arial Narrow"/>
           <w:sz w:val="16"/>
           <w:szCs w:val="16"/>
         </w:rPr>
@@ -6939,14 +7726,14 @@
         <w:ind w:left="1134"/>
         <w:jc w:val="both"/>
         <w:rPr>
-          <w:rFonts w:ascii="Arial Narrow" w:hAnsi="Arial Narrow" w:cs="Arial"/>
-          <w:sz w:val="16"/>
-          <w:szCs w:val="16"/>
-        </w:rPr>
-      </w:pPr>
-      <w:r>
-        <w:rPr>
-          <w:rFonts w:ascii="Arial Narrow" w:hAnsi="Arial Narrow" w:cs="Arial"/>
+          <w:rFonts w:ascii="Arial Narrow" w:eastAsia="Arial Narrow" w:hAnsi="Arial Narrow" w:cs="Arial Narrow"/>
+          <w:sz w:val="16"/>
+          <w:szCs w:val="16"/>
+        </w:rPr>
+      </w:pPr>
+      <w:r>
+        <w:rPr>
+          <w:rFonts w:ascii="Arial Narrow" w:eastAsia="Arial Narrow" w:hAnsi="Arial Narrow" w:cs="Arial Narrow"/>
           <w:sz w:val="16"/>
           <w:szCs w:val="16"/>
         </w:rPr>
@@ -6954,7 +7741,7 @@
       </w:r>
       <w:r>
         <w:rPr>
-          <w:rFonts w:ascii="Arial Narrow" w:hAnsi="Arial Narrow" w:cs="Arial"/>
+          <w:rFonts w:ascii="Arial Narrow" w:eastAsia="Arial Narrow" w:hAnsi="Arial Narrow" w:cs="Arial Narrow"/>
           <w:sz w:val="16"/>
           <w:szCs w:val="16"/>
         </w:rPr>
@@ -6964,13 +7751,12 @@
     <w:p>
       <w:pPr>
         <w:pStyle w:val="Textonotapie"/>
-        <w:ind w:left="1134" w:hanging="567"/>
-        <w:jc w:val="both"/>
-        <w:rPr>
-          <w:rFonts w:ascii="Arial Narrow" w:hAnsi="Arial Narrow" w:cs="Arial"/>
-          <w:sz w:val="16"/>
-          <w:szCs w:val="16"/>
-          <w:lang w:val="es-ES"/>
+        <w:ind w:left="567" w:hanging="567"/>
+        <w:jc w:val="both"/>
+        <w:rPr>
+          <w:rFonts w:ascii="Arial Narrow" w:eastAsia="Arial Narrow" w:hAnsi="Arial Narrow" w:cs="Arial Narrow"/>
+          <w:sz w:val="16"/>
+          <w:szCs w:val="16"/>
         </w:rPr>
       </w:pPr>
     </w:p>

--- a/plantillas_maestras/02_seguro_vida/negativa_cobertura/2_o_mas_ddos_varios/mujer/TPL_1586_2025_SEGURO_VIDA_NEGATIVA_COBERTURA_ASEGURADORA_MUJER_R2.docx
+++ b/plantillas_maestras/02_seguro_vida/negativa_cobertura/2_o_mas_ddos_varios/mujer/TPL_1586_2025_SEGURO_VIDA_NEGATIVA_COBERTURA_ASEGURADORA_MUJER_R2.docx
@@ -571,55 +571,7 @@
           <w:lang w:val="es-ES" w:eastAsia="es-ES"/>
           <w14:ligatures w14:val="none"/>
         </w:rPr>
-        <w:t xml:space="preserve">Mediante el escrito del 20 de mayo de 2025 la señora [APELLIDO] denunció a Rímac por presuntas infracciones a la Ley 29571, Código de Protección y Defensa del Consumidor (en adelante, Código), señalando lo siguiente:</w:t>
-      </w:r>
-      <w:r>
-        <w:rPr>
-          <w:rFonts w:ascii="Arial Narrow" w:eastAsia="Arial Narrow" w:hAnsi="Arial Narrow" w:cs="Arial Narrow"/>
-          <w:color w:val="000000"/>
-          <w:kern w:val="0"/>
-          <w:sz w:val="22"/>
-          <w:szCs w:val="22"/>
-          <w:lang w:val="es-ES" w:eastAsia="es-ES"/>
-          <w14:ligatures w14:val="none"/>
-        </w:rPr>
-        <w:t/>
-      </w:r>
-      <w:r>
-        <w:rPr>
-          <w:rFonts w:ascii="Arial Narrow" w:eastAsia="Arial Narrow" w:hAnsi="Arial Narrow" w:cs="Arial Narrow"/>
-          <w:color w:val="000000"/>
-          <w:kern w:val="0"/>
-          <w:sz w:val="22"/>
-          <w:szCs w:val="22"/>
-          <w:lang w:val="es-ES" w:eastAsia="es-ES"/>
-          <w14:ligatures w14:val="none"/>
-        </w:rPr>
-        <w:t xml:space="preserve"/>
-      </w:r>
-      <w:r>
-        <w:rPr>
-          <w:rFonts w:ascii="Arial Narrow" w:eastAsia="Arial Narrow" w:hAnsi="Arial Narrow" w:cs="Arial Narrow"/>
-          <w:color w:val="000000"/>
-          <w:kern w:val="0"/>
-          <w:sz w:val="22"/>
-          <w:szCs w:val="22"/>
-          <w:lang w:val="es-ES" w:eastAsia="es-ES"/>
-          <w14:ligatures w14:val="none"/>
-        </w:rPr>
-        <w:t/>
-      </w:r>
-      <w:r>
-        <w:rPr>
-          <w:rFonts w:ascii="Arial Narrow" w:eastAsia="Arial Narrow" w:hAnsi="Arial Narrow" w:cs="Arial Narrow"/>
-          <w:color w:val="000000"/>
-          <w:kern w:val="0"/>
-          <w:sz w:val="22"/>
-          <w:szCs w:val="22"/>
-          <w:lang w:val="es-ES" w:eastAsia="es-ES"/>
-          <w14:ligatures w14:val="none"/>
-        </w:rPr>
-        <w:t xml:space="preserve"/>
+        <w:t xml:space="preserve">Mediante el escrito del 20 de mayo de 2025 la señora [APELLIDO] denunció a Rímac por presuntas infracciones a la Ley 29571, Código de Protección y Defensa del Consumidor</w:t>
       </w:r>
       <w:r>
         <w:rPr>
@@ -638,68 +590,62 @@
       <w:r>
         <w:rPr>
           <w:rFonts w:ascii="Arial Narrow" w:eastAsia="Arial Narrow" w:hAnsi="Arial Narrow" w:cs="Arial Narrow"/>
-          <w:kern w:val="0"/>
-          <w14:ligatures w14:val="none"/>
-          <w:sz w:val="22"/>
-          <w:szCs w:val="22"/>
+          <w:color w:val="000000"/>
+          <w:kern w:val="0"/>
+          <w:sz w:val="22"/>
+          <w:szCs w:val="22"/>
+          <w:lang w:val="es-ES" w:eastAsia="es-ES"/>
+          <w14:ligatures w14:val="none"/>
+        </w:rPr>
+        <w:t xml:space="preserve"> (en adelante, Código), señalando lo siguiente:</w:t>
+      </w:r>
+      <w:r>
+        <w:rPr>
+          <w:rFonts w:ascii="Arial Narrow" w:eastAsia="Arial Narrow" w:hAnsi="Arial Narrow" w:cs="Arial Narrow"/>
+          <w:color w:val="000000"/>
+          <w:kern w:val="0"/>
+          <w:sz w:val="22"/>
+          <w:szCs w:val="22"/>
+          <w:lang w:val="es-ES" w:eastAsia="es-ES"/>
+          <w14:ligatures w14:val="none"/>
+        </w:rPr>
+        <w:t/>
+      </w:r>
+      <w:r>
+        <w:rPr>
+          <w:rFonts w:ascii="Arial Narrow" w:eastAsia="Arial Narrow" w:hAnsi="Arial Narrow" w:cs="Arial Narrow"/>
+          <w:color w:val="000000"/>
+          <w:kern w:val="0"/>
+          <w:sz w:val="22"/>
+          <w:szCs w:val="22"/>
+          <w:lang w:val="es-ES" w:eastAsia="es-ES"/>
+          <w14:ligatures w14:val="none"/>
         </w:rPr>
         <w:t xml:space="preserve"/>
       </w:r>
       <w:r>
         <w:rPr>
           <w:rFonts w:ascii="Arial Narrow" w:eastAsia="Arial Narrow" w:hAnsi="Arial Narrow" w:cs="Arial Narrow"/>
-          <w:kern w:val="0"/>
-          <w14:ligatures w14:val="none"/>
-          <w:sz w:val="22"/>
-          <w:szCs w:val="22"/>
+          <w:color w:val="000000"/>
+          <w:kern w:val="0"/>
+          <w:sz w:val="22"/>
+          <w:szCs w:val="22"/>
+          <w:lang w:val="es-ES" w:eastAsia="es-ES"/>
+          <w14:ligatures w14:val="none"/>
+        </w:rPr>
+        <w:t/>
+      </w:r>
+      <w:r>
+        <w:rPr>
+          <w:rFonts w:ascii="Arial Narrow" w:eastAsia="Arial Narrow" w:hAnsi="Arial Narrow" w:cs="Arial Narrow"/>
+          <w:color w:val="000000"/>
+          <w:kern w:val="0"/>
+          <w:sz w:val="22"/>
+          <w:szCs w:val="22"/>
+          <w:lang w:val="es-ES" w:eastAsia="es-ES"/>
+          <w14:ligatures w14:val="none"/>
         </w:rPr>
         <w:t xml:space="preserve"/>
-      </w:r>
-      <w:r>
-        <w:rPr>
-          <w:rFonts w:ascii="Arial Narrow" w:eastAsia="Arial Narrow" w:hAnsi="Arial Narrow" w:cs="Arial Narrow"/>
-          <w:kern w:val="0"/>
-          <w14:ligatures w14:val="none"/>
-          <w:sz w:val="22"/>
-          <w:szCs w:val="22"/>
-        </w:rPr>
-        <w:t/>
-      </w:r>
-      <w:r>
-        <w:rPr>
-          <w:rFonts w:ascii="Arial Narrow" w:eastAsia="Arial Narrow" w:hAnsi="Arial Narrow" w:cs="Arial Narrow"/>
-          <w:color w:val="000000"/>
-          <w:kern w:val="0"/>
-          <w:sz w:val="22"/>
-          <w:szCs w:val="22"/>
-          <w:lang w:val="es-ES" w:eastAsia="es-ES"/>
-          <w14:ligatures w14:val="none"/>
-        </w:rPr>
-        <w:t/>
-      </w:r>
-      <w:r>
-        <w:rPr>
-          <w:rFonts w:ascii="Arial Narrow" w:eastAsia="Arial Narrow" w:hAnsi="Arial Narrow" w:cs="Arial Narrow"/>
-          <w:color w:val="000000"/>
-          <w:kern w:val="0"/>
-          <w:sz w:val="22"/>
-          <w:szCs w:val="22"/>
-          <w:lang w:val="es-ES" w:eastAsia="es-ES"/>
-          <w14:ligatures w14:val="none"/>
-        </w:rPr>
-        <w:t xml:space="preserve"/>
-      </w:r>
-      <w:r>
-        <w:rPr>
-          <w:rFonts w:ascii="Arial Narrow" w:eastAsia="Arial Narrow" w:hAnsi="Arial Narrow" w:cs="Arial Narrow"/>
-          <w:color w:val="000000"/>
-          <w:kern w:val="0"/>
-          <w:sz w:val="22"/>
-          <w:szCs w:val="22"/>
-          <w:lang w:val="es-ES" w:eastAsia="es-ES"/>
-          <w14:ligatures w14:val="none"/>
-        </w:rPr>
-        <w:t/>
       </w:r>
       <w:r>
         <w:rPr>
@@ -714,6 +660,72 @@
           <w14:ligatures w14:val="none"/>
         </w:rPr>
         <w:footnoteReference w:id="2"/>
+      </w:r>
+      <w:r>
+        <w:rPr>
+          <w:rFonts w:ascii="Arial Narrow" w:eastAsia="Arial Narrow" w:hAnsi="Arial Narrow" w:cs="Arial Narrow"/>
+          <w:kern w:val="0"/>
+          <w14:ligatures w14:val="none"/>
+          <w:sz w:val="22"/>
+          <w:szCs w:val="22"/>
+        </w:rPr>
+        <w:t xml:space="preserve"/>
+      </w:r>
+      <w:r>
+        <w:rPr>
+          <w:rFonts w:ascii="Arial Narrow" w:eastAsia="Arial Narrow" w:hAnsi="Arial Narrow" w:cs="Arial Narrow"/>
+          <w:kern w:val="0"/>
+          <w14:ligatures w14:val="none"/>
+          <w:sz w:val="22"/>
+          <w:szCs w:val="22"/>
+        </w:rPr>
+        <w:t xml:space="preserve"/>
+      </w:r>
+      <w:r>
+        <w:rPr>
+          <w:rFonts w:ascii="Arial Narrow" w:eastAsia="Arial Narrow" w:hAnsi="Arial Narrow" w:cs="Arial Narrow"/>
+          <w:kern w:val="0"/>
+          <w14:ligatures w14:val="none"/>
+          <w:sz w:val="22"/>
+          <w:szCs w:val="22"/>
+        </w:rPr>
+        <w:t/>
+      </w:r>
+      <w:r>
+        <w:rPr>
+          <w:rFonts w:ascii="Arial Narrow" w:eastAsia="Arial Narrow" w:hAnsi="Arial Narrow" w:cs="Arial Narrow"/>
+          <w:color w:val="000000"/>
+          <w:kern w:val="0"/>
+          <w:sz w:val="22"/>
+          <w:szCs w:val="22"/>
+          <w:lang w:val="es-ES" w:eastAsia="es-ES"/>
+          <w14:ligatures w14:val="none"/>
+        </w:rPr>
+        <w:t/>
+      </w:r>
+      <w:r>
+        <w:rPr>
+          <w:rFonts w:ascii="Arial Narrow" w:eastAsia="Arial Narrow" w:hAnsi="Arial Narrow" w:cs="Arial Narrow"/>
+          <w:color w:val="000000"/>
+          <w:kern w:val="0"/>
+          <w:sz w:val="22"/>
+          <w:szCs w:val="22"/>
+          <w:lang w:val="es-ES" w:eastAsia="es-ES"/>
+          <w14:ligatures w14:val="none"/>
+        </w:rPr>
+        <w:t xml:space="preserve"/>
+      </w:r>
+      <w:r>
+        <w:rPr>
+          <w:rFonts w:ascii="Arial Narrow" w:eastAsia="Arial Narrow" w:hAnsi="Arial Narrow" w:cs="Arial Narrow"/>
+          <w:color w:val="000000"/>
+          <w:kern w:val="0"/>
+          <w:sz w:val="22"/>
+          <w:szCs w:val="22"/>
+          <w:lang w:val="es-ES" w:eastAsia="es-ES"/>
+          <w14:ligatures w14:val="none"/>
+        </w:rPr>
+        <w:t/>
       </w:r>
       <w:r>
         <w:rPr>
@@ -1215,7 +1227,31 @@
           <w:lang w:eastAsia="es-PE"/>
           <w14:ligatures w14:val="none"/>
         </w:rPr>
-        <w:t xml:space="preserve">La Secretaría Técnica de la Comisión de Protección al Consumidor 1 (en adelante, la Secretaría Técnica), en ejercicio de sus facultades, considera que el hecho denunciado, consistente en que la compañía aseguradora no habría cumplido con otorgar dentro del plazo legal la cobertura solicitada por la denunciante de la Póliza del Seguro Protección Ahorro por el fallecimiento de su hijo Jimmy Eduardo Castro [APELLIDO], pese haberle remitido toda la documentación requerida; involucraría una presunta afectación a sus expectativas, quien no habría encontrado una correspondencia entre lo que esperaba recibir de parte del proveedor y lo que realmente recibió. Por consiguiente, corresponde calificar el hecho materia de denuncia como una presunta infracción al deber de idoneidad, tipificado en los artículos 18 y 19 del Código.</w:t>
+        <w:t xml:space="preserve">La Secretaría Técnica de la Comisión de Protección al Consumidor 1 (en adelante, la Secretaría Técnica), en ejercicio de sus facultades</w:t>
+      </w:r>
+      <w:r>
+        <w:rPr>
+          <w:rStyle w:val="Refdenotaalpie"/>
+          <w:rFonts w:ascii="Arial Narrow" w:eastAsia="Arial Narrow" w:hAnsi="Arial Narrow" w:cs="Arial Narrow"/>
+          <w:kern w:val="0"/>
+          <w:sz w:val="22"/>
+          <w:szCs w:val="22"/>
+          <w:vertAlign w:val="superscript"/>
+          <w14:ligatures w14:val="none"/>
+        </w:rPr>
+        <w:footnoteReference w:id="3"/>
+      </w:r>
+      <w:r>
+        <w:rPr>
+          <w:rFonts w:ascii="Arial Narrow" w:eastAsia="Arial Narrow" w:hAnsi="Arial Narrow" w:cs="Arial Narrow"/>
+          <w:color w:val="000000"/>
+          <w:kern w:val="0"/>
+          <w:sz w:val="22"/>
+          <w:szCs w:val="22"/>
+          <w:lang w:eastAsia="es-PE"/>
+          <w14:ligatures w14:val="none"/>
+        </w:rPr>
+        <w:t xml:space="preserve">, considera que el hecho denunciado, consistente en que la compañía aseguradora no habría cumplido con otorgar dentro del plazo legal la cobertura solicitada por la denunciante de la Póliza del Seguro Protección Ahorro por el fallecimiento de su hijo Jimmy Eduardo Castro [APELLIDO], pese haberle remitido toda la documentación requerida; involucraría una presunta afectación a sus expectativas, quien no habría encontrado una correspondencia entre lo que esperaba recibir de parte del proveedor y lo que realmente recibió. Por consiguiente, corresponde calificar el hecho materia de denuncia como una presunta infracción al deber de idoneidad, tipificado en los artículos 18 y 19 del Código.</w:t>
       </w:r>
       <w:bookmarkEnd w:id="1"/>
       <w:bookmarkEnd w:id="2"/>
@@ -1231,18 +1267,6 @@
           <w14:ligatures w14:val="none"/>
         </w:rPr>
         <w:t/>
-      </w:r>
-      <w:r>
-        <w:rPr>
-          <w:rStyle w:val="Refdenotaalpie"/>
-          <w:rFonts w:ascii="Arial Narrow" w:eastAsia="Arial Narrow" w:hAnsi="Arial Narrow" w:cs="Arial Narrow"/>
-          <w:kern w:val="0"/>
-          <w:sz w:val="22"/>
-          <w:szCs w:val="22"/>
-          <w:vertAlign w:val="superscript"/>
-          <w14:ligatures w14:val="none"/>
-        </w:rPr>
-        <w:footnoteReference w:id="3"/>
       </w:r>
       <w:r>
         <w:rPr>
@@ -2017,7 +2041,19 @@
           <w:lang w:eastAsia="es-PE"/>
           <w14:ligatures w14:val="none"/>
         </w:rPr>
-        <w:t xml:space="preserve">PRIMERO: admitir a trámite la denuncia del 20 de mayo de 2025 interpuesta por la señora [DENUNCIANTE] contra Rímac Seguros y Reaseguros S.A., por lo siguiente:</w:t>
+        <w:t xml:space="preserve">PRIMERO:</w:t>
+      </w:r>
+      <w:r>
+        <w:rPr>
+          <w:rFonts w:ascii="Arial Narrow" w:eastAsia="Arial Narrow" w:hAnsi="Arial Narrow" w:cs="Arial Narrow"/>
+          <w:color w:val="000000"/>
+          <w:kern w:val="0"/>
+          <w:sz w:val="22"/>
+          <w:szCs w:val="22"/>
+          <w:lang w:eastAsia="es-PE"/>
+          <w14:ligatures w14:val="none"/>
+        </w:rPr>
+        <w:t xml:space="preserve"> admitir a trámite la denuncia del 20 de mayo de 2025 interpuesta por la señora [DENUNCIANTE] contra Rímac Seguros y Reaseguros S.A., por lo siguiente:</w:t>
       </w:r>
       <w:r>
         <w:rPr>
@@ -2110,7 +2146,6 @@
       <w:r>
         <w:rPr>
           <w:rFonts w:ascii="Arial Narrow" w:eastAsia="Arial Narrow" w:hAnsi="Arial Narrow" w:cs="Arial Narrow"/>
-          <w:bCs/>
           <w:spacing w:val="-3"/>
           <w:kern w:val="0"/>
           <w14:ligatures w14:val="none"/>
@@ -2122,7 +2157,6 @@
       <w:r>
         <w:rPr>
           <w:rFonts w:ascii="Arial Narrow" w:eastAsia="Arial Narrow" w:hAnsi="Arial Narrow" w:cs="Arial Narrow"/>
-          <w:bCs/>
           <w:spacing w:val="-3"/>
           <w:kern w:val="0"/>
           <w14:ligatures w14:val="none"/>
@@ -2774,7 +2808,19 @@
           <w:lang w:eastAsia="es-PE"/>
           <w14:ligatures w14:val="none"/>
         </w:rPr>
-        <w:t xml:space="preserve">TERCERO: </w:t>
+        <w:t xml:space="preserve">TERCERO:</w:t>
+      </w:r>
+      <w:r>
+        <w:rPr>
+          <w:rFonts w:ascii="Arial Narrow" w:eastAsia="Arial Narrow" w:hAnsi="Arial Narrow" w:cs="Arial Narrow"/>
+          <w:color w:val="000000"/>
+          <w:kern w:val="0"/>
+          <w:sz w:val="22"/>
+          <w:szCs w:val="22"/>
+          <w:lang w:eastAsia="es-PE"/>
+          <w14:ligatures w14:val="none"/>
+        </w:rPr>
+        <w:t xml:space="preserve"> </w:t>
       </w:r>
       <w:r>
         <w:rPr>
@@ -3180,7 +3226,15 @@
           <w:sz w:val="22"/>
           <w:szCs w:val="22"/>
         </w:rPr>
-        <w:t xml:space="preserve">CUARTO: </w:t>
+        <w:t xml:space="preserve">CUARTO:</w:t>
+      </w:r>
+      <w:r>
+        <w:rPr>
+          <w:rFonts w:ascii="Arial Narrow" w:eastAsia="Arial Narrow" w:hAnsi="Arial Narrow" w:cs="Arial Narrow"/>
+          <w:sz w:val="22"/>
+          <w:szCs w:val="22"/>
+        </w:rPr>
+        <w:t xml:space="preserve"> </w:t>
       </w:r>
       <w:r>
         <w:rPr>
@@ -3202,7 +3256,7 @@
           <w:lang w:val="es-ES" w:eastAsia="es-ES"/>
           <w14:ligatures w14:val="none"/>
         </w:rPr>
-        <w:footnoteReference w:id="13"/>
+        <w:footnoteReference w:id="8"/>
       </w:r>
       <w:r>
         <w:rPr>
@@ -3224,7 +3278,7 @@
           <w:lang w:val="es-ES" w:eastAsia="es-ES"/>
           <w14:ligatures w14:val="none"/>
         </w:rPr>
-        <w:footnoteReference w:id="14"/>
+        <w:footnoteReference w:id="9"/>
       </w:r>
       <w:r>
         <w:rPr>
@@ -3275,7 +3329,19 @@
           <w:lang w:eastAsia="es-PE"/>
           <w14:ligatures w14:val="none"/>
         </w:rPr>
-        <w:t xml:space="preserve">QUINTO: </w:t>
+        <w:t xml:space="preserve">QUINTO:</w:t>
+      </w:r>
+      <w:r>
+        <w:rPr>
+          <w:rFonts w:ascii="Arial Narrow" w:eastAsia="Arial Narrow" w:hAnsi="Arial Narrow" w:cs="Arial Narrow"/>
+          <w:color w:val="000000"/>
+          <w:kern w:val="0"/>
+          <w:sz w:val="22"/>
+          <w:szCs w:val="22"/>
+          <w:lang w:eastAsia="es-PE"/>
+          <w14:ligatures w14:val="none"/>
+        </w:rPr>
+        <w:t xml:space="preserve"> </w:t>
       </w:r>
       <w:bookmarkStart w:id="4" w:name="_Hlk188286813"/>
       <w:r>
@@ -3619,7 +3685,7 @@
           <w:lang w:eastAsia="es-PE"/>
           <w14:ligatures w14:val="none"/>
         </w:rPr>
-        <w:footnoteReference w:id="8"/>
+        <w:footnoteReference w:id="10"/>
       </w:r>
       <w:r>
         <w:rPr>
@@ -3717,7 +3783,7 @@
           <w:lang w:eastAsia="es-PE"/>
           <w14:ligatures w14:val="none"/>
         </w:rPr>
-        <w:footnoteReference w:id="9"/>
+        <w:footnoteReference w:id="11"/>
       </w:r>
       <w:r>
         <w:rPr>
@@ -3781,7 +3847,7 @@
           <w:lang w:eastAsia="es-PE"/>
           <w14:ligatures w14:val="none"/>
         </w:rPr>
-        <w:footnoteReference w:id="10"/>
+        <w:footnoteReference w:id="12"/>
       </w:r>
       <w:r>
         <w:rPr>
@@ -3995,7 +4061,7 @@
           <w:vertAlign w:val="superscript"/>
           <w14:ligatures w14:val="none"/>
         </w:rPr>
-        <w:footnoteReference w:id="11"/>
+        <w:footnoteReference w:id="13"/>
       </w:r>
       <w:r>
         <w:rPr>
@@ -4013,7 +4079,6 @@
           <w:kern w:val="0"/>
           <w:sz w:val="22"/>
           <w:szCs w:val="22"/>
-          <w:u w:val="single"/>
           <w14:ligatures w14:val="none"/>
         </w:rPr>
         <w:lastRenderedPageBreak/>
@@ -4022,7 +4087,6 @@
       <w:r>
         <w:rPr>
           <w:rFonts w:ascii="Arial Narrow" w:eastAsia="Arial Narrow" w:hAnsi="Arial Narrow" w:cs="Arial Narrow"/>
-          <w:bCs/>
           <w:kern w:val="0"/>
           <w14:ligatures w14:val="none"/>
           <w:sz w:val="22"/>
@@ -4033,8 +4097,6 @@
       <w:r>
         <w:rPr>
           <w:rFonts w:ascii="Arial Narrow" w:eastAsia="Arial Narrow" w:hAnsi="Arial Narrow" w:cs="Arial Narrow"/>
-          <w:b/>
-          <w:bCs/>
           <w:kern w:val="0"/>
           <w14:ligatures w14:val="none"/>
           <w:sz w:val="22"/>
@@ -4048,7 +4110,6 @@
           <w:kern w:val="0"/>
           <w:sz w:val="22"/>
           <w:szCs w:val="22"/>
-          <w:u w:val="single"/>
           <w14:ligatures w14:val="none"/>
         </w:rPr>
         <w:t xml:space="preserve">Ello bajo apercibimiento de no realizar la audiencia de conciliación y levantar el acta de inasistencia correspondiente. </w:t>
@@ -4147,15 +4208,23 @@
           <w:sz w:val="22"/>
           <w:szCs w:val="22"/>
         </w:rPr>
-        <w:t xml:space="preserve">DÉCIMO: </w:t>
-      </w:r>
-      <w:r>
-        <w:rPr>
-          <w:rFonts w:ascii="Arial Narrow" w:eastAsia="Arial Narrow" w:hAnsi="Arial Narrow" w:cs="Arial Narrow"/>
-          <w:sz w:val="22"/>
-          <w:szCs w:val="22"/>
-        </w:rPr>
-        <w:t xml:space="preserve">requerir a la señora [DENUNCIANTE] y Rímac Seguros y Reaseguros S.A. para que, dentro del plazo de dos (2) días hábiles siguientes a la fecha en que reciban la notificación en sus bandejas de correo electrónico, efectúen la confirmación de recepción de la notificación remitida por este despacho a sus correos electrónicos, de conformidad con el segundo párrafo del numeral 4 del artículo 20 del Texto Único Ordenado de la Ley del Procedimiento Administrativo General, aprobado mediante Decreto Supremo 006-2026-JUS, bajo apercibimiento de rehacer el acto de notificación y notificarle conforme al numeral 1 del artículo 20 del citado cuerpo normativo.</w:t>
+        <w:t xml:space="preserve">DÉCIMO:</w:t>
+      </w:r>
+      <w:r>
+        <w:rPr>
+          <w:rFonts w:ascii="Arial Narrow" w:eastAsia="Arial Narrow" w:hAnsi="Arial Narrow" w:cs="Arial Narrow"/>
+          <w:sz w:val="22"/>
+          <w:szCs w:val="22"/>
+        </w:rPr>
+        <w:t xml:space="preserve"> </w:t>
+      </w:r>
+      <w:r>
+        <w:rPr>
+          <w:rFonts w:ascii="Arial Narrow" w:eastAsia="Arial Narrow" w:hAnsi="Arial Narrow" w:cs="Arial Narrow"/>
+          <w:sz w:val="22"/>
+          <w:szCs w:val="22"/>
+        </w:rPr>
+        <w:t xml:space="preserve">requerir a la señora [DENUNCIANTE] y Rímac Seguros y Reaseguros S.A. para que, dentro del plazo de dos (2) días hábiles siguientes a la fecha en que reciban la notificación en sus bandejas de correo electrónico, efectúen la confirmación de recepción de la notificación remitida por este despacho a sus correos electrónicos, de conformidad con el segundo párrafo del numeral 4 del artículo 20 del Texto Único Ordenado de la Ley del Procedimiento Administrativo General, aprobado mediante Decreto Supremo 006-2026-JUS, bajo apercibimiento de rehacer el acto de notificación y notificarles conforme al numeral 1 del artículo 20 del citado cuerpo normativo.</w:t>
       </w:r>
       <w:r>
         <w:rPr>
@@ -4410,7 +4479,7 @@
           <w:szCs w:val="22"/>
           <w:vertAlign w:val="superscript"/>
         </w:rPr>
-        <w:footnoteReference w:id="12"/>
+        <w:footnoteReference w:id="14"/>
       </w:r>
       <w:r>
         <w:rPr>
@@ -4476,6 +4545,38 @@
           <w14:ligatures w14:val="none"/>
         </w:rPr>
       </w:pPr>
+    </w:p>
+    <w:p>
+      <w:pPr>
+        <w:shd w:val="clear" w:color="auto" w:fill="FFFFFF"/>
+        <w:spacing w:after="0" w:line="240" w:lineRule="auto"/>
+        <w:jc w:val="center"/>
+        <w:rPr>
+          <w:rFonts w:ascii="Arial Narrow" w:eastAsia="Arial Narrow" w:hAnsi="Arial Narrow" w:cs="Arial Narrow"/>
+          <w:b/>
+          <w:bCs/>
+          <w:color w:val="000000"/>
+          <w:kern w:val="0"/>
+          <w14:ligatures w14:val="none"/>
+          <w:sz w:val="22"/>
+          <w:szCs w:val="22"/>
+        </w:rPr>
+      </w:pPr>
+      <w:bookmarkStart w:id="8" w:name="_Hlk205479314"/>
+      <w:bookmarkEnd w:id="0"/>
+      <w:r>
+        <w:rPr>
+          <w:rFonts w:ascii="Arial Narrow" w:eastAsia="Arial Narrow" w:hAnsi="Arial Narrow" w:cs="Arial Narrow"/>
+          <w:b/>
+          <w:bCs/>
+          <w:color w:val="000000"/>
+          <w:kern w:val="0"/>
+          <w14:ligatures w14:val="none"/>
+          <w:sz w:val="22"/>
+          <w:szCs w:val="22"/>
+        </w:rPr>
+        <w:t xml:space="preserve">Firmado digitalmente por</w:t>
+      </w:r>
     </w:p>
     <w:p>
       <w:pPr>
@@ -4816,6 +4917,9 @@
     <w:p>
       <w:pPr>
         <w:pStyle w:val="Textonotapie"/>
+        <w:tabs>
+          <w:tab w:val="left" w:pos="567"/>
+        </w:tabs>
         <w:ind w:left="567" w:hanging="567"/>
         <w:jc w:val="both"/>
         <w:rPr>
@@ -4840,7 +4944,82 @@
           <w:sz w:val="16"/>
           <w:szCs w:val="16"/>
         </w:rPr>
+        <w:tab/>
+        <w:t xml:space="preserve"/>
+      </w:r>
+      <w:r>
+        <w:rPr>
+          <w:rFonts w:ascii="Arial Narrow" w:eastAsia="Arial Narrow" w:hAnsi="Arial Narrow" w:cs="Arial Narrow"/>
+          <w:sz w:val="16"/>
+          <w:szCs w:val="16"/>
+        </w:rPr>
+        <w:tab/>
+        <w:t>Publicado</w:t>
+      </w:r>
+      <w:r>
+        <w:rPr>
+          <w:rFonts w:ascii="Arial Narrow" w:eastAsia="Arial Narrow" w:hAnsi="Arial Narrow" w:cs="Arial Narrow"/>
+          <w:b/>
+          <w:sz w:val="16"/>
+          <w:szCs w:val="16"/>
+        </w:rPr>
         <w:t xml:space="preserve"> </w:t>
+      </w:r>
+      <w:r>
+        <w:rPr>
+          <w:rFonts w:ascii="Arial Narrow" w:eastAsia="Arial Narrow" w:hAnsi="Arial Narrow" w:cs="Arial Narrow"/>
+          <w:sz w:val="16"/>
+          <w:szCs w:val="16"/>
+        </w:rPr>
+        <w:t xml:space="preserve">el 2 de setiembre de 2010 en el Diario Oficial El Peruano, vigente desde el 2 de octubre de 2010 y modificado por Decreto Legislativo 1308.</w:t>
+      </w:r>
+    </w:p>
+    <w:p>
+      <w:pPr>
+        <w:pStyle w:val="Textonotapie"/>
+        <w:ind w:left="567" w:hanging="567"/>
+        <w:jc w:val="both"/>
+        <w:rPr>
+          <w:rFonts w:ascii="Arial Narrow" w:eastAsia="Arial Narrow" w:hAnsi="Arial Narrow" w:cs="Arial Narrow"/>
+          <w:sz w:val="16"/>
+          <w:szCs w:val="16"/>
+        </w:rPr>
+      </w:pPr>
+    </w:p>
+  </w:footnote>
+  <w:footnote w:id="2">
+    <w:p>
+      <w:pPr>
+        <w:pStyle w:val="Textonotapie"/>
+        <w:tabs>
+          <w:tab w:val="left" w:pos="567"/>
+        </w:tabs>
+        <w:ind w:left="567" w:hanging="567"/>
+        <w:jc w:val="both"/>
+        <w:rPr>
+          <w:rFonts w:ascii="Arial Narrow" w:eastAsia="Arial Narrow" w:hAnsi="Arial Narrow" w:cs="Arial Narrow"/>
+          <w:sz w:val="16"/>
+          <w:szCs w:val="16"/>
+        </w:rPr>
+      </w:pPr>
+      <w:r>
+        <w:rPr>
+          <w:rStyle w:val="Refdenotaalpie"/>
+          <w:rFonts w:ascii="Arial Narrow" w:eastAsia="Arial Narrow" w:hAnsi="Arial Narrow" w:cs="Arial Narrow"/>
+          <w:sz w:val="16"/>
+          <w:szCs w:val="16"/>
+          <w:vertAlign w:val="superscript"/>
+        </w:rPr>
+        <w:footnoteRef/>
+      </w:r>
+      <w:r>
+        <w:rPr>
+          <w:rFonts w:ascii="Arial Narrow" w:eastAsia="Arial Narrow" w:hAnsi="Arial Narrow" w:cs="Arial Narrow"/>
+          <w:sz w:val="16"/>
+          <w:szCs w:val="16"/>
+        </w:rPr>
+        <w:tab/>
+        <w:t xml:space="preserve"/>
       </w:r>
       <w:r>
         <w:rPr>
@@ -4948,76 +5127,6 @@
           <w:szCs w:val="16"/>
         </w:rPr>
         <w:t xml:space="preserve">.</w:t>
-      </w:r>
-    </w:p>
-    <w:p>
-      <w:pPr>
-        <w:pStyle w:val="Textonotapie"/>
-        <w:ind w:left="567" w:hanging="567"/>
-        <w:jc w:val="both"/>
-        <w:rPr>
-          <w:rFonts w:ascii="Arial Narrow" w:eastAsia="Arial Narrow" w:hAnsi="Arial Narrow" w:cs="Arial Narrow"/>
-          <w:sz w:val="16"/>
-          <w:szCs w:val="16"/>
-        </w:rPr>
-      </w:pPr>
-    </w:p>
-  </w:footnote>
-  <w:footnote w:id="2">
-    <w:p>
-      <w:pPr>
-        <w:pStyle w:val="Textonotapie"/>
-        <w:ind w:left="567" w:hanging="567"/>
-        <w:jc w:val="both"/>
-        <w:rPr>
-          <w:rFonts w:ascii="Arial Narrow" w:eastAsia="Arial Narrow" w:hAnsi="Arial Narrow" w:cs="Arial Narrow"/>
-          <w:sz w:val="16"/>
-          <w:szCs w:val="16"/>
-        </w:rPr>
-      </w:pPr>
-      <w:r>
-        <w:rPr>
-          <w:rStyle w:val="Refdenotaalpie"/>
-          <w:rFonts w:ascii="Arial Narrow" w:eastAsia="Arial Narrow" w:hAnsi="Arial Narrow" w:cs="Arial Narrow"/>
-          <w:sz w:val="16"/>
-          <w:szCs w:val="16"/>
-          <w:vertAlign w:val="superscript"/>
-        </w:rPr>
-        <w:footnoteRef/>
-      </w:r>
-      <w:r>
-        <w:rPr>
-          <w:rFonts w:ascii="Arial Narrow" w:eastAsia="Arial Narrow" w:hAnsi="Arial Narrow" w:cs="Arial Narrow"/>
-          <w:sz w:val="16"/>
-          <w:szCs w:val="16"/>
-        </w:rPr>
-        <w:t xml:space="preserve"> </w:t>
-      </w:r>
-      <w:r>
-        <w:rPr>
-          <w:rFonts w:ascii="Arial Narrow" w:eastAsia="Arial Narrow" w:hAnsi="Arial Narrow" w:cs="Arial Narrow"/>
-          <w:sz w:val="16"/>
-          <w:szCs w:val="16"/>
-        </w:rPr>
-        <w:tab/>
-        <w:t>Publicado</w:t>
-      </w:r>
-      <w:r>
-        <w:rPr>
-          <w:rFonts w:ascii="Arial Narrow" w:eastAsia="Arial Narrow" w:hAnsi="Arial Narrow" w:cs="Arial Narrow"/>
-          <w:b/>
-          <w:sz w:val="16"/>
-          <w:szCs w:val="16"/>
-        </w:rPr>
-        <w:t xml:space="preserve"> </w:t>
-      </w:r>
-      <w:r>
-        <w:rPr>
-          <w:rFonts w:ascii="Arial Narrow" w:eastAsia="Arial Narrow" w:hAnsi="Arial Narrow" w:cs="Arial Narrow"/>
-          <w:sz w:val="16"/>
-          <w:szCs w:val="16"/>
-        </w:rPr>
-        <w:t xml:space="preserve">el 2 de setiembre de 2010 en el Diario Oficial El Peruano, vigente desde el 2 de octubre de 2010 y modificado por Decreto Legislativo 1308.</w:t>
       </w:r>
     </w:p>
     <w:p>
@@ -5066,7 +5175,8 @@
           <w:sz w:val="16"/>
           <w:szCs w:val="16"/>
         </w:rPr>
-        <w:t xml:space="preserve"> </w:t>
+        <w:tab/>
+        <w:t xml:space="preserve"/>
       </w:r>
       <w:r>
         <w:rPr>
@@ -5173,10 +5283,30 @@
         <w:jc w:val="both"/>
         <w:rPr>
           <w:rFonts w:ascii="Arial Narrow" w:eastAsia="Arial Narrow" w:hAnsi="Arial Narrow" w:cs="Arial Narrow"/>
-          <w:sz w:val="16"/>
-          <w:szCs w:val="16"/>
-        </w:rPr>
-      </w:pPr>
+          <w:b/>
+          <w:bCs/>
+          <w:sz w:val="16"/>
+          <w:szCs w:val="16"/>
+        </w:rPr>
+      </w:pPr>
+      <w:r>
+        <w:rPr>
+          <w:rFonts w:ascii="Arial Narrow" w:eastAsia="Arial Narrow" w:hAnsi="Arial Narrow" w:cs="Arial Narrow"/>
+          <w:sz w:val="16"/>
+          <w:szCs w:val="16"/>
+        </w:rPr>
+        <w:tab/>
+      </w:r>
+      <w:r>
+        <w:rPr>
+          <w:rFonts w:ascii="Arial Narrow" w:eastAsia="Arial Narrow" w:hAnsi="Arial Narrow" w:cs="Arial Narrow"/>
+          <w:b/>
+          <w:bCs/>
+          <w:sz w:val="16"/>
+          <w:szCs w:val="16"/>
+        </w:rPr>
+        <w:t xml:space="preserve">LEY DE ORGANIZACIÓN Y FUNCIONES DEL INDECOPI, APROBADA POR DECRETO LEGISLATIVO 1033 </w:t>
+      </w:r>
     </w:p>
     <w:p>
       <w:pPr>
@@ -5188,29 +5318,46 @@
         <w:jc w:val="both"/>
         <w:rPr>
           <w:rFonts w:ascii="Arial Narrow" w:eastAsia="Arial Narrow" w:hAnsi="Arial Narrow" w:cs="Arial Narrow"/>
+          <w:sz w:val="16"/>
+          <w:szCs w:val="16"/>
+        </w:rPr>
+      </w:pPr>
+      <w:r>
+        <w:rPr>
+          <w:rFonts w:ascii="Arial Narrow" w:eastAsia="Arial Narrow" w:hAnsi="Arial Narrow" w:cs="Arial Narrow"/>
           <w:b/>
           <w:bCs/>
           <w:sz w:val="16"/>
           <w:szCs w:val="16"/>
         </w:rPr>
-      </w:pPr>
-      <w:r>
-        <w:rPr>
-          <w:rFonts w:ascii="Arial Narrow" w:eastAsia="Arial Narrow" w:hAnsi="Arial Narrow" w:cs="Arial Narrow"/>
-          <w:sz w:val="16"/>
-          <w:szCs w:val="16"/>
-        </w:rPr>
         <w:tab/>
-      </w:r>
-      <w:r>
-        <w:rPr>
-          <w:rFonts w:ascii="Arial Narrow" w:eastAsia="Arial Narrow" w:hAnsi="Arial Narrow" w:cs="Arial Narrow"/>
-          <w:b/>
-          <w:bCs/>
-          <w:sz w:val="16"/>
-          <w:szCs w:val="16"/>
-        </w:rPr>
-        <w:t xml:space="preserve">LEY DE ORGANIZACIÓN Y FUNCIONES DEL INDECOPI, APROBADA POR DECRETO LEGISLATIVO 1033 </w:t>
+        <w:t>Artículo 27.-</w:t>
+      </w:r>
+      <w:r>
+        <w:rPr>
+          <w:rFonts w:ascii="Arial Narrow" w:eastAsia="Arial Narrow" w:hAnsi="Arial Narrow" w:cs="Arial Narrow"/>
+          <w:sz w:val="16"/>
+          <w:szCs w:val="16"/>
+        </w:rPr>
+        <w:t xml:space="preserve"> De la Comisión de Protección al </w:t>
+      </w:r>
+      <w:proofErr w:type="gramStart"/>
+      <w:r>
+        <w:rPr>
+          <w:rFonts w:ascii="Arial Narrow" w:eastAsia="Arial Narrow" w:hAnsi="Arial Narrow" w:cs="Arial Narrow"/>
+          <w:sz w:val="16"/>
+          <w:szCs w:val="16"/>
+        </w:rPr>
+        <w:t>Consumidor.-</w:t>
+      </w:r>
+      <w:proofErr w:type="gramEnd"/>
+      <w:r>
+        <w:rPr>
+          <w:rFonts w:ascii="Arial Narrow" w:eastAsia="Arial Narrow" w:hAnsi="Arial Narrow" w:cs="Arial Narrow"/>
+          <w:sz w:val="16"/>
+          <w:szCs w:val="16"/>
+        </w:rPr>
+        <w:t xml:space="preserve"> </w:t>
       </w:r>
     </w:p>
     <w:p>
@@ -5230,39 +5377,11 @@
       <w:r>
         <w:rPr>
           <w:rFonts w:ascii="Arial Narrow" w:eastAsia="Arial Narrow" w:hAnsi="Arial Narrow" w:cs="Arial Narrow"/>
-          <w:b/>
-          <w:bCs/>
           <w:sz w:val="16"/>
           <w:szCs w:val="16"/>
         </w:rPr>
         <w:tab/>
-        <w:t>Artículo 27.-</w:t>
-      </w:r>
-      <w:r>
-        <w:rPr>
-          <w:rFonts w:ascii="Arial Narrow" w:eastAsia="Arial Narrow" w:hAnsi="Arial Narrow" w:cs="Arial Narrow"/>
-          <w:sz w:val="16"/>
-          <w:szCs w:val="16"/>
-        </w:rPr>
-        <w:t xml:space="preserve"> De la Comisión de Protección al </w:t>
-      </w:r>
-      <w:proofErr w:type="gramStart"/>
-      <w:r>
-        <w:rPr>
-          <w:rFonts w:ascii="Arial Narrow" w:eastAsia="Arial Narrow" w:hAnsi="Arial Narrow" w:cs="Arial Narrow"/>
-          <w:sz w:val="16"/>
-          <w:szCs w:val="16"/>
-        </w:rPr>
-        <w:t>Consumidor.-</w:t>
-      </w:r>
-      <w:proofErr w:type="gramEnd"/>
-      <w:r>
-        <w:rPr>
-          <w:rFonts w:ascii="Arial Narrow" w:eastAsia="Arial Narrow" w:hAnsi="Arial Narrow" w:cs="Arial Narrow"/>
-          <w:sz w:val="16"/>
-          <w:szCs w:val="16"/>
-        </w:rPr>
-        <w:t xml:space="preserve"> </w:t>
+        <w:t>Corresponde a la Comisión de Protección al Consumidor velar por el cumplimiento de la Ley de Protección al Consumidor y de las leyes que, en general, protegen a los consumidores de la falta de idoneidad de los bienes y servicios en función de la información brindada, de las omisiones de información y de la discriminación en el consumo, así como de aquellas que complementen o sustituyan a las anteriores.</w:t>
       </w:r>
     </w:p>
     <w:p>
@@ -5275,20 +5394,15 @@
         <w:jc w:val="both"/>
         <w:rPr>
           <w:rFonts w:ascii="Arial Narrow" w:eastAsia="Arial Narrow" w:hAnsi="Arial Narrow" w:cs="Arial Narrow"/>
-          <w:sz w:val="16"/>
-          <w:szCs w:val="16"/>
-        </w:rPr>
-      </w:pPr>
-      <w:r>
-        <w:rPr>
-          <w:rFonts w:ascii="Arial Narrow" w:eastAsia="Arial Narrow" w:hAnsi="Arial Narrow" w:cs="Arial Narrow"/>
-          <w:sz w:val="16"/>
-          <w:szCs w:val="16"/>
-        </w:rPr>
-        <w:tab/>
-        <w:t>Corresponde a la Comisión de Protección al Consumidor velar por el cumplimiento de la Ley de Protección al Consumidor y de las leyes que, en general, protegen a los consumidores de la falta de idoneidad de los bienes y servicios en función de la información brindada, de las omisiones de información y de la discriminación en el consumo, así como de aquellas que complementen o sustituyan a las anteriores.</w:t>
-      </w:r>
-    </w:p>
+          <w:b/>
+          <w:bCs/>
+          <w:sz w:val="16"/>
+          <w:szCs w:val="16"/>
+        </w:rPr>
+      </w:pPr>
+    </w:p>
+  </w:footnote>
+  <w:footnote w:id="4">
     <w:p>
       <w:pPr>
         <w:pStyle w:val="Textonotapie"/>
@@ -5305,9 +5419,150 @@
           <w:szCs w:val="16"/>
         </w:rPr>
       </w:pPr>
-    </w:p>
-  </w:footnote>
-  <w:footnote w:id="4">
+      <w:r>
+        <w:rPr>
+          <w:rStyle w:val="Refdenotaalpie"/>
+          <w:rFonts w:ascii="Arial Narrow" w:eastAsia="Arial Narrow" w:hAnsi="Arial Narrow" w:cs="Arial Narrow"/>
+          <w:sz w:val="16"/>
+          <w:szCs w:val="16"/>
+          <w:vertAlign w:val="superscript"/>
+        </w:rPr>
+        <w:footnoteRef/>
+      </w:r>
+      <w:r>
+        <w:rPr>
+          <w:rFonts w:ascii="Arial Narrow" w:eastAsia="Arial Narrow" w:hAnsi="Arial Narrow" w:cs="Arial Narrow"/>
+          <w:sz w:val="16"/>
+          <w:szCs w:val="16"/>
+        </w:rPr>
+        <w:tab/>
+        <w:t xml:space="preserve"/>
+      </w:r>
+      <w:r>
+        <w:rPr>
+          <w:rFonts w:ascii="Arial Narrow" w:eastAsia="Arial Narrow" w:hAnsi="Arial Narrow" w:cs="Arial Narrow"/>
+          <w:sz w:val="16"/>
+          <w:szCs w:val="16"/>
+        </w:rPr>
+        <w:tab/>
+      </w:r>
+      <w:r>
+        <w:rPr>
+          <w:rFonts w:ascii="Arial Narrow" w:eastAsia="Arial Narrow" w:hAnsi="Arial Narrow" w:cs="Arial Narrow"/>
+          <w:b/>
+          <w:bCs/>
+          <w:sz w:val="16"/>
+          <w:szCs w:val="16"/>
+        </w:rPr>
+        <w:t xml:space="preserve">LEY 29571, CÓDIGO DE PROTECCIÓN Y DEFENSA DEL CONSUMIDOR, publicado el 2 de setiembre de 2010 y modificado por Decreto Legislativo 1308 </w:t>
+      </w:r>
+    </w:p>
+    <w:p>
+      <w:pPr>
+        <w:pStyle w:val="Textonotapie"/>
+        <w:ind w:left="567" w:right="-1"/>
+        <w:jc w:val="both"/>
+        <w:rPr>
+          <w:rFonts w:ascii="Arial Narrow" w:eastAsia="Arial Narrow" w:hAnsi="Arial Narrow" w:cs="Arial Narrow"/>
+          <w:b/>
+          <w:bCs/>
+          <w:sz w:val="16"/>
+          <w:szCs w:val="16"/>
+        </w:rPr>
+      </w:pPr>
+      <w:r>
+        <w:rPr>
+          <w:rFonts w:ascii="Arial Narrow" w:eastAsia="Arial Narrow" w:hAnsi="Arial Narrow" w:cs="Arial Narrow"/>
+          <w:b/>
+          <w:bCs/>
+          <w:sz w:val="16"/>
+          <w:szCs w:val="16"/>
+        </w:rPr>
+        <w:t xml:space="preserve">Artículo 18.- Idoneidad </w:t>
+      </w:r>
+    </w:p>
+    <w:p>
+      <w:pPr>
+        <w:pStyle w:val="Textonotapie"/>
+        <w:ind w:left="567" w:right="-1"/>
+        <w:jc w:val="both"/>
+        <w:rPr>
+          <w:rFonts w:ascii="Arial Narrow" w:eastAsia="Arial Narrow" w:hAnsi="Arial Narrow" w:cs="Arial Narrow"/>
+          <w:sz w:val="16"/>
+          <w:szCs w:val="16"/>
+        </w:rPr>
+      </w:pPr>
+      <w:r>
+        <w:rPr>
+          <w:rFonts w:ascii="Arial Narrow" w:eastAsia="Arial Narrow" w:hAnsi="Arial Narrow" w:cs="Arial Narrow"/>
+          <w:sz w:val="16"/>
+          <w:szCs w:val="16"/>
+        </w:rPr>
+        <w:t xml:space="preserve">Se entiende por idoneidad la correspondencia entre lo que un consumidor espera y lo que efectivamente recibe, en función a lo que se le hubiera ofrecido, la publicidad e información transmitida, las condiciones y circunstancias de la transacción, las características y naturaleza del producto o servicio, el precio, entre otros factores, atendiendo a las circunstancias del caso. </w:t>
+      </w:r>
+    </w:p>
+    <w:p>
+      <w:pPr>
+        <w:pStyle w:val="Textonotapie"/>
+        <w:ind w:left="567" w:right="-1"/>
+        <w:jc w:val="both"/>
+        <w:rPr>
+          <w:rFonts w:ascii="Arial Narrow" w:eastAsia="Arial Narrow" w:hAnsi="Arial Narrow" w:cs="Arial Narrow"/>
+          <w:sz w:val="16"/>
+          <w:szCs w:val="16"/>
+        </w:rPr>
+      </w:pPr>
+      <w:r>
+        <w:rPr>
+          <w:rFonts w:ascii="Arial Narrow" w:eastAsia="Arial Narrow" w:hAnsi="Arial Narrow" w:cs="Arial Narrow"/>
+          <w:sz w:val="16"/>
+          <w:szCs w:val="16"/>
+        </w:rPr>
+        <w:t xml:space="preserve">La idoneidad es evaluada en función a la propia naturaleza del producto o servicio y a su aptitud para satisfacer la finalidad para la cual ha sido puesto en el mercado. Las autorizaciones por parte de los organismos del Estado para la fabricación de un producto o la prestación de un servicio, en los casos que sea necesario, no eximen de responsabilidad al proveedor frente al consumidor. </w:t>
+      </w:r>
+    </w:p>
+    <w:p>
+      <w:pPr>
+        <w:pStyle w:val="Textonotapie"/>
+        <w:ind w:left="567" w:right="-1"/>
+        <w:jc w:val="both"/>
+        <w:rPr>
+          <w:rFonts w:ascii="Arial Narrow" w:eastAsia="Arial Narrow" w:hAnsi="Arial Narrow" w:cs="Arial Narrow"/>
+          <w:sz w:val="16"/>
+          <w:szCs w:val="16"/>
+        </w:rPr>
+      </w:pPr>
+      <w:r>
+        <w:rPr>
+          <w:rFonts w:ascii="Arial Narrow" w:eastAsia="Arial Narrow" w:hAnsi="Arial Narrow" w:cs="Arial Narrow"/>
+          <w:b/>
+          <w:bCs/>
+          <w:sz w:val="16"/>
+          <w:szCs w:val="16"/>
+        </w:rPr>
+        <w:t xml:space="preserve">Artículo 19.- Obligación de los proveedores </w:t>
+      </w:r>
+    </w:p>
+    <w:p>
+      <w:pPr>
+        <w:pStyle w:val="Textonotapie"/>
+        <w:ind w:left="567" w:right="-1"/>
+        <w:jc w:val="both"/>
+        <w:rPr>
+          <w:rFonts w:ascii="Arial Narrow" w:eastAsia="Arial Narrow" w:hAnsi="Arial Narrow" w:cs="Arial Narrow"/>
+          <w:sz w:val="16"/>
+          <w:szCs w:val="16"/>
+        </w:rPr>
+      </w:pPr>
+      <w:r>
+        <w:rPr>
+          <w:rFonts w:ascii="Arial Narrow" w:eastAsia="Arial Narrow" w:hAnsi="Arial Narrow" w:cs="Arial Narrow"/>
+          <w:sz w:val="16"/>
+          <w:szCs w:val="16"/>
+        </w:rPr>
+        <w:t>El proveedor responde por la idoneidad y calidad de los productos y servicios ofrecidos; por la autenticidad de las marcas y leyendas que exhiben sus productos o del signo que respalda al prestador del servicio, por la falta de conformidad entre la publicidad comercial de los productos y servicios y estos, así como por el contenido y la vida útil del producto indicado en el envase, en lo que corresponda.</w:t>
+      </w:r>
+    </w:p>
     <w:p>
       <w:pPr>
         <w:pStyle w:val="Textonotapie"/>
@@ -5324,161 +5579,9 @@
           <w:szCs w:val="16"/>
         </w:rPr>
       </w:pPr>
-      <w:r>
-        <w:rPr>
-          <w:rStyle w:val="Refdenotaalpie"/>
-          <w:rFonts w:ascii="Arial Narrow" w:eastAsia="Arial Narrow" w:hAnsi="Arial Narrow" w:cs="Arial Narrow"/>
-          <w:sz w:val="16"/>
-          <w:szCs w:val="16"/>
-          <w:vertAlign w:val="superscript"/>
-        </w:rPr>
-        <w:footnoteRef/>
-      </w:r>
-      <w:r>
-        <w:rPr>
-          <w:rFonts w:ascii="Arial Narrow" w:eastAsia="Arial Narrow" w:hAnsi="Arial Narrow" w:cs="Arial Narrow"/>
-          <w:sz w:val="16"/>
-          <w:szCs w:val="16"/>
-        </w:rPr>
-        <w:t xml:space="preserve"> </w:t>
-      </w:r>
-      <w:r>
-        <w:rPr>
-          <w:rFonts w:ascii="Arial Narrow" w:eastAsia="Arial Narrow" w:hAnsi="Arial Narrow" w:cs="Arial Narrow"/>
-          <w:sz w:val="16"/>
-          <w:szCs w:val="16"/>
-        </w:rPr>
-        <w:tab/>
-      </w:r>
-      <w:r>
-        <w:rPr>
-          <w:rFonts w:ascii="Arial Narrow" w:eastAsia="Arial Narrow" w:hAnsi="Arial Narrow" w:cs="Arial Narrow"/>
-          <w:b/>
-          <w:bCs/>
-          <w:sz w:val="16"/>
-          <w:szCs w:val="16"/>
-        </w:rPr>
-        <w:t xml:space="preserve">LEY 29571, CÓDIGO DE PROTECCIÓN Y DEFENSA DEL CONSUMIDOR, publicado el 2 de setiembre de 2010 y modificado por Decreto Legislativo 1308 </w:t>
-      </w:r>
-    </w:p>
-    <w:p>
-      <w:pPr>
-        <w:pStyle w:val="Textonotapie"/>
-        <w:ind w:left="567" w:right="-1"/>
-        <w:jc w:val="both"/>
-        <w:rPr>
-          <w:rFonts w:ascii="Arial Narrow" w:eastAsia="Arial Narrow" w:hAnsi="Arial Narrow" w:cs="Arial Narrow"/>
-          <w:b/>
-          <w:bCs/>
-          <w:sz w:val="16"/>
-          <w:szCs w:val="16"/>
-        </w:rPr>
-      </w:pPr>
-      <w:r>
-        <w:rPr>
-          <w:rFonts w:ascii="Arial Narrow" w:eastAsia="Arial Narrow" w:hAnsi="Arial Narrow" w:cs="Arial Narrow"/>
-          <w:b/>
-          <w:bCs/>
-          <w:sz w:val="16"/>
-          <w:szCs w:val="16"/>
-        </w:rPr>
-        <w:t xml:space="preserve">Artículo 18.- Idoneidad </w:t>
-      </w:r>
-    </w:p>
-    <w:p>
-      <w:pPr>
-        <w:pStyle w:val="Textonotapie"/>
-        <w:ind w:left="567" w:right="-1"/>
-        <w:jc w:val="both"/>
-        <w:rPr>
-          <w:rFonts w:ascii="Arial Narrow" w:eastAsia="Arial Narrow" w:hAnsi="Arial Narrow" w:cs="Arial Narrow"/>
-          <w:sz w:val="16"/>
-          <w:szCs w:val="16"/>
-        </w:rPr>
-      </w:pPr>
-      <w:r>
-        <w:rPr>
-          <w:rFonts w:ascii="Arial Narrow" w:eastAsia="Arial Narrow" w:hAnsi="Arial Narrow" w:cs="Arial Narrow"/>
-          <w:sz w:val="16"/>
-          <w:szCs w:val="16"/>
-        </w:rPr>
-        <w:t xml:space="preserve">Se entiende por idoneidad la correspondencia entre lo que un consumidor espera y lo que efectivamente recibe, en función a lo que se le hubiera ofrecido, la publicidad e información transmitida, las condiciones y circunstancias de la transacción, las características y naturaleza del producto o servicio, el precio, entre otros factores, atendiendo a las circunstancias del caso. </w:t>
-      </w:r>
-    </w:p>
-    <w:p>
-      <w:pPr>
-        <w:pStyle w:val="Textonotapie"/>
-        <w:ind w:left="567" w:right="-1"/>
-        <w:jc w:val="both"/>
-        <w:rPr>
-          <w:rFonts w:ascii="Arial Narrow" w:eastAsia="Arial Narrow" w:hAnsi="Arial Narrow" w:cs="Arial Narrow"/>
-          <w:sz w:val="16"/>
-          <w:szCs w:val="16"/>
-        </w:rPr>
-      </w:pPr>
-      <w:r>
-        <w:rPr>
-          <w:rFonts w:ascii="Arial Narrow" w:eastAsia="Arial Narrow" w:hAnsi="Arial Narrow" w:cs="Arial Narrow"/>
-          <w:sz w:val="16"/>
-          <w:szCs w:val="16"/>
-        </w:rPr>
-        <w:t xml:space="preserve">La idoneidad es evaluada en función a la propia naturaleza del producto o servicio y a su aptitud para satisfacer la finalidad para la cual ha sido puesto en el mercado. Las autorizaciones por parte de los organismos del Estado para la fabricación de un producto o la prestación de un servicio, en los casos que sea necesario, no eximen de responsabilidad al proveedor frente al consumidor. </w:t>
-      </w:r>
-    </w:p>
-    <w:p>
-      <w:pPr>
-        <w:pStyle w:val="Textonotapie"/>
-        <w:ind w:left="567" w:right="-1"/>
-        <w:jc w:val="both"/>
-        <w:rPr>
-          <w:rFonts w:ascii="Arial Narrow" w:eastAsia="Arial Narrow" w:hAnsi="Arial Narrow" w:cs="Arial Narrow"/>
-          <w:sz w:val="16"/>
-          <w:szCs w:val="16"/>
-        </w:rPr>
-      </w:pPr>
-    </w:p>
-    <w:p>
-      <w:pPr>
-        <w:pStyle w:val="Textonotapie"/>
-        <w:ind w:left="567" w:right="-1"/>
-        <w:jc w:val="both"/>
-        <w:rPr>
-          <w:rFonts w:ascii="Arial Narrow" w:eastAsia="Arial Narrow" w:hAnsi="Arial Narrow" w:cs="Arial Narrow"/>
-          <w:sz w:val="16"/>
-          <w:szCs w:val="16"/>
-        </w:rPr>
-      </w:pPr>
-      <w:r>
-        <w:rPr>
-          <w:rFonts w:ascii="Arial Narrow" w:eastAsia="Arial Narrow" w:hAnsi="Arial Narrow" w:cs="Arial Narrow"/>
-          <w:b/>
-          <w:bCs/>
-          <w:sz w:val="16"/>
-          <w:szCs w:val="16"/>
-        </w:rPr>
-        <w:t xml:space="preserve">Artículo 19.- Obligación de los proveedores </w:t>
-      </w:r>
-    </w:p>
-    <w:p>
-      <w:pPr>
-        <w:pStyle w:val="Textonotapie"/>
-        <w:ind w:left="567" w:right="-1"/>
-        <w:jc w:val="both"/>
-        <w:rPr>
-          <w:rFonts w:ascii="Arial Narrow" w:eastAsia="Arial Narrow" w:hAnsi="Arial Narrow" w:cs="Arial Narrow"/>
-          <w:sz w:val="16"/>
-          <w:szCs w:val="16"/>
-        </w:rPr>
-      </w:pPr>
-      <w:r>
-        <w:rPr>
-          <w:rFonts w:ascii="Arial Narrow" w:eastAsia="Arial Narrow" w:hAnsi="Arial Narrow" w:cs="Arial Narrow"/>
-          <w:sz w:val="16"/>
-          <w:szCs w:val="16"/>
-        </w:rPr>
-        <w:t>El proveedor responde por la idoneidad y calidad de los productos y servicios ofrecidos; por la autenticidad de las marcas y leyendas que exhiben sus productos o del signo que respalda al prestador del servicio, por la falta de conformidad entre la publicidad comercial de los productos y servicios y estos, así como por el contenido y la vida útil del producto indicado en el envase, en lo que corresponda.</w:t>
-      </w:r>
-    </w:p>
+    </w:p>
+  </w:footnote>
+  <w:footnote w:id="5">
     <w:p>
       <w:pPr>
         <w:pStyle w:val="Textonotapie"/>
@@ -5489,15 +5592,74 @@
         <w:jc w:val="both"/>
         <w:rPr>
           <w:rFonts w:ascii="Arial Narrow" w:eastAsia="Arial Narrow" w:hAnsi="Arial Narrow" w:cs="Arial Narrow"/>
+          <w:sz w:val="16"/>
+          <w:szCs w:val="16"/>
+        </w:rPr>
+      </w:pPr>
+      <w:r>
+        <w:rPr>
+          <w:rStyle w:val="Refdenotaalpie"/>
+          <w:rFonts w:ascii="Arial Narrow" w:eastAsia="Arial Narrow" w:hAnsi="Arial Narrow" w:cs="Arial Narrow"/>
+          <w:sz w:val="16"/>
+          <w:szCs w:val="16"/>
+          <w:vertAlign w:val="superscript"/>
+        </w:rPr>
+        <w:footnoteRef/>
+      </w:r>
+      <w:r>
+        <w:rPr>
+          <w:rFonts w:ascii="Arial Narrow" w:eastAsia="Arial Narrow" w:hAnsi="Arial Narrow" w:cs="Arial Narrow"/>
+          <w:sz w:val="16"/>
+          <w:szCs w:val="16"/>
+        </w:rPr>
+        <w:tab/>
+        <w:t xml:space="preserve"/>
+      </w:r>
+      <w:r>
+        <w:rPr>
+          <w:rFonts w:ascii="Arial Narrow" w:eastAsia="Arial Narrow" w:hAnsi="Arial Narrow" w:cs="Arial Narrow"/>
+          <w:sz w:val="16"/>
+          <w:szCs w:val="16"/>
+        </w:rPr>
+        <w:tab/>
+      </w:r>
+      <w:r>
+        <w:rPr>
+          <w:rFonts w:ascii="Arial Narrow" w:eastAsia="Arial Narrow" w:hAnsi="Arial Narrow" w:cs="Arial Narrow"/>
           <w:b/>
           <w:bCs/>
           <w:sz w:val="16"/>
           <w:szCs w:val="16"/>
         </w:rPr>
-      </w:pPr>
-    </w:p>
-  </w:footnote>
-  <w:footnote w:id="5">
+        <w:t>LEY SOBRE FACULTADES, NORMAS Y ORGANIZACIÓN DEL INDECOPI, APROBADA POR DECRETO LEGISLATIVO 807 Artículo 24.-</w:t>
+      </w:r>
+      <w:r>
+        <w:rPr>
+          <w:rFonts w:ascii="Arial Narrow" w:eastAsia="Arial Narrow" w:hAnsi="Arial Narrow" w:cs="Arial Narrow"/>
+          <w:sz w:val="16"/>
+          <w:szCs w:val="16"/>
+        </w:rPr>
+        <w:t xml:space="preserve"> El </w:t>
+      </w:r>
+      <w:proofErr w:type="gramStart"/>
+      <w:r>
+        <w:rPr>
+          <w:rFonts w:ascii="Arial Narrow" w:eastAsia="Arial Narrow" w:hAnsi="Arial Narrow" w:cs="Arial Narrow"/>
+          <w:sz w:val="16"/>
+          <w:szCs w:val="16"/>
+        </w:rPr>
+        <w:t>Secretario Técnico</w:t>
+      </w:r>
+      <w:proofErr w:type="gramEnd"/>
+      <w:r>
+        <w:rPr>
+          <w:rFonts w:ascii="Arial Narrow" w:eastAsia="Arial Narrow" w:hAnsi="Arial Narrow" w:cs="Arial Narrow"/>
+          <w:sz w:val="16"/>
+          <w:szCs w:val="16"/>
+        </w:rPr>
+        <w:t xml:space="preserve"> se encargará de la tramitación del procedimiento. Para ello, cuenta con las siguientes facultades:</w:t>
+      </w:r>
+    </w:p>
     <w:p>
       <w:pPr>
         <w:pStyle w:val="Textonotapie"/>
@@ -5514,65 +5676,12 @@
       </w:pPr>
       <w:r>
         <w:rPr>
-          <w:rStyle w:val="Refdenotaalpie"/>
-          <w:rFonts w:ascii="Arial Narrow" w:eastAsia="Arial Narrow" w:hAnsi="Arial Narrow" w:cs="Arial Narrow"/>
-          <w:sz w:val="16"/>
-          <w:szCs w:val="16"/>
-          <w:vertAlign w:val="superscript"/>
-        </w:rPr>
-        <w:footnoteRef/>
-      </w:r>
-      <w:r>
-        <w:rPr>
-          <w:rFonts w:ascii="Arial Narrow" w:eastAsia="Arial Narrow" w:hAnsi="Arial Narrow" w:cs="Arial Narrow"/>
-          <w:sz w:val="16"/>
-          <w:szCs w:val="16"/>
-        </w:rPr>
-        <w:t xml:space="preserve"> </w:t>
-      </w:r>
-      <w:r>
-        <w:rPr>
           <w:rFonts w:ascii="Arial Narrow" w:eastAsia="Arial Narrow" w:hAnsi="Arial Narrow" w:cs="Arial Narrow"/>
           <w:sz w:val="16"/>
           <w:szCs w:val="16"/>
         </w:rPr>
         <w:tab/>
-      </w:r>
-      <w:r>
-        <w:rPr>
-          <w:rFonts w:ascii="Arial Narrow" w:eastAsia="Arial Narrow" w:hAnsi="Arial Narrow" w:cs="Arial Narrow"/>
-          <w:b/>
-          <w:bCs/>
-          <w:sz w:val="16"/>
-          <w:szCs w:val="16"/>
-        </w:rPr>
-        <w:t>LEY SOBRE FACULTADES, NORMAS Y ORGANIZACIÓN DEL INDECOPI, APROBADA POR DECRETO LEGISLATIVO 807 Artículo 24.-</w:t>
-      </w:r>
-      <w:r>
-        <w:rPr>
-          <w:rFonts w:ascii="Arial Narrow" w:eastAsia="Arial Narrow" w:hAnsi="Arial Narrow" w:cs="Arial Narrow"/>
-          <w:sz w:val="16"/>
-          <w:szCs w:val="16"/>
-        </w:rPr>
-        <w:t xml:space="preserve"> El </w:t>
-      </w:r>
-      <w:proofErr w:type="gramStart"/>
-      <w:r>
-        <w:rPr>
-          <w:rFonts w:ascii="Arial Narrow" w:eastAsia="Arial Narrow" w:hAnsi="Arial Narrow" w:cs="Arial Narrow"/>
-          <w:sz w:val="16"/>
-          <w:szCs w:val="16"/>
-        </w:rPr>
-        <w:t>Secretario Técnico</w:t>
-      </w:r>
-      <w:proofErr w:type="gramEnd"/>
-      <w:r>
-        <w:rPr>
-          <w:rFonts w:ascii="Arial Narrow" w:eastAsia="Arial Narrow" w:hAnsi="Arial Narrow" w:cs="Arial Narrow"/>
-          <w:sz w:val="16"/>
-          <w:szCs w:val="16"/>
-        </w:rPr>
-        <w:t xml:space="preserve"> se encargará de la tramitación del procedimiento. Para ello, cuenta con las siguientes facultades:</w:t>
+        <w:t xml:space="preserve">(...) </w:t>
       </w:r>
     </w:p>
     <w:p>
@@ -5596,7 +5705,7 @@
           <w:szCs w:val="16"/>
         </w:rPr>
         <w:tab/>
-        <w:t xml:space="preserve">(...) </w:t>
+        <w:t xml:space="preserve">c) Admitir denuncias a trámite, en aquellos casos en que la Comisión le haya delegado esta facultad. </w:t>
       </w:r>
     </w:p>
     <w:p>
@@ -5620,7 +5729,7 @@
           <w:szCs w:val="16"/>
         </w:rPr>
         <w:tab/>
-        <w:t xml:space="preserve">c) Admitir denuncias a trámite, en aquellos casos en que la Comisión le haya delegado esta facultad. </w:t>
+        <w:t>(...).</w:t>
       </w:r>
     </w:p>
     <w:p>
@@ -5637,6 +5746,33 @@
           <w:szCs w:val="16"/>
         </w:rPr>
       </w:pPr>
+    </w:p>
+  </w:footnote>
+  <w:footnote w:id="6">
+    <w:p>
+      <w:pPr>
+        <w:pStyle w:val="Textonotapie"/>
+        <w:tabs>
+          <w:tab w:val="left" w:pos="567"/>
+        </w:tabs>
+        <w:ind w:left="567" w:hanging="567"/>
+        <w:jc w:val="both"/>
+        <w:rPr>
+          <w:rFonts w:ascii="Arial Narrow" w:eastAsia="Arial Narrow" w:hAnsi="Arial Narrow" w:cs="Arial Narrow"/>
+          <w:sz w:val="16"/>
+          <w:szCs w:val="16"/>
+        </w:rPr>
+      </w:pPr>
+      <w:r>
+        <w:rPr>
+          <w:rStyle w:val="Refdenotaalpie"/>
+          <w:rFonts w:ascii="Arial Narrow" w:eastAsia="Arial Narrow" w:hAnsi="Arial Narrow" w:cs="Arial Narrow"/>
+          <w:sz w:val="16"/>
+          <w:szCs w:val="16"/>
+          <w:vertAlign w:val="superscript"/>
+        </w:rPr>
+        <w:footnoteRef/>
+      </w:r>
       <w:r>
         <w:rPr>
           <w:rFonts w:ascii="Arial Narrow" w:eastAsia="Arial Narrow" w:hAnsi="Arial Narrow" w:cs="Arial Narrow"/>
@@ -5644,9 +5780,697 @@
           <w:szCs w:val="16"/>
         </w:rPr>
         <w:tab/>
-        <w:t>(...).</w:t>
-      </w:r>
-    </w:p>
+        <w:t xml:space="preserve"/>
+      </w:r>
+      <w:r>
+        <w:rPr>
+          <w:rFonts w:ascii="Arial Narrow" w:eastAsia="Arial Narrow" w:hAnsi="Arial Narrow" w:cs="Arial Narrow"/>
+          <w:sz w:val="16"/>
+          <w:szCs w:val="16"/>
+        </w:rPr>
+        <w:tab/>
+        <w:t xml:space="preserve">El número de trabajadores se atenderá siempre que la empresa haya sido constituida antes de la vigencia de la Ley </w:t>
+      </w:r>
+      <w:proofErr w:type="spellStart"/>
+      <w:r>
+        <w:rPr>
+          <w:rFonts w:ascii="Arial Narrow" w:eastAsia="Arial Narrow" w:hAnsi="Arial Narrow" w:cs="Arial Narrow"/>
+          <w:sz w:val="16"/>
+          <w:szCs w:val="16"/>
+        </w:rPr>
+        <w:t/>
+      </w:r>
+      <w:proofErr w:type="spellEnd"/>
+      <w:r>
+        <w:rPr>
+          <w:rFonts w:ascii="Arial Narrow" w:eastAsia="Arial Narrow" w:hAnsi="Arial Narrow" w:cs="Arial Narrow"/>
+          <w:sz w:val="16"/>
+          <w:szCs w:val="16"/>
+        </w:rPr>
+        <w:t xml:space="preserve">30056, publicada el 2 de julio de 2013, que modificó el artículo 5 del Texto Único Ordenado de la Ley de Promoción de la Competitividad, Formalización y Desarrollo de la Micro y Pequeña Empresa y de Acceso al Empleo Decente (LEY MYPE). Ello, en la medida que la Tercera Disposición Complementaria Transitoria de la norma modificatoria precisa que las empresas constituidas antes de la </w:t>
+      </w:r>
+      <w:proofErr w:type="gramStart"/>
+      <w:r>
+        <w:rPr>
+          <w:rFonts w:ascii="Arial Narrow" w:eastAsia="Arial Narrow" w:hAnsi="Arial Narrow" w:cs="Arial Narrow"/>
+          <w:sz w:val="16"/>
+          <w:szCs w:val="16"/>
+        </w:rPr>
+        <w:t>entrada en vigencia</w:t>
+      </w:r>
+      <w:proofErr w:type="gramEnd"/>
+      <w:r>
+        <w:rPr>
+          <w:rFonts w:ascii="Arial Narrow" w:eastAsia="Arial Narrow" w:hAnsi="Arial Narrow" w:cs="Arial Narrow"/>
+          <w:sz w:val="16"/>
+          <w:szCs w:val="16"/>
+        </w:rPr>
+        <w:t xml:space="preserve"> de dicha Ley se rigen por los requisitos de acogimiento al régimen de las micro y pequeñas empresas regulados en el Decreto Legislativo 1086.</w:t>
+      </w:r>
+    </w:p>
+    <w:p>
+      <w:pPr>
+        <w:pStyle w:val="Textonotapie"/>
+        <w:ind w:left="567" w:hanging="567"/>
+        <w:jc w:val="both"/>
+        <w:rPr>
+          <w:rFonts w:ascii="Arial Narrow" w:eastAsia="Arial Narrow" w:hAnsi="Arial Narrow" w:cs="Arial Narrow"/>
+          <w:sz w:val="16"/>
+          <w:szCs w:val="16"/>
+        </w:rPr>
+      </w:pPr>
+    </w:p>
+  </w:footnote>
+  <w:footnote w:id="7">
+    <w:p>
+      <w:pPr>
+        <w:pStyle w:val="Textonotapie"/>
+        <w:tabs>
+          <w:tab w:val="left" w:pos="567"/>
+        </w:tabs>
+        <w:ind w:left="567" w:hanging="567"/>
+        <w:jc w:val="both"/>
+        <w:rPr>
+          <w:rFonts w:ascii="Arial Narrow" w:eastAsia="Arial Narrow" w:hAnsi="Arial Narrow" w:cs="Arial Narrow"/>
+          <w:sz w:val="16"/>
+          <w:szCs w:val="16"/>
+        </w:rPr>
+      </w:pPr>
+      <w:r>
+        <w:rPr>
+          <w:rStyle w:val="Refdenotaalpie"/>
+          <w:rFonts w:ascii="Arial Narrow" w:eastAsia="Arial Narrow" w:hAnsi="Arial Narrow" w:cs="Arial Narrow"/>
+          <w:sz w:val="16"/>
+          <w:szCs w:val="16"/>
+          <w:vertAlign w:val="superscript"/>
+        </w:rPr>
+        <w:footnoteRef/>
+      </w:r>
+      <w:r>
+        <w:rPr>
+          <w:rFonts w:ascii="Arial Narrow" w:eastAsia="Arial Narrow" w:hAnsi="Arial Narrow" w:cs="Arial Narrow"/>
+          <w:sz w:val="16"/>
+          <w:szCs w:val="16"/>
+        </w:rPr>
+        <w:tab/>
+        <w:t xml:space="preserve"/>
+      </w:r>
+      <w:r>
+        <w:rPr>
+          <w:rFonts w:ascii="Arial Narrow" w:eastAsia="Arial Narrow" w:hAnsi="Arial Narrow" w:cs="Arial Narrow"/>
+          <w:sz w:val="16"/>
+          <w:szCs w:val="16"/>
+        </w:rPr>
+        <w:tab/>
+      </w:r>
+      <w:r>
+        <w:rPr>
+          <w:rFonts w:ascii="Arial Narrow" w:eastAsia="Arial Narrow" w:hAnsi="Arial Narrow" w:cs="Arial Narrow"/>
+          <w:b/>
+          <w:sz w:val="16"/>
+          <w:szCs w:val="16"/>
+        </w:rPr>
+        <w:t>LEY 29571, CÓDIGO DE PROTECCIÓN Y DEFENSA DEL CONSUMIDOR</w:t>
+      </w:r>
+      <w:r>
+        <w:rPr>
+          <w:rFonts w:ascii="Arial Narrow" w:eastAsia="Arial Narrow" w:hAnsi="Arial Narrow" w:cs="Arial Narrow"/>
+          <w:b/>
+          <w:bCs/>
+          <w:sz w:val="16"/>
+          <w:szCs w:val="16"/>
+        </w:rPr>
+        <w:t xml:space="preserve">, </w:t>
+      </w:r>
+      <w:r>
+        <w:rPr>
+          <w:rFonts w:ascii="Arial Narrow" w:eastAsia="Arial Narrow" w:hAnsi="Arial Narrow" w:cs="Arial Narrow"/>
+          <w:b/>
+          <w:sz w:val="16"/>
+          <w:szCs w:val="16"/>
+        </w:rPr>
+        <w:t>publicado el 2 de setiembre de 2010 y modificado por Decreto Legislativo 1308</w:t>
+      </w:r>
+    </w:p>
+    <w:p>
+      <w:pPr>
+        <w:pStyle w:val="Textonotapie"/>
+        <w:ind w:left="567" w:hanging="567"/>
+        <w:jc w:val="both"/>
+        <w:rPr>
+          <w:rFonts w:ascii="Arial Narrow" w:eastAsia="Arial Narrow" w:hAnsi="Arial Narrow" w:cs="Arial Narrow"/>
+          <w:b/>
+          <w:bCs/>
+          <w:sz w:val="16"/>
+          <w:szCs w:val="16"/>
+        </w:rPr>
+      </w:pPr>
+      <w:r>
+        <w:rPr>
+          <w:rFonts w:ascii="Arial Narrow" w:eastAsia="Arial Narrow" w:hAnsi="Arial Narrow" w:cs="Arial Narrow"/>
+          <w:sz w:val="16"/>
+          <w:szCs w:val="16"/>
+        </w:rPr>
+        <w:tab/>
+      </w:r>
+      <w:r>
+        <w:rPr>
+          <w:rFonts w:ascii="Arial Narrow" w:eastAsia="Arial Narrow" w:hAnsi="Arial Narrow" w:cs="Arial Narrow"/>
+          <w:b/>
+          <w:bCs/>
+          <w:sz w:val="16"/>
+          <w:szCs w:val="16"/>
+        </w:rPr>
+        <w:t>Artículo 110.- Sanciones Administrativas</w:t>
+      </w:r>
+    </w:p>
+    <w:p>
+      <w:pPr>
+        <w:autoSpaceDE w:val="0"/>
+        <w:autoSpaceDN w:val="0"/>
+        <w:adjustRightInd w:val="0"/>
+        <w:spacing w:after="0" w:line="240" w:lineRule="auto"/>
+        <w:ind w:left="567"/>
+        <w:jc w:val="both"/>
+        <w:rPr>
+          <w:rFonts w:ascii="Arial Narrow" w:eastAsia="Arial Narrow" w:hAnsi="Arial Narrow" w:cs="Arial Narrow"/>
+          <w:sz w:val="16"/>
+          <w:szCs w:val="16"/>
+          <w:lang w:eastAsia="es-PE"/>
+        </w:rPr>
+      </w:pPr>
+      <w:r>
+        <w:rPr>
+          <w:rFonts w:ascii="Arial Narrow" w:eastAsia="Arial Narrow" w:hAnsi="Arial Narrow" w:cs="Arial Narrow"/>
+          <w:sz w:val="16"/>
+          <w:szCs w:val="16"/>
+          <w:lang w:eastAsia="es-PE"/>
+        </w:rPr>
+        <w:t>(…)</w:t>
+      </w:r>
+    </w:p>
+    <w:p>
+      <w:pPr>
+        <w:autoSpaceDE w:val="0"/>
+        <w:autoSpaceDN w:val="0"/>
+        <w:adjustRightInd w:val="0"/>
+        <w:spacing w:after="0" w:line="240" w:lineRule="auto"/>
+        <w:ind w:left="567"/>
+        <w:jc w:val="both"/>
+        <w:rPr>
+          <w:rFonts w:ascii="Arial Narrow" w:eastAsia="Arial Narrow" w:hAnsi="Arial Narrow" w:cs="Arial Narrow"/>
+          <w:sz w:val="16"/>
+          <w:szCs w:val="16"/>
+          <w:lang w:eastAsia="es-PE"/>
+        </w:rPr>
+      </w:pPr>
+      <w:r>
+        <w:rPr>
+          <w:rFonts w:ascii="Arial Narrow" w:eastAsia="Arial Narrow" w:hAnsi="Arial Narrow" w:cs="Arial Narrow"/>
+          <w:sz w:val="16"/>
+          <w:szCs w:val="16"/>
+          <w:lang w:eastAsia="es-PE"/>
+        </w:rPr>
+        <w:t>En el caso de las microempresas, la multa no puede superar el diez por ciento (10%) de las ventas o ingresos brutos percibidos por el infractor, relativos a todas sus actividades económicas, correspondientes al ejercicio inmediato anterior al de la expedición de la resolución de primera instancia, siempre que se haya acreditado dichos ingresos, no se encuentre en una situación de reincidencia y el caso no verse sobre la vida, salud o integridad de los consumidores. Para el caso de las pequeñas empresas, la multa no puede superar el veinte por ciento (20%) de las ventas o ingresos brutos percibidos por el infractor, conforme a los requisitos señalados anteriormente.</w:t>
+      </w:r>
+    </w:p>
+    <w:p>
+      <w:pPr>
+        <w:autoSpaceDE w:val="0"/>
+        <w:autoSpaceDN w:val="0"/>
+        <w:adjustRightInd w:val="0"/>
+        <w:spacing w:after="0" w:line="240" w:lineRule="auto"/>
+        <w:ind w:left="567"/>
+        <w:jc w:val="both"/>
+        <w:rPr>
+          <w:rFonts w:ascii="Arial Narrow" w:eastAsia="Arial Narrow" w:hAnsi="Arial Narrow" w:cs="Arial Narrow"/>
+          <w:sz w:val="16"/>
+          <w:szCs w:val="16"/>
+          <w:lang w:eastAsia="es-PE"/>
+        </w:rPr>
+      </w:pPr>
+      <w:r>
+        <w:rPr>
+          <w:rFonts w:ascii="Arial Narrow" w:eastAsia="Arial Narrow" w:hAnsi="Arial Narrow" w:cs="Arial Narrow"/>
+          <w:sz w:val="16"/>
+          <w:szCs w:val="16"/>
+          <w:lang w:eastAsia="es-PE"/>
+        </w:rPr>
+        <w:t>(…).</w:t>
+      </w:r>
+    </w:p>
+    <w:p>
+      <w:pPr>
+        <w:pStyle w:val="Textonotapie"/>
+        <w:ind w:left="567" w:hanging="567"/>
+        <w:jc w:val="both"/>
+        <w:rPr>
+          <w:rFonts w:ascii="Arial Narrow" w:eastAsia="Arial Narrow" w:hAnsi="Arial Narrow" w:cs="Arial Narrow"/>
+          <w:sz w:val="16"/>
+          <w:szCs w:val="16"/>
+        </w:rPr>
+      </w:pPr>
+    </w:p>
+  </w:footnote>
+  <w:footnote w:id="8">
+    <w:p>
+      <w:pPr>
+        <w:pStyle w:val="Textonotapie"/>
+        <w:tabs>
+          <w:tab w:val="left" w:pos="567"/>
+        </w:tabs>
+        <w:ind w:left="567" w:hanging="567"/>
+        <w:jc w:val="both"/>
+        <w:rPr>
+          <w:rFonts w:ascii="Arial Narrow" w:eastAsia="Arial Narrow" w:hAnsi="Arial Narrow" w:cs="Arial Narrow"/>
+          <w:sz w:val="16"/>
+          <w:szCs w:val="16"/>
+        </w:rPr>
+      </w:pPr>
+      <w:r>
+        <w:rPr>
+          <w:rStyle w:val="Refdenotaalpie"/>
+          <w:rFonts w:ascii="Arial Narrow" w:eastAsia="Arial Narrow" w:hAnsi="Arial Narrow" w:cs="Arial Narrow"/>
+          <w:sz w:val="16"/>
+          <w:szCs w:val="16"/>
+          <w:vertAlign w:val="superscript"/>
+        </w:rPr>
+        <w:footnoteRef/>
+      </w:r>
+      <w:r>
+        <w:rPr>
+          <w:rFonts w:ascii="Arial Narrow" w:eastAsia="Arial Narrow" w:hAnsi="Arial Narrow" w:cs="Arial Narrow"/>
+          <w:sz w:val="16"/>
+          <w:szCs w:val="16"/>
+        </w:rPr>
+        <w:tab/>
+      </w:r>
+      <w:r>
+        <w:rPr>
+          <w:rFonts w:ascii="Arial Narrow" w:eastAsia="Arial Narrow" w:hAnsi="Arial Narrow" w:cs="Arial Narrow"/>
+          <w:b/>
+          <w:bCs/>
+          <w:sz w:val="16"/>
+          <w:szCs w:val="16"/>
+        </w:rPr>
+        <w:t xml:space="preserve">DECRETO LEGISLATIVO 807, LEY SOBRE FACULTADES, NORMAS Y ORGANIZACIÓN DEL INDECOPI, publicado el 18 de abril de 1996</w:t>
+      </w:r>
+    </w:p>
+    <w:p>
+      <w:pPr>
+        <w:pStyle w:val="Textonotapie"/>
+        <w:ind w:left="567" w:hanging="567"/>
+        <w:jc w:val="both"/>
+        <w:rPr>
+          <w:rFonts w:ascii="Arial Narrow" w:eastAsia="Arial Narrow" w:hAnsi="Arial Narrow" w:cs="Arial Narrow"/>
+          <w:sz w:val="16"/>
+          <w:szCs w:val="16"/>
+        </w:rPr>
+      </w:pPr>
+      <w:r>
+        <w:rPr>
+          <w:rFonts w:ascii="Arial Narrow" w:eastAsia="Arial Narrow" w:hAnsi="Arial Narrow" w:cs="Arial Narrow"/>
+          <w:sz w:val="16"/>
+          <w:szCs w:val="16"/>
+        </w:rPr>
+        <w:tab/>
+      </w:r>
+      <w:r>
+        <w:rPr>
+          <w:rFonts w:ascii="Arial Narrow" w:eastAsia="Arial Narrow" w:hAnsi="Arial Narrow" w:cs="Arial Narrow"/>
+          <w:b/>
+          <w:bCs/>
+          <w:sz w:val="16"/>
+          <w:szCs w:val="16"/>
+        </w:rPr>
+        <w:t xml:space="preserve">Artículo 26.-</w:t>
+      </w:r>
+      <w:r>
+        <w:rPr>
+          <w:rFonts w:ascii="Arial Narrow" w:eastAsia="Arial Narrow" w:hAnsi="Arial Narrow" w:cs="Arial Narrow"/>
+          <w:sz w:val="16"/>
+          <w:szCs w:val="16"/>
+        </w:rPr>
+        <w:t xml:space="preserve"> Una vez admitida a trámite la denuncia, se correrá traslado de la misma al denunciado, a fin de que éste presente su descargo. El plazo para la presentación del descargo será de cinco (5) días contados desde la notificación, vencido el cual, el Secretario Técnico declarará en rebeldía al denunciado que no lo hubiera presentado.</w:t>
+      </w:r>
+    </w:p>
+    <w:p>
+      <w:pPr>
+        <w:pStyle w:val="Textonotapie"/>
+        <w:ind w:left="567" w:hanging="567"/>
+        <w:jc w:val="both"/>
+        <w:rPr>
+          <w:rFonts w:ascii="Arial Narrow" w:eastAsia="Arial Narrow" w:hAnsi="Arial Narrow" w:cs="Arial Narrow"/>
+          <w:sz w:val="16"/>
+          <w:szCs w:val="16"/>
+        </w:rPr>
+      </w:pPr>
+    </w:p>
+  </w:footnote>
+  <w:footnote w:id="9">
+    <w:p>
+      <w:pPr>
+        <w:pStyle w:val="Textonotapie"/>
+        <w:tabs>
+          <w:tab w:val="left" w:pos="567"/>
+        </w:tabs>
+        <w:ind w:left="567" w:hanging="567"/>
+        <w:jc w:val="both"/>
+        <w:rPr>
+          <w:rFonts w:ascii="Arial Narrow" w:eastAsia="Arial Narrow" w:hAnsi="Arial Narrow" w:cs="Arial Narrow"/>
+          <w:sz w:val="16"/>
+          <w:szCs w:val="16"/>
+        </w:rPr>
+      </w:pPr>
+      <w:r>
+        <w:rPr>
+          <w:rStyle w:val="Refdenotaalpie"/>
+          <w:rFonts w:ascii="Arial Narrow" w:eastAsia="Arial Narrow" w:hAnsi="Arial Narrow" w:cs="Arial Narrow"/>
+          <w:sz w:val="16"/>
+          <w:szCs w:val="16"/>
+          <w:vertAlign w:val="superscript"/>
+        </w:rPr>
+        <w:footnoteRef/>
+      </w:r>
+      <w:r>
+        <w:rPr>
+          <w:rFonts w:ascii="Arial Narrow" w:eastAsia="Arial Narrow" w:hAnsi="Arial Narrow" w:cs="Arial Narrow"/>
+          <w:sz w:val="16"/>
+          <w:szCs w:val="16"/>
+        </w:rPr>
+        <w:tab/>
+      </w:r>
+      <w:r>
+        <w:rPr>
+          <w:rFonts w:ascii="Arial Narrow" w:eastAsia="Arial Narrow" w:hAnsi="Arial Narrow" w:cs="Arial Narrow"/>
+          <w:b/>
+          <w:bCs/>
+          <w:sz w:val="16"/>
+          <w:szCs w:val="16"/>
+        </w:rPr>
+        <w:t xml:space="preserve">DECRETO SUPREMO 006-2026-JUS, TEXTO ÚNICO ORDENADO DE LA LEY 27444, LEY DEL PROCEDIMIENTO ADMINISTRATIVO GENERAL, publicado el 30 de abril de 2026</w:t>
+      </w:r>
+    </w:p>
+    <w:p>
+      <w:pPr>
+        <w:pStyle w:val="Textonotapie"/>
+        <w:ind w:left="567" w:hanging="567"/>
+        <w:jc w:val="both"/>
+        <w:rPr>
+          <w:rFonts w:ascii="Arial Narrow" w:eastAsia="Arial Narrow" w:hAnsi="Arial Narrow" w:cs="Arial Narrow"/>
+          <w:sz w:val="16"/>
+          <w:szCs w:val="16"/>
+        </w:rPr>
+      </w:pPr>
+      <w:r>
+        <w:rPr>
+          <w:rFonts w:ascii="Arial Narrow" w:eastAsia="Arial Narrow" w:hAnsi="Arial Narrow" w:cs="Arial Narrow"/>
+          <w:sz w:val="16"/>
+          <w:szCs w:val="16"/>
+        </w:rPr>
+        <w:tab/>
+      </w:r>
+      <w:r>
+        <w:rPr>
+          <w:rFonts w:ascii="Arial Narrow" w:eastAsia="Arial Narrow" w:hAnsi="Arial Narrow" w:cs="Arial Narrow"/>
+          <w:b/>
+          <w:bCs/>
+          <w:sz w:val="16"/>
+          <w:szCs w:val="16"/>
+        </w:rPr>
+        <w:t xml:space="preserve">Artículo 223.- Contestación de la reclamación</w:t>
+      </w:r>
+    </w:p>
+    <w:p>
+      <w:pPr>
+        <w:pStyle w:val="Textonotapie"/>
+        <w:ind w:left="567" w:hanging="567"/>
+        <w:jc w:val="both"/>
+        <w:rPr>
+          <w:rFonts w:ascii="Arial Narrow" w:eastAsia="Arial Narrow" w:hAnsi="Arial Narrow" w:cs="Arial Narrow"/>
+          <w:sz w:val="16"/>
+          <w:szCs w:val="16"/>
+        </w:rPr>
+      </w:pPr>
+      <w:r>
+        <w:rPr>
+          <w:rFonts w:ascii="Arial Narrow" w:eastAsia="Arial Narrow" w:hAnsi="Arial Narrow" w:cs="Arial Narrow"/>
+          <w:sz w:val="16"/>
+          <w:szCs w:val="16"/>
+        </w:rPr>
+        <w:tab/>
+      </w:r>
+      <w:r>
+        <w:rPr>
+          <w:rFonts w:ascii="Arial Narrow" w:eastAsia="Arial Narrow" w:hAnsi="Arial Narrow" w:cs="Arial Narrow"/>
+          <w:sz w:val="16"/>
+          <w:szCs w:val="16"/>
+        </w:rPr>
+        <w:t xml:space="preserve">223.1 El reclamado deberá presentar la contestación de la reclamación dentro de los quince (15) días posteriores a la notificación de ésta; vencido este plazo, la Administración declarará en rebeldía al reclamado que no la hubiera presentado. La contestación deberá contener los requisitos de los escritos previstos en el artículo 113 de la presente Ley, así como la absolución de todos los asuntos controvertidos de hecho y de derecho, Las alegaciones y los hechos relevantes de la reclamación, salvo que hayan sido específicamente negadas en la contestación, se tendrán por aceptadas o merituadas como ciertas.</w:t>
+      </w:r>
+    </w:p>
+    <w:p>
+      <w:pPr>
+        <w:pStyle w:val="Textonotapie"/>
+        <w:ind w:left="567" w:hanging="567"/>
+        <w:jc w:val="both"/>
+        <w:rPr>
+          <w:rFonts w:ascii="Arial Narrow" w:eastAsia="Arial Narrow" w:hAnsi="Arial Narrow" w:cs="Arial Narrow"/>
+          <w:sz w:val="16"/>
+          <w:szCs w:val="16"/>
+        </w:rPr>
+      </w:pPr>
+    </w:p>
+  </w:footnote>
+  <w:footnote w:id="10">
+    <w:p>
+      <w:pPr>
+        <w:tabs>
+          <w:tab w:val="left" w:pos="567"/>
+        </w:tabs>
+        <w:spacing w:after="0" w:line="240" w:lineRule="auto"/>
+        <w:ind w:left="567" w:hanging="567"/>
+        <w:jc w:val="both"/>
+        <w:rPr>
+          <w:rFonts w:ascii="Arial Narrow" w:eastAsia="Arial Narrow" w:hAnsi="Arial Narrow" w:cs="Arial Narrow"/>
+          <w:sz w:val="16"/>
+          <w:szCs w:val="16"/>
+        </w:rPr>
+      </w:pPr>
+      <w:r>
+        <w:rPr>
+          <w:rStyle w:val="Refdenotaalpie"/>
+          <w:rFonts w:ascii="Arial Narrow" w:eastAsia="Arial Narrow" w:hAnsi="Arial Narrow" w:cs="Arial Narrow"/>
+          <w:sz w:val="16"/>
+          <w:szCs w:val="16"/>
+          <w:vertAlign w:val="superscript"/>
+        </w:rPr>
+        <w:footnoteRef/>
+      </w:r>
+      <w:r>
+        <w:rPr>
+          <w:rFonts w:ascii="Arial Narrow" w:eastAsia="Arial Narrow" w:hAnsi="Arial Narrow" w:cs="Arial Narrow"/>
+          <w:sz w:val="16"/>
+          <w:szCs w:val="16"/>
+          <w:vertAlign w:val="superscript"/>
+        </w:rPr>
+        <w:tab/>
+        <w:t xml:space="preserve"/>
+      </w:r>
+      <w:r>
+        <w:rPr>
+          <w:rFonts w:ascii="Arial Narrow" w:eastAsia="Arial Narrow" w:hAnsi="Arial Narrow" w:cs="Arial Narrow"/>
+          <w:sz w:val="16"/>
+          <w:szCs w:val="16"/>
+        </w:rPr>
+        <w:t xml:space="preserve"> </w:t>
+      </w:r>
+      <w:r>
+        <w:rPr>
+          <w:rFonts w:ascii="Arial Narrow" w:eastAsia="Arial Narrow" w:hAnsi="Arial Narrow" w:cs="Arial Narrow"/>
+          <w:sz w:val="16"/>
+          <w:szCs w:val="16"/>
+        </w:rPr>
+        <w:tab/>
+      </w:r>
+      <w:r>
+        <w:rPr>
+          <w:rFonts w:ascii="Arial Narrow" w:eastAsia="Arial Narrow" w:hAnsi="Arial Narrow" w:cs="Arial Narrow"/>
+          <w:b/>
+          <w:sz w:val="16"/>
+          <w:szCs w:val="16"/>
+        </w:rPr>
+        <w:t>LEY 29571, CÓDIGO DE PROTECCIÓN Y DEFENSA DEL CONSUMIDOR</w:t>
+      </w:r>
+      <w:r>
+        <w:rPr>
+          <w:rFonts w:ascii="Arial Narrow" w:eastAsia="Arial Narrow" w:hAnsi="Arial Narrow" w:cs="Arial Narrow"/>
+          <w:b/>
+          <w:bCs/>
+          <w:sz w:val="16"/>
+          <w:szCs w:val="16"/>
+        </w:rPr>
+        <w:t xml:space="preserve">, </w:t>
+      </w:r>
+      <w:r>
+        <w:rPr>
+          <w:rFonts w:ascii="Arial Narrow" w:eastAsia="Arial Narrow" w:hAnsi="Arial Narrow" w:cs="Arial Narrow"/>
+          <w:b/>
+          <w:sz w:val="16"/>
+          <w:szCs w:val="16"/>
+        </w:rPr>
+        <w:t>publicado el 2 de setiembre de 2010 y modificado por Decreto Legislativo 1308</w:t>
+      </w:r>
+    </w:p>
+    <w:p>
+      <w:pPr>
+        <w:spacing w:after="0" w:line="240" w:lineRule="auto"/>
+        <w:ind w:left="567" w:hanging="567"/>
+        <w:jc w:val="both"/>
+        <w:rPr>
+          <w:rFonts w:ascii="Arial Narrow" w:eastAsia="Arial Narrow" w:hAnsi="Arial Narrow" w:cs="Arial Narrow"/>
+          <w:b/>
+          <w:sz w:val="16"/>
+          <w:szCs w:val="16"/>
+        </w:rPr>
+      </w:pPr>
+      <w:r>
+        <w:rPr>
+          <w:rFonts w:ascii="Arial Narrow" w:eastAsia="Arial Narrow" w:hAnsi="Arial Narrow" w:cs="Arial Narrow"/>
+          <w:b/>
+          <w:sz w:val="16"/>
+          <w:szCs w:val="16"/>
+        </w:rPr>
+        <w:tab/>
+        <w:t>Artículo 110.- Sanciones administrativas</w:t>
+      </w:r>
+    </w:p>
+    <w:p>
+      <w:pPr>
+        <w:spacing w:after="0" w:line="240" w:lineRule="auto"/>
+        <w:ind w:left="567"/>
+        <w:jc w:val="both"/>
+        <w:rPr>
+          <w:rFonts w:ascii="Arial Narrow" w:eastAsia="Arial Narrow" w:hAnsi="Arial Narrow" w:cs="Arial Narrow"/>
+          <w:sz w:val="16"/>
+          <w:szCs w:val="16"/>
+        </w:rPr>
+      </w:pPr>
+      <w:r>
+        <w:rPr>
+          <w:rFonts w:ascii="Arial Narrow" w:eastAsia="Arial Narrow" w:hAnsi="Arial Narrow" w:cs="Arial Narrow"/>
+          <w:sz w:val="16"/>
+          <w:szCs w:val="16"/>
+        </w:rPr>
+        <w:t>El órgano resolutivo puede sancionar las infracciones administrativas a que se refiere el artículo 108 con amonestación y multas de hasta cuatrocientos cincuenta (450) Unidades Impositivas Tributarias (UIT), las cuales son calificadas de la siguiente manera:</w:t>
+      </w:r>
+    </w:p>
+    <w:p>
+      <w:pPr>
+        <w:numPr>
+          <w:ilvl w:val="0"/>
+          <w:numId w:val="2"/>
+        </w:numPr>
+        <w:spacing w:after="0" w:line="240" w:lineRule="auto"/>
+        <w:ind w:left="426" w:firstLine="141"/>
+        <w:jc w:val="both"/>
+        <w:rPr>
+          <w:rFonts w:ascii="Arial Narrow" w:eastAsia="Arial Narrow" w:hAnsi="Arial Narrow" w:cs="Arial Narrow"/>
+          <w:sz w:val="16"/>
+          <w:szCs w:val="16"/>
+        </w:rPr>
+      </w:pPr>
+      <w:r>
+        <w:rPr>
+          <w:rFonts w:ascii="Arial Narrow" w:eastAsia="Arial Narrow" w:hAnsi="Arial Narrow" w:cs="Arial Narrow"/>
+          <w:sz w:val="16"/>
+          <w:szCs w:val="16"/>
+        </w:rPr>
+        <w:t>Infracciones leves, con una amonestación o con una multa de hasta cincuenta (50) UIT.</w:t>
+      </w:r>
+    </w:p>
+    <w:p>
+      <w:pPr>
+        <w:numPr>
+          <w:ilvl w:val="0"/>
+          <w:numId w:val="2"/>
+        </w:numPr>
+        <w:spacing w:after="0" w:line="240" w:lineRule="auto"/>
+        <w:ind w:left="426" w:firstLine="141"/>
+        <w:jc w:val="both"/>
+        <w:rPr>
+          <w:rFonts w:ascii="Arial Narrow" w:eastAsia="Arial Narrow" w:hAnsi="Arial Narrow" w:cs="Arial Narrow"/>
+          <w:sz w:val="16"/>
+          <w:szCs w:val="16"/>
+        </w:rPr>
+      </w:pPr>
+      <w:r>
+        <w:rPr>
+          <w:rFonts w:ascii="Arial Narrow" w:eastAsia="Arial Narrow" w:hAnsi="Arial Narrow" w:cs="Arial Narrow"/>
+          <w:sz w:val="16"/>
+          <w:szCs w:val="16"/>
+        </w:rPr>
+        <w:t>Infracciones graves, con una multa de hasta ciento cincuenta (150) UIT.</w:t>
+      </w:r>
+    </w:p>
+    <w:p>
+      <w:pPr>
+        <w:numPr>
+          <w:ilvl w:val="0"/>
+          <w:numId w:val="2"/>
+        </w:numPr>
+        <w:spacing w:after="0" w:line="240" w:lineRule="auto"/>
+        <w:ind w:left="426" w:firstLine="141"/>
+        <w:jc w:val="both"/>
+        <w:rPr>
+          <w:rFonts w:ascii="Arial Narrow" w:eastAsia="Arial Narrow" w:hAnsi="Arial Narrow" w:cs="Arial Narrow"/>
+          <w:sz w:val="16"/>
+          <w:szCs w:val="16"/>
+        </w:rPr>
+      </w:pPr>
+      <w:r>
+        <w:rPr>
+          <w:rFonts w:ascii="Arial Narrow" w:eastAsia="Arial Narrow" w:hAnsi="Arial Narrow" w:cs="Arial Narrow"/>
+          <w:sz w:val="16"/>
+          <w:szCs w:val="16"/>
+        </w:rPr>
+        <w:t>Infracciones muy graves, con una multa de hasta cuatrocientos cincuenta (450) UIT.</w:t>
+      </w:r>
+    </w:p>
+    <w:p>
+      <w:pPr>
+        <w:spacing w:after="0" w:line="240" w:lineRule="auto"/>
+        <w:ind w:left="567"/>
+        <w:jc w:val="both"/>
+        <w:rPr>
+          <w:rFonts w:ascii="Arial Narrow" w:eastAsia="Arial Narrow" w:hAnsi="Arial Narrow" w:cs="Arial Narrow"/>
+          <w:sz w:val="16"/>
+          <w:szCs w:val="16"/>
+        </w:rPr>
+      </w:pPr>
+      <w:r>
+        <w:rPr>
+          <w:rFonts w:ascii="Arial Narrow" w:eastAsia="Arial Narrow" w:hAnsi="Arial Narrow" w:cs="Arial Narrow"/>
+          <w:sz w:val="16"/>
+          <w:szCs w:val="16"/>
+        </w:rPr>
+        <w:t>(…).</w:t>
+      </w:r>
+    </w:p>
+    <w:p>
+      <w:pPr>
+        <w:spacing w:after="0" w:line="240" w:lineRule="auto"/>
+        <w:ind w:left="567" w:hanging="567"/>
+        <w:jc w:val="both"/>
+        <w:rPr>
+          <w:rFonts w:ascii="Arial Narrow" w:eastAsia="Arial Narrow" w:hAnsi="Arial Narrow" w:cs="Arial Narrow"/>
+          <w:sz w:val="16"/>
+          <w:szCs w:val="16"/>
+        </w:rPr>
+      </w:pPr>
+    </w:p>
+  </w:footnote>
+  <w:footnote w:id="11">
     <w:p>
       <w:pPr>
         <w:pStyle w:val="Textonotapie"/>
@@ -5657,39 +6481,56 @@
         <w:jc w:val="both"/>
         <w:rPr>
           <w:rFonts w:ascii="Arial Narrow" w:eastAsia="Arial Narrow" w:hAnsi="Arial Narrow" w:cs="Arial Narrow"/>
-          <w:sz w:val="16"/>
-          <w:szCs w:val="16"/>
-        </w:rPr>
-      </w:pPr>
-      <w:r>
-        <w:rPr>
-          <w:rFonts w:ascii="Arial Narrow" w:eastAsia="Arial Narrow" w:hAnsi="Arial Narrow" w:cs="Arial Narrow"/>
-          <w:sz w:val="16"/>
-          <w:szCs w:val="16"/>
-        </w:rPr>
-        <w:t xml:space="preserve">. </w:t>
-      </w:r>
-    </w:p>
-    <w:p>
-      <w:pPr>
-        <w:pStyle w:val="Textonotapie"/>
+          <w:b/>
+          <w:bCs/>
+          <w:sz w:val="16"/>
+          <w:szCs w:val="16"/>
+        </w:rPr>
+      </w:pPr>
+      <w:r>
+        <w:rPr>
+          <w:rStyle w:val="Refdenotaalpie"/>
+          <w:rFonts w:ascii="Arial Narrow" w:eastAsia="Arial Narrow" w:hAnsi="Arial Narrow" w:cs="Arial Narrow"/>
+          <w:sz w:val="16"/>
+          <w:szCs w:val="16"/>
+          <w:vertAlign w:val="superscript"/>
+        </w:rPr>
+        <w:footnoteRef/>
+      </w:r>
+      <w:r>
+        <w:rPr>
+          <w:rFonts w:ascii="Arial Narrow" w:eastAsia="Arial Narrow" w:hAnsi="Arial Narrow" w:cs="Arial Narrow"/>
+          <w:sz w:val="16"/>
+          <w:szCs w:val="16"/>
+        </w:rPr>
+        <w:tab/>
+        <w:t xml:space="preserve"/>
+      </w:r>
+      <w:r>
+        <w:rPr>
+          <w:rFonts w:ascii="Arial Narrow" w:eastAsia="Arial Narrow" w:hAnsi="Arial Narrow" w:cs="Arial Narrow"/>
+          <w:sz w:val="16"/>
+          <w:szCs w:val="16"/>
+        </w:rPr>
+        <w:tab/>
+      </w:r>
+      <w:r>
+        <w:rPr>
+          <w:rFonts w:ascii="Arial Narrow" w:eastAsia="Arial Narrow" w:hAnsi="Arial Narrow" w:cs="Arial Narrow"/>
+          <w:b/>
+          <w:bCs/>
+          <w:sz w:val="16"/>
+          <w:szCs w:val="16"/>
+        </w:rPr>
+        <w:t xml:space="preserve">LEY 29571, CÓDIGO DE PROTECCIÓN Y DEFENSA DEL CONSUMIDOR, publicado el 2 de setiembre de 2010 y modificado por Decreto Legislativo 1308 </w:t>
+      </w:r>
+    </w:p>
+    <w:p>
+      <w:pPr>
         <w:tabs>
           <w:tab w:val="left" w:pos="567"/>
         </w:tabs>
-        <w:ind w:left="567" w:right="-1" w:hanging="567"/>
-        <w:jc w:val="both"/>
-        <w:rPr>
-          <w:rFonts w:ascii="Arial Narrow" w:eastAsia="Arial Narrow" w:hAnsi="Arial Narrow" w:cs="Arial Narrow"/>
-          <w:sz w:val="16"/>
-          <w:szCs w:val="16"/>
-        </w:rPr>
-      </w:pPr>
-    </w:p>
-  </w:footnote>
-  <w:footnote w:id="6">
-    <w:p>
-      <w:pPr>
-        <w:pStyle w:val="Textonotapie"/>
+        <w:spacing w:after="0" w:line="240" w:lineRule="auto"/>
         <w:ind w:left="567" w:hanging="567"/>
         <w:jc w:val="both"/>
         <w:rPr>
@@ -5700,733 +6541,12 @@
       </w:pPr>
       <w:r>
         <w:rPr>
-          <w:rStyle w:val="Refdenotaalpie"/>
-          <w:rFonts w:ascii="Arial Narrow" w:eastAsia="Arial Narrow" w:hAnsi="Arial Narrow" w:cs="Arial Narrow"/>
-          <w:sz w:val="16"/>
-          <w:szCs w:val="16"/>
-          <w:vertAlign w:val="superscript"/>
-        </w:rPr>
-        <w:footnoteRef/>
-      </w:r>
-      <w:r>
-        <w:rPr>
-          <w:rFonts w:ascii="Arial Narrow" w:eastAsia="Arial Narrow" w:hAnsi="Arial Narrow" w:cs="Arial Narrow"/>
-          <w:sz w:val="16"/>
-          <w:szCs w:val="16"/>
-        </w:rPr>
-        <w:t xml:space="preserve"> </w:t>
-      </w:r>
-      <w:r>
-        <w:rPr>
           <w:rFonts w:ascii="Arial Narrow" w:eastAsia="Arial Narrow" w:hAnsi="Arial Narrow" w:cs="Arial Narrow"/>
           <w:sz w:val="16"/>
           <w:szCs w:val="16"/>
         </w:rPr>
         <w:tab/>
-        <w:t xml:space="preserve">El número de trabajadores se atenderá siempre que la empresa haya sido constituida antes de la vigencia de la Ley </w:t>
-      </w:r>
-      <w:proofErr w:type="spellStart"/>
-      <w:r>
-        <w:rPr>
-          <w:rFonts w:ascii="Arial Narrow" w:eastAsia="Arial Narrow" w:hAnsi="Arial Narrow" w:cs="Arial Narrow"/>
-          <w:sz w:val="16"/>
-          <w:szCs w:val="16"/>
-        </w:rPr>
-        <w:t/>
-      </w:r>
-      <w:proofErr w:type="spellEnd"/>
-      <w:r>
-        <w:rPr>
-          <w:rFonts w:ascii="Arial Narrow" w:eastAsia="Arial Narrow" w:hAnsi="Arial Narrow" w:cs="Arial Narrow"/>
-          <w:sz w:val="16"/>
-          <w:szCs w:val="16"/>
-        </w:rPr>
-        <w:t xml:space="preserve"> 30056, publicada el 2 de julio de 2013, que modificó el artículo 5 del Texto Único Ordenado de la Ley de Promoción de la Competitividad, Formalización y Desarrollo de la Micro y Pequeña Empresa y de Acceso al Empleo Decente (LEY MYPE). Ello, en la medida que la Tercera Disposición Complementaria Transitoria de la norma modificatoria precisa que las empresas constituidas antes de la </w:t>
-      </w:r>
-      <w:proofErr w:type="gramStart"/>
-      <w:r>
-        <w:rPr>
-          <w:rFonts w:ascii="Arial Narrow" w:eastAsia="Arial Narrow" w:hAnsi="Arial Narrow" w:cs="Arial Narrow"/>
-          <w:sz w:val="16"/>
-          <w:szCs w:val="16"/>
-        </w:rPr>
-        <w:t>entrada en vigencia</w:t>
-      </w:r>
-      <w:proofErr w:type="gramEnd"/>
-      <w:r>
-        <w:rPr>
-          <w:rFonts w:ascii="Arial Narrow" w:eastAsia="Arial Narrow" w:hAnsi="Arial Narrow" w:cs="Arial Narrow"/>
-          <w:sz w:val="16"/>
-          <w:szCs w:val="16"/>
-        </w:rPr>
-        <w:t xml:space="preserve"> de dicha Ley se rigen por los requisitos de acogimiento al régimen de las micro y pequeñas empresas regulados en el Decreto Legislativo 1086.</w:t>
-      </w:r>
-    </w:p>
-    <w:p>
-      <w:pPr>
-        <w:pStyle w:val="Textonotapie"/>
-        <w:ind w:left="567" w:hanging="567"/>
-        <w:jc w:val="both"/>
-        <w:rPr>
-          <w:rFonts w:ascii="Arial Narrow" w:eastAsia="Arial Narrow" w:hAnsi="Arial Narrow" w:cs="Arial Narrow"/>
-          <w:sz w:val="16"/>
-          <w:szCs w:val="16"/>
-        </w:rPr>
-      </w:pPr>
-    </w:p>
-  </w:footnote>
-  <w:footnote w:id="7">
-    <w:p>
-      <w:pPr>
-        <w:pStyle w:val="Textonotapie"/>
-        <w:ind w:left="567" w:hanging="567"/>
-        <w:jc w:val="both"/>
-        <w:rPr>
-          <w:rFonts w:ascii="Arial Narrow" w:eastAsia="Arial Narrow" w:hAnsi="Arial Narrow" w:cs="Arial Narrow"/>
-          <w:sz w:val="16"/>
-          <w:szCs w:val="16"/>
-        </w:rPr>
-      </w:pPr>
-      <w:r>
-        <w:rPr>
-          <w:rStyle w:val="Refdenotaalpie"/>
-          <w:rFonts w:ascii="Arial Narrow" w:eastAsia="Arial Narrow" w:hAnsi="Arial Narrow" w:cs="Arial Narrow"/>
-          <w:sz w:val="16"/>
-          <w:szCs w:val="16"/>
-          <w:vertAlign w:val="superscript"/>
-        </w:rPr>
-        <w:footnoteRef/>
-      </w:r>
-      <w:r>
-        <w:rPr>
-          <w:rFonts w:ascii="Arial Narrow" w:eastAsia="Arial Narrow" w:hAnsi="Arial Narrow" w:cs="Arial Narrow"/>
-          <w:sz w:val="16"/>
-          <w:szCs w:val="16"/>
-        </w:rPr>
-        <w:t xml:space="preserve"> </w:t>
-      </w:r>
-      <w:r>
-        <w:rPr>
-          <w:rFonts w:ascii="Arial Narrow" w:eastAsia="Arial Narrow" w:hAnsi="Arial Narrow" w:cs="Arial Narrow"/>
-          <w:sz w:val="16"/>
-          <w:szCs w:val="16"/>
-        </w:rPr>
-        <w:tab/>
-      </w:r>
-      <w:r>
-        <w:rPr>
-          <w:rFonts w:ascii="Arial Narrow" w:eastAsia="Arial Narrow" w:hAnsi="Arial Narrow" w:cs="Arial Narrow"/>
-          <w:b/>
-          <w:sz w:val="16"/>
-          <w:szCs w:val="16"/>
-        </w:rPr>
-        <w:t>LEY 29571, CÓDIGO DE PROTECCIÓN Y DEFENSA DEL CONSUMIDOR</w:t>
-      </w:r>
-      <w:r>
-        <w:rPr>
-          <w:rFonts w:ascii="Arial Narrow" w:eastAsia="Arial Narrow" w:hAnsi="Arial Narrow" w:cs="Arial Narrow"/>
-          <w:b/>
-          <w:bCs/>
-          <w:sz w:val="16"/>
-          <w:szCs w:val="16"/>
-        </w:rPr>
-        <w:t xml:space="preserve">, </w:t>
-      </w:r>
-      <w:r>
-        <w:rPr>
-          <w:rFonts w:ascii="Arial Narrow" w:eastAsia="Arial Narrow" w:hAnsi="Arial Narrow" w:cs="Arial Narrow"/>
-          <w:b/>
-          <w:sz w:val="16"/>
-          <w:szCs w:val="16"/>
-        </w:rPr>
-        <w:t>publicado el 2 de setiembre de 2010 y modificado por Decreto Legislativo 1308</w:t>
-      </w:r>
-    </w:p>
-    <w:p>
-      <w:pPr>
-        <w:pStyle w:val="Textonotapie"/>
-        <w:ind w:left="567" w:hanging="567"/>
-        <w:jc w:val="both"/>
-        <w:rPr>
-          <w:rFonts w:ascii="Arial Narrow" w:eastAsia="Arial Narrow" w:hAnsi="Arial Narrow" w:cs="Arial Narrow"/>
-          <w:b/>
-          <w:bCs/>
-          <w:sz w:val="16"/>
-          <w:szCs w:val="16"/>
-        </w:rPr>
-      </w:pPr>
-      <w:r>
-        <w:rPr>
-          <w:rFonts w:ascii="Arial Narrow" w:eastAsia="Arial Narrow" w:hAnsi="Arial Narrow" w:cs="Arial Narrow"/>
-          <w:sz w:val="16"/>
-          <w:szCs w:val="16"/>
-        </w:rPr>
-        <w:tab/>
-      </w:r>
-      <w:r>
-        <w:rPr>
-          <w:rFonts w:ascii="Arial Narrow" w:eastAsia="Arial Narrow" w:hAnsi="Arial Narrow" w:cs="Arial Narrow"/>
-          <w:b/>
-          <w:bCs/>
-          <w:sz w:val="16"/>
-          <w:szCs w:val="16"/>
-        </w:rPr>
-        <w:t>Artículo 110.- Sanciones Administrativas</w:t>
-      </w:r>
-    </w:p>
-    <w:p>
-      <w:pPr>
-        <w:autoSpaceDE w:val="0"/>
-        <w:autoSpaceDN w:val="0"/>
-        <w:adjustRightInd w:val="0"/>
-        <w:spacing w:after="0" w:line="240" w:lineRule="auto"/>
-        <w:ind w:left="567"/>
-        <w:jc w:val="both"/>
-        <w:rPr>
-          <w:rFonts w:ascii="Arial Narrow" w:eastAsia="Arial Narrow" w:hAnsi="Arial Narrow" w:cs="Arial Narrow"/>
-          <w:sz w:val="16"/>
-          <w:szCs w:val="16"/>
-          <w:lang w:eastAsia="es-PE"/>
-        </w:rPr>
-      </w:pPr>
-      <w:r>
-        <w:rPr>
-          <w:rFonts w:ascii="Arial Narrow" w:eastAsia="Arial Narrow" w:hAnsi="Arial Narrow" w:cs="Arial Narrow"/>
-          <w:sz w:val="16"/>
-          <w:szCs w:val="16"/>
-          <w:lang w:eastAsia="es-PE"/>
-        </w:rPr>
-        <w:t>(…)</w:t>
-      </w:r>
-    </w:p>
-    <w:p>
-      <w:pPr>
-        <w:autoSpaceDE w:val="0"/>
-        <w:autoSpaceDN w:val="0"/>
-        <w:adjustRightInd w:val="0"/>
-        <w:spacing w:after="0" w:line="240" w:lineRule="auto"/>
-        <w:ind w:left="567"/>
-        <w:jc w:val="both"/>
-        <w:rPr>
-          <w:rFonts w:ascii="Arial Narrow" w:eastAsia="Arial Narrow" w:hAnsi="Arial Narrow" w:cs="Arial Narrow"/>
-          <w:sz w:val="16"/>
-          <w:szCs w:val="16"/>
-          <w:lang w:eastAsia="es-PE"/>
-        </w:rPr>
-      </w:pPr>
-      <w:r>
-        <w:rPr>
-          <w:rFonts w:ascii="Arial Narrow" w:eastAsia="Arial Narrow" w:hAnsi="Arial Narrow" w:cs="Arial Narrow"/>
-          <w:sz w:val="16"/>
-          <w:szCs w:val="16"/>
-          <w:lang w:eastAsia="es-PE"/>
-        </w:rPr>
-        <w:t>En el caso de las microempresas, la multa no puede superar el diez por ciento (10%) de las ventas o ingresos brutos percibidos por el infractor, relativos a todas sus actividades económicas, correspondientes al ejercicio inmediato anterior al de la expedición de la resolución de primera instancia, siempre que se haya acreditado dichos ingresos, no se encuentre en una situación de reincidencia y el caso no verse sobre la vida, salud o integridad de los consumidores. Para el caso de las pequeñas empresas, la multa no puede superar el veinte por ciento (20%) de las ventas o ingresos brutos percibidos por el infractor, conforme a los requisitos señalados anteriormente.</w:t>
-      </w:r>
-    </w:p>
-    <w:p>
-      <w:pPr>
-        <w:autoSpaceDE w:val="0"/>
-        <w:autoSpaceDN w:val="0"/>
-        <w:adjustRightInd w:val="0"/>
-        <w:spacing w:after="0" w:line="240" w:lineRule="auto"/>
-        <w:ind w:left="567"/>
-        <w:jc w:val="both"/>
-        <w:rPr>
-          <w:rFonts w:ascii="Arial Narrow" w:eastAsia="Arial Narrow" w:hAnsi="Arial Narrow" w:cs="Arial Narrow"/>
-          <w:sz w:val="16"/>
-          <w:szCs w:val="16"/>
-          <w:lang w:eastAsia="es-PE"/>
-        </w:rPr>
-      </w:pPr>
-      <w:r>
-        <w:rPr>
-          <w:rFonts w:ascii="Arial Narrow" w:eastAsia="Arial Narrow" w:hAnsi="Arial Narrow" w:cs="Arial Narrow"/>
-          <w:sz w:val="16"/>
-          <w:szCs w:val="16"/>
-          <w:lang w:eastAsia="es-PE"/>
-        </w:rPr>
-        <w:t>(…).</w:t>
-      </w:r>
-    </w:p>
-    <w:p>
-      <w:pPr>
-        <w:pStyle w:val="Textonotapie"/>
-        <w:ind w:left="567" w:hanging="567"/>
-        <w:jc w:val="both"/>
-        <w:rPr>
-          <w:rFonts w:ascii="Arial Narrow" w:eastAsia="Arial Narrow" w:hAnsi="Arial Narrow" w:cs="Arial Narrow"/>
-          <w:sz w:val="16"/>
-          <w:szCs w:val="16"/>
-        </w:rPr>
-      </w:pPr>
-    </w:p>
-  </w:footnote>
-  <w:footnote w:id="13">
-    <w:p>
-      <w:pPr>
-        <w:pStyle w:val="Textonotapie"/>
-        <w:ind w:left="567" w:hanging="567"/>
-        <w:jc w:val="both"/>
-        <w:rPr>
-          <w:rFonts w:ascii="Arial Narrow" w:eastAsia="Arial Narrow" w:hAnsi="Arial Narrow" w:cs="Arial Narrow"/>
-          <w:sz w:val="16"/>
-          <w:szCs w:val="16"/>
-        </w:rPr>
-      </w:pPr>
-      <w:r>
-        <w:rPr>
-          <w:rStyle w:val="Refdenotaalpie"/>
-          <w:rFonts w:ascii="Arial Narrow" w:eastAsia="Arial Narrow" w:hAnsi="Arial Narrow" w:cs="Arial Narrow"/>
-          <w:sz w:val="16"/>
-          <w:szCs w:val="16"/>
-          <w:vertAlign w:val="superscript"/>
-        </w:rPr>
-        <w:footnoteRef/>
-      </w:r>
-      <w:r>
-        <w:rPr>
-          <w:rFonts w:ascii="Arial Narrow" w:eastAsia="Arial Narrow" w:hAnsi="Arial Narrow" w:cs="Arial Narrow"/>
-          <w:sz w:val="16"/>
-          <w:szCs w:val="16"/>
-        </w:rPr>
-        <w:tab/>
-      </w:r>
-      <w:r>
-        <w:rPr>
-          <w:rFonts w:ascii="Arial Narrow" w:eastAsia="Arial Narrow" w:hAnsi="Arial Narrow" w:cs="Arial Narrow"/>
-          <w:b/>
-          <w:bCs/>
-          <w:sz w:val="16"/>
-          <w:szCs w:val="16"/>
-        </w:rPr>
-        <w:t xml:space="preserve">DECRETO LEGISLATIVO 807, LEY SOBRE FACULTADES, NORMAS Y ORGANIZACIÓN DEL INDECOPI, publicado el 18 de abril de 1996</w:t>
-      </w:r>
-    </w:p>
-    <w:p>
-      <w:pPr>
-        <w:pStyle w:val="Textonotapie"/>
-        <w:ind w:left="567" w:hanging="567"/>
-        <w:jc w:val="both"/>
-        <w:rPr>
-          <w:rFonts w:ascii="Arial Narrow" w:eastAsia="Arial Narrow" w:hAnsi="Arial Narrow" w:cs="Arial Narrow"/>
-          <w:sz w:val="16"/>
-          <w:szCs w:val="16"/>
-        </w:rPr>
-      </w:pPr>
-      <w:r>
-        <w:rPr>
-          <w:rFonts w:ascii="Arial Narrow" w:eastAsia="Arial Narrow" w:hAnsi="Arial Narrow" w:cs="Arial Narrow"/>
-          <w:sz w:val="16"/>
-          <w:szCs w:val="16"/>
-        </w:rPr>
-        <w:tab/>
-      </w:r>
-      <w:r>
-        <w:rPr>
-          <w:rFonts w:ascii="Arial Narrow" w:eastAsia="Arial Narrow" w:hAnsi="Arial Narrow" w:cs="Arial Narrow"/>
-          <w:b/>
-          <w:bCs/>
-          <w:sz w:val="16"/>
-          <w:szCs w:val="16"/>
-        </w:rPr>
-        <w:t xml:space="preserve">Artículo 26.-</w:t>
-      </w:r>
-      <w:r>
-        <w:rPr>
-          <w:rFonts w:ascii="Arial Narrow" w:eastAsia="Arial Narrow" w:hAnsi="Arial Narrow" w:cs="Arial Narrow"/>
-          <w:sz w:val="16"/>
-          <w:szCs w:val="16"/>
-        </w:rPr>
-        <w:t xml:space="preserve"> Una vez admitida a trámite la denuncia, se correrá traslado de la misma al denunciado, a fin de que éste presente su descargo. El plazo para la presentación del descargo será de cinco (5) días contados desde la notificación, vencido el cual, el Secretario Técnico declarará en rebeldía al denunciado que no lo hubiera presentado.</w:t>
-      </w:r>
-    </w:p>
-    <w:p>
-      <w:pPr>
-        <w:pStyle w:val="Textonotapie"/>
-        <w:ind w:left="567" w:hanging="567"/>
-        <w:jc w:val="both"/>
-        <w:rPr>
-          <w:rFonts w:ascii="Arial Narrow" w:eastAsia="Arial Narrow" w:hAnsi="Arial Narrow" w:cs="Arial Narrow"/>
-          <w:sz w:val="16"/>
-          <w:szCs w:val="16"/>
-        </w:rPr>
-      </w:pPr>
-    </w:p>
-  </w:footnote>
-  <w:footnote w:id="14">
-    <w:p>
-      <w:pPr>
-        <w:pStyle w:val="Textonotapie"/>
-        <w:ind w:left="567" w:hanging="567"/>
-        <w:jc w:val="both"/>
-        <w:rPr>
-          <w:rFonts w:ascii="Arial Narrow" w:eastAsia="Arial Narrow" w:hAnsi="Arial Narrow" w:cs="Arial Narrow"/>
-          <w:sz w:val="16"/>
-          <w:szCs w:val="16"/>
-        </w:rPr>
-      </w:pPr>
-      <w:r>
-        <w:rPr>
-          <w:rStyle w:val="Refdenotaalpie"/>
-          <w:rFonts w:ascii="Arial Narrow" w:eastAsia="Arial Narrow" w:hAnsi="Arial Narrow" w:cs="Arial Narrow"/>
-          <w:sz w:val="16"/>
-          <w:szCs w:val="16"/>
-          <w:vertAlign w:val="superscript"/>
-        </w:rPr>
-        <w:footnoteRef/>
-      </w:r>
-      <w:r>
-        <w:rPr>
-          <w:rFonts w:ascii="Arial Narrow" w:eastAsia="Arial Narrow" w:hAnsi="Arial Narrow" w:cs="Arial Narrow"/>
-          <w:sz w:val="16"/>
-          <w:szCs w:val="16"/>
-        </w:rPr>
-        <w:tab/>
-      </w:r>
-      <w:r>
-        <w:rPr>
-          <w:rFonts w:ascii="Arial Narrow" w:eastAsia="Arial Narrow" w:hAnsi="Arial Narrow" w:cs="Arial Narrow"/>
-          <w:b/>
-          <w:bCs/>
-          <w:sz w:val="16"/>
-          <w:szCs w:val="16"/>
-        </w:rPr>
-        <w:t xml:space="preserve">DECRETO SUPREMO 006-2026-JUS, TEXTO ÚNICO ORDENADO DE LA LEY 27444, LEY DEL PROCEDIMIENTO ADMINISTRATIVO GENERAL, publicado el 30 de abril de 2026</w:t>
-      </w:r>
-    </w:p>
-    <w:p>
-      <w:pPr>
-        <w:pStyle w:val="Textonotapie"/>
-        <w:ind w:left="567" w:hanging="567"/>
-        <w:jc w:val="both"/>
-        <w:rPr>
-          <w:rFonts w:ascii="Arial Narrow" w:eastAsia="Arial Narrow" w:hAnsi="Arial Narrow" w:cs="Arial Narrow"/>
-          <w:sz w:val="16"/>
-          <w:szCs w:val="16"/>
-        </w:rPr>
-      </w:pPr>
-      <w:r>
-        <w:rPr>
-          <w:rFonts w:ascii="Arial Narrow" w:eastAsia="Arial Narrow" w:hAnsi="Arial Narrow" w:cs="Arial Narrow"/>
-          <w:sz w:val="16"/>
-          <w:szCs w:val="16"/>
-        </w:rPr>
-        <w:tab/>
-      </w:r>
-      <w:r>
-        <w:rPr>
-          <w:rFonts w:ascii="Arial Narrow" w:eastAsia="Arial Narrow" w:hAnsi="Arial Narrow" w:cs="Arial Narrow"/>
-          <w:b/>
-          <w:bCs/>
-          <w:sz w:val="16"/>
-          <w:szCs w:val="16"/>
-        </w:rPr>
-        <w:t xml:space="preserve">Artículo 223.- Contestación de la reclamación</w:t>
-      </w:r>
-    </w:p>
-    <w:p>
-      <w:pPr>
-        <w:pStyle w:val="Textonotapie"/>
-        <w:ind w:left="567" w:hanging="567"/>
-        <w:jc w:val="both"/>
-        <w:rPr>
-          <w:rFonts w:ascii="Arial Narrow" w:eastAsia="Arial Narrow" w:hAnsi="Arial Narrow" w:cs="Arial Narrow"/>
-          <w:sz w:val="16"/>
-          <w:szCs w:val="16"/>
-        </w:rPr>
-      </w:pPr>
-      <w:r>
-        <w:rPr>
-          <w:rFonts w:ascii="Arial Narrow" w:eastAsia="Arial Narrow" w:hAnsi="Arial Narrow" w:cs="Arial Narrow"/>
-          <w:sz w:val="16"/>
-          <w:szCs w:val="16"/>
-        </w:rPr>
-        <w:tab/>
-      </w:r>
-      <w:r>
-        <w:rPr>
-          <w:rFonts w:ascii="Arial Narrow" w:eastAsia="Arial Narrow" w:hAnsi="Arial Narrow" w:cs="Arial Narrow"/>
-          <w:sz w:val="16"/>
-          <w:szCs w:val="16"/>
-        </w:rPr>
-        <w:t xml:space="preserve">223.1 El reclamado deberá presentar la contestación de la reclamación dentro de los quince (15) días posteriores a la notificación de ésta; vencido este plazo, la Administración declarará en rebeldía al reclamado que no la hubiera presentado. La contestación deberá contener los requisitos de los escritos previstos en el artículo 113 de la presente Ley, así como la absolución de todos los asuntos controvertidos de hecho y de derecho, Las alegaciones y los hechos relevantes de la reclamación, salvo que hayan sido específicamente negadas en la contestación, se tendrán por aceptadas o merituadas como ciertas.</w:t>
-      </w:r>
-    </w:p>
-    <w:p>
-      <w:pPr>
-        <w:pStyle w:val="Textonotapie"/>
-        <w:ind w:left="567" w:hanging="567"/>
-        <w:jc w:val="both"/>
-        <w:rPr>
-          <w:rFonts w:ascii="Arial Narrow" w:eastAsia="Arial Narrow" w:hAnsi="Arial Narrow" w:cs="Arial Narrow"/>
-          <w:sz w:val="16"/>
-          <w:szCs w:val="16"/>
-        </w:rPr>
-      </w:pPr>
-    </w:p>
-  </w:footnote>
-  <w:footnote w:id="8">
-    <w:p>
-      <w:pPr>
-        <w:spacing w:after="0" w:line="240" w:lineRule="auto"/>
-        <w:ind w:left="567" w:hanging="567"/>
-        <w:jc w:val="both"/>
-        <w:rPr>
-          <w:rFonts w:ascii="Arial Narrow" w:eastAsia="Arial Narrow" w:hAnsi="Arial Narrow" w:cs="Arial Narrow"/>
-          <w:sz w:val="16"/>
-          <w:szCs w:val="16"/>
-        </w:rPr>
-      </w:pPr>
-      <w:r>
-        <w:rPr>
-          <w:rStyle w:val="Refdenotaalpie"/>
-          <w:rFonts w:ascii="Arial Narrow" w:eastAsia="Arial Narrow" w:hAnsi="Arial Narrow" w:cs="Arial Narrow"/>
-          <w:sz w:val="16"/>
-          <w:szCs w:val="16"/>
-          <w:vertAlign w:val="superscript"/>
-        </w:rPr>
-        <w:footnoteRef/>
-      </w:r>
-      <w:r>
-        <w:rPr>
-          <w:rFonts w:ascii="Arial Narrow" w:eastAsia="Arial Narrow" w:hAnsi="Arial Narrow" w:cs="Arial Narrow"/>
-          <w:sz w:val="16"/>
-          <w:szCs w:val="16"/>
-          <w:vertAlign w:val="superscript"/>
-        </w:rPr>
-        <w:t xml:space="preserve"> </w:t>
-      </w:r>
-      <w:r>
-        <w:rPr>
-          <w:rFonts w:ascii="Arial Narrow" w:eastAsia="Arial Narrow" w:hAnsi="Arial Narrow" w:cs="Arial Narrow"/>
-          <w:sz w:val="16"/>
-          <w:szCs w:val="16"/>
-        </w:rPr>
-        <w:t xml:space="preserve"> </w:t>
-      </w:r>
-      <w:r>
-        <w:rPr>
-          <w:rFonts w:ascii="Arial Narrow" w:eastAsia="Arial Narrow" w:hAnsi="Arial Narrow" w:cs="Arial Narrow"/>
-          <w:sz w:val="16"/>
-          <w:szCs w:val="16"/>
-        </w:rPr>
-        <w:tab/>
-      </w:r>
-      <w:r>
-        <w:rPr>
-          <w:rFonts w:ascii="Arial Narrow" w:eastAsia="Arial Narrow" w:hAnsi="Arial Narrow" w:cs="Arial Narrow"/>
-          <w:b/>
-          <w:sz w:val="16"/>
-          <w:szCs w:val="16"/>
-        </w:rPr>
-        <w:t>LEY 29571, CÓDIGO DE PROTECCIÓN Y DEFENSA DEL CONSUMIDOR</w:t>
-      </w:r>
-      <w:r>
-        <w:rPr>
-          <w:rFonts w:ascii="Arial Narrow" w:eastAsia="Arial Narrow" w:hAnsi="Arial Narrow" w:cs="Arial Narrow"/>
-          <w:b/>
-          <w:bCs/>
-          <w:sz w:val="16"/>
-          <w:szCs w:val="16"/>
-        </w:rPr>
-        <w:t xml:space="preserve">, </w:t>
-      </w:r>
-      <w:r>
-        <w:rPr>
-          <w:rFonts w:ascii="Arial Narrow" w:eastAsia="Arial Narrow" w:hAnsi="Arial Narrow" w:cs="Arial Narrow"/>
-          <w:b/>
-          <w:sz w:val="16"/>
-          <w:szCs w:val="16"/>
-        </w:rPr>
-        <w:t>publicado el 2 de setiembre de 2010 y modificado por Decreto Legislativo 1308</w:t>
-      </w:r>
-    </w:p>
-    <w:p>
-      <w:pPr>
-        <w:spacing w:after="0" w:line="240" w:lineRule="auto"/>
-        <w:ind w:left="567" w:hanging="567"/>
-        <w:jc w:val="both"/>
-        <w:rPr>
-          <w:rFonts w:ascii="Arial Narrow" w:eastAsia="Arial Narrow" w:hAnsi="Arial Narrow" w:cs="Arial Narrow"/>
-          <w:b/>
-          <w:sz w:val="16"/>
-          <w:szCs w:val="16"/>
-        </w:rPr>
-      </w:pPr>
-      <w:r>
-        <w:rPr>
-          <w:rFonts w:ascii="Arial Narrow" w:eastAsia="Arial Narrow" w:hAnsi="Arial Narrow" w:cs="Arial Narrow"/>
-          <w:b/>
-          <w:sz w:val="16"/>
-          <w:szCs w:val="16"/>
-        </w:rPr>
-        <w:tab/>
-        <w:t>Artículo 110.- Sanciones administrativas</w:t>
-      </w:r>
-    </w:p>
-    <w:p>
-      <w:pPr>
-        <w:spacing w:after="0" w:line="240" w:lineRule="auto"/>
-        <w:ind w:left="567"/>
-        <w:jc w:val="both"/>
-        <w:rPr>
-          <w:rFonts w:ascii="Arial Narrow" w:eastAsia="Arial Narrow" w:hAnsi="Arial Narrow" w:cs="Arial Narrow"/>
-          <w:sz w:val="16"/>
-          <w:szCs w:val="16"/>
-        </w:rPr>
-      </w:pPr>
-      <w:r>
-        <w:rPr>
-          <w:rFonts w:ascii="Arial Narrow" w:eastAsia="Arial Narrow" w:hAnsi="Arial Narrow" w:cs="Arial Narrow"/>
-          <w:sz w:val="16"/>
-          <w:szCs w:val="16"/>
-        </w:rPr>
-        <w:t>El órgano resolutivo puede sancionar las infracciones administrativas a que se refiere el artículo 108 con amonestación y multas de hasta cuatrocientos cincuenta (450) Unidades Impositivas Tributarias (UIT), las cuales son calificadas de la siguiente manera:</w:t>
-      </w:r>
-    </w:p>
-    <w:p>
-      <w:pPr>
-        <w:numPr>
-          <w:ilvl w:val="0"/>
-          <w:numId w:val="2"/>
-        </w:numPr>
-        <w:spacing w:after="0" w:line="240" w:lineRule="auto"/>
-        <w:ind w:left="426" w:firstLine="141"/>
-        <w:jc w:val="both"/>
-        <w:rPr>
-          <w:rFonts w:ascii="Arial Narrow" w:eastAsia="Arial Narrow" w:hAnsi="Arial Narrow" w:cs="Arial Narrow"/>
-          <w:sz w:val="16"/>
-          <w:szCs w:val="16"/>
-        </w:rPr>
-      </w:pPr>
-      <w:r>
-        <w:rPr>
-          <w:rFonts w:ascii="Arial Narrow" w:eastAsia="Arial Narrow" w:hAnsi="Arial Narrow" w:cs="Arial Narrow"/>
-          <w:sz w:val="16"/>
-          <w:szCs w:val="16"/>
-        </w:rPr>
-        <w:t>Infracciones leves, con una amonestación o con una multa de hasta cincuenta (50) UIT.</w:t>
-      </w:r>
-    </w:p>
-    <w:p>
-      <w:pPr>
-        <w:numPr>
-          <w:ilvl w:val="0"/>
-          <w:numId w:val="2"/>
-        </w:numPr>
-        <w:spacing w:after="0" w:line="240" w:lineRule="auto"/>
-        <w:ind w:left="426" w:firstLine="141"/>
-        <w:jc w:val="both"/>
-        <w:rPr>
-          <w:rFonts w:ascii="Arial Narrow" w:eastAsia="Arial Narrow" w:hAnsi="Arial Narrow" w:cs="Arial Narrow"/>
-          <w:sz w:val="16"/>
-          <w:szCs w:val="16"/>
-        </w:rPr>
-      </w:pPr>
-      <w:r>
-        <w:rPr>
-          <w:rFonts w:ascii="Arial Narrow" w:eastAsia="Arial Narrow" w:hAnsi="Arial Narrow" w:cs="Arial Narrow"/>
-          <w:sz w:val="16"/>
-          <w:szCs w:val="16"/>
-        </w:rPr>
-        <w:t>Infracciones graves, con una multa de hasta ciento cincuenta (150) UIT.</w:t>
-      </w:r>
-    </w:p>
-    <w:p>
-      <w:pPr>
-        <w:numPr>
-          <w:ilvl w:val="0"/>
-          <w:numId w:val="2"/>
-        </w:numPr>
-        <w:spacing w:after="0" w:line="240" w:lineRule="auto"/>
-        <w:ind w:left="426" w:firstLine="141"/>
-        <w:jc w:val="both"/>
-        <w:rPr>
-          <w:rFonts w:ascii="Arial Narrow" w:eastAsia="Arial Narrow" w:hAnsi="Arial Narrow" w:cs="Arial Narrow"/>
-          <w:sz w:val="16"/>
-          <w:szCs w:val="16"/>
-        </w:rPr>
-      </w:pPr>
-      <w:r>
-        <w:rPr>
-          <w:rFonts w:ascii="Arial Narrow" w:eastAsia="Arial Narrow" w:hAnsi="Arial Narrow" w:cs="Arial Narrow"/>
-          <w:sz w:val="16"/>
-          <w:szCs w:val="16"/>
-        </w:rPr>
-        <w:t>Infracciones muy graves, con una multa de hasta cuatrocientos cincuenta (450) UIT.</w:t>
-      </w:r>
-    </w:p>
-    <w:p>
-      <w:pPr>
-        <w:spacing w:after="0" w:line="240" w:lineRule="auto"/>
-        <w:ind w:left="567"/>
-        <w:jc w:val="both"/>
-        <w:rPr>
-          <w:rFonts w:ascii="Arial Narrow" w:eastAsia="Arial Narrow" w:hAnsi="Arial Narrow" w:cs="Arial Narrow"/>
-          <w:sz w:val="16"/>
-          <w:szCs w:val="16"/>
-        </w:rPr>
-      </w:pPr>
-      <w:r>
-        <w:rPr>
-          <w:rFonts w:ascii="Arial Narrow" w:eastAsia="Arial Narrow" w:hAnsi="Arial Narrow" w:cs="Arial Narrow"/>
-          <w:sz w:val="16"/>
-          <w:szCs w:val="16"/>
-        </w:rPr>
-        <w:t>(…).</w:t>
-      </w:r>
-    </w:p>
-    <w:p>
-      <w:pPr>
-        <w:spacing w:after="0" w:line="240" w:lineRule="auto"/>
-        <w:ind w:left="567" w:hanging="567"/>
-        <w:jc w:val="both"/>
-        <w:rPr>
-          <w:rFonts w:ascii="Arial Narrow" w:eastAsia="Arial Narrow" w:hAnsi="Arial Narrow" w:cs="Arial Narrow"/>
-          <w:sz w:val="16"/>
-          <w:szCs w:val="16"/>
-        </w:rPr>
-      </w:pPr>
-    </w:p>
-  </w:footnote>
-  <w:footnote w:id="9">
-    <w:p>
-      <w:pPr>
-        <w:spacing w:after="0" w:line="240" w:lineRule="auto"/>
-        <w:ind w:left="567" w:hanging="567"/>
-        <w:jc w:val="both"/>
-        <w:rPr>
-          <w:rFonts w:ascii="Arial Narrow" w:eastAsia="Arial Narrow" w:hAnsi="Arial Narrow" w:cs="Arial Narrow"/>
-          <w:sz w:val="16"/>
-          <w:szCs w:val="16"/>
-        </w:rPr>
-      </w:pPr>
-      <w:r>
-        <w:rPr>
-          <w:rStyle w:val="Refdenotaalpie"/>
-          <w:rFonts w:ascii="Arial Narrow" w:eastAsia="Arial Narrow" w:hAnsi="Arial Narrow" w:cs="Arial Narrow"/>
-          <w:sz w:val="16"/>
-          <w:szCs w:val="16"/>
-          <w:vertAlign w:val="superscript"/>
-        </w:rPr>
-        <w:footnoteRef/>
-      </w:r>
-      <w:r>
-        <w:rPr>
-          <w:rFonts w:ascii="Arial Narrow" w:eastAsia="Arial Narrow" w:hAnsi="Arial Narrow" w:cs="Arial Narrow"/>
-          <w:sz w:val="16"/>
-          <w:szCs w:val="16"/>
-        </w:rPr>
-        <w:t xml:space="preserve"> </w:t>
-      </w:r>
-      <w:r>
-        <w:rPr>
-          <w:rFonts w:ascii="Arial Narrow" w:eastAsia="Arial Narrow" w:hAnsi="Arial Narrow" w:cs="Arial Narrow"/>
-          <w:sz w:val="16"/>
-          <w:szCs w:val="16"/>
-        </w:rPr>
-        <w:tab/>
+        <w:t xml:space="preserve"/>
       </w:r>
       <w:r>
         <w:rPr>
@@ -6499,18 +6619,6 @@
         <w:tab/>
         <w:t>Las medidas correctivas complementarias pueden dictarse de oficio o a pedido de parte.</w:t>
       </w:r>
-    </w:p>
-    <w:p>
-      <w:pPr>
-        <w:spacing w:after="0" w:line="240" w:lineRule="auto"/>
-        <w:ind w:left="567" w:hanging="567"/>
-        <w:jc w:val="both"/>
-        <w:rPr>
-          <w:rFonts w:ascii="Arial Narrow" w:eastAsia="Arial Narrow" w:hAnsi="Arial Narrow" w:cs="Arial Narrow"/>
-          <w:sz w:val="16"/>
-          <w:szCs w:val="16"/>
-        </w:rPr>
-      </w:pPr>
     </w:p>
     <w:p>
       <w:pPr>
@@ -6725,8 +6833,12 @@
     </w:p>
     <w:p>
       <w:pPr>
-        <w:pStyle w:val="Sinespaciado"/>
-        <w:ind w:firstLine="567"/>
+        <w:numPr>
+          <w:ilvl w:val="0"/>
+          <w:numId w:val="1"/>
+        </w:numPr>
+        <w:spacing w:after="0" w:line="240" w:lineRule="auto"/>
+        <w:ind w:left="567" w:firstLine="0"/>
         <w:jc w:val="both"/>
         <w:rPr>
           <w:rFonts w:ascii="Arial Narrow" w:eastAsia="Arial Narrow" w:hAnsi="Arial Narrow" w:cs="Arial Narrow"/>
@@ -6745,8 +6857,12 @@
     </w:p>
     <w:p>
       <w:pPr>
-        <w:pStyle w:val="Sinespaciado"/>
-        <w:ind w:firstLine="567"/>
+        <w:numPr>
+          <w:ilvl w:val="0"/>
+          <w:numId w:val="1"/>
+        </w:numPr>
+        <w:spacing w:after="0" w:line="240" w:lineRule="auto"/>
+        <w:ind w:left="567" w:firstLine="0"/>
         <w:jc w:val="both"/>
         <w:rPr>
           <w:rFonts w:ascii="Arial Narrow" w:eastAsia="Arial Narrow" w:hAnsi="Arial Narrow" w:cs="Arial Narrow"/>
@@ -6908,10 +7024,22 @@
         <w:jc w:val="both"/>
         <w:rPr>
           <w:rFonts w:ascii="Arial Narrow" w:eastAsia="Arial Narrow" w:hAnsi="Arial Narrow" w:cs="Arial Narrow"/>
-          <w:sz w:val="16"/>
-          <w:szCs w:val="16"/>
-        </w:rPr>
-      </w:pPr>
+          <w:b/>
+          <w:bCs/>
+          <w:sz w:val="16"/>
+          <w:szCs w:val="16"/>
+        </w:rPr>
+      </w:pPr>
+      <w:r>
+        <w:rPr>
+          <w:rFonts w:ascii="Arial Narrow" w:eastAsia="Arial Narrow" w:hAnsi="Arial Narrow" w:cs="Arial Narrow"/>
+          <w:b/>
+          <w:bCs/>
+          <w:sz w:val="16"/>
+          <w:szCs w:val="16"/>
+        </w:rPr>
+        <w:t>Artículo 116.- Medidas correctivas complementarias</w:t>
+      </w:r>
     </w:p>
     <w:p>
       <w:pPr>
@@ -6920,21 +7048,17 @@
         <w:jc w:val="both"/>
         <w:rPr>
           <w:rFonts w:ascii="Arial Narrow" w:eastAsia="Arial Narrow" w:hAnsi="Arial Narrow" w:cs="Arial Narrow"/>
-          <w:b/>
-          <w:bCs/>
-          <w:sz w:val="16"/>
-          <w:szCs w:val="16"/>
-        </w:rPr>
-      </w:pPr>
-      <w:r>
-        <w:rPr>
-          <w:rFonts w:ascii="Arial Narrow" w:eastAsia="Arial Narrow" w:hAnsi="Arial Narrow" w:cs="Arial Narrow"/>
-          <w:b/>
-          <w:bCs/>
-          <w:sz w:val="16"/>
-          <w:szCs w:val="16"/>
-        </w:rPr>
-        <w:t>Artículo 116.- Medidas correctivas complementarias</w:t>
+          <w:sz w:val="16"/>
+          <w:szCs w:val="16"/>
+        </w:rPr>
+      </w:pPr>
+      <w:r>
+        <w:rPr>
+          <w:rFonts w:ascii="Arial Narrow" w:eastAsia="Arial Narrow" w:hAnsi="Arial Narrow" w:cs="Arial Narrow"/>
+          <w:sz w:val="16"/>
+          <w:szCs w:val="16"/>
+        </w:rPr>
+        <w:t xml:space="preserve">Las medidas correctivas complementarias tienen el objeto de revertir los efectos de la conducta infractora o evitar que esta se produzca nuevamente en el futuro y pueden ser, entre otras, las siguientes: </w:t>
       </w:r>
     </w:p>
     <w:p>
@@ -6954,7 +7078,7 @@
           <w:sz w:val="16"/>
           <w:szCs w:val="16"/>
         </w:rPr>
-        <w:t xml:space="preserve">Las medidas correctivas complementarias tienen el objeto de revertir los efectos de la conducta infractora o evitar que esta se produzca nuevamente en el futuro y pueden ser, entre otras, las siguientes: </w:t>
+        <w:t xml:space="preserve">a. Que el proveedor cumpla con atender la solicitud de información requerida por el consumidor, siempre que dicho requerimiento guarde relación con el producto adquirido o servicio contratado. </w:t>
       </w:r>
     </w:p>
     <w:p>
@@ -6974,7 +7098,7 @@
           <w:sz w:val="16"/>
           <w:szCs w:val="16"/>
         </w:rPr>
-        <w:t xml:space="preserve">a. Que el proveedor cumpla con atender la solicitud de información requerida por el consumidor, siempre que dicho requerimiento guarde relación con el producto adquirido o servicio contratado. </w:t>
+        <w:t xml:space="preserve">b. Declarar inexigibles las cláusulas que han sido identificadas como abusivas en el procedimiento. </w:t>
       </w:r>
     </w:p>
     <w:p>
@@ -6994,7 +7118,7 @@
           <w:sz w:val="16"/>
           <w:szCs w:val="16"/>
         </w:rPr>
-        <w:t xml:space="preserve">b. Declarar inexigibles las cláusulas que han sido identificadas como abusivas en el procedimiento. </w:t>
+        <w:t xml:space="preserve">c. El decomiso y destrucción de la mercadería, envases, envolturas o etiquetas. </w:t>
       </w:r>
     </w:p>
     <w:p>
@@ -7014,7 +7138,25 @@
           <w:sz w:val="16"/>
           <w:szCs w:val="16"/>
         </w:rPr>
-        <w:t xml:space="preserve">c. El decomiso y destrucción de la mercadería, envases, envolturas o etiquetas. </w:t>
+        <w:t xml:space="preserve">d. En caso de infracciones muy graves y de reincidencia o </w:t>
+      </w:r>
+      <w:proofErr w:type="spellStart"/>
+      <w:r>
+        <w:rPr>
+          <w:rFonts w:ascii="Arial Narrow" w:eastAsia="Arial Narrow" w:hAnsi="Arial Narrow" w:cs="Arial Narrow"/>
+          <w:sz w:val="16"/>
+          <w:szCs w:val="16"/>
+        </w:rPr>
+        <w:t>reiterancia</w:t>
+      </w:r>
+      <w:proofErr w:type="spellEnd"/>
+      <w:r>
+        <w:rPr>
+          <w:rFonts w:ascii="Arial Narrow" w:eastAsia="Arial Narrow" w:hAnsi="Arial Narrow" w:cs="Arial Narrow"/>
+          <w:sz w:val="16"/>
+          <w:szCs w:val="16"/>
+        </w:rPr>
+        <w:t xml:space="preserve">: </w:t>
       </w:r>
     </w:p>
     <w:p>
@@ -7034,7 +7176,27 @@
           <w:sz w:val="16"/>
           <w:szCs w:val="16"/>
         </w:rPr>
-        <w:t xml:space="preserve">d. En caso de infracciones muy graves y de reincidencia o </w:t>
+        <w:t xml:space="preserve">(i) Solicitar a la autoridad correspondiente la clausura temporal del establecimiento industrial, comercial o de servicios por un plazo máximo de seis (6) meses. </w:t>
+      </w:r>
+    </w:p>
+    <w:p>
+      <w:pPr>
+        <w:spacing w:after="0" w:line="240" w:lineRule="auto"/>
+        <w:ind w:left="567"/>
+        <w:jc w:val="both"/>
+        <w:rPr>
+          <w:rFonts w:ascii="Arial Narrow" w:eastAsia="Arial Narrow" w:hAnsi="Arial Narrow" w:cs="Arial Narrow"/>
+          <w:sz w:val="16"/>
+          <w:szCs w:val="16"/>
+        </w:rPr>
+      </w:pPr>
+      <w:r>
+        <w:rPr>
+          <w:rFonts w:ascii="Arial Narrow" w:eastAsia="Arial Narrow" w:hAnsi="Arial Narrow" w:cs="Arial Narrow"/>
+          <w:sz w:val="16"/>
+          <w:szCs w:val="16"/>
+        </w:rPr>
+        <w:t>(</w:t>
       </w:r>
       <w:proofErr w:type="spellStart"/>
       <w:r>
@@ -7043,7 +7205,7 @@
           <w:sz w:val="16"/>
           <w:szCs w:val="16"/>
         </w:rPr>
-        <w:t>reiterancia</w:t>
+        <w:t>ii</w:t>
       </w:r>
       <w:proofErr w:type="spellEnd"/>
       <w:r>
@@ -7052,7 +7214,7 @@
           <w:sz w:val="16"/>
           <w:szCs w:val="16"/>
         </w:rPr>
-        <w:t xml:space="preserve">: </w:t>
+        <w:t xml:space="preserve">) Solicitar a la autoridad competente la inhabilitación, temporal o permanente, del proveedor en función de los alcances de la infracción sancionada. </w:t>
       </w:r>
     </w:p>
     <w:p>
@@ -7072,7 +7234,25 @@
           <w:sz w:val="16"/>
           <w:szCs w:val="16"/>
         </w:rPr>
-        <w:t xml:space="preserve">(i) Solicitar a la autoridad correspondiente la clausura temporal del establecimiento industrial, comercial o de servicios por un plazo máximo de seis (6) meses. </w:t>
+        <w:t xml:space="preserve">e. Publicación de avisos </w:t>
+      </w:r>
+      <w:proofErr w:type="spellStart"/>
+      <w:r>
+        <w:rPr>
+          <w:rFonts w:ascii="Arial Narrow" w:eastAsia="Arial Narrow" w:hAnsi="Arial Narrow" w:cs="Arial Narrow"/>
+          <w:sz w:val="16"/>
+          <w:szCs w:val="16"/>
+        </w:rPr>
+        <w:t>rectificatorios</w:t>
+      </w:r>
+      <w:proofErr w:type="spellEnd"/>
+      <w:r>
+        <w:rPr>
+          <w:rFonts w:ascii="Arial Narrow" w:eastAsia="Arial Narrow" w:hAnsi="Arial Narrow" w:cs="Arial Narrow"/>
+          <w:sz w:val="16"/>
+          <w:szCs w:val="16"/>
+        </w:rPr>
+        <w:t xml:space="preserve"> o informativos en la forma que determine el Indecopi, tomando en consideración los medios que resulten idóneos para revertir los efectos que el acto objeto de sanción ha ocasionado. </w:t>
       </w:r>
     </w:p>
     <w:p>
@@ -7092,25 +7272,7 @@
           <w:sz w:val="16"/>
           <w:szCs w:val="16"/>
         </w:rPr>
-        <w:t>(</w:t>
-      </w:r>
-      <w:proofErr w:type="spellStart"/>
-      <w:r>
-        <w:rPr>
-          <w:rFonts w:ascii="Arial Narrow" w:eastAsia="Arial Narrow" w:hAnsi="Arial Narrow" w:cs="Arial Narrow"/>
-          <w:sz w:val="16"/>
-          <w:szCs w:val="16"/>
-        </w:rPr>
-        <w:t>ii</w:t>
-      </w:r>
-      <w:proofErr w:type="spellEnd"/>
-      <w:r>
-        <w:rPr>
-          <w:rFonts w:ascii="Arial Narrow" w:eastAsia="Arial Narrow" w:hAnsi="Arial Narrow" w:cs="Arial Narrow"/>
-          <w:sz w:val="16"/>
-          <w:szCs w:val="16"/>
-        </w:rPr>
-        <w:t xml:space="preserve">) Solicitar a la autoridad competente la inhabilitación, temporal o permanente, del proveedor en función de los alcances de la infracción sancionada. </w:t>
+        <w:t xml:space="preserve">f. Cualquier otra medida correctiva que tenga el objeto de revertir los efectos de la conducta infractora o evitar que esta se produzca nuevamente en el futuro. </w:t>
       </w:r>
     </w:p>
     <w:p>
@@ -7130,64 +7292,6 @@
           <w:sz w:val="16"/>
           <w:szCs w:val="16"/>
         </w:rPr>
-        <w:t xml:space="preserve">e. Publicación de avisos </w:t>
-      </w:r>
-      <w:proofErr w:type="spellStart"/>
-      <w:r>
-        <w:rPr>
-          <w:rFonts w:ascii="Arial Narrow" w:eastAsia="Arial Narrow" w:hAnsi="Arial Narrow" w:cs="Arial Narrow"/>
-          <w:sz w:val="16"/>
-          <w:szCs w:val="16"/>
-        </w:rPr>
-        <w:t>rectificatorios</w:t>
-      </w:r>
-      <w:proofErr w:type="spellEnd"/>
-      <w:r>
-        <w:rPr>
-          <w:rFonts w:ascii="Arial Narrow" w:eastAsia="Arial Narrow" w:hAnsi="Arial Narrow" w:cs="Arial Narrow"/>
-          <w:sz w:val="16"/>
-          <w:szCs w:val="16"/>
-        </w:rPr>
-        <w:t xml:space="preserve"> o informativos en la forma que determine el Indecopi, tomando en consideración los medios que resulten idóneos para revertir los efectos que el acto objeto de sanción ha ocasionado. </w:t>
-      </w:r>
-    </w:p>
-    <w:p>
-      <w:pPr>
-        <w:spacing w:after="0" w:line="240" w:lineRule="auto"/>
-        <w:ind w:left="567"/>
-        <w:jc w:val="both"/>
-        <w:rPr>
-          <w:rFonts w:ascii="Arial Narrow" w:eastAsia="Arial Narrow" w:hAnsi="Arial Narrow" w:cs="Arial Narrow"/>
-          <w:sz w:val="16"/>
-          <w:szCs w:val="16"/>
-        </w:rPr>
-      </w:pPr>
-      <w:r>
-        <w:rPr>
-          <w:rFonts w:ascii="Arial Narrow" w:eastAsia="Arial Narrow" w:hAnsi="Arial Narrow" w:cs="Arial Narrow"/>
-          <w:sz w:val="16"/>
-          <w:szCs w:val="16"/>
-        </w:rPr>
-        <w:t xml:space="preserve">f. Cualquier otra medida correctiva que tenga el objeto de revertir los efectos de la conducta infractora o evitar que esta se produzca nuevamente en el futuro. </w:t>
-      </w:r>
-    </w:p>
-    <w:p>
-      <w:pPr>
-        <w:spacing w:after="0" w:line="240" w:lineRule="auto"/>
-        <w:ind w:left="567"/>
-        <w:jc w:val="both"/>
-        <w:rPr>
-          <w:rFonts w:ascii="Arial Narrow" w:eastAsia="Arial Narrow" w:hAnsi="Arial Narrow" w:cs="Arial Narrow"/>
-          <w:sz w:val="16"/>
-          <w:szCs w:val="16"/>
-        </w:rPr>
-      </w:pPr>
-      <w:r>
-        <w:rPr>
-          <w:rFonts w:ascii="Arial Narrow" w:eastAsia="Arial Narrow" w:hAnsi="Arial Narrow" w:cs="Arial Narrow"/>
-          <w:sz w:val="16"/>
-          <w:szCs w:val="16"/>
-        </w:rPr>
         <w:t>El Indecopi está facultado para solicitar a la autoridad municipal y policial el apoyo respectivo para la ejecución de las medidas correctivas complementarias correspondientes.</w:t>
       </w:r>
     </w:p>
@@ -7204,7 +7308,7 @@
       </w:pPr>
     </w:p>
   </w:footnote>
-  <w:footnote w:id="10">
+  <w:footnote w:id="12">
     <w:p>
       <w:pPr>
         <w:pStyle w:val="Textonotapie"/>
@@ -7236,7 +7340,8 @@
           <w:sz w:val="16"/>
           <w:szCs w:val="16"/>
         </w:rPr>
-        <w:t xml:space="preserve"> </w:t>
+        <w:tab/>
+        <w:t xml:space="preserve"/>
       </w:r>
       <w:r>
         <w:rPr>
@@ -7427,12 +7532,15 @@
       </w:pPr>
     </w:p>
   </w:footnote>
-  <w:footnote w:id="11">
+  <w:footnote w:id="13">
     <w:p>
       <w:pPr>
         <w:autoSpaceDE w:val="0"/>
         <w:autoSpaceDN w:val="0"/>
         <w:adjustRightInd w:val="0"/>
+        <w:tabs>
+          <w:tab w:val="left" w:pos="567"/>
+        </w:tabs>
         <w:spacing w:after="0" w:line="240" w:lineRule="auto"/>
         <w:ind w:left="567" w:hanging="567"/>
         <w:jc w:val="both"/>
@@ -7464,7 +7572,8 @@
           <w:sz w:val="16"/>
           <w:szCs w:val="16"/>
         </w:rPr>
-        <w:t xml:space="preserve"> </w:t>
+        <w:tab/>
+        <w:t xml:space="preserve"/>
       </w:r>
       <w:r>
         <w:rPr>
@@ -7497,7 +7606,7 @@
           <w:sz w:val="16"/>
           <w:szCs w:val="16"/>
         </w:rPr>
-        <w:t xml:space="preserve"> 807, LEY SOBRE FACULTADES, NORMAS Y ORGANIZACIÓN DEL INDECOPI FACULTADES DE LAS COMISIONES Y OFICINAS DEL INDECOPI</w:t>
+        <w:t xml:space="preserve">807, LEY SOBRE FACULTADES, NORMAS Y ORGANIZACIÓN DEL INDECOPI FACULTADES DE LAS COMISIONES Y OFICINAS DEL INDECOPI</w:t>
       </w:r>
     </w:p>
     <w:p>
@@ -7599,10 +7708,13 @@
       </w:pPr>
     </w:p>
   </w:footnote>
-  <w:footnote w:id="12">
+  <w:footnote w:id="14">
     <w:p>
       <w:pPr>
         <w:pStyle w:val="Textonotapie"/>
+        <w:tabs>
+          <w:tab w:val="left" w:pos="567"/>
+        </w:tabs>
         <w:ind w:left="567" w:hanging="567"/>
         <w:jc w:val="both"/>
         <w:rPr>
@@ -7627,7 +7739,8 @@
           <w:sz w:val="16"/>
           <w:szCs w:val="16"/>
         </w:rPr>
-        <w:t xml:space="preserve"> </w:t>
+        <w:tab/>
+        <w:t xml:space="preserve"/>
       </w:r>
       <w:r>
         <w:rPr>

--- a/plantillas_maestras/02_seguro_vida/negativa_cobertura/2_o_mas_ddos_varios/mujer/TPL_1586_2025_SEGURO_VIDA_NEGATIVA_COBERTURA_ASEGURADORA_MUJER_R2.docx
+++ b/plantillas_maestras/02_seguro_vida/negativa_cobertura/2_o_mas_ddos_varios/mujer/TPL_1586_2025_SEGURO_VIDA_NEGATIVA_COBERTURA_ASEGURADORA_MUJER_R2.docx
@@ -529,7 +529,7 @@
     </w:p>
     <w:p>
       <w:pPr>
-        <w:spacing w:after="0" w:line="240" w:lineRule="auto"/>
+        <w:spacing w:before="0" w:after="0" w:line="240" w:lineRule="auto"/>
         <w:jc w:val="both"/>
         <w:rPr>
           <w:rFonts w:ascii="Arial Narrow" w:eastAsia="Arial Narrow" w:hAnsi="Arial Narrow" w:cs="Arial Narrow"/>
@@ -571,7 +571,7 @@
           <w:lang w:val="es-ES" w:eastAsia="es-ES"/>
           <w14:ligatures w14:val="none"/>
         </w:rPr>
-        <w:t xml:space="preserve">Mediante el escrito del 20 de mayo de 2025 la señora [APELLIDO] denunció a Rímac por presuntas infracciones a la Ley 29571, Código de Protección y Defensa del Consumidor</w:t>
+        <w:t xml:space="preserve">Mediante el escrito del 20 de mayo de 2025</w:t>
       </w:r>
       <w:r>
         <w:rPr>
@@ -597,55 +597,7 @@
           <w:lang w:val="es-ES" w:eastAsia="es-ES"/>
           <w14:ligatures w14:val="none"/>
         </w:rPr>
-        <w:t xml:space="preserve"> (en adelante, Código), señalando lo siguiente:</w:t>
-      </w:r>
-      <w:r>
-        <w:rPr>
-          <w:rFonts w:ascii="Arial Narrow" w:eastAsia="Arial Narrow" w:hAnsi="Arial Narrow" w:cs="Arial Narrow"/>
-          <w:color w:val="000000"/>
-          <w:kern w:val="0"/>
-          <w:sz w:val="22"/>
-          <w:szCs w:val="22"/>
-          <w:lang w:val="es-ES" w:eastAsia="es-ES"/>
-          <w14:ligatures w14:val="none"/>
-        </w:rPr>
-        <w:t/>
-      </w:r>
-      <w:r>
-        <w:rPr>
-          <w:rFonts w:ascii="Arial Narrow" w:eastAsia="Arial Narrow" w:hAnsi="Arial Narrow" w:cs="Arial Narrow"/>
-          <w:color w:val="000000"/>
-          <w:kern w:val="0"/>
-          <w:sz w:val="22"/>
-          <w:szCs w:val="22"/>
-          <w:lang w:val="es-ES" w:eastAsia="es-ES"/>
-          <w14:ligatures w14:val="none"/>
-        </w:rPr>
-        <w:t xml:space="preserve"/>
-      </w:r>
-      <w:r>
-        <w:rPr>
-          <w:rFonts w:ascii="Arial Narrow" w:eastAsia="Arial Narrow" w:hAnsi="Arial Narrow" w:cs="Arial Narrow"/>
-          <w:color w:val="000000"/>
-          <w:kern w:val="0"/>
-          <w:sz w:val="22"/>
-          <w:szCs w:val="22"/>
-          <w:lang w:val="es-ES" w:eastAsia="es-ES"/>
-          <w14:ligatures w14:val="none"/>
-        </w:rPr>
-        <w:t/>
-      </w:r>
-      <w:r>
-        <w:rPr>
-          <w:rFonts w:ascii="Arial Narrow" w:eastAsia="Arial Narrow" w:hAnsi="Arial Narrow" w:cs="Arial Narrow"/>
-          <w:color w:val="000000"/>
-          <w:kern w:val="0"/>
-          <w:sz w:val="22"/>
-          <w:szCs w:val="22"/>
-          <w:lang w:val="es-ES" w:eastAsia="es-ES"/>
-          <w14:ligatures w14:val="none"/>
-        </w:rPr>
-        <w:t xml:space="preserve"/>
+        <w:t xml:space="preserve"> la señora [APELLIDO] denunció a Rímac por presuntas infracciones a la Ley 29571, Código de Protección y Defensa del Consumidor</w:t>
       </w:r>
       <w:r>
         <w:rPr>
@@ -664,20 +616,60 @@
       <w:r>
         <w:rPr>
           <w:rFonts w:ascii="Arial Narrow" w:eastAsia="Arial Narrow" w:hAnsi="Arial Narrow" w:cs="Arial Narrow"/>
-          <w:kern w:val="0"/>
-          <w14:ligatures w14:val="none"/>
-          <w:sz w:val="22"/>
-          <w:szCs w:val="22"/>
+          <w:color w:val="000000"/>
+          <w:kern w:val="0"/>
+          <w:sz w:val="22"/>
+          <w:szCs w:val="22"/>
+          <w:lang w:val="es-ES" w:eastAsia="es-ES"/>
+          <w14:ligatures w14:val="none"/>
+        </w:rPr>
+        <w:t xml:space="preserve"> (en adelante, Código), señalando lo siguiente:</w:t>
+      </w:r>
+      <w:r>
+        <w:rPr>
+          <w:rFonts w:ascii="Arial Narrow" w:eastAsia="Arial Narrow" w:hAnsi="Arial Narrow" w:cs="Arial Narrow"/>
+          <w:color w:val="000000"/>
+          <w:kern w:val="0"/>
+          <w:sz w:val="22"/>
+          <w:szCs w:val="22"/>
+          <w:lang w:val="es-ES" w:eastAsia="es-ES"/>
+          <w14:ligatures w14:val="none"/>
+        </w:rPr>
+        <w:t/>
+      </w:r>
+      <w:r>
+        <w:rPr>
+          <w:rFonts w:ascii="Arial Narrow" w:eastAsia="Arial Narrow" w:hAnsi="Arial Narrow" w:cs="Arial Narrow"/>
+          <w:color w:val="000000"/>
+          <w:kern w:val="0"/>
+          <w:sz w:val="22"/>
+          <w:szCs w:val="22"/>
+          <w:lang w:val="es-ES" w:eastAsia="es-ES"/>
+          <w14:ligatures w14:val="none"/>
         </w:rPr>
         <w:t xml:space="preserve"/>
       </w:r>
       <w:r>
         <w:rPr>
           <w:rFonts w:ascii="Arial Narrow" w:eastAsia="Arial Narrow" w:hAnsi="Arial Narrow" w:cs="Arial Narrow"/>
-          <w:kern w:val="0"/>
-          <w14:ligatures w14:val="none"/>
-          <w:sz w:val="22"/>
-          <w:szCs w:val="22"/>
+          <w:color w:val="000000"/>
+          <w:kern w:val="0"/>
+          <w:sz w:val="22"/>
+          <w:szCs w:val="22"/>
+          <w:lang w:val="es-ES" w:eastAsia="es-ES"/>
+          <w14:ligatures w14:val="none"/>
+        </w:rPr>
+        <w:t/>
+      </w:r>
+      <w:r>
+        <w:rPr>
+          <w:rFonts w:ascii="Arial Narrow" w:eastAsia="Arial Narrow" w:hAnsi="Arial Narrow" w:cs="Arial Narrow"/>
+          <w:color w:val="000000"/>
+          <w:kern w:val="0"/>
+          <w:sz w:val="22"/>
+          <w:szCs w:val="22"/>
+          <w:lang w:val="es-ES" w:eastAsia="es-ES"/>
+          <w14:ligatures w14:val="none"/>
         </w:rPr>
         <w:t xml:space="preserve"/>
       </w:r>
@@ -689,6 +681,26 @@
           <w:sz w:val="22"/>
           <w:szCs w:val="22"/>
         </w:rPr>
+        <w:t xml:space="preserve"/>
+      </w:r>
+      <w:r>
+        <w:rPr>
+          <w:rFonts w:ascii="Arial Narrow" w:eastAsia="Arial Narrow" w:hAnsi="Arial Narrow" w:cs="Arial Narrow"/>
+          <w:kern w:val="0"/>
+          <w14:ligatures w14:val="none"/>
+          <w:sz w:val="22"/>
+          <w:szCs w:val="22"/>
+        </w:rPr>
+        <w:t xml:space="preserve"/>
+      </w:r>
+      <w:r>
+        <w:rPr>
+          <w:rFonts w:ascii="Arial Narrow" w:eastAsia="Arial Narrow" w:hAnsi="Arial Narrow" w:cs="Arial Narrow"/>
+          <w:kern w:val="0"/>
+          <w14:ligatures w14:val="none"/>
+          <w:sz w:val="22"/>
+          <w:szCs w:val="22"/>
+        </w:rPr>
         <w:t/>
       </w:r>
       <w:r>
@@ -755,10 +767,10 @@
     </w:p>
     <w:p>
       <w:pPr>
+        <w:spacing w:before="0" w:after="0" w:line="240" w:lineRule="auto"/>
         <w:tabs>
           <w:tab w:val="left" w:pos="1134"/>
         </w:tabs>
-        <w:spacing w:after="0" w:line="240" w:lineRule="auto"/>
         <w:jc w:val="both"/>
         <w:rPr>
           <w:rFonts w:ascii="Arial Narrow" w:eastAsia="Arial Narrow" w:hAnsi="Arial Narrow" w:cs="Arial Narrow"/>
@@ -871,7 +883,7 @@
     <w:p>
       <w:pPr>
         <w:pStyle w:val="Prrafodelista"/>
-        <w:spacing w:after="0" w:line="240" w:lineRule="auto"/>
+        <w:spacing w:before="0" w:after="0" w:line="240" w:lineRule="auto"/>
         <w:ind w:left="1134"/>
         <w:jc w:val="both"/>
         <w:rPr>
@@ -925,7 +937,7 @@
     <w:p>
       <w:pPr>
         <w:pStyle w:val="Prrafodelista"/>
-        <w:spacing w:line="240" w:lineRule="auto"/>
+        <w:spacing w:before="0" w:after="0" w:line="240" w:lineRule="auto"/>
         <w:rPr>
           <w:rFonts w:ascii="Arial Narrow" w:eastAsia="Arial Narrow" w:hAnsi="Arial Narrow" w:cs="Arial Narrow"/>
           <w:color w:val="000000"/>
@@ -988,10 +1000,10 @@
     </w:p>
     <w:p>
       <w:pPr>
+        <w:spacing w:before="0" w:after="0" w:line="240" w:lineRule="auto"/>
         <w:tabs>
           <w:tab w:val="left" w:pos="1134"/>
         </w:tabs>
-        <w:spacing w:after="0" w:line="240" w:lineRule="auto"/>
         <w:jc w:val="both"/>
         <w:rPr>
           <w:rFonts w:ascii="Arial Narrow" w:eastAsia="Arial Narrow" w:hAnsi="Arial Narrow" w:cs="Arial Narrow"/>
@@ -1124,7 +1136,7 @@
     </w:p>
     <w:p>
       <w:pPr>
-        <w:spacing w:after="0" w:line="240" w:lineRule="auto"/>
+        <w:spacing w:before="0" w:after="0" w:line="240" w:lineRule="auto"/>
         <w:contextualSpacing/>
         <w:jc w:val="both"/>
         <w:rPr>
@@ -1180,7 +1192,7 @@
     </w:p>
     <w:p>
       <w:pPr>
-        <w:spacing w:after="0" w:line="240" w:lineRule="auto"/>
+        <w:spacing w:before="0" w:after="0" w:line="240" w:lineRule="auto"/>
         <w:ind w:left="567"/>
         <w:contextualSpacing/>
         <w:jc w:val="both"/>
@@ -1400,7 +1412,7 @@
     </w:p>
     <w:p>
       <w:pPr>
-        <w:spacing w:after="0" w:line="240" w:lineRule="auto"/>
+        <w:spacing w:before="0" w:after="0" w:line="240" w:lineRule="auto"/>
         <w:jc w:val="both"/>
         <w:rPr>
           <w:rFonts w:ascii="Arial Narrow" w:eastAsia="Arial Narrow" w:hAnsi="Arial Narrow" w:cs="Arial Narrow"/>
@@ -1529,7 +1541,7 @@
     <w:p>
       <w:pPr>
         <w:pStyle w:val="Prrafodelista"/>
-        <w:spacing w:line="240" w:lineRule="auto"/>
+        <w:spacing w:before="0" w:after="0" w:line="240" w:lineRule="auto"/>
         <w:rPr>
           <w:rFonts w:ascii="Arial Narrow" w:eastAsia="Arial Narrow" w:hAnsi="Arial Narrow" w:cs="Arial Narrow"/>
           <w:color w:val="000000"/>
@@ -1596,7 +1608,7 @@
     </w:p>
     <w:p>
       <w:pPr>
-        <w:spacing w:after="0" w:line="240" w:lineRule="auto"/>
+        <w:spacing w:before="0" w:after="0" w:line="240" w:lineRule="auto"/>
         <w:ind w:left="567"/>
         <w:contextualSpacing/>
         <w:jc w:val="both"/>
@@ -1678,7 +1690,7 @@
     </w:p>
     <w:p>
       <w:pPr>
-        <w:spacing w:after="0" w:line="240" w:lineRule="auto"/>
+        <w:spacing w:before="0" w:after="0" w:line="240" w:lineRule="auto"/>
         <w:jc w:val="both"/>
         <w:rPr>
           <w:rFonts w:ascii="Arial Narrow" w:eastAsia="Arial Narrow" w:hAnsi="Arial Narrow" w:cs="Arial Narrow"/>
@@ -1947,7 +1959,7 @@
     <w:p>
       <w:pPr>
         <w:pStyle w:val="Prrafodelista"/>
-        <w:spacing w:after="0" w:line="240" w:lineRule="auto"/>
+        <w:spacing w:before="0" w:after="0" w:line="240" w:lineRule="auto"/>
         <w:ind w:left="567"/>
         <w:jc w:val="both"/>
         <w:rPr>
@@ -2002,26 +2014,26 @@
     </w:p>
     <w:p>
       <w:pPr>
+        <w:spacing w:before="0" w:after="0" w:line="240" w:lineRule="auto"/>
+        <w:jc w:val="both"/>
+        <w:rPr>
+          <w:rFonts w:ascii="Arial Narrow" w:eastAsia="Arial Narrow" w:hAnsi="Arial Narrow" w:cs="Arial Narrow"/>
+          <w:b/>
+          <w:color w:val="000000"/>
+          <w:kern w:val="0"/>
+          <w:sz w:val="22"/>
+          <w:szCs w:val="22"/>
+          <w:lang w:eastAsia="es-PE"/>
+          <w14:ligatures w14:val="none"/>
+        </w:rPr>
+      </w:pPr>
+    </w:p>
+    <w:p>
+      <w:pPr>
         <w:spacing w:after="0" w:line="240" w:lineRule="auto"/>
         <w:jc w:val="both"/>
         <w:rPr>
           <w:rFonts w:ascii="Arial Narrow" w:eastAsia="Arial Narrow" w:hAnsi="Arial Narrow" w:cs="Arial Narrow"/>
-          <w:b/>
-          <w:color w:val="000000"/>
-          <w:kern w:val="0"/>
-          <w:sz w:val="22"/>
-          <w:szCs w:val="22"/>
-          <w:lang w:eastAsia="es-PE"/>
-          <w14:ligatures w14:val="none"/>
-        </w:rPr>
-      </w:pPr>
-    </w:p>
-    <w:p>
-      <w:pPr>
-        <w:spacing w:after="0" w:line="240" w:lineRule="auto"/>
-        <w:jc w:val="both"/>
-        <w:rPr>
-          <w:rFonts w:ascii="Arial Narrow" w:eastAsia="Arial Narrow" w:hAnsi="Arial Narrow" w:cs="Arial Narrow"/>
           <w:color w:val="000000"/>
           <w:kern w:val="0"/>
           <w:sz w:val="22"/>
@@ -2246,7 +2258,7 @@
     </w:p>
     <w:p>
       <w:pPr>
-        <w:spacing w:after="0" w:line="240" w:lineRule="auto"/>
+        <w:spacing w:before="0" w:after="0" w:line="240" w:lineRule="auto"/>
         <w:jc w:val="both"/>
         <w:rPr>
           <w:rFonts w:ascii="Arial Narrow" w:eastAsia="Arial Narrow" w:hAnsi="Arial Narrow" w:cs="Arial Narrow"/>
@@ -2465,7 +2477,7 @@
     <w:p>
       <w:pPr>
         <w:pStyle w:val="Prrafodelista"/>
-        <w:spacing w:after="0" w:line="240" w:lineRule="auto"/>
+        <w:spacing w:before="0" w:after="0" w:line="240" w:lineRule="auto"/>
         <w:ind w:left="567"/>
         <w:jc w:val="both"/>
         <w:rPr>
@@ -2683,7 +2695,7 @@
     </w:p>
     <w:p>
       <w:pPr>
-        <w:spacing w:after="0" w:line="240" w:lineRule="auto"/>
+        <w:spacing w:before="0" w:after="0" w:line="240" w:lineRule="auto"/>
         <w:jc w:val="both"/>
         <w:rPr>
           <w:rFonts w:ascii="Arial Narrow" w:eastAsia="Arial Narrow" w:hAnsi="Arial Narrow" w:cs="Arial Narrow"/>
@@ -2769,7 +2781,7 @@
     </w:p>
     <w:p>
       <w:pPr>
-        <w:spacing w:line="240" w:lineRule="auto"/>
+        <w:spacing w:before="0" w:after="0" w:line="240" w:lineRule="auto"/>
         <w:contextualSpacing/>
         <w:jc w:val="both"/>
         <w:rPr>
@@ -2875,7 +2887,7 @@
     </w:p>
     <w:p>
       <w:pPr>
-        <w:spacing w:after="0" w:line="240" w:lineRule="auto"/>
+        <w:spacing w:before="0" w:after="0" w:line="240" w:lineRule="auto"/>
         <w:jc w:val="both"/>
         <w:rPr>
           <w:rFonts w:ascii="Arial Narrow" w:eastAsia="Arial Narrow" w:hAnsi="Arial Narrow" w:cs="Arial Narrow"/>
@@ -3190,7 +3202,7 @@
     </w:p>
     <w:p>
       <w:pPr>
-        <w:spacing w:after="0" w:line="240" w:lineRule="auto"/>
+        <w:spacing w:before="0" w:after="0" w:line="240" w:lineRule="auto"/>
         <w:ind w:left="567"/>
         <w:jc w:val="both"/>
         <w:rPr>
@@ -3291,6 +3303,21 @@
     </w:p>
     <w:p>
       <w:pPr>
+        <w:spacing w:before="0" w:after="0" w:line="240" w:lineRule="auto"/>
+        <w:jc w:val="both"/>
+        <w:rPr>
+          <w:rFonts w:ascii="Arial Narrow" w:eastAsia="Arial Narrow" w:hAnsi="Arial Narrow" w:cs="Arial Narrow"/>
+          <w:color w:val="000000"/>
+          <w:kern w:val="0"/>
+          <w:sz w:val="22"/>
+          <w:szCs w:val="22"/>
+          <w:lang w:eastAsia="es-PE"/>
+          <w14:ligatures w14:val="none"/>
+        </w:rPr>
+      </w:pPr>
+    </w:p>
+    <w:p>
+      <w:pPr>
         <w:spacing w:after="0" w:line="240" w:lineRule="auto"/>
         <w:jc w:val="both"/>
         <w:rPr>
@@ -3299,21 +3326,6 @@
           <w:kern w:val="0"/>
           <w:sz w:val="22"/>
           <w:szCs w:val="22"/>
-          <w:lang w:eastAsia="es-PE"/>
-          <w14:ligatures w14:val="none"/>
-        </w:rPr>
-      </w:pPr>
-    </w:p>
-    <w:p>
-      <w:pPr>
-        <w:spacing w:after="0" w:line="240" w:lineRule="auto"/>
-        <w:jc w:val="both"/>
-        <w:rPr>
-          <w:rFonts w:ascii="Arial Narrow" w:eastAsia="Arial Narrow" w:hAnsi="Arial Narrow" w:cs="Arial Narrow"/>
-          <w:color w:val="000000"/>
-          <w:kern w:val="0"/>
-          <w:sz w:val="22"/>
-          <w:szCs w:val="22"/>
           <w:lang w:val="es-ES" w:eastAsia="es-ES"/>
           <w14:ligatures w14:val="none"/>
         </w:rPr>
@@ -3583,7 +3595,7 @@
     </w:p>
     <w:p>
       <w:pPr>
-        <w:spacing w:after="0" w:line="240" w:lineRule="auto"/>
+        <w:spacing w:before="0" w:after="0" w:line="240" w:lineRule="auto"/>
         <w:jc w:val="both"/>
         <w:rPr>
           <w:rFonts w:ascii="Arial Narrow" w:eastAsia="Arial Narrow" w:hAnsi="Arial Narrow" w:cs="Arial Narrow"/>
@@ -3864,90 +3876,90 @@
     </w:p>
     <w:p>
       <w:pPr>
+        <w:spacing w:before="0" w:after="0" w:line="240" w:lineRule="auto"/>
+        <w:shd w:val="clear" w:color="auto" w:fill="FFFFFF"/>
+        <w:jc w:val="both"/>
+        <w:rPr>
+          <w:rFonts w:ascii="Arial Narrow" w:eastAsia="Arial Narrow" w:hAnsi="Arial Narrow" w:cs="Arial Narrow"/>
+          <w:b/>
+          <w:color w:val="000000"/>
+          <w:kern w:val="0"/>
+          <w:sz w:val="22"/>
+          <w:szCs w:val="22"/>
+          <w:lang w:eastAsia="es-PE"/>
+          <w14:ligatures w14:val="none"/>
+        </w:rPr>
+      </w:pPr>
+    </w:p>
+    <w:p>
+      <w:pPr>
         <w:shd w:val="clear" w:color="auto" w:fill="FFFFFF"/>
         <w:spacing w:after="0" w:line="240" w:lineRule="auto"/>
         <w:jc w:val="both"/>
         <w:rPr>
           <w:rFonts w:ascii="Arial Narrow" w:eastAsia="Arial Narrow" w:hAnsi="Arial Narrow" w:cs="Arial Narrow"/>
-          <w:b/>
-          <w:color w:val="000000"/>
-          <w:kern w:val="0"/>
-          <w:sz w:val="22"/>
-          <w:szCs w:val="22"/>
-          <w:lang w:eastAsia="es-PE"/>
-          <w14:ligatures w14:val="none"/>
-        </w:rPr>
-      </w:pPr>
-    </w:p>
-    <w:p>
-      <w:pPr>
+          <w:color w:val="000000"/>
+          <w:kern w:val="0"/>
+          <w:sz w:val="22"/>
+          <w:szCs w:val="22"/>
+          <w:lang w:eastAsia="es-PE"/>
+          <w14:ligatures w14:val="none"/>
+        </w:rPr>
+      </w:pPr>
+      <w:r>
+        <w:rPr>
+          <w:rFonts w:ascii="Arial Narrow" w:eastAsia="Arial Narrow" w:hAnsi="Arial Narrow" w:cs="Arial Narrow"/>
+          <w:b/>
+          <w:color w:val="000000"/>
+          <w:kern w:val="0"/>
+          <w:sz w:val="22"/>
+          <w:szCs w:val="22"/>
+          <w:lang w:eastAsia="es-PE"/>
+          <w14:ligatures w14:val="none"/>
+        </w:rPr>
+        <w:t>SÉTIMO:</w:t>
+      </w:r>
+      <w:r>
+        <w:rPr>
+          <w:rFonts w:ascii="Arial Narrow" w:eastAsia="Arial Narrow" w:hAnsi="Arial Narrow" w:cs="Arial Narrow"/>
+          <w:color w:val="000000"/>
+          <w:kern w:val="0"/>
+          <w:sz w:val="22"/>
+          <w:szCs w:val="22"/>
+          <w:lang w:eastAsia="es-PE"/>
+          <w14:ligatures w14:val="none"/>
+        </w:rPr>
+        <w:t xml:space="preserve"> informar a las partes que conforme a lo establecido en el artículo 39</w:t>
+      </w:r>
+      <w:r>
+        <w:rPr>
+          <w:rFonts w:ascii="Arial Narrow" w:eastAsia="Arial Narrow" w:hAnsi="Arial Narrow" w:cs="Arial Narrow"/>
+          <w:color w:val="000000"/>
+          <w:kern w:val="0"/>
+          <w:sz w:val="22"/>
+          <w:szCs w:val="22"/>
+          <w:lang w:eastAsia="es-PE"/>
+          <w14:ligatures w14:val="none"/>
+        </w:rPr>
+        <w:t/>
+      </w:r>
+      <w:r>
+        <w:rPr>
+          <w:rFonts w:ascii="Arial Narrow" w:eastAsia="Arial Narrow" w:hAnsi="Arial Narrow" w:cs="Arial Narrow"/>
+          <w:color w:val="000000"/>
+          <w:kern w:val="0"/>
+          <w:sz w:val="22"/>
+          <w:szCs w:val="22"/>
+          <w:lang w:eastAsia="es-PE"/>
+          <w14:ligatures w14:val="none"/>
+        </w:rPr>
+        <w:t xml:space="preserve"> de la Ley sobre Facultades, Normas y Organización del Indecopi, aprobada por Decreto Legislativo 807, los gastos por los peritajes realizados, actuación de pruebas, inspecciones y otros derivados de la tramitación del proceso serán de cargo de la parte que solicita la prueba, salvo pacto en contrario. En todos los casos, la resolución final determinará si los gastos deben ser asumidos por alguna de las partes, o reembolsados a la otra parte o al Indecopi, según sea el caso, de manera adicional a la sanción que haya podido imponerse. </w:t>
+      </w:r>
+    </w:p>
+    <w:p>
+      <w:pPr>
+        <w:spacing w:before="0" w:after="0" w:line="240" w:lineRule="auto"/>
         <w:shd w:val="clear" w:color="auto" w:fill="FFFFFF"/>
-        <w:spacing w:after="0" w:line="240" w:lineRule="auto"/>
-        <w:jc w:val="both"/>
-        <w:rPr>
-          <w:rFonts w:ascii="Arial Narrow" w:eastAsia="Arial Narrow" w:hAnsi="Arial Narrow" w:cs="Arial Narrow"/>
-          <w:color w:val="000000"/>
-          <w:kern w:val="0"/>
-          <w:sz w:val="22"/>
-          <w:szCs w:val="22"/>
-          <w:lang w:eastAsia="es-PE"/>
-          <w14:ligatures w14:val="none"/>
-        </w:rPr>
-      </w:pPr>
-      <w:r>
-        <w:rPr>
-          <w:rFonts w:ascii="Arial Narrow" w:eastAsia="Arial Narrow" w:hAnsi="Arial Narrow" w:cs="Arial Narrow"/>
-          <w:b/>
-          <w:color w:val="000000"/>
-          <w:kern w:val="0"/>
-          <w:sz w:val="22"/>
-          <w:szCs w:val="22"/>
-          <w:lang w:eastAsia="es-PE"/>
-          <w14:ligatures w14:val="none"/>
-        </w:rPr>
-        <w:t>SÉTIMO:</w:t>
-      </w:r>
-      <w:r>
-        <w:rPr>
-          <w:rFonts w:ascii="Arial Narrow" w:eastAsia="Arial Narrow" w:hAnsi="Arial Narrow" w:cs="Arial Narrow"/>
-          <w:color w:val="000000"/>
-          <w:kern w:val="0"/>
-          <w:sz w:val="22"/>
-          <w:szCs w:val="22"/>
-          <w:lang w:eastAsia="es-PE"/>
-          <w14:ligatures w14:val="none"/>
-        </w:rPr>
-        <w:t xml:space="preserve"> informar a las partes que conforme a lo establecido en el artículo 39</w:t>
-      </w:r>
-      <w:r>
-        <w:rPr>
-          <w:rFonts w:ascii="Arial Narrow" w:eastAsia="Arial Narrow" w:hAnsi="Arial Narrow" w:cs="Arial Narrow"/>
-          <w:color w:val="000000"/>
-          <w:kern w:val="0"/>
-          <w:sz w:val="22"/>
-          <w:szCs w:val="22"/>
-          <w:lang w:eastAsia="es-PE"/>
-          <w14:ligatures w14:val="none"/>
-        </w:rPr>
-        <w:t/>
-      </w:r>
-      <w:r>
-        <w:rPr>
-          <w:rFonts w:ascii="Arial Narrow" w:eastAsia="Arial Narrow" w:hAnsi="Arial Narrow" w:cs="Arial Narrow"/>
-          <w:color w:val="000000"/>
-          <w:kern w:val="0"/>
-          <w:sz w:val="22"/>
-          <w:szCs w:val="22"/>
-          <w:lang w:eastAsia="es-PE"/>
-          <w14:ligatures w14:val="none"/>
-        </w:rPr>
-        <w:t xml:space="preserve"> de la Ley sobre Facultades, Normas y Organización del Indecopi, aprobada por Decreto Legislativo 807, los gastos por los peritajes realizados, actuación de pruebas, inspecciones y otros derivados de la tramitación del proceso serán de cargo de la parte que solicita la prueba, salvo pacto en contrario. En todos los casos, la resolución final determinará si los gastos deben ser asumidos por alguna de las partes, o reembolsados a la otra parte o al Indecopi, según sea el caso, de manera adicional a la sanción que haya podido imponerse. </w:t>
-      </w:r>
-    </w:p>
-    <w:p>
-      <w:pPr>
-        <w:shd w:val="clear" w:color="auto" w:fill="FFFFFF"/>
-        <w:spacing w:after="0" w:line="240" w:lineRule="auto"/>
         <w:jc w:val="both"/>
         <w:rPr>
           <w:rFonts w:ascii="Arial Narrow" w:eastAsia="Arial Narrow" w:hAnsi="Arial Narrow" w:cs="Arial Narrow"/>
@@ -4117,26 +4129,26 @@
     </w:p>
     <w:p>
       <w:pPr>
+        <w:spacing w:before="0" w:after="0" w:line="240" w:lineRule="auto"/>
+        <w:suppressAutoHyphens/>
+        <w:jc w:val="both"/>
+        <w:rPr>
+          <w:rFonts w:ascii="Arial Narrow" w:eastAsia="Arial Narrow" w:hAnsi="Arial Narrow" w:cs="Arial Narrow"/>
+          <w:kern w:val="0"/>
+          <w:sz w:val="22"/>
+          <w:szCs w:val="22"/>
+          <w:u w:val="single"/>
+          <w14:ligatures w14:val="none"/>
+        </w:rPr>
+      </w:pPr>
+    </w:p>
+    <w:p>
+      <w:pPr>
         <w:suppressAutoHyphens/>
         <w:spacing w:after="0" w:line="240" w:lineRule="auto"/>
         <w:jc w:val="both"/>
         <w:rPr>
           <w:rFonts w:ascii="Arial Narrow" w:eastAsia="Arial Narrow" w:hAnsi="Arial Narrow" w:cs="Arial Narrow"/>
-          <w:kern w:val="0"/>
-          <w:sz w:val="22"/>
-          <w:szCs w:val="22"/>
-          <w:u w:val="single"/>
-          <w14:ligatures w14:val="none"/>
-        </w:rPr>
-      </w:pPr>
-    </w:p>
-    <w:p>
-      <w:pPr>
-        <w:suppressAutoHyphens/>
-        <w:spacing w:after="0" w:line="240" w:lineRule="auto"/>
-        <w:jc w:val="both"/>
-        <w:rPr>
-          <w:rFonts w:ascii="Arial Narrow" w:eastAsia="Arial Narrow" w:hAnsi="Arial Narrow" w:cs="Arial Narrow"/>
           <w:color w:val="000000"/>
           <w:kern w:val="0"/>
           <w:sz w:val="22"/>
@@ -4175,8 +4187,8 @@
     </w:p>
     <w:p>
       <w:pPr>
+        <w:spacing w:before="0" w:after="0" w:line="240" w:lineRule="auto"/>
         <w:suppressAutoHyphens/>
-        <w:spacing w:after="0" w:line="240" w:lineRule="auto"/>
         <w:jc w:val="both"/>
         <w:rPr>
           <w:rFonts w:ascii="Arial Narrow" w:eastAsia="Arial Narrow" w:hAnsi="Arial Narrow" w:cs="Arial Narrow"/>
@@ -4944,7 +4956,47 @@
           <w:sz w:val="16"/>
           <w:szCs w:val="16"/>
         </w:rPr>
+        <w:t xml:space="preserve"/>
+      </w:r>
+      <w:r>
+        <w:rPr>
+          <w:rFonts w:ascii="Arial Narrow" w:eastAsia="Arial Narrow" w:hAnsi="Arial Narrow" w:cs="Arial Narrow"/>
+          <w:sz w:val="16"/>
+          <w:szCs w:val="16"/>
+        </w:rPr>
         <w:tab/>
+        <w:t xml:space="preserve">Denuncia remitida a esta Comisión mediante MEMORANDUM </w:t>
+      </w:r>
+      <w:r>
+        <w:rPr>
+          <w:rFonts w:ascii="Arial Narrow" w:eastAsia="Arial Narrow" w:hAnsi="Arial Narrow" w:cs="Arial Narrow"/>
+          <w:sz w:val="16"/>
+          <w:szCs w:val="16"/>
+        </w:rPr>
+        <w:t xml:space="preserve">000489-2025-LOR/INDECOPI </w:t>
+      </w:r>
+      <w:r>
+        <w:rPr>
+          <w:rFonts w:ascii="Arial Narrow" w:eastAsia="Arial Narrow" w:hAnsi="Arial Narrow" w:cs="Arial Narrow"/>
+          <w:sz w:val="16"/>
+          <w:szCs w:val="16"/>
+        </w:rPr>
+        <w:t xml:space="preserve">de fecha </w:t>
+      </w:r>
+      <w:r>
+        <w:rPr>
+          <w:rFonts w:ascii="Arial Narrow" w:eastAsia="Arial Narrow" w:hAnsi="Arial Narrow" w:cs="Arial Narrow"/>
+          <w:sz w:val="16"/>
+          <w:szCs w:val="16"/>
+        </w:rPr>
+        <w:t xml:space="preserve">3 de julio de 2025</w:t>
+      </w:r>
+      <w:r>
+        <w:rPr>
+          <w:rFonts w:ascii="Arial Narrow" w:eastAsia="Arial Narrow" w:hAnsi="Arial Narrow" w:cs="Arial Narrow"/>
+          <w:sz w:val="16"/>
+          <w:szCs w:val="16"/>
+        </w:rPr>
         <w:t xml:space="preserve"/>
       </w:r>
       <w:r>
@@ -4953,25 +5005,65 @@
           <w:sz w:val="16"/>
           <w:szCs w:val="16"/>
         </w:rPr>
-        <w:tab/>
-        <w:t>Publicado</w:t>
-      </w:r>
-      <w:r>
-        <w:rPr>
-          <w:rFonts w:ascii="Arial Narrow" w:eastAsia="Arial Narrow" w:hAnsi="Arial Narrow" w:cs="Arial Narrow"/>
-          <w:b/>
-          <w:sz w:val="16"/>
-          <w:szCs w:val="16"/>
-        </w:rPr>
-        <w:t xml:space="preserve"> </w:t>
-      </w:r>
-      <w:r>
-        <w:rPr>
-          <w:rFonts w:ascii="Arial Narrow" w:eastAsia="Arial Narrow" w:hAnsi="Arial Narrow" w:cs="Arial Narrow"/>
-          <w:sz w:val="16"/>
-          <w:szCs w:val="16"/>
-        </w:rPr>
-        <w:t xml:space="preserve">el 2 de setiembre de 2010 en el Diario Oficial El Peruano, vigente desde el 2 de octubre de 2010 y modificado por Decreto Legislativo 1308.</w:t>
+        <w:t xml:space="preserve"/>
+      </w:r>
+      <w:r>
+        <w:rPr>
+          <w:rFonts w:ascii="Arial Narrow" w:eastAsia="Arial Narrow" w:hAnsi="Arial Narrow" w:cs="Arial Narrow"/>
+          <w:sz w:val="16"/>
+          <w:szCs w:val="16"/>
+        </w:rPr>
+        <w:t xml:space="preserve">, </w:t>
+      </w:r>
+      <w:proofErr w:type="spellStart"/>
+      <w:r>
+        <w:rPr>
+          <w:rFonts w:ascii="Arial Narrow" w:eastAsia="Arial Narrow" w:hAnsi="Arial Narrow" w:cs="Arial Narrow"/>
+          <w:sz w:val="16"/>
+          <w:szCs w:val="16"/>
+        </w:rPr>
+        <w:t xml:space="preserve">recibida</w:t>
+      </w:r>
+      <w:proofErr w:type="spellEnd"/>
+      <w:r>
+        <w:rPr>
+          <w:rFonts w:ascii="Arial Narrow" w:eastAsia="Arial Narrow" w:hAnsi="Arial Narrow" w:cs="Arial Narrow"/>
+          <w:sz w:val="16"/>
+          <w:szCs w:val="16"/>
+        </w:rPr>
+        <w:t xml:space="preserve"> el </w:t>
+      </w:r>
+      <w:r>
+        <w:rPr>
+          <w:rFonts w:ascii="Arial Narrow" w:eastAsia="Arial Narrow" w:hAnsi="Arial Narrow" w:cs="Arial Narrow"/>
+          <w:sz w:val="16"/>
+          <w:szCs w:val="16"/>
+        </w:rPr>
+        <w:t xml:space="preserve">3 de julio de 2025</w:t>
+      </w:r>
+      <w:r>
+        <w:rPr>
+          <w:rFonts w:ascii="Arial Narrow" w:eastAsia="Arial Narrow" w:hAnsi="Arial Narrow" w:cs="Arial Narrow"/>
+          <w:sz w:val="16"/>
+          <w:szCs w:val="16"/>
+        </w:rPr>
+        <w:t xml:space="preserve"/>
+      </w:r>
+      <w:r>
+        <w:rPr>
+          <w:rFonts w:ascii="Arial Narrow" w:eastAsia="Arial Narrow" w:hAnsi="Arial Narrow" w:cs="Arial Narrow"/>
+          <w:sz w:val="16"/>
+          <w:szCs w:val="16"/>
+        </w:rPr>
+        <w:t xml:space="preserve"/>
+      </w:r>
+      <w:r>
+        <w:rPr>
+          <w:rFonts w:ascii="Arial Narrow" w:eastAsia="Arial Narrow" w:hAnsi="Arial Narrow" w:cs="Arial Narrow"/>
+          <w:sz w:val="16"/>
+          <w:szCs w:val="16"/>
+        </w:rPr>
+        <w:t xml:space="preserve">.</w:t>
       </w:r>
     </w:p>
     <w:p>
@@ -5018,115 +5110,33 @@
           <w:sz w:val="16"/>
           <w:szCs w:val="16"/>
         </w:rPr>
+        <w:t xml:space="preserve"/>
+      </w:r>
+      <w:r>
+        <w:rPr>
+          <w:rFonts w:ascii="Arial Narrow" w:eastAsia="Arial Narrow" w:hAnsi="Arial Narrow" w:cs="Arial Narrow"/>
+          <w:sz w:val="16"/>
+          <w:szCs w:val="16"/>
+        </w:rPr>
         <w:tab/>
-        <w:t xml:space="preserve"/>
-      </w:r>
-      <w:r>
-        <w:rPr>
-          <w:rFonts w:ascii="Arial Narrow" w:eastAsia="Arial Narrow" w:hAnsi="Arial Narrow" w:cs="Arial Narrow"/>
-          <w:sz w:val="16"/>
-          <w:szCs w:val="16"/>
-        </w:rPr>
-        <w:tab/>
-        <w:t xml:space="preserve">Denuncia remitida a esta Comisión mediante MEMORANDUM </w:t>
-      </w:r>
-      <w:r>
-        <w:rPr>
-          <w:rFonts w:ascii="Arial Narrow" w:eastAsia="Arial Narrow" w:hAnsi="Arial Narrow" w:cs="Arial Narrow"/>
-          <w:sz w:val="16"/>
-          <w:szCs w:val="16"/>
-        </w:rPr>
-        <w:t xml:space="preserve">000489-2025-LOR/INDECOPI </w:t>
-      </w:r>
-      <w:r>
-        <w:rPr>
-          <w:rFonts w:ascii="Arial Narrow" w:eastAsia="Arial Narrow" w:hAnsi="Arial Narrow" w:cs="Arial Narrow"/>
-          <w:sz w:val="16"/>
-          <w:szCs w:val="16"/>
-        </w:rPr>
-        <w:t xml:space="preserve">de fecha </w:t>
-      </w:r>
-      <w:r>
-        <w:rPr>
-          <w:rFonts w:ascii="Arial Narrow" w:eastAsia="Arial Narrow" w:hAnsi="Arial Narrow" w:cs="Arial Narrow"/>
-          <w:sz w:val="16"/>
-          <w:szCs w:val="16"/>
-        </w:rPr>
-        <w:t xml:space="preserve">3 de julio de 2025</w:t>
-      </w:r>
-      <w:r>
-        <w:rPr>
-          <w:rFonts w:ascii="Arial Narrow" w:eastAsia="Arial Narrow" w:hAnsi="Arial Narrow" w:cs="Arial Narrow"/>
-          <w:sz w:val="16"/>
-          <w:szCs w:val="16"/>
-        </w:rPr>
-        <w:t xml:space="preserve"/>
-      </w:r>
-      <w:r>
-        <w:rPr>
-          <w:rFonts w:ascii="Arial Narrow" w:eastAsia="Arial Narrow" w:hAnsi="Arial Narrow" w:cs="Arial Narrow"/>
-          <w:sz w:val="16"/>
-          <w:szCs w:val="16"/>
-        </w:rPr>
-        <w:t xml:space="preserve"/>
-      </w:r>
-      <w:r>
-        <w:rPr>
-          <w:rFonts w:ascii="Arial Narrow" w:eastAsia="Arial Narrow" w:hAnsi="Arial Narrow" w:cs="Arial Narrow"/>
-          <w:sz w:val="16"/>
-          <w:szCs w:val="16"/>
-        </w:rPr>
-        <w:t xml:space="preserve">, </w:t>
-      </w:r>
-      <w:proofErr w:type="spellStart"/>
-      <w:r>
-        <w:rPr>
-          <w:rFonts w:ascii="Arial Narrow" w:eastAsia="Arial Narrow" w:hAnsi="Arial Narrow" w:cs="Arial Narrow"/>
-          <w:sz w:val="16"/>
-          <w:szCs w:val="16"/>
-        </w:rPr>
-        <w:t xml:space="preserve">recibida</w:t>
-      </w:r>
-      <w:proofErr w:type="spellEnd"/>
-      <w:r>
-        <w:rPr>
-          <w:rFonts w:ascii="Arial Narrow" w:eastAsia="Arial Narrow" w:hAnsi="Arial Narrow" w:cs="Arial Narrow"/>
-          <w:sz w:val="16"/>
-          <w:szCs w:val="16"/>
-        </w:rPr>
-        <w:t xml:space="preserve"> el </w:t>
-      </w:r>
-      <w:r>
-        <w:rPr>
-          <w:rFonts w:ascii="Arial Narrow" w:eastAsia="Arial Narrow" w:hAnsi="Arial Narrow" w:cs="Arial Narrow"/>
-          <w:sz w:val="16"/>
-          <w:szCs w:val="16"/>
-        </w:rPr>
-        <w:t xml:space="preserve">3 de julio de 2025</w:t>
-      </w:r>
-      <w:r>
-        <w:rPr>
-          <w:rFonts w:ascii="Arial Narrow" w:eastAsia="Arial Narrow" w:hAnsi="Arial Narrow" w:cs="Arial Narrow"/>
-          <w:sz w:val="16"/>
-          <w:szCs w:val="16"/>
-        </w:rPr>
-        <w:t xml:space="preserve"/>
-      </w:r>
-      <w:r>
-        <w:rPr>
-          <w:rFonts w:ascii="Arial Narrow" w:eastAsia="Arial Narrow" w:hAnsi="Arial Narrow" w:cs="Arial Narrow"/>
-          <w:sz w:val="16"/>
-          <w:szCs w:val="16"/>
-        </w:rPr>
-        <w:t xml:space="preserve"/>
-      </w:r>
-      <w:r>
-        <w:rPr>
-          <w:rFonts w:ascii="Arial Narrow" w:eastAsia="Arial Narrow" w:hAnsi="Arial Narrow" w:cs="Arial Narrow"/>
-          <w:sz w:val="16"/>
-          <w:szCs w:val="16"/>
-        </w:rPr>
-        <w:t xml:space="preserve">.</w:t>
+        <w:t>Publicado</w:t>
+      </w:r>
+      <w:r>
+        <w:rPr>
+          <w:rFonts w:ascii="Arial Narrow" w:eastAsia="Arial Narrow" w:hAnsi="Arial Narrow" w:cs="Arial Narrow"/>
+          <w:b/>
+          <w:sz w:val="16"/>
+          <w:szCs w:val="16"/>
+        </w:rPr>
+        <w:t xml:space="preserve"> </w:t>
+      </w:r>
+      <w:r>
+        <w:rPr>
+          <w:rFonts w:ascii="Arial Narrow" w:eastAsia="Arial Narrow" w:hAnsi="Arial Narrow" w:cs="Arial Narrow"/>
+          <w:sz w:val="16"/>
+          <w:szCs w:val="16"/>
+        </w:rPr>
+        <w:t xml:space="preserve">el 2 de setiembre de 2010 en el Diario Oficial El Peruano, vigente desde el 2 de octubre de 2010 y modificado por Decreto Legislativo 1308.</w:t>
       </w:r>
     </w:p>
     <w:p>
@@ -5175,25 +5185,24 @@
           <w:sz w:val="16"/>
           <w:szCs w:val="16"/>
         </w:rPr>
+        <w:t xml:space="preserve"/>
+      </w:r>
+      <w:r>
+        <w:rPr>
+          <w:rFonts w:ascii="Arial Narrow" w:eastAsia="Arial Narrow" w:hAnsi="Arial Narrow" w:cs="Arial Narrow"/>
+          <w:sz w:val="16"/>
+          <w:szCs w:val="16"/>
+        </w:rPr>
+      </w:r>
+      <w:r>
+        <w:rPr>
+          <w:rFonts w:ascii="Arial Narrow" w:eastAsia="Arial Narrow" w:hAnsi="Arial Narrow" w:cs="Arial Narrow"/>
+          <w:b/>
+          <w:bCs/>
+          <w:sz w:val="16"/>
+          <w:szCs w:val="16"/>
+        </w:rPr>
         <w:tab/>
-        <w:t xml:space="preserve"/>
-      </w:r>
-      <w:r>
-        <w:rPr>
-          <w:rFonts w:ascii="Arial Narrow" w:eastAsia="Arial Narrow" w:hAnsi="Arial Narrow" w:cs="Arial Narrow"/>
-          <w:sz w:val="16"/>
-          <w:szCs w:val="16"/>
-        </w:rPr>
-        <w:tab/>
-      </w:r>
-      <w:r>
-        <w:rPr>
-          <w:rFonts w:ascii="Arial Narrow" w:eastAsia="Arial Narrow" w:hAnsi="Arial Narrow" w:cs="Arial Narrow"/>
-          <w:b/>
-          <w:bCs/>
-          <w:sz w:val="16"/>
-          <w:szCs w:val="16"/>
-        </w:rPr>
         <w:t xml:space="preserve">LEY 29571, CÓDIGO DE PROTECCIÓN Y DEFENSA DEL CONSUMIDOR, publicado el 2 de setiembre de 2010 y modificado por Decreto Legislativo 1308 </w:t>
       </w:r>
     </w:p>
@@ -5435,25 +5444,24 @@
           <w:sz w:val="16"/>
           <w:szCs w:val="16"/>
         </w:rPr>
+        <w:t xml:space="preserve"/>
+      </w:r>
+      <w:r>
+        <w:rPr>
+          <w:rFonts w:ascii="Arial Narrow" w:eastAsia="Arial Narrow" w:hAnsi="Arial Narrow" w:cs="Arial Narrow"/>
+          <w:sz w:val="16"/>
+          <w:szCs w:val="16"/>
+        </w:rPr>
+      </w:r>
+      <w:r>
+        <w:rPr>
+          <w:rFonts w:ascii="Arial Narrow" w:eastAsia="Arial Narrow" w:hAnsi="Arial Narrow" w:cs="Arial Narrow"/>
+          <w:b/>
+          <w:bCs/>
+          <w:sz w:val="16"/>
+          <w:szCs w:val="16"/>
+        </w:rPr>
         <w:tab/>
-        <w:t xml:space="preserve"/>
-      </w:r>
-      <w:r>
-        <w:rPr>
-          <w:rFonts w:ascii="Arial Narrow" w:eastAsia="Arial Narrow" w:hAnsi="Arial Narrow" w:cs="Arial Narrow"/>
-          <w:sz w:val="16"/>
-          <w:szCs w:val="16"/>
-        </w:rPr>
-        <w:tab/>
-      </w:r>
-      <w:r>
-        <w:rPr>
-          <w:rFonts w:ascii="Arial Narrow" w:eastAsia="Arial Narrow" w:hAnsi="Arial Narrow" w:cs="Arial Narrow"/>
-          <w:b/>
-          <w:bCs/>
-          <w:sz w:val="16"/>
-          <w:szCs w:val="16"/>
-        </w:rPr>
         <w:t xml:space="preserve">LEY 29571, CÓDIGO DE PROTECCIÓN Y DEFENSA DEL CONSUMIDOR, publicado el 2 de setiembre de 2010 y modificado por Decreto Legislativo 1308 </w:t>
       </w:r>
     </w:p>
@@ -5612,25 +5620,24 @@
           <w:sz w:val="16"/>
           <w:szCs w:val="16"/>
         </w:rPr>
+        <w:t xml:space="preserve"/>
+      </w:r>
+      <w:r>
+        <w:rPr>
+          <w:rFonts w:ascii="Arial Narrow" w:eastAsia="Arial Narrow" w:hAnsi="Arial Narrow" w:cs="Arial Narrow"/>
+          <w:sz w:val="16"/>
+          <w:szCs w:val="16"/>
+        </w:rPr>
+      </w:r>
+      <w:r>
+        <w:rPr>
+          <w:rFonts w:ascii="Arial Narrow" w:eastAsia="Arial Narrow" w:hAnsi="Arial Narrow" w:cs="Arial Narrow"/>
+          <w:b/>
+          <w:bCs/>
+          <w:sz w:val="16"/>
+          <w:szCs w:val="16"/>
+        </w:rPr>
         <w:tab/>
-        <w:t xml:space="preserve"/>
-      </w:r>
-      <w:r>
-        <w:rPr>
-          <w:rFonts w:ascii="Arial Narrow" w:eastAsia="Arial Narrow" w:hAnsi="Arial Narrow" w:cs="Arial Narrow"/>
-          <w:sz w:val="16"/>
-          <w:szCs w:val="16"/>
-        </w:rPr>
-        <w:tab/>
-      </w:r>
-      <w:r>
-        <w:rPr>
-          <w:rFonts w:ascii="Arial Narrow" w:eastAsia="Arial Narrow" w:hAnsi="Arial Narrow" w:cs="Arial Narrow"/>
-          <w:b/>
-          <w:bCs/>
-          <w:sz w:val="16"/>
-          <w:szCs w:val="16"/>
-        </w:rPr>
         <w:t>LEY SOBRE FACULTADES, NORMAS Y ORGANIZACIÓN DEL INDECOPI, APROBADA POR DECRETO LEGISLATIVO 807 Artículo 24.-</w:t>
       </w:r>
       <w:r>
@@ -5779,7 +5786,6 @@
           <w:sz w:val="16"/>
           <w:szCs w:val="16"/>
         </w:rPr>
-        <w:tab/>
         <w:t xml:space="preserve"/>
       </w:r>
       <w:r>
@@ -5872,24 +5878,23 @@
           <w:sz w:val="16"/>
           <w:szCs w:val="16"/>
         </w:rPr>
+        <w:t xml:space="preserve"/>
+      </w:r>
+      <w:r>
+        <w:rPr>
+          <w:rFonts w:ascii="Arial Narrow" w:eastAsia="Arial Narrow" w:hAnsi="Arial Narrow" w:cs="Arial Narrow"/>
+          <w:sz w:val="16"/>
+          <w:szCs w:val="16"/>
+        </w:rPr>
+      </w:r>
+      <w:r>
+        <w:rPr>
+          <w:rFonts w:ascii="Arial Narrow" w:eastAsia="Arial Narrow" w:hAnsi="Arial Narrow" w:cs="Arial Narrow"/>
+          <w:b/>
+          <w:sz w:val="16"/>
+          <w:szCs w:val="16"/>
+        </w:rPr>
         <w:tab/>
-        <w:t xml:space="preserve"/>
-      </w:r>
-      <w:r>
-        <w:rPr>
-          <w:rFonts w:ascii="Arial Narrow" w:eastAsia="Arial Narrow" w:hAnsi="Arial Narrow" w:cs="Arial Narrow"/>
-          <w:sz w:val="16"/>
-          <w:szCs w:val="16"/>
-        </w:rPr>
-        <w:tab/>
-      </w:r>
-      <w:r>
-        <w:rPr>
-          <w:rFonts w:ascii="Arial Narrow" w:eastAsia="Arial Narrow" w:hAnsi="Arial Narrow" w:cs="Arial Narrow"/>
-          <w:b/>
-          <w:sz w:val="16"/>
-          <w:szCs w:val="16"/>
-        </w:rPr>
         <w:t>LEY 29571, CÓDIGO DE PROTECCIÓN Y DEFENSA DEL CONSUMIDOR</w:t>
       </w:r>
       <w:r>
@@ -6274,32 +6279,31 @@
           <w:szCs w:val="16"/>
           <w:vertAlign w:val="superscript"/>
         </w:rPr>
+        <w:t xml:space="preserve"/>
+      </w:r>
+      <w:r>
+        <w:rPr>
+          <w:rFonts w:ascii="Arial Narrow" w:eastAsia="Arial Narrow" w:hAnsi="Arial Narrow" w:cs="Arial Narrow"/>
+          <w:sz w:val="16"/>
+          <w:szCs w:val="16"/>
+        </w:rPr>
+        <w:t xml:space="preserve"/>
+      </w:r>
+      <w:r>
+        <w:rPr>
+          <w:rFonts w:ascii="Arial Narrow" w:eastAsia="Arial Narrow" w:hAnsi="Arial Narrow" w:cs="Arial Narrow"/>
+          <w:sz w:val="16"/>
+          <w:szCs w:val="16"/>
+        </w:rPr>
+      </w:r>
+      <w:r>
+        <w:rPr>
+          <w:rFonts w:ascii="Arial Narrow" w:eastAsia="Arial Narrow" w:hAnsi="Arial Narrow" w:cs="Arial Narrow"/>
+          <w:b/>
+          <w:sz w:val="16"/>
+          <w:szCs w:val="16"/>
+        </w:rPr>
         <w:tab/>
-        <w:t xml:space="preserve"/>
-      </w:r>
-      <w:r>
-        <w:rPr>
-          <w:rFonts w:ascii="Arial Narrow" w:eastAsia="Arial Narrow" w:hAnsi="Arial Narrow" w:cs="Arial Narrow"/>
-          <w:sz w:val="16"/>
-          <w:szCs w:val="16"/>
-        </w:rPr>
-        <w:t xml:space="preserve"> </w:t>
-      </w:r>
-      <w:r>
-        <w:rPr>
-          <w:rFonts w:ascii="Arial Narrow" w:eastAsia="Arial Narrow" w:hAnsi="Arial Narrow" w:cs="Arial Narrow"/>
-          <w:sz w:val="16"/>
-          <w:szCs w:val="16"/>
-        </w:rPr>
-        <w:tab/>
-      </w:r>
-      <w:r>
-        <w:rPr>
-          <w:rFonts w:ascii="Arial Narrow" w:eastAsia="Arial Narrow" w:hAnsi="Arial Narrow" w:cs="Arial Narrow"/>
-          <w:b/>
-          <w:sz w:val="16"/>
-          <w:szCs w:val="16"/>
-        </w:rPr>
         <w:t>LEY 29571, CÓDIGO DE PROTECCIÓN Y DEFENSA DEL CONSUMIDOR</w:t>
       </w:r>
       <w:r>
@@ -6503,25 +6507,24 @@
           <w:sz w:val="16"/>
           <w:szCs w:val="16"/>
         </w:rPr>
+        <w:t xml:space="preserve"/>
+      </w:r>
+      <w:r>
+        <w:rPr>
+          <w:rFonts w:ascii="Arial Narrow" w:eastAsia="Arial Narrow" w:hAnsi="Arial Narrow" w:cs="Arial Narrow"/>
+          <w:sz w:val="16"/>
+          <w:szCs w:val="16"/>
+        </w:rPr>
+      </w:r>
+      <w:r>
+        <w:rPr>
+          <w:rFonts w:ascii="Arial Narrow" w:eastAsia="Arial Narrow" w:hAnsi="Arial Narrow" w:cs="Arial Narrow"/>
+          <w:b/>
+          <w:bCs/>
+          <w:sz w:val="16"/>
+          <w:szCs w:val="16"/>
+        </w:rPr>
         <w:tab/>
-        <w:t xml:space="preserve"/>
-      </w:r>
-      <w:r>
-        <w:rPr>
-          <w:rFonts w:ascii="Arial Narrow" w:eastAsia="Arial Narrow" w:hAnsi="Arial Narrow" w:cs="Arial Narrow"/>
-          <w:sz w:val="16"/>
-          <w:szCs w:val="16"/>
-        </w:rPr>
-        <w:tab/>
-      </w:r>
-      <w:r>
-        <w:rPr>
-          <w:rFonts w:ascii="Arial Narrow" w:eastAsia="Arial Narrow" w:hAnsi="Arial Narrow" w:cs="Arial Narrow"/>
-          <w:b/>
-          <w:bCs/>
-          <w:sz w:val="16"/>
-          <w:szCs w:val="16"/>
-        </w:rPr>
         <w:t xml:space="preserve">LEY 29571, CÓDIGO DE PROTECCIÓN Y DEFENSA DEL CONSUMIDOR, publicado el 2 de setiembre de 2010 y modificado por Decreto Legislativo 1308 </w:t>
       </w:r>
     </w:p>
@@ -7340,24 +7343,23 @@
           <w:sz w:val="16"/>
           <w:szCs w:val="16"/>
         </w:rPr>
+        <w:t xml:space="preserve"/>
+      </w:r>
+      <w:r>
+        <w:rPr>
+          <w:rFonts w:ascii="Arial Narrow" w:eastAsia="Arial Narrow" w:hAnsi="Arial Narrow" w:cs="Arial Narrow"/>
+          <w:sz w:val="16"/>
+          <w:szCs w:val="16"/>
+        </w:rPr>
+      </w:r>
+      <w:r>
+        <w:rPr>
+          <w:rFonts w:ascii="Arial Narrow" w:eastAsia="Arial Narrow" w:hAnsi="Arial Narrow" w:cs="Arial Narrow"/>
+          <w:b/>
+          <w:sz w:val="16"/>
+          <w:szCs w:val="16"/>
+        </w:rPr>
         <w:tab/>
-        <w:t xml:space="preserve"/>
-      </w:r>
-      <w:r>
-        <w:rPr>
-          <w:rFonts w:ascii="Arial Narrow" w:eastAsia="Arial Narrow" w:hAnsi="Arial Narrow" w:cs="Arial Narrow"/>
-          <w:sz w:val="16"/>
-          <w:szCs w:val="16"/>
-        </w:rPr>
-        <w:tab/>
-      </w:r>
-      <w:r>
-        <w:rPr>
-          <w:rFonts w:ascii="Arial Narrow" w:eastAsia="Arial Narrow" w:hAnsi="Arial Narrow" w:cs="Arial Narrow"/>
-          <w:b/>
-          <w:sz w:val="16"/>
-          <w:szCs w:val="16"/>
-        </w:rPr>
         <w:t>LEY 29571, CÓDIGO DE PROTECCIÓN Y DEFENSA DEL CONSUMIDOR</w:t>
       </w:r>
       <w:r>
@@ -7572,7 +7574,6 @@
           <w:sz w:val="16"/>
           <w:szCs w:val="16"/>
         </w:rPr>
-        <w:tab/>
         <w:t xml:space="preserve"/>
       </w:r>
       <w:r>
@@ -7739,31 +7740,30 @@
           <w:sz w:val="16"/>
           <w:szCs w:val="16"/>
         </w:rPr>
+        <w:t xml:space="preserve"/>
+      </w:r>
+      <w:r>
+        <w:rPr>
+          <w:rFonts w:ascii="Arial Narrow" w:eastAsia="Arial Narrow" w:hAnsi="Arial Narrow" w:cs="Arial Narrow"/>
+          <w:sz w:val="16"/>
+          <w:szCs w:val="16"/>
+        </w:rPr>
+      </w:r>
+      <w:r>
+        <w:rPr>
+          <w:rFonts w:ascii="Arial Narrow" w:eastAsia="Arial Narrow" w:hAnsi="Arial Narrow" w:cs="Arial Narrow"/>
+          <w:b/>
+          <w:sz w:val="16"/>
+          <w:szCs w:val="16"/>
+        </w:rPr>
         <w:tab/>
-        <w:t xml:space="preserve"/>
-      </w:r>
-      <w:r>
-        <w:rPr>
-          <w:rFonts w:ascii="Arial Narrow" w:eastAsia="Arial Narrow" w:hAnsi="Arial Narrow" w:cs="Arial Narrow"/>
-          <w:sz w:val="16"/>
-          <w:szCs w:val="16"/>
-        </w:rPr>
-        <w:tab/>
-      </w:r>
-      <w:r>
-        <w:rPr>
-          <w:rFonts w:ascii="Arial Narrow" w:eastAsia="Arial Narrow" w:hAnsi="Arial Narrow" w:cs="Arial Narrow"/>
-          <w:b/>
-          <w:sz w:val="16"/>
-          <w:szCs w:val="16"/>
-        </w:rPr>
         <w:t>TEXTO ÚNICO ORDENADO DE LA LEY DEL PROCEDIMIENTO ADMINISTRATIVO GENERAL, aprobado mediante Decreto Supremo 006-2026-JUS y publicado el 30 de abril de 2026</w:t>
       </w:r>
     </w:p>
     <w:p>
       <w:pPr>
         <w:pStyle w:val="Textonotapie"/>
-        <w:ind w:left="1134" w:hanging="567"/>
+        <w:ind w:left="1134"/>
         <w:jc w:val="both"/>
         <w:rPr>
           <w:rFonts w:ascii="Arial Narrow" w:eastAsia="Arial Narrow" w:hAnsi="Arial Narrow" w:cs="Arial Narrow"/>
@@ -7787,7 +7787,7 @@
     <w:p>
       <w:pPr>
         <w:pStyle w:val="Textonotapie"/>
-        <w:ind w:left="1134" w:hanging="567"/>
+        <w:ind w:left="1134" w:hanging="1134"/>
         <w:jc w:val="both"/>
         <w:rPr>
           <w:rFonts w:ascii="Arial Narrow" w:eastAsia="Arial Narrow" w:hAnsi="Arial Narrow" w:cs="Arial Narrow"/>

--- a/plantillas_maestras/02_seguro_vida/negativa_cobertura/2_o_mas_ddos_varios/mujer/TPL_1586_2025_SEGURO_VIDA_NEGATIVA_COBERTURA_ASEGURADORA_MUJER_R2.docx
+++ b/plantillas_maestras/02_seguro_vida/negativa_cobertura/2_o_mas_ddos_varios/mujer/TPL_1586_2025_SEGURO_VIDA_NEGATIVA_COBERTURA_ASEGURADORA_MUJER_R2.docx
@@ -3254,7 +3254,7 @@
           <w:sz w:val="22"/>
           <w:szCs w:val="22"/>
         </w:rPr>
-        <w:t xml:space="preserve">correr traslado de la presente resolución a Rímac Seguros y Reaseguros S.A. para que, de conformidad con lo dispuesto por el artículo 26 de la Ley sobre Facultades, Normas y Organización del Indecopi, aprobada por Decreto Legislativo 807</w:t>
+        <w:t xml:space="preserve">correr traslado de la denuncia del 20 de mayo de 2025 a Rímac Seguros y Reaseguros S.A. para que, de conformidad con lo dispuesto por el artículo 26 de la Ley sobre Facultades, Normas y Organización del Indecopi, aprobada por Decreto Legislativo 807</w:t>
       </w:r>
       <w:r>
         <w:rPr>
